--- a/docs/08-test-plan/ZP-DOC-08_Test-Summary-Report.docx
+++ b/docs/08-test-plan/ZP-DOC-08_Test-Summary-Report.docx
@@ -90,7 +90,7 @@
           <w:left w:w="10" w:type="dxa"/>
           <w:right w:w="10" w:type="dxa"/>
         </w:tblCellMar>
-        <w:tblLook w:val="0000" w:firstRow="0" w:lastRow="0" w:firstColumn="0" w:lastColumn="0" w:noHBand="0" w:noVBand="0"/>
+        <w:tblLook w:val="04A0" w:firstRow="1" w:lastRow="0" w:firstColumn="1" w:lastColumn="0" w:noHBand="0" w:noVBand="1"/>
       </w:tblPr>
       <w:tblGrid>
         <w:gridCol w:w="2600"/>
@@ -494,7 +494,7 @@
           <w:left w:w="10" w:type="dxa"/>
           <w:right w:w="10" w:type="dxa"/>
         </w:tblCellMar>
-        <w:tblLook w:val="0000" w:firstRow="0" w:lastRow="0" w:firstColumn="0" w:lastColumn="0" w:noHBand="0" w:noVBand="0"/>
+        <w:tblLook w:val="04A0" w:firstRow="1" w:lastRow="0" w:firstColumn="1" w:lastColumn="0" w:noHBand="0" w:noVBand="1"/>
       </w:tblPr>
       <w:tblGrid>
         <w:gridCol w:w="2600"/>
@@ -1189,7 +1189,7 @@
           <w:left w:w="10" w:type="dxa"/>
           <w:right w:w="10" w:type="dxa"/>
         </w:tblCellMar>
-        <w:tblLook w:val="0000" w:firstRow="0" w:lastRow="0" w:firstColumn="0" w:lastColumn="0" w:noHBand="0" w:noVBand="0"/>
+        <w:tblLook w:val="04A0" w:firstRow="1" w:lastRow="0" w:firstColumn="1" w:lastColumn="0" w:noHBand="0" w:noVBand="1"/>
       </w:tblPr>
       <w:tblGrid>
         <w:gridCol w:w="964"/>
@@ -1602,7 +1602,7 @@
           <w:left w:w="10" w:type="dxa"/>
           <w:right w:w="10" w:type="dxa"/>
         </w:tblCellMar>
-        <w:tblLook w:val="0000" w:firstRow="0" w:lastRow="0" w:firstColumn="0" w:lastColumn="0" w:noHBand="0" w:noVBand="0"/>
+        <w:tblLook w:val="04A0" w:firstRow="1" w:lastRow="0" w:firstColumn="1" w:lastColumn="0" w:noHBand="0" w:noVBand="1"/>
       </w:tblPr>
       <w:tblGrid>
         <w:gridCol w:w="2120"/>
@@ -1959,7 +1959,7 @@
     <w:sdt>
       <w:sdtPr>
         <w:alias w:val="Contents"/>
-        <w:id w:val="530777415"/>
+        <w:id w:val="-1045062171"/>
       </w:sdtPr>
       <w:sdtEndPr/>
       <w:sdtContent>
@@ -1988,7 +1988,7 @@
           <w:r>
             <w:fldChar w:fldCharType="separate"/>
           </w:r>
-          <w:hyperlink w:anchor="_Toc242920570" w:history="1">
+          <w:hyperlink w:anchor="_Toc242944081" w:history="1">
             <w:r>
               <w:rPr>
                 <w:rStyle w:val="Hyperlink"/>
@@ -2012,7 +2012,7 @@
               <w:rPr>
                 <w:noProof/>
               </w:rPr>
-              <w:instrText xml:space="preserve"> PAGEREF _Toc242920570 \h </w:instrText>
+              <w:instrText xml:space="preserve"> PAGEREF _Toc242944081 \h </w:instrText>
             </w:r>
             <w:r>
               <w:rPr>
@@ -2055,7 +2055,7 @@
               <w14:ligatures w14:val="standardContextual"/>
             </w:rPr>
           </w:pPr>
-          <w:hyperlink w:anchor="_Toc242920571" w:history="1">
+          <w:hyperlink w:anchor="_Toc242944082" w:history="1">
             <w:r>
               <w:rPr>
                 <w:rStyle w:val="Hyperlink"/>
@@ -2079,7 +2079,7 @@
               <w:rPr>
                 <w:noProof/>
               </w:rPr>
-              <w:instrText xml:space="preserve"> PAGEREF _Toc242920571 \h </w:instrText>
+              <w:instrText xml:space="preserve"> PAGEREF _Toc242944082 \h </w:instrText>
             </w:r>
             <w:r>
               <w:rPr>
@@ -2122,7 +2122,7 @@
               <w14:ligatures w14:val="standardContextual"/>
             </w:rPr>
           </w:pPr>
-          <w:hyperlink w:anchor="_Toc242920572" w:history="1">
+          <w:hyperlink w:anchor="_Toc242944083" w:history="1">
             <w:r>
               <w:rPr>
                 <w:rStyle w:val="Hyperlink"/>
@@ -2146,7 +2146,7 @@
               <w:rPr>
                 <w:noProof/>
               </w:rPr>
-              <w:instrText xml:space="preserve"> PAGEREF _Toc242920572 \h </w:instrText>
+              <w:instrText xml:space="preserve"> PAGEREF _Toc242944083 \h </w:instrText>
             </w:r>
             <w:r>
               <w:rPr>
@@ -2189,7 +2189,7 @@
               <w14:ligatures w14:val="standardContextual"/>
             </w:rPr>
           </w:pPr>
-          <w:hyperlink w:anchor="_Toc242920573" w:history="1">
+          <w:hyperlink w:anchor="_Toc242944084" w:history="1">
             <w:r>
               <w:rPr>
                 <w:rStyle w:val="Hyperlink"/>
@@ -2213,7 +2213,7 @@
               <w:rPr>
                 <w:noProof/>
               </w:rPr>
-              <w:instrText xml:space="preserve"> PAGEREF _Toc242920573 \h </w:instrText>
+              <w:instrText xml:space="preserve"> PAGEREF _Toc242944084 \h </w:instrText>
             </w:r>
             <w:r>
               <w:rPr>
@@ -2256,7 +2256,7 @@
               <w14:ligatures w14:val="standardContextual"/>
             </w:rPr>
           </w:pPr>
-          <w:hyperlink w:anchor="_Toc242920574" w:history="1">
+          <w:hyperlink w:anchor="_Toc242944085" w:history="1">
             <w:r>
               <w:rPr>
                 <w:rStyle w:val="Hyperlink"/>
@@ -2280,7 +2280,7 @@
               <w:rPr>
                 <w:noProof/>
               </w:rPr>
-              <w:instrText xml:space="preserve"> PAGEREF _Toc242920574 \h </w:instrText>
+              <w:instrText xml:space="preserve"> PAGEREF _Toc242944085 \h </w:instrText>
             </w:r>
             <w:r>
               <w:rPr>
@@ -2323,7 +2323,7 @@
               <w14:ligatures w14:val="standardContextual"/>
             </w:rPr>
           </w:pPr>
-          <w:hyperlink w:anchor="_Toc242920575" w:history="1">
+          <w:hyperlink w:anchor="_Toc242944086" w:history="1">
             <w:r>
               <w:rPr>
                 <w:rStyle w:val="Hyperlink"/>
@@ -2347,7 +2347,7 @@
               <w:rPr>
                 <w:noProof/>
               </w:rPr>
-              <w:instrText xml:space="preserve"> PAGEREF _Toc242920575 \h </w:instrText>
+              <w:instrText xml:space="preserve"> PAGEREF _Toc242944086 \h </w:instrText>
             </w:r>
             <w:r>
               <w:rPr>
@@ -2390,7 +2390,7 @@
               <w14:ligatures w14:val="standardContextual"/>
             </w:rPr>
           </w:pPr>
-          <w:hyperlink w:anchor="_Toc242920576" w:history="1">
+          <w:hyperlink w:anchor="_Toc242944087" w:history="1">
             <w:r>
               <w:rPr>
                 <w:rStyle w:val="Hyperlink"/>
@@ -2414,7 +2414,7 @@
               <w:rPr>
                 <w:noProof/>
               </w:rPr>
-              <w:instrText xml:space="preserve"> PAGEREF _Toc242920576 \h </w:instrText>
+              <w:instrText xml:space="preserve"> PAGEREF _Toc242944087 \h </w:instrText>
             </w:r>
             <w:r>
               <w:rPr>
@@ -2457,7 +2457,7 @@
               <w14:ligatures w14:val="standardContextual"/>
             </w:rPr>
           </w:pPr>
-          <w:hyperlink w:anchor="_Toc242920577" w:history="1">
+          <w:hyperlink w:anchor="_Toc242944088" w:history="1">
             <w:r>
               <w:rPr>
                 <w:rStyle w:val="Hyperlink"/>
@@ -2481,7 +2481,7 @@
               <w:rPr>
                 <w:noProof/>
               </w:rPr>
-              <w:instrText xml:space="preserve"> PAGEREF _Toc242920577 \h </w:instrText>
+              <w:instrText xml:space="preserve"> PAGEREF _Toc242944088 \h </w:instrText>
             </w:r>
             <w:r>
               <w:rPr>
@@ -2524,7 +2524,7 @@
               <w14:ligatures w14:val="standardContextual"/>
             </w:rPr>
           </w:pPr>
-          <w:hyperlink w:anchor="_Toc242920578" w:history="1">
+          <w:hyperlink w:anchor="_Toc242944089" w:history="1">
             <w:r>
               <w:rPr>
                 <w:rStyle w:val="Hyperlink"/>
@@ -2548,7 +2548,7 @@
               <w:rPr>
                 <w:noProof/>
               </w:rPr>
-              <w:instrText xml:space="preserve"> PAGEREF _Toc242920578 \h </w:instrText>
+              <w:instrText xml:space="preserve"> PAGEREF _Toc242944089 \h </w:instrText>
             </w:r>
             <w:r>
               <w:rPr>
@@ -2591,7 +2591,7 @@
               <w14:ligatures w14:val="standardContextual"/>
             </w:rPr>
           </w:pPr>
-          <w:hyperlink w:anchor="_Toc242920579" w:history="1">
+          <w:hyperlink w:anchor="_Toc242944090" w:history="1">
             <w:r>
               <w:rPr>
                 <w:rStyle w:val="Hyperlink"/>
@@ -2615,7 +2615,7 @@
               <w:rPr>
                 <w:noProof/>
               </w:rPr>
-              <w:instrText xml:space="preserve"> PAGEREF _Toc242920579 \h </w:instrText>
+              <w:instrText xml:space="preserve"> PAGEREF _Toc242944090 \h </w:instrText>
             </w:r>
             <w:r>
               <w:rPr>
@@ -2658,7 +2658,7 @@
               <w14:ligatures w14:val="standardContextual"/>
             </w:rPr>
           </w:pPr>
-          <w:hyperlink w:anchor="_Toc242920580" w:history="1">
+          <w:hyperlink w:anchor="_Toc242944091" w:history="1">
             <w:r>
               <w:rPr>
                 <w:rStyle w:val="Hyperlink"/>
@@ -2682,7 +2682,7 @@
               <w:rPr>
                 <w:noProof/>
               </w:rPr>
-              <w:instrText xml:space="preserve"> PAGEREF _Toc242920580 \h </w:instrText>
+              <w:instrText xml:space="preserve"> PAGEREF _Toc242944091 \h </w:instrText>
             </w:r>
             <w:r>
               <w:rPr>
@@ -2725,7 +2725,7 @@
               <w14:ligatures w14:val="standardContextual"/>
             </w:rPr>
           </w:pPr>
-          <w:hyperlink w:anchor="_Toc242920581" w:history="1">
+          <w:hyperlink w:anchor="_Toc242944092" w:history="1">
             <w:r>
               <w:rPr>
                 <w:rStyle w:val="Hyperlink"/>
@@ -2749,7 +2749,7 @@
               <w:rPr>
                 <w:noProof/>
               </w:rPr>
-              <w:instrText xml:space="preserve"> PAGEREF _Toc242920581 \h </w:instrText>
+              <w:instrText xml:space="preserve"> PAGEREF _Toc242944092 \h </w:instrText>
             </w:r>
             <w:r>
               <w:rPr>
@@ -2792,7 +2792,7 @@
               <w14:ligatures w14:val="standardContextual"/>
             </w:rPr>
           </w:pPr>
-          <w:hyperlink w:anchor="_Toc242920582" w:history="1">
+          <w:hyperlink w:anchor="_Toc242944093" w:history="1">
             <w:r>
               <w:rPr>
                 <w:rStyle w:val="Hyperlink"/>
@@ -2816,7 +2816,7 @@
               <w:rPr>
                 <w:noProof/>
               </w:rPr>
-              <w:instrText xml:space="preserve"> PAGEREF _Toc242920582 \h </w:instrText>
+              <w:instrText xml:space="preserve"> PAGEREF _Toc242944093 \h </w:instrText>
             </w:r>
             <w:r>
               <w:rPr>
@@ -2859,7 +2859,7 @@
               <w14:ligatures w14:val="standardContextual"/>
             </w:rPr>
           </w:pPr>
-          <w:hyperlink w:anchor="_Toc242920583" w:history="1">
+          <w:hyperlink w:anchor="_Toc242944094" w:history="1">
             <w:r>
               <w:rPr>
                 <w:rStyle w:val="Hyperlink"/>
@@ -2883,7 +2883,7 @@
               <w:rPr>
                 <w:noProof/>
               </w:rPr>
-              <w:instrText xml:space="preserve"> PAGEREF _Toc242920583 \h </w:instrText>
+              <w:instrText xml:space="preserve"> PAGEREF _Toc242944094 \h </w:instrText>
             </w:r>
             <w:r>
               <w:rPr>
@@ -2926,7 +2926,7 @@
               <w14:ligatures w14:val="standardContextual"/>
             </w:rPr>
           </w:pPr>
-          <w:hyperlink w:anchor="_Toc242920584" w:history="1">
+          <w:hyperlink w:anchor="_Toc242944095" w:history="1">
             <w:r>
               <w:rPr>
                 <w:rStyle w:val="Hyperlink"/>
@@ -2950,7 +2950,7 @@
               <w:rPr>
                 <w:noProof/>
               </w:rPr>
-              <w:instrText xml:space="preserve"> PAGEREF _Toc242920584 \h </w:instrText>
+              <w:instrText xml:space="preserve"> PAGEREF _Toc242944095 \h </w:instrText>
             </w:r>
             <w:r>
               <w:rPr>
@@ -2993,7 +2993,7 @@
               <w14:ligatures w14:val="standardContextual"/>
             </w:rPr>
           </w:pPr>
-          <w:hyperlink w:anchor="_Toc242920585" w:history="1">
+          <w:hyperlink w:anchor="_Toc242944096" w:history="1">
             <w:r>
               <w:rPr>
                 <w:rStyle w:val="Hyperlink"/>
@@ -3017,7 +3017,7 @@
               <w:rPr>
                 <w:noProof/>
               </w:rPr>
-              <w:instrText xml:space="preserve"> PAGEREF _Toc242920585 \h </w:instrText>
+              <w:instrText xml:space="preserve"> PAGEREF _Toc242944096 \h </w:instrText>
             </w:r>
             <w:r>
               <w:rPr>
@@ -3063,7 +3063,7 @@
     <w:sdt>
       <w:sdtPr>
         <w:alias w:val="Tables"/>
-        <w:id w:val="-1390571916"/>
+        <w:id w:val="-895970669"/>
       </w:sdtPr>
       <w:sdtEndPr/>
       <w:sdtContent>
@@ -3092,7 +3092,7 @@
           <w:r>
             <w:fldChar w:fldCharType="separate"/>
           </w:r>
-          <w:hyperlink w:anchor="_Toc242920586" w:history="1">
+          <w:hyperlink w:anchor="_Toc242944097" w:history="1">
             <w:r>
               <w:rPr>
                 <w:rStyle w:val="Hyperlink"/>
@@ -3116,7 +3116,7 @@
               <w:rPr>
                 <w:noProof/>
               </w:rPr>
-              <w:instrText xml:space="preserve"> PAGEREF _Toc242920586 \h </w:instrText>
+              <w:instrText xml:space="preserve"> PAGEREF _Toc242944097 \h </w:instrText>
             </w:r>
             <w:r>
               <w:rPr>
@@ -3159,7 +3159,7 @@
               <w14:ligatures w14:val="standardContextual"/>
             </w:rPr>
           </w:pPr>
-          <w:hyperlink w:anchor="_Toc242920587" w:history="1">
+          <w:hyperlink w:anchor="_Toc242944098" w:history="1">
             <w:r>
               <w:rPr>
                 <w:rStyle w:val="Hyperlink"/>
@@ -3183,7 +3183,7 @@
               <w:rPr>
                 <w:noProof/>
               </w:rPr>
-              <w:instrText xml:space="preserve"> PAGEREF _Toc242920587 \h </w:instrText>
+              <w:instrText xml:space="preserve"> PAGEREF _Toc242944098 \h </w:instrText>
             </w:r>
             <w:r>
               <w:rPr>
@@ -3226,7 +3226,7 @@
               <w14:ligatures w14:val="standardContextual"/>
             </w:rPr>
           </w:pPr>
-          <w:hyperlink w:anchor="_Toc242920588" w:history="1">
+          <w:hyperlink w:anchor="_Toc242944099" w:history="1">
             <w:r>
               <w:rPr>
                 <w:rStyle w:val="Hyperlink"/>
@@ -3250,7 +3250,7 @@
               <w:rPr>
                 <w:noProof/>
               </w:rPr>
-              <w:instrText xml:space="preserve"> PAGEREF _Toc242920588 \h </w:instrText>
+              <w:instrText xml:space="preserve"> PAGEREF _Toc242944099 \h </w:instrText>
             </w:r>
             <w:r>
               <w:rPr>
@@ -3293,7 +3293,7 @@
               <w14:ligatures w14:val="standardContextual"/>
             </w:rPr>
           </w:pPr>
-          <w:hyperlink w:anchor="_Toc242920589" w:history="1">
+          <w:hyperlink w:anchor="_Toc242944100" w:history="1">
             <w:r>
               <w:rPr>
                 <w:rStyle w:val="Hyperlink"/>
@@ -3317,7 +3317,7 @@
               <w:rPr>
                 <w:noProof/>
               </w:rPr>
-              <w:instrText xml:space="preserve"> PAGEREF _Toc242920589 \h </w:instrText>
+              <w:instrText xml:space="preserve"> PAGEREF _Toc242944100 \h </w:instrText>
             </w:r>
             <w:r>
               <w:rPr>
@@ -3360,7 +3360,7 @@
               <w14:ligatures w14:val="standardContextual"/>
             </w:rPr>
           </w:pPr>
-          <w:hyperlink w:anchor="_Toc242920590" w:history="1">
+          <w:hyperlink w:anchor="_Toc242944101" w:history="1">
             <w:r>
               <w:rPr>
                 <w:rStyle w:val="Hyperlink"/>
@@ -3384,7 +3384,7 @@
               <w:rPr>
                 <w:noProof/>
               </w:rPr>
-              <w:instrText xml:space="preserve"> PAGEREF _Toc242920590 \h </w:instrText>
+              <w:instrText xml:space="preserve"> PAGEREF _Toc242944101 \h </w:instrText>
             </w:r>
             <w:r>
               <w:rPr>
@@ -3427,7 +3427,7 @@
               <w14:ligatures w14:val="standardContextual"/>
             </w:rPr>
           </w:pPr>
-          <w:hyperlink w:anchor="_Toc242920591" w:history="1">
+          <w:hyperlink w:anchor="_Toc242944102" w:history="1">
             <w:r>
               <w:rPr>
                 <w:rStyle w:val="Hyperlink"/>
@@ -3451,7 +3451,7 @@
               <w:rPr>
                 <w:noProof/>
               </w:rPr>
-              <w:instrText xml:space="preserve"> PAGEREF _Toc242920591 \h </w:instrText>
+              <w:instrText xml:space="preserve"> PAGEREF _Toc242944102 \h </w:instrText>
             </w:r>
             <w:r>
               <w:rPr>
@@ -3494,7 +3494,7 @@
               <w14:ligatures w14:val="standardContextual"/>
             </w:rPr>
           </w:pPr>
-          <w:hyperlink w:anchor="_Toc242920592" w:history="1">
+          <w:hyperlink w:anchor="_Toc242944103" w:history="1">
             <w:r>
               <w:rPr>
                 <w:rStyle w:val="Hyperlink"/>
@@ -3518,7 +3518,7 @@
               <w:rPr>
                 <w:noProof/>
               </w:rPr>
-              <w:instrText xml:space="preserve"> PAGEREF _Toc242920592 \h </w:instrText>
+              <w:instrText xml:space="preserve"> PAGEREF _Toc242944103 \h </w:instrText>
             </w:r>
             <w:r>
               <w:rPr>
@@ -3561,7 +3561,7 @@
               <w14:ligatures w14:val="standardContextual"/>
             </w:rPr>
           </w:pPr>
-          <w:hyperlink w:anchor="_Toc242920593" w:history="1">
+          <w:hyperlink w:anchor="_Toc242944104" w:history="1">
             <w:r>
               <w:rPr>
                 <w:rStyle w:val="Hyperlink"/>
@@ -3585,7 +3585,7 @@
               <w:rPr>
                 <w:noProof/>
               </w:rPr>
-              <w:instrText xml:space="preserve"> PAGEREF _Toc242920593 \h </w:instrText>
+              <w:instrText xml:space="preserve"> PAGEREF _Toc242944104 \h </w:instrText>
             </w:r>
             <w:r>
               <w:rPr>
@@ -3626,7 +3626,7 @@
         <w:keepLines/>
         <w:pageBreakBefore/>
       </w:pPr>
-      <w:bookmarkStart w:id="0" w:name="_Toc242920570"/>
+      <w:bookmarkStart w:id="0" w:name="_Toc242944081"/>
       <w:r>
         <w:lastRenderedPageBreak/>
         <w:t>1 Introduction</w:t>
@@ -3639,7 +3639,7 @@
         <w:keepNext/>
         <w:keepLines/>
       </w:pPr>
-      <w:bookmarkStart w:id="1" w:name="_Toc242920571"/>
+      <w:bookmarkStart w:id="1" w:name="_Toc242944082"/>
       <w:r>
         <w:t>1.1 Purpose</w:t>
       </w:r>
@@ -3662,7 +3662,7 @@
         <w:keepNext/>
         <w:keepLines/>
       </w:pPr>
-      <w:bookmarkStart w:id="2" w:name="_Toc242920572"/>
+      <w:bookmarkStart w:id="2" w:name="_Toc242944083"/>
       <w:r>
         <w:t>1.2 How the campaign was run</w:t>
       </w:r>
@@ -3706,7 +3706,7 @@
         <w:keepNext/>
         <w:keepLines/>
       </w:pPr>
-      <w:bookmarkStart w:id="3" w:name="_Toc242920573"/>
+      <w:bookmarkStart w:id="3" w:name="_Toc242944084"/>
       <w:r>
         <w:t>1.3 Test environments</w:t>
       </w:r>
@@ -3717,7 +3717,7 @@
         <w:pStyle w:val="Caption"/>
         <w:keepNext/>
       </w:pPr>
-      <w:bookmarkStart w:id="4" w:name="_Toc242920586"/>
+      <w:bookmarkStart w:id="4" w:name="_Toc242944097"/>
       <w:r>
         <w:t xml:space="preserve">Table </w:t>
       </w:r>
@@ -3759,7 +3759,7 @@
           <w:left w:w="10" w:type="dxa"/>
           <w:right w:w="10" w:type="dxa"/>
         </w:tblCellMar>
-        <w:tblLook w:val="0000" w:firstRow="0" w:lastRow="0" w:firstColumn="0" w:lastColumn="0" w:noHBand="0" w:noVBand="0"/>
+        <w:tblLook w:val="04A0" w:firstRow="1" w:lastRow="0" w:firstColumn="1" w:lastColumn="0" w:noHBand="0" w:noVBand="1"/>
       </w:tblPr>
       <w:tblGrid>
         <w:gridCol w:w="4819"/>
@@ -4146,7 +4146,7 @@
         <w:keepLines/>
         <w:pageBreakBefore/>
       </w:pPr>
-      <w:bookmarkStart w:id="5" w:name="_Toc242920574"/>
+      <w:bookmarkStart w:id="5" w:name="_Toc242944085"/>
       <w:r>
         <w:lastRenderedPageBreak/>
         <w:t>2 Results summary</w:t>
@@ -4159,7 +4159,7 @@
         <w:keepNext/>
         <w:keepLines/>
       </w:pPr>
-      <w:bookmarkStart w:id="6" w:name="_Toc242920575"/>
+      <w:bookmarkStart w:id="6" w:name="_Toc242944086"/>
       <w:r>
         <w:t>2.1 Totals</w:t>
       </w:r>
@@ -4170,7 +4170,7 @@
         <w:pStyle w:val="Caption"/>
         <w:keepNext/>
       </w:pPr>
-      <w:bookmarkStart w:id="7" w:name="_Toc242920587"/>
+      <w:bookmarkStart w:id="7" w:name="_Toc242944098"/>
       <w:r>
         <w:t xml:space="preserve">Table </w:t>
       </w:r>
@@ -4212,7 +4212,7 @@
           <w:left w:w="10" w:type="dxa"/>
           <w:right w:w="10" w:type="dxa"/>
         </w:tblCellMar>
-        <w:tblLook w:val="0000" w:firstRow="0" w:lastRow="0" w:firstColumn="0" w:lastColumn="0" w:noHBand="0" w:noVBand="0"/>
+        <w:tblLook w:val="04A0" w:firstRow="1" w:lastRow="0" w:firstColumn="1" w:lastColumn="0" w:noHBand="0" w:noVBand="1"/>
       </w:tblPr>
       <w:tblGrid>
         <w:gridCol w:w="2257"/>
@@ -7193,7 +7193,7 @@
         <w:keepNext/>
         <w:keepLines/>
       </w:pPr>
-      <w:bookmarkStart w:id="8" w:name="_Toc242920576"/>
+      <w:bookmarkStart w:id="8" w:name="_Toc242944087"/>
       <w:r>
         <w:t>2.2 Re-run of 15 October 2026</w:t>
       </w:r>
@@ -7204,7 +7204,7 @@
         <w:pStyle w:val="Caption"/>
         <w:keepNext/>
       </w:pPr>
-      <w:bookmarkStart w:id="9" w:name="_Toc242920588"/>
+      <w:bookmarkStart w:id="9" w:name="_Toc242944099"/>
       <w:r>
         <w:t xml:space="preserve">Table </w:t>
       </w:r>
@@ -7246,7 +7246,7 @@
           <w:left w:w="10" w:type="dxa"/>
           <w:right w:w="10" w:type="dxa"/>
         </w:tblCellMar>
-        <w:tblLook w:val="0000" w:firstRow="0" w:lastRow="0" w:firstColumn="0" w:lastColumn="0" w:noHBand="0" w:noVBand="0"/>
+        <w:tblLook w:val="04A0" w:firstRow="1" w:lastRow="0" w:firstColumn="1" w:lastColumn="0" w:noHBand="0" w:noVBand="1"/>
       </w:tblPr>
       <w:tblGrid>
         <w:gridCol w:w="3682"/>
@@ -7824,7 +7824,7 @@
         <w:keepNext/>
         <w:keepLines/>
       </w:pPr>
-      <w:bookmarkStart w:id="10" w:name="_Toc242920577"/>
+      <w:bookmarkStart w:id="10" w:name="_Toc242944088"/>
       <w:r>
         <w:t>2.3 What the campaign proves</w:t>
       </w:r>
@@ -7835,7 +7835,7 @@
         <w:pStyle w:val="Caption"/>
         <w:keepNext/>
       </w:pPr>
-      <w:bookmarkStart w:id="11" w:name="_Toc242920589"/>
+      <w:bookmarkStart w:id="11" w:name="_Toc242944100"/>
       <w:r>
         <w:t xml:space="preserve">Table </w:t>
       </w:r>
@@ -7877,7 +7877,7 @@
           <w:left w:w="10" w:type="dxa"/>
           <w:right w:w="10" w:type="dxa"/>
         </w:tblCellMar>
-        <w:tblLook w:val="0000" w:firstRow="0" w:lastRow="0" w:firstColumn="0" w:lastColumn="0" w:noHBand="0" w:noVBand="0"/>
+        <w:tblLook w:val="04A0" w:firstRow="1" w:lastRow="0" w:firstColumn="1" w:lastColumn="0" w:noHBand="0" w:noVBand="1"/>
       </w:tblPr>
       <w:tblGrid>
         <w:gridCol w:w="4819"/>
@@ -8696,7 +8696,7 @@
         <w:keepLines/>
         <w:pageBreakBefore/>
       </w:pPr>
-      <w:bookmarkStart w:id="12" w:name="_Toc242920578"/>
+      <w:bookmarkStart w:id="12" w:name="_Toc242944089"/>
       <w:r>
         <w:lastRenderedPageBreak/>
         <w:t>3 Defects and findings</w:t>
@@ -8719,7 +8719,7 @@
         <w:pStyle w:val="Caption"/>
         <w:keepNext/>
       </w:pPr>
-      <w:bookmarkStart w:id="13" w:name="_Toc242920590"/>
+      <w:bookmarkStart w:id="13" w:name="_Toc242944101"/>
       <w:r>
         <w:t xml:space="preserve">Table </w:t>
       </w:r>
@@ -8761,7 +8761,7 @@
           <w:left w:w="10" w:type="dxa"/>
           <w:right w:w="10" w:type="dxa"/>
         </w:tblCellMar>
-        <w:tblLook w:val="0000" w:firstRow="0" w:lastRow="0" w:firstColumn="0" w:lastColumn="0" w:noHBand="0" w:noVBand="0"/>
+        <w:tblLook w:val="04A0" w:firstRow="1" w:lastRow="0" w:firstColumn="1" w:lastColumn="0" w:noHBand="0" w:noVBand="1"/>
       </w:tblPr>
       <w:tblGrid>
         <w:gridCol w:w="591"/>
@@ -11247,7 +11247,7 @@
         <w:keepNext/>
         <w:keepLines/>
       </w:pPr>
-      <w:bookmarkStart w:id="14" w:name="_Toc242920579"/>
+      <w:bookmarkStart w:id="14" w:name="_Toc242944090"/>
       <w:r>
         <w:t>3.1 Failures that are not application defects</w:t>
       </w:r>
@@ -11258,7 +11258,7 @@
         <w:pStyle w:val="Caption"/>
         <w:keepNext/>
       </w:pPr>
-      <w:bookmarkStart w:id="15" w:name="_Toc242920591"/>
+      <w:bookmarkStart w:id="15" w:name="_Toc242944102"/>
       <w:r>
         <w:t xml:space="preserve">Table </w:t>
       </w:r>
@@ -11300,7 +11300,7 @@
           <w:left w:w="10" w:type="dxa"/>
           <w:right w:w="10" w:type="dxa"/>
         </w:tblCellMar>
-        <w:tblLook w:val="0000" w:firstRow="0" w:lastRow="0" w:firstColumn="0" w:lastColumn="0" w:noHBand="0" w:noVBand="0"/>
+        <w:tblLook w:val="04A0" w:firstRow="1" w:lastRow="0" w:firstColumn="1" w:lastColumn="0" w:noHBand="0" w:noVBand="1"/>
       </w:tblPr>
       <w:tblGrid>
         <w:gridCol w:w="1342"/>
@@ -11639,7 +11639,7 @@
         <w:keepLines/>
         <w:pageBreakBefore/>
       </w:pPr>
-      <w:bookmarkStart w:id="16" w:name="_Toc242920580"/>
+      <w:bookmarkStart w:id="16" w:name="_Toc242944091"/>
       <w:r>
         <w:lastRenderedPageBreak/>
         <w:t>4 Security audit run-1</w:t>
@@ -11652,7 +11652,7 @@
         <w:keepNext/>
         <w:keepLines/>
       </w:pPr>
-      <w:bookmarkStart w:id="17" w:name="_Toc242920581"/>
+      <w:bookmarkStart w:id="17" w:name="_Toc242944092"/>
       <w:r>
         <w:t>4.1 Method</w:t>
       </w:r>
@@ -11695,7 +11695,7 @@
         <w:keepNext/>
         <w:keepLines/>
       </w:pPr>
-      <w:bookmarkStart w:id="18" w:name="_Toc242920582"/>
+      <w:bookmarkStart w:id="18" w:name="_Toc242944093"/>
       <w:r>
         <w:t>4.2 Results</w:t>
       </w:r>
@@ -11706,7 +11706,7 @@
         <w:pStyle w:val="Caption"/>
         <w:keepNext/>
       </w:pPr>
-      <w:bookmarkStart w:id="19" w:name="_Toc242920592"/>
+      <w:bookmarkStart w:id="19" w:name="_Toc242944103"/>
       <w:r>
         <w:t xml:space="preserve">Table </w:t>
       </w:r>
@@ -11748,7 +11748,7 @@
           <w:left w:w="10" w:type="dxa"/>
           <w:right w:w="10" w:type="dxa"/>
         </w:tblCellMar>
-        <w:tblLook w:val="0000" w:firstRow="0" w:lastRow="0" w:firstColumn="0" w:lastColumn="0" w:noHBand="0" w:noVBand="0"/>
+        <w:tblLook w:val="04A0" w:firstRow="1" w:lastRow="0" w:firstColumn="1" w:lastColumn="0" w:noHBand="0" w:noVBand="1"/>
       </w:tblPr>
       <w:tblGrid>
         <w:gridCol w:w="2966"/>
@@ -12060,7 +12060,7 @@
         <w:pStyle w:val="Caption"/>
         <w:keepNext/>
       </w:pPr>
-      <w:bookmarkStart w:id="20" w:name="_Toc242920593"/>
+      <w:bookmarkStart w:id="20" w:name="_Toc242944104"/>
       <w:r>
         <w:t xml:space="preserve">Table </w:t>
       </w:r>
@@ -12102,7 +12102,7 @@
           <w:left w:w="10" w:type="dxa"/>
           <w:right w:w="10" w:type="dxa"/>
         </w:tblCellMar>
-        <w:tblLook w:val="0000" w:firstRow="0" w:lastRow="0" w:firstColumn="0" w:lastColumn="0" w:noHBand="0" w:noVBand="0"/>
+        <w:tblLook w:val="04A0" w:firstRow="1" w:lastRow="0" w:firstColumn="1" w:lastColumn="0" w:noHBand="0" w:noVBand="1"/>
       </w:tblPr>
       <w:tblGrid>
         <w:gridCol w:w="746"/>
@@ -14650,7 +14650,7 @@
         <w:keepLines/>
         <w:pageBreakBefore/>
       </w:pPr>
-      <w:bookmarkStart w:id="21" w:name="_Toc242920583"/>
+      <w:bookmarkStart w:id="21" w:name="_Toc242944094"/>
       <w:r>
         <w:lastRenderedPageBreak/>
         <w:t>5 Limits of this campaign</w:t>
@@ -14740,7 +14740,7 @@
         <w:keepLines/>
         <w:pageBreakBefore/>
       </w:pPr>
-      <w:bookmarkStart w:id="22" w:name="_Toc242920584"/>
+      <w:bookmarkStart w:id="22" w:name="_Toc242944095"/>
       <w:r>
         <w:lastRenderedPageBreak/>
         <w:t>6 Conclusion</w:t>
@@ -14775,7 +14775,7 @@
         <w:keepLines/>
         <w:pageBreakBefore/>
       </w:pPr>
-      <w:bookmarkStart w:id="23" w:name="_Toc242920585"/>
+      <w:bookmarkStart w:id="23" w:name="_Toc242944096"/>
       <w:r>
         <w:lastRenderedPageBreak/>
         <w:t>7 Appendix A. Result files</w:t>
@@ -15046,72 +15046,10 @@
 <file path=word/numbering.xml><?xml version="1.0" encoding="utf-8"?>
 <w:numbering xmlns:wpc="http://schemas.microsoft.com/office/word/2010/wordprocessingCanvas" xmlns:cx="http://schemas.microsoft.com/office/drawing/2014/chartex" xmlns:cx1="http://schemas.microsoft.com/office/drawing/2015/9/8/chartex" xmlns:cx2="http://schemas.microsoft.com/office/drawing/2015/10/21/chartex" xmlns:cx3="http://schemas.microsoft.com/office/drawing/2016/5/9/chartex" xmlns:cx4="http://schemas.microsoft.com/office/drawing/2016/5/10/chartex" xmlns:cx5="http://schemas.microsoft.com/office/drawing/2016/5/11/chartex" xmlns:cx6="http://schemas.microsoft.com/office/drawing/2016/5/12/chartex" xmlns:cx7="http://schemas.microsoft.com/office/drawing/2016/5/13/chartex" xmlns:cx8="http://schemas.microsoft.com/office/drawing/2016/5/14/chartex" xmlns:mc="http://schemas.openxmlformats.org/markup-compatibility/2006" xmlns:aink="http://schemas.microsoft.com/office/drawing/2016/ink" xmlns:am3d="http://schemas.microsoft.com/office/drawing/2017/model3d" xmlns:o="urn:schemas-microsoft-com:office:office" xmlns:oel="http://schemas.microsoft.com/office/2019/extlst" xmlns:r="http://schemas.openxmlformats.org/officeDocument/2006/relationships" xmlns:m="http://schemas.openxmlformats.org/officeDocument/2006/math" xmlns:v="urn:schemas-microsoft-com:vml" xmlns:wp14="http://schemas.microsoft.com/office/word/2010/wordprocessingDrawing" xmlns:wp="http://schemas.openxmlformats.org/drawingml/2006/wordprocessingDrawing" xmlns:w10="urn:schemas-microsoft-com:office:word" xmlns:w="http://schemas.openxmlformats.org/wordprocessingml/2006/main" xmlns:w14="http://schemas.microsoft.com/office/word/2010/wordml" xmlns:w15="http://schemas.microsoft.com/office/word/2012/wordml" xmlns:w16cex="http://schemas.microsoft.com/office/word/2018/wordml/cex" xmlns:w16cid="http://schemas.microsoft.com/office/word/2016/wordml/cid" xmlns:w16="http://schemas.microsoft.com/office/word/2018/wordml" xmlns:w16du="http://schemas.microsoft.com/office/word/2023/wordml/word16du" xmlns:w16sdtdh="http://schemas.microsoft.com/office/word/2020/wordml/sdtdatahash" xmlns:w16sdtfl="http://schemas.microsoft.com/office/word/2024/wordml/sdtformatlock" xmlns:w16se="http://schemas.microsoft.com/office/word/2015/wordml/symex" xmlns:wpg="http://schemas.microsoft.com/office/word/2010/wordprocessingGroup" xmlns:wpi="http://schemas.microsoft.com/office/word/2010/wordprocessingInk" xmlns:wne="http://schemas.microsoft.com/office/word/2006/wordml" xmlns:wps="http://schemas.microsoft.com/office/word/2010/wordprocessingShape" mc:Ignorable="w14 w15 w16se w16cid w16 w16cex w16sdtdh w16sdtfl w16du wp14">
   <w:abstractNum w:abstractNumId="0" w15:restartNumberingAfterBreak="0">
-    <w:nsid w:val="0E6F7DAF"/>
+    <w:nsid w:val="364A6E9B"/>
     <w:multiLevelType w:val="hybridMultilevel"/>
-    <w:tmpl w:val="D638C69E"/>
-    <w:lvl w:ilvl="0" w:tplc="162E58A6" w:tentative="1">
-      <w:start w:val="1"/>
-      <w:numFmt w:val="decimal"/>
-      <w:lvlText w:val="%1."/>
-      <w:lvlJc w:val="left"/>
-      <w:pPr>
-        <w:ind w:left="720" w:hanging="360"/>
-      </w:pPr>
-    </w:lvl>
-    <w:lvl w:ilvl="1" w:tplc="6A9C7CF4" w:tentative="1">
-      <w:start w:val="1"/>
-      <w:numFmt w:val="lowerLetter"/>
-      <w:lvlText w:val="%2."/>
-      <w:lvlJc w:val="left"/>
-      <w:pPr>
-        <w:ind w:left="1080" w:hanging="360"/>
-      </w:pPr>
-    </w:lvl>
-    <w:lvl w:ilvl="2" w:tplc="2BEC6FBA" w:tentative="1">
-      <w:start w:val="1"/>
-      <w:numFmt w:val="lowerRoman"/>
-      <w:lvlText w:val="%3."/>
-      <w:lvlJc w:val="left"/>
-      <w:pPr>
-        <w:ind w:left="1440" w:hanging="360"/>
-      </w:pPr>
-    </w:lvl>
-    <w:lvl w:ilvl="3" w:tplc="A2B46B4A">
-      <w:numFmt w:val="decimal"/>
-      <w:lvlText w:val=""/>
-      <w:lvlJc w:val="left"/>
-    </w:lvl>
-    <w:lvl w:ilvl="4" w:tplc="898C25D0">
-      <w:numFmt w:val="decimal"/>
-      <w:lvlText w:val=""/>
-      <w:lvlJc w:val="left"/>
-    </w:lvl>
-    <w:lvl w:ilvl="5" w:tplc="E71A6ACA">
-      <w:numFmt w:val="decimal"/>
-      <w:lvlText w:val=""/>
-      <w:lvlJc w:val="left"/>
-    </w:lvl>
-    <w:lvl w:ilvl="6" w:tplc="56045A58">
-      <w:numFmt w:val="decimal"/>
-      <w:lvlText w:val=""/>
-      <w:lvlJc w:val="left"/>
-    </w:lvl>
-    <w:lvl w:ilvl="7" w:tplc="37422698">
-      <w:numFmt w:val="decimal"/>
-      <w:lvlText w:val=""/>
-      <w:lvlJc w:val="left"/>
-    </w:lvl>
-    <w:lvl w:ilvl="8" w:tplc="E1FC1A1C">
-      <w:numFmt w:val="decimal"/>
-      <w:lvlText w:val=""/>
-      <w:lvlJc w:val="left"/>
-    </w:lvl>
-  </w:abstractNum>
-  <w:abstractNum w:abstractNumId="1" w15:restartNumberingAfterBreak="0">
-    <w:nsid w:val="1603377E"/>
-    <w:multiLevelType w:val="hybridMultilevel"/>
-    <w:tmpl w:val="2CBA42FC"/>
-    <w:lvl w:ilvl="0" w:tplc="30CC854A" w:tentative="1">
+    <w:tmpl w:val="F1226696"/>
+    <w:lvl w:ilvl="0" w:tplc="04BA9F86" w:tentative="1">
       <w:start w:val="1"/>
       <w:numFmt w:val="bullet"/>
       <w:lvlText w:val="●"/>
@@ -15120,7 +15058,7 @@
         <w:ind w:left="720" w:hanging="360"/>
       </w:pPr>
     </w:lvl>
-    <w:lvl w:ilvl="1" w:tplc="0882C344" w:tentative="1">
+    <w:lvl w:ilvl="1" w:tplc="4FDAEBF2" w:tentative="1">
       <w:start w:val="1"/>
       <w:numFmt w:val="bullet"/>
       <w:lvlText w:val="○"/>
@@ -15129,7 +15067,7 @@
         <w:ind w:left="1440" w:hanging="360"/>
       </w:pPr>
     </w:lvl>
-    <w:lvl w:ilvl="2" w:tplc="A53C696C" w:tentative="1">
+    <w:lvl w:ilvl="2" w:tplc="5E648BE8" w:tentative="1">
       <w:start w:val="1"/>
       <w:numFmt w:val="bullet"/>
       <w:lvlText w:val="■"/>
@@ -15138,7 +15076,7 @@
         <w:ind w:left="2160" w:hanging="360"/>
       </w:pPr>
     </w:lvl>
-    <w:lvl w:ilvl="3" w:tplc="D69CD694" w:tentative="1">
+    <w:lvl w:ilvl="3" w:tplc="BD888CF6" w:tentative="1">
       <w:start w:val="1"/>
       <w:numFmt w:val="bullet"/>
       <w:lvlText w:val="●"/>
@@ -15147,7 +15085,7 @@
         <w:ind w:left="2880" w:hanging="360"/>
       </w:pPr>
     </w:lvl>
-    <w:lvl w:ilvl="4" w:tplc="68DE843E" w:tentative="1">
+    <w:lvl w:ilvl="4" w:tplc="48848770" w:tentative="1">
       <w:start w:val="1"/>
       <w:numFmt w:val="bullet"/>
       <w:lvlText w:val="○"/>
@@ -15156,7 +15094,7 @@
         <w:ind w:left="3600" w:hanging="360"/>
       </w:pPr>
     </w:lvl>
-    <w:lvl w:ilvl="5" w:tplc="C4BE330C" w:tentative="1">
+    <w:lvl w:ilvl="5" w:tplc="75629966" w:tentative="1">
       <w:start w:val="1"/>
       <w:numFmt w:val="bullet"/>
       <w:lvlText w:val="■"/>
@@ -15165,7 +15103,7 @@
         <w:ind w:left="4320" w:hanging="360"/>
       </w:pPr>
     </w:lvl>
-    <w:lvl w:ilvl="6" w:tplc="B81823FE" w:tentative="1">
+    <w:lvl w:ilvl="6" w:tplc="4914158E" w:tentative="1">
       <w:start w:val="1"/>
       <w:numFmt w:val="bullet"/>
       <w:lvlText w:val="●"/>
@@ -15174,7 +15112,7 @@
         <w:ind w:left="5040" w:hanging="360"/>
       </w:pPr>
     </w:lvl>
-    <w:lvl w:ilvl="7" w:tplc="46B628D4" w:tentative="1">
+    <w:lvl w:ilvl="7" w:tplc="6ECCE40E" w:tentative="1">
       <w:start w:val="1"/>
       <w:numFmt w:val="bullet"/>
       <w:lvlText w:val="●"/>
@@ -15183,7 +15121,7 @@
         <w:ind w:left="5760" w:hanging="360"/>
       </w:pPr>
     </w:lvl>
-    <w:lvl w:ilvl="8" w:tplc="B5DAE31E" w:tentative="1">
+    <w:lvl w:ilvl="8" w:tplc="9898A86A" w:tentative="1">
       <w:start w:val="1"/>
       <w:numFmt w:val="bullet"/>
       <w:lvlText w:val="●"/>
@@ -15193,11 +15131,73 @@
       </w:pPr>
     </w:lvl>
   </w:abstractNum>
+  <w:abstractNum w:abstractNumId="1" w15:restartNumberingAfterBreak="0">
+    <w:nsid w:val="3B961931"/>
+    <w:multiLevelType w:val="hybridMultilevel"/>
+    <w:tmpl w:val="595C9EE8"/>
+    <w:lvl w:ilvl="0" w:tplc="AD88C120" w:tentative="1">
+      <w:start w:val="1"/>
+      <w:numFmt w:val="decimal"/>
+      <w:lvlText w:val="%1."/>
+      <w:lvlJc w:val="left"/>
+      <w:pPr>
+        <w:ind w:left="720" w:hanging="360"/>
+      </w:pPr>
+    </w:lvl>
+    <w:lvl w:ilvl="1" w:tplc="72C46328" w:tentative="1">
+      <w:start w:val="1"/>
+      <w:numFmt w:val="lowerLetter"/>
+      <w:lvlText w:val="%2."/>
+      <w:lvlJc w:val="left"/>
+      <w:pPr>
+        <w:ind w:left="1080" w:hanging="360"/>
+      </w:pPr>
+    </w:lvl>
+    <w:lvl w:ilvl="2" w:tplc="7EDE7418" w:tentative="1">
+      <w:start w:val="1"/>
+      <w:numFmt w:val="lowerRoman"/>
+      <w:lvlText w:val="%3."/>
+      <w:lvlJc w:val="left"/>
+      <w:pPr>
+        <w:ind w:left="1440" w:hanging="360"/>
+      </w:pPr>
+    </w:lvl>
+    <w:lvl w:ilvl="3" w:tplc="28CED8F0">
+      <w:numFmt w:val="decimal"/>
+      <w:lvlText w:val=""/>
+      <w:lvlJc w:val="left"/>
+    </w:lvl>
+    <w:lvl w:ilvl="4" w:tplc="0F92D33E">
+      <w:numFmt w:val="decimal"/>
+      <w:lvlText w:val=""/>
+      <w:lvlJc w:val="left"/>
+    </w:lvl>
+    <w:lvl w:ilvl="5" w:tplc="768411C0">
+      <w:numFmt w:val="decimal"/>
+      <w:lvlText w:val=""/>
+      <w:lvlJc w:val="left"/>
+    </w:lvl>
+    <w:lvl w:ilvl="6" w:tplc="70224AAC">
+      <w:numFmt w:val="decimal"/>
+      <w:lvlText w:val=""/>
+      <w:lvlJc w:val="left"/>
+    </w:lvl>
+    <w:lvl w:ilvl="7" w:tplc="F4FADAEA">
+      <w:numFmt w:val="decimal"/>
+      <w:lvlText w:val=""/>
+      <w:lvlJc w:val="left"/>
+    </w:lvl>
+    <w:lvl w:ilvl="8" w:tplc="C088A44E">
+      <w:numFmt w:val="decimal"/>
+      <w:lvlText w:val=""/>
+      <w:lvlJc w:val="left"/>
+    </w:lvl>
+  </w:abstractNum>
   <w:abstractNum w:abstractNumId="2" w15:restartNumberingAfterBreak="0">
-    <w:nsid w:val="664E0307"/>
+    <w:nsid w:val="4DEA514C"/>
     <w:multiLevelType w:val="hybridMultilevel"/>
-    <w:tmpl w:val="B416342C"/>
-    <w:lvl w:ilvl="0" w:tplc="E4E4A522">
+    <w:tmpl w:val="409631A4"/>
+    <w:lvl w:ilvl="0" w:tplc="A712D564">
       <w:start w:val="1"/>
       <w:numFmt w:val="bullet"/>
       <w:lvlText w:val="•"/>
@@ -15206,7 +15206,7 @@
         <w:ind w:left="720" w:hanging="280"/>
       </w:pPr>
     </w:lvl>
-    <w:lvl w:ilvl="1" w:tplc="747AF2FE" w:tentative="1">
+    <w:lvl w:ilvl="1" w:tplc="D63662B6" w:tentative="1">
       <w:start w:val="1"/>
       <w:numFmt w:val="bullet"/>
       <w:lvlText w:val="–"/>
@@ -15215,7 +15215,7 @@
         <w:ind w:left="1080" w:hanging="280"/>
       </w:pPr>
     </w:lvl>
-    <w:lvl w:ilvl="2" w:tplc="7ACC5D42" w:tentative="1">
+    <w:lvl w:ilvl="2" w:tplc="3A80A3CA" w:tentative="1">
       <w:start w:val="1"/>
       <w:numFmt w:val="bullet"/>
       <w:lvlText w:val="▪"/>
@@ -15224,44 +15224,44 @@
         <w:ind w:left="1440" w:hanging="280"/>
       </w:pPr>
     </w:lvl>
-    <w:lvl w:ilvl="3" w:tplc="0B3C7D22">
+    <w:lvl w:ilvl="3" w:tplc="180E576E">
       <w:numFmt w:val="decimal"/>
       <w:lvlText w:val=""/>
       <w:lvlJc w:val="left"/>
     </w:lvl>
-    <w:lvl w:ilvl="4" w:tplc="ED4C2554">
+    <w:lvl w:ilvl="4" w:tplc="A4B68886">
       <w:numFmt w:val="decimal"/>
       <w:lvlText w:val=""/>
       <w:lvlJc w:val="left"/>
     </w:lvl>
-    <w:lvl w:ilvl="5" w:tplc="6BA048D4">
+    <w:lvl w:ilvl="5" w:tplc="E9A27A54">
       <w:numFmt w:val="decimal"/>
       <w:lvlText w:val=""/>
       <w:lvlJc w:val="left"/>
     </w:lvl>
-    <w:lvl w:ilvl="6" w:tplc="5754B826">
+    <w:lvl w:ilvl="6" w:tplc="648E07DC">
       <w:numFmt w:val="decimal"/>
       <w:lvlText w:val=""/>
       <w:lvlJc w:val="left"/>
     </w:lvl>
-    <w:lvl w:ilvl="7" w:tplc="310619E0">
+    <w:lvl w:ilvl="7" w:tplc="CED0B9C6">
       <w:numFmt w:val="decimal"/>
       <w:lvlText w:val=""/>
       <w:lvlJc w:val="left"/>
     </w:lvl>
-    <w:lvl w:ilvl="8" w:tplc="2F985772">
+    <w:lvl w:ilvl="8" w:tplc="9474CABC">
       <w:numFmt w:val="decimal"/>
       <w:lvlText w:val=""/>
       <w:lvlJc w:val="left"/>
     </w:lvl>
   </w:abstractNum>
-  <w:num w:numId="1" w16cid:durableId="403256356">
-    <w:abstractNumId w:val="1"/>
+  <w:num w:numId="1" w16cid:durableId="1792091139">
+    <w:abstractNumId w:val="0"/>
     <w:lvlOverride w:ilvl="0">
       <w:startOverride w:val="1"/>
     </w:lvlOverride>
   </w:num>
-  <w:num w:numId="2" w16cid:durableId="1300453039">
+  <w:num w:numId="2" w16cid:durableId="1378509855">
     <w:abstractNumId w:val="2"/>
     <w:lvlOverride w:ilvl="0">
       <w:startOverride w:val="1"/>
@@ -15966,7 +15966,7 @@
     <w:autoRedefine/>
     <w:uiPriority w:val="39"/>
     <w:unhideWhenUsed/>
-    <w:rsid w:val="00D35766"/>
+    <w:rsid w:val="00035C46"/>
     <w:pPr>
       <w:spacing w:after="100"/>
     </w:pPr>
@@ -15978,7 +15978,7 @@
     <w:autoRedefine/>
     <w:uiPriority w:val="39"/>
     <w:unhideWhenUsed/>
-    <w:rsid w:val="00D35766"/>
+    <w:rsid w:val="00035C46"/>
     <w:pPr>
       <w:spacing w:after="100"/>
       <w:ind w:left="210"/>
@@ -15990,7 +15990,7 @@
     <w:next w:val="Normal"/>
     <w:uiPriority w:val="99"/>
     <w:unhideWhenUsed/>
-    <w:rsid w:val="00D35766"/>
+    <w:rsid w:val="00035C46"/>
   </w:style>
 </w:styles>
 </file>

--- a/docs/08-test-plan/ZP-DOC-08_Test-Summary-Report.docx
+++ b/docs/08-test-plan/ZP-DOC-08_Test-Summary-Report.docx
@@ -72,7 +72,7 @@
           <w:sz w:val="26"/>
           <w:szCs w:val="26"/>
         </w:rPr>
-        <w:t>Executed results of the automated suites and the agent test harnesses, 11 to 12 October 2026, with the security audit run-1 and the update of 15 October 2026</w:t>
+        <w:t>Executed results of the automated suites and the agent test harnesses, 11 to 12 October 2026, with the security audit run-1 and the updates of 15 and 21 October 2026</w:t>
       </w:r>
     </w:p>
     <w:tbl>
@@ -289,7 +289,7 @@
                 <w:sz w:val="19"/>
                 <w:szCs w:val="19"/>
               </w:rPr>
-              <w:t>15 October 2026</w:t>
+              <w:t>21 October 2026</w:t>
             </w:r>
           </w:p>
         </w:tc>
@@ -1560,6 +1560,122 @@
           </w:p>
         </w:tc>
       </w:tr>
+      <w:tr>
+        <w:tblPrEx>
+          <w:tblCellMar>
+            <w:top w:w="0" w:type="dxa"/>
+            <w:bottom w:w="0" w:type="dxa"/>
+          </w:tblCellMar>
+        </w:tblPrEx>
+        <w:trPr>
+          <w:cantSplit/>
+          <w:trHeight w:val="420"/>
+        </w:trPr>
+        <w:tc>
+          <w:tcPr>
+            <w:tcW w:w="964" w:type="dxa"/>
+            <w:tcBorders>
+              <w:top w:val="single" w:sz="4" w:space="0" w:color="C9D3D0"/>
+              <w:left w:val="single" w:sz="4" w:space="0" w:color="C9D3D0"/>
+              <w:bottom w:val="single" w:sz="4" w:space="0" w:color="C9D3D0"/>
+              <w:right w:val="single" w:sz="4" w:space="0" w:color="C9D3D0"/>
+            </w:tcBorders>
+            <w:tcMar>
+              <w:top w:w="50" w:type="dxa"/>
+              <w:left w:w="100" w:type="dxa"/>
+              <w:bottom w:w="50" w:type="dxa"/>
+              <w:right w:w="100" w:type="dxa"/>
+            </w:tcMar>
+          </w:tcPr>
+          <w:p>
+            <w:r>
+              <w:rPr>
+                <w:sz w:val="19"/>
+                <w:szCs w:val="19"/>
+              </w:rPr>
+              <w:t>0.9</w:t>
+            </w:r>
+          </w:p>
+        </w:tc>
+        <w:tc>
+          <w:tcPr>
+            <w:tcW w:w="1542" w:type="dxa"/>
+            <w:tcBorders>
+              <w:top w:val="single" w:sz="4" w:space="0" w:color="C9D3D0"/>
+              <w:left w:val="single" w:sz="4" w:space="0" w:color="C9D3D0"/>
+              <w:bottom w:val="single" w:sz="4" w:space="0" w:color="C9D3D0"/>
+              <w:right w:val="single" w:sz="4" w:space="0" w:color="C9D3D0"/>
+            </w:tcBorders>
+            <w:tcMar>
+              <w:top w:w="50" w:type="dxa"/>
+              <w:left w:w="100" w:type="dxa"/>
+              <w:bottom w:w="50" w:type="dxa"/>
+              <w:right w:w="100" w:type="dxa"/>
+            </w:tcMar>
+          </w:tcPr>
+          <w:p>
+            <w:r>
+              <w:rPr>
+                <w:sz w:val="19"/>
+                <w:szCs w:val="19"/>
+              </w:rPr>
+              <w:t>21 Oct 2026</w:t>
+            </w:r>
+          </w:p>
+        </w:tc>
+        <w:tc>
+          <w:tcPr>
+            <w:tcW w:w="1928" w:type="dxa"/>
+            <w:tcBorders>
+              <w:top w:val="single" w:sz="4" w:space="0" w:color="C9D3D0"/>
+              <w:left w:val="single" w:sz="4" w:space="0" w:color="C9D3D0"/>
+              <w:bottom w:val="single" w:sz="4" w:space="0" w:color="C9D3D0"/>
+              <w:right w:val="single" w:sz="4" w:space="0" w:color="C9D3D0"/>
+            </w:tcBorders>
+            <w:tcMar>
+              <w:top w:w="50" w:type="dxa"/>
+              <w:left w:w="100" w:type="dxa"/>
+              <w:bottom w:w="50" w:type="dxa"/>
+              <w:right w:w="100" w:type="dxa"/>
+            </w:tcMar>
+          </w:tcPr>
+          <w:p>
+            <w:r>
+              <w:rPr>
+                <w:sz w:val="19"/>
+                <w:szCs w:val="19"/>
+              </w:rPr>
+              <w:t>Team Kestrel</w:t>
+            </w:r>
+          </w:p>
+        </w:tc>
+        <w:tc>
+          <w:tcPr>
+            <w:tcW w:w="5204" w:type="dxa"/>
+            <w:tcBorders>
+              <w:top w:val="single" w:sz="4" w:space="0" w:color="C9D3D0"/>
+              <w:left w:val="single" w:sz="4" w:space="0" w:color="C9D3D0"/>
+              <w:bottom w:val="single" w:sz="4" w:space="0" w:color="C9D3D0"/>
+              <w:right w:val="single" w:sz="4" w:space="0" w:color="C9D3D0"/>
+            </w:tcBorders>
+            <w:tcMar>
+              <w:top w:w="50" w:type="dxa"/>
+              <w:left w:w="100" w:type="dxa"/>
+              <w:bottom w:w="50" w:type="dxa"/>
+              <w:right w:w="100" w:type="dxa"/>
+            </w:tcMar>
+          </w:tcPr>
+          <w:p>
+            <w:r>
+              <w:rPr>
+                <w:sz w:val="19"/>
+                <w:szCs w:val="19"/>
+              </w:rPr>
+              <w:t>Update of 21 October 2026: 536 passed after VR3 (Compare fixes, desktop layout); new test file `src/nav-pref.test.ts` (4)</w:t>
+            </w:r>
+          </w:p>
+        </w:tc>
+      </w:tr>
     </w:tbl>
     <w:p>
       <w:pPr>
@@ -1959,7 +2075,7 @@
     <w:sdt>
       <w:sdtPr>
         <w:alias w:val="Contents"/>
-        <w:id w:val="-1045062171"/>
+        <w:id w:val="-1155073307"/>
       </w:sdtPr>
       <w:sdtEndPr/>
       <w:sdtContent>
@@ -1988,7 +2104,7 @@
           <w:r>
             <w:fldChar w:fldCharType="separate"/>
           </w:r>
-          <w:hyperlink w:anchor="_Toc242944081" w:history="1">
+          <w:hyperlink w:anchor="_Toc243516539" w:history="1">
             <w:r>
               <w:rPr>
                 <w:rStyle w:val="Hyperlink"/>
@@ -2012,7 +2128,7 @@
               <w:rPr>
                 <w:noProof/>
               </w:rPr>
-              <w:instrText xml:space="preserve"> PAGEREF _Toc242944081 \h </w:instrText>
+              <w:instrText xml:space="preserve"> PAGEREF _Toc243516539 \h </w:instrText>
             </w:r>
             <w:r>
               <w:rPr>
@@ -2055,7 +2171,7 @@
               <w14:ligatures w14:val="standardContextual"/>
             </w:rPr>
           </w:pPr>
-          <w:hyperlink w:anchor="_Toc242944082" w:history="1">
+          <w:hyperlink w:anchor="_Toc243516540" w:history="1">
             <w:r>
               <w:rPr>
                 <w:rStyle w:val="Hyperlink"/>
@@ -2079,7 +2195,7 @@
               <w:rPr>
                 <w:noProof/>
               </w:rPr>
-              <w:instrText xml:space="preserve"> PAGEREF _Toc242944082 \h </w:instrText>
+              <w:instrText xml:space="preserve"> PAGEREF _Toc243516540 \h </w:instrText>
             </w:r>
             <w:r>
               <w:rPr>
@@ -2122,7 +2238,7 @@
               <w14:ligatures w14:val="standardContextual"/>
             </w:rPr>
           </w:pPr>
-          <w:hyperlink w:anchor="_Toc242944083" w:history="1">
+          <w:hyperlink w:anchor="_Toc243516541" w:history="1">
             <w:r>
               <w:rPr>
                 <w:rStyle w:val="Hyperlink"/>
@@ -2146,7 +2262,7 @@
               <w:rPr>
                 <w:noProof/>
               </w:rPr>
-              <w:instrText xml:space="preserve"> PAGEREF _Toc242944083 \h </w:instrText>
+              <w:instrText xml:space="preserve"> PAGEREF _Toc243516541 \h </w:instrText>
             </w:r>
             <w:r>
               <w:rPr>
@@ -2189,7 +2305,7 @@
               <w14:ligatures w14:val="standardContextual"/>
             </w:rPr>
           </w:pPr>
-          <w:hyperlink w:anchor="_Toc242944084" w:history="1">
+          <w:hyperlink w:anchor="_Toc243516542" w:history="1">
             <w:r>
               <w:rPr>
                 <w:rStyle w:val="Hyperlink"/>
@@ -2213,7 +2329,7 @@
               <w:rPr>
                 <w:noProof/>
               </w:rPr>
-              <w:instrText xml:space="preserve"> PAGEREF _Toc242944084 \h </w:instrText>
+              <w:instrText xml:space="preserve"> PAGEREF _Toc243516542 \h </w:instrText>
             </w:r>
             <w:r>
               <w:rPr>
@@ -2256,7 +2372,7 @@
               <w14:ligatures w14:val="standardContextual"/>
             </w:rPr>
           </w:pPr>
-          <w:hyperlink w:anchor="_Toc242944085" w:history="1">
+          <w:hyperlink w:anchor="_Toc243516543" w:history="1">
             <w:r>
               <w:rPr>
                 <w:rStyle w:val="Hyperlink"/>
@@ -2280,7 +2396,7 @@
               <w:rPr>
                 <w:noProof/>
               </w:rPr>
-              <w:instrText xml:space="preserve"> PAGEREF _Toc242944085 \h </w:instrText>
+              <w:instrText xml:space="preserve"> PAGEREF _Toc243516543 \h </w:instrText>
             </w:r>
             <w:r>
               <w:rPr>
@@ -2323,7 +2439,7 @@
               <w14:ligatures w14:val="standardContextual"/>
             </w:rPr>
           </w:pPr>
-          <w:hyperlink w:anchor="_Toc242944086" w:history="1">
+          <w:hyperlink w:anchor="_Toc243516544" w:history="1">
             <w:r>
               <w:rPr>
                 <w:rStyle w:val="Hyperlink"/>
@@ -2347,7 +2463,7 @@
               <w:rPr>
                 <w:noProof/>
               </w:rPr>
-              <w:instrText xml:space="preserve"> PAGEREF _Toc242944086 \h </w:instrText>
+              <w:instrText xml:space="preserve"> PAGEREF _Toc243516544 \h </w:instrText>
             </w:r>
             <w:r>
               <w:rPr>
@@ -2390,7 +2506,7 @@
               <w14:ligatures w14:val="standardContextual"/>
             </w:rPr>
           </w:pPr>
-          <w:hyperlink w:anchor="_Toc242944087" w:history="1">
+          <w:hyperlink w:anchor="_Toc243516545" w:history="1">
             <w:r>
               <w:rPr>
                 <w:rStyle w:val="Hyperlink"/>
@@ -2414,7 +2530,7 @@
               <w:rPr>
                 <w:noProof/>
               </w:rPr>
-              <w:instrText xml:space="preserve"> PAGEREF _Toc242944087 \h </w:instrText>
+              <w:instrText xml:space="preserve"> PAGEREF _Toc243516545 \h </w:instrText>
             </w:r>
             <w:r>
               <w:rPr>
@@ -2457,7 +2573,7 @@
               <w14:ligatures w14:val="standardContextual"/>
             </w:rPr>
           </w:pPr>
-          <w:hyperlink w:anchor="_Toc242944088" w:history="1">
+          <w:hyperlink w:anchor="_Toc243516546" w:history="1">
             <w:r>
               <w:rPr>
                 <w:rStyle w:val="Hyperlink"/>
@@ -2481,7 +2597,7 @@
               <w:rPr>
                 <w:noProof/>
               </w:rPr>
-              <w:instrText xml:space="preserve"> PAGEREF _Toc242944088 \h </w:instrText>
+              <w:instrText xml:space="preserve"> PAGEREF _Toc243516546 \h </w:instrText>
             </w:r>
             <w:r>
               <w:rPr>
@@ -2524,7 +2640,7 @@
               <w14:ligatures w14:val="standardContextual"/>
             </w:rPr>
           </w:pPr>
-          <w:hyperlink w:anchor="_Toc242944089" w:history="1">
+          <w:hyperlink w:anchor="_Toc243516547" w:history="1">
             <w:r>
               <w:rPr>
                 <w:rStyle w:val="Hyperlink"/>
@@ -2548,7 +2664,7 @@
               <w:rPr>
                 <w:noProof/>
               </w:rPr>
-              <w:instrText xml:space="preserve"> PAGEREF _Toc242944089 \h </w:instrText>
+              <w:instrText xml:space="preserve"> PAGEREF _Toc243516547 \h </w:instrText>
             </w:r>
             <w:r>
               <w:rPr>
@@ -2565,7 +2681,7 @@
               <w:rPr>
                 <w:noProof/>
               </w:rPr>
-              <w:t>7</w:t>
+              <w:t>8</w:t>
             </w:r>
             <w:r>
               <w:rPr>
@@ -2591,7 +2707,7 @@
               <w14:ligatures w14:val="standardContextual"/>
             </w:rPr>
           </w:pPr>
-          <w:hyperlink w:anchor="_Toc242944090" w:history="1">
+          <w:hyperlink w:anchor="_Toc243516548" w:history="1">
             <w:r>
               <w:rPr>
                 <w:rStyle w:val="Hyperlink"/>
@@ -2615,7 +2731,7 @@
               <w:rPr>
                 <w:noProof/>
               </w:rPr>
-              <w:instrText xml:space="preserve"> PAGEREF _Toc242944090 \h </w:instrText>
+              <w:instrText xml:space="preserve"> PAGEREF _Toc243516548 \h </w:instrText>
             </w:r>
             <w:r>
               <w:rPr>
@@ -2632,7 +2748,7 @@
               <w:rPr>
                 <w:noProof/>
               </w:rPr>
-              <w:t>8</w:t>
+              <w:t>9</w:t>
             </w:r>
             <w:r>
               <w:rPr>
@@ -2658,7 +2774,7 @@
               <w14:ligatures w14:val="standardContextual"/>
             </w:rPr>
           </w:pPr>
-          <w:hyperlink w:anchor="_Toc242944091" w:history="1">
+          <w:hyperlink w:anchor="_Toc243516549" w:history="1">
             <w:r>
               <w:rPr>
                 <w:rStyle w:val="Hyperlink"/>
@@ -2682,7 +2798,7 @@
               <w:rPr>
                 <w:noProof/>
               </w:rPr>
-              <w:instrText xml:space="preserve"> PAGEREF _Toc242944091 \h </w:instrText>
+              <w:instrText xml:space="preserve"> PAGEREF _Toc243516549 \h </w:instrText>
             </w:r>
             <w:r>
               <w:rPr>
@@ -2699,7 +2815,7 @@
               <w:rPr>
                 <w:noProof/>
               </w:rPr>
-              <w:t>9</w:t>
+              <w:t>10</w:t>
             </w:r>
             <w:r>
               <w:rPr>
@@ -2725,7 +2841,7 @@
               <w14:ligatures w14:val="standardContextual"/>
             </w:rPr>
           </w:pPr>
-          <w:hyperlink w:anchor="_Toc242944092" w:history="1">
+          <w:hyperlink w:anchor="_Toc243516550" w:history="1">
             <w:r>
               <w:rPr>
                 <w:rStyle w:val="Hyperlink"/>
@@ -2749,7 +2865,7 @@
               <w:rPr>
                 <w:noProof/>
               </w:rPr>
-              <w:instrText xml:space="preserve"> PAGEREF _Toc242944092 \h </w:instrText>
+              <w:instrText xml:space="preserve"> PAGEREF _Toc243516550 \h </w:instrText>
             </w:r>
             <w:r>
               <w:rPr>
@@ -2766,7 +2882,7 @@
               <w:rPr>
                 <w:noProof/>
               </w:rPr>
-              <w:t>9</w:t>
+              <w:t>10</w:t>
             </w:r>
             <w:r>
               <w:rPr>
@@ -2792,7 +2908,7 @@
               <w14:ligatures w14:val="standardContextual"/>
             </w:rPr>
           </w:pPr>
-          <w:hyperlink w:anchor="_Toc242944093" w:history="1">
+          <w:hyperlink w:anchor="_Toc243516551" w:history="1">
             <w:r>
               <w:rPr>
                 <w:rStyle w:val="Hyperlink"/>
@@ -2816,7 +2932,7 @@
               <w:rPr>
                 <w:noProof/>
               </w:rPr>
-              <w:instrText xml:space="preserve"> PAGEREF _Toc242944093 \h </w:instrText>
+              <w:instrText xml:space="preserve"> PAGEREF _Toc243516551 \h </w:instrText>
             </w:r>
             <w:r>
               <w:rPr>
@@ -2833,7 +2949,7 @@
               <w:rPr>
                 <w:noProof/>
               </w:rPr>
-              <w:t>9</w:t>
+              <w:t>10</w:t>
             </w:r>
             <w:r>
               <w:rPr>
@@ -2859,7 +2975,7 @@
               <w14:ligatures w14:val="standardContextual"/>
             </w:rPr>
           </w:pPr>
-          <w:hyperlink w:anchor="_Toc242944094" w:history="1">
+          <w:hyperlink w:anchor="_Toc243516552" w:history="1">
             <w:r>
               <w:rPr>
                 <w:rStyle w:val="Hyperlink"/>
@@ -2883,7 +2999,7 @@
               <w:rPr>
                 <w:noProof/>
               </w:rPr>
-              <w:instrText xml:space="preserve"> PAGEREF _Toc242944094 \h </w:instrText>
+              <w:instrText xml:space="preserve"> PAGEREF _Toc243516552 \h </w:instrText>
             </w:r>
             <w:r>
               <w:rPr>
@@ -2900,7 +3016,7 @@
               <w:rPr>
                 <w:noProof/>
               </w:rPr>
-              <w:t>11</w:t>
+              <w:t>12</w:t>
             </w:r>
             <w:r>
               <w:rPr>
@@ -2926,7 +3042,7 @@
               <w14:ligatures w14:val="standardContextual"/>
             </w:rPr>
           </w:pPr>
-          <w:hyperlink w:anchor="_Toc242944095" w:history="1">
+          <w:hyperlink w:anchor="_Toc243516553" w:history="1">
             <w:r>
               <w:rPr>
                 <w:rStyle w:val="Hyperlink"/>
@@ -2950,7 +3066,7 @@
               <w:rPr>
                 <w:noProof/>
               </w:rPr>
-              <w:instrText xml:space="preserve"> PAGEREF _Toc242944095 \h </w:instrText>
+              <w:instrText xml:space="preserve"> PAGEREF _Toc243516553 \h </w:instrText>
             </w:r>
             <w:r>
               <w:rPr>
@@ -2967,7 +3083,7 @@
               <w:rPr>
                 <w:noProof/>
               </w:rPr>
-              <w:t>12</w:t>
+              <w:t>13</w:t>
             </w:r>
             <w:r>
               <w:rPr>
@@ -2993,7 +3109,7 @@
               <w14:ligatures w14:val="standardContextual"/>
             </w:rPr>
           </w:pPr>
-          <w:hyperlink w:anchor="_Toc242944096" w:history="1">
+          <w:hyperlink w:anchor="_Toc243516554" w:history="1">
             <w:r>
               <w:rPr>
                 <w:rStyle w:val="Hyperlink"/>
@@ -3017,7 +3133,7 @@
               <w:rPr>
                 <w:noProof/>
               </w:rPr>
-              <w:instrText xml:space="preserve"> PAGEREF _Toc242944096 \h </w:instrText>
+              <w:instrText xml:space="preserve"> PAGEREF _Toc243516554 \h </w:instrText>
             </w:r>
             <w:r>
               <w:rPr>
@@ -3034,7 +3150,7 @@
               <w:rPr>
                 <w:noProof/>
               </w:rPr>
-              <w:t>13</w:t>
+              <w:t>14</w:t>
             </w:r>
             <w:r>
               <w:rPr>
@@ -3063,7 +3179,7 @@
     <w:sdt>
       <w:sdtPr>
         <w:alias w:val="Tables"/>
-        <w:id w:val="-895970669"/>
+        <w:id w:val="-1542979671"/>
       </w:sdtPr>
       <w:sdtEndPr/>
       <w:sdtContent>
@@ -3092,7 +3208,7 @@
           <w:r>
             <w:fldChar w:fldCharType="separate"/>
           </w:r>
-          <w:hyperlink w:anchor="_Toc242944097" w:history="1">
+          <w:hyperlink w:anchor="_Toc243516555" w:history="1">
             <w:r>
               <w:rPr>
                 <w:rStyle w:val="Hyperlink"/>
@@ -3116,7 +3232,7 @@
               <w:rPr>
                 <w:noProof/>
               </w:rPr>
-              <w:instrText xml:space="preserve"> PAGEREF _Toc242944097 \h </w:instrText>
+              <w:instrText xml:space="preserve"> PAGEREF _Toc243516555 \h </w:instrText>
             </w:r>
             <w:r>
               <w:rPr>
@@ -3159,7 +3275,7 @@
               <w14:ligatures w14:val="standardContextual"/>
             </w:rPr>
           </w:pPr>
-          <w:hyperlink w:anchor="_Toc242944098" w:history="1">
+          <w:hyperlink w:anchor="_Toc243516556" w:history="1">
             <w:r>
               <w:rPr>
                 <w:rStyle w:val="Hyperlink"/>
@@ -3183,7 +3299,7 @@
               <w:rPr>
                 <w:noProof/>
               </w:rPr>
-              <w:instrText xml:space="preserve"> PAGEREF _Toc242944098 \h </w:instrText>
+              <w:instrText xml:space="preserve"> PAGEREF _Toc243516556 \h </w:instrText>
             </w:r>
             <w:r>
               <w:rPr>
@@ -3226,7 +3342,7 @@
               <w14:ligatures w14:val="standardContextual"/>
             </w:rPr>
           </w:pPr>
-          <w:hyperlink w:anchor="_Toc242944099" w:history="1">
+          <w:hyperlink w:anchor="_Toc243516557" w:history="1">
             <w:r>
               <w:rPr>
                 <w:rStyle w:val="Hyperlink"/>
@@ -3250,7 +3366,7 @@
               <w:rPr>
                 <w:noProof/>
               </w:rPr>
-              <w:instrText xml:space="preserve"> PAGEREF _Toc242944099 \h </w:instrText>
+              <w:instrText xml:space="preserve"> PAGEREF _Toc243516557 \h </w:instrText>
             </w:r>
             <w:r>
               <w:rPr>
@@ -3293,13 +3409,13 @@
               <w14:ligatures w14:val="standardContextual"/>
             </w:rPr>
           </w:pPr>
-          <w:hyperlink w:anchor="_Toc242944100" w:history="1">
+          <w:hyperlink w:anchor="_Toc243516558" w:history="1">
             <w:r>
               <w:rPr>
                 <w:rStyle w:val="Hyperlink"/>
                 <w:noProof/>
               </w:rPr>
-              <w:t>Table 4: What the campaign proves</w:t>
+              <w:t>Table 4: Automated suite on 21 October 2026 (after VR3)</w:t>
             </w:r>
             <w:r>
               <w:rPr>
@@ -3317,7 +3433,7 @@
               <w:rPr>
                 <w:noProof/>
               </w:rPr>
-              <w:instrText xml:space="preserve"> PAGEREF _Toc242944100 \h </w:instrText>
+              <w:instrText xml:space="preserve"> PAGEREF _Toc243516558 \h </w:instrText>
             </w:r>
             <w:r>
               <w:rPr>
@@ -3360,13 +3476,13 @@
               <w14:ligatures w14:val="standardContextual"/>
             </w:rPr>
           </w:pPr>
-          <w:hyperlink w:anchor="_Toc242944101" w:history="1">
+          <w:hyperlink w:anchor="_Toc243516559" w:history="1">
             <w:r>
               <w:rPr>
                 <w:rStyle w:val="Hyperlink"/>
                 <w:noProof/>
               </w:rPr>
-              <w:t>Table 5: Defects and findings</w:t>
+              <w:t>Table 5: What the campaign proves</w:t>
             </w:r>
             <w:r>
               <w:rPr>
@@ -3384,7 +3500,7 @@
               <w:rPr>
                 <w:noProof/>
               </w:rPr>
-              <w:instrText xml:space="preserve"> PAGEREF _Toc242944101 \h </w:instrText>
+              <w:instrText xml:space="preserve"> PAGEREF _Toc243516559 \h </w:instrText>
             </w:r>
             <w:r>
               <w:rPr>
@@ -3401,7 +3517,7 @@
               <w:rPr>
                 <w:noProof/>
               </w:rPr>
-              <w:t>7</w:t>
+              <w:t>6</w:t>
             </w:r>
             <w:r>
               <w:rPr>
@@ -3427,13 +3543,13 @@
               <w14:ligatures w14:val="standardContextual"/>
             </w:rPr>
           </w:pPr>
-          <w:hyperlink w:anchor="_Toc242944102" w:history="1">
+          <w:hyperlink w:anchor="_Toc243516560" w:history="1">
             <w:r>
               <w:rPr>
                 <w:rStyle w:val="Hyperlink"/>
                 <w:noProof/>
               </w:rPr>
-              <w:t>Table 6: Failures that are not application defects</w:t>
+              <w:t>Table 6: Defects and findings</w:t>
             </w:r>
             <w:r>
               <w:rPr>
@@ -3451,7 +3567,7 @@
               <w:rPr>
                 <w:noProof/>
               </w:rPr>
-              <w:instrText xml:space="preserve"> PAGEREF _Toc242944102 \h </w:instrText>
+              <w:instrText xml:space="preserve"> PAGEREF _Toc243516560 \h </w:instrText>
             </w:r>
             <w:r>
               <w:rPr>
@@ -3494,13 +3610,13 @@
               <w14:ligatures w14:val="standardContextual"/>
             </w:rPr>
           </w:pPr>
-          <w:hyperlink w:anchor="_Toc242944103" w:history="1">
+          <w:hyperlink w:anchor="_Toc243516561" w:history="1">
             <w:r>
               <w:rPr>
                 <w:rStyle w:val="Hyperlink"/>
                 <w:noProof/>
               </w:rPr>
-              <w:t>Table 7: Security audit run-1 results</w:t>
+              <w:t>Table 7: Failures that are not application defects</w:t>
             </w:r>
             <w:r>
               <w:rPr>
@@ -3518,7 +3634,7 @@
               <w:rPr>
                 <w:noProof/>
               </w:rPr>
-              <w:instrText xml:space="preserve"> PAGEREF _Toc242944103 \h </w:instrText>
+              <w:instrText xml:space="preserve"> PAGEREF _Toc243516561 \h </w:instrText>
             </w:r>
             <w:r>
               <w:rPr>
@@ -3561,13 +3677,13 @@
               <w14:ligatures w14:val="standardContextual"/>
             </w:rPr>
           </w:pPr>
-          <w:hyperlink w:anchor="_Toc242944104" w:history="1">
+          <w:hyperlink w:anchor="_Toc243516562" w:history="1">
             <w:r>
               <w:rPr>
                 <w:rStyle w:val="Hyperlink"/>
                 <w:noProof/>
               </w:rPr>
-              <w:t>Table 8: Security audit run-1 leads, fixes and tests</w:t>
+              <w:t>Table 8: Security audit run-1 results</w:t>
             </w:r>
             <w:r>
               <w:rPr>
@@ -3585,7 +3701,7 @@
               <w:rPr>
                 <w:noProof/>
               </w:rPr>
-              <w:instrText xml:space="preserve"> PAGEREF _Toc242944104 \h </w:instrText>
+              <w:instrText xml:space="preserve"> PAGEREF _Toc243516562 \h </w:instrText>
             </w:r>
             <w:r>
               <w:rPr>
@@ -3602,7 +3718,74 @@
               <w:rPr>
                 <w:noProof/>
               </w:rPr>
-              <w:t>9</w:t>
+              <w:t>10</w:t>
+            </w:r>
+            <w:r>
+              <w:rPr>
+                <w:noProof/>
+              </w:rPr>
+              <w:fldChar w:fldCharType="end"/>
+            </w:r>
+          </w:hyperlink>
+        </w:p>
+        <w:p>
+          <w:pPr>
+            <w:pStyle w:val="TableofFigures"/>
+            <w:tabs>
+              <w:tab w:val="right" w:leader="dot" w:pos="9628"/>
+            </w:tabs>
+            <w:rPr>
+              <w:rFonts w:asciiTheme="minorHAnsi" w:eastAsiaTheme="minorEastAsia" w:hAnsiTheme="minorHAnsi" w:cstheme="minorBidi"/>
+              <w:noProof/>
+              <w:color w:val="auto"/>
+              <w:kern w:val="2"/>
+              <w:sz w:val="24"/>
+              <w:szCs w:val="24"/>
+              <w14:ligatures w14:val="standardContextual"/>
+            </w:rPr>
+          </w:pPr>
+          <w:hyperlink w:anchor="_Toc243516563" w:history="1">
+            <w:r>
+              <w:rPr>
+                <w:rStyle w:val="Hyperlink"/>
+                <w:noProof/>
+              </w:rPr>
+              <w:t>Table 9: Security audit run-1 leads, fixes and tests</w:t>
+            </w:r>
+            <w:r>
+              <w:rPr>
+                <w:noProof/>
+              </w:rPr>
+              <w:tab/>
+            </w:r>
+            <w:r>
+              <w:rPr>
+                <w:noProof/>
+              </w:rPr>
+              <w:fldChar w:fldCharType="begin"/>
+            </w:r>
+            <w:r>
+              <w:rPr>
+                <w:noProof/>
+              </w:rPr>
+              <w:instrText xml:space="preserve"> PAGEREF _Toc243516563 \h </w:instrText>
+            </w:r>
+            <w:r>
+              <w:rPr>
+                <w:noProof/>
+              </w:rPr>
+            </w:r>
+            <w:r>
+              <w:rPr>
+                <w:noProof/>
+              </w:rPr>
+              <w:fldChar w:fldCharType="separate"/>
+            </w:r>
+            <w:r>
+              <w:rPr>
+                <w:noProof/>
+              </w:rPr>
+              <w:t>10</w:t>
             </w:r>
             <w:r>
               <w:rPr>
@@ -3626,7 +3809,7 @@
         <w:keepLines/>
         <w:pageBreakBefore/>
       </w:pPr>
-      <w:bookmarkStart w:id="0" w:name="_Toc242944081"/>
+      <w:bookmarkStart w:id="0" w:name="_Toc243516539"/>
       <w:r>
         <w:lastRenderedPageBreak/>
         <w:t>1 Introduction</w:t>
@@ -3639,7 +3822,7 @@
         <w:keepNext/>
         <w:keepLines/>
       </w:pPr>
-      <w:bookmarkStart w:id="1" w:name="_Toc242944082"/>
+      <w:bookmarkStart w:id="1" w:name="_Toc243516540"/>
       <w:r>
         <w:t>1.1 Purpose</w:t>
       </w:r>
@@ -3650,10 +3833,7 @@
         <w:spacing w:after="120"/>
       </w:pPr>
       <w:r>
-        <w:t xml:space="preserve">This report records what was actually executed against ZedPath on 11 and 12 October 2026, what passed, what failed and why. It is the companion of the ZP-DOC-08 Test Plan, which sets the strategy, environments and </w:t>
-      </w:r>
-      <w:r>
-        <w:t>Definition of Done. Every number below comes from a result file committed in the repository; nothing is estimated.</w:t>
+        <w:t>This report records what was actually executed against ZedPath on 11 and 12 October 2026, what passed, what failed and why. It is the companion of the ZP-DOC-08 Test Plan, which sets the strategy, environments and Definition of Done. Every number below comes from a result file committed in the repository; nothing is estimated.</w:t>
       </w:r>
     </w:p>
     <w:p>
@@ -3662,7 +3842,7 @@
         <w:keepNext/>
         <w:keepLines/>
       </w:pPr>
-      <w:bookmarkStart w:id="2" w:name="_Toc242944083"/>
+      <w:bookmarkStart w:id="2" w:name="_Toc243516541"/>
       <w:r>
         <w:t>1.2 How the campaign was run</w:t>
       </w:r>
@@ -3683,10 +3863,7 @@
         <w:t>agent harness</w:t>
       </w:r>
       <w:r>
-        <w:t xml:space="preserve">: the main session split the work into 20 independent agents, each with one test area, a written brief, safety rules and an output file. Each agent wrote its own test code, ran it, and </w:t>
-      </w:r>
-      <w:r>
-        <w:t>reported its results; the main session reviewed each report, committed the code and the results, and wrote this summary. No agent was allowed to change application code, so every failure below is reported as found.</w:t>
+        <w:t>: the main session split the work into 20 independent agents, each with one test area, a written brief, safety rules and an output file. Each agent wrote its own test code, ran it, and reported its results; the main session reviewed each report, committed the code and the results, and wrote this summary. No agent was allowed to change application code, so every failure below is reported as found.</w:t>
       </w:r>
     </w:p>
     <w:p>
@@ -3694,10 +3871,10 @@
         <w:spacing w:after="120"/>
       </w:pPr>
       <w:r>
-        <w:t xml:space="preserve">Safety rules applied to every agent: no deploys; no production writes except where stated; test accounts deleted at the end and checked (login afterwards returns 401); no new groups created and no chat messages </w:t>
+        <w:t xml:space="preserve">Safety rules applied to every agent: no deploys; no production writes except where stated; test accounts </w:t>
       </w:r>
       <w:r>
-        <w:t>posted on shared data; no question sent to the AI model (quota); nothing fetched from outside the allow-list.</w:t>
+        <w:t>deleted at the end and checked (login afterwards returns 401); no new groups created and no chat messages posted on shared data; no question sent to the AI model (quota); nothing fetched from outside the allow-list.</w:t>
       </w:r>
     </w:p>
     <w:p>
@@ -3706,7 +3883,7 @@
         <w:keepNext/>
         <w:keepLines/>
       </w:pPr>
-      <w:bookmarkStart w:id="3" w:name="_Toc242944084"/>
+      <w:bookmarkStart w:id="3" w:name="_Toc243516542"/>
       <w:r>
         <w:t>1.3 Test environments</w:t>
       </w:r>
@@ -3717,7 +3894,7 @@
         <w:pStyle w:val="Caption"/>
         <w:keepNext/>
       </w:pPr>
-      <w:bookmarkStart w:id="4" w:name="_Toc242944097"/>
+      <w:bookmarkStart w:id="4" w:name="_Toc243516555"/>
       <w:r>
         <w:t xml:space="preserve">Table </w:t>
       </w:r>
@@ -4146,7 +4323,7 @@
         <w:keepLines/>
         <w:pageBreakBefore/>
       </w:pPr>
-      <w:bookmarkStart w:id="5" w:name="_Toc242944085"/>
+      <w:bookmarkStart w:id="5" w:name="_Toc243516543"/>
       <w:r>
         <w:lastRenderedPageBreak/>
         <w:t>2 Results summary</w:t>
@@ -4159,7 +4336,7 @@
         <w:keepNext/>
         <w:keepLines/>
       </w:pPr>
-      <w:bookmarkStart w:id="6" w:name="_Toc242944086"/>
+      <w:bookmarkStart w:id="6" w:name="_Toc243516544"/>
       <w:r>
         <w:t>2.1 Totals</w:t>
       </w:r>
@@ -4170,7 +4347,7 @@
         <w:pStyle w:val="Caption"/>
         <w:keepNext/>
       </w:pPr>
-      <w:bookmarkStart w:id="7" w:name="_Toc242944098"/>
+      <w:bookmarkStart w:id="7" w:name="_Toc243516556"/>
       <w:r>
         <w:t xml:space="preserve">Table </w:t>
       </w:r>
@@ -7193,7 +7370,7 @@
         <w:keepNext/>
         <w:keepLines/>
       </w:pPr>
-      <w:bookmarkStart w:id="8" w:name="_Toc242944087"/>
+      <w:bookmarkStart w:id="8" w:name="_Toc243516545"/>
       <w:r>
         <w:t>2.2 Re-run of 15 October 2026</w:t>
       </w:r>
@@ -7204,7 +7381,7 @@
         <w:pStyle w:val="Caption"/>
         <w:keepNext/>
       </w:pPr>
-      <w:bookmarkStart w:id="9" w:name="_Toc242944099"/>
+      <w:bookmarkStart w:id="9" w:name="_Toc243516557"/>
       <w:r>
         <w:t xml:space="preserve">Table </w:t>
       </w:r>
@@ -7820,22 +7997,10 @@
     </w:p>
     <w:p>
       <w:pPr>
-        <w:pStyle w:val="Heading2"/>
-        <w:keepNext/>
-        <w:keepLines/>
-      </w:pPr>
-      <w:bookmarkStart w:id="10" w:name="_Toc242944088"/>
-      <w:r>
-        <w:t>2.3 What the campaign proves</w:t>
-      </w:r>
-      <w:bookmarkEnd w:id="10"/>
-    </w:p>
-    <w:p>
-      <w:pPr>
         <w:pStyle w:val="Caption"/>
         <w:keepNext/>
       </w:pPr>
-      <w:bookmarkStart w:id="11" w:name="_Toc242944100"/>
+      <w:bookmarkStart w:id="10" w:name="_Toc243516558"/>
       <w:r>
         <w:t xml:space="preserve">Table </w:t>
       </w:r>
@@ -7858,9 +8023,472 @@
         <w:fldChar w:fldCharType="end"/>
       </w:r>
       <w:r>
+        <w:t>: Automated suite on 21 October 2026 (after VR3)</w:t>
+      </w:r>
+      <w:bookmarkEnd w:id="10"/>
+    </w:p>
+    <w:tbl>
+      <w:tblPr>
+        <w:tblW w:w="9638" w:type="dxa"/>
+        <w:tblBorders>
+          <w:top w:val="single" w:sz="4" w:space="0" w:color="auto"/>
+          <w:left w:val="single" w:sz="4" w:space="0" w:color="auto"/>
+          <w:bottom w:val="single" w:sz="4" w:space="0" w:color="auto"/>
+          <w:right w:val="single" w:sz="4" w:space="0" w:color="auto"/>
+          <w:insideH w:val="single" w:sz="4" w:space="0" w:color="auto"/>
+          <w:insideV w:val="single" w:sz="4" w:space="0" w:color="auto"/>
+        </w:tblBorders>
+        <w:tblCellMar>
+          <w:left w:w="10" w:type="dxa"/>
+          <w:right w:w="10" w:type="dxa"/>
+        </w:tblCellMar>
+        <w:tblLook w:val="04A0" w:firstRow="1" w:lastRow="0" w:firstColumn="1" w:lastColumn="0" w:noHBand="0" w:noVBand="1"/>
+      </w:tblPr>
+      <w:tblGrid>
+        <w:gridCol w:w="3682"/>
+        <w:gridCol w:w="5956"/>
+      </w:tblGrid>
+      <w:tr>
+        <w:tblPrEx>
+          <w:tblCellMar>
+            <w:top w:w="0" w:type="dxa"/>
+            <w:bottom w:w="0" w:type="dxa"/>
+          </w:tblCellMar>
+        </w:tblPrEx>
+        <w:trPr>
+          <w:cantSplit/>
+          <w:tblHeader/>
+        </w:trPr>
+        <w:tc>
+          <w:tcPr>
+            <w:tcW w:w="3682" w:type="dxa"/>
+            <w:tcBorders>
+              <w:top w:val="single" w:sz="4" w:space="0" w:color="C9D3D0"/>
+              <w:left w:val="single" w:sz="4" w:space="0" w:color="C9D3D0"/>
+              <w:bottom w:val="single" w:sz="4" w:space="0" w:color="C9D3D0"/>
+              <w:right w:val="single" w:sz="4" w:space="0" w:color="C9D3D0"/>
+            </w:tcBorders>
+            <w:shd w:val="clear" w:color="auto" w:fill="006B5F"/>
+            <w:tcMar>
+              <w:top w:w="50" w:type="dxa"/>
+              <w:left w:w="100" w:type="dxa"/>
+              <w:bottom w:w="50" w:type="dxa"/>
+              <w:right w:w="100" w:type="dxa"/>
+            </w:tcMar>
+            <w:vAlign w:val="center"/>
+          </w:tcPr>
+          <w:p>
+            <w:pPr>
+              <w:spacing w:line="252" w:lineRule="auto"/>
+            </w:pPr>
+            <w:r>
+              <w:rPr>
+                <w:b/>
+                <w:bCs/>
+                <w:color w:val="FFFFFF"/>
+                <w:sz w:val="19"/>
+                <w:szCs w:val="19"/>
+              </w:rPr>
+              <w:t>Check</w:t>
+            </w:r>
+          </w:p>
+        </w:tc>
+        <w:tc>
+          <w:tcPr>
+            <w:tcW w:w="5956" w:type="dxa"/>
+            <w:tcBorders>
+              <w:top w:val="single" w:sz="4" w:space="0" w:color="C9D3D0"/>
+              <w:left w:val="single" w:sz="4" w:space="0" w:color="C9D3D0"/>
+              <w:bottom w:val="single" w:sz="4" w:space="0" w:color="C9D3D0"/>
+              <w:right w:val="single" w:sz="4" w:space="0" w:color="C9D3D0"/>
+            </w:tcBorders>
+            <w:shd w:val="clear" w:color="auto" w:fill="006B5F"/>
+            <w:tcMar>
+              <w:top w:w="50" w:type="dxa"/>
+              <w:left w:w="100" w:type="dxa"/>
+              <w:bottom w:w="50" w:type="dxa"/>
+              <w:right w:w="100" w:type="dxa"/>
+            </w:tcMar>
+            <w:vAlign w:val="center"/>
+          </w:tcPr>
+          <w:p>
+            <w:pPr>
+              <w:spacing w:line="252" w:lineRule="auto"/>
+            </w:pPr>
+            <w:r>
+              <w:rPr>
+                <w:b/>
+                <w:bCs/>
+                <w:color w:val="FFFFFF"/>
+                <w:sz w:val="19"/>
+                <w:szCs w:val="19"/>
+              </w:rPr>
+              <w:t>Result</w:t>
+            </w:r>
+          </w:p>
+        </w:tc>
+      </w:tr>
+      <w:tr>
+        <w:tblPrEx>
+          <w:tblCellMar>
+            <w:top w:w="0" w:type="dxa"/>
+            <w:bottom w:w="0" w:type="dxa"/>
+          </w:tblCellMar>
+        </w:tblPrEx>
+        <w:trPr>
+          <w:cantSplit/>
+        </w:trPr>
+        <w:tc>
+          <w:tcPr>
+            <w:tcW w:w="3682" w:type="dxa"/>
+            <w:tcBorders>
+              <w:top w:val="single" w:sz="4" w:space="0" w:color="C9D3D0"/>
+              <w:left w:val="single" w:sz="4" w:space="0" w:color="C9D3D0"/>
+              <w:bottom w:val="single" w:sz="4" w:space="0" w:color="C9D3D0"/>
+              <w:right w:val="single" w:sz="4" w:space="0" w:color="C9D3D0"/>
+            </w:tcBorders>
+            <w:tcMar>
+              <w:top w:w="50" w:type="dxa"/>
+              <w:left w:w="100" w:type="dxa"/>
+              <w:bottom w:w="50" w:type="dxa"/>
+              <w:right w:w="100" w:type="dxa"/>
+            </w:tcMar>
+            <w:vAlign w:val="center"/>
+          </w:tcPr>
+          <w:p>
+            <w:pPr>
+              <w:spacing w:line="252" w:lineRule="auto"/>
+            </w:pPr>
+            <w:r>
+              <w:rPr>
+                <w:rFonts w:ascii="Consolas" w:eastAsia="Consolas" w:hAnsi="Consolas" w:cs="Consolas"/>
+                <w:sz w:val="17"/>
+                <w:szCs w:val="17"/>
+                <w:shd w:val="clear" w:color="auto" w:fill="F2F4F3"/>
+              </w:rPr>
+              <w:t>npx vitest run</w:t>
+            </w:r>
+          </w:p>
+        </w:tc>
+        <w:tc>
+          <w:tcPr>
+            <w:tcW w:w="5956" w:type="dxa"/>
+            <w:tcBorders>
+              <w:top w:val="single" w:sz="4" w:space="0" w:color="C9D3D0"/>
+              <w:left w:val="single" w:sz="4" w:space="0" w:color="C9D3D0"/>
+              <w:bottom w:val="single" w:sz="4" w:space="0" w:color="C9D3D0"/>
+              <w:right w:val="single" w:sz="4" w:space="0" w:color="C9D3D0"/>
+            </w:tcBorders>
+            <w:tcMar>
+              <w:top w:w="50" w:type="dxa"/>
+              <w:left w:w="100" w:type="dxa"/>
+              <w:bottom w:w="50" w:type="dxa"/>
+              <w:right w:w="100" w:type="dxa"/>
+            </w:tcMar>
+            <w:vAlign w:val="center"/>
+          </w:tcPr>
+          <w:p>
+            <w:pPr>
+              <w:spacing w:line="252" w:lineRule="auto"/>
+            </w:pPr>
+            <w:r>
+              <w:rPr>
+                <w:sz w:val="19"/>
+                <w:szCs w:val="19"/>
+              </w:rPr>
+              <w:t xml:space="preserve">35 files (34 passed, 1 opt-in skipped); 557 tests: </w:t>
+            </w:r>
+            <w:r>
+              <w:rPr>
+                <w:b/>
+                <w:bCs/>
+                <w:sz w:val="19"/>
+                <w:szCs w:val="19"/>
+              </w:rPr>
+              <w:t>536 passed, 0 failed, 0 expected-fail, 21 skipped</w:t>
+            </w:r>
+          </w:p>
+        </w:tc>
+      </w:tr>
+      <w:tr>
+        <w:tblPrEx>
+          <w:tblCellMar>
+            <w:top w:w="0" w:type="dxa"/>
+            <w:bottom w:w="0" w:type="dxa"/>
+          </w:tblCellMar>
+        </w:tblPrEx>
+        <w:trPr>
+          <w:cantSplit/>
+        </w:trPr>
+        <w:tc>
+          <w:tcPr>
+            <w:tcW w:w="3682" w:type="dxa"/>
+            <w:tcBorders>
+              <w:top w:val="single" w:sz="4" w:space="0" w:color="C9D3D0"/>
+              <w:left w:val="single" w:sz="4" w:space="0" w:color="C9D3D0"/>
+              <w:bottom w:val="single" w:sz="4" w:space="0" w:color="C9D3D0"/>
+              <w:right w:val="single" w:sz="4" w:space="0" w:color="C9D3D0"/>
+            </w:tcBorders>
+            <w:shd w:val="clear" w:color="auto" w:fill="F3F8F6"/>
+            <w:tcMar>
+              <w:top w:w="50" w:type="dxa"/>
+              <w:left w:w="100" w:type="dxa"/>
+              <w:bottom w:w="50" w:type="dxa"/>
+              <w:right w:w="100" w:type="dxa"/>
+            </w:tcMar>
+            <w:vAlign w:val="center"/>
+          </w:tcPr>
+          <w:p>
+            <w:pPr>
+              <w:spacing w:line="252" w:lineRule="auto"/>
+            </w:pPr>
+            <w:r>
+              <w:rPr>
+                <w:sz w:val="19"/>
+                <w:szCs w:val="19"/>
+              </w:rPr>
+              <w:t>New test file</w:t>
+            </w:r>
+          </w:p>
+        </w:tc>
+        <w:tc>
+          <w:tcPr>
+            <w:tcW w:w="5956" w:type="dxa"/>
+            <w:tcBorders>
+              <w:top w:val="single" w:sz="4" w:space="0" w:color="C9D3D0"/>
+              <w:left w:val="single" w:sz="4" w:space="0" w:color="C9D3D0"/>
+              <w:bottom w:val="single" w:sz="4" w:space="0" w:color="C9D3D0"/>
+              <w:right w:val="single" w:sz="4" w:space="0" w:color="C9D3D0"/>
+            </w:tcBorders>
+            <w:shd w:val="clear" w:color="auto" w:fill="F3F8F6"/>
+            <w:tcMar>
+              <w:top w:w="50" w:type="dxa"/>
+              <w:left w:w="100" w:type="dxa"/>
+              <w:bottom w:w="50" w:type="dxa"/>
+              <w:right w:w="100" w:type="dxa"/>
+            </w:tcMar>
+            <w:vAlign w:val="center"/>
+          </w:tcPr>
+          <w:p>
+            <w:pPr>
+              <w:spacing w:line="252" w:lineRule="auto"/>
+            </w:pPr>
+            <w:r>
+              <w:rPr>
+                <w:rFonts w:ascii="Consolas" w:eastAsia="Consolas" w:hAnsi="Consolas" w:cs="Consolas"/>
+                <w:sz w:val="17"/>
+                <w:szCs w:val="17"/>
+                <w:shd w:val="clear" w:color="auto" w:fill="F2F4F3"/>
+              </w:rPr>
+              <w:t>src/nav-pref.test.ts</w:t>
+            </w:r>
+            <w:r>
+              <w:rPr>
+                <w:sz w:val="19"/>
+                <w:szCs w:val="19"/>
+              </w:rPr>
+              <w:t xml:space="preserve"> (4): the desktop side menu is open by default, remembered per device, safe when storage is blocked, forgotten by "Clear this phone" (TC-139)</w:t>
+            </w:r>
+          </w:p>
+        </w:tc>
+      </w:tr>
+      <w:tr>
+        <w:tblPrEx>
+          <w:tblCellMar>
+            <w:top w:w="0" w:type="dxa"/>
+            <w:bottom w:w="0" w:type="dxa"/>
+          </w:tblCellMar>
+        </w:tblPrEx>
+        <w:trPr>
+          <w:cantSplit/>
+        </w:trPr>
+        <w:tc>
+          <w:tcPr>
+            <w:tcW w:w="3682" w:type="dxa"/>
+            <w:tcBorders>
+              <w:top w:val="single" w:sz="4" w:space="0" w:color="C9D3D0"/>
+              <w:left w:val="single" w:sz="4" w:space="0" w:color="C9D3D0"/>
+              <w:bottom w:val="single" w:sz="4" w:space="0" w:color="C9D3D0"/>
+              <w:right w:val="single" w:sz="4" w:space="0" w:color="C9D3D0"/>
+            </w:tcBorders>
+            <w:tcMar>
+              <w:top w:w="50" w:type="dxa"/>
+              <w:left w:w="100" w:type="dxa"/>
+              <w:bottom w:w="50" w:type="dxa"/>
+              <w:right w:w="100" w:type="dxa"/>
+            </w:tcMar>
+            <w:vAlign w:val="center"/>
+          </w:tcPr>
+          <w:p>
+            <w:pPr>
+              <w:spacing w:line="252" w:lineRule="auto"/>
+            </w:pPr>
+            <w:r>
+              <w:rPr>
+                <w:rFonts w:ascii="Consolas" w:eastAsia="Consolas" w:hAnsi="Consolas" w:cs="Consolas"/>
+                <w:sz w:val="17"/>
+                <w:szCs w:val="17"/>
+                <w:shd w:val="clear" w:color="auto" w:fill="F2F4F3"/>
+              </w:rPr>
+              <w:t>npx tsc -b</w:t>
+            </w:r>
+          </w:p>
+        </w:tc>
+        <w:tc>
+          <w:tcPr>
+            <w:tcW w:w="5956" w:type="dxa"/>
+            <w:tcBorders>
+              <w:top w:val="single" w:sz="4" w:space="0" w:color="C9D3D0"/>
+              <w:left w:val="single" w:sz="4" w:space="0" w:color="C9D3D0"/>
+              <w:bottom w:val="single" w:sz="4" w:space="0" w:color="C9D3D0"/>
+              <w:right w:val="single" w:sz="4" w:space="0" w:color="C9D3D0"/>
+            </w:tcBorders>
+            <w:tcMar>
+              <w:top w:w="50" w:type="dxa"/>
+              <w:left w:w="100" w:type="dxa"/>
+              <w:bottom w:w="50" w:type="dxa"/>
+              <w:right w:w="100" w:type="dxa"/>
+            </w:tcMar>
+            <w:vAlign w:val="center"/>
+          </w:tcPr>
+          <w:p>
+            <w:pPr>
+              <w:spacing w:line="252" w:lineRule="auto"/>
+            </w:pPr>
+            <w:r>
+              <w:rPr>
+                <w:sz w:val="19"/>
+                <w:szCs w:val="19"/>
+              </w:rPr>
+              <w:t>Exit code 0</w:t>
+            </w:r>
+          </w:p>
+        </w:tc>
+      </w:tr>
+      <w:tr>
+        <w:tblPrEx>
+          <w:tblCellMar>
+            <w:top w:w="0" w:type="dxa"/>
+            <w:bottom w:w="0" w:type="dxa"/>
+          </w:tblCellMar>
+        </w:tblPrEx>
+        <w:trPr>
+          <w:cantSplit/>
+        </w:trPr>
+        <w:tc>
+          <w:tcPr>
+            <w:tcW w:w="3682" w:type="dxa"/>
+            <w:tcBorders>
+              <w:top w:val="single" w:sz="4" w:space="0" w:color="C9D3D0"/>
+              <w:left w:val="single" w:sz="4" w:space="0" w:color="C9D3D0"/>
+              <w:bottom w:val="single" w:sz="4" w:space="0" w:color="C9D3D0"/>
+              <w:right w:val="single" w:sz="4" w:space="0" w:color="C9D3D0"/>
+            </w:tcBorders>
+            <w:shd w:val="clear" w:color="auto" w:fill="F3F8F6"/>
+            <w:tcMar>
+              <w:top w:w="50" w:type="dxa"/>
+              <w:left w:w="100" w:type="dxa"/>
+              <w:bottom w:w="50" w:type="dxa"/>
+              <w:right w:w="100" w:type="dxa"/>
+            </w:tcMar>
+            <w:vAlign w:val="center"/>
+          </w:tcPr>
+          <w:p>
+            <w:pPr>
+              <w:spacing w:line="252" w:lineRule="auto"/>
+            </w:pPr>
+            <w:r>
+              <w:rPr>
+                <w:rFonts w:ascii="Consolas" w:eastAsia="Consolas" w:hAnsi="Consolas" w:cs="Consolas"/>
+                <w:sz w:val="17"/>
+                <w:szCs w:val="17"/>
+                <w:shd w:val="clear" w:color="auto" w:fill="F2F4F3"/>
+              </w:rPr>
+              <w:t>bash .claude/hooks/test-guard.sh</w:t>
+            </w:r>
+          </w:p>
+        </w:tc>
+        <w:tc>
+          <w:tcPr>
+            <w:tcW w:w="5956" w:type="dxa"/>
+            <w:tcBorders>
+              <w:top w:val="single" w:sz="4" w:space="0" w:color="C9D3D0"/>
+              <w:left w:val="single" w:sz="4" w:space="0" w:color="C9D3D0"/>
+              <w:bottom w:val="single" w:sz="4" w:space="0" w:color="C9D3D0"/>
+              <w:right w:val="single" w:sz="4" w:space="0" w:color="C9D3D0"/>
+            </w:tcBorders>
+            <w:shd w:val="clear" w:color="auto" w:fill="F3F8F6"/>
+            <w:tcMar>
+              <w:top w:w="50" w:type="dxa"/>
+              <w:left w:w="100" w:type="dxa"/>
+              <w:bottom w:w="50" w:type="dxa"/>
+              <w:right w:w="100" w:type="dxa"/>
+            </w:tcMar>
+            <w:vAlign w:val="center"/>
+          </w:tcPr>
+          <w:p>
+            <w:pPr>
+              <w:spacing w:line="252" w:lineRule="auto"/>
+            </w:pPr>
+            <w:r>
+              <w:rPr>
+                <w:sz w:val="19"/>
+                <w:szCs w:val="19"/>
+              </w:rPr>
+              <w:t>40 passed, 0 failed</w:t>
+            </w:r>
+          </w:p>
+        </w:tc>
+      </w:tr>
+    </w:tbl>
+    <w:p>
+      <w:pPr>
+        <w:spacing w:after="100"/>
+      </w:pPr>
+    </w:p>
+    <w:p>
+      <w:pPr>
+        <w:pStyle w:val="Heading2"/>
+        <w:keepNext/>
+        <w:keepLines/>
+      </w:pPr>
+      <w:bookmarkStart w:id="11" w:name="_Toc243516546"/>
+      <w:r>
+        <w:t>2.3 What the campaign proves</w:t>
+      </w:r>
+      <w:bookmarkEnd w:id="11"/>
+    </w:p>
+    <w:p>
+      <w:pPr>
+        <w:pStyle w:val="Caption"/>
+        <w:keepNext/>
+      </w:pPr>
+      <w:bookmarkStart w:id="12" w:name="_Toc243516559"/>
+      <w:r>
+        <w:t xml:space="preserve">Table </w:t>
+      </w:r>
+      <w:r>
+        <w:fldChar w:fldCharType="begin"/>
+      </w:r>
+      <w:r>
+        <w:instrText>SEQ Table</w:instrText>
+      </w:r>
+      <w:r>
+        <w:fldChar w:fldCharType="separate"/>
+      </w:r>
+      <w:r>
+        <w:rPr>
+          <w:noProof/>
+        </w:rPr>
+        <w:t>5</w:t>
+      </w:r>
+      <w:r>
+        <w:fldChar w:fldCharType="end"/>
+      </w:r>
+      <w:r>
         <w:t>: What the campaign proves</w:t>
       </w:r>
-      <w:bookmarkEnd w:id="11"/>
+      <w:bookmarkEnd w:id="12"/>
     </w:p>
     <w:tbl>
       <w:tblPr>
@@ -8575,6 +9203,7 @@
                 <w:sz w:val="19"/>
                 <w:szCs w:val="19"/>
               </w:rPr>
+              <w:lastRenderedPageBreak/>
               <w:t>The app works on real phones and languages</w:t>
             </w:r>
           </w:p>
@@ -8696,12 +9325,12 @@
         <w:keepLines/>
         <w:pageBreakBefore/>
       </w:pPr>
-      <w:bookmarkStart w:id="12" w:name="_Toc242944089"/>
+      <w:bookmarkStart w:id="13" w:name="_Toc243516547"/>
       <w:r>
         <w:lastRenderedPageBreak/>
         <w:t>3 Defects and findings</w:t>
       </w:r>
-      <w:bookmarkEnd w:id="12"/>
+      <w:bookmarkEnd w:id="13"/>
     </w:p>
     <w:p>
       <w:pPr>
@@ -8719,7 +9348,7 @@
         <w:pStyle w:val="Caption"/>
         <w:keepNext/>
       </w:pPr>
-      <w:bookmarkStart w:id="13" w:name="_Toc242944101"/>
+      <w:bookmarkStart w:id="14" w:name="_Toc243516560"/>
       <w:r>
         <w:t xml:space="preserve">Table </w:t>
       </w:r>
@@ -8736,7 +9365,7 @@
         <w:rPr>
           <w:noProof/>
         </w:rPr>
-        <w:t>5</w:t>
+        <w:t>6</w:t>
       </w:r>
       <w:r>
         <w:fldChar w:fldCharType="end"/>
@@ -8744,7 +9373,7 @@
       <w:r>
         <w:t>: Defects and findings</w:t>
       </w:r>
-      <w:bookmarkEnd w:id="13"/>
+      <w:bookmarkEnd w:id="14"/>
     </w:p>
     <w:tbl>
       <w:tblPr>
@@ -11247,18 +11876,18 @@
         <w:keepNext/>
         <w:keepLines/>
       </w:pPr>
-      <w:bookmarkStart w:id="14" w:name="_Toc242944090"/>
+      <w:bookmarkStart w:id="15" w:name="_Toc243516548"/>
       <w:r>
         <w:t>3.1 Failures that are not application defects</w:t>
       </w:r>
-      <w:bookmarkEnd w:id="14"/>
+      <w:bookmarkEnd w:id="15"/>
     </w:p>
     <w:p>
       <w:pPr>
         <w:pStyle w:val="Caption"/>
         <w:keepNext/>
       </w:pPr>
-      <w:bookmarkStart w:id="15" w:name="_Toc242944102"/>
+      <w:bookmarkStart w:id="16" w:name="_Toc243516561"/>
       <w:r>
         <w:t xml:space="preserve">Table </w:t>
       </w:r>
@@ -11275,7 +11904,7 @@
         <w:rPr>
           <w:noProof/>
         </w:rPr>
-        <w:t>6</w:t>
+        <w:t>7</w:t>
       </w:r>
       <w:r>
         <w:fldChar w:fldCharType="end"/>
@@ -11283,7 +11912,7 @@
       <w:r>
         <w:t>: Failures that are not application defects</w:t>
       </w:r>
-      <w:bookmarkEnd w:id="15"/>
+      <w:bookmarkEnd w:id="16"/>
     </w:p>
     <w:tbl>
       <w:tblPr>
@@ -11639,12 +12268,12 @@
         <w:keepLines/>
         <w:pageBreakBefore/>
       </w:pPr>
-      <w:bookmarkStart w:id="16" w:name="_Toc242944091"/>
+      <w:bookmarkStart w:id="17" w:name="_Toc243516549"/>
       <w:r>
         <w:lastRenderedPageBreak/>
         <w:t>4 Security audit run-1</w:t>
       </w:r>
-      <w:bookmarkEnd w:id="16"/>
+      <w:bookmarkEnd w:id="17"/>
     </w:p>
     <w:p>
       <w:pPr>
@@ -11652,11 +12281,11 @@
         <w:keepNext/>
         <w:keepLines/>
       </w:pPr>
-      <w:bookmarkStart w:id="17" w:name="_Toc242944092"/>
+      <w:bookmarkStart w:id="18" w:name="_Toc243516550"/>
       <w:r>
         <w:t>4.1 Method</w:t>
       </w:r>
-      <w:bookmarkEnd w:id="17"/>
+      <w:bookmarkEnd w:id="18"/>
     </w:p>
     <w:p>
       <w:pPr>
@@ -11695,18 +12324,18 @@
         <w:keepNext/>
         <w:keepLines/>
       </w:pPr>
-      <w:bookmarkStart w:id="18" w:name="_Toc242944093"/>
+      <w:bookmarkStart w:id="19" w:name="_Toc243516551"/>
       <w:r>
         <w:t>4.2 Results</w:t>
       </w:r>
-      <w:bookmarkEnd w:id="18"/>
+      <w:bookmarkEnd w:id="19"/>
     </w:p>
     <w:p>
       <w:pPr>
         <w:pStyle w:val="Caption"/>
         <w:keepNext/>
       </w:pPr>
-      <w:bookmarkStart w:id="19" w:name="_Toc242944103"/>
+      <w:bookmarkStart w:id="20" w:name="_Toc243516562"/>
       <w:r>
         <w:t xml:space="preserve">Table </w:t>
       </w:r>
@@ -11723,7 +12352,7 @@
         <w:rPr>
           <w:noProof/>
         </w:rPr>
-        <w:t>7</w:t>
+        <w:t>8</w:t>
       </w:r>
       <w:r>
         <w:fldChar w:fldCharType="end"/>
@@ -11731,7 +12360,7 @@
       <w:r>
         <w:t>: Security audit run-1 results</w:t>
       </w:r>
-      <w:bookmarkEnd w:id="19"/>
+      <w:bookmarkEnd w:id="20"/>
     </w:p>
     <w:tbl>
       <w:tblPr>
@@ -12060,7 +12689,7 @@
         <w:pStyle w:val="Caption"/>
         <w:keepNext/>
       </w:pPr>
-      <w:bookmarkStart w:id="20" w:name="_Toc242944104"/>
+      <w:bookmarkStart w:id="21" w:name="_Toc243516563"/>
       <w:r>
         <w:t xml:space="preserve">Table </w:t>
       </w:r>
@@ -12077,7 +12706,7 @@
         <w:rPr>
           <w:noProof/>
         </w:rPr>
-        <w:t>8</w:t>
+        <w:t>9</w:t>
       </w:r>
       <w:r>
         <w:fldChar w:fldCharType="end"/>
@@ -12085,7 +12714,7 @@
       <w:r>
         <w:t>: Security audit run-1 leads, fixes and tests</w:t>
       </w:r>
-      <w:bookmarkEnd w:id="20"/>
+      <w:bookmarkEnd w:id="21"/>
     </w:p>
     <w:tbl>
       <w:tblPr>
@@ -14650,12 +15279,12 @@
         <w:keepLines/>
         <w:pageBreakBefore/>
       </w:pPr>
-      <w:bookmarkStart w:id="21" w:name="_Toc242944094"/>
+      <w:bookmarkStart w:id="22" w:name="_Toc243516552"/>
       <w:r>
         <w:lastRenderedPageBreak/>
         <w:t>5 Limits of this campaign</w:t>
       </w:r>
-      <w:bookmarkEnd w:id="21"/>
+      <w:bookmarkEnd w:id="22"/>
     </w:p>
     <w:p>
       <w:pPr>
@@ -14740,12 +15369,12 @@
         <w:keepLines/>
         <w:pageBreakBefore/>
       </w:pPr>
-      <w:bookmarkStart w:id="22" w:name="_Toc242944095"/>
+      <w:bookmarkStart w:id="23" w:name="_Toc243516553"/>
       <w:r>
         <w:lastRenderedPageBreak/>
         <w:t>6 Conclusion</w:t>
       </w:r>
-      <w:bookmarkEnd w:id="22"/>
+      <w:bookmarkEnd w:id="23"/>
     </w:p>
     <w:p>
       <w:pPr>
@@ -14775,12 +15404,12 @@
         <w:keepLines/>
         <w:pageBreakBefore/>
       </w:pPr>
-      <w:bookmarkStart w:id="23" w:name="_Toc242944096"/>
+      <w:bookmarkStart w:id="24" w:name="_Toc243516554"/>
       <w:r>
         <w:lastRenderedPageBreak/>
         <w:t>7 Appendix A. Result files</w:t>
       </w:r>
-      <w:bookmarkEnd w:id="23"/>
+      <w:bookmarkEnd w:id="24"/>
     </w:p>
     <w:p>
       <w:pPr>
@@ -15046,10 +15675,10 @@
 <file path=word/numbering.xml><?xml version="1.0" encoding="utf-8"?>
 <w:numbering xmlns:wpc="http://schemas.microsoft.com/office/word/2010/wordprocessingCanvas" xmlns:cx="http://schemas.microsoft.com/office/drawing/2014/chartex" xmlns:cx1="http://schemas.microsoft.com/office/drawing/2015/9/8/chartex" xmlns:cx2="http://schemas.microsoft.com/office/drawing/2015/10/21/chartex" xmlns:cx3="http://schemas.microsoft.com/office/drawing/2016/5/9/chartex" xmlns:cx4="http://schemas.microsoft.com/office/drawing/2016/5/10/chartex" xmlns:cx5="http://schemas.microsoft.com/office/drawing/2016/5/11/chartex" xmlns:cx6="http://schemas.microsoft.com/office/drawing/2016/5/12/chartex" xmlns:cx7="http://schemas.microsoft.com/office/drawing/2016/5/13/chartex" xmlns:cx8="http://schemas.microsoft.com/office/drawing/2016/5/14/chartex" xmlns:mc="http://schemas.openxmlformats.org/markup-compatibility/2006" xmlns:aink="http://schemas.microsoft.com/office/drawing/2016/ink" xmlns:am3d="http://schemas.microsoft.com/office/drawing/2017/model3d" xmlns:o="urn:schemas-microsoft-com:office:office" xmlns:oel="http://schemas.microsoft.com/office/2019/extlst" xmlns:r="http://schemas.openxmlformats.org/officeDocument/2006/relationships" xmlns:m="http://schemas.openxmlformats.org/officeDocument/2006/math" xmlns:v="urn:schemas-microsoft-com:vml" xmlns:wp14="http://schemas.microsoft.com/office/word/2010/wordprocessingDrawing" xmlns:wp="http://schemas.openxmlformats.org/drawingml/2006/wordprocessingDrawing" xmlns:w10="urn:schemas-microsoft-com:office:word" xmlns:w="http://schemas.openxmlformats.org/wordprocessingml/2006/main" xmlns:w14="http://schemas.microsoft.com/office/word/2010/wordml" xmlns:w15="http://schemas.microsoft.com/office/word/2012/wordml" xmlns:w16cex="http://schemas.microsoft.com/office/word/2018/wordml/cex" xmlns:w16cid="http://schemas.microsoft.com/office/word/2016/wordml/cid" xmlns:w16="http://schemas.microsoft.com/office/word/2018/wordml" xmlns:w16du="http://schemas.microsoft.com/office/word/2023/wordml/word16du" xmlns:w16sdtdh="http://schemas.microsoft.com/office/word/2020/wordml/sdtdatahash" xmlns:w16sdtfl="http://schemas.microsoft.com/office/word/2024/wordml/sdtformatlock" xmlns:w16se="http://schemas.microsoft.com/office/word/2015/wordml/symex" xmlns:wpg="http://schemas.microsoft.com/office/word/2010/wordprocessingGroup" xmlns:wpi="http://schemas.microsoft.com/office/word/2010/wordprocessingInk" xmlns:wne="http://schemas.microsoft.com/office/word/2006/wordml" xmlns:wps="http://schemas.microsoft.com/office/word/2010/wordprocessingShape" mc:Ignorable="w14 w15 w16se w16cid w16 w16cex w16sdtdh w16sdtfl w16du wp14">
   <w:abstractNum w:abstractNumId="0" w15:restartNumberingAfterBreak="0">
-    <w:nsid w:val="364A6E9B"/>
+    <w:nsid w:val="09652701"/>
     <w:multiLevelType w:val="hybridMultilevel"/>
-    <w:tmpl w:val="F1226696"/>
-    <w:lvl w:ilvl="0" w:tplc="04BA9F86" w:tentative="1">
+    <w:tmpl w:val="39C831CC"/>
+    <w:lvl w:ilvl="0" w:tplc="D8C0B712" w:tentative="1">
       <w:start w:val="1"/>
       <w:numFmt w:val="bullet"/>
       <w:lvlText w:val="●"/>
@@ -15058,7 +15687,7 @@
         <w:ind w:left="720" w:hanging="360"/>
       </w:pPr>
     </w:lvl>
-    <w:lvl w:ilvl="1" w:tplc="4FDAEBF2" w:tentative="1">
+    <w:lvl w:ilvl="1" w:tplc="C33C7DE4" w:tentative="1">
       <w:start w:val="1"/>
       <w:numFmt w:val="bullet"/>
       <w:lvlText w:val="○"/>
@@ -15067,7 +15696,7 @@
         <w:ind w:left="1440" w:hanging="360"/>
       </w:pPr>
     </w:lvl>
-    <w:lvl w:ilvl="2" w:tplc="5E648BE8" w:tentative="1">
+    <w:lvl w:ilvl="2" w:tplc="03447F90" w:tentative="1">
       <w:start w:val="1"/>
       <w:numFmt w:val="bullet"/>
       <w:lvlText w:val="■"/>
@@ -15076,7 +15705,7 @@
         <w:ind w:left="2160" w:hanging="360"/>
       </w:pPr>
     </w:lvl>
-    <w:lvl w:ilvl="3" w:tplc="BD888CF6" w:tentative="1">
+    <w:lvl w:ilvl="3" w:tplc="4CD27030" w:tentative="1">
       <w:start w:val="1"/>
       <w:numFmt w:val="bullet"/>
       <w:lvlText w:val="●"/>
@@ -15085,7 +15714,7 @@
         <w:ind w:left="2880" w:hanging="360"/>
       </w:pPr>
     </w:lvl>
-    <w:lvl w:ilvl="4" w:tplc="48848770" w:tentative="1">
+    <w:lvl w:ilvl="4" w:tplc="3A424FDC" w:tentative="1">
       <w:start w:val="1"/>
       <w:numFmt w:val="bullet"/>
       <w:lvlText w:val="○"/>
@@ -15094,7 +15723,7 @@
         <w:ind w:left="3600" w:hanging="360"/>
       </w:pPr>
     </w:lvl>
-    <w:lvl w:ilvl="5" w:tplc="75629966" w:tentative="1">
+    <w:lvl w:ilvl="5" w:tplc="3628F07C" w:tentative="1">
       <w:start w:val="1"/>
       <w:numFmt w:val="bullet"/>
       <w:lvlText w:val="■"/>
@@ -15103,7 +15732,7 @@
         <w:ind w:left="4320" w:hanging="360"/>
       </w:pPr>
     </w:lvl>
-    <w:lvl w:ilvl="6" w:tplc="4914158E" w:tentative="1">
+    <w:lvl w:ilvl="6" w:tplc="5302FED8" w:tentative="1">
       <w:start w:val="1"/>
       <w:numFmt w:val="bullet"/>
       <w:lvlText w:val="●"/>
@@ -15112,7 +15741,7 @@
         <w:ind w:left="5040" w:hanging="360"/>
       </w:pPr>
     </w:lvl>
-    <w:lvl w:ilvl="7" w:tplc="6ECCE40E" w:tentative="1">
+    <w:lvl w:ilvl="7" w:tplc="3CF63544" w:tentative="1">
       <w:start w:val="1"/>
       <w:numFmt w:val="bullet"/>
       <w:lvlText w:val="●"/>
@@ -15121,7 +15750,7 @@
         <w:ind w:left="5760" w:hanging="360"/>
       </w:pPr>
     </w:lvl>
-    <w:lvl w:ilvl="8" w:tplc="9898A86A" w:tentative="1">
+    <w:lvl w:ilvl="8" w:tplc="FDFAF92A" w:tentative="1">
       <w:start w:val="1"/>
       <w:numFmt w:val="bullet"/>
       <w:lvlText w:val="●"/>
@@ -15132,10 +15761,10 @@
     </w:lvl>
   </w:abstractNum>
   <w:abstractNum w:abstractNumId="1" w15:restartNumberingAfterBreak="0">
-    <w:nsid w:val="3B961931"/>
+    <w:nsid w:val="49434DC1"/>
     <w:multiLevelType w:val="hybridMultilevel"/>
-    <w:tmpl w:val="595C9EE8"/>
-    <w:lvl w:ilvl="0" w:tplc="AD88C120" w:tentative="1">
+    <w:tmpl w:val="765AB8DC"/>
+    <w:lvl w:ilvl="0" w:tplc="3DAA3578" w:tentative="1">
       <w:start w:val="1"/>
       <w:numFmt w:val="decimal"/>
       <w:lvlText w:val="%1."/>
@@ -15144,7 +15773,7 @@
         <w:ind w:left="720" w:hanging="360"/>
       </w:pPr>
     </w:lvl>
-    <w:lvl w:ilvl="1" w:tplc="72C46328" w:tentative="1">
+    <w:lvl w:ilvl="1" w:tplc="8EC2542E" w:tentative="1">
       <w:start w:val="1"/>
       <w:numFmt w:val="lowerLetter"/>
       <w:lvlText w:val="%2."/>
@@ -15153,7 +15782,7 @@
         <w:ind w:left="1080" w:hanging="360"/>
       </w:pPr>
     </w:lvl>
-    <w:lvl w:ilvl="2" w:tplc="7EDE7418" w:tentative="1">
+    <w:lvl w:ilvl="2" w:tplc="03DC5300" w:tentative="1">
       <w:start w:val="1"/>
       <w:numFmt w:val="lowerRoman"/>
       <w:lvlText w:val="%3."/>
@@ -15162,42 +15791,42 @@
         <w:ind w:left="1440" w:hanging="360"/>
       </w:pPr>
     </w:lvl>
-    <w:lvl w:ilvl="3" w:tplc="28CED8F0">
+    <w:lvl w:ilvl="3" w:tplc="B5528000">
       <w:numFmt w:val="decimal"/>
       <w:lvlText w:val=""/>
       <w:lvlJc w:val="left"/>
     </w:lvl>
-    <w:lvl w:ilvl="4" w:tplc="0F92D33E">
+    <w:lvl w:ilvl="4" w:tplc="006EE9B8">
       <w:numFmt w:val="decimal"/>
       <w:lvlText w:val=""/>
       <w:lvlJc w:val="left"/>
     </w:lvl>
-    <w:lvl w:ilvl="5" w:tplc="768411C0">
+    <w:lvl w:ilvl="5" w:tplc="F3861770">
       <w:numFmt w:val="decimal"/>
       <w:lvlText w:val=""/>
       <w:lvlJc w:val="left"/>
     </w:lvl>
-    <w:lvl w:ilvl="6" w:tplc="70224AAC">
+    <w:lvl w:ilvl="6" w:tplc="9A961B9E">
       <w:numFmt w:val="decimal"/>
       <w:lvlText w:val=""/>
       <w:lvlJc w:val="left"/>
     </w:lvl>
-    <w:lvl w:ilvl="7" w:tplc="F4FADAEA">
+    <w:lvl w:ilvl="7" w:tplc="EAE4EEFE">
       <w:numFmt w:val="decimal"/>
       <w:lvlText w:val=""/>
       <w:lvlJc w:val="left"/>
     </w:lvl>
-    <w:lvl w:ilvl="8" w:tplc="C088A44E">
+    <w:lvl w:ilvl="8" w:tplc="1A92AD9C">
       <w:numFmt w:val="decimal"/>
       <w:lvlText w:val=""/>
       <w:lvlJc w:val="left"/>
     </w:lvl>
   </w:abstractNum>
   <w:abstractNum w:abstractNumId="2" w15:restartNumberingAfterBreak="0">
-    <w:nsid w:val="4DEA514C"/>
+    <w:nsid w:val="591952A8"/>
     <w:multiLevelType w:val="hybridMultilevel"/>
-    <w:tmpl w:val="409631A4"/>
-    <w:lvl w:ilvl="0" w:tplc="A712D564">
+    <w:tmpl w:val="A0FEE15E"/>
+    <w:lvl w:ilvl="0" w:tplc="7DB06A60">
       <w:start w:val="1"/>
       <w:numFmt w:val="bullet"/>
       <w:lvlText w:val="•"/>
@@ -15206,7 +15835,7 @@
         <w:ind w:left="720" w:hanging="280"/>
       </w:pPr>
     </w:lvl>
-    <w:lvl w:ilvl="1" w:tplc="D63662B6" w:tentative="1">
+    <w:lvl w:ilvl="1" w:tplc="81B22784" w:tentative="1">
       <w:start w:val="1"/>
       <w:numFmt w:val="bullet"/>
       <w:lvlText w:val="–"/>
@@ -15215,7 +15844,7 @@
         <w:ind w:left="1080" w:hanging="280"/>
       </w:pPr>
     </w:lvl>
-    <w:lvl w:ilvl="2" w:tplc="3A80A3CA" w:tentative="1">
+    <w:lvl w:ilvl="2" w:tplc="771CE77A" w:tentative="1">
       <w:start w:val="1"/>
       <w:numFmt w:val="bullet"/>
       <w:lvlText w:val="▪"/>
@@ -15224,44 +15853,44 @@
         <w:ind w:left="1440" w:hanging="280"/>
       </w:pPr>
     </w:lvl>
-    <w:lvl w:ilvl="3" w:tplc="180E576E">
+    <w:lvl w:ilvl="3" w:tplc="DF20536E">
       <w:numFmt w:val="decimal"/>
       <w:lvlText w:val=""/>
       <w:lvlJc w:val="left"/>
     </w:lvl>
-    <w:lvl w:ilvl="4" w:tplc="A4B68886">
+    <w:lvl w:ilvl="4" w:tplc="08D2B228">
       <w:numFmt w:val="decimal"/>
       <w:lvlText w:val=""/>
       <w:lvlJc w:val="left"/>
     </w:lvl>
-    <w:lvl w:ilvl="5" w:tplc="E9A27A54">
+    <w:lvl w:ilvl="5" w:tplc="29BA1662">
       <w:numFmt w:val="decimal"/>
       <w:lvlText w:val=""/>
       <w:lvlJc w:val="left"/>
     </w:lvl>
-    <w:lvl w:ilvl="6" w:tplc="648E07DC">
+    <w:lvl w:ilvl="6" w:tplc="07F456E2">
       <w:numFmt w:val="decimal"/>
       <w:lvlText w:val=""/>
       <w:lvlJc w:val="left"/>
     </w:lvl>
-    <w:lvl w:ilvl="7" w:tplc="CED0B9C6">
+    <w:lvl w:ilvl="7" w:tplc="6F44239A">
       <w:numFmt w:val="decimal"/>
       <w:lvlText w:val=""/>
       <w:lvlJc w:val="left"/>
     </w:lvl>
-    <w:lvl w:ilvl="8" w:tplc="9474CABC">
+    <w:lvl w:ilvl="8" w:tplc="3CE8FD0C">
       <w:numFmt w:val="decimal"/>
       <w:lvlText w:val=""/>
       <w:lvlJc w:val="left"/>
     </w:lvl>
   </w:abstractNum>
-  <w:num w:numId="1" w16cid:durableId="1792091139">
+  <w:num w:numId="1" w16cid:durableId="95173544">
     <w:abstractNumId w:val="0"/>
     <w:lvlOverride w:ilvl="0">
       <w:startOverride w:val="1"/>
     </w:lvlOverride>
   </w:num>
-  <w:num w:numId="2" w16cid:durableId="1378509855">
+  <w:num w:numId="2" w16cid:durableId="669214177">
     <w:abstractNumId w:val="2"/>
     <w:lvlOverride w:ilvl="0">
       <w:startOverride w:val="1"/>
@@ -15966,7 +16595,7 @@
     <w:autoRedefine/>
     <w:uiPriority w:val="39"/>
     <w:unhideWhenUsed/>
-    <w:rsid w:val="00035C46"/>
+    <w:rsid w:val="003D2F42"/>
     <w:pPr>
       <w:spacing w:after="100"/>
     </w:pPr>
@@ -15978,7 +16607,7 @@
     <w:autoRedefine/>
     <w:uiPriority w:val="39"/>
     <w:unhideWhenUsed/>
-    <w:rsid w:val="00035C46"/>
+    <w:rsid w:val="003D2F42"/>
     <w:pPr>
       <w:spacing w:after="100"/>
       <w:ind w:left="210"/>
@@ -15990,7 +16619,7 @@
     <w:next w:val="Normal"/>
     <w:uiPriority w:val="99"/>
     <w:unhideWhenUsed/>
-    <w:rsid w:val="00035C46"/>
+    <w:rsid w:val="003D2F42"/>
   </w:style>
 </w:styles>
 </file>

--- a/docs/08-test-plan/ZP-DOC-08_Test-Summary-Report.docx
+++ b/docs/08-test-plan/ZP-DOC-08_Test-Summary-Report.docx
@@ -90,7 +90,7 @@
           <w:left w:w="10" w:type="dxa"/>
           <w:right w:w="10" w:type="dxa"/>
         </w:tblCellMar>
-        <w:tblLook w:val="04A0" w:firstRow="1" w:lastRow="0" w:firstColumn="1" w:lastColumn="0" w:noHBand="0" w:noVBand="1"/>
+        <w:tblLook w:val="0000" w:firstRow="0" w:lastRow="0" w:firstColumn="0" w:lastColumn="0" w:noHBand="0" w:noVBand="0"/>
       </w:tblPr>
       <w:tblGrid>
         <w:gridCol w:w="2600"/>
@@ -289,7 +289,7 @@
                 <w:sz w:val="19"/>
                 <w:szCs w:val="19"/>
               </w:rPr>
-              <w:t>21 October 2026</w:t>
+              <w:t>23 October 2026</w:t>
             </w:r>
           </w:p>
         </w:tc>
@@ -494,7 +494,7 @@
           <w:left w:w="10" w:type="dxa"/>
           <w:right w:w="10" w:type="dxa"/>
         </w:tblCellMar>
-        <w:tblLook w:val="04A0" w:firstRow="1" w:lastRow="0" w:firstColumn="1" w:lastColumn="0" w:noHBand="0" w:noVBand="1"/>
+        <w:tblLook w:val="0000" w:firstRow="0" w:lastRow="0" w:firstColumn="0" w:lastColumn="0" w:noHBand="0" w:noVBand="0"/>
       </w:tblPr>
       <w:tblGrid>
         <w:gridCol w:w="2600"/>
@@ -1189,7 +1189,7 @@
           <w:left w:w="10" w:type="dxa"/>
           <w:right w:w="10" w:type="dxa"/>
         </w:tblCellMar>
-        <w:tblLook w:val="04A0" w:firstRow="1" w:lastRow="0" w:firstColumn="1" w:lastColumn="0" w:noHBand="0" w:noVBand="1"/>
+        <w:tblLook w:val="0000" w:firstRow="0" w:lastRow="0" w:firstColumn="0" w:lastColumn="0" w:noHBand="0" w:noVBand="0"/>
       </w:tblPr>
       <w:tblGrid>
         <w:gridCol w:w="964"/>
@@ -1672,6 +1672,122 @@
                 <w:szCs w:val="19"/>
               </w:rPr>
               <w:t>Update of 21 October 2026: 536 passed after VR3 (Compare fixes, desktop layout); new test file `src/nav-pref.test.ts` (4)</w:t>
+            </w:r>
+          </w:p>
+        </w:tc>
+      </w:tr>
+      <w:tr>
+        <w:tblPrEx>
+          <w:tblCellMar>
+            <w:top w:w="0" w:type="dxa"/>
+            <w:bottom w:w="0" w:type="dxa"/>
+          </w:tblCellMar>
+        </w:tblPrEx>
+        <w:trPr>
+          <w:cantSplit/>
+          <w:trHeight w:val="420"/>
+        </w:trPr>
+        <w:tc>
+          <w:tcPr>
+            <w:tcW w:w="964" w:type="dxa"/>
+            <w:tcBorders>
+              <w:top w:val="single" w:sz="4" w:space="0" w:color="C9D3D0"/>
+              <w:left w:val="single" w:sz="4" w:space="0" w:color="C9D3D0"/>
+              <w:bottom w:val="single" w:sz="4" w:space="0" w:color="C9D3D0"/>
+              <w:right w:val="single" w:sz="4" w:space="0" w:color="C9D3D0"/>
+            </w:tcBorders>
+            <w:tcMar>
+              <w:top w:w="50" w:type="dxa"/>
+              <w:left w:w="100" w:type="dxa"/>
+              <w:bottom w:w="50" w:type="dxa"/>
+              <w:right w:w="100" w:type="dxa"/>
+            </w:tcMar>
+          </w:tcPr>
+          <w:p>
+            <w:r>
+              <w:rPr>
+                <w:sz w:val="19"/>
+                <w:szCs w:val="19"/>
+              </w:rPr>
+              <w:t>0.9</w:t>
+            </w:r>
+          </w:p>
+        </w:tc>
+        <w:tc>
+          <w:tcPr>
+            <w:tcW w:w="1542" w:type="dxa"/>
+            <w:tcBorders>
+              <w:top w:val="single" w:sz="4" w:space="0" w:color="C9D3D0"/>
+              <w:left w:val="single" w:sz="4" w:space="0" w:color="C9D3D0"/>
+              <w:bottom w:val="single" w:sz="4" w:space="0" w:color="C9D3D0"/>
+              <w:right w:val="single" w:sz="4" w:space="0" w:color="C9D3D0"/>
+            </w:tcBorders>
+            <w:tcMar>
+              <w:top w:w="50" w:type="dxa"/>
+              <w:left w:w="100" w:type="dxa"/>
+              <w:bottom w:w="50" w:type="dxa"/>
+              <w:right w:w="100" w:type="dxa"/>
+            </w:tcMar>
+          </w:tcPr>
+          <w:p>
+            <w:r>
+              <w:rPr>
+                <w:sz w:val="19"/>
+                <w:szCs w:val="19"/>
+              </w:rPr>
+              <w:t>23 Oct 2026</w:t>
+            </w:r>
+          </w:p>
+        </w:tc>
+        <w:tc>
+          <w:tcPr>
+            <w:tcW w:w="1928" w:type="dxa"/>
+            <w:tcBorders>
+              <w:top w:val="single" w:sz="4" w:space="0" w:color="C9D3D0"/>
+              <w:left w:val="single" w:sz="4" w:space="0" w:color="C9D3D0"/>
+              <w:bottom w:val="single" w:sz="4" w:space="0" w:color="C9D3D0"/>
+              <w:right w:val="single" w:sz="4" w:space="0" w:color="C9D3D0"/>
+            </w:tcBorders>
+            <w:tcMar>
+              <w:top w:w="50" w:type="dxa"/>
+              <w:left w:w="100" w:type="dxa"/>
+              <w:bottom w:w="50" w:type="dxa"/>
+              <w:right w:w="100" w:type="dxa"/>
+            </w:tcMar>
+          </w:tcPr>
+          <w:p>
+            <w:r>
+              <w:rPr>
+                <w:sz w:val="19"/>
+                <w:szCs w:val="19"/>
+              </w:rPr>
+              <w:t>Team Kestrel</w:t>
+            </w:r>
+          </w:p>
+        </w:tc>
+        <w:tc>
+          <w:tcPr>
+            <w:tcW w:w="5204" w:type="dxa"/>
+            <w:tcBorders>
+              <w:top w:val="single" w:sz="4" w:space="0" w:color="C9D3D0"/>
+              <w:left w:val="single" w:sz="4" w:space="0" w:color="C9D3D0"/>
+              <w:bottom w:val="single" w:sz="4" w:space="0" w:color="C9D3D0"/>
+              <w:right w:val="single" w:sz="4" w:space="0" w:color="C9D3D0"/>
+            </w:tcBorders>
+            <w:tcMar>
+              <w:top w:w="50" w:type="dxa"/>
+              <w:left w:w="100" w:type="dxa"/>
+              <w:bottom w:w="50" w:type="dxa"/>
+              <w:right w:w="100" w:type="dxa"/>
+            </w:tcMar>
+          </w:tcPr>
+          <w:p>
+            <w:r>
+              <w:rPr>
+                <w:sz w:val="19"/>
+                <w:szCs w:val="19"/>
+              </w:rPr>
+              <w:t>539 passed after VR4; new test file `src/list-feedback.test.ts` (3)</w:t>
             </w:r>
           </w:p>
         </w:tc>
@@ -1718,7 +1834,7 @@
           <w:left w:w="10" w:type="dxa"/>
           <w:right w:w="10" w:type="dxa"/>
         </w:tblCellMar>
-        <w:tblLook w:val="04A0" w:firstRow="1" w:lastRow="0" w:firstColumn="1" w:lastColumn="0" w:noHBand="0" w:noVBand="1"/>
+        <w:tblLook w:val="0000" w:firstRow="0" w:lastRow="0" w:firstColumn="0" w:lastColumn="0" w:noHBand="0" w:noVBand="0"/>
       </w:tblPr>
       <w:tblGrid>
         <w:gridCol w:w="2120"/>
@@ -2075,7 +2191,7 @@
     <w:sdt>
       <w:sdtPr>
         <w:alias w:val="Contents"/>
-        <w:id w:val="-1155073307"/>
+        <w:id w:val="-1268536613"/>
       </w:sdtPr>
       <w:sdtEndPr/>
       <w:sdtContent>
@@ -2104,7 +2220,7 @@
           <w:r>
             <w:fldChar w:fldCharType="separate"/>
           </w:r>
-          <w:hyperlink w:anchor="_Toc243516539" w:history="1">
+          <w:hyperlink w:anchor="_Toc243644762" w:history="1">
             <w:r>
               <w:rPr>
                 <w:rStyle w:val="Hyperlink"/>
@@ -2128,7 +2244,7 @@
               <w:rPr>
                 <w:noProof/>
               </w:rPr>
-              <w:instrText xml:space="preserve"> PAGEREF _Toc243516539 \h </w:instrText>
+              <w:instrText xml:space="preserve"> PAGEREF _Toc243644762 \h </w:instrText>
             </w:r>
             <w:r>
               <w:rPr>
@@ -2171,7 +2287,7 @@
               <w14:ligatures w14:val="standardContextual"/>
             </w:rPr>
           </w:pPr>
-          <w:hyperlink w:anchor="_Toc243516540" w:history="1">
+          <w:hyperlink w:anchor="_Toc243644763" w:history="1">
             <w:r>
               <w:rPr>
                 <w:rStyle w:val="Hyperlink"/>
@@ -2195,7 +2311,7 @@
               <w:rPr>
                 <w:noProof/>
               </w:rPr>
-              <w:instrText xml:space="preserve"> PAGEREF _Toc243516540 \h </w:instrText>
+              <w:instrText xml:space="preserve"> PAGEREF _Toc243644763 \h </w:instrText>
             </w:r>
             <w:r>
               <w:rPr>
@@ -2238,7 +2354,7 @@
               <w14:ligatures w14:val="standardContextual"/>
             </w:rPr>
           </w:pPr>
-          <w:hyperlink w:anchor="_Toc243516541" w:history="1">
+          <w:hyperlink w:anchor="_Toc243644764" w:history="1">
             <w:r>
               <w:rPr>
                 <w:rStyle w:val="Hyperlink"/>
@@ -2262,7 +2378,7 @@
               <w:rPr>
                 <w:noProof/>
               </w:rPr>
-              <w:instrText xml:space="preserve"> PAGEREF _Toc243516541 \h </w:instrText>
+              <w:instrText xml:space="preserve"> PAGEREF _Toc243644764 \h </w:instrText>
             </w:r>
             <w:r>
               <w:rPr>
@@ -2305,7 +2421,7 @@
               <w14:ligatures w14:val="standardContextual"/>
             </w:rPr>
           </w:pPr>
-          <w:hyperlink w:anchor="_Toc243516542" w:history="1">
+          <w:hyperlink w:anchor="_Toc243644765" w:history="1">
             <w:r>
               <w:rPr>
                 <w:rStyle w:val="Hyperlink"/>
@@ -2329,7 +2445,7 @@
               <w:rPr>
                 <w:noProof/>
               </w:rPr>
-              <w:instrText xml:space="preserve"> PAGEREF _Toc243516542 \h </w:instrText>
+              <w:instrText xml:space="preserve"> PAGEREF _Toc243644765 \h </w:instrText>
             </w:r>
             <w:r>
               <w:rPr>
@@ -2372,7 +2488,7 @@
               <w14:ligatures w14:val="standardContextual"/>
             </w:rPr>
           </w:pPr>
-          <w:hyperlink w:anchor="_Toc243516543" w:history="1">
+          <w:hyperlink w:anchor="_Toc243644766" w:history="1">
             <w:r>
               <w:rPr>
                 <w:rStyle w:val="Hyperlink"/>
@@ -2396,7 +2512,7 @@
               <w:rPr>
                 <w:noProof/>
               </w:rPr>
-              <w:instrText xml:space="preserve"> PAGEREF _Toc243516543 \h </w:instrText>
+              <w:instrText xml:space="preserve"> PAGEREF _Toc243644766 \h </w:instrText>
             </w:r>
             <w:r>
               <w:rPr>
@@ -2439,7 +2555,7 @@
               <w14:ligatures w14:val="standardContextual"/>
             </w:rPr>
           </w:pPr>
-          <w:hyperlink w:anchor="_Toc243516544" w:history="1">
+          <w:hyperlink w:anchor="_Toc243644767" w:history="1">
             <w:r>
               <w:rPr>
                 <w:rStyle w:val="Hyperlink"/>
@@ -2463,7 +2579,7 @@
               <w:rPr>
                 <w:noProof/>
               </w:rPr>
-              <w:instrText xml:space="preserve"> PAGEREF _Toc243516544 \h </w:instrText>
+              <w:instrText xml:space="preserve"> PAGEREF _Toc243644767 \h </w:instrText>
             </w:r>
             <w:r>
               <w:rPr>
@@ -2506,7 +2622,7 @@
               <w14:ligatures w14:val="standardContextual"/>
             </w:rPr>
           </w:pPr>
-          <w:hyperlink w:anchor="_Toc243516545" w:history="1">
+          <w:hyperlink w:anchor="_Toc243644768" w:history="1">
             <w:r>
               <w:rPr>
                 <w:rStyle w:val="Hyperlink"/>
@@ -2530,7 +2646,7 @@
               <w:rPr>
                 <w:noProof/>
               </w:rPr>
-              <w:instrText xml:space="preserve"> PAGEREF _Toc243516545 \h </w:instrText>
+              <w:instrText xml:space="preserve"> PAGEREF _Toc243644768 \h </w:instrText>
             </w:r>
             <w:r>
               <w:rPr>
@@ -2573,7 +2689,7 @@
               <w14:ligatures w14:val="standardContextual"/>
             </w:rPr>
           </w:pPr>
-          <w:hyperlink w:anchor="_Toc243516546" w:history="1">
+          <w:hyperlink w:anchor="_Toc243644769" w:history="1">
             <w:r>
               <w:rPr>
                 <w:rStyle w:val="Hyperlink"/>
@@ -2597,7 +2713,7 @@
               <w:rPr>
                 <w:noProof/>
               </w:rPr>
-              <w:instrText xml:space="preserve"> PAGEREF _Toc243516546 \h </w:instrText>
+              <w:instrText xml:space="preserve"> PAGEREF _Toc243644769 \h </w:instrText>
             </w:r>
             <w:r>
               <w:rPr>
@@ -2640,7 +2756,7 @@
               <w14:ligatures w14:val="standardContextual"/>
             </w:rPr>
           </w:pPr>
-          <w:hyperlink w:anchor="_Toc243516547" w:history="1">
+          <w:hyperlink w:anchor="_Toc243644770" w:history="1">
             <w:r>
               <w:rPr>
                 <w:rStyle w:val="Hyperlink"/>
@@ -2664,7 +2780,7 @@
               <w:rPr>
                 <w:noProof/>
               </w:rPr>
-              <w:instrText xml:space="preserve"> PAGEREF _Toc243516547 \h </w:instrText>
+              <w:instrText xml:space="preserve"> PAGEREF _Toc243644770 \h </w:instrText>
             </w:r>
             <w:r>
               <w:rPr>
@@ -2707,7 +2823,7 @@
               <w14:ligatures w14:val="standardContextual"/>
             </w:rPr>
           </w:pPr>
-          <w:hyperlink w:anchor="_Toc243516548" w:history="1">
+          <w:hyperlink w:anchor="_Toc243644771" w:history="1">
             <w:r>
               <w:rPr>
                 <w:rStyle w:val="Hyperlink"/>
@@ -2731,7 +2847,7 @@
               <w:rPr>
                 <w:noProof/>
               </w:rPr>
-              <w:instrText xml:space="preserve"> PAGEREF _Toc243516548 \h </w:instrText>
+              <w:instrText xml:space="preserve"> PAGEREF _Toc243644771 \h </w:instrText>
             </w:r>
             <w:r>
               <w:rPr>
@@ -2774,7 +2890,7 @@
               <w14:ligatures w14:val="standardContextual"/>
             </w:rPr>
           </w:pPr>
-          <w:hyperlink w:anchor="_Toc243516549" w:history="1">
+          <w:hyperlink w:anchor="_Toc243644772" w:history="1">
             <w:r>
               <w:rPr>
                 <w:rStyle w:val="Hyperlink"/>
@@ -2798,7 +2914,7 @@
               <w:rPr>
                 <w:noProof/>
               </w:rPr>
-              <w:instrText xml:space="preserve"> PAGEREF _Toc243516549 \h </w:instrText>
+              <w:instrText xml:space="preserve"> PAGEREF _Toc243644772 \h </w:instrText>
             </w:r>
             <w:r>
               <w:rPr>
@@ -2841,7 +2957,7 @@
               <w14:ligatures w14:val="standardContextual"/>
             </w:rPr>
           </w:pPr>
-          <w:hyperlink w:anchor="_Toc243516550" w:history="1">
+          <w:hyperlink w:anchor="_Toc243644773" w:history="1">
             <w:r>
               <w:rPr>
                 <w:rStyle w:val="Hyperlink"/>
@@ -2865,7 +2981,7 @@
               <w:rPr>
                 <w:noProof/>
               </w:rPr>
-              <w:instrText xml:space="preserve"> PAGEREF _Toc243516550 \h </w:instrText>
+              <w:instrText xml:space="preserve"> PAGEREF _Toc243644773 \h </w:instrText>
             </w:r>
             <w:r>
               <w:rPr>
@@ -2908,7 +3024,7 @@
               <w14:ligatures w14:val="standardContextual"/>
             </w:rPr>
           </w:pPr>
-          <w:hyperlink w:anchor="_Toc243516551" w:history="1">
+          <w:hyperlink w:anchor="_Toc243644774" w:history="1">
             <w:r>
               <w:rPr>
                 <w:rStyle w:val="Hyperlink"/>
@@ -2932,7 +3048,7 @@
               <w:rPr>
                 <w:noProof/>
               </w:rPr>
-              <w:instrText xml:space="preserve"> PAGEREF _Toc243516551 \h </w:instrText>
+              <w:instrText xml:space="preserve"> PAGEREF _Toc243644774 \h </w:instrText>
             </w:r>
             <w:r>
               <w:rPr>
@@ -2975,7 +3091,7 @@
               <w14:ligatures w14:val="standardContextual"/>
             </w:rPr>
           </w:pPr>
-          <w:hyperlink w:anchor="_Toc243516552" w:history="1">
+          <w:hyperlink w:anchor="_Toc243644775" w:history="1">
             <w:r>
               <w:rPr>
                 <w:rStyle w:val="Hyperlink"/>
@@ -2999,7 +3115,7 @@
               <w:rPr>
                 <w:noProof/>
               </w:rPr>
-              <w:instrText xml:space="preserve"> PAGEREF _Toc243516552 \h </w:instrText>
+              <w:instrText xml:space="preserve"> PAGEREF _Toc243644775 \h </w:instrText>
             </w:r>
             <w:r>
               <w:rPr>
@@ -3042,7 +3158,7 @@
               <w14:ligatures w14:val="standardContextual"/>
             </w:rPr>
           </w:pPr>
-          <w:hyperlink w:anchor="_Toc243516553" w:history="1">
+          <w:hyperlink w:anchor="_Toc243644776" w:history="1">
             <w:r>
               <w:rPr>
                 <w:rStyle w:val="Hyperlink"/>
@@ -3066,7 +3182,7 @@
               <w:rPr>
                 <w:noProof/>
               </w:rPr>
-              <w:instrText xml:space="preserve"> PAGEREF _Toc243516553 \h </w:instrText>
+              <w:instrText xml:space="preserve"> PAGEREF _Toc243644776 \h </w:instrText>
             </w:r>
             <w:r>
               <w:rPr>
@@ -3109,7 +3225,7 @@
               <w14:ligatures w14:val="standardContextual"/>
             </w:rPr>
           </w:pPr>
-          <w:hyperlink w:anchor="_Toc243516554" w:history="1">
+          <w:hyperlink w:anchor="_Toc243644777" w:history="1">
             <w:r>
               <w:rPr>
                 <w:rStyle w:val="Hyperlink"/>
@@ -3133,7 +3249,7 @@
               <w:rPr>
                 <w:noProof/>
               </w:rPr>
-              <w:instrText xml:space="preserve"> PAGEREF _Toc243516554 \h </w:instrText>
+              <w:instrText xml:space="preserve"> PAGEREF _Toc243644777 \h </w:instrText>
             </w:r>
             <w:r>
               <w:rPr>
@@ -3179,7 +3295,7 @@
     <w:sdt>
       <w:sdtPr>
         <w:alias w:val="Tables"/>
-        <w:id w:val="-1542979671"/>
+        <w:id w:val="-79065171"/>
       </w:sdtPr>
       <w:sdtEndPr/>
       <w:sdtContent>
@@ -3208,7 +3324,7 @@
           <w:r>
             <w:fldChar w:fldCharType="separate"/>
           </w:r>
-          <w:hyperlink w:anchor="_Toc243516555" w:history="1">
+          <w:hyperlink w:anchor="_Toc243644778" w:history="1">
             <w:r>
               <w:rPr>
                 <w:rStyle w:val="Hyperlink"/>
@@ -3232,7 +3348,7 @@
               <w:rPr>
                 <w:noProof/>
               </w:rPr>
-              <w:instrText xml:space="preserve"> PAGEREF _Toc243516555 \h </w:instrText>
+              <w:instrText xml:space="preserve"> PAGEREF _Toc243644778 \h </w:instrText>
             </w:r>
             <w:r>
               <w:rPr>
@@ -3275,7 +3391,7 @@
               <w14:ligatures w14:val="standardContextual"/>
             </w:rPr>
           </w:pPr>
-          <w:hyperlink w:anchor="_Toc243516556" w:history="1">
+          <w:hyperlink w:anchor="_Toc243644779" w:history="1">
             <w:r>
               <w:rPr>
                 <w:rStyle w:val="Hyperlink"/>
@@ -3299,7 +3415,7 @@
               <w:rPr>
                 <w:noProof/>
               </w:rPr>
-              <w:instrText xml:space="preserve"> PAGEREF _Toc243516556 \h </w:instrText>
+              <w:instrText xml:space="preserve"> PAGEREF _Toc243644779 \h </w:instrText>
             </w:r>
             <w:r>
               <w:rPr>
@@ -3342,7 +3458,7 @@
               <w14:ligatures w14:val="standardContextual"/>
             </w:rPr>
           </w:pPr>
-          <w:hyperlink w:anchor="_Toc243516557" w:history="1">
+          <w:hyperlink w:anchor="_Toc243644780" w:history="1">
             <w:r>
               <w:rPr>
                 <w:rStyle w:val="Hyperlink"/>
@@ -3366,7 +3482,7 @@
               <w:rPr>
                 <w:noProof/>
               </w:rPr>
-              <w:instrText xml:space="preserve"> PAGEREF _Toc243516557 \h </w:instrText>
+              <w:instrText xml:space="preserve"> PAGEREF _Toc243644780 \h </w:instrText>
             </w:r>
             <w:r>
               <w:rPr>
@@ -3409,7 +3525,7 @@
               <w14:ligatures w14:val="standardContextual"/>
             </w:rPr>
           </w:pPr>
-          <w:hyperlink w:anchor="_Toc243516558" w:history="1">
+          <w:hyperlink w:anchor="_Toc243644781" w:history="1">
             <w:r>
               <w:rPr>
                 <w:rStyle w:val="Hyperlink"/>
@@ -3433,7 +3549,7 @@
               <w:rPr>
                 <w:noProof/>
               </w:rPr>
-              <w:instrText xml:space="preserve"> PAGEREF _Toc243516558 \h </w:instrText>
+              <w:instrText xml:space="preserve"> PAGEREF _Toc243644781 \h </w:instrText>
             </w:r>
             <w:r>
               <w:rPr>
@@ -3476,7 +3592,7 @@
               <w14:ligatures w14:val="standardContextual"/>
             </w:rPr>
           </w:pPr>
-          <w:hyperlink w:anchor="_Toc243516559" w:history="1">
+          <w:hyperlink w:anchor="_Toc243644782" w:history="1">
             <w:r>
               <w:rPr>
                 <w:rStyle w:val="Hyperlink"/>
@@ -3500,7 +3616,7 @@
               <w:rPr>
                 <w:noProof/>
               </w:rPr>
-              <w:instrText xml:space="preserve"> PAGEREF _Toc243516559 \h </w:instrText>
+              <w:instrText xml:space="preserve"> PAGEREF _Toc243644782 \h </w:instrText>
             </w:r>
             <w:r>
               <w:rPr>
@@ -3543,7 +3659,7 @@
               <w14:ligatures w14:val="standardContextual"/>
             </w:rPr>
           </w:pPr>
-          <w:hyperlink w:anchor="_Toc243516560" w:history="1">
+          <w:hyperlink w:anchor="_Toc243644783" w:history="1">
             <w:r>
               <w:rPr>
                 <w:rStyle w:val="Hyperlink"/>
@@ -3567,7 +3683,7 @@
               <w:rPr>
                 <w:noProof/>
               </w:rPr>
-              <w:instrText xml:space="preserve"> PAGEREF _Toc243516560 \h </w:instrText>
+              <w:instrText xml:space="preserve"> PAGEREF _Toc243644783 \h </w:instrText>
             </w:r>
             <w:r>
               <w:rPr>
@@ -3610,7 +3726,7 @@
               <w14:ligatures w14:val="standardContextual"/>
             </w:rPr>
           </w:pPr>
-          <w:hyperlink w:anchor="_Toc243516561" w:history="1">
+          <w:hyperlink w:anchor="_Toc243644784" w:history="1">
             <w:r>
               <w:rPr>
                 <w:rStyle w:val="Hyperlink"/>
@@ -3634,7 +3750,7 @@
               <w:rPr>
                 <w:noProof/>
               </w:rPr>
-              <w:instrText xml:space="preserve"> PAGEREF _Toc243516561 \h </w:instrText>
+              <w:instrText xml:space="preserve"> PAGEREF _Toc243644784 \h </w:instrText>
             </w:r>
             <w:r>
               <w:rPr>
@@ -3677,7 +3793,7 @@
               <w14:ligatures w14:val="standardContextual"/>
             </w:rPr>
           </w:pPr>
-          <w:hyperlink w:anchor="_Toc243516562" w:history="1">
+          <w:hyperlink w:anchor="_Toc243644785" w:history="1">
             <w:r>
               <w:rPr>
                 <w:rStyle w:val="Hyperlink"/>
@@ -3701,7 +3817,7 @@
               <w:rPr>
                 <w:noProof/>
               </w:rPr>
-              <w:instrText xml:space="preserve"> PAGEREF _Toc243516562 \h </w:instrText>
+              <w:instrText xml:space="preserve"> PAGEREF _Toc243644785 \h </w:instrText>
             </w:r>
             <w:r>
               <w:rPr>
@@ -3744,7 +3860,7 @@
               <w14:ligatures w14:val="standardContextual"/>
             </w:rPr>
           </w:pPr>
-          <w:hyperlink w:anchor="_Toc243516563" w:history="1">
+          <w:hyperlink w:anchor="_Toc243644786" w:history="1">
             <w:r>
               <w:rPr>
                 <w:rStyle w:val="Hyperlink"/>
@@ -3768,7 +3884,7 @@
               <w:rPr>
                 <w:noProof/>
               </w:rPr>
-              <w:instrText xml:space="preserve"> PAGEREF _Toc243516563 \h </w:instrText>
+              <w:instrText xml:space="preserve"> PAGEREF _Toc243644786 \h </w:instrText>
             </w:r>
             <w:r>
               <w:rPr>
@@ -3809,7 +3925,7 @@
         <w:keepLines/>
         <w:pageBreakBefore/>
       </w:pPr>
-      <w:bookmarkStart w:id="0" w:name="_Toc243516539"/>
+      <w:bookmarkStart w:id="0" w:name="_Toc243644762"/>
       <w:r>
         <w:lastRenderedPageBreak/>
         <w:t>1 Introduction</w:t>
@@ -3822,7 +3938,7 @@
         <w:keepNext/>
         <w:keepLines/>
       </w:pPr>
-      <w:bookmarkStart w:id="1" w:name="_Toc243516540"/>
+      <w:bookmarkStart w:id="1" w:name="_Toc243644763"/>
       <w:r>
         <w:t>1.1 Purpose</w:t>
       </w:r>
@@ -3842,7 +3958,7 @@
         <w:keepNext/>
         <w:keepLines/>
       </w:pPr>
-      <w:bookmarkStart w:id="2" w:name="_Toc243516541"/>
+      <w:bookmarkStart w:id="2" w:name="_Toc243644764"/>
       <w:r>
         <w:t>1.2 How the campaign was run</w:t>
       </w:r>
@@ -3863,7 +3979,10 @@
         <w:t>agent harness</w:t>
       </w:r>
       <w:r>
-        <w:t>: the main session split the work into 20 independent agents, each with one test area, a written brief, safety rules and an output file. Each agent wrote its own test code, ran it, and reported its results; the main session reviewed each report, committed the code and the results, and wrote this summary. No agent was allowed to change application code, so every failure below is reported as found.</w:t>
+        <w:t xml:space="preserve">: the main session split the work into 20 independent agents, each with one test area, a written brief, safety rules and an output file. Each agent wrote its own test code, ran it, and reported its results; the main session reviewed each report, committed the code and the results, and wrote </w:t>
+      </w:r>
+      <w:r>
+        <w:t>this summary. No agent was allowed to change application code, so every failure below is reported as found.</w:t>
       </w:r>
     </w:p>
     <w:p>
@@ -3871,10 +3990,7 @@
         <w:spacing w:after="120"/>
       </w:pPr>
       <w:r>
-        <w:t xml:space="preserve">Safety rules applied to every agent: no deploys; no production writes except where stated; test accounts </w:t>
-      </w:r>
-      <w:r>
-        <w:t>deleted at the end and checked (login afterwards returns 401); no new groups created and no chat messages posted on shared data; no question sent to the AI model (quota); nothing fetched from outside the allow-list.</w:t>
+        <w:t>Safety rules applied to every agent: no deploys; no production writes except where stated; test accounts deleted at the end and checked (login afterwards returns 401); no new groups created and no chat messages posted on shared data; no question sent to the AI model (quota); nothing fetched from outside the allow-list.</w:t>
       </w:r>
     </w:p>
     <w:p>
@@ -3883,7 +3999,7 @@
         <w:keepNext/>
         <w:keepLines/>
       </w:pPr>
-      <w:bookmarkStart w:id="3" w:name="_Toc243516542"/>
+      <w:bookmarkStart w:id="3" w:name="_Toc243644765"/>
       <w:r>
         <w:t>1.3 Test environments</w:t>
       </w:r>
@@ -3894,7 +4010,7 @@
         <w:pStyle w:val="Caption"/>
         <w:keepNext/>
       </w:pPr>
-      <w:bookmarkStart w:id="4" w:name="_Toc243516555"/>
+      <w:bookmarkStart w:id="4" w:name="_Toc243644778"/>
       <w:r>
         <w:t xml:space="preserve">Table </w:t>
       </w:r>
@@ -3936,7 +4052,7 @@
           <w:left w:w="10" w:type="dxa"/>
           <w:right w:w="10" w:type="dxa"/>
         </w:tblCellMar>
-        <w:tblLook w:val="04A0" w:firstRow="1" w:lastRow="0" w:firstColumn="1" w:lastColumn="0" w:noHBand="0" w:noVBand="1"/>
+        <w:tblLook w:val="0000" w:firstRow="0" w:lastRow="0" w:firstColumn="0" w:lastColumn="0" w:noHBand="0" w:noVBand="0"/>
       </w:tblPr>
       <w:tblGrid>
         <w:gridCol w:w="4819"/>
@@ -4323,7 +4439,7 @@
         <w:keepLines/>
         <w:pageBreakBefore/>
       </w:pPr>
-      <w:bookmarkStart w:id="5" w:name="_Toc243516543"/>
+      <w:bookmarkStart w:id="5" w:name="_Toc243644766"/>
       <w:r>
         <w:lastRenderedPageBreak/>
         <w:t>2 Results summary</w:t>
@@ -4336,9 +4452,12 @@
         <w:keepNext/>
         <w:keepLines/>
       </w:pPr>
-      <w:bookmarkStart w:id="6" w:name="_Toc243516544"/>
+      <w:bookmarkStart w:id="6" w:name="_Toc243644767"/>
       <w:r>
-        <w:t>2.1 Totals</w:t>
+        <w:t>2.1 </w:t>
+      </w:r>
+      <w:r>
+        <w:t>Totals</w:t>
       </w:r>
       <w:bookmarkEnd w:id="6"/>
     </w:p>
@@ -4347,7 +4466,7 @@
         <w:pStyle w:val="Caption"/>
         <w:keepNext/>
       </w:pPr>
-      <w:bookmarkStart w:id="7" w:name="_Toc243516556"/>
+      <w:bookmarkStart w:id="7" w:name="_Toc243644779"/>
       <w:r>
         <w:t xml:space="preserve">Table </w:t>
       </w:r>
@@ -4389,7 +4508,7 @@
           <w:left w:w="10" w:type="dxa"/>
           <w:right w:w="10" w:type="dxa"/>
         </w:tblCellMar>
-        <w:tblLook w:val="04A0" w:firstRow="1" w:lastRow="0" w:firstColumn="1" w:lastColumn="0" w:noHBand="0" w:noVBand="1"/>
+        <w:tblLook w:val="0000" w:firstRow="0" w:lastRow="0" w:firstColumn="0" w:lastColumn="0" w:noHBand="0" w:noVBand="0"/>
       </w:tblPr>
       <w:tblGrid>
         <w:gridCol w:w="2257"/>
@@ -7370,7 +7489,7 @@
         <w:keepNext/>
         <w:keepLines/>
       </w:pPr>
-      <w:bookmarkStart w:id="8" w:name="_Toc243516545"/>
+      <w:bookmarkStart w:id="8" w:name="_Toc243644768"/>
       <w:r>
         <w:t>2.2 Re-run of 15 October 2026</w:t>
       </w:r>
@@ -7381,7 +7500,7 @@
         <w:pStyle w:val="Caption"/>
         <w:keepNext/>
       </w:pPr>
-      <w:bookmarkStart w:id="9" w:name="_Toc243516557"/>
+      <w:bookmarkStart w:id="9" w:name="_Toc243644780"/>
       <w:r>
         <w:t xml:space="preserve">Table </w:t>
       </w:r>
@@ -7423,7 +7542,7 @@
           <w:left w:w="10" w:type="dxa"/>
           <w:right w:w="10" w:type="dxa"/>
         </w:tblCellMar>
-        <w:tblLook w:val="04A0" w:firstRow="1" w:lastRow="0" w:firstColumn="1" w:lastColumn="0" w:noHBand="0" w:noVBand="1"/>
+        <w:tblLook w:val="0000" w:firstRow="0" w:lastRow="0" w:firstColumn="0" w:lastColumn="0" w:noHBand="0" w:noVBand="0"/>
       </w:tblPr>
       <w:tblGrid>
         <w:gridCol w:w="3682"/>
@@ -8000,7 +8119,7 @@
         <w:pStyle w:val="Caption"/>
         <w:keepNext/>
       </w:pPr>
-      <w:bookmarkStart w:id="10" w:name="_Toc243516558"/>
+      <w:bookmarkStart w:id="10" w:name="_Toc243644781"/>
       <w:r>
         <w:t xml:space="preserve">Table </w:t>
       </w:r>
@@ -8042,7 +8161,7 @@
           <w:left w:w="10" w:type="dxa"/>
           <w:right w:w="10" w:type="dxa"/>
         </w:tblCellMar>
-        <w:tblLook w:val="04A0" w:firstRow="1" w:lastRow="0" w:firstColumn="1" w:lastColumn="0" w:noHBand="0" w:noVBand="1"/>
+        <w:tblLook w:val="0000" w:firstRow="0" w:lastRow="0" w:firstColumn="0" w:lastColumn="0" w:noHBand="0" w:noVBand="0"/>
       </w:tblPr>
       <w:tblGrid>
         <w:gridCol w:w="3682"/>
@@ -8247,7 +8366,7 @@
                 <w:sz w:val="19"/>
                 <w:szCs w:val="19"/>
               </w:rPr>
-              <w:t>New test file</w:t>
+              <w:t>Update of 23 October</w:t>
             </w:r>
           </w:p>
         </w:tc>
@@ -8273,6 +8392,29 @@
             <w:pPr>
               <w:spacing w:line="252" w:lineRule="auto"/>
             </w:pPr>
+            <w:r>
+              <w:rPr>
+                <w:sz w:val="19"/>
+                <w:szCs w:val="19"/>
+              </w:rPr>
+              <w:t xml:space="preserve">36 files (35 passed, 1 opt-in skipped); 560 tests: </w:t>
+            </w:r>
+            <w:r>
+              <w:rPr>
+                <w:b/>
+                <w:bCs/>
+                <w:sz w:val="19"/>
+                <w:szCs w:val="19"/>
+              </w:rPr>
+              <w:t>539 passed, 0 failed</w:t>
+            </w:r>
+            <w:r>
+              <w:rPr>
+                <w:sz w:val="19"/>
+                <w:szCs w:val="19"/>
+              </w:rPr>
+              <w:t xml:space="preserve">; new </w:t>
+            </w:r>
             <w:r>
               <w:rPr>
                 <w:rFonts w:ascii="Consolas" w:eastAsia="Consolas" w:hAnsi="Consolas" w:cs="Consolas"/>
@@ -8280,14 +8422,14 @@
                 <w:szCs w:val="17"/>
                 <w:shd w:val="clear" w:color="auto" w:fill="F2F4F3"/>
               </w:rPr>
-              <w:t>src/nav-pref.test.ts</w:t>
-            </w:r>
-            <w:r>
-              <w:rPr>
-                <w:sz w:val="19"/>
-                <w:szCs w:val="19"/>
-              </w:rPr>
-              <w:t xml:space="preserve"> (4): the desktop side menu is open by default, remembered per device, safe when storage is blocked, forgotten by "Clear this phone" (TC-139)</w:t>
+              <w:t>src/list-feedback.test.ts</w:t>
+            </w:r>
+            <w:r>
+              <w:rPr>
+                <w:sz w:val="19"/>
+                <w:szCs w:val="19"/>
+              </w:rPr>
+              <w:t xml:space="preserve"> (3), TC-140</w:t>
             </w:r>
           </w:p>
         </w:tc>
@@ -8325,42 +8467,49 @@
             </w:pPr>
             <w:r>
               <w:rPr>
+                <w:sz w:val="19"/>
+                <w:szCs w:val="19"/>
+              </w:rPr>
+              <w:t>New test file</w:t>
+            </w:r>
+          </w:p>
+        </w:tc>
+        <w:tc>
+          <w:tcPr>
+            <w:tcW w:w="5956" w:type="dxa"/>
+            <w:tcBorders>
+              <w:top w:val="single" w:sz="4" w:space="0" w:color="C9D3D0"/>
+              <w:left w:val="single" w:sz="4" w:space="0" w:color="C9D3D0"/>
+              <w:bottom w:val="single" w:sz="4" w:space="0" w:color="C9D3D0"/>
+              <w:right w:val="single" w:sz="4" w:space="0" w:color="C9D3D0"/>
+            </w:tcBorders>
+            <w:tcMar>
+              <w:top w:w="50" w:type="dxa"/>
+              <w:left w:w="100" w:type="dxa"/>
+              <w:bottom w:w="50" w:type="dxa"/>
+              <w:right w:w="100" w:type="dxa"/>
+            </w:tcMar>
+            <w:vAlign w:val="center"/>
+          </w:tcPr>
+          <w:p>
+            <w:pPr>
+              <w:spacing w:line="252" w:lineRule="auto"/>
+            </w:pPr>
+            <w:r>
+              <w:rPr>
                 <w:rFonts w:ascii="Consolas" w:eastAsia="Consolas" w:hAnsi="Consolas" w:cs="Consolas"/>
                 <w:sz w:val="17"/>
                 <w:szCs w:val="17"/>
                 <w:shd w:val="clear" w:color="auto" w:fill="F2F4F3"/>
               </w:rPr>
-              <w:t>npx tsc -b</w:t>
-            </w:r>
-          </w:p>
-        </w:tc>
-        <w:tc>
-          <w:tcPr>
-            <w:tcW w:w="5956" w:type="dxa"/>
-            <w:tcBorders>
-              <w:top w:val="single" w:sz="4" w:space="0" w:color="C9D3D0"/>
-              <w:left w:val="single" w:sz="4" w:space="0" w:color="C9D3D0"/>
-              <w:bottom w:val="single" w:sz="4" w:space="0" w:color="C9D3D0"/>
-              <w:right w:val="single" w:sz="4" w:space="0" w:color="C9D3D0"/>
-            </w:tcBorders>
-            <w:tcMar>
-              <w:top w:w="50" w:type="dxa"/>
-              <w:left w:w="100" w:type="dxa"/>
-              <w:bottom w:w="50" w:type="dxa"/>
-              <w:right w:w="100" w:type="dxa"/>
-            </w:tcMar>
-            <w:vAlign w:val="center"/>
-          </w:tcPr>
-          <w:p>
-            <w:pPr>
-              <w:spacing w:line="252" w:lineRule="auto"/>
-            </w:pPr>
-            <w:r>
-              <w:rPr>
-                <w:sz w:val="19"/>
-                <w:szCs w:val="19"/>
-              </w:rPr>
-              <w:t>Exit code 0</w:t>
+              <w:t>src/nav-pref.test.ts</w:t>
+            </w:r>
+            <w:r>
+              <w:rPr>
+                <w:sz w:val="19"/>
+                <w:szCs w:val="19"/>
+              </w:rPr>
+              <w:t xml:space="preserve"> (4): the desktop side menu is open by default, remembered per device, safe when storage is blocked, forgotten by "Clear this phone" (TC-139)</w:t>
             </w:r>
           </w:p>
         </w:tc>
@@ -8404,6 +8553,80 @@
                 <w:szCs w:val="17"/>
                 <w:shd w:val="clear" w:color="auto" w:fill="F2F4F3"/>
               </w:rPr>
+              <w:t>npx tsc -b</w:t>
+            </w:r>
+          </w:p>
+        </w:tc>
+        <w:tc>
+          <w:tcPr>
+            <w:tcW w:w="5956" w:type="dxa"/>
+            <w:tcBorders>
+              <w:top w:val="single" w:sz="4" w:space="0" w:color="C9D3D0"/>
+              <w:left w:val="single" w:sz="4" w:space="0" w:color="C9D3D0"/>
+              <w:bottom w:val="single" w:sz="4" w:space="0" w:color="C9D3D0"/>
+              <w:right w:val="single" w:sz="4" w:space="0" w:color="C9D3D0"/>
+            </w:tcBorders>
+            <w:shd w:val="clear" w:color="auto" w:fill="F3F8F6"/>
+            <w:tcMar>
+              <w:top w:w="50" w:type="dxa"/>
+              <w:left w:w="100" w:type="dxa"/>
+              <w:bottom w:w="50" w:type="dxa"/>
+              <w:right w:w="100" w:type="dxa"/>
+            </w:tcMar>
+            <w:vAlign w:val="center"/>
+          </w:tcPr>
+          <w:p>
+            <w:pPr>
+              <w:spacing w:line="252" w:lineRule="auto"/>
+            </w:pPr>
+            <w:r>
+              <w:rPr>
+                <w:sz w:val="19"/>
+                <w:szCs w:val="19"/>
+              </w:rPr>
+              <w:t>Exit code 0</w:t>
+            </w:r>
+          </w:p>
+        </w:tc>
+      </w:tr>
+      <w:tr>
+        <w:tblPrEx>
+          <w:tblCellMar>
+            <w:top w:w="0" w:type="dxa"/>
+            <w:bottom w:w="0" w:type="dxa"/>
+          </w:tblCellMar>
+        </w:tblPrEx>
+        <w:trPr>
+          <w:cantSplit/>
+        </w:trPr>
+        <w:tc>
+          <w:tcPr>
+            <w:tcW w:w="3682" w:type="dxa"/>
+            <w:tcBorders>
+              <w:top w:val="single" w:sz="4" w:space="0" w:color="C9D3D0"/>
+              <w:left w:val="single" w:sz="4" w:space="0" w:color="C9D3D0"/>
+              <w:bottom w:val="single" w:sz="4" w:space="0" w:color="C9D3D0"/>
+              <w:right w:val="single" w:sz="4" w:space="0" w:color="C9D3D0"/>
+            </w:tcBorders>
+            <w:tcMar>
+              <w:top w:w="50" w:type="dxa"/>
+              <w:left w:w="100" w:type="dxa"/>
+              <w:bottom w:w="50" w:type="dxa"/>
+              <w:right w:w="100" w:type="dxa"/>
+            </w:tcMar>
+            <w:vAlign w:val="center"/>
+          </w:tcPr>
+          <w:p>
+            <w:pPr>
+              <w:spacing w:line="252" w:lineRule="auto"/>
+            </w:pPr>
+            <w:r>
+              <w:rPr>
+                <w:rFonts w:ascii="Consolas" w:eastAsia="Consolas" w:hAnsi="Consolas" w:cs="Consolas"/>
+                <w:sz w:val="17"/>
+                <w:szCs w:val="17"/>
+                <w:shd w:val="clear" w:color="auto" w:fill="F2F4F3"/>
+              </w:rPr>
               <w:t>bash .claude/hooks/test-guard.sh</w:t>
             </w:r>
           </w:p>
@@ -8417,7 +8640,6 @@
               <w:bottom w:val="single" w:sz="4" w:space="0" w:color="C9D3D0"/>
               <w:right w:val="single" w:sz="4" w:space="0" w:color="C9D3D0"/>
             </w:tcBorders>
-            <w:shd w:val="clear" w:color="auto" w:fill="F3F8F6"/>
             <w:tcMar>
               <w:top w:w="50" w:type="dxa"/>
               <w:left w:w="100" w:type="dxa"/>
@@ -8452,7 +8674,7 @@
         <w:keepNext/>
         <w:keepLines/>
       </w:pPr>
-      <w:bookmarkStart w:id="11" w:name="_Toc243516546"/>
+      <w:bookmarkStart w:id="11" w:name="_Toc243644769"/>
       <w:r>
         <w:t>2.3 What the campaign proves</w:t>
       </w:r>
@@ -8463,7 +8685,7 @@
         <w:pStyle w:val="Caption"/>
         <w:keepNext/>
       </w:pPr>
-      <w:bookmarkStart w:id="12" w:name="_Toc243516559"/>
+      <w:bookmarkStart w:id="12" w:name="_Toc243644782"/>
       <w:r>
         <w:t xml:space="preserve">Table </w:t>
       </w:r>
@@ -8505,7 +8727,7 @@
           <w:left w:w="10" w:type="dxa"/>
           <w:right w:w="10" w:type="dxa"/>
         </w:tblCellMar>
-        <w:tblLook w:val="04A0" w:firstRow="1" w:lastRow="0" w:firstColumn="1" w:lastColumn="0" w:noHBand="0" w:noVBand="1"/>
+        <w:tblLook w:val="0000" w:firstRow="0" w:lastRow="0" w:firstColumn="0" w:lastColumn="0" w:noHBand="0" w:noVBand="0"/>
       </w:tblPr>
       <w:tblGrid>
         <w:gridCol w:w="4819"/>
@@ -9131,6 +9353,7 @@
                 <w:sz w:val="19"/>
                 <w:szCs w:val="19"/>
               </w:rPr>
+              <w:lastRenderedPageBreak/>
               <w:t>Ask ZedPath does not leak model reasoning and cites sources</w:t>
             </w:r>
           </w:p>
@@ -9203,7 +9426,6 @@
                 <w:sz w:val="19"/>
                 <w:szCs w:val="19"/>
               </w:rPr>
-              <w:lastRenderedPageBreak/>
               <w:t>The app works on real phones and languages</w:t>
             </w:r>
           </w:p>
@@ -9325,7 +9547,7 @@
         <w:keepLines/>
         <w:pageBreakBefore/>
       </w:pPr>
-      <w:bookmarkStart w:id="13" w:name="_Toc243516547"/>
+      <w:bookmarkStart w:id="13" w:name="_Toc243644770"/>
       <w:r>
         <w:lastRenderedPageBreak/>
         <w:t>3 Defects and findings</w:t>
@@ -9337,10 +9559,7 @@
         <w:spacing w:after="120"/>
       </w:pPr>
       <w:r>
-        <w:t xml:space="preserve">Severity: High = wrong result or data exposure; Medium = visible to students or a security weakness without data exposure; Low = cosmetic, performance or tooling. None of the findings exposes data or gives a wrong course </w:t>
-      </w:r>
-      <w:r>
-        <w:t>result.</w:t>
+        <w:t>Severity: High = wrong result or data exposure; Medium = visible to students or a security weakness without data exposure; Low = cosmetic, performance or tooling. None of the findings exposes data or gives a wrong course result.</w:t>
       </w:r>
     </w:p>
     <w:p>
@@ -9348,7 +9567,7 @@
         <w:pStyle w:val="Caption"/>
         <w:keepNext/>
       </w:pPr>
-      <w:bookmarkStart w:id="14" w:name="_Toc243516560"/>
+      <w:bookmarkStart w:id="14" w:name="_Toc243644783"/>
       <w:r>
         <w:t xml:space="preserve">Table </w:t>
       </w:r>
@@ -9390,7 +9609,7 @@
           <w:left w:w="10" w:type="dxa"/>
           <w:right w:w="10" w:type="dxa"/>
         </w:tblCellMar>
-        <w:tblLook w:val="04A0" w:firstRow="1" w:lastRow="0" w:firstColumn="1" w:lastColumn="0" w:noHBand="0" w:noVBand="1"/>
+        <w:tblLook w:val="0000" w:firstRow="0" w:lastRow="0" w:firstColumn="0" w:lastColumn="0" w:noHBand="0" w:noVBand="0"/>
       </w:tblPr>
       <w:tblGrid>
         <w:gridCol w:w="591"/>
@@ -11876,7 +12095,7 @@
         <w:keepNext/>
         <w:keepLines/>
       </w:pPr>
-      <w:bookmarkStart w:id="15" w:name="_Toc243516548"/>
+      <w:bookmarkStart w:id="15" w:name="_Toc243644771"/>
       <w:r>
         <w:t>3.1 Failures that are not application defects</w:t>
       </w:r>
@@ -11887,7 +12106,7 @@
         <w:pStyle w:val="Caption"/>
         <w:keepNext/>
       </w:pPr>
-      <w:bookmarkStart w:id="16" w:name="_Toc243516561"/>
+      <w:bookmarkStart w:id="16" w:name="_Toc243644784"/>
       <w:r>
         <w:t xml:space="preserve">Table </w:t>
       </w:r>
@@ -11929,7 +12148,7 @@
           <w:left w:w="10" w:type="dxa"/>
           <w:right w:w="10" w:type="dxa"/>
         </w:tblCellMar>
-        <w:tblLook w:val="04A0" w:firstRow="1" w:lastRow="0" w:firstColumn="1" w:lastColumn="0" w:noHBand="0" w:noVBand="1"/>
+        <w:tblLook w:val="0000" w:firstRow="0" w:lastRow="0" w:firstColumn="0" w:lastColumn="0" w:noHBand="0" w:noVBand="0"/>
       </w:tblPr>
       <w:tblGrid>
         <w:gridCol w:w="1342"/>
@@ -12268,7 +12487,7 @@
         <w:keepLines/>
         <w:pageBreakBefore/>
       </w:pPr>
-      <w:bookmarkStart w:id="17" w:name="_Toc243516549"/>
+      <w:bookmarkStart w:id="17" w:name="_Toc243644772"/>
       <w:r>
         <w:lastRenderedPageBreak/>
         <w:t>4 Security audit run-1</w:t>
@@ -12281,7 +12500,7 @@
         <w:keepNext/>
         <w:keepLines/>
       </w:pPr>
-      <w:bookmarkStart w:id="18" w:name="_Toc243516550"/>
+      <w:bookmarkStart w:id="18" w:name="_Toc243644773"/>
       <w:r>
         <w:t>4.1 Method</w:t>
       </w:r>
@@ -12324,7 +12543,7 @@
         <w:keepNext/>
         <w:keepLines/>
       </w:pPr>
-      <w:bookmarkStart w:id="19" w:name="_Toc243516551"/>
+      <w:bookmarkStart w:id="19" w:name="_Toc243644774"/>
       <w:r>
         <w:t>4.2 Results</w:t>
       </w:r>
@@ -12335,7 +12554,7 @@
         <w:pStyle w:val="Caption"/>
         <w:keepNext/>
       </w:pPr>
-      <w:bookmarkStart w:id="20" w:name="_Toc243516562"/>
+      <w:bookmarkStart w:id="20" w:name="_Toc243644785"/>
       <w:r>
         <w:t xml:space="preserve">Table </w:t>
       </w:r>
@@ -12377,7 +12596,7 @@
           <w:left w:w="10" w:type="dxa"/>
           <w:right w:w="10" w:type="dxa"/>
         </w:tblCellMar>
-        <w:tblLook w:val="04A0" w:firstRow="1" w:lastRow="0" w:firstColumn="1" w:lastColumn="0" w:noHBand="0" w:noVBand="1"/>
+        <w:tblLook w:val="0000" w:firstRow="0" w:lastRow="0" w:firstColumn="0" w:lastColumn="0" w:noHBand="0" w:noVBand="0"/>
       </w:tblPr>
       <w:tblGrid>
         <w:gridCol w:w="2966"/>
@@ -12689,7 +12908,7 @@
         <w:pStyle w:val="Caption"/>
         <w:keepNext/>
       </w:pPr>
-      <w:bookmarkStart w:id="21" w:name="_Toc243516563"/>
+      <w:bookmarkStart w:id="21" w:name="_Toc243644786"/>
       <w:r>
         <w:t xml:space="preserve">Table </w:t>
       </w:r>
@@ -12731,7 +12950,7 @@
           <w:left w:w="10" w:type="dxa"/>
           <w:right w:w="10" w:type="dxa"/>
         </w:tblCellMar>
-        <w:tblLook w:val="04A0" w:firstRow="1" w:lastRow="0" w:firstColumn="1" w:lastColumn="0" w:noHBand="0" w:noVBand="1"/>
+        <w:tblLook w:val="0000" w:firstRow="0" w:lastRow="0" w:firstColumn="0" w:lastColumn="0" w:noHBand="0" w:noVBand="0"/>
       </w:tblPr>
       <w:tblGrid>
         <w:gridCol w:w="746"/>
@@ -15279,7 +15498,7 @@
         <w:keepLines/>
         <w:pageBreakBefore/>
       </w:pPr>
-      <w:bookmarkStart w:id="22" w:name="_Toc243516552"/>
+      <w:bookmarkStart w:id="22" w:name="_Toc243644775"/>
       <w:r>
         <w:lastRenderedPageBreak/>
         <w:t>5 Limits of this campaign</w:t>
@@ -15369,7 +15588,7 @@
         <w:keepLines/>
         <w:pageBreakBefore/>
       </w:pPr>
-      <w:bookmarkStart w:id="23" w:name="_Toc243516553"/>
+      <w:bookmarkStart w:id="23" w:name="_Toc243644776"/>
       <w:r>
         <w:lastRenderedPageBreak/>
         <w:t>6 Conclusion</w:t>
@@ -15404,7 +15623,7 @@
         <w:keepLines/>
         <w:pageBreakBefore/>
       </w:pPr>
-      <w:bookmarkStart w:id="24" w:name="_Toc243516554"/>
+      <w:bookmarkStart w:id="24" w:name="_Toc243644777"/>
       <w:r>
         <w:lastRenderedPageBreak/>
         <w:t>7 Appendix A. Result files</w:t>
@@ -15675,10 +15894,10 @@
 <file path=word/numbering.xml><?xml version="1.0" encoding="utf-8"?>
 <w:numbering xmlns:wpc="http://schemas.microsoft.com/office/word/2010/wordprocessingCanvas" xmlns:cx="http://schemas.microsoft.com/office/drawing/2014/chartex" xmlns:cx1="http://schemas.microsoft.com/office/drawing/2015/9/8/chartex" xmlns:cx2="http://schemas.microsoft.com/office/drawing/2015/10/21/chartex" xmlns:cx3="http://schemas.microsoft.com/office/drawing/2016/5/9/chartex" xmlns:cx4="http://schemas.microsoft.com/office/drawing/2016/5/10/chartex" xmlns:cx5="http://schemas.microsoft.com/office/drawing/2016/5/11/chartex" xmlns:cx6="http://schemas.microsoft.com/office/drawing/2016/5/12/chartex" xmlns:cx7="http://schemas.microsoft.com/office/drawing/2016/5/13/chartex" xmlns:cx8="http://schemas.microsoft.com/office/drawing/2016/5/14/chartex" xmlns:mc="http://schemas.openxmlformats.org/markup-compatibility/2006" xmlns:aink="http://schemas.microsoft.com/office/drawing/2016/ink" xmlns:am3d="http://schemas.microsoft.com/office/drawing/2017/model3d" xmlns:o="urn:schemas-microsoft-com:office:office" xmlns:oel="http://schemas.microsoft.com/office/2019/extlst" xmlns:r="http://schemas.openxmlformats.org/officeDocument/2006/relationships" xmlns:m="http://schemas.openxmlformats.org/officeDocument/2006/math" xmlns:v="urn:schemas-microsoft-com:vml" xmlns:wp14="http://schemas.microsoft.com/office/word/2010/wordprocessingDrawing" xmlns:wp="http://schemas.openxmlformats.org/drawingml/2006/wordprocessingDrawing" xmlns:w10="urn:schemas-microsoft-com:office:word" xmlns:w="http://schemas.openxmlformats.org/wordprocessingml/2006/main" xmlns:w14="http://schemas.microsoft.com/office/word/2010/wordml" xmlns:w15="http://schemas.microsoft.com/office/word/2012/wordml" xmlns:w16cex="http://schemas.microsoft.com/office/word/2018/wordml/cex" xmlns:w16cid="http://schemas.microsoft.com/office/word/2016/wordml/cid" xmlns:w16="http://schemas.microsoft.com/office/word/2018/wordml" xmlns:w16du="http://schemas.microsoft.com/office/word/2023/wordml/word16du" xmlns:w16sdtdh="http://schemas.microsoft.com/office/word/2020/wordml/sdtdatahash" xmlns:w16sdtfl="http://schemas.microsoft.com/office/word/2024/wordml/sdtformatlock" xmlns:w16se="http://schemas.microsoft.com/office/word/2015/wordml/symex" xmlns:wpg="http://schemas.microsoft.com/office/word/2010/wordprocessingGroup" xmlns:wpi="http://schemas.microsoft.com/office/word/2010/wordprocessingInk" xmlns:wne="http://schemas.microsoft.com/office/word/2006/wordml" xmlns:wps="http://schemas.microsoft.com/office/word/2010/wordprocessingShape" mc:Ignorable="w14 w15 w16se w16cid w16 w16cex w16sdtdh w16sdtfl w16du wp14">
   <w:abstractNum w:abstractNumId="0" w15:restartNumberingAfterBreak="0">
-    <w:nsid w:val="09652701"/>
+    <w:nsid w:val="01E26AE9"/>
     <w:multiLevelType w:val="hybridMultilevel"/>
-    <w:tmpl w:val="39C831CC"/>
-    <w:lvl w:ilvl="0" w:tplc="D8C0B712" w:tentative="1">
+    <w:tmpl w:val="710AE754"/>
+    <w:lvl w:ilvl="0" w:tplc="1A860F50" w:tentative="1">
       <w:start w:val="1"/>
       <w:numFmt w:val="bullet"/>
       <w:lvlText w:val="●"/>
@@ -15687,7 +15906,7 @@
         <w:ind w:left="720" w:hanging="360"/>
       </w:pPr>
     </w:lvl>
-    <w:lvl w:ilvl="1" w:tplc="C33C7DE4" w:tentative="1">
+    <w:lvl w:ilvl="1" w:tplc="CEDC666E" w:tentative="1">
       <w:start w:val="1"/>
       <w:numFmt w:val="bullet"/>
       <w:lvlText w:val="○"/>
@@ -15696,7 +15915,7 @@
         <w:ind w:left="1440" w:hanging="360"/>
       </w:pPr>
     </w:lvl>
-    <w:lvl w:ilvl="2" w:tplc="03447F90" w:tentative="1">
+    <w:lvl w:ilvl="2" w:tplc="24E83176" w:tentative="1">
       <w:start w:val="1"/>
       <w:numFmt w:val="bullet"/>
       <w:lvlText w:val="■"/>
@@ -15705,7 +15924,7 @@
         <w:ind w:left="2160" w:hanging="360"/>
       </w:pPr>
     </w:lvl>
-    <w:lvl w:ilvl="3" w:tplc="4CD27030" w:tentative="1">
+    <w:lvl w:ilvl="3" w:tplc="029C7D40" w:tentative="1">
       <w:start w:val="1"/>
       <w:numFmt w:val="bullet"/>
       <w:lvlText w:val="●"/>
@@ -15714,7 +15933,7 @@
         <w:ind w:left="2880" w:hanging="360"/>
       </w:pPr>
     </w:lvl>
-    <w:lvl w:ilvl="4" w:tplc="3A424FDC" w:tentative="1">
+    <w:lvl w:ilvl="4" w:tplc="841CAAB2" w:tentative="1">
       <w:start w:val="1"/>
       <w:numFmt w:val="bullet"/>
       <w:lvlText w:val="○"/>
@@ -15723,7 +15942,7 @@
         <w:ind w:left="3600" w:hanging="360"/>
       </w:pPr>
     </w:lvl>
-    <w:lvl w:ilvl="5" w:tplc="3628F07C" w:tentative="1">
+    <w:lvl w:ilvl="5" w:tplc="ECA6386C" w:tentative="1">
       <w:start w:val="1"/>
       <w:numFmt w:val="bullet"/>
       <w:lvlText w:val="■"/>
@@ -15732,7 +15951,7 @@
         <w:ind w:left="4320" w:hanging="360"/>
       </w:pPr>
     </w:lvl>
-    <w:lvl w:ilvl="6" w:tplc="5302FED8" w:tentative="1">
+    <w:lvl w:ilvl="6" w:tplc="DEB44408" w:tentative="1">
       <w:start w:val="1"/>
       <w:numFmt w:val="bullet"/>
       <w:lvlText w:val="●"/>
@@ -15741,7 +15960,7 @@
         <w:ind w:left="5040" w:hanging="360"/>
       </w:pPr>
     </w:lvl>
-    <w:lvl w:ilvl="7" w:tplc="3CF63544" w:tentative="1">
+    <w:lvl w:ilvl="7" w:tplc="6210888E" w:tentative="1">
       <w:start w:val="1"/>
       <w:numFmt w:val="bullet"/>
       <w:lvlText w:val="●"/>
@@ -15750,7 +15969,7 @@
         <w:ind w:left="5760" w:hanging="360"/>
       </w:pPr>
     </w:lvl>
-    <w:lvl w:ilvl="8" w:tplc="FDFAF92A" w:tentative="1">
+    <w:lvl w:ilvl="8" w:tplc="19F2B420" w:tentative="1">
       <w:start w:val="1"/>
       <w:numFmt w:val="bullet"/>
       <w:lvlText w:val="●"/>
@@ -15761,10 +15980,72 @@
     </w:lvl>
   </w:abstractNum>
   <w:abstractNum w:abstractNumId="1" w15:restartNumberingAfterBreak="0">
-    <w:nsid w:val="49434DC1"/>
+    <w:nsid w:val="182900A7"/>
     <w:multiLevelType w:val="hybridMultilevel"/>
-    <w:tmpl w:val="765AB8DC"/>
-    <w:lvl w:ilvl="0" w:tplc="3DAA3578" w:tentative="1">
+    <w:tmpl w:val="64B4A988"/>
+    <w:lvl w:ilvl="0" w:tplc="6D34DD38">
+      <w:start w:val="1"/>
+      <w:numFmt w:val="bullet"/>
+      <w:lvlText w:val="•"/>
+      <w:lvlJc w:val="left"/>
+      <w:pPr>
+        <w:ind w:left="720" w:hanging="280"/>
+      </w:pPr>
+    </w:lvl>
+    <w:lvl w:ilvl="1" w:tplc="64625834" w:tentative="1">
+      <w:start w:val="1"/>
+      <w:numFmt w:val="bullet"/>
+      <w:lvlText w:val="–"/>
+      <w:lvlJc w:val="left"/>
+      <w:pPr>
+        <w:ind w:left="1080" w:hanging="280"/>
+      </w:pPr>
+    </w:lvl>
+    <w:lvl w:ilvl="2" w:tplc="4D66BF5E" w:tentative="1">
+      <w:start w:val="1"/>
+      <w:numFmt w:val="bullet"/>
+      <w:lvlText w:val="▪"/>
+      <w:lvlJc w:val="left"/>
+      <w:pPr>
+        <w:ind w:left="1440" w:hanging="280"/>
+      </w:pPr>
+    </w:lvl>
+    <w:lvl w:ilvl="3" w:tplc="20FA8EAE">
+      <w:numFmt w:val="decimal"/>
+      <w:lvlText w:val=""/>
+      <w:lvlJc w:val="left"/>
+    </w:lvl>
+    <w:lvl w:ilvl="4" w:tplc="149C1158">
+      <w:numFmt w:val="decimal"/>
+      <w:lvlText w:val=""/>
+      <w:lvlJc w:val="left"/>
+    </w:lvl>
+    <w:lvl w:ilvl="5" w:tplc="A7CCB20E">
+      <w:numFmt w:val="decimal"/>
+      <w:lvlText w:val=""/>
+      <w:lvlJc w:val="left"/>
+    </w:lvl>
+    <w:lvl w:ilvl="6" w:tplc="6CEAB160">
+      <w:numFmt w:val="decimal"/>
+      <w:lvlText w:val=""/>
+      <w:lvlJc w:val="left"/>
+    </w:lvl>
+    <w:lvl w:ilvl="7" w:tplc="5B3A39C2">
+      <w:numFmt w:val="decimal"/>
+      <w:lvlText w:val=""/>
+      <w:lvlJc w:val="left"/>
+    </w:lvl>
+    <w:lvl w:ilvl="8" w:tplc="0F34A462">
+      <w:numFmt w:val="decimal"/>
+      <w:lvlText w:val=""/>
+      <w:lvlJc w:val="left"/>
+    </w:lvl>
+  </w:abstractNum>
+  <w:abstractNum w:abstractNumId="2" w15:restartNumberingAfterBreak="0">
+    <w:nsid w:val="54D9576B"/>
+    <w:multiLevelType w:val="hybridMultilevel"/>
+    <w:tmpl w:val="BC1E3CE4"/>
+    <w:lvl w:ilvl="0" w:tplc="81D89F68" w:tentative="1">
       <w:start w:val="1"/>
       <w:numFmt w:val="decimal"/>
       <w:lvlText w:val="%1."/>
@@ -15773,7 +16054,7 @@
         <w:ind w:left="720" w:hanging="360"/>
       </w:pPr>
     </w:lvl>
-    <w:lvl w:ilvl="1" w:tplc="8EC2542E" w:tentative="1">
+    <w:lvl w:ilvl="1" w:tplc="EDE621A2" w:tentative="1">
       <w:start w:val="1"/>
       <w:numFmt w:val="lowerLetter"/>
       <w:lvlText w:val="%2."/>
@@ -15782,7 +16063,7 @@
         <w:ind w:left="1080" w:hanging="360"/>
       </w:pPr>
     </w:lvl>
-    <w:lvl w:ilvl="2" w:tplc="03DC5300" w:tentative="1">
+    <w:lvl w:ilvl="2" w:tplc="8DFEBE66" w:tentative="1">
       <w:start w:val="1"/>
       <w:numFmt w:val="lowerRoman"/>
       <w:lvlText w:val="%3."/>
@@ -15791,107 +16072,45 @@
         <w:ind w:left="1440" w:hanging="360"/>
       </w:pPr>
     </w:lvl>
-    <w:lvl w:ilvl="3" w:tplc="B5528000">
+    <w:lvl w:ilvl="3" w:tplc="D32E0534">
       <w:numFmt w:val="decimal"/>
       <w:lvlText w:val=""/>
       <w:lvlJc w:val="left"/>
     </w:lvl>
-    <w:lvl w:ilvl="4" w:tplc="006EE9B8">
+    <w:lvl w:ilvl="4" w:tplc="EB6E5C3E">
       <w:numFmt w:val="decimal"/>
       <w:lvlText w:val=""/>
       <w:lvlJc w:val="left"/>
     </w:lvl>
-    <w:lvl w:ilvl="5" w:tplc="F3861770">
+    <w:lvl w:ilvl="5" w:tplc="1930A876">
       <w:numFmt w:val="decimal"/>
       <w:lvlText w:val=""/>
       <w:lvlJc w:val="left"/>
     </w:lvl>
-    <w:lvl w:ilvl="6" w:tplc="9A961B9E">
+    <w:lvl w:ilvl="6" w:tplc="5080D0E6">
       <w:numFmt w:val="decimal"/>
       <w:lvlText w:val=""/>
       <w:lvlJc w:val="left"/>
     </w:lvl>
-    <w:lvl w:ilvl="7" w:tplc="EAE4EEFE">
+    <w:lvl w:ilvl="7" w:tplc="7F56A408">
       <w:numFmt w:val="decimal"/>
       <w:lvlText w:val=""/>
       <w:lvlJc w:val="left"/>
     </w:lvl>
-    <w:lvl w:ilvl="8" w:tplc="1A92AD9C">
+    <w:lvl w:ilvl="8" w:tplc="5072B7A6">
       <w:numFmt w:val="decimal"/>
       <w:lvlText w:val=""/>
       <w:lvlJc w:val="left"/>
     </w:lvl>
   </w:abstractNum>
-  <w:abstractNum w:abstractNumId="2" w15:restartNumberingAfterBreak="0">
-    <w:nsid w:val="591952A8"/>
-    <w:multiLevelType w:val="hybridMultilevel"/>
-    <w:tmpl w:val="A0FEE15E"/>
-    <w:lvl w:ilvl="0" w:tplc="7DB06A60">
-      <w:start w:val="1"/>
-      <w:numFmt w:val="bullet"/>
-      <w:lvlText w:val="•"/>
-      <w:lvlJc w:val="left"/>
-      <w:pPr>
-        <w:ind w:left="720" w:hanging="280"/>
-      </w:pPr>
-    </w:lvl>
-    <w:lvl w:ilvl="1" w:tplc="81B22784" w:tentative="1">
-      <w:start w:val="1"/>
-      <w:numFmt w:val="bullet"/>
-      <w:lvlText w:val="–"/>
-      <w:lvlJc w:val="left"/>
-      <w:pPr>
-        <w:ind w:left="1080" w:hanging="280"/>
-      </w:pPr>
-    </w:lvl>
-    <w:lvl w:ilvl="2" w:tplc="771CE77A" w:tentative="1">
-      <w:start w:val="1"/>
-      <w:numFmt w:val="bullet"/>
-      <w:lvlText w:val="▪"/>
-      <w:lvlJc w:val="left"/>
-      <w:pPr>
-        <w:ind w:left="1440" w:hanging="280"/>
-      </w:pPr>
-    </w:lvl>
-    <w:lvl w:ilvl="3" w:tplc="DF20536E">
-      <w:numFmt w:val="decimal"/>
-      <w:lvlText w:val=""/>
-      <w:lvlJc w:val="left"/>
-    </w:lvl>
-    <w:lvl w:ilvl="4" w:tplc="08D2B228">
-      <w:numFmt w:val="decimal"/>
-      <w:lvlText w:val=""/>
-      <w:lvlJc w:val="left"/>
-    </w:lvl>
-    <w:lvl w:ilvl="5" w:tplc="29BA1662">
-      <w:numFmt w:val="decimal"/>
-      <w:lvlText w:val=""/>
-      <w:lvlJc w:val="left"/>
-    </w:lvl>
-    <w:lvl w:ilvl="6" w:tplc="07F456E2">
-      <w:numFmt w:val="decimal"/>
-      <w:lvlText w:val=""/>
-      <w:lvlJc w:val="left"/>
-    </w:lvl>
-    <w:lvl w:ilvl="7" w:tplc="6F44239A">
-      <w:numFmt w:val="decimal"/>
-      <w:lvlText w:val=""/>
-      <w:lvlJc w:val="left"/>
-    </w:lvl>
-    <w:lvl w:ilvl="8" w:tplc="3CE8FD0C">
-      <w:numFmt w:val="decimal"/>
-      <w:lvlText w:val=""/>
-      <w:lvlJc w:val="left"/>
-    </w:lvl>
-  </w:abstractNum>
-  <w:num w:numId="1" w16cid:durableId="95173544">
+  <w:num w:numId="1" w16cid:durableId="1482573482">
     <w:abstractNumId w:val="0"/>
     <w:lvlOverride w:ilvl="0">
       <w:startOverride w:val="1"/>
     </w:lvlOverride>
   </w:num>
-  <w:num w:numId="2" w16cid:durableId="669214177">
-    <w:abstractNumId w:val="2"/>
+  <w:num w:numId="2" w16cid:durableId="1240402432">
+    <w:abstractNumId w:val="1"/>
     <w:lvlOverride w:ilvl="0">
       <w:startOverride w:val="1"/>
     </w:lvlOverride>
@@ -16595,7 +16814,7 @@
     <w:autoRedefine/>
     <w:uiPriority w:val="39"/>
     <w:unhideWhenUsed/>
-    <w:rsid w:val="003D2F42"/>
+    <w:rsid w:val="00427AE1"/>
     <w:pPr>
       <w:spacing w:after="100"/>
     </w:pPr>
@@ -16607,7 +16826,7 @@
     <w:autoRedefine/>
     <w:uiPriority w:val="39"/>
     <w:unhideWhenUsed/>
-    <w:rsid w:val="003D2F42"/>
+    <w:rsid w:val="00427AE1"/>
     <w:pPr>
       <w:spacing w:after="100"/>
       <w:ind w:left="210"/>
@@ -16619,7 +16838,7 @@
     <w:next w:val="Normal"/>
     <w:uiPriority w:val="99"/>
     <w:unhideWhenUsed/>
-    <w:rsid w:val="003D2F42"/>
+    <w:rsid w:val="00427AE1"/>
   </w:style>
 </w:styles>
 </file>

--- a/docs/08-test-plan/ZP-DOC-08_Test-Summary-Report.docx
+++ b/docs/08-test-plan/ZP-DOC-08_Test-Summary-Report.docx
@@ -90,7 +90,7 @@
           <w:left w:w="10" w:type="dxa"/>
           <w:right w:w="10" w:type="dxa"/>
         </w:tblCellMar>
-        <w:tblLook w:val="0000" w:firstRow="0" w:lastRow="0" w:firstColumn="0" w:lastColumn="0" w:noHBand="0" w:noVBand="0"/>
+        <w:tblLook w:val="04A0" w:firstRow="1" w:lastRow="0" w:firstColumn="1" w:lastColumn="0" w:noHBand="0" w:noVBand="1"/>
       </w:tblPr>
       <w:tblGrid>
         <w:gridCol w:w="2600"/>
@@ -494,7 +494,7 @@
           <w:left w:w="10" w:type="dxa"/>
           <w:right w:w="10" w:type="dxa"/>
         </w:tblCellMar>
-        <w:tblLook w:val="0000" w:firstRow="0" w:lastRow="0" w:firstColumn="0" w:lastColumn="0" w:noHBand="0" w:noVBand="0"/>
+        <w:tblLook w:val="04A0" w:firstRow="1" w:lastRow="0" w:firstColumn="1" w:lastColumn="0" w:noHBand="0" w:noVBand="1"/>
       </w:tblPr>
       <w:tblGrid>
         <w:gridCol w:w="2600"/>
@@ -1189,7 +1189,7 @@
           <w:left w:w="10" w:type="dxa"/>
           <w:right w:w="10" w:type="dxa"/>
         </w:tblCellMar>
-        <w:tblLook w:val="0000" w:firstRow="0" w:lastRow="0" w:firstColumn="0" w:lastColumn="0" w:noHBand="0" w:noVBand="0"/>
+        <w:tblLook w:val="04A0" w:firstRow="1" w:lastRow="0" w:firstColumn="1" w:lastColumn="0" w:noHBand="0" w:noVBand="1"/>
       </w:tblPr>
       <w:tblGrid>
         <w:gridCol w:w="964"/>
@@ -1788,6 +1788,122 @@
                 <w:szCs w:val="19"/>
               </w:rPr>
               <w:t>539 passed after VR4; new test file `src/list-feedback.test.ts` (3)</w:t>
+            </w:r>
+          </w:p>
+        </w:tc>
+      </w:tr>
+      <w:tr>
+        <w:tblPrEx>
+          <w:tblCellMar>
+            <w:top w:w="0" w:type="dxa"/>
+            <w:bottom w:w="0" w:type="dxa"/>
+          </w:tblCellMar>
+        </w:tblPrEx>
+        <w:trPr>
+          <w:cantSplit/>
+          <w:trHeight w:val="420"/>
+        </w:trPr>
+        <w:tc>
+          <w:tcPr>
+            <w:tcW w:w="964" w:type="dxa"/>
+            <w:tcBorders>
+              <w:top w:val="single" w:sz="4" w:space="0" w:color="C9D3D0"/>
+              <w:left w:val="single" w:sz="4" w:space="0" w:color="C9D3D0"/>
+              <w:bottom w:val="single" w:sz="4" w:space="0" w:color="C9D3D0"/>
+              <w:right w:val="single" w:sz="4" w:space="0" w:color="C9D3D0"/>
+            </w:tcBorders>
+            <w:tcMar>
+              <w:top w:w="50" w:type="dxa"/>
+              <w:left w:w="100" w:type="dxa"/>
+              <w:bottom w:w="50" w:type="dxa"/>
+              <w:right w:w="100" w:type="dxa"/>
+            </w:tcMar>
+          </w:tcPr>
+          <w:p>
+            <w:r>
+              <w:rPr>
+                <w:sz w:val="19"/>
+                <w:szCs w:val="19"/>
+              </w:rPr>
+              <w:t>0.9</w:t>
+            </w:r>
+          </w:p>
+        </w:tc>
+        <w:tc>
+          <w:tcPr>
+            <w:tcW w:w="1542" w:type="dxa"/>
+            <w:tcBorders>
+              <w:top w:val="single" w:sz="4" w:space="0" w:color="C9D3D0"/>
+              <w:left w:val="single" w:sz="4" w:space="0" w:color="C9D3D0"/>
+              <w:bottom w:val="single" w:sz="4" w:space="0" w:color="C9D3D0"/>
+              <w:right w:val="single" w:sz="4" w:space="0" w:color="C9D3D0"/>
+            </w:tcBorders>
+            <w:tcMar>
+              <w:top w:w="50" w:type="dxa"/>
+              <w:left w:w="100" w:type="dxa"/>
+              <w:bottom w:w="50" w:type="dxa"/>
+              <w:right w:w="100" w:type="dxa"/>
+            </w:tcMar>
+          </w:tcPr>
+          <w:p>
+            <w:r>
+              <w:rPr>
+                <w:sz w:val="19"/>
+                <w:szCs w:val="19"/>
+              </w:rPr>
+              <w:t>23 Oct 2026</w:t>
+            </w:r>
+          </w:p>
+        </w:tc>
+        <w:tc>
+          <w:tcPr>
+            <w:tcW w:w="1928" w:type="dxa"/>
+            <w:tcBorders>
+              <w:top w:val="single" w:sz="4" w:space="0" w:color="C9D3D0"/>
+              <w:left w:val="single" w:sz="4" w:space="0" w:color="C9D3D0"/>
+              <w:bottom w:val="single" w:sz="4" w:space="0" w:color="C9D3D0"/>
+              <w:right w:val="single" w:sz="4" w:space="0" w:color="C9D3D0"/>
+            </w:tcBorders>
+            <w:tcMar>
+              <w:top w:w="50" w:type="dxa"/>
+              <w:left w:w="100" w:type="dxa"/>
+              <w:bottom w:w="50" w:type="dxa"/>
+              <w:right w:w="100" w:type="dxa"/>
+            </w:tcMar>
+          </w:tcPr>
+          <w:p>
+            <w:r>
+              <w:rPr>
+                <w:sz w:val="19"/>
+                <w:szCs w:val="19"/>
+              </w:rPr>
+              <w:t>Team Kestrel</w:t>
+            </w:r>
+          </w:p>
+        </w:tc>
+        <w:tc>
+          <w:tcPr>
+            <w:tcW w:w="5204" w:type="dxa"/>
+            <w:tcBorders>
+              <w:top w:val="single" w:sz="4" w:space="0" w:color="C9D3D0"/>
+              <w:left w:val="single" w:sz="4" w:space="0" w:color="C9D3D0"/>
+              <w:bottom w:val="single" w:sz="4" w:space="0" w:color="C9D3D0"/>
+              <w:right w:val="single" w:sz="4" w:space="0" w:color="C9D3D0"/>
+            </w:tcBorders>
+            <w:tcMar>
+              <w:top w:w="50" w:type="dxa"/>
+              <w:left w:w="100" w:type="dxa"/>
+              <w:bottom w:w="50" w:type="dxa"/>
+              <w:right w:w="100" w:type="dxa"/>
+            </w:tcMar>
+          </w:tcPr>
+          <w:p>
+            <w:r>
+              <w:rPr>
+                <w:sz w:val="19"/>
+                <w:szCs w:val="19"/>
+              </w:rPr>
+              <w:t>CR-011: 543 passed; new `src/list-guide.test.ts` (4)</w:t>
             </w:r>
           </w:p>
         </w:tc>
@@ -1834,7 +1950,7 @@
           <w:left w:w="10" w:type="dxa"/>
           <w:right w:w="10" w:type="dxa"/>
         </w:tblCellMar>
-        <w:tblLook w:val="0000" w:firstRow="0" w:lastRow="0" w:firstColumn="0" w:lastColumn="0" w:noHBand="0" w:noVBand="0"/>
+        <w:tblLook w:val="04A0" w:firstRow="1" w:lastRow="0" w:firstColumn="1" w:lastColumn="0" w:noHBand="0" w:noVBand="1"/>
       </w:tblPr>
       <w:tblGrid>
         <w:gridCol w:w="2120"/>
@@ -2191,7 +2307,7 @@
     <w:sdt>
       <w:sdtPr>
         <w:alias w:val="Contents"/>
-        <w:id w:val="-1268536613"/>
+        <w:id w:val="610858437"/>
       </w:sdtPr>
       <w:sdtEndPr/>
       <w:sdtContent>
@@ -2220,7 +2336,7 @@
           <w:r>
             <w:fldChar w:fldCharType="separate"/>
           </w:r>
-          <w:hyperlink w:anchor="_Toc243644762" w:history="1">
+          <w:hyperlink w:anchor="_Toc243648066" w:history="1">
             <w:r>
               <w:rPr>
                 <w:rStyle w:val="Hyperlink"/>
@@ -2244,7 +2360,7 @@
               <w:rPr>
                 <w:noProof/>
               </w:rPr>
-              <w:instrText xml:space="preserve"> PAGEREF _Toc243644762 \h </w:instrText>
+              <w:instrText xml:space="preserve"> PAGEREF _Toc243648066 \h </w:instrText>
             </w:r>
             <w:r>
               <w:rPr>
@@ -2287,7 +2403,7 @@
               <w14:ligatures w14:val="standardContextual"/>
             </w:rPr>
           </w:pPr>
-          <w:hyperlink w:anchor="_Toc243644763" w:history="1">
+          <w:hyperlink w:anchor="_Toc243648067" w:history="1">
             <w:r>
               <w:rPr>
                 <w:rStyle w:val="Hyperlink"/>
@@ -2311,7 +2427,7 @@
               <w:rPr>
                 <w:noProof/>
               </w:rPr>
-              <w:instrText xml:space="preserve"> PAGEREF _Toc243644763 \h </w:instrText>
+              <w:instrText xml:space="preserve"> PAGEREF _Toc243648067 \h </w:instrText>
             </w:r>
             <w:r>
               <w:rPr>
@@ -2354,7 +2470,7 @@
               <w14:ligatures w14:val="standardContextual"/>
             </w:rPr>
           </w:pPr>
-          <w:hyperlink w:anchor="_Toc243644764" w:history="1">
+          <w:hyperlink w:anchor="_Toc243648068" w:history="1">
             <w:r>
               <w:rPr>
                 <w:rStyle w:val="Hyperlink"/>
@@ -2378,7 +2494,7 @@
               <w:rPr>
                 <w:noProof/>
               </w:rPr>
-              <w:instrText xml:space="preserve"> PAGEREF _Toc243644764 \h </w:instrText>
+              <w:instrText xml:space="preserve"> PAGEREF _Toc243648068 \h </w:instrText>
             </w:r>
             <w:r>
               <w:rPr>
@@ -2421,7 +2537,7 @@
               <w14:ligatures w14:val="standardContextual"/>
             </w:rPr>
           </w:pPr>
-          <w:hyperlink w:anchor="_Toc243644765" w:history="1">
+          <w:hyperlink w:anchor="_Toc243648069" w:history="1">
             <w:r>
               <w:rPr>
                 <w:rStyle w:val="Hyperlink"/>
@@ -2445,7 +2561,7 @@
               <w:rPr>
                 <w:noProof/>
               </w:rPr>
-              <w:instrText xml:space="preserve"> PAGEREF _Toc243644765 \h </w:instrText>
+              <w:instrText xml:space="preserve"> PAGEREF _Toc243648069 \h </w:instrText>
             </w:r>
             <w:r>
               <w:rPr>
@@ -2488,7 +2604,7 @@
               <w14:ligatures w14:val="standardContextual"/>
             </w:rPr>
           </w:pPr>
-          <w:hyperlink w:anchor="_Toc243644766" w:history="1">
+          <w:hyperlink w:anchor="_Toc243648070" w:history="1">
             <w:r>
               <w:rPr>
                 <w:rStyle w:val="Hyperlink"/>
@@ -2512,7 +2628,7 @@
               <w:rPr>
                 <w:noProof/>
               </w:rPr>
-              <w:instrText xml:space="preserve"> PAGEREF _Toc243644766 \h </w:instrText>
+              <w:instrText xml:space="preserve"> PAGEREF _Toc243648070 \h </w:instrText>
             </w:r>
             <w:r>
               <w:rPr>
@@ -2555,7 +2671,7 @@
               <w14:ligatures w14:val="standardContextual"/>
             </w:rPr>
           </w:pPr>
-          <w:hyperlink w:anchor="_Toc243644767" w:history="1">
+          <w:hyperlink w:anchor="_Toc243648071" w:history="1">
             <w:r>
               <w:rPr>
                 <w:rStyle w:val="Hyperlink"/>
@@ -2579,7 +2695,7 @@
               <w:rPr>
                 <w:noProof/>
               </w:rPr>
-              <w:instrText xml:space="preserve"> PAGEREF _Toc243644767 \h </w:instrText>
+              <w:instrText xml:space="preserve"> PAGEREF _Toc243648071 \h </w:instrText>
             </w:r>
             <w:r>
               <w:rPr>
@@ -2622,7 +2738,7 @@
               <w14:ligatures w14:val="standardContextual"/>
             </w:rPr>
           </w:pPr>
-          <w:hyperlink w:anchor="_Toc243644768" w:history="1">
+          <w:hyperlink w:anchor="_Toc243648072" w:history="1">
             <w:r>
               <w:rPr>
                 <w:rStyle w:val="Hyperlink"/>
@@ -2646,7 +2762,7 @@
               <w:rPr>
                 <w:noProof/>
               </w:rPr>
-              <w:instrText xml:space="preserve"> PAGEREF _Toc243644768 \h </w:instrText>
+              <w:instrText xml:space="preserve"> PAGEREF _Toc243648072 \h </w:instrText>
             </w:r>
             <w:r>
               <w:rPr>
@@ -2689,7 +2805,7 @@
               <w14:ligatures w14:val="standardContextual"/>
             </w:rPr>
           </w:pPr>
-          <w:hyperlink w:anchor="_Toc243644769" w:history="1">
+          <w:hyperlink w:anchor="_Toc243648073" w:history="1">
             <w:r>
               <w:rPr>
                 <w:rStyle w:val="Hyperlink"/>
@@ -2713,7 +2829,7 @@
               <w:rPr>
                 <w:noProof/>
               </w:rPr>
-              <w:instrText xml:space="preserve"> PAGEREF _Toc243644769 \h </w:instrText>
+              <w:instrText xml:space="preserve"> PAGEREF _Toc243648073 \h </w:instrText>
             </w:r>
             <w:r>
               <w:rPr>
@@ -2756,7 +2872,7 @@
               <w14:ligatures w14:val="standardContextual"/>
             </w:rPr>
           </w:pPr>
-          <w:hyperlink w:anchor="_Toc243644770" w:history="1">
+          <w:hyperlink w:anchor="_Toc243648074" w:history="1">
             <w:r>
               <w:rPr>
                 <w:rStyle w:val="Hyperlink"/>
@@ -2780,7 +2896,7 @@
               <w:rPr>
                 <w:noProof/>
               </w:rPr>
-              <w:instrText xml:space="preserve"> PAGEREF _Toc243644770 \h </w:instrText>
+              <w:instrText xml:space="preserve"> PAGEREF _Toc243648074 \h </w:instrText>
             </w:r>
             <w:r>
               <w:rPr>
@@ -2823,7 +2939,7 @@
               <w14:ligatures w14:val="standardContextual"/>
             </w:rPr>
           </w:pPr>
-          <w:hyperlink w:anchor="_Toc243644771" w:history="1">
+          <w:hyperlink w:anchor="_Toc243648075" w:history="1">
             <w:r>
               <w:rPr>
                 <w:rStyle w:val="Hyperlink"/>
@@ -2847,7 +2963,7 @@
               <w:rPr>
                 <w:noProof/>
               </w:rPr>
-              <w:instrText xml:space="preserve"> PAGEREF _Toc243644771 \h </w:instrText>
+              <w:instrText xml:space="preserve"> PAGEREF _Toc243648075 \h </w:instrText>
             </w:r>
             <w:r>
               <w:rPr>
@@ -2890,7 +3006,7 @@
               <w14:ligatures w14:val="standardContextual"/>
             </w:rPr>
           </w:pPr>
-          <w:hyperlink w:anchor="_Toc243644772" w:history="1">
+          <w:hyperlink w:anchor="_Toc243648076" w:history="1">
             <w:r>
               <w:rPr>
                 <w:rStyle w:val="Hyperlink"/>
@@ -2914,7 +3030,7 @@
               <w:rPr>
                 <w:noProof/>
               </w:rPr>
-              <w:instrText xml:space="preserve"> PAGEREF _Toc243644772 \h </w:instrText>
+              <w:instrText xml:space="preserve"> PAGEREF _Toc243648076 \h </w:instrText>
             </w:r>
             <w:r>
               <w:rPr>
@@ -2957,7 +3073,7 @@
               <w14:ligatures w14:val="standardContextual"/>
             </w:rPr>
           </w:pPr>
-          <w:hyperlink w:anchor="_Toc243644773" w:history="1">
+          <w:hyperlink w:anchor="_Toc243648077" w:history="1">
             <w:r>
               <w:rPr>
                 <w:rStyle w:val="Hyperlink"/>
@@ -2981,7 +3097,7 @@
               <w:rPr>
                 <w:noProof/>
               </w:rPr>
-              <w:instrText xml:space="preserve"> PAGEREF _Toc243644773 \h </w:instrText>
+              <w:instrText xml:space="preserve"> PAGEREF _Toc243648077 \h </w:instrText>
             </w:r>
             <w:r>
               <w:rPr>
@@ -3024,7 +3140,7 @@
               <w14:ligatures w14:val="standardContextual"/>
             </w:rPr>
           </w:pPr>
-          <w:hyperlink w:anchor="_Toc243644774" w:history="1">
+          <w:hyperlink w:anchor="_Toc243648078" w:history="1">
             <w:r>
               <w:rPr>
                 <w:rStyle w:val="Hyperlink"/>
@@ -3048,7 +3164,7 @@
               <w:rPr>
                 <w:noProof/>
               </w:rPr>
-              <w:instrText xml:space="preserve"> PAGEREF _Toc243644774 \h </w:instrText>
+              <w:instrText xml:space="preserve"> PAGEREF _Toc243648078 \h </w:instrText>
             </w:r>
             <w:r>
               <w:rPr>
@@ -3091,7 +3207,7 @@
               <w14:ligatures w14:val="standardContextual"/>
             </w:rPr>
           </w:pPr>
-          <w:hyperlink w:anchor="_Toc243644775" w:history="1">
+          <w:hyperlink w:anchor="_Toc243648079" w:history="1">
             <w:r>
               <w:rPr>
                 <w:rStyle w:val="Hyperlink"/>
@@ -3115,7 +3231,7 @@
               <w:rPr>
                 <w:noProof/>
               </w:rPr>
-              <w:instrText xml:space="preserve"> PAGEREF _Toc243644775 \h </w:instrText>
+              <w:instrText xml:space="preserve"> PAGEREF _Toc243648079 \h </w:instrText>
             </w:r>
             <w:r>
               <w:rPr>
@@ -3158,7 +3274,7 @@
               <w14:ligatures w14:val="standardContextual"/>
             </w:rPr>
           </w:pPr>
-          <w:hyperlink w:anchor="_Toc243644776" w:history="1">
+          <w:hyperlink w:anchor="_Toc243648080" w:history="1">
             <w:r>
               <w:rPr>
                 <w:rStyle w:val="Hyperlink"/>
@@ -3182,7 +3298,7 @@
               <w:rPr>
                 <w:noProof/>
               </w:rPr>
-              <w:instrText xml:space="preserve"> PAGEREF _Toc243644776 \h </w:instrText>
+              <w:instrText xml:space="preserve"> PAGEREF _Toc243648080 \h </w:instrText>
             </w:r>
             <w:r>
               <w:rPr>
@@ -3225,7 +3341,7 @@
               <w14:ligatures w14:val="standardContextual"/>
             </w:rPr>
           </w:pPr>
-          <w:hyperlink w:anchor="_Toc243644777" w:history="1">
+          <w:hyperlink w:anchor="_Toc243648081" w:history="1">
             <w:r>
               <w:rPr>
                 <w:rStyle w:val="Hyperlink"/>
@@ -3249,7 +3365,7 @@
               <w:rPr>
                 <w:noProof/>
               </w:rPr>
-              <w:instrText xml:space="preserve"> PAGEREF _Toc243644777 \h </w:instrText>
+              <w:instrText xml:space="preserve"> PAGEREF _Toc243648081 \h </w:instrText>
             </w:r>
             <w:r>
               <w:rPr>
@@ -3295,7 +3411,7 @@
     <w:sdt>
       <w:sdtPr>
         <w:alias w:val="Tables"/>
-        <w:id w:val="-79065171"/>
+        <w:id w:val="-17234498"/>
       </w:sdtPr>
       <w:sdtEndPr/>
       <w:sdtContent>
@@ -3324,7 +3440,7 @@
           <w:r>
             <w:fldChar w:fldCharType="separate"/>
           </w:r>
-          <w:hyperlink w:anchor="_Toc243644778" w:history="1">
+          <w:hyperlink w:anchor="_Toc243648082" w:history="1">
             <w:r>
               <w:rPr>
                 <w:rStyle w:val="Hyperlink"/>
@@ -3348,7 +3464,7 @@
               <w:rPr>
                 <w:noProof/>
               </w:rPr>
-              <w:instrText xml:space="preserve"> PAGEREF _Toc243644778 \h </w:instrText>
+              <w:instrText xml:space="preserve"> PAGEREF _Toc243648082 \h </w:instrText>
             </w:r>
             <w:r>
               <w:rPr>
@@ -3391,7 +3507,7 @@
               <w14:ligatures w14:val="standardContextual"/>
             </w:rPr>
           </w:pPr>
-          <w:hyperlink w:anchor="_Toc243644779" w:history="1">
+          <w:hyperlink w:anchor="_Toc243648083" w:history="1">
             <w:r>
               <w:rPr>
                 <w:rStyle w:val="Hyperlink"/>
@@ -3415,7 +3531,7 @@
               <w:rPr>
                 <w:noProof/>
               </w:rPr>
-              <w:instrText xml:space="preserve"> PAGEREF _Toc243644779 \h </w:instrText>
+              <w:instrText xml:space="preserve"> PAGEREF _Toc243648083 \h </w:instrText>
             </w:r>
             <w:r>
               <w:rPr>
@@ -3458,7 +3574,7 @@
               <w14:ligatures w14:val="standardContextual"/>
             </w:rPr>
           </w:pPr>
-          <w:hyperlink w:anchor="_Toc243644780" w:history="1">
+          <w:hyperlink w:anchor="_Toc243648084" w:history="1">
             <w:r>
               <w:rPr>
                 <w:rStyle w:val="Hyperlink"/>
@@ -3482,7 +3598,7 @@
               <w:rPr>
                 <w:noProof/>
               </w:rPr>
-              <w:instrText xml:space="preserve"> PAGEREF _Toc243644780 \h </w:instrText>
+              <w:instrText xml:space="preserve"> PAGEREF _Toc243648084 \h </w:instrText>
             </w:r>
             <w:r>
               <w:rPr>
@@ -3525,7 +3641,7 @@
               <w14:ligatures w14:val="standardContextual"/>
             </w:rPr>
           </w:pPr>
-          <w:hyperlink w:anchor="_Toc243644781" w:history="1">
+          <w:hyperlink w:anchor="_Toc243648085" w:history="1">
             <w:r>
               <w:rPr>
                 <w:rStyle w:val="Hyperlink"/>
@@ -3549,7 +3665,7 @@
               <w:rPr>
                 <w:noProof/>
               </w:rPr>
-              <w:instrText xml:space="preserve"> PAGEREF _Toc243644781 \h </w:instrText>
+              <w:instrText xml:space="preserve"> PAGEREF _Toc243648085 \h </w:instrText>
             </w:r>
             <w:r>
               <w:rPr>
@@ -3592,7 +3708,7 @@
               <w14:ligatures w14:val="standardContextual"/>
             </w:rPr>
           </w:pPr>
-          <w:hyperlink w:anchor="_Toc243644782" w:history="1">
+          <w:hyperlink w:anchor="_Toc243648086" w:history="1">
             <w:r>
               <w:rPr>
                 <w:rStyle w:val="Hyperlink"/>
@@ -3616,7 +3732,7 @@
               <w:rPr>
                 <w:noProof/>
               </w:rPr>
-              <w:instrText xml:space="preserve"> PAGEREF _Toc243644782 \h </w:instrText>
+              <w:instrText xml:space="preserve"> PAGEREF _Toc243648086 \h </w:instrText>
             </w:r>
             <w:r>
               <w:rPr>
@@ -3659,7 +3775,7 @@
               <w14:ligatures w14:val="standardContextual"/>
             </w:rPr>
           </w:pPr>
-          <w:hyperlink w:anchor="_Toc243644783" w:history="1">
+          <w:hyperlink w:anchor="_Toc243648087" w:history="1">
             <w:r>
               <w:rPr>
                 <w:rStyle w:val="Hyperlink"/>
@@ -3683,7 +3799,7 @@
               <w:rPr>
                 <w:noProof/>
               </w:rPr>
-              <w:instrText xml:space="preserve"> PAGEREF _Toc243644783 \h </w:instrText>
+              <w:instrText xml:space="preserve"> PAGEREF _Toc243648087 \h </w:instrText>
             </w:r>
             <w:r>
               <w:rPr>
@@ -3726,7 +3842,7 @@
               <w14:ligatures w14:val="standardContextual"/>
             </w:rPr>
           </w:pPr>
-          <w:hyperlink w:anchor="_Toc243644784" w:history="1">
+          <w:hyperlink w:anchor="_Toc243648088" w:history="1">
             <w:r>
               <w:rPr>
                 <w:rStyle w:val="Hyperlink"/>
@@ -3750,7 +3866,7 @@
               <w:rPr>
                 <w:noProof/>
               </w:rPr>
-              <w:instrText xml:space="preserve"> PAGEREF _Toc243644784 \h </w:instrText>
+              <w:instrText xml:space="preserve"> PAGEREF _Toc243648088 \h </w:instrText>
             </w:r>
             <w:r>
               <w:rPr>
@@ -3793,7 +3909,7 @@
               <w14:ligatures w14:val="standardContextual"/>
             </w:rPr>
           </w:pPr>
-          <w:hyperlink w:anchor="_Toc243644785" w:history="1">
+          <w:hyperlink w:anchor="_Toc243648089" w:history="1">
             <w:r>
               <w:rPr>
                 <w:rStyle w:val="Hyperlink"/>
@@ -3817,7 +3933,7 @@
               <w:rPr>
                 <w:noProof/>
               </w:rPr>
-              <w:instrText xml:space="preserve"> PAGEREF _Toc243644785 \h </w:instrText>
+              <w:instrText xml:space="preserve"> PAGEREF _Toc243648089 \h </w:instrText>
             </w:r>
             <w:r>
               <w:rPr>
@@ -3860,7 +3976,7 @@
               <w14:ligatures w14:val="standardContextual"/>
             </w:rPr>
           </w:pPr>
-          <w:hyperlink w:anchor="_Toc243644786" w:history="1">
+          <w:hyperlink w:anchor="_Toc243648090" w:history="1">
             <w:r>
               <w:rPr>
                 <w:rStyle w:val="Hyperlink"/>
@@ -3884,7 +4000,7 @@
               <w:rPr>
                 <w:noProof/>
               </w:rPr>
-              <w:instrText xml:space="preserve"> PAGEREF _Toc243644786 \h </w:instrText>
+              <w:instrText xml:space="preserve"> PAGEREF _Toc243648090 \h </w:instrText>
             </w:r>
             <w:r>
               <w:rPr>
@@ -3925,7 +4041,7 @@
         <w:keepLines/>
         <w:pageBreakBefore/>
       </w:pPr>
-      <w:bookmarkStart w:id="0" w:name="_Toc243644762"/>
+      <w:bookmarkStart w:id="0" w:name="_Toc243648066"/>
       <w:r>
         <w:lastRenderedPageBreak/>
         <w:t>1 Introduction</w:t>
@@ -3938,7 +4054,7 @@
         <w:keepNext/>
         <w:keepLines/>
       </w:pPr>
-      <w:bookmarkStart w:id="1" w:name="_Toc243644763"/>
+      <w:bookmarkStart w:id="1" w:name="_Toc243648067"/>
       <w:r>
         <w:t>1.1 Purpose</w:t>
       </w:r>
@@ -3949,7 +4065,10 @@
         <w:spacing w:after="120"/>
       </w:pPr>
       <w:r>
-        <w:t>This report records what was actually executed against ZedPath on 11 and 12 October 2026, what passed, what failed and why. It is the companion of the ZP-DOC-08 Test Plan, which sets the strategy, environments and Definition of Done. Every number below comes from a result file committed in the repository; nothing is estimated.</w:t>
+        <w:t xml:space="preserve">This report records what was actually executed against ZedPath on 11 and 12 October 2026, what passed, what failed and why. It is the companion of the ZP-DOC-08 Test Plan, which sets the strategy, environments and </w:t>
+      </w:r>
+      <w:r>
+        <w:t>Definition of Done. Every number below comes from a result file committed in the repository; nothing is estimated.</w:t>
       </w:r>
     </w:p>
     <w:p>
@@ -3958,7 +4077,7 @@
         <w:keepNext/>
         <w:keepLines/>
       </w:pPr>
-      <w:bookmarkStart w:id="2" w:name="_Toc243644764"/>
+      <w:bookmarkStart w:id="2" w:name="_Toc243648068"/>
       <w:r>
         <w:t>1.2 How the campaign was run</w:t>
       </w:r>
@@ -3979,10 +4098,10 @@
         <w:t>agent harness</w:t>
       </w:r>
       <w:r>
-        <w:t xml:space="preserve">: the main session split the work into 20 independent agents, each with one test area, a written brief, safety rules and an output file. Each agent wrote its own test code, ran it, and reported its results; the main session reviewed each report, committed the code and the results, and wrote </w:t>
+        <w:t xml:space="preserve">: the main session split the work into 20 independent agents, each with one test area, a written brief, safety rules and an output file. Each agent wrote its own test code, ran it, and </w:t>
       </w:r>
       <w:r>
-        <w:t>this summary. No agent was allowed to change application code, so every failure below is reported as found.</w:t>
+        <w:t>reported its results; the main session reviewed each report, committed the code and the results, and wrote this summary. No agent was allowed to change application code, so every failure below is reported as found.</w:t>
       </w:r>
     </w:p>
     <w:p>
@@ -3990,7 +4109,10 @@
         <w:spacing w:after="120"/>
       </w:pPr>
       <w:r>
-        <w:t>Safety rules applied to every agent: no deploys; no production writes except where stated; test accounts deleted at the end and checked (login afterwards returns 401); no new groups created and no chat messages posted on shared data; no question sent to the AI model (quota); nothing fetched from outside the allow-list.</w:t>
+        <w:t xml:space="preserve">Safety rules applied to every agent: no deploys; no production writes except where stated; test accounts deleted at the end and checked (login afterwards returns 401); no new groups created and no chat messages </w:t>
+      </w:r>
+      <w:r>
+        <w:t>posted on shared data; no question sent to the AI model (quota); nothing fetched from outside the allow-list.</w:t>
       </w:r>
     </w:p>
     <w:p>
@@ -3999,7 +4121,7 @@
         <w:keepNext/>
         <w:keepLines/>
       </w:pPr>
-      <w:bookmarkStart w:id="3" w:name="_Toc243644765"/>
+      <w:bookmarkStart w:id="3" w:name="_Toc243648069"/>
       <w:r>
         <w:t>1.3 Test environments</w:t>
       </w:r>
@@ -4010,7 +4132,7 @@
         <w:pStyle w:val="Caption"/>
         <w:keepNext/>
       </w:pPr>
-      <w:bookmarkStart w:id="4" w:name="_Toc243644778"/>
+      <w:bookmarkStart w:id="4" w:name="_Toc243648082"/>
       <w:r>
         <w:t xml:space="preserve">Table </w:t>
       </w:r>
@@ -4052,7 +4174,7 @@
           <w:left w:w="10" w:type="dxa"/>
           <w:right w:w="10" w:type="dxa"/>
         </w:tblCellMar>
-        <w:tblLook w:val="0000" w:firstRow="0" w:lastRow="0" w:firstColumn="0" w:lastColumn="0" w:noHBand="0" w:noVBand="0"/>
+        <w:tblLook w:val="04A0" w:firstRow="1" w:lastRow="0" w:firstColumn="1" w:lastColumn="0" w:noHBand="0" w:noVBand="1"/>
       </w:tblPr>
       <w:tblGrid>
         <w:gridCol w:w="4819"/>
@@ -4439,7 +4561,7 @@
         <w:keepLines/>
         <w:pageBreakBefore/>
       </w:pPr>
-      <w:bookmarkStart w:id="5" w:name="_Toc243644766"/>
+      <w:bookmarkStart w:id="5" w:name="_Toc243648070"/>
       <w:r>
         <w:lastRenderedPageBreak/>
         <w:t>2 Results summary</w:t>
@@ -4452,12 +4574,9 @@
         <w:keepNext/>
         <w:keepLines/>
       </w:pPr>
-      <w:bookmarkStart w:id="6" w:name="_Toc243644767"/>
+      <w:bookmarkStart w:id="6" w:name="_Toc243648071"/>
       <w:r>
-        <w:t>2.1 </w:t>
-      </w:r>
-      <w:r>
-        <w:t>Totals</w:t>
+        <w:t>2.1 Totals</w:t>
       </w:r>
       <w:bookmarkEnd w:id="6"/>
     </w:p>
@@ -4466,7 +4585,7 @@
         <w:pStyle w:val="Caption"/>
         <w:keepNext/>
       </w:pPr>
-      <w:bookmarkStart w:id="7" w:name="_Toc243644779"/>
+      <w:bookmarkStart w:id="7" w:name="_Toc243648083"/>
       <w:r>
         <w:t xml:space="preserve">Table </w:t>
       </w:r>
@@ -4508,7 +4627,7 @@
           <w:left w:w="10" w:type="dxa"/>
           <w:right w:w="10" w:type="dxa"/>
         </w:tblCellMar>
-        <w:tblLook w:val="0000" w:firstRow="0" w:lastRow="0" w:firstColumn="0" w:lastColumn="0" w:noHBand="0" w:noVBand="0"/>
+        <w:tblLook w:val="04A0" w:firstRow="1" w:lastRow="0" w:firstColumn="1" w:lastColumn="0" w:noHBand="0" w:noVBand="1"/>
       </w:tblPr>
       <w:tblGrid>
         <w:gridCol w:w="2257"/>
@@ -7489,7 +7608,7 @@
         <w:keepNext/>
         <w:keepLines/>
       </w:pPr>
-      <w:bookmarkStart w:id="8" w:name="_Toc243644768"/>
+      <w:bookmarkStart w:id="8" w:name="_Toc243648072"/>
       <w:r>
         <w:t>2.2 Re-run of 15 October 2026</w:t>
       </w:r>
@@ -7500,7 +7619,7 @@
         <w:pStyle w:val="Caption"/>
         <w:keepNext/>
       </w:pPr>
-      <w:bookmarkStart w:id="9" w:name="_Toc243644780"/>
+      <w:bookmarkStart w:id="9" w:name="_Toc243648084"/>
       <w:r>
         <w:t xml:space="preserve">Table </w:t>
       </w:r>
@@ -7542,7 +7661,7 @@
           <w:left w:w="10" w:type="dxa"/>
           <w:right w:w="10" w:type="dxa"/>
         </w:tblCellMar>
-        <w:tblLook w:val="0000" w:firstRow="0" w:lastRow="0" w:firstColumn="0" w:lastColumn="0" w:noHBand="0" w:noVBand="0"/>
+        <w:tblLook w:val="04A0" w:firstRow="1" w:lastRow="0" w:firstColumn="1" w:lastColumn="0" w:noHBand="0" w:noVBand="1"/>
       </w:tblPr>
       <w:tblGrid>
         <w:gridCol w:w="3682"/>
@@ -8119,7 +8238,7 @@
         <w:pStyle w:val="Caption"/>
         <w:keepNext/>
       </w:pPr>
-      <w:bookmarkStart w:id="10" w:name="_Toc243644781"/>
+      <w:bookmarkStart w:id="10" w:name="_Toc243648085"/>
       <w:r>
         <w:t xml:space="preserve">Table </w:t>
       </w:r>
@@ -8161,7 +8280,7 @@
           <w:left w:w="10" w:type="dxa"/>
           <w:right w:w="10" w:type="dxa"/>
         </w:tblCellMar>
-        <w:tblLook w:val="0000" w:firstRow="0" w:lastRow="0" w:firstColumn="0" w:lastColumn="0" w:noHBand="0" w:noVBand="0"/>
+        <w:tblLook w:val="04A0" w:firstRow="1" w:lastRow="0" w:firstColumn="1" w:lastColumn="0" w:noHBand="0" w:noVBand="1"/>
       </w:tblPr>
       <w:tblGrid>
         <w:gridCol w:w="3682"/>
@@ -8366,7 +8485,7 @@
                 <w:sz w:val="19"/>
                 <w:szCs w:val="19"/>
               </w:rPr>
-              <w:t>Update of 23 October</w:t>
+              <w:t>CR-011, 23 October</w:t>
             </w:r>
           </w:p>
         </w:tc>
@@ -8397,7 +8516,7 @@
                 <w:sz w:val="19"/>
                 <w:szCs w:val="19"/>
               </w:rPr>
-              <w:t xml:space="preserve">36 files (35 passed, 1 opt-in skipped); 560 tests: </w:t>
+              <w:t xml:space="preserve">37 files (36 passed, 1 opt-in skipped); 564 tests: </w:t>
             </w:r>
             <w:r>
               <w:rPr>
@@ -8406,7 +8525,7 @@
                 <w:sz w:val="19"/>
                 <w:szCs w:val="19"/>
               </w:rPr>
-              <w:t>539 passed, 0 failed</w:t>
+              <w:t>543 passed, 0 failed</w:t>
             </w:r>
             <w:r>
               <w:rPr>
@@ -8422,14 +8541,14 @@
                 <w:szCs w:val="17"/>
                 <w:shd w:val="clear" w:color="auto" w:fill="F2F4F3"/>
               </w:rPr>
-              <w:t>src/list-feedback.test.ts</w:t>
-            </w:r>
-            <w:r>
-              <w:rPr>
-                <w:sz w:val="19"/>
-                <w:szCs w:val="19"/>
-              </w:rPr>
-              <w:t xml:space="preserve"> (3), TC-140</w:t>
+              <w:t>src/list-guide.test.ts</w:t>
+            </w:r>
+            <w:r>
+              <w:rPr>
+                <w:sz w:val="19"/>
+                <w:szCs w:val="19"/>
+              </w:rPr>
+              <w:t xml:space="preserve"> (4), TC-141</w:t>
             </w:r>
           </w:p>
         </w:tc>
@@ -8470,7 +8589,7 @@
                 <w:sz w:val="19"/>
                 <w:szCs w:val="19"/>
               </w:rPr>
-              <w:t>New test file</w:t>
+              <w:t>Update of 23 October</w:t>
             </w:r>
           </w:p>
         </w:tc>
@@ -8495,6 +8614,29 @@
             <w:pPr>
               <w:spacing w:line="252" w:lineRule="auto"/>
             </w:pPr>
+            <w:r>
+              <w:rPr>
+                <w:sz w:val="19"/>
+                <w:szCs w:val="19"/>
+              </w:rPr>
+              <w:t xml:space="preserve">36 files (35 passed, 1 opt-in skipped); 560 tests: </w:t>
+            </w:r>
+            <w:r>
+              <w:rPr>
+                <w:b/>
+                <w:bCs/>
+                <w:sz w:val="19"/>
+                <w:szCs w:val="19"/>
+              </w:rPr>
+              <w:t>539 passed, 0 failed</w:t>
+            </w:r>
+            <w:r>
+              <w:rPr>
+                <w:sz w:val="19"/>
+                <w:szCs w:val="19"/>
+              </w:rPr>
+              <w:t xml:space="preserve">; new </w:t>
+            </w:r>
             <w:r>
               <w:rPr>
                 <w:rFonts w:ascii="Consolas" w:eastAsia="Consolas" w:hAnsi="Consolas" w:cs="Consolas"/>
@@ -8502,14 +8644,14 @@
                 <w:szCs w:val="17"/>
                 <w:shd w:val="clear" w:color="auto" w:fill="F2F4F3"/>
               </w:rPr>
-              <w:t>src/nav-pref.test.ts</w:t>
-            </w:r>
-            <w:r>
-              <w:rPr>
-                <w:sz w:val="19"/>
-                <w:szCs w:val="19"/>
-              </w:rPr>
-              <w:t xml:space="preserve"> (4): the desktop side menu is open by default, remembered per device, safe when storage is blocked, forgotten by "Clear this phone" (TC-139)</w:t>
+              <w:t>src/list-feedback.test.ts</w:t>
+            </w:r>
+            <w:r>
+              <w:rPr>
+                <w:sz w:val="19"/>
+                <w:szCs w:val="19"/>
+              </w:rPr>
+              <w:t xml:space="preserve"> (3), TC-140</w:t>
             </w:r>
           </w:p>
         </w:tc>
@@ -8548,43 +8690,50 @@
             </w:pPr>
             <w:r>
               <w:rPr>
+                <w:sz w:val="19"/>
+                <w:szCs w:val="19"/>
+              </w:rPr>
+              <w:t>New test file</w:t>
+            </w:r>
+          </w:p>
+        </w:tc>
+        <w:tc>
+          <w:tcPr>
+            <w:tcW w:w="5956" w:type="dxa"/>
+            <w:tcBorders>
+              <w:top w:val="single" w:sz="4" w:space="0" w:color="C9D3D0"/>
+              <w:left w:val="single" w:sz="4" w:space="0" w:color="C9D3D0"/>
+              <w:bottom w:val="single" w:sz="4" w:space="0" w:color="C9D3D0"/>
+              <w:right w:val="single" w:sz="4" w:space="0" w:color="C9D3D0"/>
+            </w:tcBorders>
+            <w:shd w:val="clear" w:color="auto" w:fill="F3F8F6"/>
+            <w:tcMar>
+              <w:top w:w="50" w:type="dxa"/>
+              <w:left w:w="100" w:type="dxa"/>
+              <w:bottom w:w="50" w:type="dxa"/>
+              <w:right w:w="100" w:type="dxa"/>
+            </w:tcMar>
+            <w:vAlign w:val="center"/>
+          </w:tcPr>
+          <w:p>
+            <w:pPr>
+              <w:spacing w:line="252" w:lineRule="auto"/>
+            </w:pPr>
+            <w:r>
+              <w:rPr>
                 <w:rFonts w:ascii="Consolas" w:eastAsia="Consolas" w:hAnsi="Consolas" w:cs="Consolas"/>
                 <w:sz w:val="17"/>
                 <w:szCs w:val="17"/>
                 <w:shd w:val="clear" w:color="auto" w:fill="F2F4F3"/>
               </w:rPr>
-              <w:t>npx tsc -b</w:t>
-            </w:r>
-          </w:p>
-        </w:tc>
-        <w:tc>
-          <w:tcPr>
-            <w:tcW w:w="5956" w:type="dxa"/>
-            <w:tcBorders>
-              <w:top w:val="single" w:sz="4" w:space="0" w:color="C9D3D0"/>
-              <w:left w:val="single" w:sz="4" w:space="0" w:color="C9D3D0"/>
-              <w:bottom w:val="single" w:sz="4" w:space="0" w:color="C9D3D0"/>
-              <w:right w:val="single" w:sz="4" w:space="0" w:color="C9D3D0"/>
-            </w:tcBorders>
-            <w:shd w:val="clear" w:color="auto" w:fill="F3F8F6"/>
-            <w:tcMar>
-              <w:top w:w="50" w:type="dxa"/>
-              <w:left w:w="100" w:type="dxa"/>
-              <w:bottom w:w="50" w:type="dxa"/>
-              <w:right w:w="100" w:type="dxa"/>
-            </w:tcMar>
-            <w:vAlign w:val="center"/>
-          </w:tcPr>
-          <w:p>
-            <w:pPr>
-              <w:spacing w:line="252" w:lineRule="auto"/>
-            </w:pPr>
-            <w:r>
-              <w:rPr>
-                <w:sz w:val="19"/>
-                <w:szCs w:val="19"/>
-              </w:rPr>
-              <w:t>Exit code 0</w:t>
+              <w:t>src/nav-pref.test.ts</w:t>
+            </w:r>
+            <w:r>
+              <w:rPr>
+                <w:sz w:val="19"/>
+                <w:szCs w:val="19"/>
+              </w:rPr>
+              <w:t xml:space="preserve"> (4): the desktop side menu is open by default, remembered per device, safe when storage is blocked, forgotten by "Clear this phone" (TC-139)</w:t>
             </w:r>
           </w:p>
         </w:tc>
@@ -8627,6 +8776,80 @@
                 <w:szCs w:val="17"/>
                 <w:shd w:val="clear" w:color="auto" w:fill="F2F4F3"/>
               </w:rPr>
+              <w:t>npx tsc -b</w:t>
+            </w:r>
+          </w:p>
+        </w:tc>
+        <w:tc>
+          <w:tcPr>
+            <w:tcW w:w="5956" w:type="dxa"/>
+            <w:tcBorders>
+              <w:top w:val="single" w:sz="4" w:space="0" w:color="C9D3D0"/>
+              <w:left w:val="single" w:sz="4" w:space="0" w:color="C9D3D0"/>
+              <w:bottom w:val="single" w:sz="4" w:space="0" w:color="C9D3D0"/>
+              <w:right w:val="single" w:sz="4" w:space="0" w:color="C9D3D0"/>
+            </w:tcBorders>
+            <w:tcMar>
+              <w:top w:w="50" w:type="dxa"/>
+              <w:left w:w="100" w:type="dxa"/>
+              <w:bottom w:w="50" w:type="dxa"/>
+              <w:right w:w="100" w:type="dxa"/>
+            </w:tcMar>
+            <w:vAlign w:val="center"/>
+          </w:tcPr>
+          <w:p>
+            <w:pPr>
+              <w:spacing w:line="252" w:lineRule="auto"/>
+            </w:pPr>
+            <w:r>
+              <w:rPr>
+                <w:sz w:val="19"/>
+                <w:szCs w:val="19"/>
+              </w:rPr>
+              <w:t>Exit code 0</w:t>
+            </w:r>
+          </w:p>
+        </w:tc>
+      </w:tr>
+      <w:tr>
+        <w:tblPrEx>
+          <w:tblCellMar>
+            <w:top w:w="0" w:type="dxa"/>
+            <w:bottom w:w="0" w:type="dxa"/>
+          </w:tblCellMar>
+        </w:tblPrEx>
+        <w:trPr>
+          <w:cantSplit/>
+        </w:trPr>
+        <w:tc>
+          <w:tcPr>
+            <w:tcW w:w="3682" w:type="dxa"/>
+            <w:tcBorders>
+              <w:top w:val="single" w:sz="4" w:space="0" w:color="C9D3D0"/>
+              <w:left w:val="single" w:sz="4" w:space="0" w:color="C9D3D0"/>
+              <w:bottom w:val="single" w:sz="4" w:space="0" w:color="C9D3D0"/>
+              <w:right w:val="single" w:sz="4" w:space="0" w:color="C9D3D0"/>
+            </w:tcBorders>
+            <w:shd w:val="clear" w:color="auto" w:fill="F3F8F6"/>
+            <w:tcMar>
+              <w:top w:w="50" w:type="dxa"/>
+              <w:left w:w="100" w:type="dxa"/>
+              <w:bottom w:w="50" w:type="dxa"/>
+              <w:right w:w="100" w:type="dxa"/>
+            </w:tcMar>
+            <w:vAlign w:val="center"/>
+          </w:tcPr>
+          <w:p>
+            <w:pPr>
+              <w:spacing w:line="252" w:lineRule="auto"/>
+            </w:pPr>
+            <w:r>
+              <w:rPr>
+                <w:rFonts w:ascii="Consolas" w:eastAsia="Consolas" w:hAnsi="Consolas" w:cs="Consolas"/>
+                <w:sz w:val="17"/>
+                <w:szCs w:val="17"/>
+                <w:shd w:val="clear" w:color="auto" w:fill="F2F4F3"/>
+              </w:rPr>
               <w:t>bash .claude/hooks/test-guard.sh</w:t>
             </w:r>
           </w:p>
@@ -8640,6 +8863,7 @@
               <w:bottom w:val="single" w:sz="4" w:space="0" w:color="C9D3D0"/>
               <w:right w:val="single" w:sz="4" w:space="0" w:color="C9D3D0"/>
             </w:tcBorders>
+            <w:shd w:val="clear" w:color="auto" w:fill="F3F8F6"/>
             <w:tcMar>
               <w:top w:w="50" w:type="dxa"/>
               <w:left w:w="100" w:type="dxa"/>
@@ -8674,7 +8898,7 @@
         <w:keepNext/>
         <w:keepLines/>
       </w:pPr>
-      <w:bookmarkStart w:id="11" w:name="_Toc243644769"/>
+      <w:bookmarkStart w:id="11" w:name="_Toc243648073"/>
       <w:r>
         <w:t>2.3 What the campaign proves</w:t>
       </w:r>
@@ -8685,7 +8909,7 @@
         <w:pStyle w:val="Caption"/>
         <w:keepNext/>
       </w:pPr>
-      <w:bookmarkStart w:id="12" w:name="_Toc243644782"/>
+      <w:bookmarkStart w:id="12" w:name="_Toc243648086"/>
       <w:r>
         <w:t xml:space="preserve">Table </w:t>
       </w:r>
@@ -8727,7 +8951,7 @@
           <w:left w:w="10" w:type="dxa"/>
           <w:right w:w="10" w:type="dxa"/>
         </w:tblCellMar>
-        <w:tblLook w:val="0000" w:firstRow="0" w:lastRow="0" w:firstColumn="0" w:lastColumn="0" w:noHBand="0" w:noVBand="0"/>
+        <w:tblLook w:val="04A0" w:firstRow="1" w:lastRow="0" w:firstColumn="1" w:lastColumn="0" w:noHBand="0" w:noVBand="1"/>
       </w:tblPr>
       <w:tblGrid>
         <w:gridCol w:w="4819"/>
@@ -9281,6 +9505,7 @@
                 <w:sz w:val="19"/>
                 <w:szCs w:val="19"/>
               </w:rPr>
+              <w:lastRenderedPageBreak/>
               <w:t>Group chat keeps students safe</w:t>
             </w:r>
           </w:p>
@@ -9353,7 +9578,6 @@
                 <w:sz w:val="19"/>
                 <w:szCs w:val="19"/>
               </w:rPr>
-              <w:lastRenderedPageBreak/>
               <w:t>Ask ZedPath does not leak model reasoning and cites sources</w:t>
             </w:r>
           </w:p>
@@ -9547,7 +9771,7 @@
         <w:keepLines/>
         <w:pageBreakBefore/>
       </w:pPr>
-      <w:bookmarkStart w:id="13" w:name="_Toc243644770"/>
+      <w:bookmarkStart w:id="13" w:name="_Toc243648074"/>
       <w:r>
         <w:lastRenderedPageBreak/>
         <w:t>3 Defects and findings</w:t>
@@ -9567,7 +9791,7 @@
         <w:pStyle w:val="Caption"/>
         <w:keepNext/>
       </w:pPr>
-      <w:bookmarkStart w:id="14" w:name="_Toc243644783"/>
+      <w:bookmarkStart w:id="14" w:name="_Toc243648087"/>
       <w:r>
         <w:t xml:space="preserve">Table </w:t>
       </w:r>
@@ -9609,7 +9833,7 @@
           <w:left w:w="10" w:type="dxa"/>
           <w:right w:w="10" w:type="dxa"/>
         </w:tblCellMar>
-        <w:tblLook w:val="0000" w:firstRow="0" w:lastRow="0" w:firstColumn="0" w:lastColumn="0" w:noHBand="0" w:noVBand="0"/>
+        <w:tblLook w:val="04A0" w:firstRow="1" w:lastRow="0" w:firstColumn="1" w:lastColumn="0" w:noHBand="0" w:noVBand="1"/>
       </w:tblPr>
       <w:tblGrid>
         <w:gridCol w:w="591"/>
@@ -12095,7 +12319,7 @@
         <w:keepNext/>
         <w:keepLines/>
       </w:pPr>
-      <w:bookmarkStart w:id="15" w:name="_Toc243644771"/>
+      <w:bookmarkStart w:id="15" w:name="_Toc243648075"/>
       <w:r>
         <w:t>3.1 Failures that are not application defects</w:t>
       </w:r>
@@ -12106,7 +12330,7 @@
         <w:pStyle w:val="Caption"/>
         <w:keepNext/>
       </w:pPr>
-      <w:bookmarkStart w:id="16" w:name="_Toc243644784"/>
+      <w:bookmarkStart w:id="16" w:name="_Toc243648088"/>
       <w:r>
         <w:t xml:space="preserve">Table </w:t>
       </w:r>
@@ -12148,7 +12372,7 @@
           <w:left w:w="10" w:type="dxa"/>
           <w:right w:w="10" w:type="dxa"/>
         </w:tblCellMar>
-        <w:tblLook w:val="0000" w:firstRow="0" w:lastRow="0" w:firstColumn="0" w:lastColumn="0" w:noHBand="0" w:noVBand="0"/>
+        <w:tblLook w:val="04A0" w:firstRow="1" w:lastRow="0" w:firstColumn="1" w:lastColumn="0" w:noHBand="0" w:noVBand="1"/>
       </w:tblPr>
       <w:tblGrid>
         <w:gridCol w:w="1342"/>
@@ -12487,7 +12711,7 @@
         <w:keepLines/>
         <w:pageBreakBefore/>
       </w:pPr>
-      <w:bookmarkStart w:id="17" w:name="_Toc243644772"/>
+      <w:bookmarkStart w:id="17" w:name="_Toc243648076"/>
       <w:r>
         <w:lastRenderedPageBreak/>
         <w:t>4 Security audit run-1</w:t>
@@ -12500,7 +12724,7 @@
         <w:keepNext/>
         <w:keepLines/>
       </w:pPr>
-      <w:bookmarkStart w:id="18" w:name="_Toc243644773"/>
+      <w:bookmarkStart w:id="18" w:name="_Toc243648077"/>
       <w:r>
         <w:t>4.1 Method</w:t>
       </w:r>
@@ -12543,7 +12767,7 @@
         <w:keepNext/>
         <w:keepLines/>
       </w:pPr>
-      <w:bookmarkStart w:id="19" w:name="_Toc243644774"/>
+      <w:bookmarkStart w:id="19" w:name="_Toc243648078"/>
       <w:r>
         <w:t>4.2 Results</w:t>
       </w:r>
@@ -12554,7 +12778,7 @@
         <w:pStyle w:val="Caption"/>
         <w:keepNext/>
       </w:pPr>
-      <w:bookmarkStart w:id="20" w:name="_Toc243644785"/>
+      <w:bookmarkStart w:id="20" w:name="_Toc243648089"/>
       <w:r>
         <w:t xml:space="preserve">Table </w:t>
       </w:r>
@@ -12596,7 +12820,7 @@
           <w:left w:w="10" w:type="dxa"/>
           <w:right w:w="10" w:type="dxa"/>
         </w:tblCellMar>
-        <w:tblLook w:val="0000" w:firstRow="0" w:lastRow="0" w:firstColumn="0" w:lastColumn="0" w:noHBand="0" w:noVBand="0"/>
+        <w:tblLook w:val="04A0" w:firstRow="1" w:lastRow="0" w:firstColumn="1" w:lastColumn="0" w:noHBand="0" w:noVBand="1"/>
       </w:tblPr>
       <w:tblGrid>
         <w:gridCol w:w="2966"/>
@@ -12908,7 +13132,7 @@
         <w:pStyle w:val="Caption"/>
         <w:keepNext/>
       </w:pPr>
-      <w:bookmarkStart w:id="21" w:name="_Toc243644786"/>
+      <w:bookmarkStart w:id="21" w:name="_Toc243648090"/>
       <w:r>
         <w:t xml:space="preserve">Table </w:t>
       </w:r>
@@ -12950,7 +13174,7 @@
           <w:left w:w="10" w:type="dxa"/>
           <w:right w:w="10" w:type="dxa"/>
         </w:tblCellMar>
-        <w:tblLook w:val="0000" w:firstRow="0" w:lastRow="0" w:firstColumn="0" w:lastColumn="0" w:noHBand="0" w:noVBand="0"/>
+        <w:tblLook w:val="04A0" w:firstRow="1" w:lastRow="0" w:firstColumn="1" w:lastColumn="0" w:noHBand="0" w:noVBand="1"/>
       </w:tblPr>
       <w:tblGrid>
         <w:gridCol w:w="746"/>
@@ -15498,7 +15722,7 @@
         <w:keepLines/>
         <w:pageBreakBefore/>
       </w:pPr>
-      <w:bookmarkStart w:id="22" w:name="_Toc243644775"/>
+      <w:bookmarkStart w:id="22" w:name="_Toc243648079"/>
       <w:r>
         <w:lastRenderedPageBreak/>
         <w:t>5 Limits of this campaign</w:t>
@@ -15588,7 +15812,7 @@
         <w:keepLines/>
         <w:pageBreakBefore/>
       </w:pPr>
-      <w:bookmarkStart w:id="23" w:name="_Toc243644776"/>
+      <w:bookmarkStart w:id="23" w:name="_Toc243648080"/>
       <w:r>
         <w:lastRenderedPageBreak/>
         <w:t>6 Conclusion</w:t>
@@ -15623,7 +15847,7 @@
         <w:keepLines/>
         <w:pageBreakBefore/>
       </w:pPr>
-      <w:bookmarkStart w:id="24" w:name="_Toc243644777"/>
+      <w:bookmarkStart w:id="24" w:name="_Toc243648081"/>
       <w:r>
         <w:lastRenderedPageBreak/>
         <w:t>7 Appendix A. Result files</w:t>
@@ -15894,10 +16118,10 @@
 <file path=word/numbering.xml><?xml version="1.0" encoding="utf-8"?>
 <w:numbering xmlns:wpc="http://schemas.microsoft.com/office/word/2010/wordprocessingCanvas" xmlns:cx="http://schemas.microsoft.com/office/drawing/2014/chartex" xmlns:cx1="http://schemas.microsoft.com/office/drawing/2015/9/8/chartex" xmlns:cx2="http://schemas.microsoft.com/office/drawing/2015/10/21/chartex" xmlns:cx3="http://schemas.microsoft.com/office/drawing/2016/5/9/chartex" xmlns:cx4="http://schemas.microsoft.com/office/drawing/2016/5/10/chartex" xmlns:cx5="http://schemas.microsoft.com/office/drawing/2016/5/11/chartex" xmlns:cx6="http://schemas.microsoft.com/office/drawing/2016/5/12/chartex" xmlns:cx7="http://schemas.microsoft.com/office/drawing/2016/5/13/chartex" xmlns:cx8="http://schemas.microsoft.com/office/drawing/2016/5/14/chartex" xmlns:mc="http://schemas.openxmlformats.org/markup-compatibility/2006" xmlns:aink="http://schemas.microsoft.com/office/drawing/2016/ink" xmlns:am3d="http://schemas.microsoft.com/office/drawing/2017/model3d" xmlns:o="urn:schemas-microsoft-com:office:office" xmlns:oel="http://schemas.microsoft.com/office/2019/extlst" xmlns:r="http://schemas.openxmlformats.org/officeDocument/2006/relationships" xmlns:m="http://schemas.openxmlformats.org/officeDocument/2006/math" xmlns:v="urn:schemas-microsoft-com:vml" xmlns:wp14="http://schemas.microsoft.com/office/word/2010/wordprocessingDrawing" xmlns:wp="http://schemas.openxmlformats.org/drawingml/2006/wordprocessingDrawing" xmlns:w10="urn:schemas-microsoft-com:office:word" xmlns:w="http://schemas.openxmlformats.org/wordprocessingml/2006/main" xmlns:w14="http://schemas.microsoft.com/office/word/2010/wordml" xmlns:w15="http://schemas.microsoft.com/office/word/2012/wordml" xmlns:w16cex="http://schemas.microsoft.com/office/word/2018/wordml/cex" xmlns:w16cid="http://schemas.microsoft.com/office/word/2016/wordml/cid" xmlns:w16="http://schemas.microsoft.com/office/word/2018/wordml" xmlns:w16du="http://schemas.microsoft.com/office/word/2023/wordml/word16du" xmlns:w16sdtdh="http://schemas.microsoft.com/office/word/2020/wordml/sdtdatahash" xmlns:w16sdtfl="http://schemas.microsoft.com/office/word/2024/wordml/sdtformatlock" xmlns:w16se="http://schemas.microsoft.com/office/word/2015/wordml/symex" xmlns:wpg="http://schemas.microsoft.com/office/word/2010/wordprocessingGroup" xmlns:wpi="http://schemas.microsoft.com/office/word/2010/wordprocessingInk" xmlns:wne="http://schemas.microsoft.com/office/word/2006/wordml" xmlns:wps="http://schemas.microsoft.com/office/word/2010/wordprocessingShape" mc:Ignorable="w14 w15 w16se w16cid w16 w16cex w16sdtdh w16sdtfl w16du wp14">
   <w:abstractNum w:abstractNumId="0" w15:restartNumberingAfterBreak="0">
-    <w:nsid w:val="01E26AE9"/>
+    <w:nsid w:val="19EB0413"/>
     <w:multiLevelType w:val="hybridMultilevel"/>
-    <w:tmpl w:val="710AE754"/>
-    <w:lvl w:ilvl="0" w:tplc="1A860F50" w:tentative="1">
+    <w:tmpl w:val="0674E988"/>
+    <w:lvl w:ilvl="0" w:tplc="C62E647C" w:tentative="1">
       <w:start w:val="1"/>
       <w:numFmt w:val="bullet"/>
       <w:lvlText w:val="●"/>
@@ -15906,7 +16130,7 @@
         <w:ind w:left="720" w:hanging="360"/>
       </w:pPr>
     </w:lvl>
-    <w:lvl w:ilvl="1" w:tplc="CEDC666E" w:tentative="1">
+    <w:lvl w:ilvl="1" w:tplc="5AB416BC" w:tentative="1">
       <w:start w:val="1"/>
       <w:numFmt w:val="bullet"/>
       <w:lvlText w:val="○"/>
@@ -15915,7 +16139,7 @@
         <w:ind w:left="1440" w:hanging="360"/>
       </w:pPr>
     </w:lvl>
-    <w:lvl w:ilvl="2" w:tplc="24E83176" w:tentative="1">
+    <w:lvl w:ilvl="2" w:tplc="AF3E6E3C" w:tentative="1">
       <w:start w:val="1"/>
       <w:numFmt w:val="bullet"/>
       <w:lvlText w:val="■"/>
@@ -15924,7 +16148,7 @@
         <w:ind w:left="2160" w:hanging="360"/>
       </w:pPr>
     </w:lvl>
-    <w:lvl w:ilvl="3" w:tplc="029C7D40" w:tentative="1">
+    <w:lvl w:ilvl="3" w:tplc="4CCA3CA2" w:tentative="1">
       <w:start w:val="1"/>
       <w:numFmt w:val="bullet"/>
       <w:lvlText w:val="●"/>
@@ -15933,7 +16157,7 @@
         <w:ind w:left="2880" w:hanging="360"/>
       </w:pPr>
     </w:lvl>
-    <w:lvl w:ilvl="4" w:tplc="841CAAB2" w:tentative="1">
+    <w:lvl w:ilvl="4" w:tplc="8AB279D8" w:tentative="1">
       <w:start w:val="1"/>
       <w:numFmt w:val="bullet"/>
       <w:lvlText w:val="○"/>
@@ -15942,7 +16166,7 @@
         <w:ind w:left="3600" w:hanging="360"/>
       </w:pPr>
     </w:lvl>
-    <w:lvl w:ilvl="5" w:tplc="ECA6386C" w:tentative="1">
+    <w:lvl w:ilvl="5" w:tplc="CB0AF154" w:tentative="1">
       <w:start w:val="1"/>
       <w:numFmt w:val="bullet"/>
       <w:lvlText w:val="■"/>
@@ -15951,7 +16175,7 @@
         <w:ind w:left="4320" w:hanging="360"/>
       </w:pPr>
     </w:lvl>
-    <w:lvl w:ilvl="6" w:tplc="DEB44408" w:tentative="1">
+    <w:lvl w:ilvl="6" w:tplc="E7181A3E" w:tentative="1">
       <w:start w:val="1"/>
       <w:numFmt w:val="bullet"/>
       <w:lvlText w:val="●"/>
@@ -15960,7 +16184,7 @@
         <w:ind w:left="5040" w:hanging="360"/>
       </w:pPr>
     </w:lvl>
-    <w:lvl w:ilvl="7" w:tplc="6210888E" w:tentative="1">
+    <w:lvl w:ilvl="7" w:tplc="40E2AA00" w:tentative="1">
       <w:start w:val="1"/>
       <w:numFmt w:val="bullet"/>
       <w:lvlText w:val="●"/>
@@ -15969,7 +16193,7 @@
         <w:ind w:left="5760" w:hanging="360"/>
       </w:pPr>
     </w:lvl>
-    <w:lvl w:ilvl="8" w:tplc="19F2B420" w:tentative="1">
+    <w:lvl w:ilvl="8" w:tplc="628E6186" w:tentative="1">
       <w:start w:val="1"/>
       <w:numFmt w:val="bullet"/>
       <w:lvlText w:val="●"/>
@@ -15980,10 +16204,10 @@
     </w:lvl>
   </w:abstractNum>
   <w:abstractNum w:abstractNumId="1" w15:restartNumberingAfterBreak="0">
-    <w:nsid w:val="182900A7"/>
+    <w:nsid w:val="5C8B1A7C"/>
     <w:multiLevelType w:val="hybridMultilevel"/>
-    <w:tmpl w:val="64B4A988"/>
-    <w:lvl w:ilvl="0" w:tplc="6D34DD38">
+    <w:tmpl w:val="664616A8"/>
+    <w:lvl w:ilvl="0" w:tplc="B03EEE4C">
       <w:start w:val="1"/>
       <w:numFmt w:val="bullet"/>
       <w:lvlText w:val="•"/>
@@ -15992,7 +16216,7 @@
         <w:ind w:left="720" w:hanging="280"/>
       </w:pPr>
     </w:lvl>
-    <w:lvl w:ilvl="1" w:tplc="64625834" w:tentative="1">
+    <w:lvl w:ilvl="1" w:tplc="6E3C8042" w:tentative="1">
       <w:start w:val="1"/>
       <w:numFmt w:val="bullet"/>
       <w:lvlText w:val="–"/>
@@ -16001,7 +16225,7 @@
         <w:ind w:left="1080" w:hanging="280"/>
       </w:pPr>
     </w:lvl>
-    <w:lvl w:ilvl="2" w:tplc="4D66BF5E" w:tentative="1">
+    <w:lvl w:ilvl="2" w:tplc="0B7E3646" w:tentative="1">
       <w:start w:val="1"/>
       <w:numFmt w:val="bullet"/>
       <w:lvlText w:val="▪"/>
@@ -16010,42 +16234,42 @@
         <w:ind w:left="1440" w:hanging="280"/>
       </w:pPr>
     </w:lvl>
-    <w:lvl w:ilvl="3" w:tplc="20FA8EAE">
+    <w:lvl w:ilvl="3" w:tplc="8BA4848C">
       <w:numFmt w:val="decimal"/>
       <w:lvlText w:val=""/>
       <w:lvlJc w:val="left"/>
     </w:lvl>
-    <w:lvl w:ilvl="4" w:tplc="149C1158">
+    <w:lvl w:ilvl="4" w:tplc="801662D0">
       <w:numFmt w:val="decimal"/>
       <w:lvlText w:val=""/>
       <w:lvlJc w:val="left"/>
     </w:lvl>
-    <w:lvl w:ilvl="5" w:tplc="A7CCB20E">
+    <w:lvl w:ilvl="5" w:tplc="4C6C38E2">
       <w:numFmt w:val="decimal"/>
       <w:lvlText w:val=""/>
       <w:lvlJc w:val="left"/>
     </w:lvl>
-    <w:lvl w:ilvl="6" w:tplc="6CEAB160">
+    <w:lvl w:ilvl="6" w:tplc="C27A5FA0">
       <w:numFmt w:val="decimal"/>
       <w:lvlText w:val=""/>
       <w:lvlJc w:val="left"/>
     </w:lvl>
-    <w:lvl w:ilvl="7" w:tplc="5B3A39C2">
+    <w:lvl w:ilvl="7" w:tplc="131EB398">
       <w:numFmt w:val="decimal"/>
       <w:lvlText w:val=""/>
       <w:lvlJc w:val="left"/>
     </w:lvl>
-    <w:lvl w:ilvl="8" w:tplc="0F34A462">
+    <w:lvl w:ilvl="8" w:tplc="57FAA5E6">
       <w:numFmt w:val="decimal"/>
       <w:lvlText w:val=""/>
       <w:lvlJc w:val="left"/>
     </w:lvl>
   </w:abstractNum>
   <w:abstractNum w:abstractNumId="2" w15:restartNumberingAfterBreak="0">
-    <w:nsid w:val="54D9576B"/>
+    <w:nsid w:val="7B0C4827"/>
     <w:multiLevelType w:val="hybridMultilevel"/>
-    <w:tmpl w:val="BC1E3CE4"/>
-    <w:lvl w:ilvl="0" w:tplc="81D89F68" w:tentative="1">
+    <w:tmpl w:val="777C4F16"/>
+    <w:lvl w:ilvl="0" w:tplc="7526D4A8" w:tentative="1">
       <w:start w:val="1"/>
       <w:numFmt w:val="decimal"/>
       <w:lvlText w:val="%1."/>
@@ -16054,7 +16278,7 @@
         <w:ind w:left="720" w:hanging="360"/>
       </w:pPr>
     </w:lvl>
-    <w:lvl w:ilvl="1" w:tplc="EDE621A2" w:tentative="1">
+    <w:lvl w:ilvl="1" w:tplc="B41ABF22" w:tentative="1">
       <w:start w:val="1"/>
       <w:numFmt w:val="lowerLetter"/>
       <w:lvlText w:val="%2."/>
@@ -16063,7 +16287,7 @@
         <w:ind w:left="1080" w:hanging="360"/>
       </w:pPr>
     </w:lvl>
-    <w:lvl w:ilvl="2" w:tplc="8DFEBE66" w:tentative="1">
+    <w:lvl w:ilvl="2" w:tplc="32123698" w:tentative="1">
       <w:start w:val="1"/>
       <w:numFmt w:val="lowerRoman"/>
       <w:lvlText w:val="%3."/>
@@ -16072,44 +16296,44 @@
         <w:ind w:left="1440" w:hanging="360"/>
       </w:pPr>
     </w:lvl>
-    <w:lvl w:ilvl="3" w:tplc="D32E0534">
+    <w:lvl w:ilvl="3" w:tplc="C12659C8">
       <w:numFmt w:val="decimal"/>
       <w:lvlText w:val=""/>
       <w:lvlJc w:val="left"/>
     </w:lvl>
-    <w:lvl w:ilvl="4" w:tplc="EB6E5C3E">
+    <w:lvl w:ilvl="4" w:tplc="CB6C6A58">
       <w:numFmt w:val="decimal"/>
       <w:lvlText w:val=""/>
       <w:lvlJc w:val="left"/>
     </w:lvl>
-    <w:lvl w:ilvl="5" w:tplc="1930A876">
+    <w:lvl w:ilvl="5" w:tplc="204C6620">
       <w:numFmt w:val="decimal"/>
       <w:lvlText w:val=""/>
       <w:lvlJc w:val="left"/>
     </w:lvl>
-    <w:lvl w:ilvl="6" w:tplc="5080D0E6">
+    <w:lvl w:ilvl="6" w:tplc="3FB455A2">
       <w:numFmt w:val="decimal"/>
       <w:lvlText w:val=""/>
       <w:lvlJc w:val="left"/>
     </w:lvl>
-    <w:lvl w:ilvl="7" w:tplc="7F56A408">
+    <w:lvl w:ilvl="7" w:tplc="857A1414">
       <w:numFmt w:val="decimal"/>
       <w:lvlText w:val=""/>
       <w:lvlJc w:val="left"/>
     </w:lvl>
-    <w:lvl w:ilvl="8" w:tplc="5072B7A6">
+    <w:lvl w:ilvl="8" w:tplc="B3846F24">
       <w:numFmt w:val="decimal"/>
       <w:lvlText w:val=""/>
       <w:lvlJc w:val="left"/>
     </w:lvl>
   </w:abstractNum>
-  <w:num w:numId="1" w16cid:durableId="1482573482">
+  <w:num w:numId="1" w16cid:durableId="236480264">
     <w:abstractNumId w:val="0"/>
     <w:lvlOverride w:ilvl="0">
       <w:startOverride w:val="1"/>
     </w:lvlOverride>
   </w:num>
-  <w:num w:numId="2" w16cid:durableId="1240402432">
+  <w:num w:numId="2" w16cid:durableId="1917009104">
     <w:abstractNumId w:val="1"/>
     <w:lvlOverride w:ilvl="0">
       <w:startOverride w:val="1"/>
@@ -16814,7 +17038,7 @@
     <w:autoRedefine/>
     <w:uiPriority w:val="39"/>
     <w:unhideWhenUsed/>
-    <w:rsid w:val="00427AE1"/>
+    <w:rsid w:val="00CE54C0"/>
     <w:pPr>
       <w:spacing w:after="100"/>
     </w:pPr>
@@ -16826,7 +17050,7 @@
     <w:autoRedefine/>
     <w:uiPriority w:val="39"/>
     <w:unhideWhenUsed/>
-    <w:rsid w:val="00427AE1"/>
+    <w:rsid w:val="00CE54C0"/>
     <w:pPr>
       <w:spacing w:after="100"/>
       <w:ind w:left="210"/>
@@ -16838,7 +17062,7 @@
     <w:next w:val="Normal"/>
     <w:uiPriority w:val="99"/>
     <w:unhideWhenUsed/>
-    <w:rsid w:val="00427AE1"/>
+    <w:rsid w:val="00CE54C0"/>
   </w:style>
 </w:styles>
 </file>

--- a/docs/08-test-plan/ZP-DOC-08_Test-Summary-Report.docx
+++ b/docs/08-test-plan/ZP-DOC-08_Test-Summary-Report.docx
@@ -1908,6 +1908,122 @@
           </w:p>
         </w:tc>
       </w:tr>
+      <w:tr>
+        <w:tblPrEx>
+          <w:tblCellMar>
+            <w:top w:w="0" w:type="dxa"/>
+            <w:bottom w:w="0" w:type="dxa"/>
+          </w:tblCellMar>
+        </w:tblPrEx>
+        <w:trPr>
+          <w:cantSplit/>
+          <w:trHeight w:val="420"/>
+        </w:trPr>
+        <w:tc>
+          <w:tcPr>
+            <w:tcW w:w="964" w:type="dxa"/>
+            <w:tcBorders>
+              <w:top w:val="single" w:sz="4" w:space="0" w:color="C9D3D0"/>
+              <w:left w:val="single" w:sz="4" w:space="0" w:color="C9D3D0"/>
+              <w:bottom w:val="single" w:sz="4" w:space="0" w:color="C9D3D0"/>
+              <w:right w:val="single" w:sz="4" w:space="0" w:color="C9D3D0"/>
+            </w:tcBorders>
+            <w:tcMar>
+              <w:top w:w="50" w:type="dxa"/>
+              <w:left w:w="100" w:type="dxa"/>
+              <w:bottom w:w="50" w:type="dxa"/>
+              <w:right w:w="100" w:type="dxa"/>
+            </w:tcMar>
+          </w:tcPr>
+          <w:p>
+            <w:r>
+              <w:rPr>
+                <w:sz w:val="19"/>
+                <w:szCs w:val="19"/>
+              </w:rPr>
+              <w:t>0.9</w:t>
+            </w:r>
+          </w:p>
+        </w:tc>
+        <w:tc>
+          <w:tcPr>
+            <w:tcW w:w="1542" w:type="dxa"/>
+            <w:tcBorders>
+              <w:top w:val="single" w:sz="4" w:space="0" w:color="C9D3D0"/>
+              <w:left w:val="single" w:sz="4" w:space="0" w:color="C9D3D0"/>
+              <w:bottom w:val="single" w:sz="4" w:space="0" w:color="C9D3D0"/>
+              <w:right w:val="single" w:sz="4" w:space="0" w:color="C9D3D0"/>
+            </w:tcBorders>
+            <w:tcMar>
+              <w:top w:w="50" w:type="dxa"/>
+              <w:left w:w="100" w:type="dxa"/>
+              <w:bottom w:w="50" w:type="dxa"/>
+              <w:right w:w="100" w:type="dxa"/>
+            </w:tcMar>
+          </w:tcPr>
+          <w:p>
+            <w:r>
+              <w:rPr>
+                <w:sz w:val="19"/>
+                <w:szCs w:val="19"/>
+              </w:rPr>
+              <w:t>23 Oct 2026</w:t>
+            </w:r>
+          </w:p>
+        </w:tc>
+        <w:tc>
+          <w:tcPr>
+            <w:tcW w:w="1928" w:type="dxa"/>
+            <w:tcBorders>
+              <w:top w:val="single" w:sz="4" w:space="0" w:color="C9D3D0"/>
+              <w:left w:val="single" w:sz="4" w:space="0" w:color="C9D3D0"/>
+              <w:bottom w:val="single" w:sz="4" w:space="0" w:color="C9D3D0"/>
+              <w:right w:val="single" w:sz="4" w:space="0" w:color="C9D3D0"/>
+            </w:tcBorders>
+            <w:tcMar>
+              <w:top w:w="50" w:type="dxa"/>
+              <w:left w:w="100" w:type="dxa"/>
+              <w:bottom w:w="50" w:type="dxa"/>
+              <w:right w:w="100" w:type="dxa"/>
+            </w:tcMar>
+          </w:tcPr>
+          <w:p>
+            <w:r>
+              <w:rPr>
+                <w:sz w:val="19"/>
+                <w:szCs w:val="19"/>
+              </w:rPr>
+              <w:t>Team Kestrel</w:t>
+            </w:r>
+          </w:p>
+        </w:tc>
+        <w:tc>
+          <w:tcPr>
+            <w:tcW w:w="5204" w:type="dxa"/>
+            <w:tcBorders>
+              <w:top w:val="single" w:sz="4" w:space="0" w:color="C9D3D0"/>
+              <w:left w:val="single" w:sz="4" w:space="0" w:color="C9D3D0"/>
+              <w:bottom w:val="single" w:sz="4" w:space="0" w:color="C9D3D0"/>
+              <w:right w:val="single" w:sz="4" w:space="0" w:color="C9D3D0"/>
+            </w:tcBorders>
+            <w:tcMar>
+              <w:top w:w="50" w:type="dxa"/>
+              <w:left w:w="100" w:type="dxa"/>
+              <w:bottom w:w="50" w:type="dxa"/>
+              <w:right w:w="100" w:type="dxa"/>
+            </w:tcMar>
+          </w:tcPr>
+          <w:p>
+            <w:r>
+              <w:rPr>
+                <w:sz w:val="19"/>
+                <w:szCs w:val="19"/>
+              </w:rPr>
+              <w:t>CR-012: 547 passed; new `src/apply.test.ts` (4)</w:t>
+            </w:r>
+          </w:p>
+        </w:tc>
+      </w:tr>
     </w:tbl>
     <w:p>
       <w:pPr>
@@ -2307,7 +2423,7 @@
     <w:sdt>
       <w:sdtPr>
         <w:alias w:val="Contents"/>
-        <w:id w:val="610858437"/>
+        <w:id w:val="-1297366704"/>
       </w:sdtPr>
       <w:sdtEndPr/>
       <w:sdtContent>
@@ -2336,7 +2452,7 @@
           <w:r>
             <w:fldChar w:fldCharType="separate"/>
           </w:r>
-          <w:hyperlink w:anchor="_Toc243648066" w:history="1">
+          <w:hyperlink w:anchor="_Toc243651015" w:history="1">
             <w:r>
               <w:rPr>
                 <w:rStyle w:val="Hyperlink"/>
@@ -2360,7 +2476,7 @@
               <w:rPr>
                 <w:noProof/>
               </w:rPr>
-              <w:instrText xml:space="preserve"> PAGEREF _Toc243648066 \h </w:instrText>
+              <w:instrText xml:space="preserve"> PAGEREF _Toc243651015 \h </w:instrText>
             </w:r>
             <w:r>
               <w:rPr>
@@ -2403,7 +2519,7 @@
               <w14:ligatures w14:val="standardContextual"/>
             </w:rPr>
           </w:pPr>
-          <w:hyperlink w:anchor="_Toc243648067" w:history="1">
+          <w:hyperlink w:anchor="_Toc243651016" w:history="1">
             <w:r>
               <w:rPr>
                 <w:rStyle w:val="Hyperlink"/>
@@ -2427,7 +2543,7 @@
               <w:rPr>
                 <w:noProof/>
               </w:rPr>
-              <w:instrText xml:space="preserve"> PAGEREF _Toc243648067 \h </w:instrText>
+              <w:instrText xml:space="preserve"> PAGEREF _Toc243651016 \h </w:instrText>
             </w:r>
             <w:r>
               <w:rPr>
@@ -2470,7 +2586,7 @@
               <w14:ligatures w14:val="standardContextual"/>
             </w:rPr>
           </w:pPr>
-          <w:hyperlink w:anchor="_Toc243648068" w:history="1">
+          <w:hyperlink w:anchor="_Toc243651017" w:history="1">
             <w:r>
               <w:rPr>
                 <w:rStyle w:val="Hyperlink"/>
@@ -2494,7 +2610,7 @@
               <w:rPr>
                 <w:noProof/>
               </w:rPr>
-              <w:instrText xml:space="preserve"> PAGEREF _Toc243648068 \h </w:instrText>
+              <w:instrText xml:space="preserve"> PAGEREF _Toc243651017 \h </w:instrText>
             </w:r>
             <w:r>
               <w:rPr>
@@ -2537,7 +2653,7 @@
               <w14:ligatures w14:val="standardContextual"/>
             </w:rPr>
           </w:pPr>
-          <w:hyperlink w:anchor="_Toc243648069" w:history="1">
+          <w:hyperlink w:anchor="_Toc243651018" w:history="1">
             <w:r>
               <w:rPr>
                 <w:rStyle w:val="Hyperlink"/>
@@ -2561,7 +2677,7 @@
               <w:rPr>
                 <w:noProof/>
               </w:rPr>
-              <w:instrText xml:space="preserve"> PAGEREF _Toc243648069 \h </w:instrText>
+              <w:instrText xml:space="preserve"> PAGEREF _Toc243651018 \h </w:instrText>
             </w:r>
             <w:r>
               <w:rPr>
@@ -2604,7 +2720,7 @@
               <w14:ligatures w14:val="standardContextual"/>
             </w:rPr>
           </w:pPr>
-          <w:hyperlink w:anchor="_Toc243648070" w:history="1">
+          <w:hyperlink w:anchor="_Toc243651019" w:history="1">
             <w:r>
               <w:rPr>
                 <w:rStyle w:val="Hyperlink"/>
@@ -2628,7 +2744,7 @@
               <w:rPr>
                 <w:noProof/>
               </w:rPr>
-              <w:instrText xml:space="preserve"> PAGEREF _Toc243648070 \h </w:instrText>
+              <w:instrText xml:space="preserve"> PAGEREF _Toc243651019 \h </w:instrText>
             </w:r>
             <w:r>
               <w:rPr>
@@ -2671,7 +2787,7 @@
               <w14:ligatures w14:val="standardContextual"/>
             </w:rPr>
           </w:pPr>
-          <w:hyperlink w:anchor="_Toc243648071" w:history="1">
+          <w:hyperlink w:anchor="_Toc243651020" w:history="1">
             <w:r>
               <w:rPr>
                 <w:rStyle w:val="Hyperlink"/>
@@ -2695,7 +2811,7 @@
               <w:rPr>
                 <w:noProof/>
               </w:rPr>
-              <w:instrText xml:space="preserve"> PAGEREF _Toc243648071 \h </w:instrText>
+              <w:instrText xml:space="preserve"> PAGEREF _Toc243651020 \h </w:instrText>
             </w:r>
             <w:r>
               <w:rPr>
@@ -2738,7 +2854,7 @@
               <w14:ligatures w14:val="standardContextual"/>
             </w:rPr>
           </w:pPr>
-          <w:hyperlink w:anchor="_Toc243648072" w:history="1">
+          <w:hyperlink w:anchor="_Toc243651021" w:history="1">
             <w:r>
               <w:rPr>
                 <w:rStyle w:val="Hyperlink"/>
@@ -2762,7 +2878,7 @@
               <w:rPr>
                 <w:noProof/>
               </w:rPr>
-              <w:instrText xml:space="preserve"> PAGEREF _Toc243648072 \h </w:instrText>
+              <w:instrText xml:space="preserve"> PAGEREF _Toc243651021 \h </w:instrText>
             </w:r>
             <w:r>
               <w:rPr>
@@ -2805,7 +2921,7 @@
               <w14:ligatures w14:val="standardContextual"/>
             </w:rPr>
           </w:pPr>
-          <w:hyperlink w:anchor="_Toc243648073" w:history="1">
+          <w:hyperlink w:anchor="_Toc243651022" w:history="1">
             <w:r>
               <w:rPr>
                 <w:rStyle w:val="Hyperlink"/>
@@ -2829,7 +2945,7 @@
               <w:rPr>
                 <w:noProof/>
               </w:rPr>
-              <w:instrText xml:space="preserve"> PAGEREF _Toc243648073 \h </w:instrText>
+              <w:instrText xml:space="preserve"> PAGEREF _Toc243651022 \h </w:instrText>
             </w:r>
             <w:r>
               <w:rPr>
@@ -2872,7 +2988,7 @@
               <w14:ligatures w14:val="standardContextual"/>
             </w:rPr>
           </w:pPr>
-          <w:hyperlink w:anchor="_Toc243648074" w:history="1">
+          <w:hyperlink w:anchor="_Toc243651023" w:history="1">
             <w:r>
               <w:rPr>
                 <w:rStyle w:val="Hyperlink"/>
@@ -2896,7 +3012,7 @@
               <w:rPr>
                 <w:noProof/>
               </w:rPr>
-              <w:instrText xml:space="preserve"> PAGEREF _Toc243648074 \h </w:instrText>
+              <w:instrText xml:space="preserve"> PAGEREF _Toc243651023 \h </w:instrText>
             </w:r>
             <w:r>
               <w:rPr>
@@ -2939,7 +3055,7 @@
               <w14:ligatures w14:val="standardContextual"/>
             </w:rPr>
           </w:pPr>
-          <w:hyperlink w:anchor="_Toc243648075" w:history="1">
+          <w:hyperlink w:anchor="_Toc243651024" w:history="1">
             <w:r>
               <w:rPr>
                 <w:rStyle w:val="Hyperlink"/>
@@ -2963,7 +3079,7 @@
               <w:rPr>
                 <w:noProof/>
               </w:rPr>
-              <w:instrText xml:space="preserve"> PAGEREF _Toc243648075 \h </w:instrText>
+              <w:instrText xml:space="preserve"> PAGEREF _Toc243651024 \h </w:instrText>
             </w:r>
             <w:r>
               <w:rPr>
@@ -3006,7 +3122,7 @@
               <w14:ligatures w14:val="standardContextual"/>
             </w:rPr>
           </w:pPr>
-          <w:hyperlink w:anchor="_Toc243648076" w:history="1">
+          <w:hyperlink w:anchor="_Toc243651025" w:history="1">
             <w:r>
               <w:rPr>
                 <w:rStyle w:val="Hyperlink"/>
@@ -3030,7 +3146,7 @@
               <w:rPr>
                 <w:noProof/>
               </w:rPr>
-              <w:instrText xml:space="preserve"> PAGEREF _Toc243648076 \h </w:instrText>
+              <w:instrText xml:space="preserve"> PAGEREF _Toc243651025 \h </w:instrText>
             </w:r>
             <w:r>
               <w:rPr>
@@ -3073,7 +3189,7 @@
               <w14:ligatures w14:val="standardContextual"/>
             </w:rPr>
           </w:pPr>
-          <w:hyperlink w:anchor="_Toc243648077" w:history="1">
+          <w:hyperlink w:anchor="_Toc243651026" w:history="1">
             <w:r>
               <w:rPr>
                 <w:rStyle w:val="Hyperlink"/>
@@ -3097,7 +3213,7 @@
               <w:rPr>
                 <w:noProof/>
               </w:rPr>
-              <w:instrText xml:space="preserve"> PAGEREF _Toc243648077 \h </w:instrText>
+              <w:instrText xml:space="preserve"> PAGEREF _Toc243651026 \h </w:instrText>
             </w:r>
             <w:r>
               <w:rPr>
@@ -3140,7 +3256,7 @@
               <w14:ligatures w14:val="standardContextual"/>
             </w:rPr>
           </w:pPr>
-          <w:hyperlink w:anchor="_Toc243648078" w:history="1">
+          <w:hyperlink w:anchor="_Toc243651027" w:history="1">
             <w:r>
               <w:rPr>
                 <w:rStyle w:val="Hyperlink"/>
@@ -3164,7 +3280,7 @@
               <w:rPr>
                 <w:noProof/>
               </w:rPr>
-              <w:instrText xml:space="preserve"> PAGEREF _Toc243648078 \h </w:instrText>
+              <w:instrText xml:space="preserve"> PAGEREF _Toc243651027 \h </w:instrText>
             </w:r>
             <w:r>
               <w:rPr>
@@ -3207,7 +3323,7 @@
               <w14:ligatures w14:val="standardContextual"/>
             </w:rPr>
           </w:pPr>
-          <w:hyperlink w:anchor="_Toc243648079" w:history="1">
+          <w:hyperlink w:anchor="_Toc243651028" w:history="1">
             <w:r>
               <w:rPr>
                 <w:rStyle w:val="Hyperlink"/>
@@ -3231,7 +3347,7 @@
               <w:rPr>
                 <w:noProof/>
               </w:rPr>
-              <w:instrText xml:space="preserve"> PAGEREF _Toc243648079 \h </w:instrText>
+              <w:instrText xml:space="preserve"> PAGEREF _Toc243651028 \h </w:instrText>
             </w:r>
             <w:r>
               <w:rPr>
@@ -3274,7 +3390,7 @@
               <w14:ligatures w14:val="standardContextual"/>
             </w:rPr>
           </w:pPr>
-          <w:hyperlink w:anchor="_Toc243648080" w:history="1">
+          <w:hyperlink w:anchor="_Toc243651029" w:history="1">
             <w:r>
               <w:rPr>
                 <w:rStyle w:val="Hyperlink"/>
@@ -3298,7 +3414,7 @@
               <w:rPr>
                 <w:noProof/>
               </w:rPr>
-              <w:instrText xml:space="preserve"> PAGEREF _Toc243648080 \h </w:instrText>
+              <w:instrText xml:space="preserve"> PAGEREF _Toc243651029 \h </w:instrText>
             </w:r>
             <w:r>
               <w:rPr>
@@ -3341,7 +3457,7 @@
               <w14:ligatures w14:val="standardContextual"/>
             </w:rPr>
           </w:pPr>
-          <w:hyperlink w:anchor="_Toc243648081" w:history="1">
+          <w:hyperlink w:anchor="_Toc243651030" w:history="1">
             <w:r>
               <w:rPr>
                 <w:rStyle w:val="Hyperlink"/>
@@ -3365,7 +3481,7 @@
               <w:rPr>
                 <w:noProof/>
               </w:rPr>
-              <w:instrText xml:space="preserve"> PAGEREF _Toc243648081 \h </w:instrText>
+              <w:instrText xml:space="preserve"> PAGEREF _Toc243651030 \h </w:instrText>
             </w:r>
             <w:r>
               <w:rPr>
@@ -3411,7 +3527,7 @@
     <w:sdt>
       <w:sdtPr>
         <w:alias w:val="Tables"/>
-        <w:id w:val="-17234498"/>
+        <w:id w:val="1928459108"/>
       </w:sdtPr>
       <w:sdtEndPr/>
       <w:sdtContent>
@@ -3440,7 +3556,7 @@
           <w:r>
             <w:fldChar w:fldCharType="separate"/>
           </w:r>
-          <w:hyperlink w:anchor="_Toc243648082" w:history="1">
+          <w:hyperlink w:anchor="_Toc243651031" w:history="1">
             <w:r>
               <w:rPr>
                 <w:rStyle w:val="Hyperlink"/>
@@ -3464,7 +3580,7 @@
               <w:rPr>
                 <w:noProof/>
               </w:rPr>
-              <w:instrText xml:space="preserve"> PAGEREF _Toc243648082 \h </w:instrText>
+              <w:instrText xml:space="preserve"> PAGEREF _Toc243651031 \h </w:instrText>
             </w:r>
             <w:r>
               <w:rPr>
@@ -3507,7 +3623,7 @@
               <w14:ligatures w14:val="standardContextual"/>
             </w:rPr>
           </w:pPr>
-          <w:hyperlink w:anchor="_Toc243648083" w:history="1">
+          <w:hyperlink w:anchor="_Toc243651032" w:history="1">
             <w:r>
               <w:rPr>
                 <w:rStyle w:val="Hyperlink"/>
@@ -3531,7 +3647,7 @@
               <w:rPr>
                 <w:noProof/>
               </w:rPr>
-              <w:instrText xml:space="preserve"> PAGEREF _Toc243648083 \h </w:instrText>
+              <w:instrText xml:space="preserve"> PAGEREF _Toc243651032 \h </w:instrText>
             </w:r>
             <w:r>
               <w:rPr>
@@ -3574,7 +3690,7 @@
               <w14:ligatures w14:val="standardContextual"/>
             </w:rPr>
           </w:pPr>
-          <w:hyperlink w:anchor="_Toc243648084" w:history="1">
+          <w:hyperlink w:anchor="_Toc243651033" w:history="1">
             <w:r>
               <w:rPr>
                 <w:rStyle w:val="Hyperlink"/>
@@ -3598,7 +3714,7 @@
               <w:rPr>
                 <w:noProof/>
               </w:rPr>
-              <w:instrText xml:space="preserve"> PAGEREF _Toc243648084 \h </w:instrText>
+              <w:instrText xml:space="preserve"> PAGEREF _Toc243651033 \h </w:instrText>
             </w:r>
             <w:r>
               <w:rPr>
@@ -3641,7 +3757,7 @@
               <w14:ligatures w14:val="standardContextual"/>
             </w:rPr>
           </w:pPr>
-          <w:hyperlink w:anchor="_Toc243648085" w:history="1">
+          <w:hyperlink w:anchor="_Toc243651034" w:history="1">
             <w:r>
               <w:rPr>
                 <w:rStyle w:val="Hyperlink"/>
@@ -3665,7 +3781,7 @@
               <w:rPr>
                 <w:noProof/>
               </w:rPr>
-              <w:instrText xml:space="preserve"> PAGEREF _Toc243648085 \h </w:instrText>
+              <w:instrText xml:space="preserve"> PAGEREF _Toc243651034 \h </w:instrText>
             </w:r>
             <w:r>
               <w:rPr>
@@ -3708,7 +3824,7 @@
               <w14:ligatures w14:val="standardContextual"/>
             </w:rPr>
           </w:pPr>
-          <w:hyperlink w:anchor="_Toc243648086" w:history="1">
+          <w:hyperlink w:anchor="_Toc243651035" w:history="1">
             <w:r>
               <w:rPr>
                 <w:rStyle w:val="Hyperlink"/>
@@ -3732,7 +3848,7 @@
               <w:rPr>
                 <w:noProof/>
               </w:rPr>
-              <w:instrText xml:space="preserve"> PAGEREF _Toc243648086 \h </w:instrText>
+              <w:instrText xml:space="preserve"> PAGEREF _Toc243651035 \h </w:instrText>
             </w:r>
             <w:r>
               <w:rPr>
@@ -3775,7 +3891,7 @@
               <w14:ligatures w14:val="standardContextual"/>
             </w:rPr>
           </w:pPr>
-          <w:hyperlink w:anchor="_Toc243648087" w:history="1">
+          <w:hyperlink w:anchor="_Toc243651036" w:history="1">
             <w:r>
               <w:rPr>
                 <w:rStyle w:val="Hyperlink"/>
@@ -3799,7 +3915,7 @@
               <w:rPr>
                 <w:noProof/>
               </w:rPr>
-              <w:instrText xml:space="preserve"> PAGEREF _Toc243648087 \h </w:instrText>
+              <w:instrText xml:space="preserve"> PAGEREF _Toc243651036 \h </w:instrText>
             </w:r>
             <w:r>
               <w:rPr>
@@ -3842,7 +3958,7 @@
               <w14:ligatures w14:val="standardContextual"/>
             </w:rPr>
           </w:pPr>
-          <w:hyperlink w:anchor="_Toc243648088" w:history="1">
+          <w:hyperlink w:anchor="_Toc243651037" w:history="1">
             <w:r>
               <w:rPr>
                 <w:rStyle w:val="Hyperlink"/>
@@ -3866,7 +3982,7 @@
               <w:rPr>
                 <w:noProof/>
               </w:rPr>
-              <w:instrText xml:space="preserve"> PAGEREF _Toc243648088 \h </w:instrText>
+              <w:instrText xml:space="preserve"> PAGEREF _Toc243651037 \h </w:instrText>
             </w:r>
             <w:r>
               <w:rPr>
@@ -3909,7 +4025,7 @@
               <w14:ligatures w14:val="standardContextual"/>
             </w:rPr>
           </w:pPr>
-          <w:hyperlink w:anchor="_Toc243648089" w:history="1">
+          <w:hyperlink w:anchor="_Toc243651038" w:history="1">
             <w:r>
               <w:rPr>
                 <w:rStyle w:val="Hyperlink"/>
@@ -3933,7 +4049,7 @@
               <w:rPr>
                 <w:noProof/>
               </w:rPr>
-              <w:instrText xml:space="preserve"> PAGEREF _Toc243648089 \h </w:instrText>
+              <w:instrText xml:space="preserve"> PAGEREF _Toc243651038 \h </w:instrText>
             </w:r>
             <w:r>
               <w:rPr>
@@ -3976,7 +4092,7 @@
               <w14:ligatures w14:val="standardContextual"/>
             </w:rPr>
           </w:pPr>
-          <w:hyperlink w:anchor="_Toc243648090" w:history="1">
+          <w:hyperlink w:anchor="_Toc243651039" w:history="1">
             <w:r>
               <w:rPr>
                 <w:rStyle w:val="Hyperlink"/>
@@ -4000,7 +4116,7 @@
               <w:rPr>
                 <w:noProof/>
               </w:rPr>
-              <w:instrText xml:space="preserve"> PAGEREF _Toc243648090 \h </w:instrText>
+              <w:instrText xml:space="preserve"> PAGEREF _Toc243651039 \h </w:instrText>
             </w:r>
             <w:r>
               <w:rPr>
@@ -4041,7 +4157,7 @@
         <w:keepLines/>
         <w:pageBreakBefore/>
       </w:pPr>
-      <w:bookmarkStart w:id="0" w:name="_Toc243648066"/>
+      <w:bookmarkStart w:id="0" w:name="_Toc243651015"/>
       <w:r>
         <w:lastRenderedPageBreak/>
         <w:t>1 Introduction</w:t>
@@ -4054,7 +4170,7 @@
         <w:keepNext/>
         <w:keepLines/>
       </w:pPr>
-      <w:bookmarkStart w:id="1" w:name="_Toc243648067"/>
+      <w:bookmarkStart w:id="1" w:name="_Toc243651016"/>
       <w:r>
         <w:t>1.1 Purpose</w:t>
       </w:r>
@@ -4065,10 +4181,10 @@
         <w:spacing w:after="120"/>
       </w:pPr>
       <w:r>
-        <w:t xml:space="preserve">This report records what was actually executed against ZedPath on 11 and 12 October 2026, what passed, what failed and why. It is the companion of the ZP-DOC-08 Test Plan, which sets the strategy, environments and </w:t>
+        <w:t xml:space="preserve">This report records what was actually executed against ZedPath on 11 and 12 October 2026, what passed, what </w:t>
       </w:r>
       <w:r>
-        <w:t>Definition of Done. Every number below comes from a result file committed in the repository; nothing is estimated.</w:t>
+        <w:t>failed and why. It is the companion of the ZP-DOC-08 Test Plan, which sets the strategy, environments and Definition of Done. Every number below comes from a result file committed in the repository; nothing is estimated.</w:t>
       </w:r>
     </w:p>
     <w:p>
@@ -4077,7 +4193,7 @@
         <w:keepNext/>
         <w:keepLines/>
       </w:pPr>
-      <w:bookmarkStart w:id="2" w:name="_Toc243648068"/>
+      <w:bookmarkStart w:id="2" w:name="_Toc243651017"/>
       <w:r>
         <w:t>1.2 How the campaign was run</w:t>
       </w:r>
@@ -4098,10 +4214,10 @@
         <w:t>agent harness</w:t>
       </w:r>
       <w:r>
-        <w:t xml:space="preserve">: the main session split the work into 20 independent agents, each with one test area, a written brief, safety rules and an output file. Each agent wrote its own test code, ran it, and </w:t>
+        <w:t xml:space="preserve">: the main session split the work into 20 independent agents, each with one </w:t>
       </w:r>
       <w:r>
-        <w:t>reported its results; the main session reviewed each report, committed the code and the results, and wrote this summary. No agent was allowed to change application code, so every failure below is reported as found.</w:t>
+        <w:t>test area, a written brief, safety rules and an output file. Each agent wrote its own test code, ran it, and reported its results; the main session reviewed each report, committed the code and the results, and wrote this summary. No agent was allowed to change application code, so every failure below is reported as found.</w:t>
       </w:r>
     </w:p>
     <w:p>
@@ -4109,10 +4225,10 @@
         <w:spacing w:after="120"/>
       </w:pPr>
       <w:r>
-        <w:t xml:space="preserve">Safety rules applied to every agent: no deploys; no production writes except where stated; test accounts deleted at the end and checked (login afterwards returns 401); no new groups created and no chat messages </w:t>
+        <w:t xml:space="preserve">Safety rules applied to every agent: no deploys; no production writes except where stated; test accounts </w:t>
       </w:r>
       <w:r>
-        <w:t>posted on shared data; no question sent to the AI model (quota); nothing fetched from outside the allow-list.</w:t>
+        <w:t>deleted at the end and checked (login afterwards returns 401); no new groups created and no chat messages posted on shared data; no question sent to the AI model (quota); nothing fetched from outside the allow-list.</w:t>
       </w:r>
     </w:p>
     <w:p>
@@ -4121,7 +4237,7 @@
         <w:keepNext/>
         <w:keepLines/>
       </w:pPr>
-      <w:bookmarkStart w:id="3" w:name="_Toc243648069"/>
+      <w:bookmarkStart w:id="3" w:name="_Toc243651018"/>
       <w:r>
         <w:t>1.3 Test environments</w:t>
       </w:r>
@@ -4132,7 +4248,7 @@
         <w:pStyle w:val="Caption"/>
         <w:keepNext/>
       </w:pPr>
-      <w:bookmarkStart w:id="4" w:name="_Toc243648082"/>
+      <w:bookmarkStart w:id="4" w:name="_Toc243651031"/>
       <w:r>
         <w:t xml:space="preserve">Table </w:t>
       </w:r>
@@ -4561,7 +4677,7 @@
         <w:keepLines/>
         <w:pageBreakBefore/>
       </w:pPr>
-      <w:bookmarkStart w:id="5" w:name="_Toc243648070"/>
+      <w:bookmarkStart w:id="5" w:name="_Toc243651019"/>
       <w:r>
         <w:lastRenderedPageBreak/>
         <w:t>2 Results summary</w:t>
@@ -4574,7 +4690,7 @@
         <w:keepNext/>
         <w:keepLines/>
       </w:pPr>
-      <w:bookmarkStart w:id="6" w:name="_Toc243648071"/>
+      <w:bookmarkStart w:id="6" w:name="_Toc243651020"/>
       <w:r>
         <w:t>2.1 Totals</w:t>
       </w:r>
@@ -4585,7 +4701,7 @@
         <w:pStyle w:val="Caption"/>
         <w:keepNext/>
       </w:pPr>
-      <w:bookmarkStart w:id="7" w:name="_Toc243648083"/>
+      <w:bookmarkStart w:id="7" w:name="_Toc243651032"/>
       <w:r>
         <w:t xml:space="preserve">Table </w:t>
       </w:r>
@@ -7608,7 +7724,7 @@
         <w:keepNext/>
         <w:keepLines/>
       </w:pPr>
-      <w:bookmarkStart w:id="8" w:name="_Toc243648072"/>
+      <w:bookmarkStart w:id="8" w:name="_Toc243651021"/>
       <w:r>
         <w:t>2.2 Re-run of 15 October 2026</w:t>
       </w:r>
@@ -7619,7 +7735,7 @@
         <w:pStyle w:val="Caption"/>
         <w:keepNext/>
       </w:pPr>
-      <w:bookmarkStart w:id="9" w:name="_Toc243648084"/>
+      <w:bookmarkStart w:id="9" w:name="_Toc243651033"/>
       <w:r>
         <w:t xml:space="preserve">Table </w:t>
       </w:r>
@@ -8238,7 +8354,7 @@
         <w:pStyle w:val="Caption"/>
         <w:keepNext/>
       </w:pPr>
-      <w:bookmarkStart w:id="10" w:name="_Toc243648085"/>
+      <w:bookmarkStart w:id="10" w:name="_Toc243651034"/>
       <w:r>
         <w:t xml:space="preserve">Table </w:t>
       </w:r>
@@ -8485,7 +8601,7 @@
                 <w:sz w:val="19"/>
                 <w:szCs w:val="19"/>
               </w:rPr>
-              <w:t>CR-011, 23 October</w:t>
+              <w:t>CR-012, 23 October</w:t>
             </w:r>
           </w:p>
         </w:tc>
@@ -8516,7 +8632,7 @@
                 <w:sz w:val="19"/>
                 <w:szCs w:val="19"/>
               </w:rPr>
-              <w:t xml:space="preserve">37 files (36 passed, 1 opt-in skipped); 564 tests: </w:t>
+              <w:t xml:space="preserve">38 files (37 passed, 1 opt-in skipped); 568 tests: </w:t>
             </w:r>
             <w:r>
               <w:rPr>
@@ -8525,7 +8641,7 @@
                 <w:sz w:val="19"/>
                 <w:szCs w:val="19"/>
               </w:rPr>
-              <w:t>543 passed, 0 failed</w:t>
+              <w:t>547 passed, 0 failed</w:t>
             </w:r>
             <w:r>
               <w:rPr>
@@ -8541,14 +8657,14 @@
                 <w:szCs w:val="17"/>
                 <w:shd w:val="clear" w:color="auto" w:fill="F2F4F3"/>
               </w:rPr>
-              <w:t>src/list-guide.test.ts</w:t>
-            </w:r>
-            <w:r>
-              <w:rPr>
-                <w:sz w:val="19"/>
-                <w:szCs w:val="19"/>
-              </w:rPr>
-              <w:t xml:space="preserve"> (4), TC-141</w:t>
+              <w:t>src/apply.test.ts</w:t>
+            </w:r>
+            <w:r>
+              <w:rPr>
+                <w:sz w:val="19"/>
+                <w:szCs w:val="19"/>
+              </w:rPr>
+              <w:t xml:space="preserve"> (4), TC-142</w:t>
             </w:r>
           </w:p>
         </w:tc>
@@ -8589,7 +8705,7 @@
                 <w:sz w:val="19"/>
                 <w:szCs w:val="19"/>
               </w:rPr>
-              <w:t>Update of 23 October</w:t>
+              <w:t>CR-011, 23 October</w:t>
             </w:r>
           </w:p>
         </w:tc>
@@ -8619,7 +8735,7 @@
                 <w:sz w:val="19"/>
                 <w:szCs w:val="19"/>
               </w:rPr>
-              <w:t xml:space="preserve">36 files (35 passed, 1 opt-in skipped); 560 tests: </w:t>
+              <w:t xml:space="preserve">37 files (36 passed, 1 opt-in skipped); 564 tests: </w:t>
             </w:r>
             <w:r>
               <w:rPr>
@@ -8628,7 +8744,7 @@
                 <w:sz w:val="19"/>
                 <w:szCs w:val="19"/>
               </w:rPr>
-              <w:t>539 passed, 0 failed</w:t>
+              <w:t>543 passed, 0 failed</w:t>
             </w:r>
             <w:r>
               <w:rPr>
@@ -8644,14 +8760,14 @@
                 <w:szCs w:val="17"/>
                 <w:shd w:val="clear" w:color="auto" w:fill="F2F4F3"/>
               </w:rPr>
-              <w:t>src/list-feedback.test.ts</w:t>
-            </w:r>
-            <w:r>
-              <w:rPr>
-                <w:sz w:val="19"/>
-                <w:szCs w:val="19"/>
-              </w:rPr>
-              <w:t xml:space="preserve"> (3), TC-140</w:t>
+              <w:t>src/list-guide.test.ts</w:t>
+            </w:r>
+            <w:r>
+              <w:rPr>
+                <w:sz w:val="19"/>
+                <w:szCs w:val="19"/>
+              </w:rPr>
+              <w:t xml:space="preserve"> (4), TC-141</w:t>
             </w:r>
           </w:p>
         </w:tc>
@@ -8693,7 +8809,7 @@
                 <w:sz w:val="19"/>
                 <w:szCs w:val="19"/>
               </w:rPr>
-              <w:t>New test file</w:t>
+              <w:t>Update of 23 October</w:t>
             </w:r>
           </w:p>
         </w:tc>
@@ -8719,6 +8835,29 @@
             <w:pPr>
               <w:spacing w:line="252" w:lineRule="auto"/>
             </w:pPr>
+            <w:r>
+              <w:rPr>
+                <w:sz w:val="19"/>
+                <w:szCs w:val="19"/>
+              </w:rPr>
+              <w:t xml:space="preserve">36 files (35 passed, 1 opt-in skipped); 560 tests: </w:t>
+            </w:r>
+            <w:r>
+              <w:rPr>
+                <w:b/>
+                <w:bCs/>
+                <w:sz w:val="19"/>
+                <w:szCs w:val="19"/>
+              </w:rPr>
+              <w:t>539 passed, 0 failed</w:t>
+            </w:r>
+            <w:r>
+              <w:rPr>
+                <w:sz w:val="19"/>
+                <w:szCs w:val="19"/>
+              </w:rPr>
+              <w:t xml:space="preserve">; new </w:t>
+            </w:r>
             <w:r>
               <w:rPr>
                 <w:rFonts w:ascii="Consolas" w:eastAsia="Consolas" w:hAnsi="Consolas" w:cs="Consolas"/>
@@ -8726,14 +8865,14 @@
                 <w:szCs w:val="17"/>
                 <w:shd w:val="clear" w:color="auto" w:fill="F2F4F3"/>
               </w:rPr>
-              <w:t>src/nav-pref.test.ts</w:t>
-            </w:r>
-            <w:r>
-              <w:rPr>
-                <w:sz w:val="19"/>
-                <w:szCs w:val="19"/>
-              </w:rPr>
-              <w:t xml:space="preserve"> (4): the desktop side menu is open by default, remembered per device, safe when storage is blocked, forgotten by "Clear this phone" (TC-139)</w:t>
+              <w:t>src/list-feedback.test.ts</w:t>
+            </w:r>
+            <w:r>
+              <w:rPr>
+                <w:sz w:val="19"/>
+                <w:szCs w:val="19"/>
+              </w:rPr>
+              <w:t xml:space="preserve"> (3), TC-140</w:t>
             </w:r>
           </w:p>
         </w:tc>
@@ -8771,42 +8910,49 @@
             </w:pPr>
             <w:r>
               <w:rPr>
+                <w:sz w:val="19"/>
+                <w:szCs w:val="19"/>
+              </w:rPr>
+              <w:t>New test file</w:t>
+            </w:r>
+          </w:p>
+        </w:tc>
+        <w:tc>
+          <w:tcPr>
+            <w:tcW w:w="5956" w:type="dxa"/>
+            <w:tcBorders>
+              <w:top w:val="single" w:sz="4" w:space="0" w:color="C9D3D0"/>
+              <w:left w:val="single" w:sz="4" w:space="0" w:color="C9D3D0"/>
+              <w:bottom w:val="single" w:sz="4" w:space="0" w:color="C9D3D0"/>
+              <w:right w:val="single" w:sz="4" w:space="0" w:color="C9D3D0"/>
+            </w:tcBorders>
+            <w:tcMar>
+              <w:top w:w="50" w:type="dxa"/>
+              <w:left w:w="100" w:type="dxa"/>
+              <w:bottom w:w="50" w:type="dxa"/>
+              <w:right w:w="100" w:type="dxa"/>
+            </w:tcMar>
+            <w:vAlign w:val="center"/>
+          </w:tcPr>
+          <w:p>
+            <w:pPr>
+              <w:spacing w:line="252" w:lineRule="auto"/>
+            </w:pPr>
+            <w:r>
+              <w:rPr>
                 <w:rFonts w:ascii="Consolas" w:eastAsia="Consolas" w:hAnsi="Consolas" w:cs="Consolas"/>
                 <w:sz w:val="17"/>
                 <w:szCs w:val="17"/>
                 <w:shd w:val="clear" w:color="auto" w:fill="F2F4F3"/>
               </w:rPr>
-              <w:t>npx tsc -b</w:t>
-            </w:r>
-          </w:p>
-        </w:tc>
-        <w:tc>
-          <w:tcPr>
-            <w:tcW w:w="5956" w:type="dxa"/>
-            <w:tcBorders>
-              <w:top w:val="single" w:sz="4" w:space="0" w:color="C9D3D0"/>
-              <w:left w:val="single" w:sz="4" w:space="0" w:color="C9D3D0"/>
-              <w:bottom w:val="single" w:sz="4" w:space="0" w:color="C9D3D0"/>
-              <w:right w:val="single" w:sz="4" w:space="0" w:color="C9D3D0"/>
-            </w:tcBorders>
-            <w:tcMar>
-              <w:top w:w="50" w:type="dxa"/>
-              <w:left w:w="100" w:type="dxa"/>
-              <w:bottom w:w="50" w:type="dxa"/>
-              <w:right w:w="100" w:type="dxa"/>
-            </w:tcMar>
-            <w:vAlign w:val="center"/>
-          </w:tcPr>
-          <w:p>
-            <w:pPr>
-              <w:spacing w:line="252" w:lineRule="auto"/>
-            </w:pPr>
-            <w:r>
-              <w:rPr>
-                <w:sz w:val="19"/>
-                <w:szCs w:val="19"/>
-              </w:rPr>
-              <w:t>Exit code 0</w:t>
+              <w:t>src/nav-pref.test.ts</w:t>
+            </w:r>
+            <w:r>
+              <w:rPr>
+                <w:sz w:val="19"/>
+                <w:szCs w:val="19"/>
+              </w:rPr>
+              <w:t xml:space="preserve"> (4): the desktop side menu is open by default, remembered per device, safe when storage is blocked, forgotten by "Clear this phone" (TC-139)</w:t>
             </w:r>
           </w:p>
         </w:tc>
@@ -8850,6 +8996,80 @@
                 <w:szCs w:val="17"/>
                 <w:shd w:val="clear" w:color="auto" w:fill="F2F4F3"/>
               </w:rPr>
+              <w:t>npx tsc -b</w:t>
+            </w:r>
+          </w:p>
+        </w:tc>
+        <w:tc>
+          <w:tcPr>
+            <w:tcW w:w="5956" w:type="dxa"/>
+            <w:tcBorders>
+              <w:top w:val="single" w:sz="4" w:space="0" w:color="C9D3D0"/>
+              <w:left w:val="single" w:sz="4" w:space="0" w:color="C9D3D0"/>
+              <w:bottom w:val="single" w:sz="4" w:space="0" w:color="C9D3D0"/>
+              <w:right w:val="single" w:sz="4" w:space="0" w:color="C9D3D0"/>
+            </w:tcBorders>
+            <w:shd w:val="clear" w:color="auto" w:fill="F3F8F6"/>
+            <w:tcMar>
+              <w:top w:w="50" w:type="dxa"/>
+              <w:left w:w="100" w:type="dxa"/>
+              <w:bottom w:w="50" w:type="dxa"/>
+              <w:right w:w="100" w:type="dxa"/>
+            </w:tcMar>
+            <w:vAlign w:val="center"/>
+          </w:tcPr>
+          <w:p>
+            <w:pPr>
+              <w:spacing w:line="252" w:lineRule="auto"/>
+            </w:pPr>
+            <w:r>
+              <w:rPr>
+                <w:sz w:val="19"/>
+                <w:szCs w:val="19"/>
+              </w:rPr>
+              <w:t>Exit code 0</w:t>
+            </w:r>
+          </w:p>
+        </w:tc>
+      </w:tr>
+      <w:tr>
+        <w:tblPrEx>
+          <w:tblCellMar>
+            <w:top w:w="0" w:type="dxa"/>
+            <w:bottom w:w="0" w:type="dxa"/>
+          </w:tblCellMar>
+        </w:tblPrEx>
+        <w:trPr>
+          <w:cantSplit/>
+        </w:trPr>
+        <w:tc>
+          <w:tcPr>
+            <w:tcW w:w="3682" w:type="dxa"/>
+            <w:tcBorders>
+              <w:top w:val="single" w:sz="4" w:space="0" w:color="C9D3D0"/>
+              <w:left w:val="single" w:sz="4" w:space="0" w:color="C9D3D0"/>
+              <w:bottom w:val="single" w:sz="4" w:space="0" w:color="C9D3D0"/>
+              <w:right w:val="single" w:sz="4" w:space="0" w:color="C9D3D0"/>
+            </w:tcBorders>
+            <w:tcMar>
+              <w:top w:w="50" w:type="dxa"/>
+              <w:left w:w="100" w:type="dxa"/>
+              <w:bottom w:w="50" w:type="dxa"/>
+              <w:right w:w="100" w:type="dxa"/>
+            </w:tcMar>
+            <w:vAlign w:val="center"/>
+          </w:tcPr>
+          <w:p>
+            <w:pPr>
+              <w:spacing w:line="252" w:lineRule="auto"/>
+            </w:pPr>
+            <w:r>
+              <w:rPr>
+                <w:rFonts w:ascii="Consolas" w:eastAsia="Consolas" w:hAnsi="Consolas" w:cs="Consolas"/>
+                <w:sz w:val="17"/>
+                <w:szCs w:val="17"/>
+                <w:shd w:val="clear" w:color="auto" w:fill="F2F4F3"/>
+              </w:rPr>
               <w:t>bash .claude/hooks/test-guard.sh</w:t>
             </w:r>
           </w:p>
@@ -8863,7 +9083,6 @@
               <w:bottom w:val="single" w:sz="4" w:space="0" w:color="C9D3D0"/>
               <w:right w:val="single" w:sz="4" w:space="0" w:color="C9D3D0"/>
             </w:tcBorders>
-            <w:shd w:val="clear" w:color="auto" w:fill="F3F8F6"/>
             <w:tcMar>
               <w:top w:w="50" w:type="dxa"/>
               <w:left w:w="100" w:type="dxa"/>
@@ -8898,7 +9117,7 @@
         <w:keepNext/>
         <w:keepLines/>
       </w:pPr>
-      <w:bookmarkStart w:id="11" w:name="_Toc243648073"/>
+      <w:bookmarkStart w:id="11" w:name="_Toc243651022"/>
       <w:r>
         <w:t>2.3 What the campaign proves</w:t>
       </w:r>
@@ -8909,7 +9128,7 @@
         <w:pStyle w:val="Caption"/>
         <w:keepNext/>
       </w:pPr>
-      <w:bookmarkStart w:id="12" w:name="_Toc243648086"/>
+      <w:bookmarkStart w:id="12" w:name="_Toc243651035"/>
       <w:r>
         <w:t xml:space="preserve">Table </w:t>
       </w:r>
@@ -9433,6 +9652,7 @@
                 <w:sz w:val="19"/>
                 <w:szCs w:val="19"/>
               </w:rPr>
+              <w:lastRenderedPageBreak/>
               <w:t>Every published fact has an official source</w:t>
             </w:r>
           </w:p>
@@ -9505,7 +9725,6 @@
                 <w:sz w:val="19"/>
                 <w:szCs w:val="19"/>
               </w:rPr>
-              <w:lastRenderedPageBreak/>
               <w:t>Group chat keeps students safe</w:t>
             </w:r>
           </w:p>
@@ -9771,7 +9990,7 @@
         <w:keepLines/>
         <w:pageBreakBefore/>
       </w:pPr>
-      <w:bookmarkStart w:id="13" w:name="_Toc243648074"/>
+      <w:bookmarkStart w:id="13" w:name="_Toc243651023"/>
       <w:r>
         <w:lastRenderedPageBreak/>
         <w:t>3 Defects and findings</w:t>
@@ -9783,7 +10002,10 @@
         <w:spacing w:after="120"/>
       </w:pPr>
       <w:r>
-        <w:t>Severity: High = wrong result or data exposure; Medium = visible to students or a security weakness without data exposure; Low = cosmetic, performance or tooling. None of the findings exposes data or gives a wrong course result.</w:t>
+        <w:t xml:space="preserve">Severity: High = wrong result or data exposure; Medium = visible to students or a security weakness without data exposure; Low = cosmetic, performance or tooling. None of the findings exposes data or gives a wrong course </w:t>
+      </w:r>
+      <w:r>
+        <w:t>result.</w:t>
       </w:r>
     </w:p>
     <w:p>
@@ -9791,7 +10013,7 @@
         <w:pStyle w:val="Caption"/>
         <w:keepNext/>
       </w:pPr>
-      <w:bookmarkStart w:id="14" w:name="_Toc243648087"/>
+      <w:bookmarkStart w:id="14" w:name="_Toc243651036"/>
       <w:r>
         <w:t xml:space="preserve">Table </w:t>
       </w:r>
@@ -12319,7 +12541,7 @@
         <w:keepNext/>
         <w:keepLines/>
       </w:pPr>
-      <w:bookmarkStart w:id="15" w:name="_Toc243648075"/>
+      <w:bookmarkStart w:id="15" w:name="_Toc243651024"/>
       <w:r>
         <w:t>3.1 Failures that are not application defects</w:t>
       </w:r>
@@ -12330,7 +12552,7 @@
         <w:pStyle w:val="Caption"/>
         <w:keepNext/>
       </w:pPr>
-      <w:bookmarkStart w:id="16" w:name="_Toc243648088"/>
+      <w:bookmarkStart w:id="16" w:name="_Toc243651037"/>
       <w:r>
         <w:t xml:space="preserve">Table </w:t>
       </w:r>
@@ -12711,7 +12933,7 @@
         <w:keepLines/>
         <w:pageBreakBefore/>
       </w:pPr>
-      <w:bookmarkStart w:id="17" w:name="_Toc243648076"/>
+      <w:bookmarkStart w:id="17" w:name="_Toc243651025"/>
       <w:r>
         <w:lastRenderedPageBreak/>
         <w:t>4 Security audit run-1</w:t>
@@ -12724,7 +12946,7 @@
         <w:keepNext/>
         <w:keepLines/>
       </w:pPr>
-      <w:bookmarkStart w:id="18" w:name="_Toc243648077"/>
+      <w:bookmarkStart w:id="18" w:name="_Toc243651026"/>
       <w:r>
         <w:t>4.1 Method</w:t>
       </w:r>
@@ -12767,7 +12989,7 @@
         <w:keepNext/>
         <w:keepLines/>
       </w:pPr>
-      <w:bookmarkStart w:id="19" w:name="_Toc243648078"/>
+      <w:bookmarkStart w:id="19" w:name="_Toc243651027"/>
       <w:r>
         <w:t>4.2 Results</w:t>
       </w:r>
@@ -12778,7 +13000,7 @@
         <w:pStyle w:val="Caption"/>
         <w:keepNext/>
       </w:pPr>
-      <w:bookmarkStart w:id="20" w:name="_Toc243648089"/>
+      <w:bookmarkStart w:id="20" w:name="_Toc243651038"/>
       <w:r>
         <w:t xml:space="preserve">Table </w:t>
       </w:r>
@@ -13132,7 +13354,7 @@
         <w:pStyle w:val="Caption"/>
         <w:keepNext/>
       </w:pPr>
-      <w:bookmarkStart w:id="21" w:name="_Toc243648090"/>
+      <w:bookmarkStart w:id="21" w:name="_Toc243651039"/>
       <w:r>
         <w:t xml:space="preserve">Table </w:t>
       </w:r>
@@ -15722,7 +15944,7 @@
         <w:keepLines/>
         <w:pageBreakBefore/>
       </w:pPr>
-      <w:bookmarkStart w:id="22" w:name="_Toc243648079"/>
+      <w:bookmarkStart w:id="22" w:name="_Toc243651028"/>
       <w:r>
         <w:lastRenderedPageBreak/>
         <w:t>5 Limits of this campaign</w:t>
@@ -15812,7 +16034,7 @@
         <w:keepLines/>
         <w:pageBreakBefore/>
       </w:pPr>
-      <w:bookmarkStart w:id="23" w:name="_Toc243648080"/>
+      <w:bookmarkStart w:id="23" w:name="_Toc243651029"/>
       <w:r>
         <w:lastRenderedPageBreak/>
         <w:t>6 Conclusion</w:t>
@@ -15847,7 +16069,7 @@
         <w:keepLines/>
         <w:pageBreakBefore/>
       </w:pPr>
-      <w:bookmarkStart w:id="24" w:name="_Toc243648081"/>
+      <w:bookmarkStart w:id="24" w:name="_Toc243651030"/>
       <w:r>
         <w:lastRenderedPageBreak/>
         <w:t>7 Appendix A. Result files</w:t>
@@ -16118,10 +16340,72 @@
 <file path=word/numbering.xml><?xml version="1.0" encoding="utf-8"?>
 <w:numbering xmlns:wpc="http://schemas.microsoft.com/office/word/2010/wordprocessingCanvas" xmlns:cx="http://schemas.microsoft.com/office/drawing/2014/chartex" xmlns:cx1="http://schemas.microsoft.com/office/drawing/2015/9/8/chartex" xmlns:cx2="http://schemas.microsoft.com/office/drawing/2015/10/21/chartex" xmlns:cx3="http://schemas.microsoft.com/office/drawing/2016/5/9/chartex" xmlns:cx4="http://schemas.microsoft.com/office/drawing/2016/5/10/chartex" xmlns:cx5="http://schemas.microsoft.com/office/drawing/2016/5/11/chartex" xmlns:cx6="http://schemas.microsoft.com/office/drawing/2016/5/12/chartex" xmlns:cx7="http://schemas.microsoft.com/office/drawing/2016/5/13/chartex" xmlns:cx8="http://schemas.microsoft.com/office/drawing/2016/5/14/chartex" xmlns:mc="http://schemas.openxmlformats.org/markup-compatibility/2006" xmlns:aink="http://schemas.microsoft.com/office/drawing/2016/ink" xmlns:am3d="http://schemas.microsoft.com/office/drawing/2017/model3d" xmlns:o="urn:schemas-microsoft-com:office:office" xmlns:oel="http://schemas.microsoft.com/office/2019/extlst" xmlns:r="http://schemas.openxmlformats.org/officeDocument/2006/relationships" xmlns:m="http://schemas.openxmlformats.org/officeDocument/2006/math" xmlns:v="urn:schemas-microsoft-com:vml" xmlns:wp14="http://schemas.microsoft.com/office/word/2010/wordprocessingDrawing" xmlns:wp="http://schemas.openxmlformats.org/drawingml/2006/wordprocessingDrawing" xmlns:w10="urn:schemas-microsoft-com:office:word" xmlns:w="http://schemas.openxmlformats.org/wordprocessingml/2006/main" xmlns:w14="http://schemas.microsoft.com/office/word/2010/wordml" xmlns:w15="http://schemas.microsoft.com/office/word/2012/wordml" xmlns:w16cex="http://schemas.microsoft.com/office/word/2018/wordml/cex" xmlns:w16cid="http://schemas.microsoft.com/office/word/2016/wordml/cid" xmlns:w16="http://schemas.microsoft.com/office/word/2018/wordml" xmlns:w16du="http://schemas.microsoft.com/office/word/2023/wordml/word16du" xmlns:w16sdtdh="http://schemas.microsoft.com/office/word/2020/wordml/sdtdatahash" xmlns:w16sdtfl="http://schemas.microsoft.com/office/word/2024/wordml/sdtformatlock" xmlns:w16se="http://schemas.microsoft.com/office/word/2015/wordml/symex" xmlns:wpg="http://schemas.microsoft.com/office/word/2010/wordprocessingGroup" xmlns:wpi="http://schemas.microsoft.com/office/word/2010/wordprocessingInk" xmlns:wne="http://schemas.microsoft.com/office/word/2006/wordml" xmlns:wps="http://schemas.microsoft.com/office/word/2010/wordprocessingShape" mc:Ignorable="w14 w15 w16se w16cid w16 w16cex w16sdtdh w16sdtfl w16du wp14">
   <w:abstractNum w:abstractNumId="0" w15:restartNumberingAfterBreak="0">
-    <w:nsid w:val="19EB0413"/>
+    <w:nsid w:val="0D273534"/>
     <w:multiLevelType w:val="hybridMultilevel"/>
-    <w:tmpl w:val="0674E988"/>
-    <w:lvl w:ilvl="0" w:tplc="C62E647C" w:tentative="1">
+    <w:tmpl w:val="7D70A19E"/>
+    <w:lvl w:ilvl="0" w:tplc="9E220D5E" w:tentative="1">
+      <w:start w:val="1"/>
+      <w:numFmt w:val="decimal"/>
+      <w:lvlText w:val="%1."/>
+      <w:lvlJc w:val="left"/>
+      <w:pPr>
+        <w:ind w:left="720" w:hanging="360"/>
+      </w:pPr>
+    </w:lvl>
+    <w:lvl w:ilvl="1" w:tplc="3418D9A8" w:tentative="1">
+      <w:start w:val="1"/>
+      <w:numFmt w:val="lowerLetter"/>
+      <w:lvlText w:val="%2."/>
+      <w:lvlJc w:val="left"/>
+      <w:pPr>
+        <w:ind w:left="1080" w:hanging="360"/>
+      </w:pPr>
+    </w:lvl>
+    <w:lvl w:ilvl="2" w:tplc="C1EE3E06" w:tentative="1">
+      <w:start w:val="1"/>
+      <w:numFmt w:val="lowerRoman"/>
+      <w:lvlText w:val="%3."/>
+      <w:lvlJc w:val="left"/>
+      <w:pPr>
+        <w:ind w:left="1440" w:hanging="360"/>
+      </w:pPr>
+    </w:lvl>
+    <w:lvl w:ilvl="3" w:tplc="E9CCF892">
+      <w:numFmt w:val="decimal"/>
+      <w:lvlText w:val=""/>
+      <w:lvlJc w:val="left"/>
+    </w:lvl>
+    <w:lvl w:ilvl="4" w:tplc="96129FA6">
+      <w:numFmt w:val="decimal"/>
+      <w:lvlText w:val=""/>
+      <w:lvlJc w:val="left"/>
+    </w:lvl>
+    <w:lvl w:ilvl="5" w:tplc="53904034">
+      <w:numFmt w:val="decimal"/>
+      <w:lvlText w:val=""/>
+      <w:lvlJc w:val="left"/>
+    </w:lvl>
+    <w:lvl w:ilvl="6" w:tplc="6B643780">
+      <w:numFmt w:val="decimal"/>
+      <w:lvlText w:val=""/>
+      <w:lvlJc w:val="left"/>
+    </w:lvl>
+    <w:lvl w:ilvl="7" w:tplc="A502E8EA">
+      <w:numFmt w:val="decimal"/>
+      <w:lvlText w:val=""/>
+      <w:lvlJc w:val="left"/>
+    </w:lvl>
+    <w:lvl w:ilvl="8" w:tplc="E460C940">
+      <w:numFmt w:val="decimal"/>
+      <w:lvlText w:val=""/>
+      <w:lvlJc w:val="left"/>
+    </w:lvl>
+  </w:abstractNum>
+  <w:abstractNum w:abstractNumId="1" w15:restartNumberingAfterBreak="0">
+    <w:nsid w:val="31BE7651"/>
+    <w:multiLevelType w:val="hybridMultilevel"/>
+    <w:tmpl w:val="CA94128A"/>
+    <w:lvl w:ilvl="0" w:tplc="74CE7614" w:tentative="1">
       <w:start w:val="1"/>
       <w:numFmt w:val="bullet"/>
       <w:lvlText w:val="●"/>
@@ -16130,7 +16414,7 @@
         <w:ind w:left="720" w:hanging="360"/>
       </w:pPr>
     </w:lvl>
-    <w:lvl w:ilvl="1" w:tplc="5AB416BC" w:tentative="1">
+    <w:lvl w:ilvl="1" w:tplc="3D962822" w:tentative="1">
       <w:start w:val="1"/>
       <w:numFmt w:val="bullet"/>
       <w:lvlText w:val="○"/>
@@ -16139,7 +16423,7 @@
         <w:ind w:left="1440" w:hanging="360"/>
       </w:pPr>
     </w:lvl>
-    <w:lvl w:ilvl="2" w:tplc="AF3E6E3C" w:tentative="1">
+    <w:lvl w:ilvl="2" w:tplc="E534ACBC" w:tentative="1">
       <w:start w:val="1"/>
       <w:numFmt w:val="bullet"/>
       <w:lvlText w:val="■"/>
@@ -16148,7 +16432,7 @@
         <w:ind w:left="2160" w:hanging="360"/>
       </w:pPr>
     </w:lvl>
-    <w:lvl w:ilvl="3" w:tplc="4CCA3CA2" w:tentative="1">
+    <w:lvl w:ilvl="3" w:tplc="551CAF52" w:tentative="1">
       <w:start w:val="1"/>
       <w:numFmt w:val="bullet"/>
       <w:lvlText w:val="●"/>
@@ -16157,7 +16441,7 @@
         <w:ind w:left="2880" w:hanging="360"/>
       </w:pPr>
     </w:lvl>
-    <w:lvl w:ilvl="4" w:tplc="8AB279D8" w:tentative="1">
+    <w:lvl w:ilvl="4" w:tplc="51ACACB0" w:tentative="1">
       <w:start w:val="1"/>
       <w:numFmt w:val="bullet"/>
       <w:lvlText w:val="○"/>
@@ -16166,7 +16450,7 @@
         <w:ind w:left="3600" w:hanging="360"/>
       </w:pPr>
     </w:lvl>
-    <w:lvl w:ilvl="5" w:tplc="CB0AF154" w:tentative="1">
+    <w:lvl w:ilvl="5" w:tplc="4BF45AFE" w:tentative="1">
       <w:start w:val="1"/>
       <w:numFmt w:val="bullet"/>
       <w:lvlText w:val="■"/>
@@ -16175,7 +16459,7 @@
         <w:ind w:left="4320" w:hanging="360"/>
       </w:pPr>
     </w:lvl>
-    <w:lvl w:ilvl="6" w:tplc="E7181A3E" w:tentative="1">
+    <w:lvl w:ilvl="6" w:tplc="166EFCD6" w:tentative="1">
       <w:start w:val="1"/>
       <w:numFmt w:val="bullet"/>
       <w:lvlText w:val="●"/>
@@ -16184,7 +16468,7 @@
         <w:ind w:left="5040" w:hanging="360"/>
       </w:pPr>
     </w:lvl>
-    <w:lvl w:ilvl="7" w:tplc="40E2AA00" w:tentative="1">
+    <w:lvl w:ilvl="7" w:tplc="32569088" w:tentative="1">
       <w:start w:val="1"/>
       <w:numFmt w:val="bullet"/>
       <w:lvlText w:val="●"/>
@@ -16193,7 +16477,7 @@
         <w:ind w:left="5760" w:hanging="360"/>
       </w:pPr>
     </w:lvl>
-    <w:lvl w:ilvl="8" w:tplc="628E6186" w:tentative="1">
+    <w:lvl w:ilvl="8" w:tplc="316A14E8" w:tentative="1">
       <w:start w:val="1"/>
       <w:numFmt w:val="bullet"/>
       <w:lvlText w:val="●"/>
@@ -16203,11 +16487,11 @@
       </w:pPr>
     </w:lvl>
   </w:abstractNum>
-  <w:abstractNum w:abstractNumId="1" w15:restartNumberingAfterBreak="0">
-    <w:nsid w:val="5C8B1A7C"/>
+  <w:abstractNum w:abstractNumId="2" w15:restartNumberingAfterBreak="0">
+    <w:nsid w:val="4D6D19E0"/>
     <w:multiLevelType w:val="hybridMultilevel"/>
-    <w:tmpl w:val="664616A8"/>
-    <w:lvl w:ilvl="0" w:tplc="B03EEE4C">
+    <w:tmpl w:val="C89CAA96"/>
+    <w:lvl w:ilvl="0" w:tplc="B7A856DE">
       <w:start w:val="1"/>
       <w:numFmt w:val="bullet"/>
       <w:lvlText w:val="•"/>
@@ -16216,7 +16500,7 @@
         <w:ind w:left="720" w:hanging="280"/>
       </w:pPr>
     </w:lvl>
-    <w:lvl w:ilvl="1" w:tplc="6E3C8042" w:tentative="1">
+    <w:lvl w:ilvl="1" w:tplc="036A4E6A" w:tentative="1">
       <w:start w:val="1"/>
       <w:numFmt w:val="bullet"/>
       <w:lvlText w:val="–"/>
@@ -16225,7 +16509,7 @@
         <w:ind w:left="1080" w:hanging="280"/>
       </w:pPr>
     </w:lvl>
-    <w:lvl w:ilvl="2" w:tplc="0B7E3646" w:tentative="1">
+    <w:lvl w:ilvl="2" w:tplc="CB3EC076" w:tentative="1">
       <w:start w:val="1"/>
       <w:numFmt w:val="bullet"/>
       <w:lvlText w:val="▪"/>
@@ -16234,107 +16518,45 @@
         <w:ind w:left="1440" w:hanging="280"/>
       </w:pPr>
     </w:lvl>
-    <w:lvl w:ilvl="3" w:tplc="8BA4848C">
+    <w:lvl w:ilvl="3" w:tplc="F5BE25A8">
       <w:numFmt w:val="decimal"/>
       <w:lvlText w:val=""/>
       <w:lvlJc w:val="left"/>
     </w:lvl>
-    <w:lvl w:ilvl="4" w:tplc="801662D0">
+    <w:lvl w:ilvl="4" w:tplc="DFE4CB78">
       <w:numFmt w:val="decimal"/>
       <w:lvlText w:val=""/>
       <w:lvlJc w:val="left"/>
     </w:lvl>
-    <w:lvl w:ilvl="5" w:tplc="4C6C38E2">
+    <w:lvl w:ilvl="5" w:tplc="7018B8DC">
       <w:numFmt w:val="decimal"/>
       <w:lvlText w:val=""/>
       <w:lvlJc w:val="left"/>
     </w:lvl>
-    <w:lvl w:ilvl="6" w:tplc="C27A5FA0">
+    <w:lvl w:ilvl="6" w:tplc="52DC254C">
       <w:numFmt w:val="decimal"/>
       <w:lvlText w:val=""/>
       <w:lvlJc w:val="left"/>
     </w:lvl>
-    <w:lvl w:ilvl="7" w:tplc="131EB398">
+    <w:lvl w:ilvl="7" w:tplc="3EE8DA32">
       <w:numFmt w:val="decimal"/>
       <w:lvlText w:val=""/>
       <w:lvlJc w:val="left"/>
     </w:lvl>
-    <w:lvl w:ilvl="8" w:tplc="57FAA5E6">
+    <w:lvl w:ilvl="8" w:tplc="43AEF440">
       <w:numFmt w:val="decimal"/>
       <w:lvlText w:val=""/>
       <w:lvlJc w:val="left"/>
     </w:lvl>
   </w:abstractNum>
-  <w:abstractNum w:abstractNumId="2" w15:restartNumberingAfterBreak="0">
-    <w:nsid w:val="7B0C4827"/>
-    <w:multiLevelType w:val="hybridMultilevel"/>
-    <w:tmpl w:val="777C4F16"/>
-    <w:lvl w:ilvl="0" w:tplc="7526D4A8" w:tentative="1">
-      <w:start w:val="1"/>
-      <w:numFmt w:val="decimal"/>
-      <w:lvlText w:val="%1."/>
-      <w:lvlJc w:val="left"/>
-      <w:pPr>
-        <w:ind w:left="720" w:hanging="360"/>
-      </w:pPr>
-    </w:lvl>
-    <w:lvl w:ilvl="1" w:tplc="B41ABF22" w:tentative="1">
-      <w:start w:val="1"/>
-      <w:numFmt w:val="lowerLetter"/>
-      <w:lvlText w:val="%2."/>
-      <w:lvlJc w:val="left"/>
-      <w:pPr>
-        <w:ind w:left="1080" w:hanging="360"/>
-      </w:pPr>
-    </w:lvl>
-    <w:lvl w:ilvl="2" w:tplc="32123698" w:tentative="1">
-      <w:start w:val="1"/>
-      <w:numFmt w:val="lowerRoman"/>
-      <w:lvlText w:val="%3."/>
-      <w:lvlJc w:val="left"/>
-      <w:pPr>
-        <w:ind w:left="1440" w:hanging="360"/>
-      </w:pPr>
-    </w:lvl>
-    <w:lvl w:ilvl="3" w:tplc="C12659C8">
-      <w:numFmt w:val="decimal"/>
-      <w:lvlText w:val=""/>
-      <w:lvlJc w:val="left"/>
-    </w:lvl>
-    <w:lvl w:ilvl="4" w:tplc="CB6C6A58">
-      <w:numFmt w:val="decimal"/>
-      <w:lvlText w:val=""/>
-      <w:lvlJc w:val="left"/>
-    </w:lvl>
-    <w:lvl w:ilvl="5" w:tplc="204C6620">
-      <w:numFmt w:val="decimal"/>
-      <w:lvlText w:val=""/>
-      <w:lvlJc w:val="left"/>
-    </w:lvl>
-    <w:lvl w:ilvl="6" w:tplc="3FB455A2">
-      <w:numFmt w:val="decimal"/>
-      <w:lvlText w:val=""/>
-      <w:lvlJc w:val="left"/>
-    </w:lvl>
-    <w:lvl w:ilvl="7" w:tplc="857A1414">
-      <w:numFmt w:val="decimal"/>
-      <w:lvlText w:val=""/>
-      <w:lvlJc w:val="left"/>
-    </w:lvl>
-    <w:lvl w:ilvl="8" w:tplc="B3846F24">
-      <w:numFmt w:val="decimal"/>
-      <w:lvlText w:val=""/>
-      <w:lvlJc w:val="left"/>
-    </w:lvl>
-  </w:abstractNum>
-  <w:num w:numId="1" w16cid:durableId="236480264">
-    <w:abstractNumId w:val="0"/>
+  <w:num w:numId="1" w16cid:durableId="1662082985">
+    <w:abstractNumId w:val="1"/>
     <w:lvlOverride w:ilvl="0">
       <w:startOverride w:val="1"/>
     </w:lvlOverride>
   </w:num>
-  <w:num w:numId="2" w16cid:durableId="1917009104">
-    <w:abstractNumId w:val="1"/>
+  <w:num w:numId="2" w16cid:durableId="1421947943">
+    <w:abstractNumId w:val="2"/>
     <w:lvlOverride w:ilvl="0">
       <w:startOverride w:val="1"/>
     </w:lvlOverride>
@@ -17038,7 +17260,7 @@
     <w:autoRedefine/>
     <w:uiPriority w:val="39"/>
     <w:unhideWhenUsed/>
-    <w:rsid w:val="00CE54C0"/>
+    <w:rsid w:val="001F0015"/>
     <w:pPr>
       <w:spacing w:after="100"/>
     </w:pPr>
@@ -17050,7 +17272,7 @@
     <w:autoRedefine/>
     <w:uiPriority w:val="39"/>
     <w:unhideWhenUsed/>
-    <w:rsid w:val="00CE54C0"/>
+    <w:rsid w:val="001F0015"/>
     <w:pPr>
       <w:spacing w:after="100"/>
       <w:ind w:left="210"/>
@@ -17062,7 +17284,7 @@
     <w:next w:val="Normal"/>
     <w:uiPriority w:val="99"/>
     <w:unhideWhenUsed/>
-    <w:rsid w:val="00CE54C0"/>
+    <w:rsid w:val="001F0015"/>
   </w:style>
 </w:styles>
 </file>

--- a/docs/08-test-plan/ZP-DOC-08_Test-Summary-Report.docx
+++ b/docs/08-test-plan/ZP-DOC-08_Test-Summary-Report.docx
@@ -2423,7 +2423,7 @@
     <w:sdt>
       <w:sdtPr>
         <w:alias w:val="Contents"/>
-        <w:id w:val="-1297366704"/>
+        <w:id w:val="327564693"/>
       </w:sdtPr>
       <w:sdtEndPr/>
       <w:sdtContent>
@@ -2452,7 +2452,7 @@
           <w:r>
             <w:fldChar w:fldCharType="separate"/>
           </w:r>
-          <w:hyperlink w:anchor="_Toc243651015" w:history="1">
+          <w:hyperlink w:anchor="_Toc243654317" w:history="1">
             <w:r>
               <w:rPr>
                 <w:rStyle w:val="Hyperlink"/>
@@ -2476,7 +2476,7 @@
               <w:rPr>
                 <w:noProof/>
               </w:rPr>
-              <w:instrText xml:space="preserve"> PAGEREF _Toc243651015 \h </w:instrText>
+              <w:instrText xml:space="preserve"> PAGEREF _Toc243654317 \h </w:instrText>
             </w:r>
             <w:r>
               <w:rPr>
@@ -2519,7 +2519,7 @@
               <w14:ligatures w14:val="standardContextual"/>
             </w:rPr>
           </w:pPr>
-          <w:hyperlink w:anchor="_Toc243651016" w:history="1">
+          <w:hyperlink w:anchor="_Toc243654318" w:history="1">
             <w:r>
               <w:rPr>
                 <w:rStyle w:val="Hyperlink"/>
@@ -2543,7 +2543,7 @@
               <w:rPr>
                 <w:noProof/>
               </w:rPr>
-              <w:instrText xml:space="preserve"> PAGEREF _Toc243651016 \h </w:instrText>
+              <w:instrText xml:space="preserve"> PAGEREF _Toc243654318 \h </w:instrText>
             </w:r>
             <w:r>
               <w:rPr>
@@ -2586,7 +2586,7 @@
               <w14:ligatures w14:val="standardContextual"/>
             </w:rPr>
           </w:pPr>
-          <w:hyperlink w:anchor="_Toc243651017" w:history="1">
+          <w:hyperlink w:anchor="_Toc243654319" w:history="1">
             <w:r>
               <w:rPr>
                 <w:rStyle w:val="Hyperlink"/>
@@ -2610,7 +2610,7 @@
               <w:rPr>
                 <w:noProof/>
               </w:rPr>
-              <w:instrText xml:space="preserve"> PAGEREF _Toc243651017 \h </w:instrText>
+              <w:instrText xml:space="preserve"> PAGEREF _Toc243654319 \h </w:instrText>
             </w:r>
             <w:r>
               <w:rPr>
@@ -2653,7 +2653,7 @@
               <w14:ligatures w14:val="standardContextual"/>
             </w:rPr>
           </w:pPr>
-          <w:hyperlink w:anchor="_Toc243651018" w:history="1">
+          <w:hyperlink w:anchor="_Toc243654320" w:history="1">
             <w:r>
               <w:rPr>
                 <w:rStyle w:val="Hyperlink"/>
@@ -2677,7 +2677,7 @@
               <w:rPr>
                 <w:noProof/>
               </w:rPr>
-              <w:instrText xml:space="preserve"> PAGEREF _Toc243651018 \h </w:instrText>
+              <w:instrText xml:space="preserve"> PAGEREF _Toc243654320 \h </w:instrText>
             </w:r>
             <w:r>
               <w:rPr>
@@ -2720,7 +2720,7 @@
               <w14:ligatures w14:val="standardContextual"/>
             </w:rPr>
           </w:pPr>
-          <w:hyperlink w:anchor="_Toc243651019" w:history="1">
+          <w:hyperlink w:anchor="_Toc243654321" w:history="1">
             <w:r>
               <w:rPr>
                 <w:rStyle w:val="Hyperlink"/>
@@ -2744,7 +2744,7 @@
               <w:rPr>
                 <w:noProof/>
               </w:rPr>
-              <w:instrText xml:space="preserve"> PAGEREF _Toc243651019 \h </w:instrText>
+              <w:instrText xml:space="preserve"> PAGEREF _Toc243654321 \h </w:instrText>
             </w:r>
             <w:r>
               <w:rPr>
@@ -2787,7 +2787,7 @@
               <w14:ligatures w14:val="standardContextual"/>
             </w:rPr>
           </w:pPr>
-          <w:hyperlink w:anchor="_Toc243651020" w:history="1">
+          <w:hyperlink w:anchor="_Toc243654322" w:history="1">
             <w:r>
               <w:rPr>
                 <w:rStyle w:val="Hyperlink"/>
@@ -2811,7 +2811,7 @@
               <w:rPr>
                 <w:noProof/>
               </w:rPr>
-              <w:instrText xml:space="preserve"> PAGEREF _Toc243651020 \h </w:instrText>
+              <w:instrText xml:space="preserve"> PAGEREF _Toc243654322 \h </w:instrText>
             </w:r>
             <w:r>
               <w:rPr>
@@ -2854,7 +2854,7 @@
               <w14:ligatures w14:val="standardContextual"/>
             </w:rPr>
           </w:pPr>
-          <w:hyperlink w:anchor="_Toc243651021" w:history="1">
+          <w:hyperlink w:anchor="_Toc243654323" w:history="1">
             <w:r>
               <w:rPr>
                 <w:rStyle w:val="Hyperlink"/>
@@ -2878,7 +2878,7 @@
               <w:rPr>
                 <w:noProof/>
               </w:rPr>
-              <w:instrText xml:space="preserve"> PAGEREF _Toc243651021 \h </w:instrText>
+              <w:instrText xml:space="preserve"> PAGEREF _Toc243654323 \h </w:instrText>
             </w:r>
             <w:r>
               <w:rPr>
@@ -2921,7 +2921,7 @@
               <w14:ligatures w14:val="standardContextual"/>
             </w:rPr>
           </w:pPr>
-          <w:hyperlink w:anchor="_Toc243651022" w:history="1">
+          <w:hyperlink w:anchor="_Toc243654324" w:history="1">
             <w:r>
               <w:rPr>
                 <w:rStyle w:val="Hyperlink"/>
@@ -2945,7 +2945,7 @@
               <w:rPr>
                 <w:noProof/>
               </w:rPr>
-              <w:instrText xml:space="preserve"> PAGEREF _Toc243651022 \h </w:instrText>
+              <w:instrText xml:space="preserve"> PAGEREF _Toc243654324 \h </w:instrText>
             </w:r>
             <w:r>
               <w:rPr>
@@ -2988,7 +2988,7 @@
               <w14:ligatures w14:val="standardContextual"/>
             </w:rPr>
           </w:pPr>
-          <w:hyperlink w:anchor="_Toc243651023" w:history="1">
+          <w:hyperlink w:anchor="_Toc243654325" w:history="1">
             <w:r>
               <w:rPr>
                 <w:rStyle w:val="Hyperlink"/>
@@ -3012,7 +3012,7 @@
               <w:rPr>
                 <w:noProof/>
               </w:rPr>
-              <w:instrText xml:space="preserve"> PAGEREF _Toc243651023 \h </w:instrText>
+              <w:instrText xml:space="preserve"> PAGEREF _Toc243654325 \h </w:instrText>
             </w:r>
             <w:r>
               <w:rPr>
@@ -3055,7 +3055,7 @@
               <w14:ligatures w14:val="standardContextual"/>
             </w:rPr>
           </w:pPr>
-          <w:hyperlink w:anchor="_Toc243651024" w:history="1">
+          <w:hyperlink w:anchor="_Toc243654326" w:history="1">
             <w:r>
               <w:rPr>
                 <w:rStyle w:val="Hyperlink"/>
@@ -3079,7 +3079,7 @@
               <w:rPr>
                 <w:noProof/>
               </w:rPr>
-              <w:instrText xml:space="preserve"> PAGEREF _Toc243651024 \h </w:instrText>
+              <w:instrText xml:space="preserve"> PAGEREF _Toc243654326 \h </w:instrText>
             </w:r>
             <w:r>
               <w:rPr>
@@ -3122,7 +3122,7 @@
               <w14:ligatures w14:val="standardContextual"/>
             </w:rPr>
           </w:pPr>
-          <w:hyperlink w:anchor="_Toc243651025" w:history="1">
+          <w:hyperlink w:anchor="_Toc243654327" w:history="1">
             <w:r>
               <w:rPr>
                 <w:rStyle w:val="Hyperlink"/>
@@ -3146,7 +3146,7 @@
               <w:rPr>
                 <w:noProof/>
               </w:rPr>
-              <w:instrText xml:space="preserve"> PAGEREF _Toc243651025 \h </w:instrText>
+              <w:instrText xml:space="preserve"> PAGEREF _Toc243654327 \h </w:instrText>
             </w:r>
             <w:r>
               <w:rPr>
@@ -3189,7 +3189,7 @@
               <w14:ligatures w14:val="standardContextual"/>
             </w:rPr>
           </w:pPr>
-          <w:hyperlink w:anchor="_Toc243651026" w:history="1">
+          <w:hyperlink w:anchor="_Toc243654328" w:history="1">
             <w:r>
               <w:rPr>
                 <w:rStyle w:val="Hyperlink"/>
@@ -3213,7 +3213,7 @@
               <w:rPr>
                 <w:noProof/>
               </w:rPr>
-              <w:instrText xml:space="preserve"> PAGEREF _Toc243651026 \h </w:instrText>
+              <w:instrText xml:space="preserve"> PAGEREF _Toc243654328 \h </w:instrText>
             </w:r>
             <w:r>
               <w:rPr>
@@ -3256,7 +3256,7 @@
               <w14:ligatures w14:val="standardContextual"/>
             </w:rPr>
           </w:pPr>
-          <w:hyperlink w:anchor="_Toc243651027" w:history="1">
+          <w:hyperlink w:anchor="_Toc243654329" w:history="1">
             <w:r>
               <w:rPr>
                 <w:rStyle w:val="Hyperlink"/>
@@ -3280,7 +3280,7 @@
               <w:rPr>
                 <w:noProof/>
               </w:rPr>
-              <w:instrText xml:space="preserve"> PAGEREF _Toc243651027 \h </w:instrText>
+              <w:instrText xml:space="preserve"> PAGEREF _Toc243654329 \h </w:instrText>
             </w:r>
             <w:r>
               <w:rPr>
@@ -3323,7 +3323,7 @@
               <w14:ligatures w14:val="standardContextual"/>
             </w:rPr>
           </w:pPr>
-          <w:hyperlink w:anchor="_Toc243651028" w:history="1">
+          <w:hyperlink w:anchor="_Toc243654330" w:history="1">
             <w:r>
               <w:rPr>
                 <w:rStyle w:val="Hyperlink"/>
@@ -3347,7 +3347,7 @@
               <w:rPr>
                 <w:noProof/>
               </w:rPr>
-              <w:instrText xml:space="preserve"> PAGEREF _Toc243651028 \h </w:instrText>
+              <w:instrText xml:space="preserve"> PAGEREF _Toc243654330 \h </w:instrText>
             </w:r>
             <w:r>
               <w:rPr>
@@ -3390,7 +3390,7 @@
               <w14:ligatures w14:val="standardContextual"/>
             </w:rPr>
           </w:pPr>
-          <w:hyperlink w:anchor="_Toc243651029" w:history="1">
+          <w:hyperlink w:anchor="_Toc243654331" w:history="1">
             <w:r>
               <w:rPr>
                 <w:rStyle w:val="Hyperlink"/>
@@ -3414,7 +3414,7 @@
               <w:rPr>
                 <w:noProof/>
               </w:rPr>
-              <w:instrText xml:space="preserve"> PAGEREF _Toc243651029 \h </w:instrText>
+              <w:instrText xml:space="preserve"> PAGEREF _Toc243654331 \h </w:instrText>
             </w:r>
             <w:r>
               <w:rPr>
@@ -3457,7 +3457,7 @@
               <w14:ligatures w14:val="standardContextual"/>
             </w:rPr>
           </w:pPr>
-          <w:hyperlink w:anchor="_Toc243651030" w:history="1">
+          <w:hyperlink w:anchor="_Toc243654332" w:history="1">
             <w:r>
               <w:rPr>
                 <w:rStyle w:val="Hyperlink"/>
@@ -3481,7 +3481,7 @@
               <w:rPr>
                 <w:noProof/>
               </w:rPr>
-              <w:instrText xml:space="preserve"> PAGEREF _Toc243651030 \h </w:instrText>
+              <w:instrText xml:space="preserve"> PAGEREF _Toc243654332 \h </w:instrText>
             </w:r>
             <w:r>
               <w:rPr>
@@ -3527,7 +3527,7 @@
     <w:sdt>
       <w:sdtPr>
         <w:alias w:val="Tables"/>
-        <w:id w:val="1928459108"/>
+        <w:id w:val="-693540349"/>
       </w:sdtPr>
       <w:sdtEndPr/>
       <w:sdtContent>
@@ -3556,7 +3556,7 @@
           <w:r>
             <w:fldChar w:fldCharType="separate"/>
           </w:r>
-          <w:hyperlink w:anchor="_Toc243651031" w:history="1">
+          <w:hyperlink w:anchor="_Toc243654333" w:history="1">
             <w:r>
               <w:rPr>
                 <w:rStyle w:val="Hyperlink"/>
@@ -3580,7 +3580,7 @@
               <w:rPr>
                 <w:noProof/>
               </w:rPr>
-              <w:instrText xml:space="preserve"> PAGEREF _Toc243651031 \h </w:instrText>
+              <w:instrText xml:space="preserve"> PAGEREF _Toc243654333 \h </w:instrText>
             </w:r>
             <w:r>
               <w:rPr>
@@ -3623,7 +3623,7 @@
               <w14:ligatures w14:val="standardContextual"/>
             </w:rPr>
           </w:pPr>
-          <w:hyperlink w:anchor="_Toc243651032" w:history="1">
+          <w:hyperlink w:anchor="_Toc243654334" w:history="1">
             <w:r>
               <w:rPr>
                 <w:rStyle w:val="Hyperlink"/>
@@ -3647,7 +3647,7 @@
               <w:rPr>
                 <w:noProof/>
               </w:rPr>
-              <w:instrText xml:space="preserve"> PAGEREF _Toc243651032 \h </w:instrText>
+              <w:instrText xml:space="preserve"> PAGEREF _Toc243654334 \h </w:instrText>
             </w:r>
             <w:r>
               <w:rPr>
@@ -3690,7 +3690,7 @@
               <w14:ligatures w14:val="standardContextual"/>
             </w:rPr>
           </w:pPr>
-          <w:hyperlink w:anchor="_Toc243651033" w:history="1">
+          <w:hyperlink w:anchor="_Toc243654335" w:history="1">
             <w:r>
               <w:rPr>
                 <w:rStyle w:val="Hyperlink"/>
@@ -3714,7 +3714,7 @@
               <w:rPr>
                 <w:noProof/>
               </w:rPr>
-              <w:instrText xml:space="preserve"> PAGEREF _Toc243651033 \h </w:instrText>
+              <w:instrText xml:space="preserve"> PAGEREF _Toc243654335 \h </w:instrText>
             </w:r>
             <w:r>
               <w:rPr>
@@ -3757,7 +3757,7 @@
               <w14:ligatures w14:val="standardContextual"/>
             </w:rPr>
           </w:pPr>
-          <w:hyperlink w:anchor="_Toc243651034" w:history="1">
+          <w:hyperlink w:anchor="_Toc243654336" w:history="1">
             <w:r>
               <w:rPr>
                 <w:rStyle w:val="Hyperlink"/>
@@ -3781,7 +3781,7 @@
               <w:rPr>
                 <w:noProof/>
               </w:rPr>
-              <w:instrText xml:space="preserve"> PAGEREF _Toc243651034 \h </w:instrText>
+              <w:instrText xml:space="preserve"> PAGEREF _Toc243654336 \h </w:instrText>
             </w:r>
             <w:r>
               <w:rPr>
@@ -3824,7 +3824,7 @@
               <w14:ligatures w14:val="standardContextual"/>
             </w:rPr>
           </w:pPr>
-          <w:hyperlink w:anchor="_Toc243651035" w:history="1">
+          <w:hyperlink w:anchor="_Toc243654337" w:history="1">
             <w:r>
               <w:rPr>
                 <w:rStyle w:val="Hyperlink"/>
@@ -3848,7 +3848,7 @@
               <w:rPr>
                 <w:noProof/>
               </w:rPr>
-              <w:instrText xml:space="preserve"> PAGEREF _Toc243651035 \h </w:instrText>
+              <w:instrText xml:space="preserve"> PAGEREF _Toc243654337 \h </w:instrText>
             </w:r>
             <w:r>
               <w:rPr>
@@ -3891,7 +3891,7 @@
               <w14:ligatures w14:val="standardContextual"/>
             </w:rPr>
           </w:pPr>
-          <w:hyperlink w:anchor="_Toc243651036" w:history="1">
+          <w:hyperlink w:anchor="_Toc243654338" w:history="1">
             <w:r>
               <w:rPr>
                 <w:rStyle w:val="Hyperlink"/>
@@ -3915,7 +3915,7 @@
               <w:rPr>
                 <w:noProof/>
               </w:rPr>
-              <w:instrText xml:space="preserve"> PAGEREF _Toc243651036 \h </w:instrText>
+              <w:instrText xml:space="preserve"> PAGEREF _Toc243654338 \h </w:instrText>
             </w:r>
             <w:r>
               <w:rPr>
@@ -3958,7 +3958,7 @@
               <w14:ligatures w14:val="standardContextual"/>
             </w:rPr>
           </w:pPr>
-          <w:hyperlink w:anchor="_Toc243651037" w:history="1">
+          <w:hyperlink w:anchor="_Toc243654339" w:history="1">
             <w:r>
               <w:rPr>
                 <w:rStyle w:val="Hyperlink"/>
@@ -3982,7 +3982,7 @@
               <w:rPr>
                 <w:noProof/>
               </w:rPr>
-              <w:instrText xml:space="preserve"> PAGEREF _Toc243651037 \h </w:instrText>
+              <w:instrText xml:space="preserve"> PAGEREF _Toc243654339 \h </w:instrText>
             </w:r>
             <w:r>
               <w:rPr>
@@ -4025,7 +4025,7 @@
               <w14:ligatures w14:val="standardContextual"/>
             </w:rPr>
           </w:pPr>
-          <w:hyperlink w:anchor="_Toc243651038" w:history="1">
+          <w:hyperlink w:anchor="_Toc243654340" w:history="1">
             <w:r>
               <w:rPr>
                 <w:rStyle w:val="Hyperlink"/>
@@ -4049,7 +4049,7 @@
               <w:rPr>
                 <w:noProof/>
               </w:rPr>
-              <w:instrText xml:space="preserve"> PAGEREF _Toc243651038 \h </w:instrText>
+              <w:instrText xml:space="preserve"> PAGEREF _Toc243654340 \h </w:instrText>
             </w:r>
             <w:r>
               <w:rPr>
@@ -4092,7 +4092,7 @@
               <w14:ligatures w14:val="standardContextual"/>
             </w:rPr>
           </w:pPr>
-          <w:hyperlink w:anchor="_Toc243651039" w:history="1">
+          <w:hyperlink w:anchor="_Toc243654341" w:history="1">
             <w:r>
               <w:rPr>
                 <w:rStyle w:val="Hyperlink"/>
@@ -4116,7 +4116,7 @@
               <w:rPr>
                 <w:noProof/>
               </w:rPr>
-              <w:instrText xml:space="preserve"> PAGEREF _Toc243651039 \h </w:instrText>
+              <w:instrText xml:space="preserve"> PAGEREF _Toc243654341 \h </w:instrText>
             </w:r>
             <w:r>
               <w:rPr>
@@ -4157,7 +4157,7 @@
         <w:keepLines/>
         <w:pageBreakBefore/>
       </w:pPr>
-      <w:bookmarkStart w:id="0" w:name="_Toc243651015"/>
+      <w:bookmarkStart w:id="0" w:name="_Toc243654317"/>
       <w:r>
         <w:lastRenderedPageBreak/>
         <w:t>1 Introduction</w:t>
@@ -4170,7 +4170,7 @@
         <w:keepNext/>
         <w:keepLines/>
       </w:pPr>
-      <w:bookmarkStart w:id="1" w:name="_Toc243651016"/>
+      <w:bookmarkStart w:id="1" w:name="_Toc243654318"/>
       <w:r>
         <w:t>1.1 Purpose</w:t>
       </w:r>
@@ -4193,7 +4193,7 @@
         <w:keepNext/>
         <w:keepLines/>
       </w:pPr>
-      <w:bookmarkStart w:id="2" w:name="_Toc243651017"/>
+      <w:bookmarkStart w:id="2" w:name="_Toc243654319"/>
       <w:r>
         <w:t>1.2 How the campaign was run</w:t>
       </w:r>
@@ -4237,7 +4237,7 @@
         <w:keepNext/>
         <w:keepLines/>
       </w:pPr>
-      <w:bookmarkStart w:id="3" w:name="_Toc243651018"/>
+      <w:bookmarkStart w:id="3" w:name="_Toc243654320"/>
       <w:r>
         <w:t>1.3 Test environments</w:t>
       </w:r>
@@ -4248,7 +4248,7 @@
         <w:pStyle w:val="Caption"/>
         <w:keepNext/>
       </w:pPr>
-      <w:bookmarkStart w:id="4" w:name="_Toc243651031"/>
+      <w:bookmarkStart w:id="4" w:name="_Toc243654333"/>
       <w:r>
         <w:t xml:space="preserve">Table </w:t>
       </w:r>
@@ -4677,7 +4677,7 @@
         <w:keepLines/>
         <w:pageBreakBefore/>
       </w:pPr>
-      <w:bookmarkStart w:id="5" w:name="_Toc243651019"/>
+      <w:bookmarkStart w:id="5" w:name="_Toc243654321"/>
       <w:r>
         <w:lastRenderedPageBreak/>
         <w:t>2 Results summary</w:t>
@@ -4690,7 +4690,7 @@
         <w:keepNext/>
         <w:keepLines/>
       </w:pPr>
-      <w:bookmarkStart w:id="6" w:name="_Toc243651020"/>
+      <w:bookmarkStart w:id="6" w:name="_Toc243654322"/>
       <w:r>
         <w:t>2.1 Totals</w:t>
       </w:r>
@@ -4701,7 +4701,7 @@
         <w:pStyle w:val="Caption"/>
         <w:keepNext/>
       </w:pPr>
-      <w:bookmarkStart w:id="7" w:name="_Toc243651032"/>
+      <w:bookmarkStart w:id="7" w:name="_Toc243654334"/>
       <w:r>
         <w:t xml:space="preserve">Table </w:t>
       </w:r>
@@ -7724,7 +7724,7 @@
         <w:keepNext/>
         <w:keepLines/>
       </w:pPr>
-      <w:bookmarkStart w:id="8" w:name="_Toc243651021"/>
+      <w:bookmarkStart w:id="8" w:name="_Toc243654323"/>
       <w:r>
         <w:t>2.2 Re-run of 15 October 2026</w:t>
       </w:r>
@@ -7735,7 +7735,7 @@
         <w:pStyle w:val="Caption"/>
         <w:keepNext/>
       </w:pPr>
-      <w:bookmarkStart w:id="9" w:name="_Toc243651033"/>
+      <w:bookmarkStart w:id="9" w:name="_Toc243654335"/>
       <w:r>
         <w:t xml:space="preserve">Table </w:t>
       </w:r>
@@ -8354,7 +8354,7 @@
         <w:pStyle w:val="Caption"/>
         <w:keepNext/>
       </w:pPr>
-      <w:bookmarkStart w:id="10" w:name="_Toc243651034"/>
+      <w:bookmarkStart w:id="10" w:name="_Toc243654336"/>
       <w:r>
         <w:t xml:space="preserve">Table </w:t>
       </w:r>
@@ -8601,7 +8601,7 @@
                 <w:sz w:val="19"/>
                 <w:szCs w:val="19"/>
               </w:rPr>
-              <w:t>CR-012, 23 October</w:t>
+              <w:t>CR-012 revised, 23 October</w:t>
             </w:r>
           </w:p>
         </w:tc>
@@ -8632,7 +8632,7 @@
                 <w:sz w:val="19"/>
                 <w:szCs w:val="19"/>
               </w:rPr>
-              <w:t xml:space="preserve">38 files (37 passed, 1 opt-in skipped); 568 tests: </w:t>
+              <w:t xml:space="preserve">38 files; 570 tests: </w:t>
             </w:r>
             <w:r>
               <w:rPr>
@@ -8641,14 +8641,14 @@
                 <w:sz w:val="19"/>
                 <w:szCs w:val="19"/>
               </w:rPr>
-              <w:t>547 passed, 0 failed</w:t>
-            </w:r>
-            <w:r>
-              <w:rPr>
-                <w:sz w:val="19"/>
-                <w:szCs w:val="19"/>
-              </w:rPr>
-              <w:t xml:space="preserve">; new </w:t>
+              <w:t>549 passed, 0 failed</w:t>
+            </w:r>
+            <w:r>
+              <w:rPr>
+                <w:sz w:val="19"/>
+                <w:szCs w:val="19"/>
+              </w:rPr>
+              <w:t xml:space="preserve">; </w:t>
             </w:r>
             <w:r>
               <w:rPr>
@@ -8664,7 +8664,7 @@
                 <w:sz w:val="19"/>
                 <w:szCs w:val="19"/>
               </w:rPr>
-              <w:t xml:space="preserve"> (4), TC-142</w:t>
+              <w:t xml:space="preserve"> now 6</w:t>
             </w:r>
           </w:p>
         </w:tc>
@@ -8705,7 +8705,7 @@
                 <w:sz w:val="19"/>
                 <w:szCs w:val="19"/>
               </w:rPr>
-              <w:t>CR-011, 23 October</w:t>
+              <w:t>CR-012, 23 October</w:t>
             </w:r>
           </w:p>
         </w:tc>
@@ -8735,7 +8735,7 @@
                 <w:sz w:val="19"/>
                 <w:szCs w:val="19"/>
               </w:rPr>
-              <w:t xml:space="preserve">37 files (36 passed, 1 opt-in skipped); 564 tests: </w:t>
+              <w:t xml:space="preserve">38 files (37 passed, 1 opt-in skipped); 568 tests: </w:t>
             </w:r>
             <w:r>
               <w:rPr>
@@ -8744,7 +8744,7 @@
                 <w:sz w:val="19"/>
                 <w:szCs w:val="19"/>
               </w:rPr>
-              <w:t>543 passed, 0 failed</w:t>
+              <w:t>547 passed, 0 failed</w:t>
             </w:r>
             <w:r>
               <w:rPr>
@@ -8760,14 +8760,14 @@
                 <w:szCs w:val="17"/>
                 <w:shd w:val="clear" w:color="auto" w:fill="F2F4F3"/>
               </w:rPr>
-              <w:t>src/list-guide.test.ts</w:t>
-            </w:r>
-            <w:r>
-              <w:rPr>
-                <w:sz w:val="19"/>
-                <w:szCs w:val="19"/>
-              </w:rPr>
-              <w:t xml:space="preserve"> (4), TC-141</w:t>
+              <w:t>src/apply.test.ts</w:t>
+            </w:r>
+            <w:r>
+              <w:rPr>
+                <w:sz w:val="19"/>
+                <w:szCs w:val="19"/>
+              </w:rPr>
+              <w:t xml:space="preserve"> (4), TC-142</w:t>
             </w:r>
           </w:p>
         </w:tc>
@@ -8809,7 +8809,7 @@
                 <w:sz w:val="19"/>
                 <w:szCs w:val="19"/>
               </w:rPr>
-              <w:t>Update of 23 October</w:t>
+              <w:t>CR-011, 23 October</w:t>
             </w:r>
           </w:p>
         </w:tc>
@@ -8840,7 +8840,7 @@
                 <w:sz w:val="19"/>
                 <w:szCs w:val="19"/>
               </w:rPr>
-              <w:t xml:space="preserve">36 files (35 passed, 1 opt-in skipped); 560 tests: </w:t>
+              <w:t xml:space="preserve">37 files (36 passed, 1 opt-in skipped); 564 tests: </w:t>
             </w:r>
             <w:r>
               <w:rPr>
@@ -8849,7 +8849,7 @@
                 <w:sz w:val="19"/>
                 <w:szCs w:val="19"/>
               </w:rPr>
-              <w:t>539 passed, 0 failed</w:t>
+              <w:t>543 passed, 0 failed</w:t>
             </w:r>
             <w:r>
               <w:rPr>
@@ -8865,14 +8865,14 @@
                 <w:szCs w:val="17"/>
                 <w:shd w:val="clear" w:color="auto" w:fill="F2F4F3"/>
               </w:rPr>
-              <w:t>src/list-feedback.test.ts</w:t>
-            </w:r>
-            <w:r>
-              <w:rPr>
-                <w:sz w:val="19"/>
-                <w:szCs w:val="19"/>
-              </w:rPr>
-              <w:t xml:space="preserve"> (3), TC-140</w:t>
+              <w:t>src/list-guide.test.ts</w:t>
+            </w:r>
+            <w:r>
+              <w:rPr>
+                <w:sz w:val="19"/>
+                <w:szCs w:val="19"/>
+              </w:rPr>
+              <w:t xml:space="preserve"> (4), TC-141</w:t>
             </w:r>
           </w:p>
         </w:tc>
@@ -8913,7 +8913,7 @@
                 <w:sz w:val="19"/>
                 <w:szCs w:val="19"/>
               </w:rPr>
-              <w:t>New test file</w:t>
+              <w:t>Update of 23 October</w:t>
             </w:r>
           </w:p>
         </w:tc>
@@ -8938,6 +8938,29 @@
             <w:pPr>
               <w:spacing w:line="252" w:lineRule="auto"/>
             </w:pPr>
+            <w:r>
+              <w:rPr>
+                <w:sz w:val="19"/>
+                <w:szCs w:val="19"/>
+              </w:rPr>
+              <w:t xml:space="preserve">36 files (35 passed, 1 opt-in skipped); 560 tests: </w:t>
+            </w:r>
+            <w:r>
+              <w:rPr>
+                <w:b/>
+                <w:bCs/>
+                <w:sz w:val="19"/>
+                <w:szCs w:val="19"/>
+              </w:rPr>
+              <w:t>539 passed, 0 failed</w:t>
+            </w:r>
+            <w:r>
+              <w:rPr>
+                <w:sz w:val="19"/>
+                <w:szCs w:val="19"/>
+              </w:rPr>
+              <w:t xml:space="preserve">; new </w:t>
+            </w:r>
             <w:r>
               <w:rPr>
                 <w:rFonts w:ascii="Consolas" w:eastAsia="Consolas" w:hAnsi="Consolas" w:cs="Consolas"/>
@@ -8945,14 +8968,14 @@
                 <w:szCs w:val="17"/>
                 <w:shd w:val="clear" w:color="auto" w:fill="F2F4F3"/>
               </w:rPr>
-              <w:t>src/nav-pref.test.ts</w:t>
-            </w:r>
-            <w:r>
-              <w:rPr>
-                <w:sz w:val="19"/>
-                <w:szCs w:val="19"/>
-              </w:rPr>
-              <w:t xml:space="preserve"> (4): the desktop side menu is open by default, remembered per device, safe when storage is blocked, forgotten by "Clear this phone" (TC-139)</w:t>
+              <w:t>src/list-feedback.test.ts</w:t>
+            </w:r>
+            <w:r>
+              <w:rPr>
+                <w:sz w:val="19"/>
+                <w:szCs w:val="19"/>
+              </w:rPr>
+              <w:t xml:space="preserve"> (3), TC-140</w:t>
             </w:r>
           </w:p>
         </w:tc>
@@ -8991,43 +9014,50 @@
             </w:pPr>
             <w:r>
               <w:rPr>
+                <w:sz w:val="19"/>
+                <w:szCs w:val="19"/>
+              </w:rPr>
+              <w:t>New test file</w:t>
+            </w:r>
+          </w:p>
+        </w:tc>
+        <w:tc>
+          <w:tcPr>
+            <w:tcW w:w="5956" w:type="dxa"/>
+            <w:tcBorders>
+              <w:top w:val="single" w:sz="4" w:space="0" w:color="C9D3D0"/>
+              <w:left w:val="single" w:sz="4" w:space="0" w:color="C9D3D0"/>
+              <w:bottom w:val="single" w:sz="4" w:space="0" w:color="C9D3D0"/>
+              <w:right w:val="single" w:sz="4" w:space="0" w:color="C9D3D0"/>
+            </w:tcBorders>
+            <w:shd w:val="clear" w:color="auto" w:fill="F3F8F6"/>
+            <w:tcMar>
+              <w:top w:w="50" w:type="dxa"/>
+              <w:left w:w="100" w:type="dxa"/>
+              <w:bottom w:w="50" w:type="dxa"/>
+              <w:right w:w="100" w:type="dxa"/>
+            </w:tcMar>
+            <w:vAlign w:val="center"/>
+          </w:tcPr>
+          <w:p>
+            <w:pPr>
+              <w:spacing w:line="252" w:lineRule="auto"/>
+            </w:pPr>
+            <w:r>
+              <w:rPr>
                 <w:rFonts w:ascii="Consolas" w:eastAsia="Consolas" w:hAnsi="Consolas" w:cs="Consolas"/>
                 <w:sz w:val="17"/>
                 <w:szCs w:val="17"/>
                 <w:shd w:val="clear" w:color="auto" w:fill="F2F4F3"/>
               </w:rPr>
-              <w:t>npx tsc -b</w:t>
-            </w:r>
-          </w:p>
-        </w:tc>
-        <w:tc>
-          <w:tcPr>
-            <w:tcW w:w="5956" w:type="dxa"/>
-            <w:tcBorders>
-              <w:top w:val="single" w:sz="4" w:space="0" w:color="C9D3D0"/>
-              <w:left w:val="single" w:sz="4" w:space="0" w:color="C9D3D0"/>
-              <w:bottom w:val="single" w:sz="4" w:space="0" w:color="C9D3D0"/>
-              <w:right w:val="single" w:sz="4" w:space="0" w:color="C9D3D0"/>
-            </w:tcBorders>
-            <w:shd w:val="clear" w:color="auto" w:fill="F3F8F6"/>
-            <w:tcMar>
-              <w:top w:w="50" w:type="dxa"/>
-              <w:left w:w="100" w:type="dxa"/>
-              <w:bottom w:w="50" w:type="dxa"/>
-              <w:right w:w="100" w:type="dxa"/>
-            </w:tcMar>
-            <w:vAlign w:val="center"/>
-          </w:tcPr>
-          <w:p>
-            <w:pPr>
-              <w:spacing w:line="252" w:lineRule="auto"/>
-            </w:pPr>
-            <w:r>
-              <w:rPr>
-                <w:sz w:val="19"/>
-                <w:szCs w:val="19"/>
-              </w:rPr>
-              <w:t>Exit code 0</w:t>
+              <w:t>src/nav-pref.test.ts</w:t>
+            </w:r>
+            <w:r>
+              <w:rPr>
+                <w:sz w:val="19"/>
+                <w:szCs w:val="19"/>
+              </w:rPr>
+              <w:t xml:space="preserve"> (4): the desktop side menu is open by default, remembered per device, safe when storage is blocked, forgotten by "Clear this phone" (TC-139)</w:t>
             </w:r>
           </w:p>
         </w:tc>
@@ -9070,6 +9100,80 @@
                 <w:szCs w:val="17"/>
                 <w:shd w:val="clear" w:color="auto" w:fill="F2F4F3"/>
               </w:rPr>
+              <w:t>npx tsc -b</w:t>
+            </w:r>
+          </w:p>
+        </w:tc>
+        <w:tc>
+          <w:tcPr>
+            <w:tcW w:w="5956" w:type="dxa"/>
+            <w:tcBorders>
+              <w:top w:val="single" w:sz="4" w:space="0" w:color="C9D3D0"/>
+              <w:left w:val="single" w:sz="4" w:space="0" w:color="C9D3D0"/>
+              <w:bottom w:val="single" w:sz="4" w:space="0" w:color="C9D3D0"/>
+              <w:right w:val="single" w:sz="4" w:space="0" w:color="C9D3D0"/>
+            </w:tcBorders>
+            <w:tcMar>
+              <w:top w:w="50" w:type="dxa"/>
+              <w:left w:w="100" w:type="dxa"/>
+              <w:bottom w:w="50" w:type="dxa"/>
+              <w:right w:w="100" w:type="dxa"/>
+            </w:tcMar>
+            <w:vAlign w:val="center"/>
+          </w:tcPr>
+          <w:p>
+            <w:pPr>
+              <w:spacing w:line="252" w:lineRule="auto"/>
+            </w:pPr>
+            <w:r>
+              <w:rPr>
+                <w:sz w:val="19"/>
+                <w:szCs w:val="19"/>
+              </w:rPr>
+              <w:t>Exit code 0</w:t>
+            </w:r>
+          </w:p>
+        </w:tc>
+      </w:tr>
+      <w:tr>
+        <w:tblPrEx>
+          <w:tblCellMar>
+            <w:top w:w="0" w:type="dxa"/>
+            <w:bottom w:w="0" w:type="dxa"/>
+          </w:tblCellMar>
+        </w:tblPrEx>
+        <w:trPr>
+          <w:cantSplit/>
+        </w:trPr>
+        <w:tc>
+          <w:tcPr>
+            <w:tcW w:w="3682" w:type="dxa"/>
+            <w:tcBorders>
+              <w:top w:val="single" w:sz="4" w:space="0" w:color="C9D3D0"/>
+              <w:left w:val="single" w:sz="4" w:space="0" w:color="C9D3D0"/>
+              <w:bottom w:val="single" w:sz="4" w:space="0" w:color="C9D3D0"/>
+              <w:right w:val="single" w:sz="4" w:space="0" w:color="C9D3D0"/>
+            </w:tcBorders>
+            <w:shd w:val="clear" w:color="auto" w:fill="F3F8F6"/>
+            <w:tcMar>
+              <w:top w:w="50" w:type="dxa"/>
+              <w:left w:w="100" w:type="dxa"/>
+              <w:bottom w:w="50" w:type="dxa"/>
+              <w:right w:w="100" w:type="dxa"/>
+            </w:tcMar>
+            <w:vAlign w:val="center"/>
+          </w:tcPr>
+          <w:p>
+            <w:pPr>
+              <w:spacing w:line="252" w:lineRule="auto"/>
+            </w:pPr>
+            <w:r>
+              <w:rPr>
+                <w:rFonts w:ascii="Consolas" w:eastAsia="Consolas" w:hAnsi="Consolas" w:cs="Consolas"/>
+                <w:sz w:val="17"/>
+                <w:szCs w:val="17"/>
+                <w:shd w:val="clear" w:color="auto" w:fill="F2F4F3"/>
+              </w:rPr>
               <w:t>bash .claude/hooks/test-guard.sh</w:t>
             </w:r>
           </w:p>
@@ -9083,6 +9187,7 @@
               <w:bottom w:val="single" w:sz="4" w:space="0" w:color="C9D3D0"/>
               <w:right w:val="single" w:sz="4" w:space="0" w:color="C9D3D0"/>
             </w:tcBorders>
+            <w:shd w:val="clear" w:color="auto" w:fill="F3F8F6"/>
             <w:tcMar>
               <w:top w:w="50" w:type="dxa"/>
               <w:left w:w="100" w:type="dxa"/>
@@ -9117,7 +9222,7 @@
         <w:keepNext/>
         <w:keepLines/>
       </w:pPr>
-      <w:bookmarkStart w:id="11" w:name="_Toc243651022"/>
+      <w:bookmarkStart w:id="11" w:name="_Toc243654324"/>
       <w:r>
         <w:t>2.3 What the campaign proves</w:t>
       </w:r>
@@ -9128,7 +9233,7 @@
         <w:pStyle w:val="Caption"/>
         <w:keepNext/>
       </w:pPr>
-      <w:bookmarkStart w:id="12" w:name="_Toc243651035"/>
+      <w:bookmarkStart w:id="12" w:name="_Toc243654337"/>
       <w:r>
         <w:t xml:space="preserve">Table </w:t>
       </w:r>
@@ -9990,7 +10095,7 @@
         <w:keepLines/>
         <w:pageBreakBefore/>
       </w:pPr>
-      <w:bookmarkStart w:id="13" w:name="_Toc243651023"/>
+      <w:bookmarkStart w:id="13" w:name="_Toc243654325"/>
       <w:r>
         <w:lastRenderedPageBreak/>
         <w:t>3 Defects and findings</w:t>
@@ -10013,7 +10118,7 @@
         <w:pStyle w:val="Caption"/>
         <w:keepNext/>
       </w:pPr>
-      <w:bookmarkStart w:id="14" w:name="_Toc243651036"/>
+      <w:bookmarkStart w:id="14" w:name="_Toc243654338"/>
       <w:r>
         <w:t xml:space="preserve">Table </w:t>
       </w:r>
@@ -12541,7 +12646,7 @@
         <w:keepNext/>
         <w:keepLines/>
       </w:pPr>
-      <w:bookmarkStart w:id="15" w:name="_Toc243651024"/>
+      <w:bookmarkStart w:id="15" w:name="_Toc243654326"/>
       <w:r>
         <w:t>3.1 Failures that are not application defects</w:t>
       </w:r>
@@ -12552,7 +12657,7 @@
         <w:pStyle w:val="Caption"/>
         <w:keepNext/>
       </w:pPr>
-      <w:bookmarkStart w:id="16" w:name="_Toc243651037"/>
+      <w:bookmarkStart w:id="16" w:name="_Toc243654339"/>
       <w:r>
         <w:t xml:space="preserve">Table </w:t>
       </w:r>
@@ -12933,7 +13038,7 @@
         <w:keepLines/>
         <w:pageBreakBefore/>
       </w:pPr>
-      <w:bookmarkStart w:id="17" w:name="_Toc243651025"/>
+      <w:bookmarkStart w:id="17" w:name="_Toc243654327"/>
       <w:r>
         <w:lastRenderedPageBreak/>
         <w:t>4 Security audit run-1</w:t>
@@ -12946,7 +13051,7 @@
         <w:keepNext/>
         <w:keepLines/>
       </w:pPr>
-      <w:bookmarkStart w:id="18" w:name="_Toc243651026"/>
+      <w:bookmarkStart w:id="18" w:name="_Toc243654328"/>
       <w:r>
         <w:t>4.1 Method</w:t>
       </w:r>
@@ -12989,7 +13094,7 @@
         <w:keepNext/>
         <w:keepLines/>
       </w:pPr>
-      <w:bookmarkStart w:id="19" w:name="_Toc243651027"/>
+      <w:bookmarkStart w:id="19" w:name="_Toc243654329"/>
       <w:r>
         <w:t>4.2 Results</w:t>
       </w:r>
@@ -13000,7 +13105,7 @@
         <w:pStyle w:val="Caption"/>
         <w:keepNext/>
       </w:pPr>
-      <w:bookmarkStart w:id="20" w:name="_Toc243651038"/>
+      <w:bookmarkStart w:id="20" w:name="_Toc243654340"/>
       <w:r>
         <w:t xml:space="preserve">Table </w:t>
       </w:r>
@@ -13354,7 +13459,7 @@
         <w:pStyle w:val="Caption"/>
         <w:keepNext/>
       </w:pPr>
-      <w:bookmarkStart w:id="21" w:name="_Toc243651039"/>
+      <w:bookmarkStart w:id="21" w:name="_Toc243654341"/>
       <w:r>
         <w:t xml:space="preserve">Table </w:t>
       </w:r>
@@ -15944,7 +16049,7 @@
         <w:keepLines/>
         <w:pageBreakBefore/>
       </w:pPr>
-      <w:bookmarkStart w:id="22" w:name="_Toc243651028"/>
+      <w:bookmarkStart w:id="22" w:name="_Toc243654330"/>
       <w:r>
         <w:lastRenderedPageBreak/>
         <w:t>5 Limits of this campaign</w:t>
@@ -16034,7 +16139,7 @@
         <w:keepLines/>
         <w:pageBreakBefore/>
       </w:pPr>
-      <w:bookmarkStart w:id="23" w:name="_Toc243651029"/>
+      <w:bookmarkStart w:id="23" w:name="_Toc243654331"/>
       <w:r>
         <w:lastRenderedPageBreak/>
         <w:t>6 Conclusion</w:t>
@@ -16069,7 +16174,7 @@
         <w:keepLines/>
         <w:pageBreakBefore/>
       </w:pPr>
-      <w:bookmarkStart w:id="24" w:name="_Toc243651030"/>
+      <w:bookmarkStart w:id="24" w:name="_Toc243654332"/>
       <w:r>
         <w:lastRenderedPageBreak/>
         <w:t>7 Appendix A. Result files</w:t>
@@ -16340,72 +16445,72 @@
 <file path=word/numbering.xml><?xml version="1.0" encoding="utf-8"?>
 <w:numbering xmlns:wpc="http://schemas.microsoft.com/office/word/2010/wordprocessingCanvas" xmlns:cx="http://schemas.microsoft.com/office/drawing/2014/chartex" xmlns:cx1="http://schemas.microsoft.com/office/drawing/2015/9/8/chartex" xmlns:cx2="http://schemas.microsoft.com/office/drawing/2015/10/21/chartex" xmlns:cx3="http://schemas.microsoft.com/office/drawing/2016/5/9/chartex" xmlns:cx4="http://schemas.microsoft.com/office/drawing/2016/5/10/chartex" xmlns:cx5="http://schemas.microsoft.com/office/drawing/2016/5/11/chartex" xmlns:cx6="http://schemas.microsoft.com/office/drawing/2016/5/12/chartex" xmlns:cx7="http://schemas.microsoft.com/office/drawing/2016/5/13/chartex" xmlns:cx8="http://schemas.microsoft.com/office/drawing/2016/5/14/chartex" xmlns:mc="http://schemas.openxmlformats.org/markup-compatibility/2006" xmlns:aink="http://schemas.microsoft.com/office/drawing/2016/ink" xmlns:am3d="http://schemas.microsoft.com/office/drawing/2017/model3d" xmlns:o="urn:schemas-microsoft-com:office:office" xmlns:oel="http://schemas.microsoft.com/office/2019/extlst" xmlns:r="http://schemas.openxmlformats.org/officeDocument/2006/relationships" xmlns:m="http://schemas.openxmlformats.org/officeDocument/2006/math" xmlns:v="urn:schemas-microsoft-com:vml" xmlns:wp14="http://schemas.microsoft.com/office/word/2010/wordprocessingDrawing" xmlns:wp="http://schemas.openxmlformats.org/drawingml/2006/wordprocessingDrawing" xmlns:w10="urn:schemas-microsoft-com:office:word" xmlns:w="http://schemas.openxmlformats.org/wordprocessingml/2006/main" xmlns:w14="http://schemas.microsoft.com/office/word/2010/wordml" xmlns:w15="http://schemas.microsoft.com/office/word/2012/wordml" xmlns:w16cex="http://schemas.microsoft.com/office/word/2018/wordml/cex" xmlns:w16cid="http://schemas.microsoft.com/office/word/2016/wordml/cid" xmlns:w16="http://schemas.microsoft.com/office/word/2018/wordml" xmlns:w16du="http://schemas.microsoft.com/office/word/2023/wordml/word16du" xmlns:w16sdtdh="http://schemas.microsoft.com/office/word/2020/wordml/sdtdatahash" xmlns:w16sdtfl="http://schemas.microsoft.com/office/word/2024/wordml/sdtformatlock" xmlns:w16se="http://schemas.microsoft.com/office/word/2015/wordml/symex" xmlns:wpg="http://schemas.microsoft.com/office/word/2010/wordprocessingGroup" xmlns:wpi="http://schemas.microsoft.com/office/word/2010/wordprocessingInk" xmlns:wne="http://schemas.microsoft.com/office/word/2006/wordml" xmlns:wps="http://schemas.microsoft.com/office/word/2010/wordprocessingShape" mc:Ignorable="w14 w15 w16se w16cid w16 w16cex w16sdtdh w16sdtfl w16du wp14">
   <w:abstractNum w:abstractNumId="0" w15:restartNumberingAfterBreak="0">
-    <w:nsid w:val="0D273534"/>
+    <w:nsid w:val="36883AEA"/>
     <w:multiLevelType w:val="hybridMultilevel"/>
-    <w:tmpl w:val="7D70A19E"/>
-    <w:lvl w:ilvl="0" w:tplc="9E220D5E" w:tentative="1">
+    <w:tmpl w:val="B1AECEE8"/>
+    <w:lvl w:ilvl="0" w:tplc="502C2B0A">
       <w:start w:val="1"/>
-      <w:numFmt w:val="decimal"/>
-      <w:lvlText w:val="%1."/>
+      <w:numFmt w:val="bullet"/>
+      <w:lvlText w:val="•"/>
       <w:lvlJc w:val="left"/>
       <w:pPr>
-        <w:ind w:left="720" w:hanging="360"/>
+        <w:ind w:left="720" w:hanging="280"/>
       </w:pPr>
     </w:lvl>
-    <w:lvl w:ilvl="1" w:tplc="3418D9A8" w:tentative="1">
+    <w:lvl w:ilvl="1" w:tplc="69EE622A" w:tentative="1">
       <w:start w:val="1"/>
-      <w:numFmt w:val="lowerLetter"/>
-      <w:lvlText w:val="%2."/>
+      <w:numFmt w:val="bullet"/>
+      <w:lvlText w:val="–"/>
       <w:lvlJc w:val="left"/>
       <w:pPr>
-        <w:ind w:left="1080" w:hanging="360"/>
+        <w:ind w:left="1080" w:hanging="280"/>
       </w:pPr>
     </w:lvl>
-    <w:lvl w:ilvl="2" w:tplc="C1EE3E06" w:tentative="1">
+    <w:lvl w:ilvl="2" w:tplc="73EA6FC8" w:tentative="1">
       <w:start w:val="1"/>
-      <w:numFmt w:val="lowerRoman"/>
-      <w:lvlText w:val="%3."/>
+      <w:numFmt w:val="bullet"/>
+      <w:lvlText w:val="▪"/>
       <w:lvlJc w:val="left"/>
       <w:pPr>
-        <w:ind w:left="1440" w:hanging="360"/>
+        <w:ind w:left="1440" w:hanging="280"/>
       </w:pPr>
     </w:lvl>
-    <w:lvl w:ilvl="3" w:tplc="E9CCF892">
+    <w:lvl w:ilvl="3" w:tplc="E250CD74">
       <w:numFmt w:val="decimal"/>
       <w:lvlText w:val=""/>
       <w:lvlJc w:val="left"/>
     </w:lvl>
-    <w:lvl w:ilvl="4" w:tplc="96129FA6">
+    <w:lvl w:ilvl="4" w:tplc="5658E65E">
       <w:numFmt w:val="decimal"/>
       <w:lvlText w:val=""/>
       <w:lvlJc w:val="left"/>
     </w:lvl>
-    <w:lvl w:ilvl="5" w:tplc="53904034">
+    <w:lvl w:ilvl="5" w:tplc="35C2CD50">
       <w:numFmt w:val="decimal"/>
       <w:lvlText w:val=""/>
       <w:lvlJc w:val="left"/>
     </w:lvl>
-    <w:lvl w:ilvl="6" w:tplc="6B643780">
+    <w:lvl w:ilvl="6" w:tplc="32E4D402">
       <w:numFmt w:val="decimal"/>
       <w:lvlText w:val=""/>
       <w:lvlJc w:val="left"/>
     </w:lvl>
-    <w:lvl w:ilvl="7" w:tplc="A502E8EA">
+    <w:lvl w:ilvl="7" w:tplc="FE1638DA">
       <w:numFmt w:val="decimal"/>
       <w:lvlText w:val=""/>
       <w:lvlJc w:val="left"/>
     </w:lvl>
-    <w:lvl w:ilvl="8" w:tplc="E460C940">
+    <w:lvl w:ilvl="8" w:tplc="7D04890E">
       <w:numFmt w:val="decimal"/>
       <w:lvlText w:val=""/>
       <w:lvlJc w:val="left"/>
     </w:lvl>
   </w:abstractNum>
   <w:abstractNum w:abstractNumId="1" w15:restartNumberingAfterBreak="0">
-    <w:nsid w:val="31BE7651"/>
+    <w:nsid w:val="4FE600C0"/>
     <w:multiLevelType w:val="hybridMultilevel"/>
-    <w:tmpl w:val="CA94128A"/>
-    <w:lvl w:ilvl="0" w:tplc="74CE7614" w:tentative="1">
+    <w:tmpl w:val="D88AB680"/>
+    <w:lvl w:ilvl="0" w:tplc="FA44CDB6" w:tentative="1">
       <w:start w:val="1"/>
       <w:numFmt w:val="bullet"/>
       <w:lvlText w:val="●"/>
@@ -16414,7 +16519,7 @@
         <w:ind w:left="720" w:hanging="360"/>
       </w:pPr>
     </w:lvl>
-    <w:lvl w:ilvl="1" w:tplc="3D962822" w:tentative="1">
+    <w:lvl w:ilvl="1" w:tplc="50BA5C12" w:tentative="1">
       <w:start w:val="1"/>
       <w:numFmt w:val="bullet"/>
       <w:lvlText w:val="○"/>
@@ -16423,7 +16528,7 @@
         <w:ind w:left="1440" w:hanging="360"/>
       </w:pPr>
     </w:lvl>
-    <w:lvl w:ilvl="2" w:tplc="E534ACBC" w:tentative="1">
+    <w:lvl w:ilvl="2" w:tplc="B8D2F02A" w:tentative="1">
       <w:start w:val="1"/>
       <w:numFmt w:val="bullet"/>
       <w:lvlText w:val="■"/>
@@ -16432,7 +16537,7 @@
         <w:ind w:left="2160" w:hanging="360"/>
       </w:pPr>
     </w:lvl>
-    <w:lvl w:ilvl="3" w:tplc="551CAF52" w:tentative="1">
+    <w:lvl w:ilvl="3" w:tplc="019048A2" w:tentative="1">
       <w:start w:val="1"/>
       <w:numFmt w:val="bullet"/>
       <w:lvlText w:val="●"/>
@@ -16441,7 +16546,7 @@
         <w:ind w:left="2880" w:hanging="360"/>
       </w:pPr>
     </w:lvl>
-    <w:lvl w:ilvl="4" w:tplc="51ACACB0" w:tentative="1">
+    <w:lvl w:ilvl="4" w:tplc="E228D904" w:tentative="1">
       <w:start w:val="1"/>
       <w:numFmt w:val="bullet"/>
       <w:lvlText w:val="○"/>
@@ -16450,7 +16555,7 @@
         <w:ind w:left="3600" w:hanging="360"/>
       </w:pPr>
     </w:lvl>
-    <w:lvl w:ilvl="5" w:tplc="4BF45AFE" w:tentative="1">
+    <w:lvl w:ilvl="5" w:tplc="0256FA8C" w:tentative="1">
       <w:start w:val="1"/>
       <w:numFmt w:val="bullet"/>
       <w:lvlText w:val="■"/>
@@ -16459,7 +16564,7 @@
         <w:ind w:left="4320" w:hanging="360"/>
       </w:pPr>
     </w:lvl>
-    <w:lvl w:ilvl="6" w:tplc="166EFCD6" w:tentative="1">
+    <w:lvl w:ilvl="6" w:tplc="59EAB7E6" w:tentative="1">
       <w:start w:val="1"/>
       <w:numFmt w:val="bullet"/>
       <w:lvlText w:val="●"/>
@@ -16468,7 +16573,7 @@
         <w:ind w:left="5040" w:hanging="360"/>
       </w:pPr>
     </w:lvl>
-    <w:lvl w:ilvl="7" w:tplc="32569088" w:tentative="1">
+    <w:lvl w:ilvl="7" w:tplc="7B80443A" w:tentative="1">
       <w:start w:val="1"/>
       <w:numFmt w:val="bullet"/>
       <w:lvlText w:val="●"/>
@@ -16477,7 +16582,7 @@
         <w:ind w:left="5760" w:hanging="360"/>
       </w:pPr>
     </w:lvl>
-    <w:lvl w:ilvl="8" w:tplc="316A14E8" w:tentative="1">
+    <w:lvl w:ilvl="8" w:tplc="E340AF7C" w:tentative="1">
       <w:start w:val="1"/>
       <w:numFmt w:val="bullet"/>
       <w:lvlText w:val="●"/>
@@ -16488,75 +16593,75 @@
     </w:lvl>
   </w:abstractNum>
   <w:abstractNum w:abstractNumId="2" w15:restartNumberingAfterBreak="0">
-    <w:nsid w:val="4D6D19E0"/>
+    <w:nsid w:val="68A436FD"/>
     <w:multiLevelType w:val="hybridMultilevel"/>
-    <w:tmpl w:val="C89CAA96"/>
-    <w:lvl w:ilvl="0" w:tplc="B7A856DE">
+    <w:tmpl w:val="96CA49A4"/>
+    <w:lvl w:ilvl="0" w:tplc="6DEA15AC" w:tentative="1">
       <w:start w:val="1"/>
-      <w:numFmt w:val="bullet"/>
-      <w:lvlText w:val="•"/>
+      <w:numFmt w:val="decimal"/>
+      <w:lvlText w:val="%1."/>
       <w:lvlJc w:val="left"/>
       <w:pPr>
-        <w:ind w:left="720" w:hanging="280"/>
+        <w:ind w:left="720" w:hanging="360"/>
       </w:pPr>
     </w:lvl>
-    <w:lvl w:ilvl="1" w:tplc="036A4E6A" w:tentative="1">
+    <w:lvl w:ilvl="1" w:tplc="EA929C18" w:tentative="1">
       <w:start w:val="1"/>
-      <w:numFmt w:val="bullet"/>
-      <w:lvlText w:val="–"/>
+      <w:numFmt w:val="lowerLetter"/>
+      <w:lvlText w:val="%2."/>
       <w:lvlJc w:val="left"/>
       <w:pPr>
-        <w:ind w:left="1080" w:hanging="280"/>
+        <w:ind w:left="1080" w:hanging="360"/>
       </w:pPr>
     </w:lvl>
-    <w:lvl w:ilvl="2" w:tplc="CB3EC076" w:tentative="1">
+    <w:lvl w:ilvl="2" w:tplc="F456434A" w:tentative="1">
       <w:start w:val="1"/>
-      <w:numFmt w:val="bullet"/>
-      <w:lvlText w:val="▪"/>
+      <w:numFmt w:val="lowerRoman"/>
+      <w:lvlText w:val="%3."/>
       <w:lvlJc w:val="left"/>
       <w:pPr>
-        <w:ind w:left="1440" w:hanging="280"/>
+        <w:ind w:left="1440" w:hanging="360"/>
       </w:pPr>
     </w:lvl>
-    <w:lvl w:ilvl="3" w:tplc="F5BE25A8">
+    <w:lvl w:ilvl="3" w:tplc="EE46B990">
       <w:numFmt w:val="decimal"/>
       <w:lvlText w:val=""/>
       <w:lvlJc w:val="left"/>
     </w:lvl>
-    <w:lvl w:ilvl="4" w:tplc="DFE4CB78">
+    <w:lvl w:ilvl="4" w:tplc="432E8616">
       <w:numFmt w:val="decimal"/>
       <w:lvlText w:val=""/>
       <w:lvlJc w:val="left"/>
     </w:lvl>
-    <w:lvl w:ilvl="5" w:tplc="7018B8DC">
+    <w:lvl w:ilvl="5" w:tplc="99724CB0">
       <w:numFmt w:val="decimal"/>
       <w:lvlText w:val=""/>
       <w:lvlJc w:val="left"/>
     </w:lvl>
-    <w:lvl w:ilvl="6" w:tplc="52DC254C">
+    <w:lvl w:ilvl="6" w:tplc="4F641ADA">
       <w:numFmt w:val="decimal"/>
       <w:lvlText w:val=""/>
       <w:lvlJc w:val="left"/>
     </w:lvl>
-    <w:lvl w:ilvl="7" w:tplc="3EE8DA32">
+    <w:lvl w:ilvl="7" w:tplc="943EB1A0">
       <w:numFmt w:val="decimal"/>
       <w:lvlText w:val=""/>
       <w:lvlJc w:val="left"/>
     </w:lvl>
-    <w:lvl w:ilvl="8" w:tplc="43AEF440">
+    <w:lvl w:ilvl="8" w:tplc="B3D235BC">
       <w:numFmt w:val="decimal"/>
       <w:lvlText w:val=""/>
       <w:lvlJc w:val="left"/>
     </w:lvl>
   </w:abstractNum>
-  <w:num w:numId="1" w16cid:durableId="1662082985">
+  <w:num w:numId="1" w16cid:durableId="1975058679">
     <w:abstractNumId w:val="1"/>
     <w:lvlOverride w:ilvl="0">
       <w:startOverride w:val="1"/>
     </w:lvlOverride>
   </w:num>
-  <w:num w:numId="2" w16cid:durableId="1421947943">
-    <w:abstractNumId w:val="2"/>
+  <w:num w:numId="2" w16cid:durableId="917440869">
+    <w:abstractNumId w:val="0"/>
     <w:lvlOverride w:ilvl="0">
       <w:startOverride w:val="1"/>
     </w:lvlOverride>
@@ -17260,7 +17365,7 @@
     <w:autoRedefine/>
     <w:uiPriority w:val="39"/>
     <w:unhideWhenUsed/>
-    <w:rsid w:val="001F0015"/>
+    <w:rsid w:val="008829E1"/>
     <w:pPr>
       <w:spacing w:after="100"/>
     </w:pPr>
@@ -17272,7 +17377,7 @@
     <w:autoRedefine/>
     <w:uiPriority w:val="39"/>
     <w:unhideWhenUsed/>
-    <w:rsid w:val="001F0015"/>
+    <w:rsid w:val="008829E1"/>
     <w:pPr>
       <w:spacing w:after="100"/>
       <w:ind w:left="210"/>
@@ -17284,7 +17389,7 @@
     <w:next w:val="Normal"/>
     <w:uiPriority w:val="99"/>
     <w:unhideWhenUsed/>
-    <w:rsid w:val="001F0015"/>
+    <w:rsid w:val="008829E1"/>
   </w:style>
 </w:styles>
 </file>

--- a/docs/08-test-plan/ZP-DOC-08_Test-Summary-Report.docx
+++ b/docs/08-test-plan/ZP-DOC-08_Test-Summary-Report.docx
@@ -2423,7 +2423,7 @@
     <w:sdt>
       <w:sdtPr>
         <w:alias w:val="Contents"/>
-        <w:id w:val="327564693"/>
+        <w:id w:val="-2039040671"/>
       </w:sdtPr>
       <w:sdtEndPr/>
       <w:sdtContent>
@@ -2452,7 +2452,7 @@
           <w:r>
             <w:fldChar w:fldCharType="separate"/>
           </w:r>
-          <w:hyperlink w:anchor="_Toc243654317" w:history="1">
+          <w:hyperlink w:anchor="_Toc243656648" w:history="1">
             <w:r>
               <w:rPr>
                 <w:rStyle w:val="Hyperlink"/>
@@ -2476,7 +2476,7 @@
               <w:rPr>
                 <w:noProof/>
               </w:rPr>
-              <w:instrText xml:space="preserve"> PAGEREF _Toc243654317 \h </w:instrText>
+              <w:instrText xml:space="preserve"> PAGEREF _Toc243656648 \h </w:instrText>
             </w:r>
             <w:r>
               <w:rPr>
@@ -2519,7 +2519,7 @@
               <w14:ligatures w14:val="standardContextual"/>
             </w:rPr>
           </w:pPr>
-          <w:hyperlink w:anchor="_Toc243654318" w:history="1">
+          <w:hyperlink w:anchor="_Toc243656649" w:history="1">
             <w:r>
               <w:rPr>
                 <w:rStyle w:val="Hyperlink"/>
@@ -2543,7 +2543,7 @@
               <w:rPr>
                 <w:noProof/>
               </w:rPr>
-              <w:instrText xml:space="preserve"> PAGEREF _Toc243654318 \h </w:instrText>
+              <w:instrText xml:space="preserve"> PAGEREF _Toc243656649 \h </w:instrText>
             </w:r>
             <w:r>
               <w:rPr>
@@ -2586,7 +2586,7 @@
               <w14:ligatures w14:val="standardContextual"/>
             </w:rPr>
           </w:pPr>
-          <w:hyperlink w:anchor="_Toc243654319" w:history="1">
+          <w:hyperlink w:anchor="_Toc243656650" w:history="1">
             <w:r>
               <w:rPr>
                 <w:rStyle w:val="Hyperlink"/>
@@ -2610,7 +2610,7 @@
               <w:rPr>
                 <w:noProof/>
               </w:rPr>
-              <w:instrText xml:space="preserve"> PAGEREF _Toc243654319 \h </w:instrText>
+              <w:instrText xml:space="preserve"> PAGEREF _Toc243656650 \h </w:instrText>
             </w:r>
             <w:r>
               <w:rPr>
@@ -2653,7 +2653,7 @@
               <w14:ligatures w14:val="standardContextual"/>
             </w:rPr>
           </w:pPr>
-          <w:hyperlink w:anchor="_Toc243654320" w:history="1">
+          <w:hyperlink w:anchor="_Toc243656651" w:history="1">
             <w:r>
               <w:rPr>
                 <w:rStyle w:val="Hyperlink"/>
@@ -2677,7 +2677,7 @@
               <w:rPr>
                 <w:noProof/>
               </w:rPr>
-              <w:instrText xml:space="preserve"> PAGEREF _Toc243654320 \h </w:instrText>
+              <w:instrText xml:space="preserve"> PAGEREF _Toc243656651 \h </w:instrText>
             </w:r>
             <w:r>
               <w:rPr>
@@ -2720,7 +2720,7 @@
               <w14:ligatures w14:val="standardContextual"/>
             </w:rPr>
           </w:pPr>
-          <w:hyperlink w:anchor="_Toc243654321" w:history="1">
+          <w:hyperlink w:anchor="_Toc243656652" w:history="1">
             <w:r>
               <w:rPr>
                 <w:rStyle w:val="Hyperlink"/>
@@ -2744,7 +2744,7 @@
               <w:rPr>
                 <w:noProof/>
               </w:rPr>
-              <w:instrText xml:space="preserve"> PAGEREF _Toc243654321 \h </w:instrText>
+              <w:instrText xml:space="preserve"> PAGEREF _Toc243656652 \h </w:instrText>
             </w:r>
             <w:r>
               <w:rPr>
@@ -2787,7 +2787,7 @@
               <w14:ligatures w14:val="standardContextual"/>
             </w:rPr>
           </w:pPr>
-          <w:hyperlink w:anchor="_Toc243654322" w:history="1">
+          <w:hyperlink w:anchor="_Toc243656653" w:history="1">
             <w:r>
               <w:rPr>
                 <w:rStyle w:val="Hyperlink"/>
@@ -2811,7 +2811,7 @@
               <w:rPr>
                 <w:noProof/>
               </w:rPr>
-              <w:instrText xml:space="preserve"> PAGEREF _Toc243654322 \h </w:instrText>
+              <w:instrText xml:space="preserve"> PAGEREF _Toc243656653 \h </w:instrText>
             </w:r>
             <w:r>
               <w:rPr>
@@ -2854,7 +2854,7 @@
               <w14:ligatures w14:val="standardContextual"/>
             </w:rPr>
           </w:pPr>
-          <w:hyperlink w:anchor="_Toc243654323" w:history="1">
+          <w:hyperlink w:anchor="_Toc243656654" w:history="1">
             <w:r>
               <w:rPr>
                 <w:rStyle w:val="Hyperlink"/>
@@ -2878,7 +2878,7 @@
               <w:rPr>
                 <w:noProof/>
               </w:rPr>
-              <w:instrText xml:space="preserve"> PAGEREF _Toc243654323 \h </w:instrText>
+              <w:instrText xml:space="preserve"> PAGEREF _Toc243656654 \h </w:instrText>
             </w:r>
             <w:r>
               <w:rPr>
@@ -2921,7 +2921,7 @@
               <w14:ligatures w14:val="standardContextual"/>
             </w:rPr>
           </w:pPr>
-          <w:hyperlink w:anchor="_Toc243654324" w:history="1">
+          <w:hyperlink w:anchor="_Toc243656655" w:history="1">
             <w:r>
               <w:rPr>
                 <w:rStyle w:val="Hyperlink"/>
@@ -2945,7 +2945,7 @@
               <w:rPr>
                 <w:noProof/>
               </w:rPr>
-              <w:instrText xml:space="preserve"> PAGEREF _Toc243654324 \h </w:instrText>
+              <w:instrText xml:space="preserve"> PAGEREF _Toc243656655 \h </w:instrText>
             </w:r>
             <w:r>
               <w:rPr>
@@ -2988,7 +2988,7 @@
               <w14:ligatures w14:val="standardContextual"/>
             </w:rPr>
           </w:pPr>
-          <w:hyperlink w:anchor="_Toc243654325" w:history="1">
+          <w:hyperlink w:anchor="_Toc243656656" w:history="1">
             <w:r>
               <w:rPr>
                 <w:rStyle w:val="Hyperlink"/>
@@ -3012,7 +3012,7 @@
               <w:rPr>
                 <w:noProof/>
               </w:rPr>
-              <w:instrText xml:space="preserve"> PAGEREF _Toc243654325 \h </w:instrText>
+              <w:instrText xml:space="preserve"> PAGEREF _Toc243656656 \h </w:instrText>
             </w:r>
             <w:r>
               <w:rPr>
@@ -3055,7 +3055,7 @@
               <w14:ligatures w14:val="standardContextual"/>
             </w:rPr>
           </w:pPr>
-          <w:hyperlink w:anchor="_Toc243654326" w:history="1">
+          <w:hyperlink w:anchor="_Toc243656657" w:history="1">
             <w:r>
               <w:rPr>
                 <w:rStyle w:val="Hyperlink"/>
@@ -3079,7 +3079,7 @@
               <w:rPr>
                 <w:noProof/>
               </w:rPr>
-              <w:instrText xml:space="preserve"> PAGEREF _Toc243654326 \h </w:instrText>
+              <w:instrText xml:space="preserve"> PAGEREF _Toc243656657 \h </w:instrText>
             </w:r>
             <w:r>
               <w:rPr>
@@ -3122,7 +3122,7 @@
               <w14:ligatures w14:val="standardContextual"/>
             </w:rPr>
           </w:pPr>
-          <w:hyperlink w:anchor="_Toc243654327" w:history="1">
+          <w:hyperlink w:anchor="_Toc243656658" w:history="1">
             <w:r>
               <w:rPr>
                 <w:rStyle w:val="Hyperlink"/>
@@ -3146,7 +3146,7 @@
               <w:rPr>
                 <w:noProof/>
               </w:rPr>
-              <w:instrText xml:space="preserve"> PAGEREF _Toc243654327 \h </w:instrText>
+              <w:instrText xml:space="preserve"> PAGEREF _Toc243656658 \h </w:instrText>
             </w:r>
             <w:r>
               <w:rPr>
@@ -3189,7 +3189,7 @@
               <w14:ligatures w14:val="standardContextual"/>
             </w:rPr>
           </w:pPr>
-          <w:hyperlink w:anchor="_Toc243654328" w:history="1">
+          <w:hyperlink w:anchor="_Toc243656659" w:history="1">
             <w:r>
               <w:rPr>
                 <w:rStyle w:val="Hyperlink"/>
@@ -3213,7 +3213,7 @@
               <w:rPr>
                 <w:noProof/>
               </w:rPr>
-              <w:instrText xml:space="preserve"> PAGEREF _Toc243654328 \h </w:instrText>
+              <w:instrText xml:space="preserve"> PAGEREF _Toc243656659 \h </w:instrText>
             </w:r>
             <w:r>
               <w:rPr>
@@ -3256,7 +3256,7 @@
               <w14:ligatures w14:val="standardContextual"/>
             </w:rPr>
           </w:pPr>
-          <w:hyperlink w:anchor="_Toc243654329" w:history="1">
+          <w:hyperlink w:anchor="_Toc243656660" w:history="1">
             <w:r>
               <w:rPr>
                 <w:rStyle w:val="Hyperlink"/>
@@ -3280,7 +3280,7 @@
               <w:rPr>
                 <w:noProof/>
               </w:rPr>
-              <w:instrText xml:space="preserve"> PAGEREF _Toc243654329 \h </w:instrText>
+              <w:instrText xml:space="preserve"> PAGEREF _Toc243656660 \h </w:instrText>
             </w:r>
             <w:r>
               <w:rPr>
@@ -3323,7 +3323,7 @@
               <w14:ligatures w14:val="standardContextual"/>
             </w:rPr>
           </w:pPr>
-          <w:hyperlink w:anchor="_Toc243654330" w:history="1">
+          <w:hyperlink w:anchor="_Toc243656661" w:history="1">
             <w:r>
               <w:rPr>
                 <w:rStyle w:val="Hyperlink"/>
@@ -3347,7 +3347,7 @@
               <w:rPr>
                 <w:noProof/>
               </w:rPr>
-              <w:instrText xml:space="preserve"> PAGEREF _Toc243654330 \h </w:instrText>
+              <w:instrText xml:space="preserve"> PAGEREF _Toc243656661 \h </w:instrText>
             </w:r>
             <w:r>
               <w:rPr>
@@ -3390,7 +3390,7 @@
               <w14:ligatures w14:val="standardContextual"/>
             </w:rPr>
           </w:pPr>
-          <w:hyperlink w:anchor="_Toc243654331" w:history="1">
+          <w:hyperlink w:anchor="_Toc243656662" w:history="1">
             <w:r>
               <w:rPr>
                 <w:rStyle w:val="Hyperlink"/>
@@ -3414,7 +3414,7 @@
               <w:rPr>
                 <w:noProof/>
               </w:rPr>
-              <w:instrText xml:space="preserve"> PAGEREF _Toc243654331 \h </w:instrText>
+              <w:instrText xml:space="preserve"> PAGEREF _Toc243656662 \h </w:instrText>
             </w:r>
             <w:r>
               <w:rPr>
@@ -3457,7 +3457,7 @@
               <w14:ligatures w14:val="standardContextual"/>
             </w:rPr>
           </w:pPr>
-          <w:hyperlink w:anchor="_Toc243654332" w:history="1">
+          <w:hyperlink w:anchor="_Toc243656663" w:history="1">
             <w:r>
               <w:rPr>
                 <w:rStyle w:val="Hyperlink"/>
@@ -3481,7 +3481,7 @@
               <w:rPr>
                 <w:noProof/>
               </w:rPr>
-              <w:instrText xml:space="preserve"> PAGEREF _Toc243654332 \h </w:instrText>
+              <w:instrText xml:space="preserve"> PAGEREF _Toc243656663 \h </w:instrText>
             </w:r>
             <w:r>
               <w:rPr>
@@ -3527,7 +3527,7 @@
     <w:sdt>
       <w:sdtPr>
         <w:alias w:val="Tables"/>
-        <w:id w:val="-693540349"/>
+        <w:id w:val="-1065255762"/>
       </w:sdtPr>
       <w:sdtEndPr/>
       <w:sdtContent>
@@ -3556,7 +3556,7 @@
           <w:r>
             <w:fldChar w:fldCharType="separate"/>
           </w:r>
-          <w:hyperlink w:anchor="_Toc243654333" w:history="1">
+          <w:hyperlink w:anchor="_Toc243656664" w:history="1">
             <w:r>
               <w:rPr>
                 <w:rStyle w:val="Hyperlink"/>
@@ -3580,7 +3580,7 @@
               <w:rPr>
                 <w:noProof/>
               </w:rPr>
-              <w:instrText xml:space="preserve"> PAGEREF _Toc243654333 \h </w:instrText>
+              <w:instrText xml:space="preserve"> PAGEREF _Toc243656664 \h </w:instrText>
             </w:r>
             <w:r>
               <w:rPr>
@@ -3623,7 +3623,7 @@
               <w14:ligatures w14:val="standardContextual"/>
             </w:rPr>
           </w:pPr>
-          <w:hyperlink w:anchor="_Toc243654334" w:history="1">
+          <w:hyperlink w:anchor="_Toc243656665" w:history="1">
             <w:r>
               <w:rPr>
                 <w:rStyle w:val="Hyperlink"/>
@@ -3647,7 +3647,7 @@
               <w:rPr>
                 <w:noProof/>
               </w:rPr>
-              <w:instrText xml:space="preserve"> PAGEREF _Toc243654334 \h </w:instrText>
+              <w:instrText xml:space="preserve"> PAGEREF _Toc243656665 \h </w:instrText>
             </w:r>
             <w:r>
               <w:rPr>
@@ -3690,7 +3690,7 @@
               <w14:ligatures w14:val="standardContextual"/>
             </w:rPr>
           </w:pPr>
-          <w:hyperlink w:anchor="_Toc243654335" w:history="1">
+          <w:hyperlink w:anchor="_Toc243656666" w:history="1">
             <w:r>
               <w:rPr>
                 <w:rStyle w:val="Hyperlink"/>
@@ -3714,7 +3714,7 @@
               <w:rPr>
                 <w:noProof/>
               </w:rPr>
-              <w:instrText xml:space="preserve"> PAGEREF _Toc243654335 \h </w:instrText>
+              <w:instrText xml:space="preserve"> PAGEREF _Toc243656666 \h </w:instrText>
             </w:r>
             <w:r>
               <w:rPr>
@@ -3757,7 +3757,7 @@
               <w14:ligatures w14:val="standardContextual"/>
             </w:rPr>
           </w:pPr>
-          <w:hyperlink w:anchor="_Toc243654336" w:history="1">
+          <w:hyperlink w:anchor="_Toc243656667" w:history="1">
             <w:r>
               <w:rPr>
                 <w:rStyle w:val="Hyperlink"/>
@@ -3781,7 +3781,7 @@
               <w:rPr>
                 <w:noProof/>
               </w:rPr>
-              <w:instrText xml:space="preserve"> PAGEREF _Toc243654336 \h </w:instrText>
+              <w:instrText xml:space="preserve"> PAGEREF _Toc243656667 \h </w:instrText>
             </w:r>
             <w:r>
               <w:rPr>
@@ -3824,7 +3824,7 @@
               <w14:ligatures w14:val="standardContextual"/>
             </w:rPr>
           </w:pPr>
-          <w:hyperlink w:anchor="_Toc243654337" w:history="1">
+          <w:hyperlink w:anchor="_Toc243656668" w:history="1">
             <w:r>
               <w:rPr>
                 <w:rStyle w:val="Hyperlink"/>
@@ -3848,7 +3848,7 @@
               <w:rPr>
                 <w:noProof/>
               </w:rPr>
-              <w:instrText xml:space="preserve"> PAGEREF _Toc243654337 \h </w:instrText>
+              <w:instrText xml:space="preserve"> PAGEREF _Toc243656668 \h </w:instrText>
             </w:r>
             <w:r>
               <w:rPr>
@@ -3891,7 +3891,7 @@
               <w14:ligatures w14:val="standardContextual"/>
             </w:rPr>
           </w:pPr>
-          <w:hyperlink w:anchor="_Toc243654338" w:history="1">
+          <w:hyperlink w:anchor="_Toc243656669" w:history="1">
             <w:r>
               <w:rPr>
                 <w:rStyle w:val="Hyperlink"/>
@@ -3915,7 +3915,7 @@
               <w:rPr>
                 <w:noProof/>
               </w:rPr>
-              <w:instrText xml:space="preserve"> PAGEREF _Toc243654338 \h </w:instrText>
+              <w:instrText xml:space="preserve"> PAGEREF _Toc243656669 \h </w:instrText>
             </w:r>
             <w:r>
               <w:rPr>
@@ -3958,7 +3958,7 @@
               <w14:ligatures w14:val="standardContextual"/>
             </w:rPr>
           </w:pPr>
-          <w:hyperlink w:anchor="_Toc243654339" w:history="1">
+          <w:hyperlink w:anchor="_Toc243656670" w:history="1">
             <w:r>
               <w:rPr>
                 <w:rStyle w:val="Hyperlink"/>
@@ -3982,7 +3982,7 @@
               <w:rPr>
                 <w:noProof/>
               </w:rPr>
-              <w:instrText xml:space="preserve"> PAGEREF _Toc243654339 \h </w:instrText>
+              <w:instrText xml:space="preserve"> PAGEREF _Toc243656670 \h </w:instrText>
             </w:r>
             <w:r>
               <w:rPr>
@@ -4025,7 +4025,7 @@
               <w14:ligatures w14:val="standardContextual"/>
             </w:rPr>
           </w:pPr>
-          <w:hyperlink w:anchor="_Toc243654340" w:history="1">
+          <w:hyperlink w:anchor="_Toc243656671" w:history="1">
             <w:r>
               <w:rPr>
                 <w:rStyle w:val="Hyperlink"/>
@@ -4049,7 +4049,7 @@
               <w:rPr>
                 <w:noProof/>
               </w:rPr>
-              <w:instrText xml:space="preserve"> PAGEREF _Toc243654340 \h </w:instrText>
+              <w:instrText xml:space="preserve"> PAGEREF _Toc243656671 \h </w:instrText>
             </w:r>
             <w:r>
               <w:rPr>
@@ -4092,7 +4092,7 @@
               <w14:ligatures w14:val="standardContextual"/>
             </w:rPr>
           </w:pPr>
-          <w:hyperlink w:anchor="_Toc243654341" w:history="1">
+          <w:hyperlink w:anchor="_Toc243656672" w:history="1">
             <w:r>
               <w:rPr>
                 <w:rStyle w:val="Hyperlink"/>
@@ -4116,7 +4116,7 @@
               <w:rPr>
                 <w:noProof/>
               </w:rPr>
-              <w:instrText xml:space="preserve"> PAGEREF _Toc243654341 \h </w:instrText>
+              <w:instrText xml:space="preserve"> PAGEREF _Toc243656672 \h </w:instrText>
             </w:r>
             <w:r>
               <w:rPr>
@@ -4157,7 +4157,7 @@
         <w:keepLines/>
         <w:pageBreakBefore/>
       </w:pPr>
-      <w:bookmarkStart w:id="0" w:name="_Toc243654317"/>
+      <w:bookmarkStart w:id="0" w:name="_Toc243656648"/>
       <w:r>
         <w:lastRenderedPageBreak/>
         <w:t>1 Introduction</w:t>
@@ -4170,7 +4170,7 @@
         <w:keepNext/>
         <w:keepLines/>
       </w:pPr>
-      <w:bookmarkStart w:id="1" w:name="_Toc243654318"/>
+      <w:bookmarkStart w:id="1" w:name="_Toc243656649"/>
       <w:r>
         <w:t>1.1 Purpose</w:t>
       </w:r>
@@ -4193,7 +4193,7 @@
         <w:keepNext/>
         <w:keepLines/>
       </w:pPr>
-      <w:bookmarkStart w:id="2" w:name="_Toc243654319"/>
+      <w:bookmarkStart w:id="2" w:name="_Toc243656650"/>
       <w:r>
         <w:t>1.2 How the campaign was run</w:t>
       </w:r>
@@ -4237,7 +4237,7 @@
         <w:keepNext/>
         <w:keepLines/>
       </w:pPr>
-      <w:bookmarkStart w:id="3" w:name="_Toc243654320"/>
+      <w:bookmarkStart w:id="3" w:name="_Toc243656651"/>
       <w:r>
         <w:t>1.3 Test environments</w:t>
       </w:r>
@@ -4248,7 +4248,7 @@
         <w:pStyle w:val="Caption"/>
         <w:keepNext/>
       </w:pPr>
-      <w:bookmarkStart w:id="4" w:name="_Toc243654333"/>
+      <w:bookmarkStart w:id="4" w:name="_Toc243656664"/>
       <w:r>
         <w:t xml:space="preserve">Table </w:t>
       </w:r>
@@ -4677,7 +4677,7 @@
         <w:keepLines/>
         <w:pageBreakBefore/>
       </w:pPr>
-      <w:bookmarkStart w:id="5" w:name="_Toc243654321"/>
+      <w:bookmarkStart w:id="5" w:name="_Toc243656652"/>
       <w:r>
         <w:lastRenderedPageBreak/>
         <w:t>2 Results summary</w:t>
@@ -4690,7 +4690,7 @@
         <w:keepNext/>
         <w:keepLines/>
       </w:pPr>
-      <w:bookmarkStart w:id="6" w:name="_Toc243654322"/>
+      <w:bookmarkStart w:id="6" w:name="_Toc243656653"/>
       <w:r>
         <w:t>2.1 Totals</w:t>
       </w:r>
@@ -4701,7 +4701,7 @@
         <w:pStyle w:val="Caption"/>
         <w:keepNext/>
       </w:pPr>
-      <w:bookmarkStart w:id="7" w:name="_Toc243654334"/>
+      <w:bookmarkStart w:id="7" w:name="_Toc243656665"/>
       <w:r>
         <w:t xml:space="preserve">Table </w:t>
       </w:r>
@@ -7724,7 +7724,7 @@
         <w:keepNext/>
         <w:keepLines/>
       </w:pPr>
-      <w:bookmarkStart w:id="8" w:name="_Toc243654323"/>
+      <w:bookmarkStart w:id="8" w:name="_Toc243656654"/>
       <w:r>
         <w:t>2.2 Re-run of 15 October 2026</w:t>
       </w:r>
@@ -7735,7 +7735,7 @@
         <w:pStyle w:val="Caption"/>
         <w:keepNext/>
       </w:pPr>
-      <w:bookmarkStart w:id="9" w:name="_Toc243654335"/>
+      <w:bookmarkStart w:id="9" w:name="_Toc243656666"/>
       <w:r>
         <w:t xml:space="preserve">Table </w:t>
       </w:r>
@@ -8354,7 +8354,7 @@
         <w:pStyle w:val="Caption"/>
         <w:keepNext/>
       </w:pPr>
-      <w:bookmarkStart w:id="10" w:name="_Toc243654336"/>
+      <w:bookmarkStart w:id="10" w:name="_Toc243656667"/>
       <w:r>
         <w:t xml:space="preserve">Table </w:t>
       </w:r>
@@ -8601,7 +8601,7 @@
                 <w:sz w:val="19"/>
                 <w:szCs w:val="19"/>
               </w:rPr>
-              <w:t>CR-012 revised, 23 October</w:t>
+              <w:t>Other paths refreshed, 23 October</w:t>
             </w:r>
           </w:p>
         </w:tc>
@@ -8632,7 +8632,7 @@
                 <w:sz w:val="19"/>
                 <w:szCs w:val="19"/>
               </w:rPr>
-              <w:t xml:space="preserve">38 files; 570 tests: </w:t>
+              <w:t xml:space="preserve">39 files; 574 tests: </w:t>
             </w:r>
             <w:r>
               <w:rPr>
@@ -8641,14 +8641,14 @@
                 <w:sz w:val="19"/>
                 <w:szCs w:val="19"/>
               </w:rPr>
-              <w:t>549 passed, 0 failed</w:t>
-            </w:r>
-            <w:r>
-              <w:rPr>
-                <w:sz w:val="19"/>
-                <w:szCs w:val="19"/>
-              </w:rPr>
-              <w:t xml:space="preserve">; </w:t>
+              <w:t>553 passed, 0 failed</w:t>
+            </w:r>
+            <w:r>
+              <w:rPr>
+                <w:sz w:val="19"/>
+                <w:szCs w:val="19"/>
+              </w:rPr>
+              <w:t>; TC-143 (</w:t>
             </w:r>
             <w:r>
               <w:rPr>
@@ -8657,14 +8657,14 @@
                 <w:szCs w:val="17"/>
                 <w:shd w:val="clear" w:color="auto" w:fill="F2F4F3"/>
               </w:rPr>
-              <w:t>src/apply.test.ts</w:t>
-            </w:r>
-            <w:r>
-              <w:rPr>
-                <w:sz w:val="19"/>
-                <w:szCs w:val="19"/>
-              </w:rPr>
-              <w:t xml:space="preserve"> now 6</w:t>
+              <w:t>worker/routes-free.test.ts</w:t>
+            </w:r>
+            <w:r>
+              <w:rPr>
+                <w:sz w:val="19"/>
+                <w:szCs w:val="19"/>
+              </w:rPr>
+              <w:t>, 2), OUSL alert (TC-106), blocked hosts never linked by Ask (ASK-047)</w:t>
             </w:r>
           </w:p>
         </w:tc>
@@ -8705,7 +8705,7 @@
                 <w:sz w:val="19"/>
                 <w:szCs w:val="19"/>
               </w:rPr>
-              <w:t>CR-012, 23 October</w:t>
+              <w:t>CR-012 revised, 23 October</w:t>
             </w:r>
           </w:p>
         </w:tc>
@@ -8735,7 +8735,7 @@
                 <w:sz w:val="19"/>
                 <w:szCs w:val="19"/>
               </w:rPr>
-              <w:t xml:space="preserve">38 files (37 passed, 1 opt-in skipped); 568 tests: </w:t>
+              <w:t xml:space="preserve">38 files; 570 tests: </w:t>
             </w:r>
             <w:r>
               <w:rPr>
@@ -8744,14 +8744,14 @@
                 <w:sz w:val="19"/>
                 <w:szCs w:val="19"/>
               </w:rPr>
-              <w:t>547 passed, 0 failed</w:t>
-            </w:r>
-            <w:r>
-              <w:rPr>
-                <w:sz w:val="19"/>
-                <w:szCs w:val="19"/>
-              </w:rPr>
-              <w:t xml:space="preserve">; new </w:t>
+              <w:t>549 passed, 0 failed</w:t>
+            </w:r>
+            <w:r>
+              <w:rPr>
+                <w:sz w:val="19"/>
+                <w:szCs w:val="19"/>
+              </w:rPr>
+              <w:t xml:space="preserve">; </w:t>
             </w:r>
             <w:r>
               <w:rPr>
@@ -8767,7 +8767,7 @@
                 <w:sz w:val="19"/>
                 <w:szCs w:val="19"/>
               </w:rPr>
-              <w:t xml:space="preserve"> (4), TC-142</w:t>
+              <w:t xml:space="preserve"> now 6</w:t>
             </w:r>
           </w:p>
         </w:tc>
@@ -8809,7 +8809,7 @@
                 <w:sz w:val="19"/>
                 <w:szCs w:val="19"/>
               </w:rPr>
-              <w:t>CR-011, 23 October</w:t>
+              <w:t>CR-012, 23 October</w:t>
             </w:r>
           </w:p>
         </w:tc>
@@ -8840,7 +8840,7 @@
                 <w:sz w:val="19"/>
                 <w:szCs w:val="19"/>
               </w:rPr>
-              <w:t xml:space="preserve">37 files (36 passed, 1 opt-in skipped); 564 tests: </w:t>
+              <w:t xml:space="preserve">38 files (37 passed, 1 opt-in skipped); 568 tests: </w:t>
             </w:r>
             <w:r>
               <w:rPr>
@@ -8849,7 +8849,7 @@
                 <w:sz w:val="19"/>
                 <w:szCs w:val="19"/>
               </w:rPr>
-              <w:t>543 passed, 0 failed</w:t>
+              <w:t>547 passed, 0 failed</w:t>
             </w:r>
             <w:r>
               <w:rPr>
@@ -8865,14 +8865,14 @@
                 <w:szCs w:val="17"/>
                 <w:shd w:val="clear" w:color="auto" w:fill="F2F4F3"/>
               </w:rPr>
-              <w:t>src/list-guide.test.ts</w:t>
-            </w:r>
-            <w:r>
-              <w:rPr>
-                <w:sz w:val="19"/>
-                <w:szCs w:val="19"/>
-              </w:rPr>
-              <w:t xml:space="preserve"> (4), TC-141</w:t>
+              <w:t>src/apply.test.ts</w:t>
+            </w:r>
+            <w:r>
+              <w:rPr>
+                <w:sz w:val="19"/>
+                <w:szCs w:val="19"/>
+              </w:rPr>
+              <w:t xml:space="preserve"> (4), TC-142</w:t>
             </w:r>
           </w:p>
         </w:tc>
@@ -8913,7 +8913,7 @@
                 <w:sz w:val="19"/>
                 <w:szCs w:val="19"/>
               </w:rPr>
-              <w:t>Update of 23 October</w:t>
+              <w:t>CR-011, 23 October</w:t>
             </w:r>
           </w:p>
         </w:tc>
@@ -8943,7 +8943,7 @@
                 <w:sz w:val="19"/>
                 <w:szCs w:val="19"/>
               </w:rPr>
-              <w:t xml:space="preserve">36 files (35 passed, 1 opt-in skipped); 560 tests: </w:t>
+              <w:t xml:space="preserve">37 files (36 passed, 1 opt-in skipped); 564 tests: </w:t>
             </w:r>
             <w:r>
               <w:rPr>
@@ -8952,7 +8952,7 @@
                 <w:sz w:val="19"/>
                 <w:szCs w:val="19"/>
               </w:rPr>
-              <w:t>539 passed, 0 failed</w:t>
+              <w:t>543 passed, 0 failed</w:t>
             </w:r>
             <w:r>
               <w:rPr>
@@ -8968,14 +8968,14 @@
                 <w:szCs w:val="17"/>
                 <w:shd w:val="clear" w:color="auto" w:fill="F2F4F3"/>
               </w:rPr>
-              <w:t>src/list-feedback.test.ts</w:t>
-            </w:r>
-            <w:r>
-              <w:rPr>
-                <w:sz w:val="19"/>
-                <w:szCs w:val="19"/>
-              </w:rPr>
-              <w:t xml:space="preserve"> (3), TC-140</w:t>
+              <w:t>src/list-guide.test.ts</w:t>
+            </w:r>
+            <w:r>
+              <w:rPr>
+                <w:sz w:val="19"/>
+                <w:szCs w:val="19"/>
+              </w:rPr>
+              <w:t xml:space="preserve"> (4), TC-141</w:t>
             </w:r>
           </w:p>
         </w:tc>
@@ -9017,7 +9017,7 @@
                 <w:sz w:val="19"/>
                 <w:szCs w:val="19"/>
               </w:rPr>
-              <w:t>New test file</w:t>
+              <w:t>Update of 23 October</w:t>
             </w:r>
           </w:p>
         </w:tc>
@@ -9043,6 +9043,29 @@
             <w:pPr>
               <w:spacing w:line="252" w:lineRule="auto"/>
             </w:pPr>
+            <w:r>
+              <w:rPr>
+                <w:sz w:val="19"/>
+                <w:szCs w:val="19"/>
+              </w:rPr>
+              <w:t xml:space="preserve">36 files (35 passed, 1 opt-in skipped); 560 tests: </w:t>
+            </w:r>
+            <w:r>
+              <w:rPr>
+                <w:b/>
+                <w:bCs/>
+                <w:sz w:val="19"/>
+                <w:szCs w:val="19"/>
+              </w:rPr>
+              <w:t>539 passed, 0 failed</w:t>
+            </w:r>
+            <w:r>
+              <w:rPr>
+                <w:sz w:val="19"/>
+                <w:szCs w:val="19"/>
+              </w:rPr>
+              <w:t xml:space="preserve">; new </w:t>
+            </w:r>
             <w:r>
               <w:rPr>
                 <w:rFonts w:ascii="Consolas" w:eastAsia="Consolas" w:hAnsi="Consolas" w:cs="Consolas"/>
@@ -9050,14 +9073,14 @@
                 <w:szCs w:val="17"/>
                 <w:shd w:val="clear" w:color="auto" w:fill="F2F4F3"/>
               </w:rPr>
-              <w:t>src/nav-pref.test.ts</w:t>
-            </w:r>
-            <w:r>
-              <w:rPr>
-                <w:sz w:val="19"/>
-                <w:szCs w:val="19"/>
-              </w:rPr>
-              <w:t xml:space="preserve"> (4): the desktop side menu is open by default, remembered per device, safe when storage is blocked, forgotten by "Clear this phone" (TC-139)</w:t>
+              <w:t>src/list-feedback.test.ts</w:t>
+            </w:r>
+            <w:r>
+              <w:rPr>
+                <w:sz w:val="19"/>
+                <w:szCs w:val="19"/>
+              </w:rPr>
+              <w:t xml:space="preserve"> (3), TC-140</w:t>
             </w:r>
           </w:p>
         </w:tc>
@@ -9095,42 +9118,49 @@
             </w:pPr>
             <w:r>
               <w:rPr>
+                <w:sz w:val="19"/>
+                <w:szCs w:val="19"/>
+              </w:rPr>
+              <w:t>New test file</w:t>
+            </w:r>
+          </w:p>
+        </w:tc>
+        <w:tc>
+          <w:tcPr>
+            <w:tcW w:w="5956" w:type="dxa"/>
+            <w:tcBorders>
+              <w:top w:val="single" w:sz="4" w:space="0" w:color="C9D3D0"/>
+              <w:left w:val="single" w:sz="4" w:space="0" w:color="C9D3D0"/>
+              <w:bottom w:val="single" w:sz="4" w:space="0" w:color="C9D3D0"/>
+              <w:right w:val="single" w:sz="4" w:space="0" w:color="C9D3D0"/>
+            </w:tcBorders>
+            <w:tcMar>
+              <w:top w:w="50" w:type="dxa"/>
+              <w:left w:w="100" w:type="dxa"/>
+              <w:bottom w:w="50" w:type="dxa"/>
+              <w:right w:w="100" w:type="dxa"/>
+            </w:tcMar>
+            <w:vAlign w:val="center"/>
+          </w:tcPr>
+          <w:p>
+            <w:pPr>
+              <w:spacing w:line="252" w:lineRule="auto"/>
+            </w:pPr>
+            <w:r>
+              <w:rPr>
                 <w:rFonts w:ascii="Consolas" w:eastAsia="Consolas" w:hAnsi="Consolas" w:cs="Consolas"/>
                 <w:sz w:val="17"/>
                 <w:szCs w:val="17"/>
                 <w:shd w:val="clear" w:color="auto" w:fill="F2F4F3"/>
               </w:rPr>
-              <w:t>npx tsc -b</w:t>
-            </w:r>
-          </w:p>
-        </w:tc>
-        <w:tc>
-          <w:tcPr>
-            <w:tcW w:w="5956" w:type="dxa"/>
-            <w:tcBorders>
-              <w:top w:val="single" w:sz="4" w:space="0" w:color="C9D3D0"/>
-              <w:left w:val="single" w:sz="4" w:space="0" w:color="C9D3D0"/>
-              <w:bottom w:val="single" w:sz="4" w:space="0" w:color="C9D3D0"/>
-              <w:right w:val="single" w:sz="4" w:space="0" w:color="C9D3D0"/>
-            </w:tcBorders>
-            <w:tcMar>
-              <w:top w:w="50" w:type="dxa"/>
-              <w:left w:w="100" w:type="dxa"/>
-              <w:bottom w:w="50" w:type="dxa"/>
-              <w:right w:w="100" w:type="dxa"/>
-            </w:tcMar>
-            <w:vAlign w:val="center"/>
-          </w:tcPr>
-          <w:p>
-            <w:pPr>
-              <w:spacing w:line="252" w:lineRule="auto"/>
-            </w:pPr>
-            <w:r>
-              <w:rPr>
-                <w:sz w:val="19"/>
-                <w:szCs w:val="19"/>
-              </w:rPr>
-              <w:t>Exit code 0</w:t>
+              <w:t>src/nav-pref.test.ts</w:t>
+            </w:r>
+            <w:r>
+              <w:rPr>
+                <w:sz w:val="19"/>
+                <w:szCs w:val="19"/>
+              </w:rPr>
+              <w:t xml:space="preserve"> (4): the desktop side menu is open by default, remembered per device, safe when storage is blocked, forgotten by "Clear this phone" (TC-139)</w:t>
             </w:r>
           </w:p>
         </w:tc>
@@ -9174,6 +9204,80 @@
                 <w:szCs w:val="17"/>
                 <w:shd w:val="clear" w:color="auto" w:fill="F2F4F3"/>
               </w:rPr>
+              <w:t>npx tsc -b</w:t>
+            </w:r>
+          </w:p>
+        </w:tc>
+        <w:tc>
+          <w:tcPr>
+            <w:tcW w:w="5956" w:type="dxa"/>
+            <w:tcBorders>
+              <w:top w:val="single" w:sz="4" w:space="0" w:color="C9D3D0"/>
+              <w:left w:val="single" w:sz="4" w:space="0" w:color="C9D3D0"/>
+              <w:bottom w:val="single" w:sz="4" w:space="0" w:color="C9D3D0"/>
+              <w:right w:val="single" w:sz="4" w:space="0" w:color="C9D3D0"/>
+            </w:tcBorders>
+            <w:shd w:val="clear" w:color="auto" w:fill="F3F8F6"/>
+            <w:tcMar>
+              <w:top w:w="50" w:type="dxa"/>
+              <w:left w:w="100" w:type="dxa"/>
+              <w:bottom w:w="50" w:type="dxa"/>
+              <w:right w:w="100" w:type="dxa"/>
+            </w:tcMar>
+            <w:vAlign w:val="center"/>
+          </w:tcPr>
+          <w:p>
+            <w:pPr>
+              <w:spacing w:line="252" w:lineRule="auto"/>
+            </w:pPr>
+            <w:r>
+              <w:rPr>
+                <w:sz w:val="19"/>
+                <w:szCs w:val="19"/>
+              </w:rPr>
+              <w:t>Exit code 0</w:t>
+            </w:r>
+          </w:p>
+        </w:tc>
+      </w:tr>
+      <w:tr>
+        <w:tblPrEx>
+          <w:tblCellMar>
+            <w:top w:w="0" w:type="dxa"/>
+            <w:bottom w:w="0" w:type="dxa"/>
+          </w:tblCellMar>
+        </w:tblPrEx>
+        <w:trPr>
+          <w:cantSplit/>
+        </w:trPr>
+        <w:tc>
+          <w:tcPr>
+            <w:tcW w:w="3682" w:type="dxa"/>
+            <w:tcBorders>
+              <w:top w:val="single" w:sz="4" w:space="0" w:color="C9D3D0"/>
+              <w:left w:val="single" w:sz="4" w:space="0" w:color="C9D3D0"/>
+              <w:bottom w:val="single" w:sz="4" w:space="0" w:color="C9D3D0"/>
+              <w:right w:val="single" w:sz="4" w:space="0" w:color="C9D3D0"/>
+            </w:tcBorders>
+            <w:tcMar>
+              <w:top w:w="50" w:type="dxa"/>
+              <w:left w:w="100" w:type="dxa"/>
+              <w:bottom w:w="50" w:type="dxa"/>
+              <w:right w:w="100" w:type="dxa"/>
+            </w:tcMar>
+            <w:vAlign w:val="center"/>
+          </w:tcPr>
+          <w:p>
+            <w:pPr>
+              <w:spacing w:line="252" w:lineRule="auto"/>
+            </w:pPr>
+            <w:r>
+              <w:rPr>
+                <w:rFonts w:ascii="Consolas" w:eastAsia="Consolas" w:hAnsi="Consolas" w:cs="Consolas"/>
+                <w:sz w:val="17"/>
+                <w:szCs w:val="17"/>
+                <w:shd w:val="clear" w:color="auto" w:fill="F2F4F3"/>
+              </w:rPr>
               <w:t>bash .claude/hooks/test-guard.sh</w:t>
             </w:r>
           </w:p>
@@ -9187,7 +9291,6 @@
               <w:bottom w:val="single" w:sz="4" w:space="0" w:color="C9D3D0"/>
               <w:right w:val="single" w:sz="4" w:space="0" w:color="C9D3D0"/>
             </w:tcBorders>
-            <w:shd w:val="clear" w:color="auto" w:fill="F3F8F6"/>
             <w:tcMar>
               <w:top w:w="50" w:type="dxa"/>
               <w:left w:w="100" w:type="dxa"/>
@@ -9222,7 +9325,7 @@
         <w:keepNext/>
         <w:keepLines/>
       </w:pPr>
-      <w:bookmarkStart w:id="11" w:name="_Toc243654324"/>
+      <w:bookmarkStart w:id="11" w:name="_Toc243656655"/>
       <w:r>
         <w:t>2.3 What the campaign proves</w:t>
       </w:r>
@@ -9233,7 +9336,7 @@
         <w:pStyle w:val="Caption"/>
         <w:keepNext/>
       </w:pPr>
-      <w:bookmarkStart w:id="12" w:name="_Toc243654337"/>
+      <w:bookmarkStart w:id="12" w:name="_Toc243656668"/>
       <w:r>
         <w:t xml:space="preserve">Table </w:t>
       </w:r>
@@ -9685,6 +9788,7 @@
                 <w:sz w:val="19"/>
                 <w:szCs w:val="19"/>
               </w:rPr>
+              <w:lastRenderedPageBreak/>
               <w:t>The 0010 migration is safe to roll back</w:t>
             </w:r>
           </w:p>
@@ -9757,7 +9861,6 @@
                 <w:sz w:val="19"/>
                 <w:szCs w:val="19"/>
               </w:rPr>
-              <w:lastRenderedPageBreak/>
               <w:t>Every published fact has an official source</w:t>
             </w:r>
           </w:p>
@@ -10095,7 +10198,7 @@
         <w:keepLines/>
         <w:pageBreakBefore/>
       </w:pPr>
-      <w:bookmarkStart w:id="13" w:name="_Toc243654325"/>
+      <w:bookmarkStart w:id="13" w:name="_Toc243656656"/>
       <w:r>
         <w:lastRenderedPageBreak/>
         <w:t>3 Defects and findings</w:t>
@@ -10107,10 +10210,7 @@
         <w:spacing w:after="120"/>
       </w:pPr>
       <w:r>
-        <w:t xml:space="preserve">Severity: High = wrong result or data exposure; Medium = visible to students or a security weakness without data exposure; Low = cosmetic, performance or tooling. None of the findings exposes data or gives a wrong course </w:t>
-      </w:r>
-      <w:r>
-        <w:t>result.</w:t>
+        <w:t>Severity: High = wrong result or data exposure; Medium = visible to students or a security weakness without data exposure; Low = cosmetic, performance or tooling. None of the findings exposes data or gives a wrong course result.</w:t>
       </w:r>
     </w:p>
     <w:p>
@@ -10118,7 +10218,7 @@
         <w:pStyle w:val="Caption"/>
         <w:keepNext/>
       </w:pPr>
-      <w:bookmarkStart w:id="14" w:name="_Toc243654338"/>
+      <w:bookmarkStart w:id="14" w:name="_Toc243656669"/>
       <w:r>
         <w:t xml:space="preserve">Table </w:t>
       </w:r>
@@ -12646,7 +12746,7 @@
         <w:keepNext/>
         <w:keepLines/>
       </w:pPr>
-      <w:bookmarkStart w:id="15" w:name="_Toc243654326"/>
+      <w:bookmarkStart w:id="15" w:name="_Toc243656657"/>
       <w:r>
         <w:t>3.1 Failures that are not application defects</w:t>
       </w:r>
@@ -12657,7 +12757,7 @@
         <w:pStyle w:val="Caption"/>
         <w:keepNext/>
       </w:pPr>
-      <w:bookmarkStart w:id="16" w:name="_Toc243654339"/>
+      <w:bookmarkStart w:id="16" w:name="_Toc243656670"/>
       <w:r>
         <w:t xml:space="preserve">Table </w:t>
       </w:r>
@@ -13038,7 +13138,7 @@
         <w:keepLines/>
         <w:pageBreakBefore/>
       </w:pPr>
-      <w:bookmarkStart w:id="17" w:name="_Toc243654327"/>
+      <w:bookmarkStart w:id="17" w:name="_Toc243656658"/>
       <w:r>
         <w:lastRenderedPageBreak/>
         <w:t>4 Security audit run-1</w:t>
@@ -13051,7 +13151,7 @@
         <w:keepNext/>
         <w:keepLines/>
       </w:pPr>
-      <w:bookmarkStart w:id="18" w:name="_Toc243654328"/>
+      <w:bookmarkStart w:id="18" w:name="_Toc243656659"/>
       <w:r>
         <w:t>4.1 Method</w:t>
       </w:r>
@@ -13094,7 +13194,7 @@
         <w:keepNext/>
         <w:keepLines/>
       </w:pPr>
-      <w:bookmarkStart w:id="19" w:name="_Toc243654329"/>
+      <w:bookmarkStart w:id="19" w:name="_Toc243656660"/>
       <w:r>
         <w:t>4.2 Results</w:t>
       </w:r>
@@ -13105,7 +13205,7 @@
         <w:pStyle w:val="Caption"/>
         <w:keepNext/>
       </w:pPr>
-      <w:bookmarkStart w:id="20" w:name="_Toc243654340"/>
+      <w:bookmarkStart w:id="20" w:name="_Toc243656671"/>
       <w:r>
         <w:t xml:space="preserve">Table </w:t>
       </w:r>
@@ -13459,7 +13559,7 @@
         <w:pStyle w:val="Caption"/>
         <w:keepNext/>
       </w:pPr>
-      <w:bookmarkStart w:id="21" w:name="_Toc243654341"/>
+      <w:bookmarkStart w:id="21" w:name="_Toc243656672"/>
       <w:r>
         <w:t xml:space="preserve">Table </w:t>
       </w:r>
@@ -16049,7 +16149,7 @@
         <w:keepLines/>
         <w:pageBreakBefore/>
       </w:pPr>
-      <w:bookmarkStart w:id="22" w:name="_Toc243654330"/>
+      <w:bookmarkStart w:id="22" w:name="_Toc243656661"/>
       <w:r>
         <w:lastRenderedPageBreak/>
         <w:t>5 Limits of this campaign</w:t>
@@ -16139,7 +16239,7 @@
         <w:keepLines/>
         <w:pageBreakBefore/>
       </w:pPr>
-      <w:bookmarkStart w:id="23" w:name="_Toc243654331"/>
+      <w:bookmarkStart w:id="23" w:name="_Toc243656662"/>
       <w:r>
         <w:lastRenderedPageBreak/>
         <w:t>6 Conclusion</w:t>
@@ -16174,7 +16274,7 @@
         <w:keepLines/>
         <w:pageBreakBefore/>
       </w:pPr>
-      <w:bookmarkStart w:id="24" w:name="_Toc243654332"/>
+      <w:bookmarkStart w:id="24" w:name="_Toc243656663"/>
       <w:r>
         <w:lastRenderedPageBreak/>
         <w:t>7 Appendix A. Result files</w:t>
@@ -16445,10 +16545,10 @@
 <file path=word/numbering.xml><?xml version="1.0" encoding="utf-8"?>
 <w:numbering xmlns:wpc="http://schemas.microsoft.com/office/word/2010/wordprocessingCanvas" xmlns:cx="http://schemas.microsoft.com/office/drawing/2014/chartex" xmlns:cx1="http://schemas.microsoft.com/office/drawing/2015/9/8/chartex" xmlns:cx2="http://schemas.microsoft.com/office/drawing/2015/10/21/chartex" xmlns:cx3="http://schemas.microsoft.com/office/drawing/2016/5/9/chartex" xmlns:cx4="http://schemas.microsoft.com/office/drawing/2016/5/10/chartex" xmlns:cx5="http://schemas.microsoft.com/office/drawing/2016/5/11/chartex" xmlns:cx6="http://schemas.microsoft.com/office/drawing/2016/5/12/chartex" xmlns:cx7="http://schemas.microsoft.com/office/drawing/2016/5/13/chartex" xmlns:cx8="http://schemas.microsoft.com/office/drawing/2016/5/14/chartex" xmlns:mc="http://schemas.openxmlformats.org/markup-compatibility/2006" xmlns:aink="http://schemas.microsoft.com/office/drawing/2016/ink" xmlns:am3d="http://schemas.microsoft.com/office/drawing/2017/model3d" xmlns:o="urn:schemas-microsoft-com:office:office" xmlns:oel="http://schemas.microsoft.com/office/2019/extlst" xmlns:r="http://schemas.openxmlformats.org/officeDocument/2006/relationships" xmlns:m="http://schemas.openxmlformats.org/officeDocument/2006/math" xmlns:v="urn:schemas-microsoft-com:vml" xmlns:wp14="http://schemas.microsoft.com/office/word/2010/wordprocessingDrawing" xmlns:wp="http://schemas.openxmlformats.org/drawingml/2006/wordprocessingDrawing" xmlns:w10="urn:schemas-microsoft-com:office:word" xmlns:w="http://schemas.openxmlformats.org/wordprocessingml/2006/main" xmlns:w14="http://schemas.microsoft.com/office/word/2010/wordml" xmlns:w15="http://schemas.microsoft.com/office/word/2012/wordml" xmlns:w16cex="http://schemas.microsoft.com/office/word/2018/wordml/cex" xmlns:w16cid="http://schemas.microsoft.com/office/word/2016/wordml/cid" xmlns:w16="http://schemas.microsoft.com/office/word/2018/wordml" xmlns:w16du="http://schemas.microsoft.com/office/word/2023/wordml/word16du" xmlns:w16sdtdh="http://schemas.microsoft.com/office/word/2020/wordml/sdtdatahash" xmlns:w16sdtfl="http://schemas.microsoft.com/office/word/2024/wordml/sdtformatlock" xmlns:w16se="http://schemas.microsoft.com/office/word/2015/wordml/symex" xmlns:wpg="http://schemas.microsoft.com/office/word/2010/wordprocessingGroup" xmlns:wpi="http://schemas.microsoft.com/office/word/2010/wordprocessingInk" xmlns:wne="http://schemas.microsoft.com/office/word/2006/wordml" xmlns:wps="http://schemas.microsoft.com/office/word/2010/wordprocessingShape" mc:Ignorable="w14 w15 w16se w16cid w16 w16cex w16sdtdh w16sdtfl w16du wp14">
   <w:abstractNum w:abstractNumId="0" w15:restartNumberingAfterBreak="0">
-    <w:nsid w:val="36883AEA"/>
+    <w:nsid w:val="22A9730C"/>
     <w:multiLevelType w:val="hybridMultilevel"/>
-    <w:tmpl w:val="B1AECEE8"/>
-    <w:lvl w:ilvl="0" w:tplc="502C2B0A">
+    <w:tmpl w:val="D204A174"/>
+    <w:lvl w:ilvl="0" w:tplc="63EA96AC">
       <w:start w:val="1"/>
       <w:numFmt w:val="bullet"/>
       <w:lvlText w:val="•"/>
@@ -16457,7 +16557,7 @@
         <w:ind w:left="720" w:hanging="280"/>
       </w:pPr>
     </w:lvl>
-    <w:lvl w:ilvl="1" w:tplc="69EE622A" w:tentative="1">
+    <w:lvl w:ilvl="1" w:tplc="EB907168" w:tentative="1">
       <w:start w:val="1"/>
       <w:numFmt w:val="bullet"/>
       <w:lvlText w:val="–"/>
@@ -16466,7 +16566,7 @@
         <w:ind w:left="1080" w:hanging="280"/>
       </w:pPr>
     </w:lvl>
-    <w:lvl w:ilvl="2" w:tplc="73EA6FC8" w:tentative="1">
+    <w:lvl w:ilvl="2" w:tplc="126C2A8E" w:tentative="1">
       <w:start w:val="1"/>
       <w:numFmt w:val="bullet"/>
       <w:lvlText w:val="▪"/>
@@ -16475,42 +16575,104 @@
         <w:ind w:left="1440" w:hanging="280"/>
       </w:pPr>
     </w:lvl>
-    <w:lvl w:ilvl="3" w:tplc="E250CD74">
+    <w:lvl w:ilvl="3" w:tplc="D8A02574">
       <w:numFmt w:val="decimal"/>
       <w:lvlText w:val=""/>
       <w:lvlJc w:val="left"/>
     </w:lvl>
-    <w:lvl w:ilvl="4" w:tplc="5658E65E">
+    <w:lvl w:ilvl="4" w:tplc="16309C98">
       <w:numFmt w:val="decimal"/>
       <w:lvlText w:val=""/>
       <w:lvlJc w:val="left"/>
     </w:lvl>
-    <w:lvl w:ilvl="5" w:tplc="35C2CD50">
+    <w:lvl w:ilvl="5" w:tplc="EE5E164C">
       <w:numFmt w:val="decimal"/>
       <w:lvlText w:val=""/>
       <w:lvlJc w:val="left"/>
     </w:lvl>
-    <w:lvl w:ilvl="6" w:tplc="32E4D402">
+    <w:lvl w:ilvl="6" w:tplc="C7B2860C">
       <w:numFmt w:val="decimal"/>
       <w:lvlText w:val=""/>
       <w:lvlJc w:val="left"/>
     </w:lvl>
-    <w:lvl w:ilvl="7" w:tplc="FE1638DA">
+    <w:lvl w:ilvl="7" w:tplc="DBB2E63A">
       <w:numFmt w:val="decimal"/>
       <w:lvlText w:val=""/>
       <w:lvlJc w:val="left"/>
     </w:lvl>
-    <w:lvl w:ilvl="8" w:tplc="7D04890E">
+    <w:lvl w:ilvl="8" w:tplc="C8645D1E">
       <w:numFmt w:val="decimal"/>
       <w:lvlText w:val=""/>
       <w:lvlJc w:val="left"/>
     </w:lvl>
   </w:abstractNum>
   <w:abstractNum w:abstractNumId="1" w15:restartNumberingAfterBreak="0">
-    <w:nsid w:val="4FE600C0"/>
+    <w:nsid w:val="6192606A"/>
     <w:multiLevelType w:val="hybridMultilevel"/>
-    <w:tmpl w:val="D88AB680"/>
-    <w:lvl w:ilvl="0" w:tplc="FA44CDB6" w:tentative="1">
+    <w:tmpl w:val="26CA9D8C"/>
+    <w:lvl w:ilvl="0" w:tplc="946ECBD4" w:tentative="1">
+      <w:start w:val="1"/>
+      <w:numFmt w:val="decimal"/>
+      <w:lvlText w:val="%1."/>
+      <w:lvlJc w:val="left"/>
+      <w:pPr>
+        <w:ind w:left="720" w:hanging="360"/>
+      </w:pPr>
+    </w:lvl>
+    <w:lvl w:ilvl="1" w:tplc="2FB241D0" w:tentative="1">
+      <w:start w:val="1"/>
+      <w:numFmt w:val="lowerLetter"/>
+      <w:lvlText w:val="%2."/>
+      <w:lvlJc w:val="left"/>
+      <w:pPr>
+        <w:ind w:left="1080" w:hanging="360"/>
+      </w:pPr>
+    </w:lvl>
+    <w:lvl w:ilvl="2" w:tplc="157E066C" w:tentative="1">
+      <w:start w:val="1"/>
+      <w:numFmt w:val="lowerRoman"/>
+      <w:lvlText w:val="%3."/>
+      <w:lvlJc w:val="left"/>
+      <w:pPr>
+        <w:ind w:left="1440" w:hanging="360"/>
+      </w:pPr>
+    </w:lvl>
+    <w:lvl w:ilvl="3" w:tplc="D73A6A34">
+      <w:numFmt w:val="decimal"/>
+      <w:lvlText w:val=""/>
+      <w:lvlJc w:val="left"/>
+    </w:lvl>
+    <w:lvl w:ilvl="4" w:tplc="A9383826">
+      <w:numFmt w:val="decimal"/>
+      <w:lvlText w:val=""/>
+      <w:lvlJc w:val="left"/>
+    </w:lvl>
+    <w:lvl w:ilvl="5" w:tplc="6980B21E">
+      <w:numFmt w:val="decimal"/>
+      <w:lvlText w:val=""/>
+      <w:lvlJc w:val="left"/>
+    </w:lvl>
+    <w:lvl w:ilvl="6" w:tplc="98B60E94">
+      <w:numFmt w:val="decimal"/>
+      <w:lvlText w:val=""/>
+      <w:lvlJc w:val="left"/>
+    </w:lvl>
+    <w:lvl w:ilvl="7" w:tplc="ABF0AC26">
+      <w:numFmt w:val="decimal"/>
+      <w:lvlText w:val=""/>
+      <w:lvlJc w:val="left"/>
+    </w:lvl>
+    <w:lvl w:ilvl="8" w:tplc="C7D0350C">
+      <w:numFmt w:val="decimal"/>
+      <w:lvlText w:val=""/>
+      <w:lvlJc w:val="left"/>
+    </w:lvl>
+  </w:abstractNum>
+  <w:abstractNum w:abstractNumId="2" w15:restartNumberingAfterBreak="0">
+    <w:nsid w:val="61E83F26"/>
+    <w:multiLevelType w:val="hybridMultilevel"/>
+    <w:tmpl w:val="9F74A88A"/>
+    <w:lvl w:ilvl="0" w:tplc="4A74BD08" w:tentative="1">
       <w:start w:val="1"/>
       <w:numFmt w:val="bullet"/>
       <w:lvlText w:val="●"/>
@@ -16519,7 +16681,7 @@
         <w:ind w:left="720" w:hanging="360"/>
       </w:pPr>
     </w:lvl>
-    <w:lvl w:ilvl="1" w:tplc="50BA5C12" w:tentative="1">
+    <w:lvl w:ilvl="1" w:tplc="66EAB85C" w:tentative="1">
       <w:start w:val="1"/>
       <w:numFmt w:val="bullet"/>
       <w:lvlText w:val="○"/>
@@ -16528,7 +16690,7 @@
         <w:ind w:left="1440" w:hanging="360"/>
       </w:pPr>
     </w:lvl>
-    <w:lvl w:ilvl="2" w:tplc="B8D2F02A" w:tentative="1">
+    <w:lvl w:ilvl="2" w:tplc="4B987C2A" w:tentative="1">
       <w:start w:val="1"/>
       <w:numFmt w:val="bullet"/>
       <w:lvlText w:val="■"/>
@@ -16537,7 +16699,7 @@
         <w:ind w:left="2160" w:hanging="360"/>
       </w:pPr>
     </w:lvl>
-    <w:lvl w:ilvl="3" w:tplc="019048A2" w:tentative="1">
+    <w:lvl w:ilvl="3" w:tplc="DEFE64A4" w:tentative="1">
       <w:start w:val="1"/>
       <w:numFmt w:val="bullet"/>
       <w:lvlText w:val="●"/>
@@ -16546,7 +16708,7 @@
         <w:ind w:left="2880" w:hanging="360"/>
       </w:pPr>
     </w:lvl>
-    <w:lvl w:ilvl="4" w:tplc="E228D904" w:tentative="1">
+    <w:lvl w:ilvl="4" w:tplc="55DC48B8" w:tentative="1">
       <w:start w:val="1"/>
       <w:numFmt w:val="bullet"/>
       <w:lvlText w:val="○"/>
@@ -16555,7 +16717,7 @@
         <w:ind w:left="3600" w:hanging="360"/>
       </w:pPr>
     </w:lvl>
-    <w:lvl w:ilvl="5" w:tplc="0256FA8C" w:tentative="1">
+    <w:lvl w:ilvl="5" w:tplc="4BAA4C94" w:tentative="1">
       <w:start w:val="1"/>
       <w:numFmt w:val="bullet"/>
       <w:lvlText w:val="■"/>
@@ -16564,7 +16726,7 @@
         <w:ind w:left="4320" w:hanging="360"/>
       </w:pPr>
     </w:lvl>
-    <w:lvl w:ilvl="6" w:tplc="59EAB7E6" w:tentative="1">
+    <w:lvl w:ilvl="6" w:tplc="25FEE4A8" w:tentative="1">
       <w:start w:val="1"/>
       <w:numFmt w:val="bullet"/>
       <w:lvlText w:val="●"/>
@@ -16573,7 +16735,7 @@
         <w:ind w:left="5040" w:hanging="360"/>
       </w:pPr>
     </w:lvl>
-    <w:lvl w:ilvl="7" w:tplc="7B80443A" w:tentative="1">
+    <w:lvl w:ilvl="7" w:tplc="BC629AE8" w:tentative="1">
       <w:start w:val="1"/>
       <w:numFmt w:val="bullet"/>
       <w:lvlText w:val="●"/>
@@ -16582,7 +16744,7 @@
         <w:ind w:left="5760" w:hanging="360"/>
       </w:pPr>
     </w:lvl>
-    <w:lvl w:ilvl="8" w:tplc="E340AF7C" w:tentative="1">
+    <w:lvl w:ilvl="8" w:tplc="595813F6" w:tentative="1">
       <w:start w:val="1"/>
       <w:numFmt w:val="bullet"/>
       <w:lvlText w:val="●"/>
@@ -16592,75 +16754,13 @@
       </w:pPr>
     </w:lvl>
   </w:abstractNum>
-  <w:abstractNum w:abstractNumId="2" w15:restartNumberingAfterBreak="0">
-    <w:nsid w:val="68A436FD"/>
-    <w:multiLevelType w:val="hybridMultilevel"/>
-    <w:tmpl w:val="96CA49A4"/>
-    <w:lvl w:ilvl="0" w:tplc="6DEA15AC" w:tentative="1">
-      <w:start w:val="1"/>
-      <w:numFmt w:val="decimal"/>
-      <w:lvlText w:val="%1."/>
-      <w:lvlJc w:val="left"/>
-      <w:pPr>
-        <w:ind w:left="720" w:hanging="360"/>
-      </w:pPr>
-    </w:lvl>
-    <w:lvl w:ilvl="1" w:tplc="EA929C18" w:tentative="1">
-      <w:start w:val="1"/>
-      <w:numFmt w:val="lowerLetter"/>
-      <w:lvlText w:val="%2."/>
-      <w:lvlJc w:val="left"/>
-      <w:pPr>
-        <w:ind w:left="1080" w:hanging="360"/>
-      </w:pPr>
-    </w:lvl>
-    <w:lvl w:ilvl="2" w:tplc="F456434A" w:tentative="1">
-      <w:start w:val="1"/>
-      <w:numFmt w:val="lowerRoman"/>
-      <w:lvlText w:val="%3."/>
-      <w:lvlJc w:val="left"/>
-      <w:pPr>
-        <w:ind w:left="1440" w:hanging="360"/>
-      </w:pPr>
-    </w:lvl>
-    <w:lvl w:ilvl="3" w:tplc="EE46B990">
-      <w:numFmt w:val="decimal"/>
-      <w:lvlText w:val=""/>
-      <w:lvlJc w:val="left"/>
-    </w:lvl>
-    <w:lvl w:ilvl="4" w:tplc="432E8616">
-      <w:numFmt w:val="decimal"/>
-      <w:lvlText w:val=""/>
-      <w:lvlJc w:val="left"/>
-    </w:lvl>
-    <w:lvl w:ilvl="5" w:tplc="99724CB0">
-      <w:numFmt w:val="decimal"/>
-      <w:lvlText w:val=""/>
-      <w:lvlJc w:val="left"/>
-    </w:lvl>
-    <w:lvl w:ilvl="6" w:tplc="4F641ADA">
-      <w:numFmt w:val="decimal"/>
-      <w:lvlText w:val=""/>
-      <w:lvlJc w:val="left"/>
-    </w:lvl>
-    <w:lvl w:ilvl="7" w:tplc="943EB1A0">
-      <w:numFmt w:val="decimal"/>
-      <w:lvlText w:val=""/>
-      <w:lvlJc w:val="left"/>
-    </w:lvl>
-    <w:lvl w:ilvl="8" w:tplc="B3D235BC">
-      <w:numFmt w:val="decimal"/>
-      <w:lvlText w:val=""/>
-      <w:lvlJc w:val="left"/>
-    </w:lvl>
-  </w:abstractNum>
-  <w:num w:numId="1" w16cid:durableId="1975058679">
-    <w:abstractNumId w:val="1"/>
+  <w:num w:numId="1" w16cid:durableId="2073313289">
+    <w:abstractNumId w:val="2"/>
     <w:lvlOverride w:ilvl="0">
       <w:startOverride w:val="1"/>
     </w:lvlOverride>
   </w:num>
-  <w:num w:numId="2" w16cid:durableId="917440869">
+  <w:num w:numId="2" w16cid:durableId="1529875009">
     <w:abstractNumId w:val="0"/>
     <w:lvlOverride w:ilvl="0">
       <w:startOverride w:val="1"/>
@@ -17365,7 +17465,7 @@
     <w:autoRedefine/>
     <w:uiPriority w:val="39"/>
     <w:unhideWhenUsed/>
-    <w:rsid w:val="008829E1"/>
+    <w:rsid w:val="00615F8E"/>
     <w:pPr>
       <w:spacing w:after="100"/>
     </w:pPr>
@@ -17377,7 +17477,7 @@
     <w:autoRedefine/>
     <w:uiPriority w:val="39"/>
     <w:unhideWhenUsed/>
-    <w:rsid w:val="008829E1"/>
+    <w:rsid w:val="00615F8E"/>
     <w:pPr>
       <w:spacing w:after="100"/>
       <w:ind w:left="210"/>
@@ -17389,7 +17489,7 @@
     <w:next w:val="Normal"/>
     <w:uiPriority w:val="99"/>
     <w:unhideWhenUsed/>
-    <w:rsid w:val="008829E1"/>
+    <w:rsid w:val="00615F8E"/>
   </w:style>
 </w:styles>
 </file>

--- a/docs/08-test-plan/ZP-DOC-08_Test-Summary-Report.docx
+++ b/docs/08-test-plan/ZP-DOC-08_Test-Summary-Report.docx
@@ -90,7 +90,7 @@
           <w:left w:w="10" w:type="dxa"/>
           <w:right w:w="10" w:type="dxa"/>
         </w:tblCellMar>
-        <w:tblLook w:val="04A0" w:firstRow="1" w:lastRow="0" w:firstColumn="1" w:lastColumn="0" w:noHBand="0" w:noVBand="1"/>
+        <w:tblLook w:val="0000" w:firstRow="0" w:lastRow="0" w:firstColumn="0" w:lastColumn="0" w:noHBand="0" w:noVBand="0"/>
       </w:tblPr>
       <w:tblGrid>
         <w:gridCol w:w="2600"/>
@@ -494,7 +494,7 @@
           <w:left w:w="10" w:type="dxa"/>
           <w:right w:w="10" w:type="dxa"/>
         </w:tblCellMar>
-        <w:tblLook w:val="04A0" w:firstRow="1" w:lastRow="0" w:firstColumn="1" w:lastColumn="0" w:noHBand="0" w:noVBand="1"/>
+        <w:tblLook w:val="0000" w:firstRow="0" w:lastRow="0" w:firstColumn="0" w:lastColumn="0" w:noHBand="0" w:noVBand="0"/>
       </w:tblPr>
       <w:tblGrid>
         <w:gridCol w:w="2600"/>
@@ -1189,7 +1189,7 @@
           <w:left w:w="10" w:type="dxa"/>
           <w:right w:w="10" w:type="dxa"/>
         </w:tblCellMar>
-        <w:tblLook w:val="04A0" w:firstRow="1" w:lastRow="0" w:firstColumn="1" w:lastColumn="0" w:noHBand="0" w:noVBand="1"/>
+        <w:tblLook w:val="0000" w:firstRow="0" w:lastRow="0" w:firstColumn="0" w:lastColumn="0" w:noHBand="0" w:noVBand="0"/>
       </w:tblPr>
       <w:tblGrid>
         <w:gridCol w:w="964"/>
@@ -2066,7 +2066,7 @@
           <w:left w:w="10" w:type="dxa"/>
           <w:right w:w="10" w:type="dxa"/>
         </w:tblCellMar>
-        <w:tblLook w:val="04A0" w:firstRow="1" w:lastRow="0" w:firstColumn="1" w:lastColumn="0" w:noHBand="0" w:noVBand="1"/>
+        <w:tblLook w:val="0000" w:firstRow="0" w:lastRow="0" w:firstColumn="0" w:lastColumn="0" w:noHBand="0" w:noVBand="0"/>
       </w:tblPr>
       <w:tblGrid>
         <w:gridCol w:w="2120"/>
@@ -2423,7 +2423,7 @@
     <w:sdt>
       <w:sdtPr>
         <w:alias w:val="Contents"/>
-        <w:id w:val="-2039040671"/>
+        <w:id w:val="1499620119"/>
       </w:sdtPr>
       <w:sdtEndPr/>
       <w:sdtContent>
@@ -2452,7 +2452,7 @@
           <w:r>
             <w:fldChar w:fldCharType="separate"/>
           </w:r>
-          <w:hyperlink w:anchor="_Toc243656648" w:history="1">
+          <w:hyperlink w:anchor="_Toc243658776" w:history="1">
             <w:r>
               <w:rPr>
                 <w:rStyle w:val="Hyperlink"/>
@@ -2476,7 +2476,7 @@
               <w:rPr>
                 <w:noProof/>
               </w:rPr>
-              <w:instrText xml:space="preserve"> PAGEREF _Toc243656648 \h </w:instrText>
+              <w:instrText xml:space="preserve"> PAGEREF _Toc243658776 \h </w:instrText>
             </w:r>
             <w:r>
               <w:rPr>
@@ -2519,7 +2519,7 @@
               <w14:ligatures w14:val="standardContextual"/>
             </w:rPr>
           </w:pPr>
-          <w:hyperlink w:anchor="_Toc243656649" w:history="1">
+          <w:hyperlink w:anchor="_Toc243658777" w:history="1">
             <w:r>
               <w:rPr>
                 <w:rStyle w:val="Hyperlink"/>
@@ -2543,7 +2543,7 @@
               <w:rPr>
                 <w:noProof/>
               </w:rPr>
-              <w:instrText xml:space="preserve"> PAGEREF _Toc243656649 \h </w:instrText>
+              <w:instrText xml:space="preserve"> PAGEREF _Toc243658777 \h </w:instrText>
             </w:r>
             <w:r>
               <w:rPr>
@@ -2586,7 +2586,7 @@
               <w14:ligatures w14:val="standardContextual"/>
             </w:rPr>
           </w:pPr>
-          <w:hyperlink w:anchor="_Toc243656650" w:history="1">
+          <w:hyperlink w:anchor="_Toc243658778" w:history="1">
             <w:r>
               <w:rPr>
                 <w:rStyle w:val="Hyperlink"/>
@@ -2610,7 +2610,7 @@
               <w:rPr>
                 <w:noProof/>
               </w:rPr>
-              <w:instrText xml:space="preserve"> PAGEREF _Toc243656650 \h </w:instrText>
+              <w:instrText xml:space="preserve"> PAGEREF _Toc243658778 \h </w:instrText>
             </w:r>
             <w:r>
               <w:rPr>
@@ -2653,7 +2653,7 @@
               <w14:ligatures w14:val="standardContextual"/>
             </w:rPr>
           </w:pPr>
-          <w:hyperlink w:anchor="_Toc243656651" w:history="1">
+          <w:hyperlink w:anchor="_Toc243658779" w:history="1">
             <w:r>
               <w:rPr>
                 <w:rStyle w:val="Hyperlink"/>
@@ -2677,7 +2677,7 @@
               <w:rPr>
                 <w:noProof/>
               </w:rPr>
-              <w:instrText xml:space="preserve"> PAGEREF _Toc243656651 \h </w:instrText>
+              <w:instrText xml:space="preserve"> PAGEREF _Toc243658779 \h </w:instrText>
             </w:r>
             <w:r>
               <w:rPr>
@@ -2720,7 +2720,7 @@
               <w14:ligatures w14:val="standardContextual"/>
             </w:rPr>
           </w:pPr>
-          <w:hyperlink w:anchor="_Toc243656652" w:history="1">
+          <w:hyperlink w:anchor="_Toc243658780" w:history="1">
             <w:r>
               <w:rPr>
                 <w:rStyle w:val="Hyperlink"/>
@@ -2744,7 +2744,7 @@
               <w:rPr>
                 <w:noProof/>
               </w:rPr>
-              <w:instrText xml:space="preserve"> PAGEREF _Toc243656652 \h </w:instrText>
+              <w:instrText xml:space="preserve"> PAGEREF _Toc243658780 \h </w:instrText>
             </w:r>
             <w:r>
               <w:rPr>
@@ -2787,7 +2787,7 @@
               <w14:ligatures w14:val="standardContextual"/>
             </w:rPr>
           </w:pPr>
-          <w:hyperlink w:anchor="_Toc243656653" w:history="1">
+          <w:hyperlink w:anchor="_Toc243658781" w:history="1">
             <w:r>
               <w:rPr>
                 <w:rStyle w:val="Hyperlink"/>
@@ -2811,7 +2811,7 @@
               <w:rPr>
                 <w:noProof/>
               </w:rPr>
-              <w:instrText xml:space="preserve"> PAGEREF _Toc243656653 \h </w:instrText>
+              <w:instrText xml:space="preserve"> PAGEREF _Toc243658781 \h </w:instrText>
             </w:r>
             <w:r>
               <w:rPr>
@@ -2854,7 +2854,7 @@
               <w14:ligatures w14:val="standardContextual"/>
             </w:rPr>
           </w:pPr>
-          <w:hyperlink w:anchor="_Toc243656654" w:history="1">
+          <w:hyperlink w:anchor="_Toc243658782" w:history="1">
             <w:r>
               <w:rPr>
                 <w:rStyle w:val="Hyperlink"/>
@@ -2878,7 +2878,7 @@
               <w:rPr>
                 <w:noProof/>
               </w:rPr>
-              <w:instrText xml:space="preserve"> PAGEREF _Toc243656654 \h </w:instrText>
+              <w:instrText xml:space="preserve"> PAGEREF _Toc243658782 \h </w:instrText>
             </w:r>
             <w:r>
               <w:rPr>
@@ -2921,7 +2921,7 @@
               <w14:ligatures w14:val="standardContextual"/>
             </w:rPr>
           </w:pPr>
-          <w:hyperlink w:anchor="_Toc243656655" w:history="1">
+          <w:hyperlink w:anchor="_Toc243658783" w:history="1">
             <w:r>
               <w:rPr>
                 <w:rStyle w:val="Hyperlink"/>
@@ -2945,7 +2945,7 @@
               <w:rPr>
                 <w:noProof/>
               </w:rPr>
-              <w:instrText xml:space="preserve"> PAGEREF _Toc243656655 \h </w:instrText>
+              <w:instrText xml:space="preserve"> PAGEREF _Toc243658783 \h </w:instrText>
             </w:r>
             <w:r>
               <w:rPr>
@@ -2988,7 +2988,7 @@
               <w14:ligatures w14:val="standardContextual"/>
             </w:rPr>
           </w:pPr>
-          <w:hyperlink w:anchor="_Toc243656656" w:history="1">
+          <w:hyperlink w:anchor="_Toc243658784" w:history="1">
             <w:r>
               <w:rPr>
                 <w:rStyle w:val="Hyperlink"/>
@@ -3012,7 +3012,7 @@
               <w:rPr>
                 <w:noProof/>
               </w:rPr>
-              <w:instrText xml:space="preserve"> PAGEREF _Toc243656656 \h </w:instrText>
+              <w:instrText xml:space="preserve"> PAGEREF _Toc243658784 \h </w:instrText>
             </w:r>
             <w:r>
               <w:rPr>
@@ -3055,7 +3055,7 @@
               <w14:ligatures w14:val="standardContextual"/>
             </w:rPr>
           </w:pPr>
-          <w:hyperlink w:anchor="_Toc243656657" w:history="1">
+          <w:hyperlink w:anchor="_Toc243658785" w:history="1">
             <w:r>
               <w:rPr>
                 <w:rStyle w:val="Hyperlink"/>
@@ -3079,7 +3079,7 @@
               <w:rPr>
                 <w:noProof/>
               </w:rPr>
-              <w:instrText xml:space="preserve"> PAGEREF _Toc243656657 \h </w:instrText>
+              <w:instrText xml:space="preserve"> PAGEREF _Toc243658785 \h </w:instrText>
             </w:r>
             <w:r>
               <w:rPr>
@@ -3122,7 +3122,7 @@
               <w14:ligatures w14:val="standardContextual"/>
             </w:rPr>
           </w:pPr>
-          <w:hyperlink w:anchor="_Toc243656658" w:history="1">
+          <w:hyperlink w:anchor="_Toc243658786" w:history="1">
             <w:r>
               <w:rPr>
                 <w:rStyle w:val="Hyperlink"/>
@@ -3146,7 +3146,7 @@
               <w:rPr>
                 <w:noProof/>
               </w:rPr>
-              <w:instrText xml:space="preserve"> PAGEREF _Toc243656658 \h </w:instrText>
+              <w:instrText xml:space="preserve"> PAGEREF _Toc243658786 \h </w:instrText>
             </w:r>
             <w:r>
               <w:rPr>
@@ -3189,7 +3189,7 @@
               <w14:ligatures w14:val="standardContextual"/>
             </w:rPr>
           </w:pPr>
-          <w:hyperlink w:anchor="_Toc243656659" w:history="1">
+          <w:hyperlink w:anchor="_Toc243658787" w:history="1">
             <w:r>
               <w:rPr>
                 <w:rStyle w:val="Hyperlink"/>
@@ -3213,7 +3213,7 @@
               <w:rPr>
                 <w:noProof/>
               </w:rPr>
-              <w:instrText xml:space="preserve"> PAGEREF _Toc243656659 \h </w:instrText>
+              <w:instrText xml:space="preserve"> PAGEREF _Toc243658787 \h </w:instrText>
             </w:r>
             <w:r>
               <w:rPr>
@@ -3256,7 +3256,7 @@
               <w14:ligatures w14:val="standardContextual"/>
             </w:rPr>
           </w:pPr>
-          <w:hyperlink w:anchor="_Toc243656660" w:history="1">
+          <w:hyperlink w:anchor="_Toc243658788" w:history="1">
             <w:r>
               <w:rPr>
                 <w:rStyle w:val="Hyperlink"/>
@@ -3280,7 +3280,7 @@
               <w:rPr>
                 <w:noProof/>
               </w:rPr>
-              <w:instrText xml:space="preserve"> PAGEREF _Toc243656660 \h </w:instrText>
+              <w:instrText xml:space="preserve"> PAGEREF _Toc243658788 \h </w:instrText>
             </w:r>
             <w:r>
               <w:rPr>
@@ -3323,7 +3323,7 @@
               <w14:ligatures w14:val="standardContextual"/>
             </w:rPr>
           </w:pPr>
-          <w:hyperlink w:anchor="_Toc243656661" w:history="1">
+          <w:hyperlink w:anchor="_Toc243658789" w:history="1">
             <w:r>
               <w:rPr>
                 <w:rStyle w:val="Hyperlink"/>
@@ -3347,7 +3347,7 @@
               <w:rPr>
                 <w:noProof/>
               </w:rPr>
-              <w:instrText xml:space="preserve"> PAGEREF _Toc243656661 \h </w:instrText>
+              <w:instrText xml:space="preserve"> PAGEREF _Toc243658789 \h </w:instrText>
             </w:r>
             <w:r>
               <w:rPr>
@@ -3390,7 +3390,7 @@
               <w14:ligatures w14:val="standardContextual"/>
             </w:rPr>
           </w:pPr>
-          <w:hyperlink w:anchor="_Toc243656662" w:history="1">
+          <w:hyperlink w:anchor="_Toc243658790" w:history="1">
             <w:r>
               <w:rPr>
                 <w:rStyle w:val="Hyperlink"/>
@@ -3414,7 +3414,7 @@
               <w:rPr>
                 <w:noProof/>
               </w:rPr>
-              <w:instrText xml:space="preserve"> PAGEREF _Toc243656662 \h </w:instrText>
+              <w:instrText xml:space="preserve"> PAGEREF _Toc243658790 \h </w:instrText>
             </w:r>
             <w:r>
               <w:rPr>
@@ -3457,7 +3457,7 @@
               <w14:ligatures w14:val="standardContextual"/>
             </w:rPr>
           </w:pPr>
-          <w:hyperlink w:anchor="_Toc243656663" w:history="1">
+          <w:hyperlink w:anchor="_Toc243658791" w:history="1">
             <w:r>
               <w:rPr>
                 <w:rStyle w:val="Hyperlink"/>
@@ -3481,7 +3481,7 @@
               <w:rPr>
                 <w:noProof/>
               </w:rPr>
-              <w:instrText xml:space="preserve"> PAGEREF _Toc243656663 \h </w:instrText>
+              <w:instrText xml:space="preserve"> PAGEREF _Toc243658791 \h </w:instrText>
             </w:r>
             <w:r>
               <w:rPr>
@@ -3527,7 +3527,7 @@
     <w:sdt>
       <w:sdtPr>
         <w:alias w:val="Tables"/>
-        <w:id w:val="-1065255762"/>
+        <w:id w:val="-1172486786"/>
       </w:sdtPr>
       <w:sdtEndPr/>
       <w:sdtContent>
@@ -3556,7 +3556,7 @@
           <w:r>
             <w:fldChar w:fldCharType="separate"/>
           </w:r>
-          <w:hyperlink w:anchor="_Toc243656664" w:history="1">
+          <w:hyperlink w:anchor="_Toc243658792" w:history="1">
             <w:r>
               <w:rPr>
                 <w:rStyle w:val="Hyperlink"/>
@@ -3580,7 +3580,7 @@
               <w:rPr>
                 <w:noProof/>
               </w:rPr>
-              <w:instrText xml:space="preserve"> PAGEREF _Toc243656664 \h </w:instrText>
+              <w:instrText xml:space="preserve"> PAGEREF _Toc243658792 \h </w:instrText>
             </w:r>
             <w:r>
               <w:rPr>
@@ -3623,7 +3623,7 @@
               <w14:ligatures w14:val="standardContextual"/>
             </w:rPr>
           </w:pPr>
-          <w:hyperlink w:anchor="_Toc243656665" w:history="1">
+          <w:hyperlink w:anchor="_Toc243658793" w:history="1">
             <w:r>
               <w:rPr>
                 <w:rStyle w:val="Hyperlink"/>
@@ -3647,7 +3647,7 @@
               <w:rPr>
                 <w:noProof/>
               </w:rPr>
-              <w:instrText xml:space="preserve"> PAGEREF _Toc243656665 \h </w:instrText>
+              <w:instrText xml:space="preserve"> PAGEREF _Toc243658793 \h </w:instrText>
             </w:r>
             <w:r>
               <w:rPr>
@@ -3690,7 +3690,7 @@
               <w14:ligatures w14:val="standardContextual"/>
             </w:rPr>
           </w:pPr>
-          <w:hyperlink w:anchor="_Toc243656666" w:history="1">
+          <w:hyperlink w:anchor="_Toc243658794" w:history="1">
             <w:r>
               <w:rPr>
                 <w:rStyle w:val="Hyperlink"/>
@@ -3714,7 +3714,7 @@
               <w:rPr>
                 <w:noProof/>
               </w:rPr>
-              <w:instrText xml:space="preserve"> PAGEREF _Toc243656666 \h </w:instrText>
+              <w:instrText xml:space="preserve"> PAGEREF _Toc243658794 \h </w:instrText>
             </w:r>
             <w:r>
               <w:rPr>
@@ -3757,7 +3757,7 @@
               <w14:ligatures w14:val="standardContextual"/>
             </w:rPr>
           </w:pPr>
-          <w:hyperlink w:anchor="_Toc243656667" w:history="1">
+          <w:hyperlink w:anchor="_Toc243658795" w:history="1">
             <w:r>
               <w:rPr>
                 <w:rStyle w:val="Hyperlink"/>
@@ -3781,7 +3781,7 @@
               <w:rPr>
                 <w:noProof/>
               </w:rPr>
-              <w:instrText xml:space="preserve"> PAGEREF _Toc243656667 \h </w:instrText>
+              <w:instrText xml:space="preserve"> PAGEREF _Toc243658795 \h </w:instrText>
             </w:r>
             <w:r>
               <w:rPr>
@@ -3824,7 +3824,7 @@
               <w14:ligatures w14:val="standardContextual"/>
             </w:rPr>
           </w:pPr>
-          <w:hyperlink w:anchor="_Toc243656668" w:history="1">
+          <w:hyperlink w:anchor="_Toc243658796" w:history="1">
             <w:r>
               <w:rPr>
                 <w:rStyle w:val="Hyperlink"/>
@@ -3848,7 +3848,7 @@
               <w:rPr>
                 <w:noProof/>
               </w:rPr>
-              <w:instrText xml:space="preserve"> PAGEREF _Toc243656668 \h </w:instrText>
+              <w:instrText xml:space="preserve"> PAGEREF _Toc243658796 \h </w:instrText>
             </w:r>
             <w:r>
               <w:rPr>
@@ -3891,7 +3891,7 @@
               <w14:ligatures w14:val="standardContextual"/>
             </w:rPr>
           </w:pPr>
-          <w:hyperlink w:anchor="_Toc243656669" w:history="1">
+          <w:hyperlink w:anchor="_Toc243658797" w:history="1">
             <w:r>
               <w:rPr>
                 <w:rStyle w:val="Hyperlink"/>
@@ -3915,7 +3915,7 @@
               <w:rPr>
                 <w:noProof/>
               </w:rPr>
-              <w:instrText xml:space="preserve"> PAGEREF _Toc243656669 \h </w:instrText>
+              <w:instrText xml:space="preserve"> PAGEREF _Toc243658797 \h </w:instrText>
             </w:r>
             <w:r>
               <w:rPr>
@@ -3958,7 +3958,7 @@
               <w14:ligatures w14:val="standardContextual"/>
             </w:rPr>
           </w:pPr>
-          <w:hyperlink w:anchor="_Toc243656670" w:history="1">
+          <w:hyperlink w:anchor="_Toc243658798" w:history="1">
             <w:r>
               <w:rPr>
                 <w:rStyle w:val="Hyperlink"/>
@@ -3982,7 +3982,7 @@
               <w:rPr>
                 <w:noProof/>
               </w:rPr>
-              <w:instrText xml:space="preserve"> PAGEREF _Toc243656670 \h </w:instrText>
+              <w:instrText xml:space="preserve"> PAGEREF _Toc243658798 \h </w:instrText>
             </w:r>
             <w:r>
               <w:rPr>
@@ -4025,7 +4025,7 @@
               <w14:ligatures w14:val="standardContextual"/>
             </w:rPr>
           </w:pPr>
-          <w:hyperlink w:anchor="_Toc243656671" w:history="1">
+          <w:hyperlink w:anchor="_Toc243658799" w:history="1">
             <w:r>
               <w:rPr>
                 <w:rStyle w:val="Hyperlink"/>
@@ -4049,7 +4049,7 @@
               <w:rPr>
                 <w:noProof/>
               </w:rPr>
-              <w:instrText xml:space="preserve"> PAGEREF _Toc243656671 \h </w:instrText>
+              <w:instrText xml:space="preserve"> PAGEREF _Toc243658799 \h </w:instrText>
             </w:r>
             <w:r>
               <w:rPr>
@@ -4092,7 +4092,7 @@
               <w14:ligatures w14:val="standardContextual"/>
             </w:rPr>
           </w:pPr>
-          <w:hyperlink w:anchor="_Toc243656672" w:history="1">
+          <w:hyperlink w:anchor="_Toc243658800" w:history="1">
             <w:r>
               <w:rPr>
                 <w:rStyle w:val="Hyperlink"/>
@@ -4116,7 +4116,7 @@
               <w:rPr>
                 <w:noProof/>
               </w:rPr>
-              <w:instrText xml:space="preserve"> PAGEREF _Toc243656672 \h </w:instrText>
+              <w:instrText xml:space="preserve"> PAGEREF _Toc243658800 \h </w:instrText>
             </w:r>
             <w:r>
               <w:rPr>
@@ -4157,7 +4157,7 @@
         <w:keepLines/>
         <w:pageBreakBefore/>
       </w:pPr>
-      <w:bookmarkStart w:id="0" w:name="_Toc243656648"/>
+      <w:bookmarkStart w:id="0" w:name="_Toc243658776"/>
       <w:r>
         <w:lastRenderedPageBreak/>
         <w:t>1 Introduction</w:t>
@@ -4170,7 +4170,7 @@
         <w:keepNext/>
         <w:keepLines/>
       </w:pPr>
-      <w:bookmarkStart w:id="1" w:name="_Toc243656649"/>
+      <w:bookmarkStart w:id="1" w:name="_Toc243658777"/>
       <w:r>
         <w:t>1.1 Purpose</w:t>
       </w:r>
@@ -4193,7 +4193,7 @@
         <w:keepNext/>
         <w:keepLines/>
       </w:pPr>
-      <w:bookmarkStart w:id="2" w:name="_Toc243656650"/>
+      <w:bookmarkStart w:id="2" w:name="_Toc243658778"/>
       <w:r>
         <w:t>1.2 How the campaign was run</w:t>
       </w:r>
@@ -4237,7 +4237,7 @@
         <w:keepNext/>
         <w:keepLines/>
       </w:pPr>
-      <w:bookmarkStart w:id="3" w:name="_Toc243656651"/>
+      <w:bookmarkStart w:id="3" w:name="_Toc243658779"/>
       <w:r>
         <w:t>1.3 Test environments</w:t>
       </w:r>
@@ -4248,7 +4248,7 @@
         <w:pStyle w:val="Caption"/>
         <w:keepNext/>
       </w:pPr>
-      <w:bookmarkStart w:id="4" w:name="_Toc243656664"/>
+      <w:bookmarkStart w:id="4" w:name="_Toc243658792"/>
       <w:r>
         <w:t xml:space="preserve">Table </w:t>
       </w:r>
@@ -4290,7 +4290,7 @@
           <w:left w:w="10" w:type="dxa"/>
           <w:right w:w="10" w:type="dxa"/>
         </w:tblCellMar>
-        <w:tblLook w:val="04A0" w:firstRow="1" w:lastRow="0" w:firstColumn="1" w:lastColumn="0" w:noHBand="0" w:noVBand="1"/>
+        <w:tblLook w:val="0000" w:firstRow="0" w:lastRow="0" w:firstColumn="0" w:lastColumn="0" w:noHBand="0" w:noVBand="0"/>
       </w:tblPr>
       <w:tblGrid>
         <w:gridCol w:w="4819"/>
@@ -4677,7 +4677,7 @@
         <w:keepLines/>
         <w:pageBreakBefore/>
       </w:pPr>
-      <w:bookmarkStart w:id="5" w:name="_Toc243656652"/>
+      <w:bookmarkStart w:id="5" w:name="_Toc243658780"/>
       <w:r>
         <w:lastRenderedPageBreak/>
         <w:t>2 Results summary</w:t>
@@ -4690,7 +4690,7 @@
         <w:keepNext/>
         <w:keepLines/>
       </w:pPr>
-      <w:bookmarkStart w:id="6" w:name="_Toc243656653"/>
+      <w:bookmarkStart w:id="6" w:name="_Toc243658781"/>
       <w:r>
         <w:t>2.1 Totals</w:t>
       </w:r>
@@ -4701,7 +4701,7 @@
         <w:pStyle w:val="Caption"/>
         <w:keepNext/>
       </w:pPr>
-      <w:bookmarkStart w:id="7" w:name="_Toc243656665"/>
+      <w:bookmarkStart w:id="7" w:name="_Toc243658793"/>
       <w:r>
         <w:t xml:space="preserve">Table </w:t>
       </w:r>
@@ -4743,7 +4743,7 @@
           <w:left w:w="10" w:type="dxa"/>
           <w:right w:w="10" w:type="dxa"/>
         </w:tblCellMar>
-        <w:tblLook w:val="04A0" w:firstRow="1" w:lastRow="0" w:firstColumn="1" w:lastColumn="0" w:noHBand="0" w:noVBand="1"/>
+        <w:tblLook w:val="0000" w:firstRow="0" w:lastRow="0" w:firstColumn="0" w:lastColumn="0" w:noHBand="0" w:noVBand="0"/>
       </w:tblPr>
       <w:tblGrid>
         <w:gridCol w:w="2257"/>
@@ -7724,7 +7724,7 @@
         <w:keepNext/>
         <w:keepLines/>
       </w:pPr>
-      <w:bookmarkStart w:id="8" w:name="_Toc243656654"/>
+      <w:bookmarkStart w:id="8" w:name="_Toc243658782"/>
       <w:r>
         <w:t>2.2 Re-run of 15 October 2026</w:t>
       </w:r>
@@ -7735,7 +7735,7 @@
         <w:pStyle w:val="Caption"/>
         <w:keepNext/>
       </w:pPr>
-      <w:bookmarkStart w:id="9" w:name="_Toc243656666"/>
+      <w:bookmarkStart w:id="9" w:name="_Toc243658794"/>
       <w:r>
         <w:t xml:space="preserve">Table </w:t>
       </w:r>
@@ -7777,7 +7777,7 @@
           <w:left w:w="10" w:type="dxa"/>
           <w:right w:w="10" w:type="dxa"/>
         </w:tblCellMar>
-        <w:tblLook w:val="04A0" w:firstRow="1" w:lastRow="0" w:firstColumn="1" w:lastColumn="0" w:noHBand="0" w:noVBand="1"/>
+        <w:tblLook w:val="0000" w:firstRow="0" w:lastRow="0" w:firstColumn="0" w:lastColumn="0" w:noHBand="0" w:noVBand="0"/>
       </w:tblPr>
       <w:tblGrid>
         <w:gridCol w:w="3682"/>
@@ -8354,7 +8354,7 @@
         <w:pStyle w:val="Caption"/>
         <w:keepNext/>
       </w:pPr>
-      <w:bookmarkStart w:id="10" w:name="_Toc243656667"/>
+      <w:bookmarkStart w:id="10" w:name="_Toc243658795"/>
       <w:r>
         <w:t xml:space="preserve">Table </w:t>
       </w:r>
@@ -8396,7 +8396,7 @@
           <w:left w:w="10" w:type="dxa"/>
           <w:right w:w="10" w:type="dxa"/>
         </w:tblCellMar>
-        <w:tblLook w:val="04A0" w:firstRow="1" w:lastRow="0" w:firstColumn="1" w:lastColumn="0" w:noHBand="0" w:noVBand="1"/>
+        <w:tblLook w:val="0000" w:firstRow="0" w:lastRow="0" w:firstColumn="0" w:lastColumn="0" w:noHBand="0" w:noVBand="0"/>
       </w:tblPr>
       <w:tblGrid>
         <w:gridCol w:w="3682"/>
@@ -8601,7 +8601,7 @@
                 <w:sz w:val="19"/>
                 <w:szCs w:val="19"/>
               </w:rPr>
-              <w:t>Other paths refreshed, 23 October</w:t>
+              <w:t>Unknown cost fix, 23 October</w:t>
             </w:r>
           </w:p>
         </w:tc>
@@ -8632,7 +8632,7 @@
                 <w:sz w:val="19"/>
                 <w:szCs w:val="19"/>
               </w:rPr>
-              <w:t xml:space="preserve">39 files; 574 tests: </w:t>
+              <w:t xml:space="preserve">39 files; 575 tests: </w:t>
             </w:r>
             <w:r>
               <w:rPr>
@@ -8641,14 +8641,14 @@
                 <w:sz w:val="19"/>
                 <w:szCs w:val="19"/>
               </w:rPr>
-              <w:t>553 passed, 0 failed</w:t>
-            </w:r>
-            <w:r>
-              <w:rPr>
-                <w:sz w:val="19"/>
-                <w:szCs w:val="19"/>
-              </w:rPr>
-              <w:t>; TC-143 (</w:t>
+              <w:t>554 passed, 0 failed</w:t>
+            </w:r>
+            <w:r>
+              <w:rPr>
+                <w:sz w:val="19"/>
+                <w:szCs w:val="19"/>
+              </w:rPr>
+              <w:t xml:space="preserve">; </w:t>
             </w:r>
             <w:r>
               <w:rPr>
@@ -8664,7 +8664,7 @@
                 <w:sz w:val="19"/>
                 <w:szCs w:val="19"/>
               </w:rPr>
-              <w:t>, 2), OUSL alert (TC-106), blocked hosts never linked by Ask (ASK-047)</w:t>
+              <w:t xml:space="preserve"> now 3 (Praveen: "why are all prof bodies free")</w:t>
             </w:r>
           </w:p>
         </w:tc>
@@ -8705,7 +8705,7 @@
                 <w:sz w:val="19"/>
                 <w:szCs w:val="19"/>
               </w:rPr>
-              <w:t>CR-012 revised, 23 October</w:t>
+              <w:t>Other paths refreshed, 23 October</w:t>
             </w:r>
           </w:p>
         </w:tc>
@@ -8735,7 +8735,7 @@
                 <w:sz w:val="19"/>
                 <w:szCs w:val="19"/>
               </w:rPr>
-              <w:t xml:space="preserve">38 files; 570 tests: </w:t>
+              <w:t xml:space="preserve">39 files; 574 tests: </w:t>
             </w:r>
             <w:r>
               <w:rPr>
@@ -8744,14 +8744,14 @@
                 <w:sz w:val="19"/>
                 <w:szCs w:val="19"/>
               </w:rPr>
-              <w:t>549 passed, 0 failed</w:t>
-            </w:r>
-            <w:r>
-              <w:rPr>
-                <w:sz w:val="19"/>
-                <w:szCs w:val="19"/>
-              </w:rPr>
-              <w:t xml:space="preserve">; </w:t>
+              <w:t>553 passed, 0 failed</w:t>
+            </w:r>
+            <w:r>
+              <w:rPr>
+                <w:sz w:val="19"/>
+                <w:szCs w:val="19"/>
+              </w:rPr>
+              <w:t>; TC-143 (</w:t>
             </w:r>
             <w:r>
               <w:rPr>
@@ -8760,14 +8760,14 @@
                 <w:szCs w:val="17"/>
                 <w:shd w:val="clear" w:color="auto" w:fill="F2F4F3"/>
               </w:rPr>
-              <w:t>src/apply.test.ts</w:t>
-            </w:r>
-            <w:r>
-              <w:rPr>
-                <w:sz w:val="19"/>
-                <w:szCs w:val="19"/>
-              </w:rPr>
-              <w:t xml:space="preserve"> now 6</w:t>
+              <w:t>worker/routes-free.test.ts</w:t>
+            </w:r>
+            <w:r>
+              <w:rPr>
+                <w:sz w:val="19"/>
+                <w:szCs w:val="19"/>
+              </w:rPr>
+              <w:t>, 2), OUSL alert (TC-106), blocked hosts never linked by Ask (ASK-047)</w:t>
             </w:r>
           </w:p>
         </w:tc>
@@ -8809,7 +8809,7 @@
                 <w:sz w:val="19"/>
                 <w:szCs w:val="19"/>
               </w:rPr>
-              <w:t>CR-012, 23 October</w:t>
+              <w:t>CR-012 revised, 23 October</w:t>
             </w:r>
           </w:p>
         </w:tc>
@@ -8840,7 +8840,7 @@
                 <w:sz w:val="19"/>
                 <w:szCs w:val="19"/>
               </w:rPr>
-              <w:t xml:space="preserve">38 files (37 passed, 1 opt-in skipped); 568 tests: </w:t>
+              <w:t xml:space="preserve">38 files; 570 tests: </w:t>
             </w:r>
             <w:r>
               <w:rPr>
@@ -8849,14 +8849,14 @@
                 <w:sz w:val="19"/>
                 <w:szCs w:val="19"/>
               </w:rPr>
-              <w:t>547 passed, 0 failed</w:t>
-            </w:r>
-            <w:r>
-              <w:rPr>
-                <w:sz w:val="19"/>
-                <w:szCs w:val="19"/>
-              </w:rPr>
-              <w:t xml:space="preserve">; new </w:t>
+              <w:t>549 passed, 0 failed</w:t>
+            </w:r>
+            <w:r>
+              <w:rPr>
+                <w:sz w:val="19"/>
+                <w:szCs w:val="19"/>
+              </w:rPr>
+              <w:t xml:space="preserve">; </w:t>
             </w:r>
             <w:r>
               <w:rPr>
@@ -8872,7 +8872,7 @@
                 <w:sz w:val="19"/>
                 <w:szCs w:val="19"/>
               </w:rPr>
-              <w:t xml:space="preserve"> (4), TC-142</w:t>
+              <w:t xml:space="preserve"> now 6</w:t>
             </w:r>
           </w:p>
         </w:tc>
@@ -8913,7 +8913,7 @@
                 <w:sz w:val="19"/>
                 <w:szCs w:val="19"/>
               </w:rPr>
-              <w:t>CR-011, 23 October</w:t>
+              <w:t>CR-012, 23 October</w:t>
             </w:r>
           </w:p>
         </w:tc>
@@ -8943,7 +8943,7 @@
                 <w:sz w:val="19"/>
                 <w:szCs w:val="19"/>
               </w:rPr>
-              <w:t xml:space="preserve">37 files (36 passed, 1 opt-in skipped); 564 tests: </w:t>
+              <w:t xml:space="preserve">38 files (37 passed, 1 opt-in skipped); 568 tests: </w:t>
             </w:r>
             <w:r>
               <w:rPr>
@@ -8952,7 +8952,7 @@
                 <w:sz w:val="19"/>
                 <w:szCs w:val="19"/>
               </w:rPr>
-              <w:t>543 passed, 0 failed</w:t>
+              <w:t>547 passed, 0 failed</w:t>
             </w:r>
             <w:r>
               <w:rPr>
@@ -8968,14 +8968,14 @@
                 <w:szCs w:val="17"/>
                 <w:shd w:val="clear" w:color="auto" w:fill="F2F4F3"/>
               </w:rPr>
-              <w:t>src/list-guide.test.ts</w:t>
-            </w:r>
-            <w:r>
-              <w:rPr>
-                <w:sz w:val="19"/>
-                <w:szCs w:val="19"/>
-              </w:rPr>
-              <w:t xml:space="preserve"> (4), TC-141</w:t>
+              <w:t>src/apply.test.ts</w:t>
+            </w:r>
+            <w:r>
+              <w:rPr>
+                <w:sz w:val="19"/>
+                <w:szCs w:val="19"/>
+              </w:rPr>
+              <w:t xml:space="preserve"> (4), TC-142</w:t>
             </w:r>
           </w:p>
         </w:tc>
@@ -9017,7 +9017,7 @@
                 <w:sz w:val="19"/>
                 <w:szCs w:val="19"/>
               </w:rPr>
-              <w:t>Update of 23 October</w:t>
+              <w:t>CR-011, 23 October</w:t>
             </w:r>
           </w:p>
         </w:tc>
@@ -9048,7 +9048,7 @@
                 <w:sz w:val="19"/>
                 <w:szCs w:val="19"/>
               </w:rPr>
-              <w:t xml:space="preserve">36 files (35 passed, 1 opt-in skipped); 560 tests: </w:t>
+              <w:t xml:space="preserve">37 files (36 passed, 1 opt-in skipped); 564 tests: </w:t>
             </w:r>
             <w:r>
               <w:rPr>
@@ -9057,7 +9057,7 @@
                 <w:sz w:val="19"/>
                 <w:szCs w:val="19"/>
               </w:rPr>
-              <w:t>539 passed, 0 failed</w:t>
+              <w:t>543 passed, 0 failed</w:t>
             </w:r>
             <w:r>
               <w:rPr>
@@ -9073,14 +9073,14 @@
                 <w:szCs w:val="17"/>
                 <w:shd w:val="clear" w:color="auto" w:fill="F2F4F3"/>
               </w:rPr>
-              <w:t>src/list-feedback.test.ts</w:t>
-            </w:r>
-            <w:r>
-              <w:rPr>
-                <w:sz w:val="19"/>
-                <w:szCs w:val="19"/>
-              </w:rPr>
-              <w:t xml:space="preserve"> (3), TC-140</w:t>
+              <w:t>src/list-guide.test.ts</w:t>
+            </w:r>
+            <w:r>
+              <w:rPr>
+                <w:sz w:val="19"/>
+                <w:szCs w:val="19"/>
+              </w:rPr>
+              <w:t xml:space="preserve"> (4), TC-141</w:t>
             </w:r>
           </w:p>
         </w:tc>
@@ -9121,7 +9121,7 @@
                 <w:sz w:val="19"/>
                 <w:szCs w:val="19"/>
               </w:rPr>
-              <w:t>New test file</w:t>
+              <w:t>Update of 23 October</w:t>
             </w:r>
           </w:p>
         </w:tc>
@@ -9146,6 +9146,29 @@
             <w:pPr>
               <w:spacing w:line="252" w:lineRule="auto"/>
             </w:pPr>
+            <w:r>
+              <w:rPr>
+                <w:sz w:val="19"/>
+                <w:szCs w:val="19"/>
+              </w:rPr>
+              <w:t xml:space="preserve">36 files (35 passed, 1 opt-in skipped); 560 tests: </w:t>
+            </w:r>
+            <w:r>
+              <w:rPr>
+                <w:b/>
+                <w:bCs/>
+                <w:sz w:val="19"/>
+                <w:szCs w:val="19"/>
+              </w:rPr>
+              <w:t>539 passed, 0 failed</w:t>
+            </w:r>
+            <w:r>
+              <w:rPr>
+                <w:sz w:val="19"/>
+                <w:szCs w:val="19"/>
+              </w:rPr>
+              <w:t xml:space="preserve">; new </w:t>
+            </w:r>
             <w:r>
               <w:rPr>
                 <w:rFonts w:ascii="Consolas" w:eastAsia="Consolas" w:hAnsi="Consolas" w:cs="Consolas"/>
@@ -9153,14 +9176,14 @@
                 <w:szCs w:val="17"/>
                 <w:shd w:val="clear" w:color="auto" w:fill="F2F4F3"/>
               </w:rPr>
-              <w:t>src/nav-pref.test.ts</w:t>
-            </w:r>
-            <w:r>
-              <w:rPr>
-                <w:sz w:val="19"/>
-                <w:szCs w:val="19"/>
-              </w:rPr>
-              <w:t xml:space="preserve"> (4): the desktop side menu is open by default, remembered per device, safe when storage is blocked, forgotten by "Clear this phone" (TC-139)</w:t>
+              <w:t>src/list-feedback.test.ts</w:t>
+            </w:r>
+            <w:r>
+              <w:rPr>
+                <w:sz w:val="19"/>
+                <w:szCs w:val="19"/>
+              </w:rPr>
+              <w:t xml:space="preserve"> (3), TC-140</w:t>
             </w:r>
           </w:p>
         </w:tc>
@@ -9199,43 +9222,50 @@
             </w:pPr>
             <w:r>
               <w:rPr>
+                <w:sz w:val="19"/>
+                <w:szCs w:val="19"/>
+              </w:rPr>
+              <w:t>New test file</w:t>
+            </w:r>
+          </w:p>
+        </w:tc>
+        <w:tc>
+          <w:tcPr>
+            <w:tcW w:w="5956" w:type="dxa"/>
+            <w:tcBorders>
+              <w:top w:val="single" w:sz="4" w:space="0" w:color="C9D3D0"/>
+              <w:left w:val="single" w:sz="4" w:space="0" w:color="C9D3D0"/>
+              <w:bottom w:val="single" w:sz="4" w:space="0" w:color="C9D3D0"/>
+              <w:right w:val="single" w:sz="4" w:space="0" w:color="C9D3D0"/>
+            </w:tcBorders>
+            <w:shd w:val="clear" w:color="auto" w:fill="F3F8F6"/>
+            <w:tcMar>
+              <w:top w:w="50" w:type="dxa"/>
+              <w:left w:w="100" w:type="dxa"/>
+              <w:bottom w:w="50" w:type="dxa"/>
+              <w:right w:w="100" w:type="dxa"/>
+            </w:tcMar>
+            <w:vAlign w:val="center"/>
+          </w:tcPr>
+          <w:p>
+            <w:pPr>
+              <w:spacing w:line="252" w:lineRule="auto"/>
+            </w:pPr>
+            <w:r>
+              <w:rPr>
                 <w:rFonts w:ascii="Consolas" w:eastAsia="Consolas" w:hAnsi="Consolas" w:cs="Consolas"/>
                 <w:sz w:val="17"/>
                 <w:szCs w:val="17"/>
                 <w:shd w:val="clear" w:color="auto" w:fill="F2F4F3"/>
               </w:rPr>
-              <w:t>npx tsc -b</w:t>
-            </w:r>
-          </w:p>
-        </w:tc>
-        <w:tc>
-          <w:tcPr>
-            <w:tcW w:w="5956" w:type="dxa"/>
-            <w:tcBorders>
-              <w:top w:val="single" w:sz="4" w:space="0" w:color="C9D3D0"/>
-              <w:left w:val="single" w:sz="4" w:space="0" w:color="C9D3D0"/>
-              <w:bottom w:val="single" w:sz="4" w:space="0" w:color="C9D3D0"/>
-              <w:right w:val="single" w:sz="4" w:space="0" w:color="C9D3D0"/>
-            </w:tcBorders>
-            <w:shd w:val="clear" w:color="auto" w:fill="F3F8F6"/>
-            <w:tcMar>
-              <w:top w:w="50" w:type="dxa"/>
-              <w:left w:w="100" w:type="dxa"/>
-              <w:bottom w:w="50" w:type="dxa"/>
-              <w:right w:w="100" w:type="dxa"/>
-            </w:tcMar>
-            <w:vAlign w:val="center"/>
-          </w:tcPr>
-          <w:p>
-            <w:pPr>
-              <w:spacing w:line="252" w:lineRule="auto"/>
-            </w:pPr>
-            <w:r>
-              <w:rPr>
-                <w:sz w:val="19"/>
-                <w:szCs w:val="19"/>
-              </w:rPr>
-              <w:t>Exit code 0</w:t>
+              <w:t>src/nav-pref.test.ts</w:t>
+            </w:r>
+            <w:r>
+              <w:rPr>
+                <w:sz w:val="19"/>
+                <w:szCs w:val="19"/>
+              </w:rPr>
+              <w:t xml:space="preserve"> (4): the desktop side menu is open by default, remembered per device, safe when storage is blocked, forgotten by "Clear this phone" (TC-139)</w:t>
             </w:r>
           </w:p>
         </w:tc>
@@ -9278,6 +9308,80 @@
                 <w:szCs w:val="17"/>
                 <w:shd w:val="clear" w:color="auto" w:fill="F2F4F3"/>
               </w:rPr>
+              <w:t>npx tsc -b</w:t>
+            </w:r>
+          </w:p>
+        </w:tc>
+        <w:tc>
+          <w:tcPr>
+            <w:tcW w:w="5956" w:type="dxa"/>
+            <w:tcBorders>
+              <w:top w:val="single" w:sz="4" w:space="0" w:color="C9D3D0"/>
+              <w:left w:val="single" w:sz="4" w:space="0" w:color="C9D3D0"/>
+              <w:bottom w:val="single" w:sz="4" w:space="0" w:color="C9D3D0"/>
+              <w:right w:val="single" w:sz="4" w:space="0" w:color="C9D3D0"/>
+            </w:tcBorders>
+            <w:tcMar>
+              <w:top w:w="50" w:type="dxa"/>
+              <w:left w:w="100" w:type="dxa"/>
+              <w:bottom w:w="50" w:type="dxa"/>
+              <w:right w:w="100" w:type="dxa"/>
+            </w:tcMar>
+            <w:vAlign w:val="center"/>
+          </w:tcPr>
+          <w:p>
+            <w:pPr>
+              <w:spacing w:line="252" w:lineRule="auto"/>
+            </w:pPr>
+            <w:r>
+              <w:rPr>
+                <w:sz w:val="19"/>
+                <w:szCs w:val="19"/>
+              </w:rPr>
+              <w:t>Exit code 0</w:t>
+            </w:r>
+          </w:p>
+        </w:tc>
+      </w:tr>
+      <w:tr>
+        <w:tblPrEx>
+          <w:tblCellMar>
+            <w:top w:w="0" w:type="dxa"/>
+            <w:bottom w:w="0" w:type="dxa"/>
+          </w:tblCellMar>
+        </w:tblPrEx>
+        <w:trPr>
+          <w:cantSplit/>
+        </w:trPr>
+        <w:tc>
+          <w:tcPr>
+            <w:tcW w:w="3682" w:type="dxa"/>
+            <w:tcBorders>
+              <w:top w:val="single" w:sz="4" w:space="0" w:color="C9D3D0"/>
+              <w:left w:val="single" w:sz="4" w:space="0" w:color="C9D3D0"/>
+              <w:bottom w:val="single" w:sz="4" w:space="0" w:color="C9D3D0"/>
+              <w:right w:val="single" w:sz="4" w:space="0" w:color="C9D3D0"/>
+            </w:tcBorders>
+            <w:shd w:val="clear" w:color="auto" w:fill="F3F8F6"/>
+            <w:tcMar>
+              <w:top w:w="50" w:type="dxa"/>
+              <w:left w:w="100" w:type="dxa"/>
+              <w:bottom w:w="50" w:type="dxa"/>
+              <w:right w:w="100" w:type="dxa"/>
+            </w:tcMar>
+            <w:vAlign w:val="center"/>
+          </w:tcPr>
+          <w:p>
+            <w:pPr>
+              <w:spacing w:line="252" w:lineRule="auto"/>
+            </w:pPr>
+            <w:r>
+              <w:rPr>
+                <w:rFonts w:ascii="Consolas" w:eastAsia="Consolas" w:hAnsi="Consolas" w:cs="Consolas"/>
+                <w:sz w:val="17"/>
+                <w:szCs w:val="17"/>
+                <w:shd w:val="clear" w:color="auto" w:fill="F2F4F3"/>
+              </w:rPr>
               <w:t>bash .claude/hooks/test-guard.sh</w:t>
             </w:r>
           </w:p>
@@ -9291,6 +9395,7 @@
               <w:bottom w:val="single" w:sz="4" w:space="0" w:color="C9D3D0"/>
               <w:right w:val="single" w:sz="4" w:space="0" w:color="C9D3D0"/>
             </w:tcBorders>
+            <w:shd w:val="clear" w:color="auto" w:fill="F3F8F6"/>
             <w:tcMar>
               <w:top w:w="50" w:type="dxa"/>
               <w:left w:w="100" w:type="dxa"/>
@@ -9325,7 +9430,7 @@
         <w:keepNext/>
         <w:keepLines/>
       </w:pPr>
-      <w:bookmarkStart w:id="11" w:name="_Toc243656655"/>
+      <w:bookmarkStart w:id="11" w:name="_Toc243658783"/>
       <w:r>
         <w:t>2.3 What the campaign proves</w:t>
       </w:r>
@@ -9336,7 +9441,7 @@
         <w:pStyle w:val="Caption"/>
         <w:keepNext/>
       </w:pPr>
-      <w:bookmarkStart w:id="12" w:name="_Toc243656668"/>
+      <w:bookmarkStart w:id="12" w:name="_Toc243658796"/>
       <w:r>
         <w:t xml:space="preserve">Table </w:t>
       </w:r>
@@ -9378,7 +9483,7 @@
           <w:left w:w="10" w:type="dxa"/>
           <w:right w:w="10" w:type="dxa"/>
         </w:tblCellMar>
-        <w:tblLook w:val="04A0" w:firstRow="1" w:lastRow="0" w:firstColumn="1" w:lastColumn="0" w:noHBand="0" w:noVBand="1"/>
+        <w:tblLook w:val="0000" w:firstRow="0" w:lastRow="0" w:firstColumn="0" w:lastColumn="0" w:noHBand="0" w:noVBand="0"/>
       </w:tblPr>
       <w:tblGrid>
         <w:gridCol w:w="4819"/>
@@ -9716,6 +9821,7 @@
                 <w:sz w:val="19"/>
                 <w:szCs w:val="19"/>
               </w:rPr>
+              <w:lastRenderedPageBreak/>
               <w:t>Deleting an account deletes everything</w:t>
             </w:r>
           </w:p>
@@ -9788,7 +9894,6 @@
                 <w:sz w:val="19"/>
                 <w:szCs w:val="19"/>
               </w:rPr>
-              <w:lastRenderedPageBreak/>
               <w:t>The 0010 migration is safe to roll back</w:t>
             </w:r>
           </w:p>
@@ -10198,7 +10303,7 @@
         <w:keepLines/>
         <w:pageBreakBefore/>
       </w:pPr>
-      <w:bookmarkStart w:id="13" w:name="_Toc243656656"/>
+      <w:bookmarkStart w:id="13" w:name="_Toc243658784"/>
       <w:r>
         <w:lastRenderedPageBreak/>
         <w:t>3 Defects and findings</w:t>
@@ -10210,7 +10315,10 @@
         <w:spacing w:after="120"/>
       </w:pPr>
       <w:r>
-        <w:t>Severity: High = wrong result or data exposure; Medium = visible to students or a security weakness without data exposure; Low = cosmetic, performance or tooling. None of the findings exposes data or gives a wrong course result.</w:t>
+        <w:t xml:space="preserve">Severity: High = wrong result or data exposure; Medium = visible to students or a security weakness without data exposure; Low = cosmetic, performance or tooling. None of the findings exposes data or gives a wrong course </w:t>
+      </w:r>
+      <w:r>
+        <w:t>result.</w:t>
       </w:r>
     </w:p>
     <w:p>
@@ -10218,7 +10326,7 @@
         <w:pStyle w:val="Caption"/>
         <w:keepNext/>
       </w:pPr>
-      <w:bookmarkStart w:id="14" w:name="_Toc243656669"/>
+      <w:bookmarkStart w:id="14" w:name="_Toc243658797"/>
       <w:r>
         <w:t xml:space="preserve">Table </w:t>
       </w:r>
@@ -10260,7 +10368,7 @@
           <w:left w:w="10" w:type="dxa"/>
           <w:right w:w="10" w:type="dxa"/>
         </w:tblCellMar>
-        <w:tblLook w:val="04A0" w:firstRow="1" w:lastRow="0" w:firstColumn="1" w:lastColumn="0" w:noHBand="0" w:noVBand="1"/>
+        <w:tblLook w:val="0000" w:firstRow="0" w:lastRow="0" w:firstColumn="0" w:lastColumn="0" w:noHBand="0" w:noVBand="0"/>
       </w:tblPr>
       <w:tblGrid>
         <w:gridCol w:w="591"/>
@@ -12746,7 +12854,7 @@
         <w:keepNext/>
         <w:keepLines/>
       </w:pPr>
-      <w:bookmarkStart w:id="15" w:name="_Toc243656657"/>
+      <w:bookmarkStart w:id="15" w:name="_Toc243658785"/>
       <w:r>
         <w:t>3.1 Failures that are not application defects</w:t>
       </w:r>
@@ -12757,7 +12865,7 @@
         <w:pStyle w:val="Caption"/>
         <w:keepNext/>
       </w:pPr>
-      <w:bookmarkStart w:id="16" w:name="_Toc243656670"/>
+      <w:bookmarkStart w:id="16" w:name="_Toc243658798"/>
       <w:r>
         <w:t xml:space="preserve">Table </w:t>
       </w:r>
@@ -12799,7 +12907,7 @@
           <w:left w:w="10" w:type="dxa"/>
           <w:right w:w="10" w:type="dxa"/>
         </w:tblCellMar>
-        <w:tblLook w:val="04A0" w:firstRow="1" w:lastRow="0" w:firstColumn="1" w:lastColumn="0" w:noHBand="0" w:noVBand="1"/>
+        <w:tblLook w:val="0000" w:firstRow="0" w:lastRow="0" w:firstColumn="0" w:lastColumn="0" w:noHBand="0" w:noVBand="0"/>
       </w:tblPr>
       <w:tblGrid>
         <w:gridCol w:w="1342"/>
@@ -13138,7 +13246,7 @@
         <w:keepLines/>
         <w:pageBreakBefore/>
       </w:pPr>
-      <w:bookmarkStart w:id="17" w:name="_Toc243656658"/>
+      <w:bookmarkStart w:id="17" w:name="_Toc243658786"/>
       <w:r>
         <w:lastRenderedPageBreak/>
         <w:t>4 Security audit run-1</w:t>
@@ -13151,7 +13259,7 @@
         <w:keepNext/>
         <w:keepLines/>
       </w:pPr>
-      <w:bookmarkStart w:id="18" w:name="_Toc243656659"/>
+      <w:bookmarkStart w:id="18" w:name="_Toc243658787"/>
       <w:r>
         <w:t>4.1 Method</w:t>
       </w:r>
@@ -13194,7 +13302,7 @@
         <w:keepNext/>
         <w:keepLines/>
       </w:pPr>
-      <w:bookmarkStart w:id="19" w:name="_Toc243656660"/>
+      <w:bookmarkStart w:id="19" w:name="_Toc243658788"/>
       <w:r>
         <w:t>4.2 Results</w:t>
       </w:r>
@@ -13205,7 +13313,7 @@
         <w:pStyle w:val="Caption"/>
         <w:keepNext/>
       </w:pPr>
-      <w:bookmarkStart w:id="20" w:name="_Toc243656671"/>
+      <w:bookmarkStart w:id="20" w:name="_Toc243658799"/>
       <w:r>
         <w:t xml:space="preserve">Table </w:t>
       </w:r>
@@ -13247,7 +13355,7 @@
           <w:left w:w="10" w:type="dxa"/>
           <w:right w:w="10" w:type="dxa"/>
         </w:tblCellMar>
-        <w:tblLook w:val="04A0" w:firstRow="1" w:lastRow="0" w:firstColumn="1" w:lastColumn="0" w:noHBand="0" w:noVBand="1"/>
+        <w:tblLook w:val="0000" w:firstRow="0" w:lastRow="0" w:firstColumn="0" w:lastColumn="0" w:noHBand="0" w:noVBand="0"/>
       </w:tblPr>
       <w:tblGrid>
         <w:gridCol w:w="2966"/>
@@ -13559,7 +13667,7 @@
         <w:pStyle w:val="Caption"/>
         <w:keepNext/>
       </w:pPr>
-      <w:bookmarkStart w:id="21" w:name="_Toc243656672"/>
+      <w:bookmarkStart w:id="21" w:name="_Toc243658800"/>
       <w:r>
         <w:t xml:space="preserve">Table </w:t>
       </w:r>
@@ -13601,7 +13709,7 @@
           <w:left w:w="10" w:type="dxa"/>
           <w:right w:w="10" w:type="dxa"/>
         </w:tblCellMar>
-        <w:tblLook w:val="04A0" w:firstRow="1" w:lastRow="0" w:firstColumn="1" w:lastColumn="0" w:noHBand="0" w:noVBand="1"/>
+        <w:tblLook w:val="0000" w:firstRow="0" w:lastRow="0" w:firstColumn="0" w:lastColumn="0" w:noHBand="0" w:noVBand="0"/>
       </w:tblPr>
       <w:tblGrid>
         <w:gridCol w:w="746"/>
@@ -16149,7 +16257,7 @@
         <w:keepLines/>
         <w:pageBreakBefore/>
       </w:pPr>
-      <w:bookmarkStart w:id="22" w:name="_Toc243656661"/>
+      <w:bookmarkStart w:id="22" w:name="_Toc243658789"/>
       <w:r>
         <w:lastRenderedPageBreak/>
         <w:t>5 Limits of this campaign</w:t>
@@ -16239,7 +16347,7 @@
         <w:keepLines/>
         <w:pageBreakBefore/>
       </w:pPr>
-      <w:bookmarkStart w:id="23" w:name="_Toc243656662"/>
+      <w:bookmarkStart w:id="23" w:name="_Toc243658790"/>
       <w:r>
         <w:lastRenderedPageBreak/>
         <w:t>6 Conclusion</w:t>
@@ -16274,7 +16382,7 @@
         <w:keepLines/>
         <w:pageBreakBefore/>
       </w:pPr>
-      <w:bookmarkStart w:id="24" w:name="_Toc243656663"/>
+      <w:bookmarkStart w:id="24" w:name="_Toc243658791"/>
       <w:r>
         <w:lastRenderedPageBreak/>
         <w:t>7 Appendix A. Result files</w:t>
@@ -16545,134 +16653,10 @@
 <file path=word/numbering.xml><?xml version="1.0" encoding="utf-8"?>
 <w:numbering xmlns:wpc="http://schemas.microsoft.com/office/word/2010/wordprocessingCanvas" xmlns:cx="http://schemas.microsoft.com/office/drawing/2014/chartex" xmlns:cx1="http://schemas.microsoft.com/office/drawing/2015/9/8/chartex" xmlns:cx2="http://schemas.microsoft.com/office/drawing/2015/10/21/chartex" xmlns:cx3="http://schemas.microsoft.com/office/drawing/2016/5/9/chartex" xmlns:cx4="http://schemas.microsoft.com/office/drawing/2016/5/10/chartex" xmlns:cx5="http://schemas.microsoft.com/office/drawing/2016/5/11/chartex" xmlns:cx6="http://schemas.microsoft.com/office/drawing/2016/5/12/chartex" xmlns:cx7="http://schemas.microsoft.com/office/drawing/2016/5/13/chartex" xmlns:cx8="http://schemas.microsoft.com/office/drawing/2016/5/14/chartex" xmlns:mc="http://schemas.openxmlformats.org/markup-compatibility/2006" xmlns:aink="http://schemas.microsoft.com/office/drawing/2016/ink" xmlns:am3d="http://schemas.microsoft.com/office/drawing/2017/model3d" xmlns:o="urn:schemas-microsoft-com:office:office" xmlns:oel="http://schemas.microsoft.com/office/2019/extlst" xmlns:r="http://schemas.openxmlformats.org/officeDocument/2006/relationships" xmlns:m="http://schemas.openxmlformats.org/officeDocument/2006/math" xmlns:v="urn:schemas-microsoft-com:vml" xmlns:wp14="http://schemas.microsoft.com/office/word/2010/wordprocessingDrawing" xmlns:wp="http://schemas.openxmlformats.org/drawingml/2006/wordprocessingDrawing" xmlns:w10="urn:schemas-microsoft-com:office:word" xmlns:w="http://schemas.openxmlformats.org/wordprocessingml/2006/main" xmlns:w14="http://schemas.microsoft.com/office/word/2010/wordml" xmlns:w15="http://schemas.microsoft.com/office/word/2012/wordml" xmlns:w16cex="http://schemas.microsoft.com/office/word/2018/wordml/cex" xmlns:w16cid="http://schemas.microsoft.com/office/word/2016/wordml/cid" xmlns:w16="http://schemas.microsoft.com/office/word/2018/wordml" xmlns:w16du="http://schemas.microsoft.com/office/word/2023/wordml/word16du" xmlns:w16sdtdh="http://schemas.microsoft.com/office/word/2020/wordml/sdtdatahash" xmlns:w16sdtfl="http://schemas.microsoft.com/office/word/2024/wordml/sdtformatlock" xmlns:w16se="http://schemas.microsoft.com/office/word/2015/wordml/symex" xmlns:wpg="http://schemas.microsoft.com/office/word/2010/wordprocessingGroup" xmlns:wpi="http://schemas.microsoft.com/office/word/2010/wordprocessingInk" xmlns:wne="http://schemas.microsoft.com/office/word/2006/wordml" xmlns:wps="http://schemas.microsoft.com/office/word/2010/wordprocessingShape" mc:Ignorable="w14 w15 w16se w16cid w16 w16cex w16sdtdh w16sdtfl w16du wp14">
   <w:abstractNum w:abstractNumId="0" w15:restartNumberingAfterBreak="0">
-    <w:nsid w:val="22A9730C"/>
+    <w:nsid w:val="25C707FD"/>
     <w:multiLevelType w:val="hybridMultilevel"/>
-    <w:tmpl w:val="D204A174"/>
-    <w:lvl w:ilvl="0" w:tplc="63EA96AC">
-      <w:start w:val="1"/>
-      <w:numFmt w:val="bullet"/>
-      <w:lvlText w:val="•"/>
-      <w:lvlJc w:val="left"/>
-      <w:pPr>
-        <w:ind w:left="720" w:hanging="280"/>
-      </w:pPr>
-    </w:lvl>
-    <w:lvl w:ilvl="1" w:tplc="EB907168" w:tentative="1">
-      <w:start w:val="1"/>
-      <w:numFmt w:val="bullet"/>
-      <w:lvlText w:val="–"/>
-      <w:lvlJc w:val="left"/>
-      <w:pPr>
-        <w:ind w:left="1080" w:hanging="280"/>
-      </w:pPr>
-    </w:lvl>
-    <w:lvl w:ilvl="2" w:tplc="126C2A8E" w:tentative="1">
-      <w:start w:val="1"/>
-      <w:numFmt w:val="bullet"/>
-      <w:lvlText w:val="▪"/>
-      <w:lvlJc w:val="left"/>
-      <w:pPr>
-        <w:ind w:left="1440" w:hanging="280"/>
-      </w:pPr>
-    </w:lvl>
-    <w:lvl w:ilvl="3" w:tplc="D8A02574">
-      <w:numFmt w:val="decimal"/>
-      <w:lvlText w:val=""/>
-      <w:lvlJc w:val="left"/>
-    </w:lvl>
-    <w:lvl w:ilvl="4" w:tplc="16309C98">
-      <w:numFmt w:val="decimal"/>
-      <w:lvlText w:val=""/>
-      <w:lvlJc w:val="left"/>
-    </w:lvl>
-    <w:lvl w:ilvl="5" w:tplc="EE5E164C">
-      <w:numFmt w:val="decimal"/>
-      <w:lvlText w:val=""/>
-      <w:lvlJc w:val="left"/>
-    </w:lvl>
-    <w:lvl w:ilvl="6" w:tplc="C7B2860C">
-      <w:numFmt w:val="decimal"/>
-      <w:lvlText w:val=""/>
-      <w:lvlJc w:val="left"/>
-    </w:lvl>
-    <w:lvl w:ilvl="7" w:tplc="DBB2E63A">
-      <w:numFmt w:val="decimal"/>
-      <w:lvlText w:val=""/>
-      <w:lvlJc w:val="left"/>
-    </w:lvl>
-    <w:lvl w:ilvl="8" w:tplc="C8645D1E">
-      <w:numFmt w:val="decimal"/>
-      <w:lvlText w:val=""/>
-      <w:lvlJc w:val="left"/>
-    </w:lvl>
-  </w:abstractNum>
-  <w:abstractNum w:abstractNumId="1" w15:restartNumberingAfterBreak="0">
-    <w:nsid w:val="6192606A"/>
-    <w:multiLevelType w:val="hybridMultilevel"/>
-    <w:tmpl w:val="26CA9D8C"/>
-    <w:lvl w:ilvl="0" w:tplc="946ECBD4" w:tentative="1">
-      <w:start w:val="1"/>
-      <w:numFmt w:val="decimal"/>
-      <w:lvlText w:val="%1."/>
-      <w:lvlJc w:val="left"/>
-      <w:pPr>
-        <w:ind w:left="720" w:hanging="360"/>
-      </w:pPr>
-    </w:lvl>
-    <w:lvl w:ilvl="1" w:tplc="2FB241D0" w:tentative="1">
-      <w:start w:val="1"/>
-      <w:numFmt w:val="lowerLetter"/>
-      <w:lvlText w:val="%2."/>
-      <w:lvlJc w:val="left"/>
-      <w:pPr>
-        <w:ind w:left="1080" w:hanging="360"/>
-      </w:pPr>
-    </w:lvl>
-    <w:lvl w:ilvl="2" w:tplc="157E066C" w:tentative="1">
-      <w:start w:val="1"/>
-      <w:numFmt w:val="lowerRoman"/>
-      <w:lvlText w:val="%3."/>
-      <w:lvlJc w:val="left"/>
-      <w:pPr>
-        <w:ind w:left="1440" w:hanging="360"/>
-      </w:pPr>
-    </w:lvl>
-    <w:lvl w:ilvl="3" w:tplc="D73A6A34">
-      <w:numFmt w:val="decimal"/>
-      <w:lvlText w:val=""/>
-      <w:lvlJc w:val="left"/>
-    </w:lvl>
-    <w:lvl w:ilvl="4" w:tplc="A9383826">
-      <w:numFmt w:val="decimal"/>
-      <w:lvlText w:val=""/>
-      <w:lvlJc w:val="left"/>
-    </w:lvl>
-    <w:lvl w:ilvl="5" w:tplc="6980B21E">
-      <w:numFmt w:val="decimal"/>
-      <w:lvlText w:val=""/>
-      <w:lvlJc w:val="left"/>
-    </w:lvl>
-    <w:lvl w:ilvl="6" w:tplc="98B60E94">
-      <w:numFmt w:val="decimal"/>
-      <w:lvlText w:val=""/>
-      <w:lvlJc w:val="left"/>
-    </w:lvl>
-    <w:lvl w:ilvl="7" w:tplc="ABF0AC26">
-      <w:numFmt w:val="decimal"/>
-      <w:lvlText w:val=""/>
-      <w:lvlJc w:val="left"/>
-    </w:lvl>
-    <w:lvl w:ilvl="8" w:tplc="C7D0350C">
-      <w:numFmt w:val="decimal"/>
-      <w:lvlText w:val=""/>
-      <w:lvlJc w:val="left"/>
-    </w:lvl>
-  </w:abstractNum>
-  <w:abstractNum w:abstractNumId="2" w15:restartNumberingAfterBreak="0">
-    <w:nsid w:val="61E83F26"/>
-    <w:multiLevelType w:val="hybridMultilevel"/>
-    <w:tmpl w:val="9F74A88A"/>
-    <w:lvl w:ilvl="0" w:tplc="4A74BD08" w:tentative="1">
+    <w:tmpl w:val="36ACDEDA"/>
+    <w:lvl w:ilvl="0" w:tplc="0BECA692" w:tentative="1">
       <w:start w:val="1"/>
       <w:numFmt w:val="bullet"/>
       <w:lvlText w:val="●"/>
@@ -16681,7 +16665,7 @@
         <w:ind w:left="720" w:hanging="360"/>
       </w:pPr>
     </w:lvl>
-    <w:lvl w:ilvl="1" w:tplc="66EAB85C" w:tentative="1">
+    <w:lvl w:ilvl="1" w:tplc="BF18B628" w:tentative="1">
       <w:start w:val="1"/>
       <w:numFmt w:val="bullet"/>
       <w:lvlText w:val="○"/>
@@ -16690,7 +16674,7 @@
         <w:ind w:left="1440" w:hanging="360"/>
       </w:pPr>
     </w:lvl>
-    <w:lvl w:ilvl="2" w:tplc="4B987C2A" w:tentative="1">
+    <w:lvl w:ilvl="2" w:tplc="AAEA420C" w:tentative="1">
       <w:start w:val="1"/>
       <w:numFmt w:val="bullet"/>
       <w:lvlText w:val="■"/>
@@ -16699,7 +16683,7 @@
         <w:ind w:left="2160" w:hanging="360"/>
       </w:pPr>
     </w:lvl>
-    <w:lvl w:ilvl="3" w:tplc="DEFE64A4" w:tentative="1">
+    <w:lvl w:ilvl="3" w:tplc="461AA86A" w:tentative="1">
       <w:start w:val="1"/>
       <w:numFmt w:val="bullet"/>
       <w:lvlText w:val="●"/>
@@ -16708,7 +16692,7 @@
         <w:ind w:left="2880" w:hanging="360"/>
       </w:pPr>
     </w:lvl>
-    <w:lvl w:ilvl="4" w:tplc="55DC48B8" w:tentative="1">
+    <w:lvl w:ilvl="4" w:tplc="5EDEF1AA" w:tentative="1">
       <w:start w:val="1"/>
       <w:numFmt w:val="bullet"/>
       <w:lvlText w:val="○"/>
@@ -16717,7 +16701,7 @@
         <w:ind w:left="3600" w:hanging="360"/>
       </w:pPr>
     </w:lvl>
-    <w:lvl w:ilvl="5" w:tplc="4BAA4C94" w:tentative="1">
+    <w:lvl w:ilvl="5" w:tplc="99C0FB74" w:tentative="1">
       <w:start w:val="1"/>
       <w:numFmt w:val="bullet"/>
       <w:lvlText w:val="■"/>
@@ -16726,7 +16710,7 @@
         <w:ind w:left="4320" w:hanging="360"/>
       </w:pPr>
     </w:lvl>
-    <w:lvl w:ilvl="6" w:tplc="25FEE4A8" w:tentative="1">
+    <w:lvl w:ilvl="6" w:tplc="4DF402F8" w:tentative="1">
       <w:start w:val="1"/>
       <w:numFmt w:val="bullet"/>
       <w:lvlText w:val="●"/>
@@ -16735,7 +16719,7 @@
         <w:ind w:left="5040" w:hanging="360"/>
       </w:pPr>
     </w:lvl>
-    <w:lvl w:ilvl="7" w:tplc="BC629AE8" w:tentative="1">
+    <w:lvl w:ilvl="7" w:tplc="5E624FEA" w:tentative="1">
       <w:start w:val="1"/>
       <w:numFmt w:val="bullet"/>
       <w:lvlText w:val="●"/>
@@ -16744,7 +16728,7 @@
         <w:ind w:left="5760" w:hanging="360"/>
       </w:pPr>
     </w:lvl>
-    <w:lvl w:ilvl="8" w:tplc="595813F6" w:tentative="1">
+    <w:lvl w:ilvl="8" w:tplc="576AE4FC" w:tentative="1">
       <w:start w:val="1"/>
       <w:numFmt w:val="bullet"/>
       <w:lvlText w:val="●"/>
@@ -16754,14 +16738,138 @@
       </w:pPr>
     </w:lvl>
   </w:abstractNum>
-  <w:num w:numId="1" w16cid:durableId="2073313289">
-    <w:abstractNumId w:val="2"/>
+  <w:abstractNum w:abstractNumId="1" w15:restartNumberingAfterBreak="0">
+    <w:nsid w:val="26BC40A9"/>
+    <w:multiLevelType w:val="hybridMultilevel"/>
+    <w:tmpl w:val="AD4CECE8"/>
+    <w:lvl w:ilvl="0" w:tplc="36828DAE" w:tentative="1">
+      <w:start w:val="1"/>
+      <w:numFmt w:val="decimal"/>
+      <w:lvlText w:val="%1."/>
+      <w:lvlJc w:val="left"/>
+      <w:pPr>
+        <w:ind w:left="720" w:hanging="360"/>
+      </w:pPr>
+    </w:lvl>
+    <w:lvl w:ilvl="1" w:tplc="ECBC6EF6" w:tentative="1">
+      <w:start w:val="1"/>
+      <w:numFmt w:val="lowerLetter"/>
+      <w:lvlText w:val="%2."/>
+      <w:lvlJc w:val="left"/>
+      <w:pPr>
+        <w:ind w:left="1080" w:hanging="360"/>
+      </w:pPr>
+    </w:lvl>
+    <w:lvl w:ilvl="2" w:tplc="4FD85FD6" w:tentative="1">
+      <w:start w:val="1"/>
+      <w:numFmt w:val="lowerRoman"/>
+      <w:lvlText w:val="%3."/>
+      <w:lvlJc w:val="left"/>
+      <w:pPr>
+        <w:ind w:left="1440" w:hanging="360"/>
+      </w:pPr>
+    </w:lvl>
+    <w:lvl w:ilvl="3" w:tplc="F51E3064">
+      <w:numFmt w:val="decimal"/>
+      <w:lvlText w:val=""/>
+      <w:lvlJc w:val="left"/>
+    </w:lvl>
+    <w:lvl w:ilvl="4" w:tplc="C8B41F34">
+      <w:numFmt w:val="decimal"/>
+      <w:lvlText w:val=""/>
+      <w:lvlJc w:val="left"/>
+    </w:lvl>
+    <w:lvl w:ilvl="5" w:tplc="85163B9E">
+      <w:numFmt w:val="decimal"/>
+      <w:lvlText w:val=""/>
+      <w:lvlJc w:val="left"/>
+    </w:lvl>
+    <w:lvl w:ilvl="6" w:tplc="7A4878BC">
+      <w:numFmt w:val="decimal"/>
+      <w:lvlText w:val=""/>
+      <w:lvlJc w:val="left"/>
+    </w:lvl>
+    <w:lvl w:ilvl="7" w:tplc="458210AC">
+      <w:numFmt w:val="decimal"/>
+      <w:lvlText w:val=""/>
+      <w:lvlJc w:val="left"/>
+    </w:lvl>
+    <w:lvl w:ilvl="8" w:tplc="10362BF4">
+      <w:numFmt w:val="decimal"/>
+      <w:lvlText w:val=""/>
+      <w:lvlJc w:val="left"/>
+    </w:lvl>
+  </w:abstractNum>
+  <w:abstractNum w:abstractNumId="2" w15:restartNumberingAfterBreak="0">
+    <w:nsid w:val="47181F53"/>
+    <w:multiLevelType w:val="hybridMultilevel"/>
+    <w:tmpl w:val="D2A45C64"/>
+    <w:lvl w:ilvl="0" w:tplc="D766F97E">
+      <w:start w:val="1"/>
+      <w:numFmt w:val="bullet"/>
+      <w:lvlText w:val="•"/>
+      <w:lvlJc w:val="left"/>
+      <w:pPr>
+        <w:ind w:left="720" w:hanging="280"/>
+      </w:pPr>
+    </w:lvl>
+    <w:lvl w:ilvl="1" w:tplc="1D8263A6" w:tentative="1">
+      <w:start w:val="1"/>
+      <w:numFmt w:val="bullet"/>
+      <w:lvlText w:val="–"/>
+      <w:lvlJc w:val="left"/>
+      <w:pPr>
+        <w:ind w:left="1080" w:hanging="280"/>
+      </w:pPr>
+    </w:lvl>
+    <w:lvl w:ilvl="2" w:tplc="739CAC5C" w:tentative="1">
+      <w:start w:val="1"/>
+      <w:numFmt w:val="bullet"/>
+      <w:lvlText w:val="▪"/>
+      <w:lvlJc w:val="left"/>
+      <w:pPr>
+        <w:ind w:left="1440" w:hanging="280"/>
+      </w:pPr>
+    </w:lvl>
+    <w:lvl w:ilvl="3" w:tplc="EE887FB8">
+      <w:numFmt w:val="decimal"/>
+      <w:lvlText w:val=""/>
+      <w:lvlJc w:val="left"/>
+    </w:lvl>
+    <w:lvl w:ilvl="4" w:tplc="157ED3F2">
+      <w:numFmt w:val="decimal"/>
+      <w:lvlText w:val=""/>
+      <w:lvlJc w:val="left"/>
+    </w:lvl>
+    <w:lvl w:ilvl="5" w:tplc="A06A9C32">
+      <w:numFmt w:val="decimal"/>
+      <w:lvlText w:val=""/>
+      <w:lvlJc w:val="left"/>
+    </w:lvl>
+    <w:lvl w:ilvl="6" w:tplc="9EF0D1DC">
+      <w:numFmt w:val="decimal"/>
+      <w:lvlText w:val=""/>
+      <w:lvlJc w:val="left"/>
+    </w:lvl>
+    <w:lvl w:ilvl="7" w:tplc="7C84341C">
+      <w:numFmt w:val="decimal"/>
+      <w:lvlText w:val=""/>
+      <w:lvlJc w:val="left"/>
+    </w:lvl>
+    <w:lvl w:ilvl="8" w:tplc="839A178C">
+      <w:numFmt w:val="decimal"/>
+      <w:lvlText w:val=""/>
+      <w:lvlJc w:val="left"/>
+    </w:lvl>
+  </w:abstractNum>
+  <w:num w:numId="1" w16cid:durableId="2049641612">
+    <w:abstractNumId w:val="0"/>
     <w:lvlOverride w:ilvl="0">
       <w:startOverride w:val="1"/>
     </w:lvlOverride>
   </w:num>
-  <w:num w:numId="2" w16cid:durableId="1529875009">
-    <w:abstractNumId w:val="0"/>
+  <w:num w:numId="2" w16cid:durableId="2086029156">
+    <w:abstractNumId w:val="2"/>
     <w:lvlOverride w:ilvl="0">
       <w:startOverride w:val="1"/>
     </w:lvlOverride>
@@ -17465,7 +17573,7 @@
     <w:autoRedefine/>
     <w:uiPriority w:val="39"/>
     <w:unhideWhenUsed/>
-    <w:rsid w:val="00615F8E"/>
+    <w:rsid w:val="002A0A3F"/>
     <w:pPr>
       <w:spacing w:after="100"/>
     </w:pPr>
@@ -17477,7 +17585,7 @@
     <w:autoRedefine/>
     <w:uiPriority w:val="39"/>
     <w:unhideWhenUsed/>
-    <w:rsid w:val="00615F8E"/>
+    <w:rsid w:val="002A0A3F"/>
     <w:pPr>
       <w:spacing w:after="100"/>
       <w:ind w:left="210"/>
@@ -17489,7 +17597,7 @@
     <w:next w:val="Normal"/>
     <w:uiPriority w:val="99"/>
     <w:unhideWhenUsed/>
-    <w:rsid w:val="00615F8E"/>
+    <w:rsid w:val="002A0A3F"/>
   </w:style>
 </w:styles>
 </file>

--- a/docs/08-test-plan/ZP-DOC-08_Test-Summary-Report.docx
+++ b/docs/08-test-plan/ZP-DOC-08_Test-Summary-Report.docx
@@ -90,7 +90,7 @@
           <w:left w:w="10" w:type="dxa"/>
           <w:right w:w="10" w:type="dxa"/>
         </w:tblCellMar>
-        <w:tblLook w:val="0000" w:firstRow="0" w:lastRow="0" w:firstColumn="0" w:lastColumn="0" w:noHBand="0" w:noVBand="0"/>
+        <w:tblLook w:val="04A0" w:firstRow="1" w:lastRow="0" w:firstColumn="1" w:lastColumn="0" w:noHBand="0" w:noVBand="1"/>
       </w:tblPr>
       <w:tblGrid>
         <w:gridCol w:w="2600"/>
@@ -494,7 +494,7 @@
           <w:left w:w="10" w:type="dxa"/>
           <w:right w:w="10" w:type="dxa"/>
         </w:tblCellMar>
-        <w:tblLook w:val="0000" w:firstRow="0" w:lastRow="0" w:firstColumn="0" w:lastColumn="0" w:noHBand="0" w:noVBand="0"/>
+        <w:tblLook w:val="04A0" w:firstRow="1" w:lastRow="0" w:firstColumn="1" w:lastColumn="0" w:noHBand="0" w:noVBand="1"/>
       </w:tblPr>
       <w:tblGrid>
         <w:gridCol w:w="2600"/>
@@ -1189,7 +1189,7 @@
           <w:left w:w="10" w:type="dxa"/>
           <w:right w:w="10" w:type="dxa"/>
         </w:tblCellMar>
-        <w:tblLook w:val="0000" w:firstRow="0" w:lastRow="0" w:firstColumn="0" w:lastColumn="0" w:noHBand="0" w:noVBand="0"/>
+        <w:tblLook w:val="04A0" w:firstRow="1" w:lastRow="0" w:firstColumn="1" w:lastColumn="0" w:noHBand="0" w:noVBand="1"/>
       </w:tblPr>
       <w:tblGrid>
         <w:gridCol w:w="964"/>
@@ -2066,7 +2066,7 @@
           <w:left w:w="10" w:type="dxa"/>
           <w:right w:w="10" w:type="dxa"/>
         </w:tblCellMar>
-        <w:tblLook w:val="0000" w:firstRow="0" w:lastRow="0" w:firstColumn="0" w:lastColumn="0" w:noHBand="0" w:noVBand="0"/>
+        <w:tblLook w:val="04A0" w:firstRow="1" w:lastRow="0" w:firstColumn="1" w:lastColumn="0" w:noHBand="0" w:noVBand="1"/>
       </w:tblPr>
       <w:tblGrid>
         <w:gridCol w:w="2120"/>
@@ -2423,7 +2423,7 @@
     <w:sdt>
       <w:sdtPr>
         <w:alias w:val="Contents"/>
-        <w:id w:val="1499620119"/>
+        <w:id w:val="1537997967"/>
       </w:sdtPr>
       <w:sdtEndPr/>
       <w:sdtContent>
@@ -2452,7 +2452,7 @@
           <w:r>
             <w:fldChar w:fldCharType="separate"/>
           </w:r>
-          <w:hyperlink w:anchor="_Toc243658776" w:history="1">
+          <w:hyperlink w:anchor="_Toc243660180" w:history="1">
             <w:r>
               <w:rPr>
                 <w:rStyle w:val="Hyperlink"/>
@@ -2476,7 +2476,7 @@
               <w:rPr>
                 <w:noProof/>
               </w:rPr>
-              <w:instrText xml:space="preserve"> PAGEREF _Toc243658776 \h </w:instrText>
+              <w:instrText xml:space="preserve"> PAGEREF _Toc243660180 \h </w:instrText>
             </w:r>
             <w:r>
               <w:rPr>
@@ -2519,7 +2519,7 @@
               <w14:ligatures w14:val="standardContextual"/>
             </w:rPr>
           </w:pPr>
-          <w:hyperlink w:anchor="_Toc243658777" w:history="1">
+          <w:hyperlink w:anchor="_Toc243660181" w:history="1">
             <w:r>
               <w:rPr>
                 <w:rStyle w:val="Hyperlink"/>
@@ -2543,7 +2543,7 @@
               <w:rPr>
                 <w:noProof/>
               </w:rPr>
-              <w:instrText xml:space="preserve"> PAGEREF _Toc243658777 \h </w:instrText>
+              <w:instrText xml:space="preserve"> PAGEREF _Toc243660181 \h </w:instrText>
             </w:r>
             <w:r>
               <w:rPr>
@@ -2586,7 +2586,7 @@
               <w14:ligatures w14:val="standardContextual"/>
             </w:rPr>
           </w:pPr>
-          <w:hyperlink w:anchor="_Toc243658778" w:history="1">
+          <w:hyperlink w:anchor="_Toc243660182" w:history="1">
             <w:r>
               <w:rPr>
                 <w:rStyle w:val="Hyperlink"/>
@@ -2610,7 +2610,7 @@
               <w:rPr>
                 <w:noProof/>
               </w:rPr>
-              <w:instrText xml:space="preserve"> PAGEREF _Toc243658778 \h </w:instrText>
+              <w:instrText xml:space="preserve"> PAGEREF _Toc243660182 \h </w:instrText>
             </w:r>
             <w:r>
               <w:rPr>
@@ -2653,7 +2653,7 @@
               <w14:ligatures w14:val="standardContextual"/>
             </w:rPr>
           </w:pPr>
-          <w:hyperlink w:anchor="_Toc243658779" w:history="1">
+          <w:hyperlink w:anchor="_Toc243660183" w:history="1">
             <w:r>
               <w:rPr>
                 <w:rStyle w:val="Hyperlink"/>
@@ -2677,7 +2677,7 @@
               <w:rPr>
                 <w:noProof/>
               </w:rPr>
-              <w:instrText xml:space="preserve"> PAGEREF _Toc243658779 \h </w:instrText>
+              <w:instrText xml:space="preserve"> PAGEREF _Toc243660183 \h </w:instrText>
             </w:r>
             <w:r>
               <w:rPr>
@@ -2720,7 +2720,7 @@
               <w14:ligatures w14:val="standardContextual"/>
             </w:rPr>
           </w:pPr>
-          <w:hyperlink w:anchor="_Toc243658780" w:history="1">
+          <w:hyperlink w:anchor="_Toc243660184" w:history="1">
             <w:r>
               <w:rPr>
                 <w:rStyle w:val="Hyperlink"/>
@@ -2744,7 +2744,7 @@
               <w:rPr>
                 <w:noProof/>
               </w:rPr>
-              <w:instrText xml:space="preserve"> PAGEREF _Toc243658780 \h </w:instrText>
+              <w:instrText xml:space="preserve"> PAGEREF _Toc243660184 \h </w:instrText>
             </w:r>
             <w:r>
               <w:rPr>
@@ -2787,7 +2787,7 @@
               <w14:ligatures w14:val="standardContextual"/>
             </w:rPr>
           </w:pPr>
-          <w:hyperlink w:anchor="_Toc243658781" w:history="1">
+          <w:hyperlink w:anchor="_Toc243660185" w:history="1">
             <w:r>
               <w:rPr>
                 <w:rStyle w:val="Hyperlink"/>
@@ -2811,7 +2811,7 @@
               <w:rPr>
                 <w:noProof/>
               </w:rPr>
-              <w:instrText xml:space="preserve"> PAGEREF _Toc243658781 \h </w:instrText>
+              <w:instrText xml:space="preserve"> PAGEREF _Toc243660185 \h </w:instrText>
             </w:r>
             <w:r>
               <w:rPr>
@@ -2854,7 +2854,7 @@
               <w14:ligatures w14:val="standardContextual"/>
             </w:rPr>
           </w:pPr>
-          <w:hyperlink w:anchor="_Toc243658782" w:history="1">
+          <w:hyperlink w:anchor="_Toc243660186" w:history="1">
             <w:r>
               <w:rPr>
                 <w:rStyle w:val="Hyperlink"/>
@@ -2878,7 +2878,7 @@
               <w:rPr>
                 <w:noProof/>
               </w:rPr>
-              <w:instrText xml:space="preserve"> PAGEREF _Toc243658782 \h </w:instrText>
+              <w:instrText xml:space="preserve"> PAGEREF _Toc243660186 \h </w:instrText>
             </w:r>
             <w:r>
               <w:rPr>
@@ -2921,7 +2921,7 @@
               <w14:ligatures w14:val="standardContextual"/>
             </w:rPr>
           </w:pPr>
-          <w:hyperlink w:anchor="_Toc243658783" w:history="1">
+          <w:hyperlink w:anchor="_Toc243660187" w:history="1">
             <w:r>
               <w:rPr>
                 <w:rStyle w:val="Hyperlink"/>
@@ -2945,7 +2945,7 @@
               <w:rPr>
                 <w:noProof/>
               </w:rPr>
-              <w:instrText xml:space="preserve"> PAGEREF _Toc243658783 \h </w:instrText>
+              <w:instrText xml:space="preserve"> PAGEREF _Toc243660187 \h </w:instrText>
             </w:r>
             <w:r>
               <w:rPr>
@@ -2988,7 +2988,7 @@
               <w14:ligatures w14:val="standardContextual"/>
             </w:rPr>
           </w:pPr>
-          <w:hyperlink w:anchor="_Toc243658784" w:history="1">
+          <w:hyperlink w:anchor="_Toc243660188" w:history="1">
             <w:r>
               <w:rPr>
                 <w:rStyle w:val="Hyperlink"/>
@@ -3012,7 +3012,7 @@
               <w:rPr>
                 <w:noProof/>
               </w:rPr>
-              <w:instrText xml:space="preserve"> PAGEREF _Toc243658784 \h </w:instrText>
+              <w:instrText xml:space="preserve"> PAGEREF _Toc243660188 \h </w:instrText>
             </w:r>
             <w:r>
               <w:rPr>
@@ -3055,7 +3055,7 @@
               <w14:ligatures w14:val="standardContextual"/>
             </w:rPr>
           </w:pPr>
-          <w:hyperlink w:anchor="_Toc243658785" w:history="1">
+          <w:hyperlink w:anchor="_Toc243660189" w:history="1">
             <w:r>
               <w:rPr>
                 <w:rStyle w:val="Hyperlink"/>
@@ -3079,7 +3079,7 @@
               <w:rPr>
                 <w:noProof/>
               </w:rPr>
-              <w:instrText xml:space="preserve"> PAGEREF _Toc243658785 \h </w:instrText>
+              <w:instrText xml:space="preserve"> PAGEREF _Toc243660189 \h </w:instrText>
             </w:r>
             <w:r>
               <w:rPr>
@@ -3122,7 +3122,7 @@
               <w14:ligatures w14:val="standardContextual"/>
             </w:rPr>
           </w:pPr>
-          <w:hyperlink w:anchor="_Toc243658786" w:history="1">
+          <w:hyperlink w:anchor="_Toc243660190" w:history="1">
             <w:r>
               <w:rPr>
                 <w:rStyle w:val="Hyperlink"/>
@@ -3146,7 +3146,7 @@
               <w:rPr>
                 <w:noProof/>
               </w:rPr>
-              <w:instrText xml:space="preserve"> PAGEREF _Toc243658786 \h </w:instrText>
+              <w:instrText xml:space="preserve"> PAGEREF _Toc243660190 \h </w:instrText>
             </w:r>
             <w:r>
               <w:rPr>
@@ -3189,7 +3189,7 @@
               <w14:ligatures w14:val="standardContextual"/>
             </w:rPr>
           </w:pPr>
-          <w:hyperlink w:anchor="_Toc243658787" w:history="1">
+          <w:hyperlink w:anchor="_Toc243660191" w:history="1">
             <w:r>
               <w:rPr>
                 <w:rStyle w:val="Hyperlink"/>
@@ -3213,7 +3213,7 @@
               <w:rPr>
                 <w:noProof/>
               </w:rPr>
-              <w:instrText xml:space="preserve"> PAGEREF _Toc243658787 \h </w:instrText>
+              <w:instrText xml:space="preserve"> PAGEREF _Toc243660191 \h </w:instrText>
             </w:r>
             <w:r>
               <w:rPr>
@@ -3256,7 +3256,7 @@
               <w14:ligatures w14:val="standardContextual"/>
             </w:rPr>
           </w:pPr>
-          <w:hyperlink w:anchor="_Toc243658788" w:history="1">
+          <w:hyperlink w:anchor="_Toc243660192" w:history="1">
             <w:r>
               <w:rPr>
                 <w:rStyle w:val="Hyperlink"/>
@@ -3280,7 +3280,7 @@
               <w:rPr>
                 <w:noProof/>
               </w:rPr>
-              <w:instrText xml:space="preserve"> PAGEREF _Toc243658788 \h </w:instrText>
+              <w:instrText xml:space="preserve"> PAGEREF _Toc243660192 \h </w:instrText>
             </w:r>
             <w:r>
               <w:rPr>
@@ -3323,7 +3323,7 @@
               <w14:ligatures w14:val="standardContextual"/>
             </w:rPr>
           </w:pPr>
-          <w:hyperlink w:anchor="_Toc243658789" w:history="1">
+          <w:hyperlink w:anchor="_Toc243660193" w:history="1">
             <w:r>
               <w:rPr>
                 <w:rStyle w:val="Hyperlink"/>
@@ -3347,7 +3347,7 @@
               <w:rPr>
                 <w:noProof/>
               </w:rPr>
-              <w:instrText xml:space="preserve"> PAGEREF _Toc243658789 \h </w:instrText>
+              <w:instrText xml:space="preserve"> PAGEREF _Toc243660193 \h </w:instrText>
             </w:r>
             <w:r>
               <w:rPr>
@@ -3390,7 +3390,7 @@
               <w14:ligatures w14:val="standardContextual"/>
             </w:rPr>
           </w:pPr>
-          <w:hyperlink w:anchor="_Toc243658790" w:history="1">
+          <w:hyperlink w:anchor="_Toc243660194" w:history="1">
             <w:r>
               <w:rPr>
                 <w:rStyle w:val="Hyperlink"/>
@@ -3414,7 +3414,7 @@
               <w:rPr>
                 <w:noProof/>
               </w:rPr>
-              <w:instrText xml:space="preserve"> PAGEREF _Toc243658790 \h </w:instrText>
+              <w:instrText xml:space="preserve"> PAGEREF _Toc243660194 \h </w:instrText>
             </w:r>
             <w:r>
               <w:rPr>
@@ -3457,7 +3457,7 @@
               <w14:ligatures w14:val="standardContextual"/>
             </w:rPr>
           </w:pPr>
-          <w:hyperlink w:anchor="_Toc243658791" w:history="1">
+          <w:hyperlink w:anchor="_Toc243660195" w:history="1">
             <w:r>
               <w:rPr>
                 <w:rStyle w:val="Hyperlink"/>
@@ -3481,7 +3481,7 @@
               <w:rPr>
                 <w:noProof/>
               </w:rPr>
-              <w:instrText xml:space="preserve"> PAGEREF _Toc243658791 \h </w:instrText>
+              <w:instrText xml:space="preserve"> PAGEREF _Toc243660195 \h </w:instrText>
             </w:r>
             <w:r>
               <w:rPr>
@@ -3527,7 +3527,7 @@
     <w:sdt>
       <w:sdtPr>
         <w:alias w:val="Tables"/>
-        <w:id w:val="-1172486786"/>
+        <w:id w:val="1885363099"/>
       </w:sdtPr>
       <w:sdtEndPr/>
       <w:sdtContent>
@@ -3556,7 +3556,7 @@
           <w:r>
             <w:fldChar w:fldCharType="separate"/>
           </w:r>
-          <w:hyperlink w:anchor="_Toc243658792" w:history="1">
+          <w:hyperlink w:anchor="_Toc243660196" w:history="1">
             <w:r>
               <w:rPr>
                 <w:rStyle w:val="Hyperlink"/>
@@ -3580,7 +3580,7 @@
               <w:rPr>
                 <w:noProof/>
               </w:rPr>
-              <w:instrText xml:space="preserve"> PAGEREF _Toc243658792 \h </w:instrText>
+              <w:instrText xml:space="preserve"> PAGEREF _Toc243660196 \h </w:instrText>
             </w:r>
             <w:r>
               <w:rPr>
@@ -3623,7 +3623,7 @@
               <w14:ligatures w14:val="standardContextual"/>
             </w:rPr>
           </w:pPr>
-          <w:hyperlink w:anchor="_Toc243658793" w:history="1">
+          <w:hyperlink w:anchor="_Toc243660197" w:history="1">
             <w:r>
               <w:rPr>
                 <w:rStyle w:val="Hyperlink"/>
@@ -3647,7 +3647,7 @@
               <w:rPr>
                 <w:noProof/>
               </w:rPr>
-              <w:instrText xml:space="preserve"> PAGEREF _Toc243658793 \h </w:instrText>
+              <w:instrText xml:space="preserve"> PAGEREF _Toc243660197 \h </w:instrText>
             </w:r>
             <w:r>
               <w:rPr>
@@ -3690,7 +3690,7 @@
               <w14:ligatures w14:val="standardContextual"/>
             </w:rPr>
           </w:pPr>
-          <w:hyperlink w:anchor="_Toc243658794" w:history="1">
+          <w:hyperlink w:anchor="_Toc243660198" w:history="1">
             <w:r>
               <w:rPr>
                 <w:rStyle w:val="Hyperlink"/>
@@ -3714,7 +3714,7 @@
               <w:rPr>
                 <w:noProof/>
               </w:rPr>
-              <w:instrText xml:space="preserve"> PAGEREF _Toc243658794 \h </w:instrText>
+              <w:instrText xml:space="preserve"> PAGEREF _Toc243660198 \h </w:instrText>
             </w:r>
             <w:r>
               <w:rPr>
@@ -3757,7 +3757,7 @@
               <w14:ligatures w14:val="standardContextual"/>
             </w:rPr>
           </w:pPr>
-          <w:hyperlink w:anchor="_Toc243658795" w:history="1">
+          <w:hyperlink w:anchor="_Toc243660199" w:history="1">
             <w:r>
               <w:rPr>
                 <w:rStyle w:val="Hyperlink"/>
@@ -3781,7 +3781,7 @@
               <w:rPr>
                 <w:noProof/>
               </w:rPr>
-              <w:instrText xml:space="preserve"> PAGEREF _Toc243658795 \h </w:instrText>
+              <w:instrText xml:space="preserve"> PAGEREF _Toc243660199 \h </w:instrText>
             </w:r>
             <w:r>
               <w:rPr>
@@ -3824,7 +3824,7 @@
               <w14:ligatures w14:val="standardContextual"/>
             </w:rPr>
           </w:pPr>
-          <w:hyperlink w:anchor="_Toc243658796" w:history="1">
+          <w:hyperlink w:anchor="_Toc243660200" w:history="1">
             <w:r>
               <w:rPr>
                 <w:rStyle w:val="Hyperlink"/>
@@ -3848,7 +3848,7 @@
               <w:rPr>
                 <w:noProof/>
               </w:rPr>
-              <w:instrText xml:space="preserve"> PAGEREF _Toc243658796 \h </w:instrText>
+              <w:instrText xml:space="preserve"> PAGEREF _Toc243660200 \h </w:instrText>
             </w:r>
             <w:r>
               <w:rPr>
@@ -3891,7 +3891,7 @@
               <w14:ligatures w14:val="standardContextual"/>
             </w:rPr>
           </w:pPr>
-          <w:hyperlink w:anchor="_Toc243658797" w:history="1">
+          <w:hyperlink w:anchor="_Toc243660201" w:history="1">
             <w:r>
               <w:rPr>
                 <w:rStyle w:val="Hyperlink"/>
@@ -3915,7 +3915,7 @@
               <w:rPr>
                 <w:noProof/>
               </w:rPr>
-              <w:instrText xml:space="preserve"> PAGEREF _Toc243658797 \h </w:instrText>
+              <w:instrText xml:space="preserve"> PAGEREF _Toc243660201 \h </w:instrText>
             </w:r>
             <w:r>
               <w:rPr>
@@ -3958,7 +3958,7 @@
               <w14:ligatures w14:val="standardContextual"/>
             </w:rPr>
           </w:pPr>
-          <w:hyperlink w:anchor="_Toc243658798" w:history="1">
+          <w:hyperlink w:anchor="_Toc243660202" w:history="1">
             <w:r>
               <w:rPr>
                 <w:rStyle w:val="Hyperlink"/>
@@ -3982,7 +3982,7 @@
               <w:rPr>
                 <w:noProof/>
               </w:rPr>
-              <w:instrText xml:space="preserve"> PAGEREF _Toc243658798 \h </w:instrText>
+              <w:instrText xml:space="preserve"> PAGEREF _Toc243660202 \h </w:instrText>
             </w:r>
             <w:r>
               <w:rPr>
@@ -4025,7 +4025,7 @@
               <w14:ligatures w14:val="standardContextual"/>
             </w:rPr>
           </w:pPr>
-          <w:hyperlink w:anchor="_Toc243658799" w:history="1">
+          <w:hyperlink w:anchor="_Toc243660203" w:history="1">
             <w:r>
               <w:rPr>
                 <w:rStyle w:val="Hyperlink"/>
@@ -4049,7 +4049,7 @@
               <w:rPr>
                 <w:noProof/>
               </w:rPr>
-              <w:instrText xml:space="preserve"> PAGEREF _Toc243658799 \h </w:instrText>
+              <w:instrText xml:space="preserve"> PAGEREF _Toc243660203 \h </w:instrText>
             </w:r>
             <w:r>
               <w:rPr>
@@ -4092,7 +4092,7 @@
               <w14:ligatures w14:val="standardContextual"/>
             </w:rPr>
           </w:pPr>
-          <w:hyperlink w:anchor="_Toc243658800" w:history="1">
+          <w:hyperlink w:anchor="_Toc243660204" w:history="1">
             <w:r>
               <w:rPr>
                 <w:rStyle w:val="Hyperlink"/>
@@ -4116,7 +4116,7 @@
               <w:rPr>
                 <w:noProof/>
               </w:rPr>
-              <w:instrText xml:space="preserve"> PAGEREF _Toc243658800 \h </w:instrText>
+              <w:instrText xml:space="preserve"> PAGEREF _Toc243660204 \h </w:instrText>
             </w:r>
             <w:r>
               <w:rPr>
@@ -4157,7 +4157,7 @@
         <w:keepLines/>
         <w:pageBreakBefore/>
       </w:pPr>
-      <w:bookmarkStart w:id="0" w:name="_Toc243658776"/>
+      <w:bookmarkStart w:id="0" w:name="_Toc243660180"/>
       <w:r>
         <w:lastRenderedPageBreak/>
         <w:t>1 Introduction</w:t>
@@ -4170,7 +4170,7 @@
         <w:keepNext/>
         <w:keepLines/>
       </w:pPr>
-      <w:bookmarkStart w:id="1" w:name="_Toc243658777"/>
+      <w:bookmarkStart w:id="1" w:name="_Toc243660181"/>
       <w:r>
         <w:t>1.1 Purpose</w:t>
       </w:r>
@@ -4193,7 +4193,7 @@
         <w:keepNext/>
         <w:keepLines/>
       </w:pPr>
-      <w:bookmarkStart w:id="2" w:name="_Toc243658778"/>
+      <w:bookmarkStart w:id="2" w:name="_Toc243660182"/>
       <w:r>
         <w:t>1.2 How the campaign was run</w:t>
       </w:r>
@@ -4237,7 +4237,7 @@
         <w:keepNext/>
         <w:keepLines/>
       </w:pPr>
-      <w:bookmarkStart w:id="3" w:name="_Toc243658779"/>
+      <w:bookmarkStart w:id="3" w:name="_Toc243660183"/>
       <w:r>
         <w:t>1.3 Test environments</w:t>
       </w:r>
@@ -4248,7 +4248,7 @@
         <w:pStyle w:val="Caption"/>
         <w:keepNext/>
       </w:pPr>
-      <w:bookmarkStart w:id="4" w:name="_Toc243658792"/>
+      <w:bookmarkStart w:id="4" w:name="_Toc243660196"/>
       <w:r>
         <w:t xml:space="preserve">Table </w:t>
       </w:r>
@@ -4290,7 +4290,7 @@
           <w:left w:w="10" w:type="dxa"/>
           <w:right w:w="10" w:type="dxa"/>
         </w:tblCellMar>
-        <w:tblLook w:val="0000" w:firstRow="0" w:lastRow="0" w:firstColumn="0" w:lastColumn="0" w:noHBand="0" w:noVBand="0"/>
+        <w:tblLook w:val="04A0" w:firstRow="1" w:lastRow="0" w:firstColumn="1" w:lastColumn="0" w:noHBand="0" w:noVBand="1"/>
       </w:tblPr>
       <w:tblGrid>
         <w:gridCol w:w="4819"/>
@@ -4677,7 +4677,7 @@
         <w:keepLines/>
         <w:pageBreakBefore/>
       </w:pPr>
-      <w:bookmarkStart w:id="5" w:name="_Toc243658780"/>
+      <w:bookmarkStart w:id="5" w:name="_Toc243660184"/>
       <w:r>
         <w:lastRenderedPageBreak/>
         <w:t>2 Results summary</w:t>
@@ -4690,7 +4690,7 @@
         <w:keepNext/>
         <w:keepLines/>
       </w:pPr>
-      <w:bookmarkStart w:id="6" w:name="_Toc243658781"/>
+      <w:bookmarkStart w:id="6" w:name="_Toc243660185"/>
       <w:r>
         <w:t>2.1 Totals</w:t>
       </w:r>
@@ -4701,7 +4701,7 @@
         <w:pStyle w:val="Caption"/>
         <w:keepNext/>
       </w:pPr>
-      <w:bookmarkStart w:id="7" w:name="_Toc243658793"/>
+      <w:bookmarkStart w:id="7" w:name="_Toc243660197"/>
       <w:r>
         <w:t xml:space="preserve">Table </w:t>
       </w:r>
@@ -4743,7 +4743,7 @@
           <w:left w:w="10" w:type="dxa"/>
           <w:right w:w="10" w:type="dxa"/>
         </w:tblCellMar>
-        <w:tblLook w:val="0000" w:firstRow="0" w:lastRow="0" w:firstColumn="0" w:lastColumn="0" w:noHBand="0" w:noVBand="0"/>
+        <w:tblLook w:val="04A0" w:firstRow="1" w:lastRow="0" w:firstColumn="1" w:lastColumn="0" w:noHBand="0" w:noVBand="1"/>
       </w:tblPr>
       <w:tblGrid>
         <w:gridCol w:w="2257"/>
@@ -7724,7 +7724,7 @@
         <w:keepNext/>
         <w:keepLines/>
       </w:pPr>
-      <w:bookmarkStart w:id="8" w:name="_Toc243658782"/>
+      <w:bookmarkStart w:id="8" w:name="_Toc243660186"/>
       <w:r>
         <w:t>2.2 Re-run of 15 October 2026</w:t>
       </w:r>
@@ -7735,7 +7735,7 @@
         <w:pStyle w:val="Caption"/>
         <w:keepNext/>
       </w:pPr>
-      <w:bookmarkStart w:id="9" w:name="_Toc243658794"/>
+      <w:bookmarkStart w:id="9" w:name="_Toc243660198"/>
       <w:r>
         <w:t xml:space="preserve">Table </w:t>
       </w:r>
@@ -7777,7 +7777,7 @@
           <w:left w:w="10" w:type="dxa"/>
           <w:right w:w="10" w:type="dxa"/>
         </w:tblCellMar>
-        <w:tblLook w:val="0000" w:firstRow="0" w:lastRow="0" w:firstColumn="0" w:lastColumn="0" w:noHBand="0" w:noVBand="0"/>
+        <w:tblLook w:val="04A0" w:firstRow="1" w:lastRow="0" w:firstColumn="1" w:lastColumn="0" w:noHBand="0" w:noVBand="1"/>
       </w:tblPr>
       <w:tblGrid>
         <w:gridCol w:w="3682"/>
@@ -8354,7 +8354,7 @@
         <w:pStyle w:val="Caption"/>
         <w:keepNext/>
       </w:pPr>
-      <w:bookmarkStart w:id="10" w:name="_Toc243658795"/>
+      <w:bookmarkStart w:id="10" w:name="_Toc243660199"/>
       <w:r>
         <w:t xml:space="preserve">Table </w:t>
       </w:r>
@@ -8396,7 +8396,7 @@
           <w:left w:w="10" w:type="dxa"/>
           <w:right w:w="10" w:type="dxa"/>
         </w:tblCellMar>
-        <w:tblLook w:val="0000" w:firstRow="0" w:lastRow="0" w:firstColumn="0" w:lastColumn="0" w:noHBand="0" w:noVBand="0"/>
+        <w:tblLook w:val="04A0" w:firstRow="1" w:lastRow="0" w:firstColumn="1" w:lastColumn="0" w:noHBand="0" w:noVBand="1"/>
       </w:tblPr>
       <w:tblGrid>
         <w:gridCol w:w="3682"/>
@@ -8601,7 +8601,7 @@
                 <w:sz w:val="19"/>
                 <w:szCs w:val="19"/>
               </w:rPr>
-              <w:t>Unknown cost fix, 23 October</w:t>
+              <w:t>Other paths expanded, 23 October</w:t>
             </w:r>
           </w:p>
         </w:tc>
@@ -8632,7 +8632,7 @@
                 <w:sz w:val="19"/>
                 <w:szCs w:val="19"/>
               </w:rPr>
-              <w:t xml:space="preserve">39 files; 575 tests: </w:t>
+              <w:t xml:space="preserve">40 files; 581 tests: </w:t>
             </w:r>
             <w:r>
               <w:rPr>
@@ -8641,14 +8641,14 @@
                 <w:sz w:val="19"/>
                 <w:szCs w:val="19"/>
               </w:rPr>
-              <w:t>554 passed, 0 failed</w:t>
-            </w:r>
-            <w:r>
-              <w:rPr>
-                <w:sz w:val="19"/>
-                <w:szCs w:val="19"/>
-              </w:rPr>
-              <w:t xml:space="preserve">; </w:t>
+              <w:t>560 passed, 0 failed</w:t>
+            </w:r>
+            <w:r>
+              <w:rPr>
+                <w:sz w:val="19"/>
+                <w:szCs w:val="19"/>
+              </w:rPr>
+              <w:t xml:space="preserve">; new </w:t>
             </w:r>
             <w:r>
               <w:rPr>
@@ -8657,14 +8657,14 @@
                 <w:szCs w:val="17"/>
                 <w:shd w:val="clear" w:color="auto" w:fill="F2F4F3"/>
               </w:rPr>
-              <w:t>worker/routes-free.test.ts</w:t>
-            </w:r>
-            <w:r>
-              <w:rPr>
-                <w:sz w:val="19"/>
-                <w:szCs w:val="19"/>
-              </w:rPr>
-              <w:t xml:space="preserve"> now 3 (Praveen: "why are all prof bodies free")</w:t>
+              <w:t>worker/routes-expansion.test.ts</w:t>
+            </w:r>
+            <w:r>
+              <w:rPr>
+                <w:sz w:val="19"/>
+                <w:szCs w:val="19"/>
+              </w:rPr>
+              <w:t xml:space="preserve"> (6), TC-144</w:t>
             </w:r>
           </w:p>
         </w:tc>
@@ -8705,7 +8705,7 @@
                 <w:sz w:val="19"/>
                 <w:szCs w:val="19"/>
               </w:rPr>
-              <w:t>Other paths refreshed, 23 October</w:t>
+              <w:t>Unknown cost fix, 23 October</w:t>
             </w:r>
           </w:p>
         </w:tc>
@@ -8735,7 +8735,7 @@
                 <w:sz w:val="19"/>
                 <w:szCs w:val="19"/>
               </w:rPr>
-              <w:t xml:space="preserve">39 files; 574 tests: </w:t>
+              <w:t xml:space="preserve">39 files; 575 tests: </w:t>
             </w:r>
             <w:r>
               <w:rPr>
@@ -8744,14 +8744,14 @@
                 <w:sz w:val="19"/>
                 <w:szCs w:val="19"/>
               </w:rPr>
-              <w:t>553 passed, 0 failed</w:t>
-            </w:r>
-            <w:r>
-              <w:rPr>
-                <w:sz w:val="19"/>
-                <w:szCs w:val="19"/>
-              </w:rPr>
-              <w:t>; TC-143 (</w:t>
+              <w:t>554 passed, 0 failed</w:t>
+            </w:r>
+            <w:r>
+              <w:rPr>
+                <w:sz w:val="19"/>
+                <w:szCs w:val="19"/>
+              </w:rPr>
+              <w:t xml:space="preserve">; </w:t>
             </w:r>
             <w:r>
               <w:rPr>
@@ -8767,7 +8767,7 @@
                 <w:sz w:val="19"/>
                 <w:szCs w:val="19"/>
               </w:rPr>
-              <w:t>, 2), OUSL alert (TC-106), blocked hosts never linked by Ask (ASK-047)</w:t>
+              <w:t xml:space="preserve"> now 3 (Praveen: "why are all prof bodies free")</w:t>
             </w:r>
           </w:p>
         </w:tc>
@@ -8809,7 +8809,7 @@
                 <w:sz w:val="19"/>
                 <w:szCs w:val="19"/>
               </w:rPr>
-              <w:t>CR-012 revised, 23 October</w:t>
+              <w:t>Other paths refreshed, 23 October</w:t>
             </w:r>
           </w:p>
         </w:tc>
@@ -8840,7 +8840,7 @@
                 <w:sz w:val="19"/>
                 <w:szCs w:val="19"/>
               </w:rPr>
-              <w:t xml:space="preserve">38 files; 570 tests: </w:t>
+              <w:t xml:space="preserve">39 files; 574 tests: </w:t>
             </w:r>
             <w:r>
               <w:rPr>
@@ -8849,14 +8849,14 @@
                 <w:sz w:val="19"/>
                 <w:szCs w:val="19"/>
               </w:rPr>
-              <w:t>549 passed, 0 failed</w:t>
-            </w:r>
-            <w:r>
-              <w:rPr>
-                <w:sz w:val="19"/>
-                <w:szCs w:val="19"/>
-              </w:rPr>
-              <w:t xml:space="preserve">; </w:t>
+              <w:t>553 passed, 0 failed</w:t>
+            </w:r>
+            <w:r>
+              <w:rPr>
+                <w:sz w:val="19"/>
+                <w:szCs w:val="19"/>
+              </w:rPr>
+              <w:t>; TC-143 (</w:t>
             </w:r>
             <w:r>
               <w:rPr>
@@ -8865,14 +8865,14 @@
                 <w:szCs w:val="17"/>
                 <w:shd w:val="clear" w:color="auto" w:fill="F2F4F3"/>
               </w:rPr>
-              <w:t>src/apply.test.ts</w:t>
-            </w:r>
-            <w:r>
-              <w:rPr>
-                <w:sz w:val="19"/>
-                <w:szCs w:val="19"/>
-              </w:rPr>
-              <w:t xml:space="preserve"> now 6</w:t>
+              <w:t>worker/routes-free.test.ts</w:t>
+            </w:r>
+            <w:r>
+              <w:rPr>
+                <w:sz w:val="19"/>
+                <w:szCs w:val="19"/>
+              </w:rPr>
+              <w:t>, 2), OUSL alert (TC-106), blocked hosts never linked by Ask (ASK-047)</w:t>
             </w:r>
           </w:p>
         </w:tc>
@@ -8913,7 +8913,7 @@
                 <w:sz w:val="19"/>
                 <w:szCs w:val="19"/>
               </w:rPr>
-              <w:t>CR-012, 23 October</w:t>
+              <w:t>CR-012 revised, 23 October</w:t>
             </w:r>
           </w:p>
         </w:tc>
@@ -8943,7 +8943,7 @@
                 <w:sz w:val="19"/>
                 <w:szCs w:val="19"/>
               </w:rPr>
-              <w:t xml:space="preserve">38 files (37 passed, 1 opt-in skipped); 568 tests: </w:t>
+              <w:t xml:space="preserve">38 files; 570 tests: </w:t>
             </w:r>
             <w:r>
               <w:rPr>
@@ -8952,14 +8952,14 @@
                 <w:sz w:val="19"/>
                 <w:szCs w:val="19"/>
               </w:rPr>
-              <w:t>547 passed, 0 failed</w:t>
-            </w:r>
-            <w:r>
-              <w:rPr>
-                <w:sz w:val="19"/>
-                <w:szCs w:val="19"/>
-              </w:rPr>
-              <w:t xml:space="preserve">; new </w:t>
+              <w:t>549 passed, 0 failed</w:t>
+            </w:r>
+            <w:r>
+              <w:rPr>
+                <w:sz w:val="19"/>
+                <w:szCs w:val="19"/>
+              </w:rPr>
+              <w:t xml:space="preserve">; </w:t>
             </w:r>
             <w:r>
               <w:rPr>
@@ -8975,7 +8975,7 @@
                 <w:sz w:val="19"/>
                 <w:szCs w:val="19"/>
               </w:rPr>
-              <w:t xml:space="preserve"> (4), TC-142</w:t>
+              <w:t xml:space="preserve"> now 6</w:t>
             </w:r>
           </w:p>
         </w:tc>
@@ -9017,7 +9017,7 @@
                 <w:sz w:val="19"/>
                 <w:szCs w:val="19"/>
               </w:rPr>
-              <w:t>CR-011, 23 October</w:t>
+              <w:t>CR-012, 23 October</w:t>
             </w:r>
           </w:p>
         </w:tc>
@@ -9048,7 +9048,7 @@
                 <w:sz w:val="19"/>
                 <w:szCs w:val="19"/>
               </w:rPr>
-              <w:t xml:space="preserve">37 files (36 passed, 1 opt-in skipped); 564 tests: </w:t>
+              <w:t xml:space="preserve">38 files (37 passed, 1 opt-in skipped); 568 tests: </w:t>
             </w:r>
             <w:r>
               <w:rPr>
@@ -9057,7 +9057,7 @@
                 <w:sz w:val="19"/>
                 <w:szCs w:val="19"/>
               </w:rPr>
-              <w:t>543 passed, 0 failed</w:t>
+              <w:t>547 passed, 0 failed</w:t>
             </w:r>
             <w:r>
               <w:rPr>
@@ -9073,14 +9073,14 @@
                 <w:szCs w:val="17"/>
                 <w:shd w:val="clear" w:color="auto" w:fill="F2F4F3"/>
               </w:rPr>
-              <w:t>src/list-guide.test.ts</w:t>
-            </w:r>
-            <w:r>
-              <w:rPr>
-                <w:sz w:val="19"/>
-                <w:szCs w:val="19"/>
-              </w:rPr>
-              <w:t xml:space="preserve"> (4), TC-141</w:t>
+              <w:t>src/apply.test.ts</w:t>
+            </w:r>
+            <w:r>
+              <w:rPr>
+                <w:sz w:val="19"/>
+                <w:szCs w:val="19"/>
+              </w:rPr>
+              <w:t xml:space="preserve"> (4), TC-142</w:t>
             </w:r>
           </w:p>
         </w:tc>
@@ -9121,7 +9121,7 @@
                 <w:sz w:val="19"/>
                 <w:szCs w:val="19"/>
               </w:rPr>
-              <w:t>Update of 23 October</w:t>
+              <w:t>CR-011, 23 October</w:t>
             </w:r>
           </w:p>
         </w:tc>
@@ -9151,7 +9151,7 @@
                 <w:sz w:val="19"/>
                 <w:szCs w:val="19"/>
               </w:rPr>
-              <w:t xml:space="preserve">36 files (35 passed, 1 opt-in skipped); 560 tests: </w:t>
+              <w:t xml:space="preserve">37 files (36 passed, 1 opt-in skipped); 564 tests: </w:t>
             </w:r>
             <w:r>
               <w:rPr>
@@ -9160,7 +9160,7 @@
                 <w:sz w:val="19"/>
                 <w:szCs w:val="19"/>
               </w:rPr>
-              <w:t>539 passed, 0 failed</w:t>
+              <w:t>543 passed, 0 failed</w:t>
             </w:r>
             <w:r>
               <w:rPr>
@@ -9176,14 +9176,14 @@
                 <w:szCs w:val="17"/>
                 <w:shd w:val="clear" w:color="auto" w:fill="F2F4F3"/>
               </w:rPr>
-              <w:t>src/list-feedback.test.ts</w:t>
-            </w:r>
-            <w:r>
-              <w:rPr>
-                <w:sz w:val="19"/>
-                <w:szCs w:val="19"/>
-              </w:rPr>
-              <w:t xml:space="preserve"> (3), TC-140</w:t>
+              <w:t>src/list-guide.test.ts</w:t>
+            </w:r>
+            <w:r>
+              <w:rPr>
+                <w:sz w:val="19"/>
+                <w:szCs w:val="19"/>
+              </w:rPr>
+              <w:t xml:space="preserve"> (4), TC-141</w:t>
             </w:r>
           </w:p>
         </w:tc>
@@ -9225,7 +9225,7 @@
                 <w:sz w:val="19"/>
                 <w:szCs w:val="19"/>
               </w:rPr>
-              <w:t>New test file</w:t>
+              <w:t>Update of 23 October</w:t>
             </w:r>
           </w:p>
         </w:tc>
@@ -9251,6 +9251,29 @@
             <w:pPr>
               <w:spacing w:line="252" w:lineRule="auto"/>
             </w:pPr>
+            <w:r>
+              <w:rPr>
+                <w:sz w:val="19"/>
+                <w:szCs w:val="19"/>
+              </w:rPr>
+              <w:t xml:space="preserve">36 files (35 passed, 1 opt-in skipped); 560 tests: </w:t>
+            </w:r>
+            <w:r>
+              <w:rPr>
+                <w:b/>
+                <w:bCs/>
+                <w:sz w:val="19"/>
+                <w:szCs w:val="19"/>
+              </w:rPr>
+              <w:t>539 passed, 0 failed</w:t>
+            </w:r>
+            <w:r>
+              <w:rPr>
+                <w:sz w:val="19"/>
+                <w:szCs w:val="19"/>
+              </w:rPr>
+              <w:t xml:space="preserve">; new </w:t>
+            </w:r>
             <w:r>
               <w:rPr>
                 <w:rFonts w:ascii="Consolas" w:eastAsia="Consolas" w:hAnsi="Consolas" w:cs="Consolas"/>
@@ -9258,14 +9281,14 @@
                 <w:szCs w:val="17"/>
                 <w:shd w:val="clear" w:color="auto" w:fill="F2F4F3"/>
               </w:rPr>
-              <w:t>src/nav-pref.test.ts</w:t>
-            </w:r>
-            <w:r>
-              <w:rPr>
-                <w:sz w:val="19"/>
-                <w:szCs w:val="19"/>
-              </w:rPr>
-              <w:t xml:space="preserve"> (4): the desktop side menu is open by default, remembered per device, safe when storage is blocked, forgotten by "Clear this phone" (TC-139)</w:t>
+              <w:t>src/list-feedback.test.ts</w:t>
+            </w:r>
+            <w:r>
+              <w:rPr>
+                <w:sz w:val="19"/>
+                <w:szCs w:val="19"/>
+              </w:rPr>
+              <w:t xml:space="preserve"> (3), TC-140</w:t>
             </w:r>
           </w:p>
         </w:tc>
@@ -9303,42 +9326,49 @@
             </w:pPr>
             <w:r>
               <w:rPr>
+                <w:sz w:val="19"/>
+                <w:szCs w:val="19"/>
+              </w:rPr>
+              <w:t>New test file</w:t>
+            </w:r>
+          </w:p>
+        </w:tc>
+        <w:tc>
+          <w:tcPr>
+            <w:tcW w:w="5956" w:type="dxa"/>
+            <w:tcBorders>
+              <w:top w:val="single" w:sz="4" w:space="0" w:color="C9D3D0"/>
+              <w:left w:val="single" w:sz="4" w:space="0" w:color="C9D3D0"/>
+              <w:bottom w:val="single" w:sz="4" w:space="0" w:color="C9D3D0"/>
+              <w:right w:val="single" w:sz="4" w:space="0" w:color="C9D3D0"/>
+            </w:tcBorders>
+            <w:tcMar>
+              <w:top w:w="50" w:type="dxa"/>
+              <w:left w:w="100" w:type="dxa"/>
+              <w:bottom w:w="50" w:type="dxa"/>
+              <w:right w:w="100" w:type="dxa"/>
+            </w:tcMar>
+            <w:vAlign w:val="center"/>
+          </w:tcPr>
+          <w:p>
+            <w:pPr>
+              <w:spacing w:line="252" w:lineRule="auto"/>
+            </w:pPr>
+            <w:r>
+              <w:rPr>
                 <w:rFonts w:ascii="Consolas" w:eastAsia="Consolas" w:hAnsi="Consolas" w:cs="Consolas"/>
                 <w:sz w:val="17"/>
                 <w:szCs w:val="17"/>
                 <w:shd w:val="clear" w:color="auto" w:fill="F2F4F3"/>
               </w:rPr>
-              <w:t>npx tsc -b</w:t>
-            </w:r>
-          </w:p>
-        </w:tc>
-        <w:tc>
-          <w:tcPr>
-            <w:tcW w:w="5956" w:type="dxa"/>
-            <w:tcBorders>
-              <w:top w:val="single" w:sz="4" w:space="0" w:color="C9D3D0"/>
-              <w:left w:val="single" w:sz="4" w:space="0" w:color="C9D3D0"/>
-              <w:bottom w:val="single" w:sz="4" w:space="0" w:color="C9D3D0"/>
-              <w:right w:val="single" w:sz="4" w:space="0" w:color="C9D3D0"/>
-            </w:tcBorders>
-            <w:tcMar>
-              <w:top w:w="50" w:type="dxa"/>
-              <w:left w:w="100" w:type="dxa"/>
-              <w:bottom w:w="50" w:type="dxa"/>
-              <w:right w:w="100" w:type="dxa"/>
-            </w:tcMar>
-            <w:vAlign w:val="center"/>
-          </w:tcPr>
-          <w:p>
-            <w:pPr>
-              <w:spacing w:line="252" w:lineRule="auto"/>
-            </w:pPr>
-            <w:r>
-              <w:rPr>
-                <w:sz w:val="19"/>
-                <w:szCs w:val="19"/>
-              </w:rPr>
-              <w:t>Exit code 0</w:t>
+              <w:t>src/nav-pref.test.ts</w:t>
+            </w:r>
+            <w:r>
+              <w:rPr>
+                <w:sz w:val="19"/>
+                <w:szCs w:val="19"/>
+              </w:rPr>
+              <w:t xml:space="preserve"> (4): the desktop side menu is open by default, remembered per device, safe when storage is blocked, forgotten by "Clear this phone" (TC-139)</w:t>
             </w:r>
           </w:p>
         </w:tc>
@@ -9382,6 +9412,80 @@
                 <w:szCs w:val="17"/>
                 <w:shd w:val="clear" w:color="auto" w:fill="F2F4F3"/>
               </w:rPr>
+              <w:t>npx tsc -b</w:t>
+            </w:r>
+          </w:p>
+        </w:tc>
+        <w:tc>
+          <w:tcPr>
+            <w:tcW w:w="5956" w:type="dxa"/>
+            <w:tcBorders>
+              <w:top w:val="single" w:sz="4" w:space="0" w:color="C9D3D0"/>
+              <w:left w:val="single" w:sz="4" w:space="0" w:color="C9D3D0"/>
+              <w:bottom w:val="single" w:sz="4" w:space="0" w:color="C9D3D0"/>
+              <w:right w:val="single" w:sz="4" w:space="0" w:color="C9D3D0"/>
+            </w:tcBorders>
+            <w:shd w:val="clear" w:color="auto" w:fill="F3F8F6"/>
+            <w:tcMar>
+              <w:top w:w="50" w:type="dxa"/>
+              <w:left w:w="100" w:type="dxa"/>
+              <w:bottom w:w="50" w:type="dxa"/>
+              <w:right w:w="100" w:type="dxa"/>
+            </w:tcMar>
+            <w:vAlign w:val="center"/>
+          </w:tcPr>
+          <w:p>
+            <w:pPr>
+              <w:spacing w:line="252" w:lineRule="auto"/>
+            </w:pPr>
+            <w:r>
+              <w:rPr>
+                <w:sz w:val="19"/>
+                <w:szCs w:val="19"/>
+              </w:rPr>
+              <w:t>Exit code 0</w:t>
+            </w:r>
+          </w:p>
+        </w:tc>
+      </w:tr>
+      <w:tr>
+        <w:tblPrEx>
+          <w:tblCellMar>
+            <w:top w:w="0" w:type="dxa"/>
+            <w:bottom w:w="0" w:type="dxa"/>
+          </w:tblCellMar>
+        </w:tblPrEx>
+        <w:trPr>
+          <w:cantSplit/>
+        </w:trPr>
+        <w:tc>
+          <w:tcPr>
+            <w:tcW w:w="3682" w:type="dxa"/>
+            <w:tcBorders>
+              <w:top w:val="single" w:sz="4" w:space="0" w:color="C9D3D0"/>
+              <w:left w:val="single" w:sz="4" w:space="0" w:color="C9D3D0"/>
+              <w:bottom w:val="single" w:sz="4" w:space="0" w:color="C9D3D0"/>
+              <w:right w:val="single" w:sz="4" w:space="0" w:color="C9D3D0"/>
+            </w:tcBorders>
+            <w:tcMar>
+              <w:top w:w="50" w:type="dxa"/>
+              <w:left w:w="100" w:type="dxa"/>
+              <w:bottom w:w="50" w:type="dxa"/>
+              <w:right w:w="100" w:type="dxa"/>
+            </w:tcMar>
+            <w:vAlign w:val="center"/>
+          </w:tcPr>
+          <w:p>
+            <w:pPr>
+              <w:spacing w:line="252" w:lineRule="auto"/>
+            </w:pPr>
+            <w:r>
+              <w:rPr>
+                <w:rFonts w:ascii="Consolas" w:eastAsia="Consolas" w:hAnsi="Consolas" w:cs="Consolas"/>
+                <w:sz w:val="17"/>
+                <w:szCs w:val="17"/>
+                <w:shd w:val="clear" w:color="auto" w:fill="F2F4F3"/>
+              </w:rPr>
               <w:t>bash .claude/hooks/test-guard.sh</w:t>
             </w:r>
           </w:p>
@@ -9395,7 +9499,6 @@
               <w:bottom w:val="single" w:sz="4" w:space="0" w:color="C9D3D0"/>
               <w:right w:val="single" w:sz="4" w:space="0" w:color="C9D3D0"/>
             </w:tcBorders>
-            <w:shd w:val="clear" w:color="auto" w:fill="F3F8F6"/>
             <w:tcMar>
               <w:top w:w="50" w:type="dxa"/>
               <w:left w:w="100" w:type="dxa"/>
@@ -9430,7 +9533,7 @@
         <w:keepNext/>
         <w:keepLines/>
       </w:pPr>
-      <w:bookmarkStart w:id="11" w:name="_Toc243658783"/>
+      <w:bookmarkStart w:id="11" w:name="_Toc243660187"/>
       <w:r>
         <w:t>2.3 What the campaign proves</w:t>
       </w:r>
@@ -9441,7 +9544,7 @@
         <w:pStyle w:val="Caption"/>
         <w:keepNext/>
       </w:pPr>
-      <w:bookmarkStart w:id="12" w:name="_Toc243658796"/>
+      <w:bookmarkStart w:id="12" w:name="_Toc243660200"/>
       <w:r>
         <w:t xml:space="preserve">Table </w:t>
       </w:r>
@@ -9483,7 +9586,7 @@
           <w:left w:w="10" w:type="dxa"/>
           <w:right w:w="10" w:type="dxa"/>
         </w:tblCellMar>
-        <w:tblLook w:val="0000" w:firstRow="0" w:lastRow="0" w:firstColumn="0" w:lastColumn="0" w:noHBand="0" w:noVBand="0"/>
+        <w:tblLook w:val="04A0" w:firstRow="1" w:lastRow="0" w:firstColumn="1" w:lastColumn="0" w:noHBand="0" w:noVBand="1"/>
       </w:tblPr>
       <w:tblGrid>
         <w:gridCol w:w="4819"/>
@@ -9749,6 +9852,7 @@
                 <w:sz w:val="19"/>
                 <w:szCs w:val="19"/>
               </w:rPr>
+              <w:lastRenderedPageBreak/>
               <w:t>One student cannot reach another's data</w:t>
             </w:r>
           </w:p>
@@ -9821,7 +9925,6 @@
                 <w:sz w:val="19"/>
                 <w:szCs w:val="19"/>
               </w:rPr>
-              <w:lastRenderedPageBreak/>
               <w:t>Deleting an account deletes everything</w:t>
             </w:r>
           </w:p>
@@ -10303,7 +10406,7 @@
         <w:keepLines/>
         <w:pageBreakBefore/>
       </w:pPr>
-      <w:bookmarkStart w:id="13" w:name="_Toc243658784"/>
+      <w:bookmarkStart w:id="13" w:name="_Toc243660188"/>
       <w:r>
         <w:lastRenderedPageBreak/>
         <w:t>3 Defects and findings</w:t>
@@ -10326,7 +10429,7 @@
         <w:pStyle w:val="Caption"/>
         <w:keepNext/>
       </w:pPr>
-      <w:bookmarkStart w:id="14" w:name="_Toc243658797"/>
+      <w:bookmarkStart w:id="14" w:name="_Toc243660201"/>
       <w:r>
         <w:t xml:space="preserve">Table </w:t>
       </w:r>
@@ -10368,7 +10471,7 @@
           <w:left w:w="10" w:type="dxa"/>
           <w:right w:w="10" w:type="dxa"/>
         </w:tblCellMar>
-        <w:tblLook w:val="0000" w:firstRow="0" w:lastRow="0" w:firstColumn="0" w:lastColumn="0" w:noHBand="0" w:noVBand="0"/>
+        <w:tblLook w:val="04A0" w:firstRow="1" w:lastRow="0" w:firstColumn="1" w:lastColumn="0" w:noHBand="0" w:noVBand="1"/>
       </w:tblPr>
       <w:tblGrid>
         <w:gridCol w:w="591"/>
@@ -12854,7 +12957,7 @@
         <w:keepNext/>
         <w:keepLines/>
       </w:pPr>
-      <w:bookmarkStart w:id="15" w:name="_Toc243658785"/>
+      <w:bookmarkStart w:id="15" w:name="_Toc243660189"/>
       <w:r>
         <w:t>3.1 Failures that are not application defects</w:t>
       </w:r>
@@ -12865,7 +12968,7 @@
         <w:pStyle w:val="Caption"/>
         <w:keepNext/>
       </w:pPr>
-      <w:bookmarkStart w:id="16" w:name="_Toc243658798"/>
+      <w:bookmarkStart w:id="16" w:name="_Toc243660202"/>
       <w:r>
         <w:t xml:space="preserve">Table </w:t>
       </w:r>
@@ -12907,7 +13010,7 @@
           <w:left w:w="10" w:type="dxa"/>
           <w:right w:w="10" w:type="dxa"/>
         </w:tblCellMar>
-        <w:tblLook w:val="0000" w:firstRow="0" w:lastRow="0" w:firstColumn="0" w:lastColumn="0" w:noHBand="0" w:noVBand="0"/>
+        <w:tblLook w:val="04A0" w:firstRow="1" w:lastRow="0" w:firstColumn="1" w:lastColumn="0" w:noHBand="0" w:noVBand="1"/>
       </w:tblPr>
       <w:tblGrid>
         <w:gridCol w:w="1342"/>
@@ -13246,7 +13349,7 @@
         <w:keepLines/>
         <w:pageBreakBefore/>
       </w:pPr>
-      <w:bookmarkStart w:id="17" w:name="_Toc243658786"/>
+      <w:bookmarkStart w:id="17" w:name="_Toc243660190"/>
       <w:r>
         <w:lastRenderedPageBreak/>
         <w:t>4 Security audit run-1</w:t>
@@ -13259,7 +13362,7 @@
         <w:keepNext/>
         <w:keepLines/>
       </w:pPr>
-      <w:bookmarkStart w:id="18" w:name="_Toc243658787"/>
+      <w:bookmarkStart w:id="18" w:name="_Toc243660191"/>
       <w:r>
         <w:t>4.1 Method</w:t>
       </w:r>
@@ -13302,7 +13405,7 @@
         <w:keepNext/>
         <w:keepLines/>
       </w:pPr>
-      <w:bookmarkStart w:id="19" w:name="_Toc243658788"/>
+      <w:bookmarkStart w:id="19" w:name="_Toc243660192"/>
       <w:r>
         <w:t>4.2 Results</w:t>
       </w:r>
@@ -13313,7 +13416,7 @@
         <w:pStyle w:val="Caption"/>
         <w:keepNext/>
       </w:pPr>
-      <w:bookmarkStart w:id="20" w:name="_Toc243658799"/>
+      <w:bookmarkStart w:id="20" w:name="_Toc243660203"/>
       <w:r>
         <w:t xml:space="preserve">Table </w:t>
       </w:r>
@@ -13355,7 +13458,7 @@
           <w:left w:w="10" w:type="dxa"/>
           <w:right w:w="10" w:type="dxa"/>
         </w:tblCellMar>
-        <w:tblLook w:val="0000" w:firstRow="0" w:lastRow="0" w:firstColumn="0" w:lastColumn="0" w:noHBand="0" w:noVBand="0"/>
+        <w:tblLook w:val="04A0" w:firstRow="1" w:lastRow="0" w:firstColumn="1" w:lastColumn="0" w:noHBand="0" w:noVBand="1"/>
       </w:tblPr>
       <w:tblGrid>
         <w:gridCol w:w="2966"/>
@@ -13667,7 +13770,7 @@
         <w:pStyle w:val="Caption"/>
         <w:keepNext/>
       </w:pPr>
-      <w:bookmarkStart w:id="21" w:name="_Toc243658800"/>
+      <w:bookmarkStart w:id="21" w:name="_Toc243660204"/>
       <w:r>
         <w:t xml:space="preserve">Table </w:t>
       </w:r>
@@ -13709,7 +13812,7 @@
           <w:left w:w="10" w:type="dxa"/>
           <w:right w:w="10" w:type="dxa"/>
         </w:tblCellMar>
-        <w:tblLook w:val="0000" w:firstRow="0" w:lastRow="0" w:firstColumn="0" w:lastColumn="0" w:noHBand="0" w:noVBand="0"/>
+        <w:tblLook w:val="04A0" w:firstRow="1" w:lastRow="0" w:firstColumn="1" w:lastColumn="0" w:noHBand="0" w:noVBand="1"/>
       </w:tblPr>
       <w:tblGrid>
         <w:gridCol w:w="746"/>
@@ -16257,7 +16360,7 @@
         <w:keepLines/>
         <w:pageBreakBefore/>
       </w:pPr>
-      <w:bookmarkStart w:id="22" w:name="_Toc243658789"/>
+      <w:bookmarkStart w:id="22" w:name="_Toc243660193"/>
       <w:r>
         <w:lastRenderedPageBreak/>
         <w:t>5 Limits of this campaign</w:t>
@@ -16347,7 +16450,7 @@
         <w:keepLines/>
         <w:pageBreakBefore/>
       </w:pPr>
-      <w:bookmarkStart w:id="23" w:name="_Toc243658790"/>
+      <w:bookmarkStart w:id="23" w:name="_Toc243660194"/>
       <w:r>
         <w:lastRenderedPageBreak/>
         <w:t>6 Conclusion</w:t>
@@ -16382,7 +16485,7 @@
         <w:keepLines/>
         <w:pageBreakBefore/>
       </w:pPr>
-      <w:bookmarkStart w:id="24" w:name="_Toc243658791"/>
+      <w:bookmarkStart w:id="24" w:name="_Toc243660195"/>
       <w:r>
         <w:lastRenderedPageBreak/>
         <w:t>7 Appendix A. Result files</w:t>
@@ -16653,10 +16756,134 @@
 <file path=word/numbering.xml><?xml version="1.0" encoding="utf-8"?>
 <w:numbering xmlns:wpc="http://schemas.microsoft.com/office/word/2010/wordprocessingCanvas" xmlns:cx="http://schemas.microsoft.com/office/drawing/2014/chartex" xmlns:cx1="http://schemas.microsoft.com/office/drawing/2015/9/8/chartex" xmlns:cx2="http://schemas.microsoft.com/office/drawing/2015/10/21/chartex" xmlns:cx3="http://schemas.microsoft.com/office/drawing/2016/5/9/chartex" xmlns:cx4="http://schemas.microsoft.com/office/drawing/2016/5/10/chartex" xmlns:cx5="http://schemas.microsoft.com/office/drawing/2016/5/11/chartex" xmlns:cx6="http://schemas.microsoft.com/office/drawing/2016/5/12/chartex" xmlns:cx7="http://schemas.microsoft.com/office/drawing/2016/5/13/chartex" xmlns:cx8="http://schemas.microsoft.com/office/drawing/2016/5/14/chartex" xmlns:mc="http://schemas.openxmlformats.org/markup-compatibility/2006" xmlns:aink="http://schemas.microsoft.com/office/drawing/2016/ink" xmlns:am3d="http://schemas.microsoft.com/office/drawing/2017/model3d" xmlns:o="urn:schemas-microsoft-com:office:office" xmlns:oel="http://schemas.microsoft.com/office/2019/extlst" xmlns:r="http://schemas.openxmlformats.org/officeDocument/2006/relationships" xmlns:m="http://schemas.openxmlformats.org/officeDocument/2006/math" xmlns:v="urn:schemas-microsoft-com:vml" xmlns:wp14="http://schemas.microsoft.com/office/word/2010/wordprocessingDrawing" xmlns:wp="http://schemas.openxmlformats.org/drawingml/2006/wordprocessingDrawing" xmlns:w10="urn:schemas-microsoft-com:office:word" xmlns:w="http://schemas.openxmlformats.org/wordprocessingml/2006/main" xmlns:w14="http://schemas.microsoft.com/office/word/2010/wordml" xmlns:w15="http://schemas.microsoft.com/office/word/2012/wordml" xmlns:w16cex="http://schemas.microsoft.com/office/word/2018/wordml/cex" xmlns:w16cid="http://schemas.microsoft.com/office/word/2016/wordml/cid" xmlns:w16="http://schemas.microsoft.com/office/word/2018/wordml" xmlns:w16du="http://schemas.microsoft.com/office/word/2023/wordml/word16du" xmlns:w16sdtdh="http://schemas.microsoft.com/office/word/2020/wordml/sdtdatahash" xmlns:w16sdtfl="http://schemas.microsoft.com/office/word/2024/wordml/sdtformatlock" xmlns:w16se="http://schemas.microsoft.com/office/word/2015/wordml/symex" xmlns:wpg="http://schemas.microsoft.com/office/word/2010/wordprocessingGroup" xmlns:wpi="http://schemas.microsoft.com/office/word/2010/wordprocessingInk" xmlns:wne="http://schemas.microsoft.com/office/word/2006/wordml" xmlns:wps="http://schemas.microsoft.com/office/word/2010/wordprocessingShape" mc:Ignorable="w14 w15 w16se w16cid w16 w16cex w16sdtdh w16sdtfl w16du wp14">
   <w:abstractNum w:abstractNumId="0" w15:restartNumberingAfterBreak="0">
-    <w:nsid w:val="25C707FD"/>
+    <w:nsid w:val="2F29632B"/>
     <w:multiLevelType w:val="hybridMultilevel"/>
-    <w:tmpl w:val="36ACDEDA"/>
-    <w:lvl w:ilvl="0" w:tplc="0BECA692" w:tentative="1">
+    <w:tmpl w:val="47B08F96"/>
+    <w:lvl w:ilvl="0" w:tplc="0E7ADF78" w:tentative="1">
+      <w:start w:val="1"/>
+      <w:numFmt w:val="decimal"/>
+      <w:lvlText w:val="%1."/>
+      <w:lvlJc w:val="left"/>
+      <w:pPr>
+        <w:ind w:left="720" w:hanging="360"/>
+      </w:pPr>
+    </w:lvl>
+    <w:lvl w:ilvl="1" w:tplc="A484ED10" w:tentative="1">
+      <w:start w:val="1"/>
+      <w:numFmt w:val="lowerLetter"/>
+      <w:lvlText w:val="%2."/>
+      <w:lvlJc w:val="left"/>
+      <w:pPr>
+        <w:ind w:left="1080" w:hanging="360"/>
+      </w:pPr>
+    </w:lvl>
+    <w:lvl w:ilvl="2" w:tplc="032E43AC" w:tentative="1">
+      <w:start w:val="1"/>
+      <w:numFmt w:val="lowerRoman"/>
+      <w:lvlText w:val="%3."/>
+      <w:lvlJc w:val="left"/>
+      <w:pPr>
+        <w:ind w:left="1440" w:hanging="360"/>
+      </w:pPr>
+    </w:lvl>
+    <w:lvl w:ilvl="3" w:tplc="6BCCC92E">
+      <w:numFmt w:val="decimal"/>
+      <w:lvlText w:val=""/>
+      <w:lvlJc w:val="left"/>
+    </w:lvl>
+    <w:lvl w:ilvl="4" w:tplc="9F169FFA">
+      <w:numFmt w:val="decimal"/>
+      <w:lvlText w:val=""/>
+      <w:lvlJc w:val="left"/>
+    </w:lvl>
+    <w:lvl w:ilvl="5" w:tplc="D018A760">
+      <w:numFmt w:val="decimal"/>
+      <w:lvlText w:val=""/>
+      <w:lvlJc w:val="left"/>
+    </w:lvl>
+    <w:lvl w:ilvl="6" w:tplc="BEF8C832">
+      <w:numFmt w:val="decimal"/>
+      <w:lvlText w:val=""/>
+      <w:lvlJc w:val="left"/>
+    </w:lvl>
+    <w:lvl w:ilvl="7" w:tplc="CAA6FE3A">
+      <w:numFmt w:val="decimal"/>
+      <w:lvlText w:val=""/>
+      <w:lvlJc w:val="left"/>
+    </w:lvl>
+    <w:lvl w:ilvl="8" w:tplc="849856C4">
+      <w:numFmt w:val="decimal"/>
+      <w:lvlText w:val=""/>
+      <w:lvlJc w:val="left"/>
+    </w:lvl>
+  </w:abstractNum>
+  <w:abstractNum w:abstractNumId="1" w15:restartNumberingAfterBreak="0">
+    <w:nsid w:val="4D6D0A0B"/>
+    <w:multiLevelType w:val="hybridMultilevel"/>
+    <w:tmpl w:val="101093C8"/>
+    <w:lvl w:ilvl="0" w:tplc="D84A2D7A">
+      <w:start w:val="1"/>
+      <w:numFmt w:val="bullet"/>
+      <w:lvlText w:val="•"/>
+      <w:lvlJc w:val="left"/>
+      <w:pPr>
+        <w:ind w:left="720" w:hanging="280"/>
+      </w:pPr>
+    </w:lvl>
+    <w:lvl w:ilvl="1" w:tplc="EF4850FE" w:tentative="1">
+      <w:start w:val="1"/>
+      <w:numFmt w:val="bullet"/>
+      <w:lvlText w:val="–"/>
+      <w:lvlJc w:val="left"/>
+      <w:pPr>
+        <w:ind w:left="1080" w:hanging="280"/>
+      </w:pPr>
+    </w:lvl>
+    <w:lvl w:ilvl="2" w:tplc="972CEB2C" w:tentative="1">
+      <w:start w:val="1"/>
+      <w:numFmt w:val="bullet"/>
+      <w:lvlText w:val="▪"/>
+      <w:lvlJc w:val="left"/>
+      <w:pPr>
+        <w:ind w:left="1440" w:hanging="280"/>
+      </w:pPr>
+    </w:lvl>
+    <w:lvl w:ilvl="3" w:tplc="B11C07A0">
+      <w:numFmt w:val="decimal"/>
+      <w:lvlText w:val=""/>
+      <w:lvlJc w:val="left"/>
+    </w:lvl>
+    <w:lvl w:ilvl="4" w:tplc="017A06D6">
+      <w:numFmt w:val="decimal"/>
+      <w:lvlText w:val=""/>
+      <w:lvlJc w:val="left"/>
+    </w:lvl>
+    <w:lvl w:ilvl="5" w:tplc="9190A7FE">
+      <w:numFmt w:val="decimal"/>
+      <w:lvlText w:val=""/>
+      <w:lvlJc w:val="left"/>
+    </w:lvl>
+    <w:lvl w:ilvl="6" w:tplc="59989850">
+      <w:numFmt w:val="decimal"/>
+      <w:lvlText w:val=""/>
+      <w:lvlJc w:val="left"/>
+    </w:lvl>
+    <w:lvl w:ilvl="7" w:tplc="AF1C7942">
+      <w:numFmt w:val="decimal"/>
+      <w:lvlText w:val=""/>
+      <w:lvlJc w:val="left"/>
+    </w:lvl>
+    <w:lvl w:ilvl="8" w:tplc="69067622">
+      <w:numFmt w:val="decimal"/>
+      <w:lvlText w:val=""/>
+      <w:lvlJc w:val="left"/>
+    </w:lvl>
+  </w:abstractNum>
+  <w:abstractNum w:abstractNumId="2" w15:restartNumberingAfterBreak="0">
+    <w:nsid w:val="6C874138"/>
+    <w:multiLevelType w:val="hybridMultilevel"/>
+    <w:tmpl w:val="72A22C56"/>
+    <w:lvl w:ilvl="0" w:tplc="2B083C9A" w:tentative="1">
       <w:start w:val="1"/>
       <w:numFmt w:val="bullet"/>
       <w:lvlText w:val="●"/>
@@ -16665,7 +16892,7 @@
         <w:ind w:left="720" w:hanging="360"/>
       </w:pPr>
     </w:lvl>
-    <w:lvl w:ilvl="1" w:tplc="BF18B628" w:tentative="1">
+    <w:lvl w:ilvl="1" w:tplc="2E58458E" w:tentative="1">
       <w:start w:val="1"/>
       <w:numFmt w:val="bullet"/>
       <w:lvlText w:val="○"/>
@@ -16674,7 +16901,7 @@
         <w:ind w:left="1440" w:hanging="360"/>
       </w:pPr>
     </w:lvl>
-    <w:lvl w:ilvl="2" w:tplc="AAEA420C" w:tentative="1">
+    <w:lvl w:ilvl="2" w:tplc="CEAC59DC" w:tentative="1">
       <w:start w:val="1"/>
       <w:numFmt w:val="bullet"/>
       <w:lvlText w:val="■"/>
@@ -16683,7 +16910,7 @@
         <w:ind w:left="2160" w:hanging="360"/>
       </w:pPr>
     </w:lvl>
-    <w:lvl w:ilvl="3" w:tplc="461AA86A" w:tentative="1">
+    <w:lvl w:ilvl="3" w:tplc="A31A84F8" w:tentative="1">
       <w:start w:val="1"/>
       <w:numFmt w:val="bullet"/>
       <w:lvlText w:val="●"/>
@@ -16692,7 +16919,7 @@
         <w:ind w:left="2880" w:hanging="360"/>
       </w:pPr>
     </w:lvl>
-    <w:lvl w:ilvl="4" w:tplc="5EDEF1AA" w:tentative="1">
+    <w:lvl w:ilvl="4" w:tplc="A41C6516" w:tentative="1">
       <w:start w:val="1"/>
       <w:numFmt w:val="bullet"/>
       <w:lvlText w:val="○"/>
@@ -16701,7 +16928,7 @@
         <w:ind w:left="3600" w:hanging="360"/>
       </w:pPr>
     </w:lvl>
-    <w:lvl w:ilvl="5" w:tplc="99C0FB74" w:tentative="1">
+    <w:lvl w:ilvl="5" w:tplc="96BC439A" w:tentative="1">
       <w:start w:val="1"/>
       <w:numFmt w:val="bullet"/>
       <w:lvlText w:val="■"/>
@@ -16710,7 +16937,7 @@
         <w:ind w:left="4320" w:hanging="360"/>
       </w:pPr>
     </w:lvl>
-    <w:lvl w:ilvl="6" w:tplc="4DF402F8" w:tentative="1">
+    <w:lvl w:ilvl="6" w:tplc="F096679C" w:tentative="1">
       <w:start w:val="1"/>
       <w:numFmt w:val="bullet"/>
       <w:lvlText w:val="●"/>
@@ -16719,7 +16946,7 @@
         <w:ind w:left="5040" w:hanging="360"/>
       </w:pPr>
     </w:lvl>
-    <w:lvl w:ilvl="7" w:tplc="5E624FEA" w:tentative="1">
+    <w:lvl w:ilvl="7" w:tplc="4BFA1F22" w:tentative="1">
       <w:start w:val="1"/>
       <w:numFmt w:val="bullet"/>
       <w:lvlText w:val="●"/>
@@ -16728,7 +16955,7 @@
         <w:ind w:left="5760" w:hanging="360"/>
       </w:pPr>
     </w:lvl>
-    <w:lvl w:ilvl="8" w:tplc="576AE4FC" w:tentative="1">
+    <w:lvl w:ilvl="8" w:tplc="B4884C04" w:tentative="1">
       <w:start w:val="1"/>
       <w:numFmt w:val="bullet"/>
       <w:lvlText w:val="●"/>
@@ -16738,138 +16965,14 @@
       </w:pPr>
     </w:lvl>
   </w:abstractNum>
-  <w:abstractNum w:abstractNumId="1" w15:restartNumberingAfterBreak="0">
-    <w:nsid w:val="26BC40A9"/>
-    <w:multiLevelType w:val="hybridMultilevel"/>
-    <w:tmpl w:val="AD4CECE8"/>
-    <w:lvl w:ilvl="0" w:tplc="36828DAE" w:tentative="1">
-      <w:start w:val="1"/>
-      <w:numFmt w:val="decimal"/>
-      <w:lvlText w:val="%1."/>
-      <w:lvlJc w:val="left"/>
-      <w:pPr>
-        <w:ind w:left="720" w:hanging="360"/>
-      </w:pPr>
-    </w:lvl>
-    <w:lvl w:ilvl="1" w:tplc="ECBC6EF6" w:tentative="1">
-      <w:start w:val="1"/>
-      <w:numFmt w:val="lowerLetter"/>
-      <w:lvlText w:val="%2."/>
-      <w:lvlJc w:val="left"/>
-      <w:pPr>
-        <w:ind w:left="1080" w:hanging="360"/>
-      </w:pPr>
-    </w:lvl>
-    <w:lvl w:ilvl="2" w:tplc="4FD85FD6" w:tentative="1">
-      <w:start w:val="1"/>
-      <w:numFmt w:val="lowerRoman"/>
-      <w:lvlText w:val="%3."/>
-      <w:lvlJc w:val="left"/>
-      <w:pPr>
-        <w:ind w:left="1440" w:hanging="360"/>
-      </w:pPr>
-    </w:lvl>
-    <w:lvl w:ilvl="3" w:tplc="F51E3064">
-      <w:numFmt w:val="decimal"/>
-      <w:lvlText w:val=""/>
-      <w:lvlJc w:val="left"/>
-    </w:lvl>
-    <w:lvl w:ilvl="4" w:tplc="C8B41F34">
-      <w:numFmt w:val="decimal"/>
-      <w:lvlText w:val=""/>
-      <w:lvlJc w:val="left"/>
-    </w:lvl>
-    <w:lvl w:ilvl="5" w:tplc="85163B9E">
-      <w:numFmt w:val="decimal"/>
-      <w:lvlText w:val=""/>
-      <w:lvlJc w:val="left"/>
-    </w:lvl>
-    <w:lvl w:ilvl="6" w:tplc="7A4878BC">
-      <w:numFmt w:val="decimal"/>
-      <w:lvlText w:val=""/>
-      <w:lvlJc w:val="left"/>
-    </w:lvl>
-    <w:lvl w:ilvl="7" w:tplc="458210AC">
-      <w:numFmt w:val="decimal"/>
-      <w:lvlText w:val=""/>
-      <w:lvlJc w:val="left"/>
-    </w:lvl>
-    <w:lvl w:ilvl="8" w:tplc="10362BF4">
-      <w:numFmt w:val="decimal"/>
-      <w:lvlText w:val=""/>
-      <w:lvlJc w:val="left"/>
-    </w:lvl>
-  </w:abstractNum>
-  <w:abstractNum w:abstractNumId="2" w15:restartNumberingAfterBreak="0">
-    <w:nsid w:val="47181F53"/>
-    <w:multiLevelType w:val="hybridMultilevel"/>
-    <w:tmpl w:val="D2A45C64"/>
-    <w:lvl w:ilvl="0" w:tplc="D766F97E">
-      <w:start w:val="1"/>
-      <w:numFmt w:val="bullet"/>
-      <w:lvlText w:val="•"/>
-      <w:lvlJc w:val="left"/>
-      <w:pPr>
-        <w:ind w:left="720" w:hanging="280"/>
-      </w:pPr>
-    </w:lvl>
-    <w:lvl w:ilvl="1" w:tplc="1D8263A6" w:tentative="1">
-      <w:start w:val="1"/>
-      <w:numFmt w:val="bullet"/>
-      <w:lvlText w:val="–"/>
-      <w:lvlJc w:val="left"/>
-      <w:pPr>
-        <w:ind w:left="1080" w:hanging="280"/>
-      </w:pPr>
-    </w:lvl>
-    <w:lvl w:ilvl="2" w:tplc="739CAC5C" w:tentative="1">
-      <w:start w:val="1"/>
-      <w:numFmt w:val="bullet"/>
-      <w:lvlText w:val="▪"/>
-      <w:lvlJc w:val="left"/>
-      <w:pPr>
-        <w:ind w:left="1440" w:hanging="280"/>
-      </w:pPr>
-    </w:lvl>
-    <w:lvl w:ilvl="3" w:tplc="EE887FB8">
-      <w:numFmt w:val="decimal"/>
-      <w:lvlText w:val=""/>
-      <w:lvlJc w:val="left"/>
-    </w:lvl>
-    <w:lvl w:ilvl="4" w:tplc="157ED3F2">
-      <w:numFmt w:val="decimal"/>
-      <w:lvlText w:val=""/>
-      <w:lvlJc w:val="left"/>
-    </w:lvl>
-    <w:lvl w:ilvl="5" w:tplc="A06A9C32">
-      <w:numFmt w:val="decimal"/>
-      <w:lvlText w:val=""/>
-      <w:lvlJc w:val="left"/>
-    </w:lvl>
-    <w:lvl w:ilvl="6" w:tplc="9EF0D1DC">
-      <w:numFmt w:val="decimal"/>
-      <w:lvlText w:val=""/>
-      <w:lvlJc w:val="left"/>
-    </w:lvl>
-    <w:lvl w:ilvl="7" w:tplc="7C84341C">
-      <w:numFmt w:val="decimal"/>
-      <w:lvlText w:val=""/>
-      <w:lvlJc w:val="left"/>
-    </w:lvl>
-    <w:lvl w:ilvl="8" w:tplc="839A178C">
-      <w:numFmt w:val="decimal"/>
-      <w:lvlText w:val=""/>
-      <w:lvlJc w:val="left"/>
-    </w:lvl>
-  </w:abstractNum>
-  <w:num w:numId="1" w16cid:durableId="2049641612">
-    <w:abstractNumId w:val="0"/>
+  <w:num w:numId="1" w16cid:durableId="783767189">
+    <w:abstractNumId w:val="2"/>
     <w:lvlOverride w:ilvl="0">
       <w:startOverride w:val="1"/>
     </w:lvlOverride>
   </w:num>
-  <w:num w:numId="2" w16cid:durableId="2086029156">
-    <w:abstractNumId w:val="2"/>
+  <w:num w:numId="2" w16cid:durableId="1246570843">
+    <w:abstractNumId w:val="1"/>
     <w:lvlOverride w:ilvl="0">
       <w:startOverride w:val="1"/>
     </w:lvlOverride>
@@ -17573,7 +17676,7 @@
     <w:autoRedefine/>
     <w:uiPriority w:val="39"/>
     <w:unhideWhenUsed/>
-    <w:rsid w:val="002A0A3F"/>
+    <w:rsid w:val="001E01F1"/>
     <w:pPr>
       <w:spacing w:after="100"/>
     </w:pPr>
@@ -17585,7 +17688,7 @@
     <w:autoRedefine/>
     <w:uiPriority w:val="39"/>
     <w:unhideWhenUsed/>
-    <w:rsid w:val="002A0A3F"/>
+    <w:rsid w:val="001E01F1"/>
     <w:pPr>
       <w:spacing w:after="100"/>
       <w:ind w:left="210"/>
@@ -17597,7 +17700,7 @@
     <w:next w:val="Normal"/>
     <w:uiPriority w:val="99"/>
     <w:unhideWhenUsed/>
-    <w:rsid w:val="002A0A3F"/>
+    <w:rsid w:val="001E01F1"/>
   </w:style>
 </w:styles>
 </file>

--- a/docs/08-test-plan/ZP-DOC-08_Test-Summary-Report.docx
+++ b/docs/08-test-plan/ZP-DOC-08_Test-Summary-Report.docx
@@ -2423,7 +2423,7 @@
     <w:sdt>
       <w:sdtPr>
         <w:alias w:val="Contents"/>
-        <w:id w:val="1537997967"/>
+        <w:id w:val="1515573292"/>
       </w:sdtPr>
       <w:sdtEndPr/>
       <w:sdtContent>
@@ -2452,7 +2452,7 @@
           <w:r>
             <w:fldChar w:fldCharType="separate"/>
           </w:r>
-          <w:hyperlink w:anchor="_Toc243660180" w:history="1">
+          <w:hyperlink w:anchor="_Toc243662449" w:history="1">
             <w:r>
               <w:rPr>
                 <w:rStyle w:val="Hyperlink"/>
@@ -2476,7 +2476,7 @@
               <w:rPr>
                 <w:noProof/>
               </w:rPr>
-              <w:instrText xml:space="preserve"> PAGEREF _Toc243660180 \h </w:instrText>
+              <w:instrText xml:space="preserve"> PAGEREF _Toc243662449 \h </w:instrText>
             </w:r>
             <w:r>
               <w:rPr>
@@ -2519,7 +2519,7 @@
               <w14:ligatures w14:val="standardContextual"/>
             </w:rPr>
           </w:pPr>
-          <w:hyperlink w:anchor="_Toc243660181" w:history="1">
+          <w:hyperlink w:anchor="_Toc243662450" w:history="1">
             <w:r>
               <w:rPr>
                 <w:rStyle w:val="Hyperlink"/>
@@ -2543,7 +2543,7 @@
               <w:rPr>
                 <w:noProof/>
               </w:rPr>
-              <w:instrText xml:space="preserve"> PAGEREF _Toc243660181 \h </w:instrText>
+              <w:instrText xml:space="preserve"> PAGEREF _Toc243662450 \h </w:instrText>
             </w:r>
             <w:r>
               <w:rPr>
@@ -2586,7 +2586,7 @@
               <w14:ligatures w14:val="standardContextual"/>
             </w:rPr>
           </w:pPr>
-          <w:hyperlink w:anchor="_Toc243660182" w:history="1">
+          <w:hyperlink w:anchor="_Toc243662451" w:history="1">
             <w:r>
               <w:rPr>
                 <w:rStyle w:val="Hyperlink"/>
@@ -2610,7 +2610,7 @@
               <w:rPr>
                 <w:noProof/>
               </w:rPr>
-              <w:instrText xml:space="preserve"> PAGEREF _Toc243660182 \h </w:instrText>
+              <w:instrText xml:space="preserve"> PAGEREF _Toc243662451 \h </w:instrText>
             </w:r>
             <w:r>
               <w:rPr>
@@ -2653,7 +2653,7 @@
               <w14:ligatures w14:val="standardContextual"/>
             </w:rPr>
           </w:pPr>
-          <w:hyperlink w:anchor="_Toc243660183" w:history="1">
+          <w:hyperlink w:anchor="_Toc243662452" w:history="1">
             <w:r>
               <w:rPr>
                 <w:rStyle w:val="Hyperlink"/>
@@ -2677,7 +2677,7 @@
               <w:rPr>
                 <w:noProof/>
               </w:rPr>
-              <w:instrText xml:space="preserve"> PAGEREF _Toc243660183 \h </w:instrText>
+              <w:instrText xml:space="preserve"> PAGEREF _Toc243662452 \h </w:instrText>
             </w:r>
             <w:r>
               <w:rPr>
@@ -2720,7 +2720,7 @@
               <w14:ligatures w14:val="standardContextual"/>
             </w:rPr>
           </w:pPr>
-          <w:hyperlink w:anchor="_Toc243660184" w:history="1">
+          <w:hyperlink w:anchor="_Toc243662453" w:history="1">
             <w:r>
               <w:rPr>
                 <w:rStyle w:val="Hyperlink"/>
@@ -2744,7 +2744,7 @@
               <w:rPr>
                 <w:noProof/>
               </w:rPr>
-              <w:instrText xml:space="preserve"> PAGEREF _Toc243660184 \h </w:instrText>
+              <w:instrText xml:space="preserve"> PAGEREF _Toc243662453 \h </w:instrText>
             </w:r>
             <w:r>
               <w:rPr>
@@ -2787,7 +2787,7 @@
               <w14:ligatures w14:val="standardContextual"/>
             </w:rPr>
           </w:pPr>
-          <w:hyperlink w:anchor="_Toc243660185" w:history="1">
+          <w:hyperlink w:anchor="_Toc243662454" w:history="1">
             <w:r>
               <w:rPr>
                 <w:rStyle w:val="Hyperlink"/>
@@ -2811,7 +2811,7 @@
               <w:rPr>
                 <w:noProof/>
               </w:rPr>
-              <w:instrText xml:space="preserve"> PAGEREF _Toc243660185 \h </w:instrText>
+              <w:instrText xml:space="preserve"> PAGEREF _Toc243662454 \h </w:instrText>
             </w:r>
             <w:r>
               <w:rPr>
@@ -2854,7 +2854,7 @@
               <w14:ligatures w14:val="standardContextual"/>
             </w:rPr>
           </w:pPr>
-          <w:hyperlink w:anchor="_Toc243660186" w:history="1">
+          <w:hyperlink w:anchor="_Toc243662455" w:history="1">
             <w:r>
               <w:rPr>
                 <w:rStyle w:val="Hyperlink"/>
@@ -2878,7 +2878,7 @@
               <w:rPr>
                 <w:noProof/>
               </w:rPr>
-              <w:instrText xml:space="preserve"> PAGEREF _Toc243660186 \h </w:instrText>
+              <w:instrText xml:space="preserve"> PAGEREF _Toc243662455 \h </w:instrText>
             </w:r>
             <w:r>
               <w:rPr>
@@ -2921,7 +2921,7 @@
               <w14:ligatures w14:val="standardContextual"/>
             </w:rPr>
           </w:pPr>
-          <w:hyperlink w:anchor="_Toc243660187" w:history="1">
+          <w:hyperlink w:anchor="_Toc243662456" w:history="1">
             <w:r>
               <w:rPr>
                 <w:rStyle w:val="Hyperlink"/>
@@ -2945,7 +2945,7 @@
               <w:rPr>
                 <w:noProof/>
               </w:rPr>
-              <w:instrText xml:space="preserve"> PAGEREF _Toc243660187 \h </w:instrText>
+              <w:instrText xml:space="preserve"> PAGEREF _Toc243662456 \h </w:instrText>
             </w:r>
             <w:r>
               <w:rPr>
@@ -2988,7 +2988,7 @@
               <w14:ligatures w14:val="standardContextual"/>
             </w:rPr>
           </w:pPr>
-          <w:hyperlink w:anchor="_Toc243660188" w:history="1">
+          <w:hyperlink w:anchor="_Toc243662457" w:history="1">
             <w:r>
               <w:rPr>
                 <w:rStyle w:val="Hyperlink"/>
@@ -3012,7 +3012,7 @@
               <w:rPr>
                 <w:noProof/>
               </w:rPr>
-              <w:instrText xml:space="preserve"> PAGEREF _Toc243660188 \h </w:instrText>
+              <w:instrText xml:space="preserve"> PAGEREF _Toc243662457 \h </w:instrText>
             </w:r>
             <w:r>
               <w:rPr>
@@ -3055,7 +3055,7 @@
               <w14:ligatures w14:val="standardContextual"/>
             </w:rPr>
           </w:pPr>
-          <w:hyperlink w:anchor="_Toc243660189" w:history="1">
+          <w:hyperlink w:anchor="_Toc243662458" w:history="1">
             <w:r>
               <w:rPr>
                 <w:rStyle w:val="Hyperlink"/>
@@ -3079,7 +3079,7 @@
               <w:rPr>
                 <w:noProof/>
               </w:rPr>
-              <w:instrText xml:space="preserve"> PAGEREF _Toc243660189 \h </w:instrText>
+              <w:instrText xml:space="preserve"> PAGEREF _Toc243662458 \h </w:instrText>
             </w:r>
             <w:r>
               <w:rPr>
@@ -3122,7 +3122,7 @@
               <w14:ligatures w14:val="standardContextual"/>
             </w:rPr>
           </w:pPr>
-          <w:hyperlink w:anchor="_Toc243660190" w:history="1">
+          <w:hyperlink w:anchor="_Toc243662459" w:history="1">
             <w:r>
               <w:rPr>
                 <w:rStyle w:val="Hyperlink"/>
@@ -3146,7 +3146,7 @@
               <w:rPr>
                 <w:noProof/>
               </w:rPr>
-              <w:instrText xml:space="preserve"> PAGEREF _Toc243660190 \h </w:instrText>
+              <w:instrText xml:space="preserve"> PAGEREF _Toc243662459 \h </w:instrText>
             </w:r>
             <w:r>
               <w:rPr>
@@ -3189,7 +3189,7 @@
               <w14:ligatures w14:val="standardContextual"/>
             </w:rPr>
           </w:pPr>
-          <w:hyperlink w:anchor="_Toc243660191" w:history="1">
+          <w:hyperlink w:anchor="_Toc243662460" w:history="1">
             <w:r>
               <w:rPr>
                 <w:rStyle w:val="Hyperlink"/>
@@ -3213,7 +3213,7 @@
               <w:rPr>
                 <w:noProof/>
               </w:rPr>
-              <w:instrText xml:space="preserve"> PAGEREF _Toc243660191 \h </w:instrText>
+              <w:instrText xml:space="preserve"> PAGEREF _Toc243662460 \h </w:instrText>
             </w:r>
             <w:r>
               <w:rPr>
@@ -3256,7 +3256,7 @@
               <w14:ligatures w14:val="standardContextual"/>
             </w:rPr>
           </w:pPr>
-          <w:hyperlink w:anchor="_Toc243660192" w:history="1">
+          <w:hyperlink w:anchor="_Toc243662461" w:history="1">
             <w:r>
               <w:rPr>
                 <w:rStyle w:val="Hyperlink"/>
@@ -3280,7 +3280,7 @@
               <w:rPr>
                 <w:noProof/>
               </w:rPr>
-              <w:instrText xml:space="preserve"> PAGEREF _Toc243660192 \h </w:instrText>
+              <w:instrText xml:space="preserve"> PAGEREF _Toc243662461 \h </w:instrText>
             </w:r>
             <w:r>
               <w:rPr>
@@ -3323,7 +3323,7 @@
               <w14:ligatures w14:val="standardContextual"/>
             </w:rPr>
           </w:pPr>
-          <w:hyperlink w:anchor="_Toc243660193" w:history="1">
+          <w:hyperlink w:anchor="_Toc243662462" w:history="1">
             <w:r>
               <w:rPr>
                 <w:rStyle w:val="Hyperlink"/>
@@ -3347,7 +3347,7 @@
               <w:rPr>
                 <w:noProof/>
               </w:rPr>
-              <w:instrText xml:space="preserve"> PAGEREF _Toc243660193 \h </w:instrText>
+              <w:instrText xml:space="preserve"> PAGEREF _Toc243662462 \h </w:instrText>
             </w:r>
             <w:r>
               <w:rPr>
@@ -3390,7 +3390,7 @@
               <w14:ligatures w14:val="standardContextual"/>
             </w:rPr>
           </w:pPr>
-          <w:hyperlink w:anchor="_Toc243660194" w:history="1">
+          <w:hyperlink w:anchor="_Toc243662463" w:history="1">
             <w:r>
               <w:rPr>
                 <w:rStyle w:val="Hyperlink"/>
@@ -3414,7 +3414,7 @@
               <w:rPr>
                 <w:noProof/>
               </w:rPr>
-              <w:instrText xml:space="preserve"> PAGEREF _Toc243660194 \h </w:instrText>
+              <w:instrText xml:space="preserve"> PAGEREF _Toc243662463 \h </w:instrText>
             </w:r>
             <w:r>
               <w:rPr>
@@ -3457,7 +3457,7 @@
               <w14:ligatures w14:val="standardContextual"/>
             </w:rPr>
           </w:pPr>
-          <w:hyperlink w:anchor="_Toc243660195" w:history="1">
+          <w:hyperlink w:anchor="_Toc243662464" w:history="1">
             <w:r>
               <w:rPr>
                 <w:rStyle w:val="Hyperlink"/>
@@ -3481,7 +3481,7 @@
               <w:rPr>
                 <w:noProof/>
               </w:rPr>
-              <w:instrText xml:space="preserve"> PAGEREF _Toc243660195 \h </w:instrText>
+              <w:instrText xml:space="preserve"> PAGEREF _Toc243662464 \h </w:instrText>
             </w:r>
             <w:r>
               <w:rPr>
@@ -3527,7 +3527,7 @@
     <w:sdt>
       <w:sdtPr>
         <w:alias w:val="Tables"/>
-        <w:id w:val="1885363099"/>
+        <w:id w:val="-2045593828"/>
       </w:sdtPr>
       <w:sdtEndPr/>
       <w:sdtContent>
@@ -3556,7 +3556,7 @@
           <w:r>
             <w:fldChar w:fldCharType="separate"/>
           </w:r>
-          <w:hyperlink w:anchor="_Toc243660196" w:history="1">
+          <w:hyperlink w:anchor="_Toc243662465" w:history="1">
             <w:r>
               <w:rPr>
                 <w:rStyle w:val="Hyperlink"/>
@@ -3580,7 +3580,7 @@
               <w:rPr>
                 <w:noProof/>
               </w:rPr>
-              <w:instrText xml:space="preserve"> PAGEREF _Toc243660196 \h </w:instrText>
+              <w:instrText xml:space="preserve"> PAGEREF _Toc243662465 \h </w:instrText>
             </w:r>
             <w:r>
               <w:rPr>
@@ -3623,7 +3623,7 @@
               <w14:ligatures w14:val="standardContextual"/>
             </w:rPr>
           </w:pPr>
-          <w:hyperlink w:anchor="_Toc243660197" w:history="1">
+          <w:hyperlink w:anchor="_Toc243662466" w:history="1">
             <w:r>
               <w:rPr>
                 <w:rStyle w:val="Hyperlink"/>
@@ -3647,7 +3647,7 @@
               <w:rPr>
                 <w:noProof/>
               </w:rPr>
-              <w:instrText xml:space="preserve"> PAGEREF _Toc243660197 \h </w:instrText>
+              <w:instrText xml:space="preserve"> PAGEREF _Toc243662466 \h </w:instrText>
             </w:r>
             <w:r>
               <w:rPr>
@@ -3690,7 +3690,7 @@
               <w14:ligatures w14:val="standardContextual"/>
             </w:rPr>
           </w:pPr>
-          <w:hyperlink w:anchor="_Toc243660198" w:history="1">
+          <w:hyperlink w:anchor="_Toc243662467" w:history="1">
             <w:r>
               <w:rPr>
                 <w:rStyle w:val="Hyperlink"/>
@@ -3714,7 +3714,7 @@
               <w:rPr>
                 <w:noProof/>
               </w:rPr>
-              <w:instrText xml:space="preserve"> PAGEREF _Toc243660198 \h </w:instrText>
+              <w:instrText xml:space="preserve"> PAGEREF _Toc243662467 \h </w:instrText>
             </w:r>
             <w:r>
               <w:rPr>
@@ -3757,7 +3757,7 @@
               <w14:ligatures w14:val="standardContextual"/>
             </w:rPr>
           </w:pPr>
-          <w:hyperlink w:anchor="_Toc243660199" w:history="1">
+          <w:hyperlink w:anchor="_Toc243662468" w:history="1">
             <w:r>
               <w:rPr>
                 <w:rStyle w:val="Hyperlink"/>
@@ -3781,7 +3781,7 @@
               <w:rPr>
                 <w:noProof/>
               </w:rPr>
-              <w:instrText xml:space="preserve"> PAGEREF _Toc243660199 \h </w:instrText>
+              <w:instrText xml:space="preserve"> PAGEREF _Toc243662468 \h </w:instrText>
             </w:r>
             <w:r>
               <w:rPr>
@@ -3824,7 +3824,7 @@
               <w14:ligatures w14:val="standardContextual"/>
             </w:rPr>
           </w:pPr>
-          <w:hyperlink w:anchor="_Toc243660200" w:history="1">
+          <w:hyperlink w:anchor="_Toc243662469" w:history="1">
             <w:r>
               <w:rPr>
                 <w:rStyle w:val="Hyperlink"/>
@@ -3848,7 +3848,7 @@
               <w:rPr>
                 <w:noProof/>
               </w:rPr>
-              <w:instrText xml:space="preserve"> PAGEREF _Toc243660200 \h </w:instrText>
+              <w:instrText xml:space="preserve"> PAGEREF _Toc243662469 \h </w:instrText>
             </w:r>
             <w:r>
               <w:rPr>
@@ -3891,7 +3891,7 @@
               <w14:ligatures w14:val="standardContextual"/>
             </w:rPr>
           </w:pPr>
-          <w:hyperlink w:anchor="_Toc243660201" w:history="1">
+          <w:hyperlink w:anchor="_Toc243662470" w:history="1">
             <w:r>
               <w:rPr>
                 <w:rStyle w:val="Hyperlink"/>
@@ -3915,7 +3915,7 @@
               <w:rPr>
                 <w:noProof/>
               </w:rPr>
-              <w:instrText xml:space="preserve"> PAGEREF _Toc243660201 \h </w:instrText>
+              <w:instrText xml:space="preserve"> PAGEREF _Toc243662470 \h </w:instrText>
             </w:r>
             <w:r>
               <w:rPr>
@@ -3958,7 +3958,7 @@
               <w14:ligatures w14:val="standardContextual"/>
             </w:rPr>
           </w:pPr>
-          <w:hyperlink w:anchor="_Toc243660202" w:history="1">
+          <w:hyperlink w:anchor="_Toc243662471" w:history="1">
             <w:r>
               <w:rPr>
                 <w:rStyle w:val="Hyperlink"/>
@@ -3982,7 +3982,7 @@
               <w:rPr>
                 <w:noProof/>
               </w:rPr>
-              <w:instrText xml:space="preserve"> PAGEREF _Toc243660202 \h </w:instrText>
+              <w:instrText xml:space="preserve"> PAGEREF _Toc243662471 \h </w:instrText>
             </w:r>
             <w:r>
               <w:rPr>
@@ -4025,7 +4025,7 @@
               <w14:ligatures w14:val="standardContextual"/>
             </w:rPr>
           </w:pPr>
-          <w:hyperlink w:anchor="_Toc243660203" w:history="1">
+          <w:hyperlink w:anchor="_Toc243662472" w:history="1">
             <w:r>
               <w:rPr>
                 <w:rStyle w:val="Hyperlink"/>
@@ -4049,7 +4049,7 @@
               <w:rPr>
                 <w:noProof/>
               </w:rPr>
-              <w:instrText xml:space="preserve"> PAGEREF _Toc243660203 \h </w:instrText>
+              <w:instrText xml:space="preserve"> PAGEREF _Toc243662472 \h </w:instrText>
             </w:r>
             <w:r>
               <w:rPr>
@@ -4092,7 +4092,7 @@
               <w14:ligatures w14:val="standardContextual"/>
             </w:rPr>
           </w:pPr>
-          <w:hyperlink w:anchor="_Toc243660204" w:history="1">
+          <w:hyperlink w:anchor="_Toc243662473" w:history="1">
             <w:r>
               <w:rPr>
                 <w:rStyle w:val="Hyperlink"/>
@@ -4116,7 +4116,7 @@
               <w:rPr>
                 <w:noProof/>
               </w:rPr>
-              <w:instrText xml:space="preserve"> PAGEREF _Toc243660204 \h </w:instrText>
+              <w:instrText xml:space="preserve"> PAGEREF _Toc243662473 \h </w:instrText>
             </w:r>
             <w:r>
               <w:rPr>
@@ -4157,7 +4157,7 @@
         <w:keepLines/>
         <w:pageBreakBefore/>
       </w:pPr>
-      <w:bookmarkStart w:id="0" w:name="_Toc243660180"/>
+      <w:bookmarkStart w:id="0" w:name="_Toc243662449"/>
       <w:r>
         <w:lastRenderedPageBreak/>
         <w:t>1 Introduction</w:t>
@@ -4170,7 +4170,7 @@
         <w:keepNext/>
         <w:keepLines/>
       </w:pPr>
-      <w:bookmarkStart w:id="1" w:name="_Toc243660181"/>
+      <w:bookmarkStart w:id="1" w:name="_Toc243662450"/>
       <w:r>
         <w:t>1.1 Purpose</w:t>
       </w:r>
@@ -4193,7 +4193,7 @@
         <w:keepNext/>
         <w:keepLines/>
       </w:pPr>
-      <w:bookmarkStart w:id="2" w:name="_Toc243660182"/>
+      <w:bookmarkStart w:id="2" w:name="_Toc243662451"/>
       <w:r>
         <w:t>1.2 How the campaign was run</w:t>
       </w:r>
@@ -4237,7 +4237,7 @@
         <w:keepNext/>
         <w:keepLines/>
       </w:pPr>
-      <w:bookmarkStart w:id="3" w:name="_Toc243660183"/>
+      <w:bookmarkStart w:id="3" w:name="_Toc243662452"/>
       <w:r>
         <w:t>1.3 Test environments</w:t>
       </w:r>
@@ -4248,7 +4248,7 @@
         <w:pStyle w:val="Caption"/>
         <w:keepNext/>
       </w:pPr>
-      <w:bookmarkStart w:id="4" w:name="_Toc243660196"/>
+      <w:bookmarkStart w:id="4" w:name="_Toc243662465"/>
       <w:r>
         <w:t xml:space="preserve">Table </w:t>
       </w:r>
@@ -4677,7 +4677,7 @@
         <w:keepLines/>
         <w:pageBreakBefore/>
       </w:pPr>
-      <w:bookmarkStart w:id="5" w:name="_Toc243660184"/>
+      <w:bookmarkStart w:id="5" w:name="_Toc243662453"/>
       <w:r>
         <w:lastRenderedPageBreak/>
         <w:t>2 Results summary</w:t>
@@ -4690,7 +4690,7 @@
         <w:keepNext/>
         <w:keepLines/>
       </w:pPr>
-      <w:bookmarkStart w:id="6" w:name="_Toc243660185"/>
+      <w:bookmarkStart w:id="6" w:name="_Toc243662454"/>
       <w:r>
         <w:t>2.1 Totals</w:t>
       </w:r>
@@ -4701,7 +4701,7 @@
         <w:pStyle w:val="Caption"/>
         <w:keepNext/>
       </w:pPr>
-      <w:bookmarkStart w:id="7" w:name="_Toc243660197"/>
+      <w:bookmarkStart w:id="7" w:name="_Toc243662466"/>
       <w:r>
         <w:t xml:space="preserve">Table </w:t>
       </w:r>
@@ -7724,7 +7724,7 @@
         <w:keepNext/>
         <w:keepLines/>
       </w:pPr>
-      <w:bookmarkStart w:id="8" w:name="_Toc243660186"/>
+      <w:bookmarkStart w:id="8" w:name="_Toc243662455"/>
       <w:r>
         <w:t>2.2 Re-run of 15 October 2026</w:t>
       </w:r>
@@ -7735,7 +7735,7 @@
         <w:pStyle w:val="Caption"/>
         <w:keepNext/>
       </w:pPr>
-      <w:bookmarkStart w:id="9" w:name="_Toc243660198"/>
+      <w:bookmarkStart w:id="9" w:name="_Toc243662467"/>
       <w:r>
         <w:t xml:space="preserve">Table </w:t>
       </w:r>
@@ -8354,7 +8354,7 @@
         <w:pStyle w:val="Caption"/>
         <w:keepNext/>
       </w:pPr>
-      <w:bookmarkStart w:id="10" w:name="_Toc243660199"/>
+      <w:bookmarkStart w:id="10" w:name="_Toc243662468"/>
       <w:r>
         <w:t xml:space="preserve">Table </w:t>
       </w:r>
@@ -8601,7 +8601,7 @@
                 <w:sz w:val="19"/>
                 <w:szCs w:val="19"/>
               </w:rPr>
-              <w:t>Other paths expanded, 23 October</w:t>
+              <w:t>Real costs, 23 October</w:t>
             </w:r>
           </w:p>
         </w:tc>
@@ -8632,7 +8632,7 @@
                 <w:sz w:val="19"/>
                 <w:szCs w:val="19"/>
               </w:rPr>
-              <w:t xml:space="preserve">40 files; 581 tests: </w:t>
+              <w:t xml:space="preserve">40 files; 585 tests: </w:t>
             </w:r>
             <w:r>
               <w:rPr>
@@ -8641,14 +8641,14 @@
                 <w:sz w:val="19"/>
                 <w:szCs w:val="19"/>
               </w:rPr>
-              <w:t>560 passed, 0 failed</w:t>
-            </w:r>
-            <w:r>
-              <w:rPr>
-                <w:sz w:val="19"/>
-                <w:szCs w:val="19"/>
-              </w:rPr>
-              <w:t xml:space="preserve">; new </w:t>
+              <w:t>564 passed, 0 failed</w:t>
+            </w:r>
+            <w:r>
+              <w:rPr>
+                <w:sz w:val="19"/>
+                <w:szCs w:val="19"/>
+              </w:rPr>
+              <w:t xml:space="preserve">; TC-145 (4) in </w:t>
             </w:r>
             <w:r>
               <w:rPr>
@@ -8658,13 +8658,6 @@
                 <w:shd w:val="clear" w:color="auto" w:fill="F2F4F3"/>
               </w:rPr>
               <w:t>worker/routes-expansion.test.ts</w:t>
-            </w:r>
-            <w:r>
-              <w:rPr>
-                <w:sz w:val="19"/>
-                <w:szCs w:val="19"/>
-              </w:rPr>
-              <w:t xml:space="preserve"> (6), TC-144</w:t>
             </w:r>
           </w:p>
         </w:tc>
@@ -8705,7 +8698,7 @@
                 <w:sz w:val="19"/>
                 <w:szCs w:val="19"/>
               </w:rPr>
-              <w:t>Unknown cost fix, 23 October</w:t>
+              <w:t>Other paths expanded, 23 October</w:t>
             </w:r>
           </w:p>
         </w:tc>
@@ -8735,7 +8728,7 @@
                 <w:sz w:val="19"/>
                 <w:szCs w:val="19"/>
               </w:rPr>
-              <w:t xml:space="preserve">39 files; 575 tests: </w:t>
+              <w:t xml:space="preserve">40 files; 581 tests: </w:t>
             </w:r>
             <w:r>
               <w:rPr>
@@ -8744,14 +8737,14 @@
                 <w:sz w:val="19"/>
                 <w:szCs w:val="19"/>
               </w:rPr>
-              <w:t>554 passed, 0 failed</w:t>
-            </w:r>
-            <w:r>
-              <w:rPr>
-                <w:sz w:val="19"/>
-                <w:szCs w:val="19"/>
-              </w:rPr>
-              <w:t xml:space="preserve">; </w:t>
+              <w:t>560 passed, 0 failed</w:t>
+            </w:r>
+            <w:r>
+              <w:rPr>
+                <w:sz w:val="19"/>
+                <w:szCs w:val="19"/>
+              </w:rPr>
+              <w:t xml:space="preserve">; new </w:t>
             </w:r>
             <w:r>
               <w:rPr>
@@ -8760,14 +8753,14 @@
                 <w:szCs w:val="17"/>
                 <w:shd w:val="clear" w:color="auto" w:fill="F2F4F3"/>
               </w:rPr>
-              <w:t>worker/routes-free.test.ts</w:t>
-            </w:r>
-            <w:r>
-              <w:rPr>
-                <w:sz w:val="19"/>
-                <w:szCs w:val="19"/>
-              </w:rPr>
-              <w:t xml:space="preserve"> now 3 (Praveen: "why are all prof bodies free")</w:t>
+              <w:t>worker/routes-expansion.test.ts</w:t>
+            </w:r>
+            <w:r>
+              <w:rPr>
+                <w:sz w:val="19"/>
+                <w:szCs w:val="19"/>
+              </w:rPr>
+              <w:t xml:space="preserve"> (6), TC-144</w:t>
             </w:r>
           </w:p>
         </w:tc>
@@ -8809,7 +8802,7 @@
                 <w:sz w:val="19"/>
                 <w:szCs w:val="19"/>
               </w:rPr>
-              <w:t>Other paths refreshed, 23 October</w:t>
+              <w:t>Unknown cost fix, 23 October</w:t>
             </w:r>
           </w:p>
         </w:tc>
@@ -8840,7 +8833,7 @@
                 <w:sz w:val="19"/>
                 <w:szCs w:val="19"/>
               </w:rPr>
-              <w:t xml:space="preserve">39 files; 574 tests: </w:t>
+              <w:t xml:space="preserve">39 files; 575 tests: </w:t>
             </w:r>
             <w:r>
               <w:rPr>
@@ -8849,14 +8842,14 @@
                 <w:sz w:val="19"/>
                 <w:szCs w:val="19"/>
               </w:rPr>
-              <w:t>553 passed, 0 failed</w:t>
-            </w:r>
-            <w:r>
-              <w:rPr>
-                <w:sz w:val="19"/>
-                <w:szCs w:val="19"/>
-              </w:rPr>
-              <w:t>; TC-143 (</w:t>
+              <w:t>554 passed, 0 failed</w:t>
+            </w:r>
+            <w:r>
+              <w:rPr>
+                <w:sz w:val="19"/>
+                <w:szCs w:val="19"/>
+              </w:rPr>
+              <w:t xml:space="preserve">; </w:t>
             </w:r>
             <w:r>
               <w:rPr>
@@ -8872,7 +8865,7 @@
                 <w:sz w:val="19"/>
                 <w:szCs w:val="19"/>
               </w:rPr>
-              <w:t>, 2), OUSL alert (TC-106), blocked hosts never linked by Ask (ASK-047)</w:t>
+              <w:t xml:space="preserve"> now 3 (Praveen: "why are all prof bodies free")</w:t>
             </w:r>
           </w:p>
         </w:tc>
@@ -8913,7 +8906,7 @@
                 <w:sz w:val="19"/>
                 <w:szCs w:val="19"/>
               </w:rPr>
-              <w:t>CR-012 revised, 23 October</w:t>
+              <w:t>Other paths refreshed, 23 October</w:t>
             </w:r>
           </w:p>
         </w:tc>
@@ -8943,7 +8936,7 @@
                 <w:sz w:val="19"/>
                 <w:szCs w:val="19"/>
               </w:rPr>
-              <w:t xml:space="preserve">38 files; 570 tests: </w:t>
+              <w:t xml:space="preserve">39 files; 574 tests: </w:t>
             </w:r>
             <w:r>
               <w:rPr>
@@ -8952,14 +8945,14 @@
                 <w:sz w:val="19"/>
                 <w:szCs w:val="19"/>
               </w:rPr>
-              <w:t>549 passed, 0 failed</w:t>
-            </w:r>
-            <w:r>
-              <w:rPr>
-                <w:sz w:val="19"/>
-                <w:szCs w:val="19"/>
-              </w:rPr>
-              <w:t xml:space="preserve">; </w:t>
+              <w:t>553 passed, 0 failed</w:t>
+            </w:r>
+            <w:r>
+              <w:rPr>
+                <w:sz w:val="19"/>
+                <w:szCs w:val="19"/>
+              </w:rPr>
+              <w:t>; TC-143 (</w:t>
             </w:r>
             <w:r>
               <w:rPr>
@@ -8968,14 +8961,14 @@
                 <w:szCs w:val="17"/>
                 <w:shd w:val="clear" w:color="auto" w:fill="F2F4F3"/>
               </w:rPr>
-              <w:t>src/apply.test.ts</w:t>
-            </w:r>
-            <w:r>
-              <w:rPr>
-                <w:sz w:val="19"/>
-                <w:szCs w:val="19"/>
-              </w:rPr>
-              <w:t xml:space="preserve"> now 6</w:t>
+              <w:t>worker/routes-free.test.ts</w:t>
+            </w:r>
+            <w:r>
+              <w:rPr>
+                <w:sz w:val="19"/>
+                <w:szCs w:val="19"/>
+              </w:rPr>
+              <w:t>, 2), OUSL alert (TC-106), blocked hosts never linked by Ask (ASK-047)</w:t>
             </w:r>
           </w:p>
         </w:tc>
@@ -9017,7 +9010,7 @@
                 <w:sz w:val="19"/>
                 <w:szCs w:val="19"/>
               </w:rPr>
-              <w:t>CR-012, 23 October</w:t>
+              <w:t>CR-012 revised, 23 October</w:t>
             </w:r>
           </w:p>
         </w:tc>
@@ -9048,7 +9041,7 @@
                 <w:sz w:val="19"/>
                 <w:szCs w:val="19"/>
               </w:rPr>
-              <w:t xml:space="preserve">38 files (37 passed, 1 opt-in skipped); 568 tests: </w:t>
+              <w:t xml:space="preserve">38 files; 570 tests: </w:t>
             </w:r>
             <w:r>
               <w:rPr>
@@ -9057,14 +9050,14 @@
                 <w:sz w:val="19"/>
                 <w:szCs w:val="19"/>
               </w:rPr>
-              <w:t>547 passed, 0 failed</w:t>
-            </w:r>
-            <w:r>
-              <w:rPr>
-                <w:sz w:val="19"/>
-                <w:szCs w:val="19"/>
-              </w:rPr>
-              <w:t xml:space="preserve">; new </w:t>
+              <w:t>549 passed, 0 failed</w:t>
+            </w:r>
+            <w:r>
+              <w:rPr>
+                <w:sz w:val="19"/>
+                <w:szCs w:val="19"/>
+              </w:rPr>
+              <w:t xml:space="preserve">; </w:t>
             </w:r>
             <w:r>
               <w:rPr>
@@ -9080,7 +9073,7 @@
                 <w:sz w:val="19"/>
                 <w:szCs w:val="19"/>
               </w:rPr>
-              <w:t xml:space="preserve"> (4), TC-142</w:t>
+              <w:t xml:space="preserve"> now 6</w:t>
             </w:r>
           </w:p>
         </w:tc>
@@ -9121,7 +9114,7 @@
                 <w:sz w:val="19"/>
                 <w:szCs w:val="19"/>
               </w:rPr>
-              <w:t>CR-011, 23 October</w:t>
+              <w:t>CR-012, 23 October</w:t>
             </w:r>
           </w:p>
         </w:tc>
@@ -9151,7 +9144,7 @@
                 <w:sz w:val="19"/>
                 <w:szCs w:val="19"/>
               </w:rPr>
-              <w:t xml:space="preserve">37 files (36 passed, 1 opt-in skipped); 564 tests: </w:t>
+              <w:t xml:space="preserve">38 files (37 passed, 1 opt-in skipped); 568 tests: </w:t>
             </w:r>
             <w:r>
               <w:rPr>
@@ -9160,7 +9153,7 @@
                 <w:sz w:val="19"/>
                 <w:szCs w:val="19"/>
               </w:rPr>
-              <w:t>543 passed, 0 failed</w:t>
+              <w:t>547 passed, 0 failed</w:t>
             </w:r>
             <w:r>
               <w:rPr>
@@ -9176,14 +9169,14 @@
                 <w:szCs w:val="17"/>
                 <w:shd w:val="clear" w:color="auto" w:fill="F2F4F3"/>
               </w:rPr>
-              <w:t>src/list-guide.test.ts</w:t>
-            </w:r>
-            <w:r>
-              <w:rPr>
-                <w:sz w:val="19"/>
-                <w:szCs w:val="19"/>
-              </w:rPr>
-              <w:t xml:space="preserve"> (4), TC-141</w:t>
+              <w:t>src/apply.test.ts</w:t>
+            </w:r>
+            <w:r>
+              <w:rPr>
+                <w:sz w:val="19"/>
+                <w:szCs w:val="19"/>
+              </w:rPr>
+              <w:t xml:space="preserve"> (4), TC-142</w:t>
             </w:r>
           </w:p>
         </w:tc>
@@ -9225,7 +9218,7 @@
                 <w:sz w:val="19"/>
                 <w:szCs w:val="19"/>
               </w:rPr>
-              <w:t>Update of 23 October</w:t>
+              <w:t>CR-011, 23 October</w:t>
             </w:r>
           </w:p>
         </w:tc>
@@ -9256,7 +9249,7 @@
                 <w:sz w:val="19"/>
                 <w:szCs w:val="19"/>
               </w:rPr>
-              <w:t xml:space="preserve">36 files (35 passed, 1 opt-in skipped); 560 tests: </w:t>
+              <w:t xml:space="preserve">37 files (36 passed, 1 opt-in skipped); 564 tests: </w:t>
             </w:r>
             <w:r>
               <w:rPr>
@@ -9265,7 +9258,7 @@
                 <w:sz w:val="19"/>
                 <w:szCs w:val="19"/>
               </w:rPr>
-              <w:t>539 passed, 0 failed</w:t>
+              <w:t>543 passed, 0 failed</w:t>
             </w:r>
             <w:r>
               <w:rPr>
@@ -9281,14 +9274,14 @@
                 <w:szCs w:val="17"/>
                 <w:shd w:val="clear" w:color="auto" w:fill="F2F4F3"/>
               </w:rPr>
-              <w:t>src/list-feedback.test.ts</w:t>
-            </w:r>
-            <w:r>
-              <w:rPr>
-                <w:sz w:val="19"/>
-                <w:szCs w:val="19"/>
-              </w:rPr>
-              <w:t xml:space="preserve"> (3), TC-140</w:t>
+              <w:t>src/list-guide.test.ts</w:t>
+            </w:r>
+            <w:r>
+              <w:rPr>
+                <w:sz w:val="19"/>
+                <w:szCs w:val="19"/>
+              </w:rPr>
+              <w:t xml:space="preserve"> (4), TC-141</w:t>
             </w:r>
           </w:p>
         </w:tc>
@@ -9329,7 +9322,7 @@
                 <w:sz w:val="19"/>
                 <w:szCs w:val="19"/>
               </w:rPr>
-              <w:t>New test file</w:t>
+              <w:t>Update of 23 October</w:t>
             </w:r>
           </w:p>
         </w:tc>
@@ -9354,6 +9347,29 @@
             <w:pPr>
               <w:spacing w:line="252" w:lineRule="auto"/>
             </w:pPr>
+            <w:r>
+              <w:rPr>
+                <w:sz w:val="19"/>
+                <w:szCs w:val="19"/>
+              </w:rPr>
+              <w:t xml:space="preserve">36 files (35 passed, 1 opt-in skipped); 560 tests: </w:t>
+            </w:r>
+            <w:r>
+              <w:rPr>
+                <w:b/>
+                <w:bCs/>
+                <w:sz w:val="19"/>
+                <w:szCs w:val="19"/>
+              </w:rPr>
+              <w:t>539 passed, 0 failed</w:t>
+            </w:r>
+            <w:r>
+              <w:rPr>
+                <w:sz w:val="19"/>
+                <w:szCs w:val="19"/>
+              </w:rPr>
+              <w:t xml:space="preserve">; new </w:t>
+            </w:r>
             <w:r>
               <w:rPr>
                 <w:rFonts w:ascii="Consolas" w:eastAsia="Consolas" w:hAnsi="Consolas" w:cs="Consolas"/>
@@ -9361,14 +9377,14 @@
                 <w:szCs w:val="17"/>
                 <w:shd w:val="clear" w:color="auto" w:fill="F2F4F3"/>
               </w:rPr>
-              <w:t>src/nav-pref.test.ts</w:t>
-            </w:r>
-            <w:r>
-              <w:rPr>
-                <w:sz w:val="19"/>
-                <w:szCs w:val="19"/>
-              </w:rPr>
-              <w:t xml:space="preserve"> (4): the desktop side menu is open by default, remembered per device, safe when storage is blocked, forgotten by "Clear this phone" (TC-139)</w:t>
+              <w:t>src/list-feedback.test.ts</w:t>
+            </w:r>
+            <w:r>
+              <w:rPr>
+                <w:sz w:val="19"/>
+                <w:szCs w:val="19"/>
+              </w:rPr>
+              <w:t xml:space="preserve"> (3), TC-140</w:t>
             </w:r>
           </w:p>
         </w:tc>
@@ -9407,43 +9423,50 @@
             </w:pPr>
             <w:r>
               <w:rPr>
+                <w:sz w:val="19"/>
+                <w:szCs w:val="19"/>
+              </w:rPr>
+              <w:t>New test file</w:t>
+            </w:r>
+          </w:p>
+        </w:tc>
+        <w:tc>
+          <w:tcPr>
+            <w:tcW w:w="5956" w:type="dxa"/>
+            <w:tcBorders>
+              <w:top w:val="single" w:sz="4" w:space="0" w:color="C9D3D0"/>
+              <w:left w:val="single" w:sz="4" w:space="0" w:color="C9D3D0"/>
+              <w:bottom w:val="single" w:sz="4" w:space="0" w:color="C9D3D0"/>
+              <w:right w:val="single" w:sz="4" w:space="0" w:color="C9D3D0"/>
+            </w:tcBorders>
+            <w:shd w:val="clear" w:color="auto" w:fill="F3F8F6"/>
+            <w:tcMar>
+              <w:top w:w="50" w:type="dxa"/>
+              <w:left w:w="100" w:type="dxa"/>
+              <w:bottom w:w="50" w:type="dxa"/>
+              <w:right w:w="100" w:type="dxa"/>
+            </w:tcMar>
+            <w:vAlign w:val="center"/>
+          </w:tcPr>
+          <w:p>
+            <w:pPr>
+              <w:spacing w:line="252" w:lineRule="auto"/>
+            </w:pPr>
+            <w:r>
+              <w:rPr>
                 <w:rFonts w:ascii="Consolas" w:eastAsia="Consolas" w:hAnsi="Consolas" w:cs="Consolas"/>
                 <w:sz w:val="17"/>
                 <w:szCs w:val="17"/>
                 <w:shd w:val="clear" w:color="auto" w:fill="F2F4F3"/>
               </w:rPr>
-              <w:t>npx tsc -b</w:t>
-            </w:r>
-          </w:p>
-        </w:tc>
-        <w:tc>
-          <w:tcPr>
-            <w:tcW w:w="5956" w:type="dxa"/>
-            <w:tcBorders>
-              <w:top w:val="single" w:sz="4" w:space="0" w:color="C9D3D0"/>
-              <w:left w:val="single" w:sz="4" w:space="0" w:color="C9D3D0"/>
-              <w:bottom w:val="single" w:sz="4" w:space="0" w:color="C9D3D0"/>
-              <w:right w:val="single" w:sz="4" w:space="0" w:color="C9D3D0"/>
-            </w:tcBorders>
-            <w:shd w:val="clear" w:color="auto" w:fill="F3F8F6"/>
-            <w:tcMar>
-              <w:top w:w="50" w:type="dxa"/>
-              <w:left w:w="100" w:type="dxa"/>
-              <w:bottom w:w="50" w:type="dxa"/>
-              <w:right w:w="100" w:type="dxa"/>
-            </w:tcMar>
-            <w:vAlign w:val="center"/>
-          </w:tcPr>
-          <w:p>
-            <w:pPr>
-              <w:spacing w:line="252" w:lineRule="auto"/>
-            </w:pPr>
-            <w:r>
-              <w:rPr>
-                <w:sz w:val="19"/>
-                <w:szCs w:val="19"/>
-              </w:rPr>
-              <w:t>Exit code 0</w:t>
+              <w:t>src/nav-pref.test.ts</w:t>
+            </w:r>
+            <w:r>
+              <w:rPr>
+                <w:sz w:val="19"/>
+                <w:szCs w:val="19"/>
+              </w:rPr>
+              <w:t xml:space="preserve"> (4): the desktop side menu is open by default, remembered per device, safe when storage is blocked, forgotten by "Clear this phone" (TC-139)</w:t>
             </w:r>
           </w:p>
         </w:tc>
@@ -9486,6 +9509,80 @@
                 <w:szCs w:val="17"/>
                 <w:shd w:val="clear" w:color="auto" w:fill="F2F4F3"/>
               </w:rPr>
+              <w:t>npx tsc -b</w:t>
+            </w:r>
+          </w:p>
+        </w:tc>
+        <w:tc>
+          <w:tcPr>
+            <w:tcW w:w="5956" w:type="dxa"/>
+            <w:tcBorders>
+              <w:top w:val="single" w:sz="4" w:space="0" w:color="C9D3D0"/>
+              <w:left w:val="single" w:sz="4" w:space="0" w:color="C9D3D0"/>
+              <w:bottom w:val="single" w:sz="4" w:space="0" w:color="C9D3D0"/>
+              <w:right w:val="single" w:sz="4" w:space="0" w:color="C9D3D0"/>
+            </w:tcBorders>
+            <w:tcMar>
+              <w:top w:w="50" w:type="dxa"/>
+              <w:left w:w="100" w:type="dxa"/>
+              <w:bottom w:w="50" w:type="dxa"/>
+              <w:right w:w="100" w:type="dxa"/>
+            </w:tcMar>
+            <w:vAlign w:val="center"/>
+          </w:tcPr>
+          <w:p>
+            <w:pPr>
+              <w:spacing w:line="252" w:lineRule="auto"/>
+            </w:pPr>
+            <w:r>
+              <w:rPr>
+                <w:sz w:val="19"/>
+                <w:szCs w:val="19"/>
+              </w:rPr>
+              <w:t>Exit code 0</w:t>
+            </w:r>
+          </w:p>
+        </w:tc>
+      </w:tr>
+      <w:tr>
+        <w:tblPrEx>
+          <w:tblCellMar>
+            <w:top w:w="0" w:type="dxa"/>
+            <w:bottom w:w="0" w:type="dxa"/>
+          </w:tblCellMar>
+        </w:tblPrEx>
+        <w:trPr>
+          <w:cantSplit/>
+        </w:trPr>
+        <w:tc>
+          <w:tcPr>
+            <w:tcW w:w="3682" w:type="dxa"/>
+            <w:tcBorders>
+              <w:top w:val="single" w:sz="4" w:space="0" w:color="C9D3D0"/>
+              <w:left w:val="single" w:sz="4" w:space="0" w:color="C9D3D0"/>
+              <w:bottom w:val="single" w:sz="4" w:space="0" w:color="C9D3D0"/>
+              <w:right w:val="single" w:sz="4" w:space="0" w:color="C9D3D0"/>
+            </w:tcBorders>
+            <w:shd w:val="clear" w:color="auto" w:fill="F3F8F6"/>
+            <w:tcMar>
+              <w:top w:w="50" w:type="dxa"/>
+              <w:left w:w="100" w:type="dxa"/>
+              <w:bottom w:w="50" w:type="dxa"/>
+              <w:right w:w="100" w:type="dxa"/>
+            </w:tcMar>
+            <w:vAlign w:val="center"/>
+          </w:tcPr>
+          <w:p>
+            <w:pPr>
+              <w:spacing w:line="252" w:lineRule="auto"/>
+            </w:pPr>
+            <w:r>
+              <w:rPr>
+                <w:rFonts w:ascii="Consolas" w:eastAsia="Consolas" w:hAnsi="Consolas" w:cs="Consolas"/>
+                <w:sz w:val="17"/>
+                <w:szCs w:val="17"/>
+                <w:shd w:val="clear" w:color="auto" w:fill="F2F4F3"/>
+              </w:rPr>
               <w:t>bash .claude/hooks/test-guard.sh</w:t>
             </w:r>
           </w:p>
@@ -9499,6 +9596,7 @@
               <w:bottom w:val="single" w:sz="4" w:space="0" w:color="C9D3D0"/>
               <w:right w:val="single" w:sz="4" w:space="0" w:color="C9D3D0"/>
             </w:tcBorders>
+            <w:shd w:val="clear" w:color="auto" w:fill="F3F8F6"/>
             <w:tcMar>
               <w:top w:w="50" w:type="dxa"/>
               <w:left w:w="100" w:type="dxa"/>
@@ -9533,7 +9631,7 @@
         <w:keepNext/>
         <w:keepLines/>
       </w:pPr>
-      <w:bookmarkStart w:id="11" w:name="_Toc243660187"/>
+      <w:bookmarkStart w:id="11" w:name="_Toc243662456"/>
       <w:r>
         <w:t>2.3 What the campaign proves</w:t>
       </w:r>
@@ -9544,7 +9642,7 @@
         <w:pStyle w:val="Caption"/>
         <w:keepNext/>
       </w:pPr>
-      <w:bookmarkStart w:id="12" w:name="_Toc243660200"/>
+      <w:bookmarkStart w:id="12" w:name="_Toc243662469"/>
       <w:r>
         <w:t xml:space="preserve">Table </w:t>
       </w:r>
@@ -9780,6 +9878,7 @@
                 <w:sz w:val="19"/>
                 <w:szCs w:val="19"/>
               </w:rPr>
+              <w:lastRenderedPageBreak/>
               <w:t>Rules are enforced on the server, not only hidden in the UI</w:t>
             </w:r>
           </w:p>
@@ -9852,7 +9951,6 @@
                 <w:sz w:val="19"/>
                 <w:szCs w:val="19"/>
               </w:rPr>
-              <w:lastRenderedPageBreak/>
               <w:t>One student cannot reach another's data</w:t>
             </w:r>
           </w:p>
@@ -10406,7 +10504,7 @@
         <w:keepLines/>
         <w:pageBreakBefore/>
       </w:pPr>
-      <w:bookmarkStart w:id="13" w:name="_Toc243660188"/>
+      <w:bookmarkStart w:id="13" w:name="_Toc243662457"/>
       <w:r>
         <w:lastRenderedPageBreak/>
         <w:t>3 Defects and findings</w:t>
@@ -10418,10 +10516,7 @@
         <w:spacing w:after="120"/>
       </w:pPr>
       <w:r>
-        <w:t xml:space="preserve">Severity: High = wrong result or data exposure; Medium = visible to students or a security weakness without data exposure; Low = cosmetic, performance or tooling. None of the findings exposes data or gives a wrong course </w:t>
-      </w:r>
-      <w:r>
-        <w:t>result.</w:t>
+        <w:t>Severity: High = wrong result or data exposure; Medium = visible to students or a security weakness without data exposure; Low = cosmetic, performance or tooling. None of the findings exposes data or gives a wrong course result.</w:t>
       </w:r>
     </w:p>
     <w:p>
@@ -10429,7 +10524,7 @@
         <w:pStyle w:val="Caption"/>
         <w:keepNext/>
       </w:pPr>
-      <w:bookmarkStart w:id="14" w:name="_Toc243660201"/>
+      <w:bookmarkStart w:id="14" w:name="_Toc243662470"/>
       <w:r>
         <w:t xml:space="preserve">Table </w:t>
       </w:r>
@@ -12957,7 +13052,7 @@
         <w:keepNext/>
         <w:keepLines/>
       </w:pPr>
-      <w:bookmarkStart w:id="15" w:name="_Toc243660189"/>
+      <w:bookmarkStart w:id="15" w:name="_Toc243662458"/>
       <w:r>
         <w:t>3.1 Failures that are not application defects</w:t>
       </w:r>
@@ -12968,7 +13063,7 @@
         <w:pStyle w:val="Caption"/>
         <w:keepNext/>
       </w:pPr>
-      <w:bookmarkStart w:id="16" w:name="_Toc243660202"/>
+      <w:bookmarkStart w:id="16" w:name="_Toc243662471"/>
       <w:r>
         <w:t xml:space="preserve">Table </w:t>
       </w:r>
@@ -13349,7 +13444,7 @@
         <w:keepLines/>
         <w:pageBreakBefore/>
       </w:pPr>
-      <w:bookmarkStart w:id="17" w:name="_Toc243660190"/>
+      <w:bookmarkStart w:id="17" w:name="_Toc243662459"/>
       <w:r>
         <w:lastRenderedPageBreak/>
         <w:t>4 Security audit run-1</w:t>
@@ -13362,7 +13457,7 @@
         <w:keepNext/>
         <w:keepLines/>
       </w:pPr>
-      <w:bookmarkStart w:id="18" w:name="_Toc243660191"/>
+      <w:bookmarkStart w:id="18" w:name="_Toc243662460"/>
       <w:r>
         <w:t>4.1 Method</w:t>
       </w:r>
@@ -13405,7 +13500,7 @@
         <w:keepNext/>
         <w:keepLines/>
       </w:pPr>
-      <w:bookmarkStart w:id="19" w:name="_Toc243660192"/>
+      <w:bookmarkStart w:id="19" w:name="_Toc243662461"/>
       <w:r>
         <w:t>4.2 Results</w:t>
       </w:r>
@@ -13416,7 +13511,7 @@
         <w:pStyle w:val="Caption"/>
         <w:keepNext/>
       </w:pPr>
-      <w:bookmarkStart w:id="20" w:name="_Toc243660203"/>
+      <w:bookmarkStart w:id="20" w:name="_Toc243662472"/>
       <w:r>
         <w:t xml:space="preserve">Table </w:t>
       </w:r>
@@ -13770,7 +13865,7 @@
         <w:pStyle w:val="Caption"/>
         <w:keepNext/>
       </w:pPr>
-      <w:bookmarkStart w:id="21" w:name="_Toc243660204"/>
+      <w:bookmarkStart w:id="21" w:name="_Toc243662473"/>
       <w:r>
         <w:t xml:space="preserve">Table </w:t>
       </w:r>
@@ -16360,7 +16455,7 @@
         <w:keepLines/>
         <w:pageBreakBefore/>
       </w:pPr>
-      <w:bookmarkStart w:id="22" w:name="_Toc243660193"/>
+      <w:bookmarkStart w:id="22" w:name="_Toc243662462"/>
       <w:r>
         <w:lastRenderedPageBreak/>
         <w:t>5 Limits of this campaign</w:t>
@@ -16450,7 +16545,7 @@
         <w:keepLines/>
         <w:pageBreakBefore/>
       </w:pPr>
-      <w:bookmarkStart w:id="23" w:name="_Toc243660194"/>
+      <w:bookmarkStart w:id="23" w:name="_Toc243662463"/>
       <w:r>
         <w:lastRenderedPageBreak/>
         <w:t>6 Conclusion</w:t>
@@ -16485,7 +16580,7 @@
         <w:keepLines/>
         <w:pageBreakBefore/>
       </w:pPr>
-      <w:bookmarkStart w:id="24" w:name="_Toc243660195"/>
+      <w:bookmarkStart w:id="24" w:name="_Toc243662464"/>
       <w:r>
         <w:lastRenderedPageBreak/>
         <w:t>7 Appendix A. Result files</w:t>
@@ -16756,10 +16851,10 @@
 <file path=word/numbering.xml><?xml version="1.0" encoding="utf-8"?>
 <w:numbering xmlns:wpc="http://schemas.microsoft.com/office/word/2010/wordprocessingCanvas" xmlns:cx="http://schemas.microsoft.com/office/drawing/2014/chartex" xmlns:cx1="http://schemas.microsoft.com/office/drawing/2015/9/8/chartex" xmlns:cx2="http://schemas.microsoft.com/office/drawing/2015/10/21/chartex" xmlns:cx3="http://schemas.microsoft.com/office/drawing/2016/5/9/chartex" xmlns:cx4="http://schemas.microsoft.com/office/drawing/2016/5/10/chartex" xmlns:cx5="http://schemas.microsoft.com/office/drawing/2016/5/11/chartex" xmlns:cx6="http://schemas.microsoft.com/office/drawing/2016/5/12/chartex" xmlns:cx7="http://schemas.microsoft.com/office/drawing/2016/5/13/chartex" xmlns:cx8="http://schemas.microsoft.com/office/drawing/2016/5/14/chartex" xmlns:mc="http://schemas.openxmlformats.org/markup-compatibility/2006" xmlns:aink="http://schemas.microsoft.com/office/drawing/2016/ink" xmlns:am3d="http://schemas.microsoft.com/office/drawing/2017/model3d" xmlns:o="urn:schemas-microsoft-com:office:office" xmlns:oel="http://schemas.microsoft.com/office/2019/extlst" xmlns:r="http://schemas.openxmlformats.org/officeDocument/2006/relationships" xmlns:m="http://schemas.openxmlformats.org/officeDocument/2006/math" xmlns:v="urn:schemas-microsoft-com:vml" xmlns:wp14="http://schemas.microsoft.com/office/word/2010/wordprocessingDrawing" xmlns:wp="http://schemas.openxmlformats.org/drawingml/2006/wordprocessingDrawing" xmlns:w10="urn:schemas-microsoft-com:office:word" xmlns:w="http://schemas.openxmlformats.org/wordprocessingml/2006/main" xmlns:w14="http://schemas.microsoft.com/office/word/2010/wordml" xmlns:w15="http://schemas.microsoft.com/office/word/2012/wordml" xmlns:w16cex="http://schemas.microsoft.com/office/word/2018/wordml/cex" xmlns:w16cid="http://schemas.microsoft.com/office/word/2016/wordml/cid" xmlns:w16="http://schemas.microsoft.com/office/word/2018/wordml" xmlns:w16du="http://schemas.microsoft.com/office/word/2023/wordml/word16du" xmlns:w16sdtdh="http://schemas.microsoft.com/office/word/2020/wordml/sdtdatahash" xmlns:w16sdtfl="http://schemas.microsoft.com/office/word/2024/wordml/sdtformatlock" xmlns:w16se="http://schemas.microsoft.com/office/word/2015/wordml/symex" xmlns:wpg="http://schemas.microsoft.com/office/word/2010/wordprocessingGroup" xmlns:wpi="http://schemas.microsoft.com/office/word/2010/wordprocessingInk" xmlns:wne="http://schemas.microsoft.com/office/word/2006/wordml" xmlns:wps="http://schemas.microsoft.com/office/word/2010/wordprocessingShape" mc:Ignorable="w14 w15 w16se w16cid w16 w16cex w16sdtdh w16sdtfl w16du wp14">
   <w:abstractNum w:abstractNumId="0" w15:restartNumberingAfterBreak="0">
-    <w:nsid w:val="2F29632B"/>
+    <w:nsid w:val="37660614"/>
     <w:multiLevelType w:val="hybridMultilevel"/>
-    <w:tmpl w:val="47B08F96"/>
-    <w:lvl w:ilvl="0" w:tplc="0E7ADF78" w:tentative="1">
+    <w:tmpl w:val="D33636AE"/>
+    <w:lvl w:ilvl="0" w:tplc="265E3652" w:tentative="1">
       <w:start w:val="1"/>
       <w:numFmt w:val="decimal"/>
       <w:lvlText w:val="%1."/>
@@ -16768,7 +16863,7 @@
         <w:ind w:left="720" w:hanging="360"/>
       </w:pPr>
     </w:lvl>
-    <w:lvl w:ilvl="1" w:tplc="A484ED10" w:tentative="1">
+    <w:lvl w:ilvl="1" w:tplc="5EF444D0" w:tentative="1">
       <w:start w:val="1"/>
       <w:numFmt w:val="lowerLetter"/>
       <w:lvlText w:val="%2."/>
@@ -16777,7 +16872,7 @@
         <w:ind w:left="1080" w:hanging="360"/>
       </w:pPr>
     </w:lvl>
-    <w:lvl w:ilvl="2" w:tplc="032E43AC" w:tentative="1">
+    <w:lvl w:ilvl="2" w:tplc="48E26794" w:tentative="1">
       <w:start w:val="1"/>
       <w:numFmt w:val="lowerRoman"/>
       <w:lvlText w:val="%3."/>
@@ -16786,104 +16881,42 @@
         <w:ind w:left="1440" w:hanging="360"/>
       </w:pPr>
     </w:lvl>
-    <w:lvl w:ilvl="3" w:tplc="6BCCC92E">
+    <w:lvl w:ilvl="3" w:tplc="12E65300">
       <w:numFmt w:val="decimal"/>
       <w:lvlText w:val=""/>
       <w:lvlJc w:val="left"/>
     </w:lvl>
-    <w:lvl w:ilvl="4" w:tplc="9F169FFA">
+    <w:lvl w:ilvl="4" w:tplc="8F623874">
       <w:numFmt w:val="decimal"/>
       <w:lvlText w:val=""/>
       <w:lvlJc w:val="left"/>
     </w:lvl>
-    <w:lvl w:ilvl="5" w:tplc="D018A760">
+    <w:lvl w:ilvl="5" w:tplc="09684A46">
       <w:numFmt w:val="decimal"/>
       <w:lvlText w:val=""/>
       <w:lvlJc w:val="left"/>
     </w:lvl>
-    <w:lvl w:ilvl="6" w:tplc="BEF8C832">
+    <w:lvl w:ilvl="6" w:tplc="E376A4B4">
       <w:numFmt w:val="decimal"/>
       <w:lvlText w:val=""/>
       <w:lvlJc w:val="left"/>
     </w:lvl>
-    <w:lvl w:ilvl="7" w:tplc="CAA6FE3A">
+    <w:lvl w:ilvl="7" w:tplc="13EA6A86">
       <w:numFmt w:val="decimal"/>
       <w:lvlText w:val=""/>
       <w:lvlJc w:val="left"/>
     </w:lvl>
-    <w:lvl w:ilvl="8" w:tplc="849856C4">
+    <w:lvl w:ilvl="8" w:tplc="34F60C60">
       <w:numFmt w:val="decimal"/>
       <w:lvlText w:val=""/>
       <w:lvlJc w:val="left"/>
     </w:lvl>
   </w:abstractNum>
   <w:abstractNum w:abstractNumId="1" w15:restartNumberingAfterBreak="0">
-    <w:nsid w:val="4D6D0A0B"/>
+    <w:nsid w:val="46B4237F"/>
     <w:multiLevelType w:val="hybridMultilevel"/>
-    <w:tmpl w:val="101093C8"/>
-    <w:lvl w:ilvl="0" w:tplc="D84A2D7A">
-      <w:start w:val="1"/>
-      <w:numFmt w:val="bullet"/>
-      <w:lvlText w:val="•"/>
-      <w:lvlJc w:val="left"/>
-      <w:pPr>
-        <w:ind w:left="720" w:hanging="280"/>
-      </w:pPr>
-    </w:lvl>
-    <w:lvl w:ilvl="1" w:tplc="EF4850FE" w:tentative="1">
-      <w:start w:val="1"/>
-      <w:numFmt w:val="bullet"/>
-      <w:lvlText w:val="–"/>
-      <w:lvlJc w:val="left"/>
-      <w:pPr>
-        <w:ind w:left="1080" w:hanging="280"/>
-      </w:pPr>
-    </w:lvl>
-    <w:lvl w:ilvl="2" w:tplc="972CEB2C" w:tentative="1">
-      <w:start w:val="1"/>
-      <w:numFmt w:val="bullet"/>
-      <w:lvlText w:val="▪"/>
-      <w:lvlJc w:val="left"/>
-      <w:pPr>
-        <w:ind w:left="1440" w:hanging="280"/>
-      </w:pPr>
-    </w:lvl>
-    <w:lvl w:ilvl="3" w:tplc="B11C07A0">
-      <w:numFmt w:val="decimal"/>
-      <w:lvlText w:val=""/>
-      <w:lvlJc w:val="left"/>
-    </w:lvl>
-    <w:lvl w:ilvl="4" w:tplc="017A06D6">
-      <w:numFmt w:val="decimal"/>
-      <w:lvlText w:val=""/>
-      <w:lvlJc w:val="left"/>
-    </w:lvl>
-    <w:lvl w:ilvl="5" w:tplc="9190A7FE">
-      <w:numFmt w:val="decimal"/>
-      <w:lvlText w:val=""/>
-      <w:lvlJc w:val="left"/>
-    </w:lvl>
-    <w:lvl w:ilvl="6" w:tplc="59989850">
-      <w:numFmt w:val="decimal"/>
-      <w:lvlText w:val=""/>
-      <w:lvlJc w:val="left"/>
-    </w:lvl>
-    <w:lvl w:ilvl="7" w:tplc="AF1C7942">
-      <w:numFmt w:val="decimal"/>
-      <w:lvlText w:val=""/>
-      <w:lvlJc w:val="left"/>
-    </w:lvl>
-    <w:lvl w:ilvl="8" w:tplc="69067622">
-      <w:numFmt w:val="decimal"/>
-      <w:lvlText w:val=""/>
-      <w:lvlJc w:val="left"/>
-    </w:lvl>
-  </w:abstractNum>
-  <w:abstractNum w:abstractNumId="2" w15:restartNumberingAfterBreak="0">
-    <w:nsid w:val="6C874138"/>
-    <w:multiLevelType w:val="hybridMultilevel"/>
-    <w:tmpl w:val="72A22C56"/>
-    <w:lvl w:ilvl="0" w:tplc="2B083C9A" w:tentative="1">
+    <w:tmpl w:val="EF202E64"/>
+    <w:lvl w:ilvl="0" w:tplc="3412FF84" w:tentative="1">
       <w:start w:val="1"/>
       <w:numFmt w:val="bullet"/>
       <w:lvlText w:val="●"/>
@@ -16892,7 +16925,7 @@
         <w:ind w:left="720" w:hanging="360"/>
       </w:pPr>
     </w:lvl>
-    <w:lvl w:ilvl="1" w:tplc="2E58458E" w:tentative="1">
+    <w:lvl w:ilvl="1" w:tplc="3168D6F2" w:tentative="1">
       <w:start w:val="1"/>
       <w:numFmt w:val="bullet"/>
       <w:lvlText w:val="○"/>
@@ -16901,7 +16934,7 @@
         <w:ind w:left="1440" w:hanging="360"/>
       </w:pPr>
     </w:lvl>
-    <w:lvl w:ilvl="2" w:tplc="CEAC59DC" w:tentative="1">
+    <w:lvl w:ilvl="2" w:tplc="9806990A" w:tentative="1">
       <w:start w:val="1"/>
       <w:numFmt w:val="bullet"/>
       <w:lvlText w:val="■"/>
@@ -16910,7 +16943,7 @@
         <w:ind w:left="2160" w:hanging="360"/>
       </w:pPr>
     </w:lvl>
-    <w:lvl w:ilvl="3" w:tplc="A31A84F8" w:tentative="1">
+    <w:lvl w:ilvl="3" w:tplc="7F405F54" w:tentative="1">
       <w:start w:val="1"/>
       <w:numFmt w:val="bullet"/>
       <w:lvlText w:val="●"/>
@@ -16919,7 +16952,7 @@
         <w:ind w:left="2880" w:hanging="360"/>
       </w:pPr>
     </w:lvl>
-    <w:lvl w:ilvl="4" w:tplc="A41C6516" w:tentative="1">
+    <w:lvl w:ilvl="4" w:tplc="A4108BF2" w:tentative="1">
       <w:start w:val="1"/>
       <w:numFmt w:val="bullet"/>
       <w:lvlText w:val="○"/>
@@ -16928,7 +16961,7 @@
         <w:ind w:left="3600" w:hanging="360"/>
       </w:pPr>
     </w:lvl>
-    <w:lvl w:ilvl="5" w:tplc="96BC439A" w:tentative="1">
+    <w:lvl w:ilvl="5" w:tplc="50064D52" w:tentative="1">
       <w:start w:val="1"/>
       <w:numFmt w:val="bullet"/>
       <w:lvlText w:val="■"/>
@@ -16937,7 +16970,7 @@
         <w:ind w:left="4320" w:hanging="360"/>
       </w:pPr>
     </w:lvl>
-    <w:lvl w:ilvl="6" w:tplc="F096679C" w:tentative="1">
+    <w:lvl w:ilvl="6" w:tplc="CC1A97F4" w:tentative="1">
       <w:start w:val="1"/>
       <w:numFmt w:val="bullet"/>
       <w:lvlText w:val="●"/>
@@ -16946,7 +16979,7 @@
         <w:ind w:left="5040" w:hanging="360"/>
       </w:pPr>
     </w:lvl>
-    <w:lvl w:ilvl="7" w:tplc="4BFA1F22" w:tentative="1">
+    <w:lvl w:ilvl="7" w:tplc="011A86C6" w:tentative="1">
       <w:start w:val="1"/>
       <w:numFmt w:val="bullet"/>
       <w:lvlText w:val="●"/>
@@ -16955,7 +16988,7 @@
         <w:ind w:left="5760" w:hanging="360"/>
       </w:pPr>
     </w:lvl>
-    <w:lvl w:ilvl="8" w:tplc="B4884C04" w:tentative="1">
+    <w:lvl w:ilvl="8" w:tplc="D68667E0" w:tentative="1">
       <w:start w:val="1"/>
       <w:numFmt w:val="bullet"/>
       <w:lvlText w:val="●"/>
@@ -16965,14 +16998,76 @@
       </w:pPr>
     </w:lvl>
   </w:abstractNum>
-  <w:num w:numId="1" w16cid:durableId="783767189">
-    <w:abstractNumId w:val="2"/>
+  <w:abstractNum w:abstractNumId="2" w15:restartNumberingAfterBreak="0">
+    <w:nsid w:val="59666B19"/>
+    <w:multiLevelType w:val="hybridMultilevel"/>
+    <w:tmpl w:val="CFCC6C08"/>
+    <w:lvl w:ilvl="0" w:tplc="0B58755C">
+      <w:start w:val="1"/>
+      <w:numFmt w:val="bullet"/>
+      <w:lvlText w:val="•"/>
+      <w:lvlJc w:val="left"/>
+      <w:pPr>
+        <w:ind w:left="720" w:hanging="280"/>
+      </w:pPr>
+    </w:lvl>
+    <w:lvl w:ilvl="1" w:tplc="D1BEDC38" w:tentative="1">
+      <w:start w:val="1"/>
+      <w:numFmt w:val="bullet"/>
+      <w:lvlText w:val="–"/>
+      <w:lvlJc w:val="left"/>
+      <w:pPr>
+        <w:ind w:left="1080" w:hanging="280"/>
+      </w:pPr>
+    </w:lvl>
+    <w:lvl w:ilvl="2" w:tplc="DABA9FFE" w:tentative="1">
+      <w:start w:val="1"/>
+      <w:numFmt w:val="bullet"/>
+      <w:lvlText w:val="▪"/>
+      <w:lvlJc w:val="left"/>
+      <w:pPr>
+        <w:ind w:left="1440" w:hanging="280"/>
+      </w:pPr>
+    </w:lvl>
+    <w:lvl w:ilvl="3" w:tplc="4028C1A0">
+      <w:numFmt w:val="decimal"/>
+      <w:lvlText w:val=""/>
+      <w:lvlJc w:val="left"/>
+    </w:lvl>
+    <w:lvl w:ilvl="4" w:tplc="CFC41E08">
+      <w:numFmt w:val="decimal"/>
+      <w:lvlText w:val=""/>
+      <w:lvlJc w:val="left"/>
+    </w:lvl>
+    <w:lvl w:ilvl="5" w:tplc="64626C5C">
+      <w:numFmt w:val="decimal"/>
+      <w:lvlText w:val=""/>
+      <w:lvlJc w:val="left"/>
+    </w:lvl>
+    <w:lvl w:ilvl="6" w:tplc="93C0A7DA">
+      <w:numFmt w:val="decimal"/>
+      <w:lvlText w:val=""/>
+      <w:lvlJc w:val="left"/>
+    </w:lvl>
+    <w:lvl w:ilvl="7" w:tplc="E42CF05C">
+      <w:numFmt w:val="decimal"/>
+      <w:lvlText w:val=""/>
+      <w:lvlJc w:val="left"/>
+    </w:lvl>
+    <w:lvl w:ilvl="8" w:tplc="979A56EA">
+      <w:numFmt w:val="decimal"/>
+      <w:lvlText w:val=""/>
+      <w:lvlJc w:val="left"/>
+    </w:lvl>
+  </w:abstractNum>
+  <w:num w:numId="1" w16cid:durableId="1208222092">
+    <w:abstractNumId w:val="1"/>
     <w:lvlOverride w:ilvl="0">
       <w:startOverride w:val="1"/>
     </w:lvlOverride>
   </w:num>
-  <w:num w:numId="2" w16cid:durableId="1246570843">
-    <w:abstractNumId w:val="1"/>
+  <w:num w:numId="2" w16cid:durableId="1157645988">
+    <w:abstractNumId w:val="2"/>
     <w:lvlOverride w:ilvl="0">
       <w:startOverride w:val="1"/>
     </w:lvlOverride>
@@ -17676,7 +17771,7 @@
     <w:autoRedefine/>
     <w:uiPriority w:val="39"/>
     <w:unhideWhenUsed/>
-    <w:rsid w:val="001E01F1"/>
+    <w:rsid w:val="00E5278E"/>
     <w:pPr>
       <w:spacing w:after="100"/>
     </w:pPr>
@@ -17688,7 +17783,7 @@
     <w:autoRedefine/>
     <w:uiPriority w:val="39"/>
     <w:unhideWhenUsed/>
-    <w:rsid w:val="001E01F1"/>
+    <w:rsid w:val="00E5278E"/>
     <w:pPr>
       <w:spacing w:after="100"/>
       <w:ind w:left="210"/>
@@ -17700,7 +17795,7 @@
     <w:next w:val="Normal"/>
     <w:uiPriority w:val="99"/>
     <w:unhideWhenUsed/>
-    <w:rsid w:val="001E01F1"/>
+    <w:rsid w:val="00E5278E"/>
   </w:style>
 </w:styles>
 </file>

--- a/docs/08-test-plan/ZP-DOC-08_Test-Summary-Report.docx
+++ b/docs/08-test-plan/ZP-DOC-08_Test-Summary-Report.docx
@@ -2423,7 +2423,7 @@
     <w:sdt>
       <w:sdtPr>
         <w:alias w:val="Contents"/>
-        <w:id w:val="1515573292"/>
+        <w:id w:val="-1670791544"/>
       </w:sdtPr>
       <w:sdtEndPr/>
       <w:sdtContent>
@@ -2452,7 +2452,7 @@
           <w:r>
             <w:fldChar w:fldCharType="separate"/>
           </w:r>
-          <w:hyperlink w:anchor="_Toc243662449" w:history="1">
+          <w:hyperlink w:anchor="_Toc243666913" w:history="1">
             <w:r>
               <w:rPr>
                 <w:rStyle w:val="Hyperlink"/>
@@ -2476,7 +2476,7 @@
               <w:rPr>
                 <w:noProof/>
               </w:rPr>
-              <w:instrText xml:space="preserve"> PAGEREF _Toc243662449 \h </w:instrText>
+              <w:instrText xml:space="preserve"> PAGEREF _Toc243666913 \h </w:instrText>
             </w:r>
             <w:r>
               <w:rPr>
@@ -2519,7 +2519,7 @@
               <w14:ligatures w14:val="standardContextual"/>
             </w:rPr>
           </w:pPr>
-          <w:hyperlink w:anchor="_Toc243662450" w:history="1">
+          <w:hyperlink w:anchor="_Toc243666914" w:history="1">
             <w:r>
               <w:rPr>
                 <w:rStyle w:val="Hyperlink"/>
@@ -2543,7 +2543,7 @@
               <w:rPr>
                 <w:noProof/>
               </w:rPr>
-              <w:instrText xml:space="preserve"> PAGEREF _Toc243662450 \h </w:instrText>
+              <w:instrText xml:space="preserve"> PAGEREF _Toc243666914 \h </w:instrText>
             </w:r>
             <w:r>
               <w:rPr>
@@ -2586,7 +2586,7 @@
               <w14:ligatures w14:val="standardContextual"/>
             </w:rPr>
           </w:pPr>
-          <w:hyperlink w:anchor="_Toc243662451" w:history="1">
+          <w:hyperlink w:anchor="_Toc243666915" w:history="1">
             <w:r>
               <w:rPr>
                 <w:rStyle w:val="Hyperlink"/>
@@ -2610,7 +2610,7 @@
               <w:rPr>
                 <w:noProof/>
               </w:rPr>
-              <w:instrText xml:space="preserve"> PAGEREF _Toc243662451 \h </w:instrText>
+              <w:instrText xml:space="preserve"> PAGEREF _Toc243666915 \h </w:instrText>
             </w:r>
             <w:r>
               <w:rPr>
@@ -2653,7 +2653,7 @@
               <w14:ligatures w14:val="standardContextual"/>
             </w:rPr>
           </w:pPr>
-          <w:hyperlink w:anchor="_Toc243662452" w:history="1">
+          <w:hyperlink w:anchor="_Toc243666916" w:history="1">
             <w:r>
               <w:rPr>
                 <w:rStyle w:val="Hyperlink"/>
@@ -2677,7 +2677,7 @@
               <w:rPr>
                 <w:noProof/>
               </w:rPr>
-              <w:instrText xml:space="preserve"> PAGEREF _Toc243662452 \h </w:instrText>
+              <w:instrText xml:space="preserve"> PAGEREF _Toc243666916 \h </w:instrText>
             </w:r>
             <w:r>
               <w:rPr>
@@ -2720,7 +2720,7 @@
               <w14:ligatures w14:val="standardContextual"/>
             </w:rPr>
           </w:pPr>
-          <w:hyperlink w:anchor="_Toc243662453" w:history="1">
+          <w:hyperlink w:anchor="_Toc243666917" w:history="1">
             <w:r>
               <w:rPr>
                 <w:rStyle w:val="Hyperlink"/>
@@ -2744,7 +2744,7 @@
               <w:rPr>
                 <w:noProof/>
               </w:rPr>
-              <w:instrText xml:space="preserve"> PAGEREF _Toc243662453 \h </w:instrText>
+              <w:instrText xml:space="preserve"> PAGEREF _Toc243666917 \h </w:instrText>
             </w:r>
             <w:r>
               <w:rPr>
@@ -2787,7 +2787,7 @@
               <w14:ligatures w14:val="standardContextual"/>
             </w:rPr>
           </w:pPr>
-          <w:hyperlink w:anchor="_Toc243662454" w:history="1">
+          <w:hyperlink w:anchor="_Toc243666918" w:history="1">
             <w:r>
               <w:rPr>
                 <w:rStyle w:val="Hyperlink"/>
@@ -2811,7 +2811,7 @@
               <w:rPr>
                 <w:noProof/>
               </w:rPr>
-              <w:instrText xml:space="preserve"> PAGEREF _Toc243662454 \h </w:instrText>
+              <w:instrText xml:space="preserve"> PAGEREF _Toc243666918 \h </w:instrText>
             </w:r>
             <w:r>
               <w:rPr>
@@ -2854,7 +2854,7 @@
               <w14:ligatures w14:val="standardContextual"/>
             </w:rPr>
           </w:pPr>
-          <w:hyperlink w:anchor="_Toc243662455" w:history="1">
+          <w:hyperlink w:anchor="_Toc243666919" w:history="1">
             <w:r>
               <w:rPr>
                 <w:rStyle w:val="Hyperlink"/>
@@ -2878,7 +2878,7 @@
               <w:rPr>
                 <w:noProof/>
               </w:rPr>
-              <w:instrText xml:space="preserve"> PAGEREF _Toc243662455 \h </w:instrText>
+              <w:instrText xml:space="preserve"> PAGEREF _Toc243666919 \h </w:instrText>
             </w:r>
             <w:r>
               <w:rPr>
@@ -2921,7 +2921,7 @@
               <w14:ligatures w14:val="standardContextual"/>
             </w:rPr>
           </w:pPr>
-          <w:hyperlink w:anchor="_Toc243662456" w:history="1">
+          <w:hyperlink w:anchor="_Toc243666920" w:history="1">
             <w:r>
               <w:rPr>
                 <w:rStyle w:val="Hyperlink"/>
@@ -2945,7 +2945,7 @@
               <w:rPr>
                 <w:noProof/>
               </w:rPr>
-              <w:instrText xml:space="preserve"> PAGEREF _Toc243662456 \h </w:instrText>
+              <w:instrText xml:space="preserve"> PAGEREF _Toc243666920 \h </w:instrText>
             </w:r>
             <w:r>
               <w:rPr>
@@ -2988,7 +2988,7 @@
               <w14:ligatures w14:val="standardContextual"/>
             </w:rPr>
           </w:pPr>
-          <w:hyperlink w:anchor="_Toc243662457" w:history="1">
+          <w:hyperlink w:anchor="_Toc243666921" w:history="1">
             <w:r>
               <w:rPr>
                 <w:rStyle w:val="Hyperlink"/>
@@ -3012,7 +3012,7 @@
               <w:rPr>
                 <w:noProof/>
               </w:rPr>
-              <w:instrText xml:space="preserve"> PAGEREF _Toc243662457 \h </w:instrText>
+              <w:instrText xml:space="preserve"> PAGEREF _Toc243666921 \h </w:instrText>
             </w:r>
             <w:r>
               <w:rPr>
@@ -3055,7 +3055,7 @@
               <w14:ligatures w14:val="standardContextual"/>
             </w:rPr>
           </w:pPr>
-          <w:hyperlink w:anchor="_Toc243662458" w:history="1">
+          <w:hyperlink w:anchor="_Toc243666922" w:history="1">
             <w:r>
               <w:rPr>
                 <w:rStyle w:val="Hyperlink"/>
@@ -3079,7 +3079,7 @@
               <w:rPr>
                 <w:noProof/>
               </w:rPr>
-              <w:instrText xml:space="preserve"> PAGEREF _Toc243662458 \h </w:instrText>
+              <w:instrText xml:space="preserve"> PAGEREF _Toc243666922 \h </w:instrText>
             </w:r>
             <w:r>
               <w:rPr>
@@ -3122,7 +3122,7 @@
               <w14:ligatures w14:val="standardContextual"/>
             </w:rPr>
           </w:pPr>
-          <w:hyperlink w:anchor="_Toc243662459" w:history="1">
+          <w:hyperlink w:anchor="_Toc243666923" w:history="1">
             <w:r>
               <w:rPr>
                 <w:rStyle w:val="Hyperlink"/>
@@ -3146,7 +3146,7 @@
               <w:rPr>
                 <w:noProof/>
               </w:rPr>
-              <w:instrText xml:space="preserve"> PAGEREF _Toc243662459 \h </w:instrText>
+              <w:instrText xml:space="preserve"> PAGEREF _Toc243666923 \h </w:instrText>
             </w:r>
             <w:r>
               <w:rPr>
@@ -3189,7 +3189,7 @@
               <w14:ligatures w14:val="standardContextual"/>
             </w:rPr>
           </w:pPr>
-          <w:hyperlink w:anchor="_Toc243662460" w:history="1">
+          <w:hyperlink w:anchor="_Toc243666924" w:history="1">
             <w:r>
               <w:rPr>
                 <w:rStyle w:val="Hyperlink"/>
@@ -3213,7 +3213,7 @@
               <w:rPr>
                 <w:noProof/>
               </w:rPr>
-              <w:instrText xml:space="preserve"> PAGEREF _Toc243662460 \h </w:instrText>
+              <w:instrText xml:space="preserve"> PAGEREF _Toc243666924 \h </w:instrText>
             </w:r>
             <w:r>
               <w:rPr>
@@ -3256,7 +3256,7 @@
               <w14:ligatures w14:val="standardContextual"/>
             </w:rPr>
           </w:pPr>
-          <w:hyperlink w:anchor="_Toc243662461" w:history="1">
+          <w:hyperlink w:anchor="_Toc243666925" w:history="1">
             <w:r>
               <w:rPr>
                 <w:rStyle w:val="Hyperlink"/>
@@ -3280,7 +3280,7 @@
               <w:rPr>
                 <w:noProof/>
               </w:rPr>
-              <w:instrText xml:space="preserve"> PAGEREF _Toc243662461 \h </w:instrText>
+              <w:instrText xml:space="preserve"> PAGEREF _Toc243666925 \h </w:instrText>
             </w:r>
             <w:r>
               <w:rPr>
@@ -3323,7 +3323,7 @@
               <w14:ligatures w14:val="standardContextual"/>
             </w:rPr>
           </w:pPr>
-          <w:hyperlink w:anchor="_Toc243662462" w:history="1">
+          <w:hyperlink w:anchor="_Toc243666926" w:history="1">
             <w:r>
               <w:rPr>
                 <w:rStyle w:val="Hyperlink"/>
@@ -3347,7 +3347,7 @@
               <w:rPr>
                 <w:noProof/>
               </w:rPr>
-              <w:instrText xml:space="preserve"> PAGEREF _Toc243662462 \h </w:instrText>
+              <w:instrText xml:space="preserve"> PAGEREF _Toc243666926 \h </w:instrText>
             </w:r>
             <w:r>
               <w:rPr>
@@ -3390,7 +3390,7 @@
               <w14:ligatures w14:val="standardContextual"/>
             </w:rPr>
           </w:pPr>
-          <w:hyperlink w:anchor="_Toc243662463" w:history="1">
+          <w:hyperlink w:anchor="_Toc243666927" w:history="1">
             <w:r>
               <w:rPr>
                 <w:rStyle w:val="Hyperlink"/>
@@ -3414,7 +3414,7 @@
               <w:rPr>
                 <w:noProof/>
               </w:rPr>
-              <w:instrText xml:space="preserve"> PAGEREF _Toc243662463 \h </w:instrText>
+              <w:instrText xml:space="preserve"> PAGEREF _Toc243666927 \h </w:instrText>
             </w:r>
             <w:r>
               <w:rPr>
@@ -3457,7 +3457,7 @@
               <w14:ligatures w14:val="standardContextual"/>
             </w:rPr>
           </w:pPr>
-          <w:hyperlink w:anchor="_Toc243662464" w:history="1">
+          <w:hyperlink w:anchor="_Toc243666928" w:history="1">
             <w:r>
               <w:rPr>
                 <w:rStyle w:val="Hyperlink"/>
@@ -3481,7 +3481,7 @@
               <w:rPr>
                 <w:noProof/>
               </w:rPr>
-              <w:instrText xml:space="preserve"> PAGEREF _Toc243662464 \h </w:instrText>
+              <w:instrText xml:space="preserve"> PAGEREF _Toc243666928 \h </w:instrText>
             </w:r>
             <w:r>
               <w:rPr>
@@ -3527,7 +3527,7 @@
     <w:sdt>
       <w:sdtPr>
         <w:alias w:val="Tables"/>
-        <w:id w:val="-2045593828"/>
+        <w:id w:val="-633027440"/>
       </w:sdtPr>
       <w:sdtEndPr/>
       <w:sdtContent>
@@ -3556,7 +3556,7 @@
           <w:r>
             <w:fldChar w:fldCharType="separate"/>
           </w:r>
-          <w:hyperlink w:anchor="_Toc243662465" w:history="1">
+          <w:hyperlink w:anchor="_Toc243666929" w:history="1">
             <w:r>
               <w:rPr>
                 <w:rStyle w:val="Hyperlink"/>
@@ -3580,7 +3580,7 @@
               <w:rPr>
                 <w:noProof/>
               </w:rPr>
-              <w:instrText xml:space="preserve"> PAGEREF _Toc243662465 \h </w:instrText>
+              <w:instrText xml:space="preserve"> PAGEREF _Toc243666929 \h </w:instrText>
             </w:r>
             <w:r>
               <w:rPr>
@@ -3623,7 +3623,7 @@
               <w14:ligatures w14:val="standardContextual"/>
             </w:rPr>
           </w:pPr>
-          <w:hyperlink w:anchor="_Toc243662466" w:history="1">
+          <w:hyperlink w:anchor="_Toc243666930" w:history="1">
             <w:r>
               <w:rPr>
                 <w:rStyle w:val="Hyperlink"/>
@@ -3647,7 +3647,7 @@
               <w:rPr>
                 <w:noProof/>
               </w:rPr>
-              <w:instrText xml:space="preserve"> PAGEREF _Toc243662466 \h </w:instrText>
+              <w:instrText xml:space="preserve"> PAGEREF _Toc243666930 \h </w:instrText>
             </w:r>
             <w:r>
               <w:rPr>
@@ -3690,7 +3690,7 @@
               <w14:ligatures w14:val="standardContextual"/>
             </w:rPr>
           </w:pPr>
-          <w:hyperlink w:anchor="_Toc243662467" w:history="1">
+          <w:hyperlink w:anchor="_Toc243666931" w:history="1">
             <w:r>
               <w:rPr>
                 <w:rStyle w:val="Hyperlink"/>
@@ -3714,7 +3714,7 @@
               <w:rPr>
                 <w:noProof/>
               </w:rPr>
-              <w:instrText xml:space="preserve"> PAGEREF _Toc243662467 \h </w:instrText>
+              <w:instrText xml:space="preserve"> PAGEREF _Toc243666931 \h </w:instrText>
             </w:r>
             <w:r>
               <w:rPr>
@@ -3757,7 +3757,7 @@
               <w14:ligatures w14:val="standardContextual"/>
             </w:rPr>
           </w:pPr>
-          <w:hyperlink w:anchor="_Toc243662468" w:history="1">
+          <w:hyperlink w:anchor="_Toc243666932" w:history="1">
             <w:r>
               <w:rPr>
                 <w:rStyle w:val="Hyperlink"/>
@@ -3781,7 +3781,7 @@
               <w:rPr>
                 <w:noProof/>
               </w:rPr>
-              <w:instrText xml:space="preserve"> PAGEREF _Toc243662468 \h </w:instrText>
+              <w:instrText xml:space="preserve"> PAGEREF _Toc243666932 \h </w:instrText>
             </w:r>
             <w:r>
               <w:rPr>
@@ -3824,7 +3824,7 @@
               <w14:ligatures w14:val="standardContextual"/>
             </w:rPr>
           </w:pPr>
-          <w:hyperlink w:anchor="_Toc243662469" w:history="1">
+          <w:hyperlink w:anchor="_Toc243666933" w:history="1">
             <w:r>
               <w:rPr>
                 <w:rStyle w:val="Hyperlink"/>
@@ -3848,7 +3848,7 @@
               <w:rPr>
                 <w:noProof/>
               </w:rPr>
-              <w:instrText xml:space="preserve"> PAGEREF _Toc243662469 \h </w:instrText>
+              <w:instrText xml:space="preserve"> PAGEREF _Toc243666933 \h </w:instrText>
             </w:r>
             <w:r>
               <w:rPr>
@@ -3891,7 +3891,7 @@
               <w14:ligatures w14:val="standardContextual"/>
             </w:rPr>
           </w:pPr>
-          <w:hyperlink w:anchor="_Toc243662470" w:history="1">
+          <w:hyperlink w:anchor="_Toc243666934" w:history="1">
             <w:r>
               <w:rPr>
                 <w:rStyle w:val="Hyperlink"/>
@@ -3915,7 +3915,7 @@
               <w:rPr>
                 <w:noProof/>
               </w:rPr>
-              <w:instrText xml:space="preserve"> PAGEREF _Toc243662470 \h </w:instrText>
+              <w:instrText xml:space="preserve"> PAGEREF _Toc243666934 \h </w:instrText>
             </w:r>
             <w:r>
               <w:rPr>
@@ -3958,7 +3958,7 @@
               <w14:ligatures w14:val="standardContextual"/>
             </w:rPr>
           </w:pPr>
-          <w:hyperlink w:anchor="_Toc243662471" w:history="1">
+          <w:hyperlink w:anchor="_Toc243666935" w:history="1">
             <w:r>
               <w:rPr>
                 <w:rStyle w:val="Hyperlink"/>
@@ -3982,7 +3982,7 @@
               <w:rPr>
                 <w:noProof/>
               </w:rPr>
-              <w:instrText xml:space="preserve"> PAGEREF _Toc243662471 \h </w:instrText>
+              <w:instrText xml:space="preserve"> PAGEREF _Toc243666935 \h </w:instrText>
             </w:r>
             <w:r>
               <w:rPr>
@@ -4025,7 +4025,7 @@
               <w14:ligatures w14:val="standardContextual"/>
             </w:rPr>
           </w:pPr>
-          <w:hyperlink w:anchor="_Toc243662472" w:history="1">
+          <w:hyperlink w:anchor="_Toc243666936" w:history="1">
             <w:r>
               <w:rPr>
                 <w:rStyle w:val="Hyperlink"/>
@@ -4049,7 +4049,7 @@
               <w:rPr>
                 <w:noProof/>
               </w:rPr>
-              <w:instrText xml:space="preserve"> PAGEREF _Toc243662472 \h </w:instrText>
+              <w:instrText xml:space="preserve"> PAGEREF _Toc243666936 \h </w:instrText>
             </w:r>
             <w:r>
               <w:rPr>
@@ -4092,7 +4092,7 @@
               <w14:ligatures w14:val="standardContextual"/>
             </w:rPr>
           </w:pPr>
-          <w:hyperlink w:anchor="_Toc243662473" w:history="1">
+          <w:hyperlink w:anchor="_Toc243666937" w:history="1">
             <w:r>
               <w:rPr>
                 <w:rStyle w:val="Hyperlink"/>
@@ -4116,7 +4116,7 @@
               <w:rPr>
                 <w:noProof/>
               </w:rPr>
-              <w:instrText xml:space="preserve"> PAGEREF _Toc243662473 \h </w:instrText>
+              <w:instrText xml:space="preserve"> PAGEREF _Toc243666937 \h </w:instrText>
             </w:r>
             <w:r>
               <w:rPr>
@@ -4157,7 +4157,7 @@
         <w:keepLines/>
         <w:pageBreakBefore/>
       </w:pPr>
-      <w:bookmarkStart w:id="0" w:name="_Toc243662449"/>
+      <w:bookmarkStart w:id="0" w:name="_Toc243666913"/>
       <w:r>
         <w:lastRenderedPageBreak/>
         <w:t>1 Introduction</w:t>
@@ -4170,7 +4170,7 @@
         <w:keepNext/>
         <w:keepLines/>
       </w:pPr>
-      <w:bookmarkStart w:id="1" w:name="_Toc243662450"/>
+      <w:bookmarkStart w:id="1" w:name="_Toc243666914"/>
       <w:r>
         <w:t>1.1 Purpose</w:t>
       </w:r>
@@ -4193,7 +4193,7 @@
         <w:keepNext/>
         <w:keepLines/>
       </w:pPr>
-      <w:bookmarkStart w:id="2" w:name="_Toc243662451"/>
+      <w:bookmarkStart w:id="2" w:name="_Toc243666915"/>
       <w:r>
         <w:t>1.2 How the campaign was run</w:t>
       </w:r>
@@ -4237,7 +4237,7 @@
         <w:keepNext/>
         <w:keepLines/>
       </w:pPr>
-      <w:bookmarkStart w:id="3" w:name="_Toc243662452"/>
+      <w:bookmarkStart w:id="3" w:name="_Toc243666916"/>
       <w:r>
         <w:t>1.3 Test environments</w:t>
       </w:r>
@@ -4248,7 +4248,7 @@
         <w:pStyle w:val="Caption"/>
         <w:keepNext/>
       </w:pPr>
-      <w:bookmarkStart w:id="4" w:name="_Toc243662465"/>
+      <w:bookmarkStart w:id="4" w:name="_Toc243666929"/>
       <w:r>
         <w:t xml:space="preserve">Table </w:t>
       </w:r>
@@ -4677,7 +4677,7 @@
         <w:keepLines/>
         <w:pageBreakBefore/>
       </w:pPr>
-      <w:bookmarkStart w:id="5" w:name="_Toc243662453"/>
+      <w:bookmarkStart w:id="5" w:name="_Toc243666917"/>
       <w:r>
         <w:lastRenderedPageBreak/>
         <w:t>2 Results summary</w:t>
@@ -4690,7 +4690,7 @@
         <w:keepNext/>
         <w:keepLines/>
       </w:pPr>
-      <w:bookmarkStart w:id="6" w:name="_Toc243662454"/>
+      <w:bookmarkStart w:id="6" w:name="_Toc243666918"/>
       <w:r>
         <w:t>2.1 Totals</w:t>
       </w:r>
@@ -4701,7 +4701,7 @@
         <w:pStyle w:val="Caption"/>
         <w:keepNext/>
       </w:pPr>
-      <w:bookmarkStart w:id="7" w:name="_Toc243662466"/>
+      <w:bookmarkStart w:id="7" w:name="_Toc243666930"/>
       <w:r>
         <w:t xml:space="preserve">Table </w:t>
       </w:r>
@@ -7724,7 +7724,7 @@
         <w:keepNext/>
         <w:keepLines/>
       </w:pPr>
-      <w:bookmarkStart w:id="8" w:name="_Toc243662455"/>
+      <w:bookmarkStart w:id="8" w:name="_Toc243666919"/>
       <w:r>
         <w:t>2.2 Re-run of 15 October 2026</w:t>
       </w:r>
@@ -7735,7 +7735,7 @@
         <w:pStyle w:val="Caption"/>
         <w:keepNext/>
       </w:pPr>
-      <w:bookmarkStart w:id="9" w:name="_Toc243662467"/>
+      <w:bookmarkStart w:id="9" w:name="_Toc243666931"/>
       <w:r>
         <w:t xml:space="preserve">Table </w:t>
       </w:r>
@@ -8354,7 +8354,7 @@
         <w:pStyle w:val="Caption"/>
         <w:keepNext/>
       </w:pPr>
-      <w:bookmarkStart w:id="10" w:name="_Toc243662468"/>
+      <w:bookmarkStart w:id="10" w:name="_Toc243666932"/>
       <w:r>
         <w:t xml:space="preserve">Table </w:t>
       </w:r>
@@ -9631,7 +9631,7 @@
         <w:keepNext/>
         <w:keepLines/>
       </w:pPr>
-      <w:bookmarkStart w:id="11" w:name="_Toc243662456"/>
+      <w:bookmarkStart w:id="11" w:name="_Toc243666920"/>
       <w:r>
         <w:t>2.3 What the campaign proves</w:t>
       </w:r>
@@ -9642,7 +9642,7 @@
         <w:pStyle w:val="Caption"/>
         <w:keepNext/>
       </w:pPr>
-      <w:bookmarkStart w:id="12" w:name="_Toc243662469"/>
+      <w:bookmarkStart w:id="12" w:name="_Toc243666933"/>
       <w:r>
         <w:t xml:space="preserve">Table </w:t>
       </w:r>
@@ -10504,7 +10504,7 @@
         <w:keepLines/>
         <w:pageBreakBefore/>
       </w:pPr>
-      <w:bookmarkStart w:id="13" w:name="_Toc243662457"/>
+      <w:bookmarkStart w:id="13" w:name="_Toc243666921"/>
       <w:r>
         <w:lastRenderedPageBreak/>
         <w:t>3 Defects and findings</w:t>
@@ -10524,7 +10524,7 @@
         <w:pStyle w:val="Caption"/>
         <w:keepNext/>
       </w:pPr>
-      <w:bookmarkStart w:id="14" w:name="_Toc243662470"/>
+      <w:bookmarkStart w:id="14" w:name="_Toc243666934"/>
       <w:r>
         <w:t xml:space="preserve">Table </w:t>
       </w:r>
@@ -13052,7 +13052,7 @@
         <w:keepNext/>
         <w:keepLines/>
       </w:pPr>
-      <w:bookmarkStart w:id="15" w:name="_Toc243662458"/>
+      <w:bookmarkStart w:id="15" w:name="_Toc243666922"/>
       <w:r>
         <w:t>3.1 Failures that are not application defects</w:t>
       </w:r>
@@ -13063,7 +13063,7 @@
         <w:pStyle w:val="Caption"/>
         <w:keepNext/>
       </w:pPr>
-      <w:bookmarkStart w:id="16" w:name="_Toc243662471"/>
+      <w:bookmarkStart w:id="16" w:name="_Toc243666935"/>
       <w:r>
         <w:t xml:space="preserve">Table </w:t>
       </w:r>
@@ -13444,7 +13444,7 @@
         <w:keepLines/>
         <w:pageBreakBefore/>
       </w:pPr>
-      <w:bookmarkStart w:id="17" w:name="_Toc243662459"/>
+      <w:bookmarkStart w:id="17" w:name="_Toc243666923"/>
       <w:r>
         <w:lastRenderedPageBreak/>
         <w:t>4 Security audit run-1</w:t>
@@ -13457,7 +13457,7 @@
         <w:keepNext/>
         <w:keepLines/>
       </w:pPr>
-      <w:bookmarkStart w:id="18" w:name="_Toc243662460"/>
+      <w:bookmarkStart w:id="18" w:name="_Toc243666924"/>
       <w:r>
         <w:t>4.1 Method</w:t>
       </w:r>
@@ -13500,7 +13500,7 @@
         <w:keepNext/>
         <w:keepLines/>
       </w:pPr>
-      <w:bookmarkStart w:id="19" w:name="_Toc243662461"/>
+      <w:bookmarkStart w:id="19" w:name="_Toc243666925"/>
       <w:r>
         <w:t>4.2 Results</w:t>
       </w:r>
@@ -13511,7 +13511,7 @@
         <w:pStyle w:val="Caption"/>
         <w:keepNext/>
       </w:pPr>
-      <w:bookmarkStart w:id="20" w:name="_Toc243662472"/>
+      <w:bookmarkStart w:id="20" w:name="_Toc243666936"/>
       <w:r>
         <w:t xml:space="preserve">Table </w:t>
       </w:r>
@@ -13865,7 +13865,7 @@
         <w:pStyle w:val="Caption"/>
         <w:keepNext/>
       </w:pPr>
-      <w:bookmarkStart w:id="21" w:name="_Toc243662473"/>
+      <w:bookmarkStart w:id="21" w:name="_Toc243666937"/>
       <w:r>
         <w:t xml:space="preserve">Table </w:t>
       </w:r>
@@ -16455,7 +16455,7 @@
         <w:keepLines/>
         <w:pageBreakBefore/>
       </w:pPr>
-      <w:bookmarkStart w:id="22" w:name="_Toc243662462"/>
+      <w:bookmarkStart w:id="22" w:name="_Toc243666926"/>
       <w:r>
         <w:lastRenderedPageBreak/>
         <w:t>5 Limits of this campaign</w:t>
@@ -16545,7 +16545,7 @@
         <w:keepLines/>
         <w:pageBreakBefore/>
       </w:pPr>
-      <w:bookmarkStart w:id="23" w:name="_Toc243662463"/>
+      <w:bookmarkStart w:id="23" w:name="_Toc243666927"/>
       <w:r>
         <w:lastRenderedPageBreak/>
         <w:t>6 Conclusion</w:t>
@@ -16580,7 +16580,7 @@
         <w:keepLines/>
         <w:pageBreakBefore/>
       </w:pPr>
-      <w:bookmarkStart w:id="24" w:name="_Toc243662464"/>
+      <w:bookmarkStart w:id="24" w:name="_Toc243666928"/>
       <w:r>
         <w:lastRenderedPageBreak/>
         <w:t>7 Appendix A. Result files</w:t>
@@ -16851,72 +16851,72 @@
 <file path=word/numbering.xml><?xml version="1.0" encoding="utf-8"?>
 <w:numbering xmlns:wpc="http://schemas.microsoft.com/office/word/2010/wordprocessingCanvas" xmlns:cx="http://schemas.microsoft.com/office/drawing/2014/chartex" xmlns:cx1="http://schemas.microsoft.com/office/drawing/2015/9/8/chartex" xmlns:cx2="http://schemas.microsoft.com/office/drawing/2015/10/21/chartex" xmlns:cx3="http://schemas.microsoft.com/office/drawing/2016/5/9/chartex" xmlns:cx4="http://schemas.microsoft.com/office/drawing/2016/5/10/chartex" xmlns:cx5="http://schemas.microsoft.com/office/drawing/2016/5/11/chartex" xmlns:cx6="http://schemas.microsoft.com/office/drawing/2016/5/12/chartex" xmlns:cx7="http://schemas.microsoft.com/office/drawing/2016/5/13/chartex" xmlns:cx8="http://schemas.microsoft.com/office/drawing/2016/5/14/chartex" xmlns:mc="http://schemas.openxmlformats.org/markup-compatibility/2006" xmlns:aink="http://schemas.microsoft.com/office/drawing/2016/ink" xmlns:am3d="http://schemas.microsoft.com/office/drawing/2017/model3d" xmlns:o="urn:schemas-microsoft-com:office:office" xmlns:oel="http://schemas.microsoft.com/office/2019/extlst" xmlns:r="http://schemas.openxmlformats.org/officeDocument/2006/relationships" xmlns:m="http://schemas.openxmlformats.org/officeDocument/2006/math" xmlns:v="urn:schemas-microsoft-com:vml" xmlns:wp14="http://schemas.microsoft.com/office/word/2010/wordprocessingDrawing" xmlns:wp="http://schemas.openxmlformats.org/drawingml/2006/wordprocessingDrawing" xmlns:w10="urn:schemas-microsoft-com:office:word" xmlns:w="http://schemas.openxmlformats.org/wordprocessingml/2006/main" xmlns:w14="http://schemas.microsoft.com/office/word/2010/wordml" xmlns:w15="http://schemas.microsoft.com/office/word/2012/wordml" xmlns:w16cex="http://schemas.microsoft.com/office/word/2018/wordml/cex" xmlns:w16cid="http://schemas.microsoft.com/office/word/2016/wordml/cid" xmlns:w16="http://schemas.microsoft.com/office/word/2018/wordml" xmlns:w16du="http://schemas.microsoft.com/office/word/2023/wordml/word16du" xmlns:w16sdtdh="http://schemas.microsoft.com/office/word/2020/wordml/sdtdatahash" xmlns:w16sdtfl="http://schemas.microsoft.com/office/word/2024/wordml/sdtformatlock" xmlns:w16se="http://schemas.microsoft.com/office/word/2015/wordml/symex" xmlns:wpg="http://schemas.microsoft.com/office/word/2010/wordprocessingGroup" xmlns:wpi="http://schemas.microsoft.com/office/word/2010/wordprocessingInk" xmlns:wne="http://schemas.microsoft.com/office/word/2006/wordml" xmlns:wps="http://schemas.microsoft.com/office/word/2010/wordprocessingShape" mc:Ignorable="w14 w15 w16se w16cid w16 w16cex w16sdtdh w16sdtfl w16du wp14">
   <w:abstractNum w:abstractNumId="0" w15:restartNumberingAfterBreak="0">
-    <w:nsid w:val="37660614"/>
+    <w:nsid w:val="15CD1DD9"/>
     <w:multiLevelType w:val="hybridMultilevel"/>
-    <w:tmpl w:val="D33636AE"/>
-    <w:lvl w:ilvl="0" w:tplc="265E3652" w:tentative="1">
+    <w:tmpl w:val="66089BA2"/>
+    <w:lvl w:ilvl="0" w:tplc="303A6B96">
       <w:start w:val="1"/>
-      <w:numFmt w:val="decimal"/>
-      <w:lvlText w:val="%1."/>
+      <w:numFmt w:val="bullet"/>
+      <w:lvlText w:val="•"/>
       <w:lvlJc w:val="left"/>
       <w:pPr>
-        <w:ind w:left="720" w:hanging="360"/>
+        <w:ind w:left="720" w:hanging="280"/>
       </w:pPr>
     </w:lvl>
-    <w:lvl w:ilvl="1" w:tplc="5EF444D0" w:tentative="1">
+    <w:lvl w:ilvl="1" w:tplc="B63C928E" w:tentative="1">
       <w:start w:val="1"/>
-      <w:numFmt w:val="lowerLetter"/>
-      <w:lvlText w:val="%2."/>
+      <w:numFmt w:val="bullet"/>
+      <w:lvlText w:val="–"/>
       <w:lvlJc w:val="left"/>
       <w:pPr>
-        <w:ind w:left="1080" w:hanging="360"/>
+        <w:ind w:left="1080" w:hanging="280"/>
       </w:pPr>
     </w:lvl>
-    <w:lvl w:ilvl="2" w:tplc="48E26794" w:tentative="1">
+    <w:lvl w:ilvl="2" w:tplc="B87027A4" w:tentative="1">
       <w:start w:val="1"/>
-      <w:numFmt w:val="lowerRoman"/>
-      <w:lvlText w:val="%3."/>
+      <w:numFmt w:val="bullet"/>
+      <w:lvlText w:val="▪"/>
       <w:lvlJc w:val="left"/>
       <w:pPr>
-        <w:ind w:left="1440" w:hanging="360"/>
+        <w:ind w:left="1440" w:hanging="280"/>
       </w:pPr>
     </w:lvl>
-    <w:lvl w:ilvl="3" w:tplc="12E65300">
+    <w:lvl w:ilvl="3" w:tplc="216CA7D2">
       <w:numFmt w:val="decimal"/>
       <w:lvlText w:val=""/>
       <w:lvlJc w:val="left"/>
     </w:lvl>
-    <w:lvl w:ilvl="4" w:tplc="8F623874">
+    <w:lvl w:ilvl="4" w:tplc="A7FC020C">
       <w:numFmt w:val="decimal"/>
       <w:lvlText w:val=""/>
       <w:lvlJc w:val="left"/>
     </w:lvl>
-    <w:lvl w:ilvl="5" w:tplc="09684A46">
+    <w:lvl w:ilvl="5" w:tplc="E2BAAAA4">
       <w:numFmt w:val="decimal"/>
       <w:lvlText w:val=""/>
       <w:lvlJc w:val="left"/>
     </w:lvl>
-    <w:lvl w:ilvl="6" w:tplc="E376A4B4">
+    <w:lvl w:ilvl="6" w:tplc="E58CC924">
       <w:numFmt w:val="decimal"/>
       <w:lvlText w:val=""/>
       <w:lvlJc w:val="left"/>
     </w:lvl>
-    <w:lvl w:ilvl="7" w:tplc="13EA6A86">
+    <w:lvl w:ilvl="7" w:tplc="E692FFFA">
       <w:numFmt w:val="decimal"/>
       <w:lvlText w:val=""/>
       <w:lvlJc w:val="left"/>
     </w:lvl>
-    <w:lvl w:ilvl="8" w:tplc="34F60C60">
+    <w:lvl w:ilvl="8" w:tplc="DDF6C788">
       <w:numFmt w:val="decimal"/>
       <w:lvlText w:val=""/>
       <w:lvlJc w:val="left"/>
     </w:lvl>
   </w:abstractNum>
   <w:abstractNum w:abstractNumId="1" w15:restartNumberingAfterBreak="0">
-    <w:nsid w:val="46B4237F"/>
+    <w:nsid w:val="28951406"/>
     <w:multiLevelType w:val="hybridMultilevel"/>
-    <w:tmpl w:val="EF202E64"/>
-    <w:lvl w:ilvl="0" w:tplc="3412FF84" w:tentative="1">
+    <w:tmpl w:val="AE16FFF8"/>
+    <w:lvl w:ilvl="0" w:tplc="72FEDBCA" w:tentative="1">
       <w:start w:val="1"/>
       <w:numFmt w:val="bullet"/>
       <w:lvlText w:val="●"/>
@@ -16925,7 +16925,7 @@
         <w:ind w:left="720" w:hanging="360"/>
       </w:pPr>
     </w:lvl>
-    <w:lvl w:ilvl="1" w:tplc="3168D6F2" w:tentative="1">
+    <w:lvl w:ilvl="1" w:tplc="7562BB40" w:tentative="1">
       <w:start w:val="1"/>
       <w:numFmt w:val="bullet"/>
       <w:lvlText w:val="○"/>
@@ -16934,7 +16934,7 @@
         <w:ind w:left="1440" w:hanging="360"/>
       </w:pPr>
     </w:lvl>
-    <w:lvl w:ilvl="2" w:tplc="9806990A" w:tentative="1">
+    <w:lvl w:ilvl="2" w:tplc="F91A0588" w:tentative="1">
       <w:start w:val="1"/>
       <w:numFmt w:val="bullet"/>
       <w:lvlText w:val="■"/>
@@ -16943,7 +16943,7 @@
         <w:ind w:left="2160" w:hanging="360"/>
       </w:pPr>
     </w:lvl>
-    <w:lvl w:ilvl="3" w:tplc="7F405F54" w:tentative="1">
+    <w:lvl w:ilvl="3" w:tplc="7CF6609C" w:tentative="1">
       <w:start w:val="1"/>
       <w:numFmt w:val="bullet"/>
       <w:lvlText w:val="●"/>
@@ -16952,7 +16952,7 @@
         <w:ind w:left="2880" w:hanging="360"/>
       </w:pPr>
     </w:lvl>
-    <w:lvl w:ilvl="4" w:tplc="A4108BF2" w:tentative="1">
+    <w:lvl w:ilvl="4" w:tplc="AFACD85E" w:tentative="1">
       <w:start w:val="1"/>
       <w:numFmt w:val="bullet"/>
       <w:lvlText w:val="○"/>
@@ -16961,7 +16961,7 @@
         <w:ind w:left="3600" w:hanging="360"/>
       </w:pPr>
     </w:lvl>
-    <w:lvl w:ilvl="5" w:tplc="50064D52" w:tentative="1">
+    <w:lvl w:ilvl="5" w:tplc="1E842DB2" w:tentative="1">
       <w:start w:val="1"/>
       <w:numFmt w:val="bullet"/>
       <w:lvlText w:val="■"/>
@@ -16970,7 +16970,7 @@
         <w:ind w:left="4320" w:hanging="360"/>
       </w:pPr>
     </w:lvl>
-    <w:lvl w:ilvl="6" w:tplc="CC1A97F4" w:tentative="1">
+    <w:lvl w:ilvl="6" w:tplc="49AEF9E0" w:tentative="1">
       <w:start w:val="1"/>
       <w:numFmt w:val="bullet"/>
       <w:lvlText w:val="●"/>
@@ -16979,7 +16979,7 @@
         <w:ind w:left="5040" w:hanging="360"/>
       </w:pPr>
     </w:lvl>
-    <w:lvl w:ilvl="7" w:tplc="011A86C6" w:tentative="1">
+    <w:lvl w:ilvl="7" w:tplc="C380BC22" w:tentative="1">
       <w:start w:val="1"/>
       <w:numFmt w:val="bullet"/>
       <w:lvlText w:val="●"/>
@@ -16988,7 +16988,7 @@
         <w:ind w:left="5760" w:hanging="360"/>
       </w:pPr>
     </w:lvl>
-    <w:lvl w:ilvl="8" w:tplc="D68667E0" w:tentative="1">
+    <w:lvl w:ilvl="8" w:tplc="F7FE6F5A" w:tentative="1">
       <w:start w:val="1"/>
       <w:numFmt w:val="bullet"/>
       <w:lvlText w:val="●"/>
@@ -16999,75 +16999,75 @@
     </w:lvl>
   </w:abstractNum>
   <w:abstractNum w:abstractNumId="2" w15:restartNumberingAfterBreak="0">
-    <w:nsid w:val="59666B19"/>
+    <w:nsid w:val="6CE84F5B"/>
     <w:multiLevelType w:val="hybridMultilevel"/>
-    <w:tmpl w:val="CFCC6C08"/>
-    <w:lvl w:ilvl="0" w:tplc="0B58755C">
+    <w:tmpl w:val="29A28E1E"/>
+    <w:lvl w:ilvl="0" w:tplc="8812B552" w:tentative="1">
       <w:start w:val="1"/>
-      <w:numFmt w:val="bullet"/>
-      <w:lvlText w:val="•"/>
+      <w:numFmt w:val="decimal"/>
+      <w:lvlText w:val="%1."/>
       <w:lvlJc w:val="left"/>
       <w:pPr>
-        <w:ind w:left="720" w:hanging="280"/>
+        <w:ind w:left="720" w:hanging="360"/>
       </w:pPr>
     </w:lvl>
-    <w:lvl w:ilvl="1" w:tplc="D1BEDC38" w:tentative="1">
+    <w:lvl w:ilvl="1" w:tplc="B36486F2" w:tentative="1">
       <w:start w:val="1"/>
-      <w:numFmt w:val="bullet"/>
-      <w:lvlText w:val="–"/>
+      <w:numFmt w:val="lowerLetter"/>
+      <w:lvlText w:val="%2."/>
       <w:lvlJc w:val="left"/>
       <w:pPr>
-        <w:ind w:left="1080" w:hanging="280"/>
+        <w:ind w:left="1080" w:hanging="360"/>
       </w:pPr>
     </w:lvl>
-    <w:lvl w:ilvl="2" w:tplc="DABA9FFE" w:tentative="1">
+    <w:lvl w:ilvl="2" w:tplc="5C50D79C" w:tentative="1">
       <w:start w:val="1"/>
-      <w:numFmt w:val="bullet"/>
-      <w:lvlText w:val="▪"/>
+      <w:numFmt w:val="lowerRoman"/>
+      <w:lvlText w:val="%3."/>
       <w:lvlJc w:val="left"/>
       <w:pPr>
-        <w:ind w:left="1440" w:hanging="280"/>
+        <w:ind w:left="1440" w:hanging="360"/>
       </w:pPr>
     </w:lvl>
-    <w:lvl w:ilvl="3" w:tplc="4028C1A0">
+    <w:lvl w:ilvl="3" w:tplc="14009D8A">
       <w:numFmt w:val="decimal"/>
       <w:lvlText w:val=""/>
       <w:lvlJc w:val="left"/>
     </w:lvl>
-    <w:lvl w:ilvl="4" w:tplc="CFC41E08">
+    <w:lvl w:ilvl="4" w:tplc="56DA7562">
       <w:numFmt w:val="decimal"/>
       <w:lvlText w:val=""/>
       <w:lvlJc w:val="left"/>
     </w:lvl>
-    <w:lvl w:ilvl="5" w:tplc="64626C5C">
+    <w:lvl w:ilvl="5" w:tplc="927AB930">
       <w:numFmt w:val="decimal"/>
       <w:lvlText w:val=""/>
       <w:lvlJc w:val="left"/>
     </w:lvl>
-    <w:lvl w:ilvl="6" w:tplc="93C0A7DA">
+    <w:lvl w:ilvl="6" w:tplc="F3EAFFFC">
       <w:numFmt w:val="decimal"/>
       <w:lvlText w:val=""/>
       <w:lvlJc w:val="left"/>
     </w:lvl>
-    <w:lvl w:ilvl="7" w:tplc="E42CF05C">
+    <w:lvl w:ilvl="7" w:tplc="1ACECD50">
       <w:numFmt w:val="decimal"/>
       <w:lvlText w:val=""/>
       <w:lvlJc w:val="left"/>
     </w:lvl>
-    <w:lvl w:ilvl="8" w:tplc="979A56EA">
+    <w:lvl w:ilvl="8" w:tplc="1826D322">
       <w:numFmt w:val="decimal"/>
       <w:lvlText w:val=""/>
       <w:lvlJc w:val="left"/>
     </w:lvl>
   </w:abstractNum>
-  <w:num w:numId="1" w16cid:durableId="1208222092">
+  <w:num w:numId="1" w16cid:durableId="80684169">
     <w:abstractNumId w:val="1"/>
     <w:lvlOverride w:ilvl="0">
       <w:startOverride w:val="1"/>
     </w:lvlOverride>
   </w:num>
-  <w:num w:numId="2" w16cid:durableId="1157645988">
-    <w:abstractNumId w:val="2"/>
+  <w:num w:numId="2" w16cid:durableId="506410868">
+    <w:abstractNumId w:val="0"/>
     <w:lvlOverride w:ilvl="0">
       <w:startOverride w:val="1"/>
     </w:lvlOverride>
@@ -17771,7 +17771,7 @@
     <w:autoRedefine/>
     <w:uiPriority w:val="39"/>
     <w:unhideWhenUsed/>
-    <w:rsid w:val="00E5278E"/>
+    <w:rsid w:val="002B17ED"/>
     <w:pPr>
       <w:spacing w:after="100"/>
     </w:pPr>
@@ -17783,7 +17783,7 @@
     <w:autoRedefine/>
     <w:uiPriority w:val="39"/>
     <w:unhideWhenUsed/>
-    <w:rsid w:val="00E5278E"/>
+    <w:rsid w:val="002B17ED"/>
     <w:pPr>
       <w:spacing w:after="100"/>
       <w:ind w:left="210"/>
@@ -17795,7 +17795,7 @@
     <w:next w:val="Normal"/>
     <w:uiPriority w:val="99"/>
     <w:unhideWhenUsed/>
-    <w:rsid w:val="00E5278E"/>
+    <w:rsid w:val="002B17ED"/>
   </w:style>
 </w:styles>
 </file>

--- a/docs/08-test-plan/ZP-DOC-08_Test-Summary-Report.docx
+++ b/docs/08-test-plan/ZP-DOC-08_Test-Summary-Report.docx
@@ -90,7 +90,7 @@
           <w:left w:w="10" w:type="dxa"/>
           <w:right w:w="10" w:type="dxa"/>
         </w:tblCellMar>
-        <w:tblLook w:val="04A0" w:firstRow="1" w:lastRow="0" w:firstColumn="1" w:lastColumn="0" w:noHBand="0" w:noVBand="1"/>
+        <w:tblLook w:val="0000" w:firstRow="0" w:lastRow="0" w:firstColumn="0" w:lastColumn="0" w:noHBand="0" w:noVBand="0"/>
       </w:tblPr>
       <w:tblGrid>
         <w:gridCol w:w="2600"/>
@@ -494,7 +494,7 @@
           <w:left w:w="10" w:type="dxa"/>
           <w:right w:w="10" w:type="dxa"/>
         </w:tblCellMar>
-        <w:tblLook w:val="04A0" w:firstRow="1" w:lastRow="0" w:firstColumn="1" w:lastColumn="0" w:noHBand="0" w:noVBand="1"/>
+        <w:tblLook w:val="0000" w:firstRow="0" w:lastRow="0" w:firstColumn="0" w:lastColumn="0" w:noHBand="0" w:noVBand="0"/>
       </w:tblPr>
       <w:tblGrid>
         <w:gridCol w:w="2600"/>
@@ -1189,7 +1189,7 @@
           <w:left w:w="10" w:type="dxa"/>
           <w:right w:w="10" w:type="dxa"/>
         </w:tblCellMar>
-        <w:tblLook w:val="04A0" w:firstRow="1" w:lastRow="0" w:firstColumn="1" w:lastColumn="0" w:noHBand="0" w:noVBand="1"/>
+        <w:tblLook w:val="0000" w:firstRow="0" w:lastRow="0" w:firstColumn="0" w:lastColumn="0" w:noHBand="0" w:noVBand="0"/>
       </w:tblPr>
       <w:tblGrid>
         <w:gridCol w:w="964"/>
@@ -2066,7 +2066,7 @@
           <w:left w:w="10" w:type="dxa"/>
           <w:right w:w="10" w:type="dxa"/>
         </w:tblCellMar>
-        <w:tblLook w:val="04A0" w:firstRow="1" w:lastRow="0" w:firstColumn="1" w:lastColumn="0" w:noHBand="0" w:noVBand="1"/>
+        <w:tblLook w:val="0000" w:firstRow="0" w:lastRow="0" w:firstColumn="0" w:lastColumn="0" w:noHBand="0" w:noVBand="0"/>
       </w:tblPr>
       <w:tblGrid>
         <w:gridCol w:w="2120"/>
@@ -2423,7 +2423,7 @@
     <w:sdt>
       <w:sdtPr>
         <w:alias w:val="Contents"/>
-        <w:id w:val="-1670791544"/>
+        <w:id w:val="1493212270"/>
       </w:sdtPr>
       <w:sdtEndPr/>
       <w:sdtContent>
@@ -2452,7 +2452,7 @@
           <w:r>
             <w:fldChar w:fldCharType="separate"/>
           </w:r>
-          <w:hyperlink w:anchor="_Toc243666913" w:history="1">
+          <w:hyperlink w:anchor="_Toc243667029" w:history="1">
             <w:r>
               <w:rPr>
                 <w:rStyle w:val="Hyperlink"/>
@@ -2476,7 +2476,7 @@
               <w:rPr>
                 <w:noProof/>
               </w:rPr>
-              <w:instrText xml:space="preserve"> PAGEREF _Toc243666913 \h </w:instrText>
+              <w:instrText xml:space="preserve"> PAGEREF _Toc243667029 \h </w:instrText>
             </w:r>
             <w:r>
               <w:rPr>
@@ -2519,7 +2519,7 @@
               <w14:ligatures w14:val="standardContextual"/>
             </w:rPr>
           </w:pPr>
-          <w:hyperlink w:anchor="_Toc243666914" w:history="1">
+          <w:hyperlink w:anchor="_Toc243667030" w:history="1">
             <w:r>
               <w:rPr>
                 <w:rStyle w:val="Hyperlink"/>
@@ -2543,7 +2543,7 @@
               <w:rPr>
                 <w:noProof/>
               </w:rPr>
-              <w:instrText xml:space="preserve"> PAGEREF _Toc243666914 \h </w:instrText>
+              <w:instrText xml:space="preserve"> PAGEREF _Toc243667030 \h </w:instrText>
             </w:r>
             <w:r>
               <w:rPr>
@@ -2586,7 +2586,7 @@
               <w14:ligatures w14:val="standardContextual"/>
             </w:rPr>
           </w:pPr>
-          <w:hyperlink w:anchor="_Toc243666915" w:history="1">
+          <w:hyperlink w:anchor="_Toc243667031" w:history="1">
             <w:r>
               <w:rPr>
                 <w:rStyle w:val="Hyperlink"/>
@@ -2610,7 +2610,7 @@
               <w:rPr>
                 <w:noProof/>
               </w:rPr>
-              <w:instrText xml:space="preserve"> PAGEREF _Toc243666915 \h </w:instrText>
+              <w:instrText xml:space="preserve"> PAGEREF _Toc243667031 \h </w:instrText>
             </w:r>
             <w:r>
               <w:rPr>
@@ -2653,7 +2653,7 @@
               <w14:ligatures w14:val="standardContextual"/>
             </w:rPr>
           </w:pPr>
-          <w:hyperlink w:anchor="_Toc243666916" w:history="1">
+          <w:hyperlink w:anchor="_Toc243667032" w:history="1">
             <w:r>
               <w:rPr>
                 <w:rStyle w:val="Hyperlink"/>
@@ -2677,7 +2677,7 @@
               <w:rPr>
                 <w:noProof/>
               </w:rPr>
-              <w:instrText xml:space="preserve"> PAGEREF _Toc243666916 \h </w:instrText>
+              <w:instrText xml:space="preserve"> PAGEREF _Toc243667032 \h </w:instrText>
             </w:r>
             <w:r>
               <w:rPr>
@@ -2720,7 +2720,7 @@
               <w14:ligatures w14:val="standardContextual"/>
             </w:rPr>
           </w:pPr>
-          <w:hyperlink w:anchor="_Toc243666917" w:history="1">
+          <w:hyperlink w:anchor="_Toc243667033" w:history="1">
             <w:r>
               <w:rPr>
                 <w:rStyle w:val="Hyperlink"/>
@@ -2744,7 +2744,7 @@
               <w:rPr>
                 <w:noProof/>
               </w:rPr>
-              <w:instrText xml:space="preserve"> PAGEREF _Toc243666917 \h </w:instrText>
+              <w:instrText xml:space="preserve"> PAGEREF _Toc243667033 \h </w:instrText>
             </w:r>
             <w:r>
               <w:rPr>
@@ -2787,7 +2787,7 @@
               <w14:ligatures w14:val="standardContextual"/>
             </w:rPr>
           </w:pPr>
-          <w:hyperlink w:anchor="_Toc243666918" w:history="1">
+          <w:hyperlink w:anchor="_Toc243667034" w:history="1">
             <w:r>
               <w:rPr>
                 <w:rStyle w:val="Hyperlink"/>
@@ -2811,7 +2811,7 @@
               <w:rPr>
                 <w:noProof/>
               </w:rPr>
-              <w:instrText xml:space="preserve"> PAGEREF _Toc243666918 \h </w:instrText>
+              <w:instrText xml:space="preserve"> PAGEREF _Toc243667034 \h </w:instrText>
             </w:r>
             <w:r>
               <w:rPr>
@@ -2854,7 +2854,7 @@
               <w14:ligatures w14:val="standardContextual"/>
             </w:rPr>
           </w:pPr>
-          <w:hyperlink w:anchor="_Toc243666919" w:history="1">
+          <w:hyperlink w:anchor="_Toc243667035" w:history="1">
             <w:r>
               <w:rPr>
                 <w:rStyle w:val="Hyperlink"/>
@@ -2878,7 +2878,7 @@
               <w:rPr>
                 <w:noProof/>
               </w:rPr>
-              <w:instrText xml:space="preserve"> PAGEREF _Toc243666919 \h </w:instrText>
+              <w:instrText xml:space="preserve"> PAGEREF _Toc243667035 \h </w:instrText>
             </w:r>
             <w:r>
               <w:rPr>
@@ -2921,7 +2921,7 @@
               <w14:ligatures w14:val="standardContextual"/>
             </w:rPr>
           </w:pPr>
-          <w:hyperlink w:anchor="_Toc243666920" w:history="1">
+          <w:hyperlink w:anchor="_Toc243667036" w:history="1">
             <w:r>
               <w:rPr>
                 <w:rStyle w:val="Hyperlink"/>
@@ -2945,7 +2945,7 @@
               <w:rPr>
                 <w:noProof/>
               </w:rPr>
-              <w:instrText xml:space="preserve"> PAGEREF _Toc243666920 \h </w:instrText>
+              <w:instrText xml:space="preserve"> PAGEREF _Toc243667036 \h </w:instrText>
             </w:r>
             <w:r>
               <w:rPr>
@@ -2962,7 +2962,7 @@
               <w:rPr>
                 <w:noProof/>
               </w:rPr>
-              <w:t>6</w:t>
+              <w:t>7</w:t>
             </w:r>
             <w:r>
               <w:rPr>
@@ -2988,7 +2988,7 @@
               <w14:ligatures w14:val="standardContextual"/>
             </w:rPr>
           </w:pPr>
-          <w:hyperlink w:anchor="_Toc243666921" w:history="1">
+          <w:hyperlink w:anchor="_Toc243667037" w:history="1">
             <w:r>
               <w:rPr>
                 <w:rStyle w:val="Hyperlink"/>
@@ -3012,7 +3012,7 @@
               <w:rPr>
                 <w:noProof/>
               </w:rPr>
-              <w:instrText xml:space="preserve"> PAGEREF _Toc243666921 \h </w:instrText>
+              <w:instrText xml:space="preserve"> PAGEREF _Toc243667037 \h </w:instrText>
             </w:r>
             <w:r>
               <w:rPr>
@@ -3055,7 +3055,7 @@
               <w14:ligatures w14:val="standardContextual"/>
             </w:rPr>
           </w:pPr>
-          <w:hyperlink w:anchor="_Toc243666922" w:history="1">
+          <w:hyperlink w:anchor="_Toc243667038" w:history="1">
             <w:r>
               <w:rPr>
                 <w:rStyle w:val="Hyperlink"/>
@@ -3079,7 +3079,7 @@
               <w:rPr>
                 <w:noProof/>
               </w:rPr>
-              <w:instrText xml:space="preserve"> PAGEREF _Toc243666922 \h </w:instrText>
+              <w:instrText xml:space="preserve"> PAGEREF _Toc243667038 \h </w:instrText>
             </w:r>
             <w:r>
               <w:rPr>
@@ -3122,7 +3122,7 @@
               <w14:ligatures w14:val="standardContextual"/>
             </w:rPr>
           </w:pPr>
-          <w:hyperlink w:anchor="_Toc243666923" w:history="1">
+          <w:hyperlink w:anchor="_Toc243667039" w:history="1">
             <w:r>
               <w:rPr>
                 <w:rStyle w:val="Hyperlink"/>
@@ -3146,7 +3146,7 @@
               <w:rPr>
                 <w:noProof/>
               </w:rPr>
-              <w:instrText xml:space="preserve"> PAGEREF _Toc243666923 \h </w:instrText>
+              <w:instrText xml:space="preserve"> PAGEREF _Toc243667039 \h </w:instrText>
             </w:r>
             <w:r>
               <w:rPr>
@@ -3189,7 +3189,7 @@
               <w14:ligatures w14:val="standardContextual"/>
             </w:rPr>
           </w:pPr>
-          <w:hyperlink w:anchor="_Toc243666924" w:history="1">
+          <w:hyperlink w:anchor="_Toc243667040" w:history="1">
             <w:r>
               <w:rPr>
                 <w:rStyle w:val="Hyperlink"/>
@@ -3213,7 +3213,7 @@
               <w:rPr>
                 <w:noProof/>
               </w:rPr>
-              <w:instrText xml:space="preserve"> PAGEREF _Toc243666924 \h </w:instrText>
+              <w:instrText xml:space="preserve"> PAGEREF _Toc243667040 \h </w:instrText>
             </w:r>
             <w:r>
               <w:rPr>
@@ -3256,7 +3256,7 @@
               <w14:ligatures w14:val="standardContextual"/>
             </w:rPr>
           </w:pPr>
-          <w:hyperlink w:anchor="_Toc243666925" w:history="1">
+          <w:hyperlink w:anchor="_Toc243667041" w:history="1">
             <w:r>
               <w:rPr>
                 <w:rStyle w:val="Hyperlink"/>
@@ -3280,7 +3280,7 @@
               <w:rPr>
                 <w:noProof/>
               </w:rPr>
-              <w:instrText xml:space="preserve"> PAGEREF _Toc243666925 \h </w:instrText>
+              <w:instrText xml:space="preserve"> PAGEREF _Toc243667041 \h </w:instrText>
             </w:r>
             <w:r>
               <w:rPr>
@@ -3323,7 +3323,7 @@
               <w14:ligatures w14:val="standardContextual"/>
             </w:rPr>
           </w:pPr>
-          <w:hyperlink w:anchor="_Toc243666926" w:history="1">
+          <w:hyperlink w:anchor="_Toc243667042" w:history="1">
             <w:r>
               <w:rPr>
                 <w:rStyle w:val="Hyperlink"/>
@@ -3347,7 +3347,7 @@
               <w:rPr>
                 <w:noProof/>
               </w:rPr>
-              <w:instrText xml:space="preserve"> PAGEREF _Toc243666926 \h </w:instrText>
+              <w:instrText xml:space="preserve"> PAGEREF _Toc243667042 \h </w:instrText>
             </w:r>
             <w:r>
               <w:rPr>
@@ -3390,7 +3390,7 @@
               <w14:ligatures w14:val="standardContextual"/>
             </w:rPr>
           </w:pPr>
-          <w:hyperlink w:anchor="_Toc243666927" w:history="1">
+          <w:hyperlink w:anchor="_Toc243667043" w:history="1">
             <w:r>
               <w:rPr>
                 <w:rStyle w:val="Hyperlink"/>
@@ -3414,7 +3414,7 @@
               <w:rPr>
                 <w:noProof/>
               </w:rPr>
-              <w:instrText xml:space="preserve"> PAGEREF _Toc243666927 \h </w:instrText>
+              <w:instrText xml:space="preserve"> PAGEREF _Toc243667043 \h </w:instrText>
             </w:r>
             <w:r>
               <w:rPr>
@@ -3457,7 +3457,7 @@
               <w14:ligatures w14:val="standardContextual"/>
             </w:rPr>
           </w:pPr>
-          <w:hyperlink w:anchor="_Toc243666928" w:history="1">
+          <w:hyperlink w:anchor="_Toc243667044" w:history="1">
             <w:r>
               <w:rPr>
                 <w:rStyle w:val="Hyperlink"/>
@@ -3481,7 +3481,7 @@
               <w:rPr>
                 <w:noProof/>
               </w:rPr>
-              <w:instrText xml:space="preserve"> PAGEREF _Toc243666928 \h </w:instrText>
+              <w:instrText xml:space="preserve"> PAGEREF _Toc243667044 \h </w:instrText>
             </w:r>
             <w:r>
               <w:rPr>
@@ -3527,7 +3527,7 @@
     <w:sdt>
       <w:sdtPr>
         <w:alias w:val="Tables"/>
-        <w:id w:val="-633027440"/>
+        <w:id w:val="-1799061597"/>
       </w:sdtPr>
       <w:sdtEndPr/>
       <w:sdtContent>
@@ -3556,7 +3556,7 @@
           <w:r>
             <w:fldChar w:fldCharType="separate"/>
           </w:r>
-          <w:hyperlink w:anchor="_Toc243666929" w:history="1">
+          <w:hyperlink w:anchor="_Toc243667045" w:history="1">
             <w:r>
               <w:rPr>
                 <w:rStyle w:val="Hyperlink"/>
@@ -3580,7 +3580,7 @@
               <w:rPr>
                 <w:noProof/>
               </w:rPr>
-              <w:instrText xml:space="preserve"> PAGEREF _Toc243666929 \h </w:instrText>
+              <w:instrText xml:space="preserve"> PAGEREF _Toc243667045 \h </w:instrText>
             </w:r>
             <w:r>
               <w:rPr>
@@ -3623,7 +3623,7 @@
               <w14:ligatures w14:val="standardContextual"/>
             </w:rPr>
           </w:pPr>
-          <w:hyperlink w:anchor="_Toc243666930" w:history="1">
+          <w:hyperlink w:anchor="_Toc243667046" w:history="1">
             <w:r>
               <w:rPr>
                 <w:rStyle w:val="Hyperlink"/>
@@ -3647,7 +3647,7 @@
               <w:rPr>
                 <w:noProof/>
               </w:rPr>
-              <w:instrText xml:space="preserve"> PAGEREF _Toc243666930 \h </w:instrText>
+              <w:instrText xml:space="preserve"> PAGEREF _Toc243667046 \h </w:instrText>
             </w:r>
             <w:r>
               <w:rPr>
@@ -3690,7 +3690,7 @@
               <w14:ligatures w14:val="standardContextual"/>
             </w:rPr>
           </w:pPr>
-          <w:hyperlink w:anchor="_Toc243666931" w:history="1">
+          <w:hyperlink w:anchor="_Toc243667047" w:history="1">
             <w:r>
               <w:rPr>
                 <w:rStyle w:val="Hyperlink"/>
@@ -3714,7 +3714,7 @@
               <w:rPr>
                 <w:noProof/>
               </w:rPr>
-              <w:instrText xml:space="preserve"> PAGEREF _Toc243666931 \h </w:instrText>
+              <w:instrText xml:space="preserve"> PAGEREF _Toc243667047 \h </w:instrText>
             </w:r>
             <w:r>
               <w:rPr>
@@ -3757,7 +3757,7 @@
               <w14:ligatures w14:val="standardContextual"/>
             </w:rPr>
           </w:pPr>
-          <w:hyperlink w:anchor="_Toc243666932" w:history="1">
+          <w:hyperlink w:anchor="_Toc243667048" w:history="1">
             <w:r>
               <w:rPr>
                 <w:rStyle w:val="Hyperlink"/>
@@ -3781,7 +3781,7 @@
               <w:rPr>
                 <w:noProof/>
               </w:rPr>
-              <w:instrText xml:space="preserve"> PAGEREF _Toc243666932 \h </w:instrText>
+              <w:instrText xml:space="preserve"> PAGEREF _Toc243667048 \h </w:instrText>
             </w:r>
             <w:r>
               <w:rPr>
@@ -3824,7 +3824,7 @@
               <w14:ligatures w14:val="standardContextual"/>
             </w:rPr>
           </w:pPr>
-          <w:hyperlink w:anchor="_Toc243666933" w:history="1">
+          <w:hyperlink w:anchor="_Toc243667049" w:history="1">
             <w:r>
               <w:rPr>
                 <w:rStyle w:val="Hyperlink"/>
@@ -3848,7 +3848,7 @@
               <w:rPr>
                 <w:noProof/>
               </w:rPr>
-              <w:instrText xml:space="preserve"> PAGEREF _Toc243666933 \h </w:instrText>
+              <w:instrText xml:space="preserve"> PAGEREF _Toc243667049 \h </w:instrText>
             </w:r>
             <w:r>
               <w:rPr>
@@ -3865,7 +3865,7 @@
               <w:rPr>
                 <w:noProof/>
               </w:rPr>
-              <w:t>6</w:t>
+              <w:t>7</w:t>
             </w:r>
             <w:r>
               <w:rPr>
@@ -3891,7 +3891,7 @@
               <w14:ligatures w14:val="standardContextual"/>
             </w:rPr>
           </w:pPr>
-          <w:hyperlink w:anchor="_Toc243666934" w:history="1">
+          <w:hyperlink w:anchor="_Toc243667050" w:history="1">
             <w:r>
               <w:rPr>
                 <w:rStyle w:val="Hyperlink"/>
@@ -3915,7 +3915,7 @@
               <w:rPr>
                 <w:noProof/>
               </w:rPr>
-              <w:instrText xml:space="preserve"> PAGEREF _Toc243666934 \h </w:instrText>
+              <w:instrText xml:space="preserve"> PAGEREF _Toc243667050 \h </w:instrText>
             </w:r>
             <w:r>
               <w:rPr>
@@ -3958,7 +3958,7 @@
               <w14:ligatures w14:val="standardContextual"/>
             </w:rPr>
           </w:pPr>
-          <w:hyperlink w:anchor="_Toc243666935" w:history="1">
+          <w:hyperlink w:anchor="_Toc243667051" w:history="1">
             <w:r>
               <w:rPr>
                 <w:rStyle w:val="Hyperlink"/>
@@ -3982,7 +3982,7 @@
               <w:rPr>
                 <w:noProof/>
               </w:rPr>
-              <w:instrText xml:space="preserve"> PAGEREF _Toc243666935 \h </w:instrText>
+              <w:instrText xml:space="preserve"> PAGEREF _Toc243667051 \h </w:instrText>
             </w:r>
             <w:r>
               <w:rPr>
@@ -4025,7 +4025,7 @@
               <w14:ligatures w14:val="standardContextual"/>
             </w:rPr>
           </w:pPr>
-          <w:hyperlink w:anchor="_Toc243666936" w:history="1">
+          <w:hyperlink w:anchor="_Toc243667052" w:history="1">
             <w:r>
               <w:rPr>
                 <w:rStyle w:val="Hyperlink"/>
@@ -4049,7 +4049,7 @@
               <w:rPr>
                 <w:noProof/>
               </w:rPr>
-              <w:instrText xml:space="preserve"> PAGEREF _Toc243666936 \h </w:instrText>
+              <w:instrText xml:space="preserve"> PAGEREF _Toc243667052 \h </w:instrText>
             </w:r>
             <w:r>
               <w:rPr>
@@ -4092,7 +4092,7 @@
               <w14:ligatures w14:val="standardContextual"/>
             </w:rPr>
           </w:pPr>
-          <w:hyperlink w:anchor="_Toc243666937" w:history="1">
+          <w:hyperlink w:anchor="_Toc243667053" w:history="1">
             <w:r>
               <w:rPr>
                 <w:rStyle w:val="Hyperlink"/>
@@ -4116,7 +4116,7 @@
               <w:rPr>
                 <w:noProof/>
               </w:rPr>
-              <w:instrText xml:space="preserve"> PAGEREF _Toc243666937 \h </w:instrText>
+              <w:instrText xml:space="preserve"> PAGEREF _Toc243667053 \h </w:instrText>
             </w:r>
             <w:r>
               <w:rPr>
@@ -4157,7 +4157,7 @@
         <w:keepLines/>
         <w:pageBreakBefore/>
       </w:pPr>
-      <w:bookmarkStart w:id="0" w:name="_Toc243666913"/>
+      <w:bookmarkStart w:id="0" w:name="_Toc243667029"/>
       <w:r>
         <w:lastRenderedPageBreak/>
         <w:t>1 Introduction</w:t>
@@ -4170,7 +4170,7 @@
         <w:keepNext/>
         <w:keepLines/>
       </w:pPr>
-      <w:bookmarkStart w:id="1" w:name="_Toc243666914"/>
+      <w:bookmarkStart w:id="1" w:name="_Toc243667030"/>
       <w:r>
         <w:t>1.1 Purpose</w:t>
       </w:r>
@@ -4193,7 +4193,7 @@
         <w:keepNext/>
         <w:keepLines/>
       </w:pPr>
-      <w:bookmarkStart w:id="2" w:name="_Toc243666915"/>
+      <w:bookmarkStart w:id="2" w:name="_Toc243667031"/>
       <w:r>
         <w:t>1.2 How the campaign was run</w:t>
       </w:r>
@@ -4237,7 +4237,7 @@
         <w:keepNext/>
         <w:keepLines/>
       </w:pPr>
-      <w:bookmarkStart w:id="3" w:name="_Toc243666916"/>
+      <w:bookmarkStart w:id="3" w:name="_Toc243667032"/>
       <w:r>
         <w:t>1.3 Test environments</w:t>
       </w:r>
@@ -4248,7 +4248,7 @@
         <w:pStyle w:val="Caption"/>
         <w:keepNext/>
       </w:pPr>
-      <w:bookmarkStart w:id="4" w:name="_Toc243666929"/>
+      <w:bookmarkStart w:id="4" w:name="_Toc243667045"/>
       <w:r>
         <w:t xml:space="preserve">Table </w:t>
       </w:r>
@@ -4290,7 +4290,7 @@
           <w:left w:w="10" w:type="dxa"/>
           <w:right w:w="10" w:type="dxa"/>
         </w:tblCellMar>
-        <w:tblLook w:val="04A0" w:firstRow="1" w:lastRow="0" w:firstColumn="1" w:lastColumn="0" w:noHBand="0" w:noVBand="1"/>
+        <w:tblLook w:val="0000" w:firstRow="0" w:lastRow="0" w:firstColumn="0" w:lastColumn="0" w:noHBand="0" w:noVBand="0"/>
       </w:tblPr>
       <w:tblGrid>
         <w:gridCol w:w="4819"/>
@@ -4677,7 +4677,7 @@
         <w:keepLines/>
         <w:pageBreakBefore/>
       </w:pPr>
-      <w:bookmarkStart w:id="5" w:name="_Toc243666917"/>
+      <w:bookmarkStart w:id="5" w:name="_Toc243667033"/>
       <w:r>
         <w:lastRenderedPageBreak/>
         <w:t>2 Results summary</w:t>
@@ -4690,7 +4690,7 @@
         <w:keepNext/>
         <w:keepLines/>
       </w:pPr>
-      <w:bookmarkStart w:id="6" w:name="_Toc243666918"/>
+      <w:bookmarkStart w:id="6" w:name="_Toc243667034"/>
       <w:r>
         <w:t>2.1 Totals</w:t>
       </w:r>
@@ -4701,7 +4701,7 @@
         <w:pStyle w:val="Caption"/>
         <w:keepNext/>
       </w:pPr>
-      <w:bookmarkStart w:id="7" w:name="_Toc243666930"/>
+      <w:bookmarkStart w:id="7" w:name="_Toc243667046"/>
       <w:r>
         <w:t xml:space="preserve">Table </w:t>
       </w:r>
@@ -4743,7 +4743,7 @@
           <w:left w:w="10" w:type="dxa"/>
           <w:right w:w="10" w:type="dxa"/>
         </w:tblCellMar>
-        <w:tblLook w:val="04A0" w:firstRow="1" w:lastRow="0" w:firstColumn="1" w:lastColumn="0" w:noHBand="0" w:noVBand="1"/>
+        <w:tblLook w:val="0000" w:firstRow="0" w:lastRow="0" w:firstColumn="0" w:lastColumn="0" w:noHBand="0" w:noVBand="0"/>
       </w:tblPr>
       <w:tblGrid>
         <w:gridCol w:w="2257"/>
@@ -7724,7 +7724,7 @@
         <w:keepNext/>
         <w:keepLines/>
       </w:pPr>
-      <w:bookmarkStart w:id="8" w:name="_Toc243666919"/>
+      <w:bookmarkStart w:id="8" w:name="_Toc243667035"/>
       <w:r>
         <w:t>2.2 Re-run of 15 October 2026</w:t>
       </w:r>
@@ -7735,7 +7735,7 @@
         <w:pStyle w:val="Caption"/>
         <w:keepNext/>
       </w:pPr>
-      <w:bookmarkStart w:id="9" w:name="_Toc243666931"/>
+      <w:bookmarkStart w:id="9" w:name="_Toc243667047"/>
       <w:r>
         <w:t xml:space="preserve">Table </w:t>
       </w:r>
@@ -7777,7 +7777,7 @@
           <w:left w:w="10" w:type="dxa"/>
           <w:right w:w="10" w:type="dxa"/>
         </w:tblCellMar>
-        <w:tblLook w:val="04A0" w:firstRow="1" w:lastRow="0" w:firstColumn="1" w:lastColumn="0" w:noHBand="0" w:noVBand="1"/>
+        <w:tblLook w:val="0000" w:firstRow="0" w:lastRow="0" w:firstColumn="0" w:lastColumn="0" w:noHBand="0" w:noVBand="0"/>
       </w:tblPr>
       <w:tblGrid>
         <w:gridCol w:w="3682"/>
@@ -8354,7 +8354,7 @@
         <w:pStyle w:val="Caption"/>
         <w:keepNext/>
       </w:pPr>
-      <w:bookmarkStart w:id="10" w:name="_Toc243666932"/>
+      <w:bookmarkStart w:id="10" w:name="_Toc243667048"/>
       <w:r>
         <w:t xml:space="preserve">Table </w:t>
       </w:r>
@@ -8396,11 +8396,11 @@
           <w:left w:w="10" w:type="dxa"/>
           <w:right w:w="10" w:type="dxa"/>
         </w:tblCellMar>
-        <w:tblLook w:val="04A0" w:firstRow="1" w:lastRow="0" w:firstColumn="1" w:lastColumn="0" w:noHBand="0" w:noVBand="1"/>
+        <w:tblLook w:val="0000" w:firstRow="0" w:lastRow="0" w:firstColumn="0" w:lastColumn="0" w:noHBand="0" w:noVBand="0"/>
       </w:tblPr>
       <w:tblGrid>
-        <w:gridCol w:w="3682"/>
-        <w:gridCol w:w="5956"/>
+        <w:gridCol w:w="3876"/>
+        <w:gridCol w:w="5762"/>
       </w:tblGrid>
       <w:tr>
         <w:tblPrEx>
@@ -8415,7 +8415,7 @@
         </w:trPr>
         <w:tc>
           <w:tcPr>
-            <w:tcW w:w="3682" w:type="dxa"/>
+            <w:tcW w:w="3876" w:type="dxa"/>
             <w:tcBorders>
               <w:top w:val="single" w:sz="4" w:space="0" w:color="C9D3D0"/>
               <w:left w:val="single" w:sz="4" w:space="0" w:color="C9D3D0"/>
@@ -8449,7 +8449,7 @@
         </w:tc>
         <w:tc>
           <w:tcPr>
-            <w:tcW w:w="5956" w:type="dxa"/>
+            <w:tcW w:w="5762" w:type="dxa"/>
             <w:tcBorders>
               <w:top w:val="single" w:sz="4" w:space="0" w:color="C9D3D0"/>
               <w:left w:val="single" w:sz="4" w:space="0" w:color="C9D3D0"/>
@@ -8494,7 +8494,7 @@
         </w:trPr>
         <w:tc>
           <w:tcPr>
-            <w:tcW w:w="3682" w:type="dxa"/>
+            <w:tcW w:w="3876" w:type="dxa"/>
             <w:tcBorders>
               <w:top w:val="single" w:sz="4" w:space="0" w:color="C9D3D0"/>
               <w:left w:val="single" w:sz="4" w:space="0" w:color="C9D3D0"/>
@@ -8526,7 +8526,7 @@
         </w:tc>
         <w:tc>
           <w:tcPr>
-            <w:tcW w:w="5956" w:type="dxa"/>
+            <w:tcW w:w="5762" w:type="dxa"/>
             <w:tcBorders>
               <w:top w:val="single" w:sz="4" w:space="0" w:color="C9D3D0"/>
               <w:left w:val="single" w:sz="4" w:space="0" w:color="C9D3D0"/>
@@ -8576,7 +8576,7 @@
         </w:trPr>
         <w:tc>
           <w:tcPr>
-            <w:tcW w:w="3682" w:type="dxa"/>
+            <w:tcW w:w="3876" w:type="dxa"/>
             <w:tcBorders>
               <w:top w:val="single" w:sz="4" w:space="0" w:color="C9D3D0"/>
               <w:left w:val="single" w:sz="4" w:space="0" w:color="C9D3D0"/>
@@ -8601,13 +8601,13 @@
                 <w:sz w:val="19"/>
                 <w:szCs w:val="19"/>
               </w:rPr>
-              <w:t>Real costs, 23 October</w:t>
-            </w:r>
-          </w:p>
-        </w:tc>
-        <w:tc>
-          <w:tcPr>
-            <w:tcW w:w="5956" w:type="dxa"/>
+              <w:t>Search inside other paths, 23 October</w:t>
+            </w:r>
+          </w:p>
+        </w:tc>
+        <w:tc>
+          <w:tcPr>
+            <w:tcW w:w="5762" w:type="dxa"/>
             <w:tcBorders>
               <w:top w:val="single" w:sz="4" w:space="0" w:color="C9D3D0"/>
               <w:left w:val="single" w:sz="4" w:space="0" w:color="C9D3D0"/>
@@ -8632,7 +8632,7 @@
                 <w:sz w:val="19"/>
                 <w:szCs w:val="19"/>
               </w:rPr>
-              <w:t xml:space="preserve">40 files; 585 tests: </w:t>
+              <w:t xml:space="preserve">41 files; 591 tests: </w:t>
             </w:r>
             <w:r>
               <w:rPr>
@@ -8641,14 +8641,14 @@
                 <w:sz w:val="19"/>
                 <w:szCs w:val="19"/>
               </w:rPr>
-              <w:t>564 passed, 0 failed</w:t>
-            </w:r>
-            <w:r>
-              <w:rPr>
-                <w:sz w:val="19"/>
-                <w:szCs w:val="19"/>
-              </w:rPr>
-              <w:t xml:space="preserve">; TC-145 (4) in </w:t>
+              <w:t>570 passed, 0 failed</w:t>
+            </w:r>
+            <w:r>
+              <w:rPr>
+                <w:sz w:val="19"/>
+                <w:szCs w:val="19"/>
+              </w:rPr>
+              <w:t xml:space="preserve">; new </w:t>
             </w:r>
             <w:r>
               <w:rPr>
@@ -8657,7 +8657,14 @@
                 <w:szCs w:val="17"/>
                 <w:shd w:val="clear" w:color="auto" w:fill="F2F4F3"/>
               </w:rPr>
-              <w:t>worker/routes-expansion.test.ts</w:t>
+              <w:t>shared/route-search.test.ts</w:t>
+            </w:r>
+            <w:r>
+              <w:rPr>
+                <w:sz w:val="19"/>
+                <w:szCs w:val="19"/>
+              </w:rPr>
+              <w:t xml:space="preserve"> (6), TC-146</w:t>
             </w:r>
           </w:p>
         </w:tc>
@@ -8674,61 +8681,61 @@
         </w:trPr>
         <w:tc>
           <w:tcPr>
-            <w:tcW w:w="3682" w:type="dxa"/>
-            <w:tcBorders>
-              <w:top w:val="single" w:sz="4" w:space="0" w:color="C9D3D0"/>
-              <w:left w:val="single" w:sz="4" w:space="0" w:color="C9D3D0"/>
-              <w:bottom w:val="single" w:sz="4" w:space="0" w:color="C9D3D0"/>
-              <w:right w:val="single" w:sz="4" w:space="0" w:color="C9D3D0"/>
-            </w:tcBorders>
-            <w:tcMar>
-              <w:top w:w="50" w:type="dxa"/>
-              <w:left w:w="100" w:type="dxa"/>
-              <w:bottom w:w="50" w:type="dxa"/>
-              <w:right w:w="100" w:type="dxa"/>
-            </w:tcMar>
-            <w:vAlign w:val="center"/>
-          </w:tcPr>
-          <w:p>
-            <w:pPr>
-              <w:spacing w:line="252" w:lineRule="auto"/>
-            </w:pPr>
-            <w:r>
-              <w:rPr>
-                <w:sz w:val="19"/>
-                <w:szCs w:val="19"/>
-              </w:rPr>
-              <w:t>Other paths expanded, 23 October</w:t>
-            </w:r>
-          </w:p>
-        </w:tc>
-        <w:tc>
-          <w:tcPr>
-            <w:tcW w:w="5956" w:type="dxa"/>
-            <w:tcBorders>
-              <w:top w:val="single" w:sz="4" w:space="0" w:color="C9D3D0"/>
-              <w:left w:val="single" w:sz="4" w:space="0" w:color="C9D3D0"/>
-              <w:bottom w:val="single" w:sz="4" w:space="0" w:color="C9D3D0"/>
-              <w:right w:val="single" w:sz="4" w:space="0" w:color="C9D3D0"/>
-            </w:tcBorders>
-            <w:tcMar>
-              <w:top w:w="50" w:type="dxa"/>
-              <w:left w:w="100" w:type="dxa"/>
-              <w:bottom w:w="50" w:type="dxa"/>
-              <w:right w:w="100" w:type="dxa"/>
-            </w:tcMar>
-            <w:vAlign w:val="center"/>
-          </w:tcPr>
-          <w:p>
-            <w:pPr>
-              <w:spacing w:line="252" w:lineRule="auto"/>
-            </w:pPr>
-            <w:r>
-              <w:rPr>
-                <w:sz w:val="19"/>
-                <w:szCs w:val="19"/>
-              </w:rPr>
-              <w:t xml:space="preserve">40 files; 581 tests: </w:t>
+            <w:tcW w:w="3876" w:type="dxa"/>
+            <w:tcBorders>
+              <w:top w:val="single" w:sz="4" w:space="0" w:color="C9D3D0"/>
+              <w:left w:val="single" w:sz="4" w:space="0" w:color="C9D3D0"/>
+              <w:bottom w:val="single" w:sz="4" w:space="0" w:color="C9D3D0"/>
+              <w:right w:val="single" w:sz="4" w:space="0" w:color="C9D3D0"/>
+            </w:tcBorders>
+            <w:tcMar>
+              <w:top w:w="50" w:type="dxa"/>
+              <w:left w:w="100" w:type="dxa"/>
+              <w:bottom w:w="50" w:type="dxa"/>
+              <w:right w:w="100" w:type="dxa"/>
+            </w:tcMar>
+            <w:vAlign w:val="center"/>
+          </w:tcPr>
+          <w:p>
+            <w:pPr>
+              <w:spacing w:line="252" w:lineRule="auto"/>
+            </w:pPr>
+            <w:r>
+              <w:rPr>
+                <w:sz w:val="19"/>
+                <w:szCs w:val="19"/>
+              </w:rPr>
+              <w:t>Real costs, 23 October</w:t>
+            </w:r>
+          </w:p>
+        </w:tc>
+        <w:tc>
+          <w:tcPr>
+            <w:tcW w:w="5762" w:type="dxa"/>
+            <w:tcBorders>
+              <w:top w:val="single" w:sz="4" w:space="0" w:color="C9D3D0"/>
+              <w:left w:val="single" w:sz="4" w:space="0" w:color="C9D3D0"/>
+              <w:bottom w:val="single" w:sz="4" w:space="0" w:color="C9D3D0"/>
+              <w:right w:val="single" w:sz="4" w:space="0" w:color="C9D3D0"/>
+            </w:tcBorders>
+            <w:tcMar>
+              <w:top w:w="50" w:type="dxa"/>
+              <w:left w:w="100" w:type="dxa"/>
+              <w:bottom w:w="50" w:type="dxa"/>
+              <w:right w:w="100" w:type="dxa"/>
+            </w:tcMar>
+            <w:vAlign w:val="center"/>
+          </w:tcPr>
+          <w:p>
+            <w:pPr>
+              <w:spacing w:line="252" w:lineRule="auto"/>
+            </w:pPr>
+            <w:r>
+              <w:rPr>
+                <w:sz w:val="19"/>
+                <w:szCs w:val="19"/>
+              </w:rPr>
+              <w:t xml:space="preserve">40 files; 585 tests: </w:t>
             </w:r>
             <w:r>
               <w:rPr>
@@ -8737,14 +8744,14 @@
                 <w:sz w:val="19"/>
                 <w:szCs w:val="19"/>
               </w:rPr>
-              <w:t>560 passed, 0 failed</w:t>
-            </w:r>
-            <w:r>
-              <w:rPr>
-                <w:sz w:val="19"/>
-                <w:szCs w:val="19"/>
-              </w:rPr>
-              <w:t xml:space="preserve">; new </w:t>
+              <w:t>564 passed, 0 failed</w:t>
+            </w:r>
+            <w:r>
+              <w:rPr>
+                <w:sz w:val="19"/>
+                <w:szCs w:val="19"/>
+              </w:rPr>
+              <w:t xml:space="preserve">; TC-145 (4) in </w:t>
             </w:r>
             <w:r>
               <w:rPr>
@@ -8754,13 +8761,6 @@
                 <w:shd w:val="clear" w:color="auto" w:fill="F2F4F3"/>
               </w:rPr>
               <w:t>worker/routes-expansion.test.ts</w:t>
-            </w:r>
-            <w:r>
-              <w:rPr>
-                <w:sz w:val="19"/>
-                <w:szCs w:val="19"/>
-              </w:rPr>
-              <w:t xml:space="preserve"> (6), TC-144</w:t>
             </w:r>
           </w:p>
         </w:tc>
@@ -8777,7 +8777,7 @@
         </w:trPr>
         <w:tc>
           <w:tcPr>
-            <w:tcW w:w="3682" w:type="dxa"/>
+            <w:tcW w:w="3876" w:type="dxa"/>
             <w:tcBorders>
               <w:top w:val="single" w:sz="4" w:space="0" w:color="C9D3D0"/>
               <w:left w:val="single" w:sz="4" w:space="0" w:color="C9D3D0"/>
@@ -8802,13 +8802,13 @@
                 <w:sz w:val="19"/>
                 <w:szCs w:val="19"/>
               </w:rPr>
-              <w:t>Unknown cost fix, 23 October</w:t>
-            </w:r>
-          </w:p>
-        </w:tc>
-        <w:tc>
-          <w:tcPr>
-            <w:tcW w:w="5956" w:type="dxa"/>
+              <w:t>Other paths expanded, 23 October</w:t>
+            </w:r>
+          </w:p>
+        </w:tc>
+        <w:tc>
+          <w:tcPr>
+            <w:tcW w:w="5762" w:type="dxa"/>
             <w:tcBorders>
               <w:top w:val="single" w:sz="4" w:space="0" w:color="C9D3D0"/>
               <w:left w:val="single" w:sz="4" w:space="0" w:color="C9D3D0"/>
@@ -8833,7 +8833,7 @@
                 <w:sz w:val="19"/>
                 <w:szCs w:val="19"/>
               </w:rPr>
-              <w:t xml:space="preserve">39 files; 575 tests: </w:t>
+              <w:t xml:space="preserve">40 files; 581 tests: </w:t>
             </w:r>
             <w:r>
               <w:rPr>
@@ -8842,14 +8842,14 @@
                 <w:sz w:val="19"/>
                 <w:szCs w:val="19"/>
               </w:rPr>
-              <w:t>554 passed, 0 failed</w:t>
-            </w:r>
-            <w:r>
-              <w:rPr>
-                <w:sz w:val="19"/>
-                <w:szCs w:val="19"/>
-              </w:rPr>
-              <w:t xml:space="preserve">; </w:t>
+              <w:t>560 passed, 0 failed</w:t>
+            </w:r>
+            <w:r>
+              <w:rPr>
+                <w:sz w:val="19"/>
+                <w:szCs w:val="19"/>
+              </w:rPr>
+              <w:t xml:space="preserve">; new </w:t>
             </w:r>
             <w:r>
               <w:rPr>
@@ -8858,14 +8858,14 @@
                 <w:szCs w:val="17"/>
                 <w:shd w:val="clear" w:color="auto" w:fill="F2F4F3"/>
               </w:rPr>
-              <w:t>worker/routes-free.test.ts</w:t>
-            </w:r>
-            <w:r>
-              <w:rPr>
-                <w:sz w:val="19"/>
-                <w:szCs w:val="19"/>
-              </w:rPr>
-              <w:t xml:space="preserve"> now 3 (Praveen: "why are all prof bodies free")</w:t>
+              <w:t>worker/routes-expansion.test.ts</w:t>
+            </w:r>
+            <w:r>
+              <w:rPr>
+                <w:sz w:val="19"/>
+                <w:szCs w:val="19"/>
+              </w:rPr>
+              <w:t xml:space="preserve"> (6), TC-144</w:t>
             </w:r>
           </w:p>
         </w:tc>
@@ -8882,61 +8882,61 @@
         </w:trPr>
         <w:tc>
           <w:tcPr>
-            <w:tcW w:w="3682" w:type="dxa"/>
-            <w:tcBorders>
-              <w:top w:val="single" w:sz="4" w:space="0" w:color="C9D3D0"/>
-              <w:left w:val="single" w:sz="4" w:space="0" w:color="C9D3D0"/>
-              <w:bottom w:val="single" w:sz="4" w:space="0" w:color="C9D3D0"/>
-              <w:right w:val="single" w:sz="4" w:space="0" w:color="C9D3D0"/>
-            </w:tcBorders>
-            <w:tcMar>
-              <w:top w:w="50" w:type="dxa"/>
-              <w:left w:w="100" w:type="dxa"/>
-              <w:bottom w:w="50" w:type="dxa"/>
-              <w:right w:w="100" w:type="dxa"/>
-            </w:tcMar>
-            <w:vAlign w:val="center"/>
-          </w:tcPr>
-          <w:p>
-            <w:pPr>
-              <w:spacing w:line="252" w:lineRule="auto"/>
-            </w:pPr>
-            <w:r>
-              <w:rPr>
-                <w:sz w:val="19"/>
-                <w:szCs w:val="19"/>
-              </w:rPr>
-              <w:t>Other paths refreshed, 23 October</w:t>
-            </w:r>
-          </w:p>
-        </w:tc>
-        <w:tc>
-          <w:tcPr>
-            <w:tcW w:w="5956" w:type="dxa"/>
-            <w:tcBorders>
-              <w:top w:val="single" w:sz="4" w:space="0" w:color="C9D3D0"/>
-              <w:left w:val="single" w:sz="4" w:space="0" w:color="C9D3D0"/>
-              <w:bottom w:val="single" w:sz="4" w:space="0" w:color="C9D3D0"/>
-              <w:right w:val="single" w:sz="4" w:space="0" w:color="C9D3D0"/>
-            </w:tcBorders>
-            <w:tcMar>
-              <w:top w:w="50" w:type="dxa"/>
-              <w:left w:w="100" w:type="dxa"/>
-              <w:bottom w:w="50" w:type="dxa"/>
-              <w:right w:w="100" w:type="dxa"/>
-            </w:tcMar>
-            <w:vAlign w:val="center"/>
-          </w:tcPr>
-          <w:p>
-            <w:pPr>
-              <w:spacing w:line="252" w:lineRule="auto"/>
-            </w:pPr>
-            <w:r>
-              <w:rPr>
-                <w:sz w:val="19"/>
-                <w:szCs w:val="19"/>
-              </w:rPr>
-              <w:t xml:space="preserve">39 files; 574 tests: </w:t>
+            <w:tcW w:w="3876" w:type="dxa"/>
+            <w:tcBorders>
+              <w:top w:val="single" w:sz="4" w:space="0" w:color="C9D3D0"/>
+              <w:left w:val="single" w:sz="4" w:space="0" w:color="C9D3D0"/>
+              <w:bottom w:val="single" w:sz="4" w:space="0" w:color="C9D3D0"/>
+              <w:right w:val="single" w:sz="4" w:space="0" w:color="C9D3D0"/>
+            </w:tcBorders>
+            <w:tcMar>
+              <w:top w:w="50" w:type="dxa"/>
+              <w:left w:w="100" w:type="dxa"/>
+              <w:bottom w:w="50" w:type="dxa"/>
+              <w:right w:w="100" w:type="dxa"/>
+            </w:tcMar>
+            <w:vAlign w:val="center"/>
+          </w:tcPr>
+          <w:p>
+            <w:pPr>
+              <w:spacing w:line="252" w:lineRule="auto"/>
+            </w:pPr>
+            <w:r>
+              <w:rPr>
+                <w:sz w:val="19"/>
+                <w:szCs w:val="19"/>
+              </w:rPr>
+              <w:t>Unknown cost fix, 23 October</w:t>
+            </w:r>
+          </w:p>
+        </w:tc>
+        <w:tc>
+          <w:tcPr>
+            <w:tcW w:w="5762" w:type="dxa"/>
+            <w:tcBorders>
+              <w:top w:val="single" w:sz="4" w:space="0" w:color="C9D3D0"/>
+              <w:left w:val="single" w:sz="4" w:space="0" w:color="C9D3D0"/>
+              <w:bottom w:val="single" w:sz="4" w:space="0" w:color="C9D3D0"/>
+              <w:right w:val="single" w:sz="4" w:space="0" w:color="C9D3D0"/>
+            </w:tcBorders>
+            <w:tcMar>
+              <w:top w:w="50" w:type="dxa"/>
+              <w:left w:w="100" w:type="dxa"/>
+              <w:bottom w:w="50" w:type="dxa"/>
+              <w:right w:w="100" w:type="dxa"/>
+            </w:tcMar>
+            <w:vAlign w:val="center"/>
+          </w:tcPr>
+          <w:p>
+            <w:pPr>
+              <w:spacing w:line="252" w:lineRule="auto"/>
+            </w:pPr>
+            <w:r>
+              <w:rPr>
+                <w:sz w:val="19"/>
+                <w:szCs w:val="19"/>
+              </w:rPr>
+              <w:t xml:space="preserve">39 files; 575 tests: </w:t>
             </w:r>
             <w:r>
               <w:rPr>
@@ -8945,14 +8945,14 @@
                 <w:sz w:val="19"/>
                 <w:szCs w:val="19"/>
               </w:rPr>
-              <w:t>553 passed, 0 failed</w:t>
-            </w:r>
-            <w:r>
-              <w:rPr>
-                <w:sz w:val="19"/>
-                <w:szCs w:val="19"/>
-              </w:rPr>
-              <w:t>; TC-143 (</w:t>
+              <w:t>554 passed, 0 failed</w:t>
+            </w:r>
+            <w:r>
+              <w:rPr>
+                <w:sz w:val="19"/>
+                <w:szCs w:val="19"/>
+              </w:rPr>
+              <w:t xml:space="preserve">; </w:t>
             </w:r>
             <w:r>
               <w:rPr>
@@ -8968,7 +8968,7 @@
                 <w:sz w:val="19"/>
                 <w:szCs w:val="19"/>
               </w:rPr>
-              <w:t>, 2), OUSL alert (TC-106), blocked hosts never linked by Ask (ASK-047)</w:t>
+              <w:t xml:space="preserve"> now 3 (Praveen: "why are all prof bodies free")</w:t>
             </w:r>
           </w:p>
         </w:tc>
@@ -8985,7 +8985,7 @@
         </w:trPr>
         <w:tc>
           <w:tcPr>
-            <w:tcW w:w="3682" w:type="dxa"/>
+            <w:tcW w:w="3876" w:type="dxa"/>
             <w:tcBorders>
               <w:top w:val="single" w:sz="4" w:space="0" w:color="C9D3D0"/>
               <w:left w:val="single" w:sz="4" w:space="0" w:color="C9D3D0"/>
@@ -9010,13 +9010,13 @@
                 <w:sz w:val="19"/>
                 <w:szCs w:val="19"/>
               </w:rPr>
-              <w:t>CR-012 revised, 23 October</w:t>
-            </w:r>
-          </w:p>
-        </w:tc>
-        <w:tc>
-          <w:tcPr>
-            <w:tcW w:w="5956" w:type="dxa"/>
+              <w:t>Other paths refreshed, 23 October</w:t>
+            </w:r>
+          </w:p>
+        </w:tc>
+        <w:tc>
+          <w:tcPr>
+            <w:tcW w:w="5762" w:type="dxa"/>
             <w:tcBorders>
               <w:top w:val="single" w:sz="4" w:space="0" w:color="C9D3D0"/>
               <w:left w:val="single" w:sz="4" w:space="0" w:color="C9D3D0"/>
@@ -9041,7 +9041,7 @@
                 <w:sz w:val="19"/>
                 <w:szCs w:val="19"/>
               </w:rPr>
-              <w:t xml:space="preserve">38 files; 570 tests: </w:t>
+              <w:t xml:space="preserve">39 files; 574 tests: </w:t>
             </w:r>
             <w:r>
               <w:rPr>
@@ -9050,14 +9050,14 @@
                 <w:sz w:val="19"/>
                 <w:szCs w:val="19"/>
               </w:rPr>
-              <w:t>549 passed, 0 failed</w:t>
-            </w:r>
-            <w:r>
-              <w:rPr>
-                <w:sz w:val="19"/>
-                <w:szCs w:val="19"/>
-              </w:rPr>
-              <w:t xml:space="preserve">; </w:t>
+              <w:t>553 passed, 0 failed</w:t>
+            </w:r>
+            <w:r>
+              <w:rPr>
+                <w:sz w:val="19"/>
+                <w:szCs w:val="19"/>
+              </w:rPr>
+              <w:t>; TC-143 (</w:t>
             </w:r>
             <w:r>
               <w:rPr>
@@ -9066,14 +9066,14 @@
                 <w:szCs w:val="17"/>
                 <w:shd w:val="clear" w:color="auto" w:fill="F2F4F3"/>
               </w:rPr>
-              <w:t>src/apply.test.ts</w:t>
-            </w:r>
-            <w:r>
-              <w:rPr>
-                <w:sz w:val="19"/>
-                <w:szCs w:val="19"/>
-              </w:rPr>
-              <w:t xml:space="preserve"> now 6</w:t>
+              <w:t>worker/routes-free.test.ts</w:t>
+            </w:r>
+            <w:r>
+              <w:rPr>
+                <w:sz w:val="19"/>
+                <w:szCs w:val="19"/>
+              </w:rPr>
+              <w:t>, 2), OUSL alert (TC-106), blocked hosts never linked by Ask (ASK-047)</w:t>
             </w:r>
           </w:p>
         </w:tc>
@@ -9090,61 +9090,61 @@
         </w:trPr>
         <w:tc>
           <w:tcPr>
-            <w:tcW w:w="3682" w:type="dxa"/>
-            <w:tcBorders>
-              <w:top w:val="single" w:sz="4" w:space="0" w:color="C9D3D0"/>
-              <w:left w:val="single" w:sz="4" w:space="0" w:color="C9D3D0"/>
-              <w:bottom w:val="single" w:sz="4" w:space="0" w:color="C9D3D0"/>
-              <w:right w:val="single" w:sz="4" w:space="0" w:color="C9D3D0"/>
-            </w:tcBorders>
-            <w:tcMar>
-              <w:top w:w="50" w:type="dxa"/>
-              <w:left w:w="100" w:type="dxa"/>
-              <w:bottom w:w="50" w:type="dxa"/>
-              <w:right w:w="100" w:type="dxa"/>
-            </w:tcMar>
-            <w:vAlign w:val="center"/>
-          </w:tcPr>
-          <w:p>
-            <w:pPr>
-              <w:spacing w:line="252" w:lineRule="auto"/>
-            </w:pPr>
-            <w:r>
-              <w:rPr>
-                <w:sz w:val="19"/>
-                <w:szCs w:val="19"/>
-              </w:rPr>
-              <w:t>CR-012, 23 October</w:t>
-            </w:r>
-          </w:p>
-        </w:tc>
-        <w:tc>
-          <w:tcPr>
-            <w:tcW w:w="5956" w:type="dxa"/>
-            <w:tcBorders>
-              <w:top w:val="single" w:sz="4" w:space="0" w:color="C9D3D0"/>
-              <w:left w:val="single" w:sz="4" w:space="0" w:color="C9D3D0"/>
-              <w:bottom w:val="single" w:sz="4" w:space="0" w:color="C9D3D0"/>
-              <w:right w:val="single" w:sz="4" w:space="0" w:color="C9D3D0"/>
-            </w:tcBorders>
-            <w:tcMar>
-              <w:top w:w="50" w:type="dxa"/>
-              <w:left w:w="100" w:type="dxa"/>
-              <w:bottom w:w="50" w:type="dxa"/>
-              <w:right w:w="100" w:type="dxa"/>
-            </w:tcMar>
-            <w:vAlign w:val="center"/>
-          </w:tcPr>
-          <w:p>
-            <w:pPr>
-              <w:spacing w:line="252" w:lineRule="auto"/>
-            </w:pPr>
-            <w:r>
-              <w:rPr>
-                <w:sz w:val="19"/>
-                <w:szCs w:val="19"/>
-              </w:rPr>
-              <w:t xml:space="preserve">38 files (37 passed, 1 opt-in skipped); 568 tests: </w:t>
+            <w:tcW w:w="3876" w:type="dxa"/>
+            <w:tcBorders>
+              <w:top w:val="single" w:sz="4" w:space="0" w:color="C9D3D0"/>
+              <w:left w:val="single" w:sz="4" w:space="0" w:color="C9D3D0"/>
+              <w:bottom w:val="single" w:sz="4" w:space="0" w:color="C9D3D0"/>
+              <w:right w:val="single" w:sz="4" w:space="0" w:color="C9D3D0"/>
+            </w:tcBorders>
+            <w:tcMar>
+              <w:top w:w="50" w:type="dxa"/>
+              <w:left w:w="100" w:type="dxa"/>
+              <w:bottom w:w="50" w:type="dxa"/>
+              <w:right w:w="100" w:type="dxa"/>
+            </w:tcMar>
+            <w:vAlign w:val="center"/>
+          </w:tcPr>
+          <w:p>
+            <w:pPr>
+              <w:spacing w:line="252" w:lineRule="auto"/>
+            </w:pPr>
+            <w:r>
+              <w:rPr>
+                <w:sz w:val="19"/>
+                <w:szCs w:val="19"/>
+              </w:rPr>
+              <w:t>CR-012 revised, 23 October</w:t>
+            </w:r>
+          </w:p>
+        </w:tc>
+        <w:tc>
+          <w:tcPr>
+            <w:tcW w:w="5762" w:type="dxa"/>
+            <w:tcBorders>
+              <w:top w:val="single" w:sz="4" w:space="0" w:color="C9D3D0"/>
+              <w:left w:val="single" w:sz="4" w:space="0" w:color="C9D3D0"/>
+              <w:bottom w:val="single" w:sz="4" w:space="0" w:color="C9D3D0"/>
+              <w:right w:val="single" w:sz="4" w:space="0" w:color="C9D3D0"/>
+            </w:tcBorders>
+            <w:tcMar>
+              <w:top w:w="50" w:type="dxa"/>
+              <w:left w:w="100" w:type="dxa"/>
+              <w:bottom w:w="50" w:type="dxa"/>
+              <w:right w:w="100" w:type="dxa"/>
+            </w:tcMar>
+            <w:vAlign w:val="center"/>
+          </w:tcPr>
+          <w:p>
+            <w:pPr>
+              <w:spacing w:line="252" w:lineRule="auto"/>
+            </w:pPr>
+            <w:r>
+              <w:rPr>
+                <w:sz w:val="19"/>
+                <w:szCs w:val="19"/>
+              </w:rPr>
+              <w:t xml:space="preserve">38 files; 570 tests: </w:t>
             </w:r>
             <w:r>
               <w:rPr>
@@ -9153,14 +9153,14 @@
                 <w:sz w:val="19"/>
                 <w:szCs w:val="19"/>
               </w:rPr>
-              <w:t>547 passed, 0 failed</w:t>
-            </w:r>
-            <w:r>
-              <w:rPr>
-                <w:sz w:val="19"/>
-                <w:szCs w:val="19"/>
-              </w:rPr>
-              <w:t xml:space="preserve">; new </w:t>
+              <w:t>549 passed, 0 failed</w:t>
+            </w:r>
+            <w:r>
+              <w:rPr>
+                <w:sz w:val="19"/>
+                <w:szCs w:val="19"/>
+              </w:rPr>
+              <w:t xml:space="preserve">; </w:t>
             </w:r>
             <w:r>
               <w:rPr>
@@ -9176,7 +9176,7 @@
                 <w:sz w:val="19"/>
                 <w:szCs w:val="19"/>
               </w:rPr>
-              <w:t xml:space="preserve"> (4), TC-142</w:t>
+              <w:t xml:space="preserve"> now 6</w:t>
             </w:r>
           </w:p>
         </w:tc>
@@ -9193,7 +9193,7 @@
         </w:trPr>
         <w:tc>
           <w:tcPr>
-            <w:tcW w:w="3682" w:type="dxa"/>
+            <w:tcW w:w="3876" w:type="dxa"/>
             <w:tcBorders>
               <w:top w:val="single" w:sz="4" w:space="0" w:color="C9D3D0"/>
               <w:left w:val="single" w:sz="4" w:space="0" w:color="C9D3D0"/>
@@ -9218,13 +9218,13 @@
                 <w:sz w:val="19"/>
                 <w:szCs w:val="19"/>
               </w:rPr>
-              <w:t>CR-011, 23 October</w:t>
-            </w:r>
-          </w:p>
-        </w:tc>
-        <w:tc>
-          <w:tcPr>
-            <w:tcW w:w="5956" w:type="dxa"/>
+              <w:t>CR-012, 23 October</w:t>
+            </w:r>
+          </w:p>
+        </w:tc>
+        <w:tc>
+          <w:tcPr>
+            <w:tcW w:w="5762" w:type="dxa"/>
             <w:tcBorders>
               <w:top w:val="single" w:sz="4" w:space="0" w:color="C9D3D0"/>
               <w:left w:val="single" w:sz="4" w:space="0" w:color="C9D3D0"/>
@@ -9249,7 +9249,7 @@
                 <w:sz w:val="19"/>
                 <w:szCs w:val="19"/>
               </w:rPr>
-              <w:t xml:space="preserve">37 files (36 passed, 1 opt-in skipped); 564 tests: </w:t>
+              <w:t xml:space="preserve">38 files (37 passed, 1 opt-in skipped); 568 tests: </w:t>
             </w:r>
             <w:r>
               <w:rPr>
@@ -9258,7 +9258,7 @@
                 <w:sz w:val="19"/>
                 <w:szCs w:val="19"/>
               </w:rPr>
-              <w:t>543 passed, 0 failed</w:t>
+              <w:t>547 passed, 0 failed</w:t>
             </w:r>
             <w:r>
               <w:rPr>
@@ -9274,14 +9274,14 @@
                 <w:szCs w:val="17"/>
                 <w:shd w:val="clear" w:color="auto" w:fill="F2F4F3"/>
               </w:rPr>
-              <w:t>src/list-guide.test.ts</w:t>
-            </w:r>
-            <w:r>
-              <w:rPr>
-                <w:sz w:val="19"/>
-                <w:szCs w:val="19"/>
-              </w:rPr>
-              <w:t xml:space="preserve"> (4), TC-141</w:t>
+              <w:t>src/apply.test.ts</w:t>
+            </w:r>
+            <w:r>
+              <w:rPr>
+                <w:sz w:val="19"/>
+                <w:szCs w:val="19"/>
+              </w:rPr>
+              <w:t xml:space="preserve"> (4), TC-142</w:t>
             </w:r>
           </w:p>
         </w:tc>
@@ -9298,61 +9298,61 @@
         </w:trPr>
         <w:tc>
           <w:tcPr>
-            <w:tcW w:w="3682" w:type="dxa"/>
-            <w:tcBorders>
-              <w:top w:val="single" w:sz="4" w:space="0" w:color="C9D3D0"/>
-              <w:left w:val="single" w:sz="4" w:space="0" w:color="C9D3D0"/>
-              <w:bottom w:val="single" w:sz="4" w:space="0" w:color="C9D3D0"/>
-              <w:right w:val="single" w:sz="4" w:space="0" w:color="C9D3D0"/>
-            </w:tcBorders>
-            <w:tcMar>
-              <w:top w:w="50" w:type="dxa"/>
-              <w:left w:w="100" w:type="dxa"/>
-              <w:bottom w:w="50" w:type="dxa"/>
-              <w:right w:w="100" w:type="dxa"/>
-            </w:tcMar>
-            <w:vAlign w:val="center"/>
-          </w:tcPr>
-          <w:p>
-            <w:pPr>
-              <w:spacing w:line="252" w:lineRule="auto"/>
-            </w:pPr>
-            <w:r>
-              <w:rPr>
-                <w:sz w:val="19"/>
-                <w:szCs w:val="19"/>
-              </w:rPr>
-              <w:t>Update of 23 October</w:t>
-            </w:r>
-          </w:p>
-        </w:tc>
-        <w:tc>
-          <w:tcPr>
-            <w:tcW w:w="5956" w:type="dxa"/>
-            <w:tcBorders>
-              <w:top w:val="single" w:sz="4" w:space="0" w:color="C9D3D0"/>
-              <w:left w:val="single" w:sz="4" w:space="0" w:color="C9D3D0"/>
-              <w:bottom w:val="single" w:sz="4" w:space="0" w:color="C9D3D0"/>
-              <w:right w:val="single" w:sz="4" w:space="0" w:color="C9D3D0"/>
-            </w:tcBorders>
-            <w:tcMar>
-              <w:top w:w="50" w:type="dxa"/>
-              <w:left w:w="100" w:type="dxa"/>
-              <w:bottom w:w="50" w:type="dxa"/>
-              <w:right w:w="100" w:type="dxa"/>
-            </w:tcMar>
-            <w:vAlign w:val="center"/>
-          </w:tcPr>
-          <w:p>
-            <w:pPr>
-              <w:spacing w:line="252" w:lineRule="auto"/>
-            </w:pPr>
-            <w:r>
-              <w:rPr>
-                <w:sz w:val="19"/>
-                <w:szCs w:val="19"/>
-              </w:rPr>
-              <w:t xml:space="preserve">36 files (35 passed, 1 opt-in skipped); 560 tests: </w:t>
+            <w:tcW w:w="3876" w:type="dxa"/>
+            <w:tcBorders>
+              <w:top w:val="single" w:sz="4" w:space="0" w:color="C9D3D0"/>
+              <w:left w:val="single" w:sz="4" w:space="0" w:color="C9D3D0"/>
+              <w:bottom w:val="single" w:sz="4" w:space="0" w:color="C9D3D0"/>
+              <w:right w:val="single" w:sz="4" w:space="0" w:color="C9D3D0"/>
+            </w:tcBorders>
+            <w:tcMar>
+              <w:top w:w="50" w:type="dxa"/>
+              <w:left w:w="100" w:type="dxa"/>
+              <w:bottom w:w="50" w:type="dxa"/>
+              <w:right w:w="100" w:type="dxa"/>
+            </w:tcMar>
+            <w:vAlign w:val="center"/>
+          </w:tcPr>
+          <w:p>
+            <w:pPr>
+              <w:spacing w:line="252" w:lineRule="auto"/>
+            </w:pPr>
+            <w:r>
+              <w:rPr>
+                <w:sz w:val="19"/>
+                <w:szCs w:val="19"/>
+              </w:rPr>
+              <w:t>CR-011, 23 October</w:t>
+            </w:r>
+          </w:p>
+        </w:tc>
+        <w:tc>
+          <w:tcPr>
+            <w:tcW w:w="5762" w:type="dxa"/>
+            <w:tcBorders>
+              <w:top w:val="single" w:sz="4" w:space="0" w:color="C9D3D0"/>
+              <w:left w:val="single" w:sz="4" w:space="0" w:color="C9D3D0"/>
+              <w:bottom w:val="single" w:sz="4" w:space="0" w:color="C9D3D0"/>
+              <w:right w:val="single" w:sz="4" w:space="0" w:color="C9D3D0"/>
+            </w:tcBorders>
+            <w:tcMar>
+              <w:top w:w="50" w:type="dxa"/>
+              <w:left w:w="100" w:type="dxa"/>
+              <w:bottom w:w="50" w:type="dxa"/>
+              <w:right w:w="100" w:type="dxa"/>
+            </w:tcMar>
+            <w:vAlign w:val="center"/>
+          </w:tcPr>
+          <w:p>
+            <w:pPr>
+              <w:spacing w:line="252" w:lineRule="auto"/>
+            </w:pPr>
+            <w:r>
+              <w:rPr>
+                <w:sz w:val="19"/>
+                <w:szCs w:val="19"/>
+              </w:rPr>
+              <w:t xml:space="preserve">37 files (36 passed, 1 opt-in skipped); 564 tests: </w:t>
             </w:r>
             <w:r>
               <w:rPr>
@@ -9361,7 +9361,7 @@
                 <w:sz w:val="19"/>
                 <w:szCs w:val="19"/>
               </w:rPr>
-              <w:t>539 passed, 0 failed</w:t>
+              <w:t>543 passed, 0 failed</w:t>
             </w:r>
             <w:r>
               <w:rPr>
@@ -9377,14 +9377,14 @@
                 <w:szCs w:val="17"/>
                 <w:shd w:val="clear" w:color="auto" w:fill="F2F4F3"/>
               </w:rPr>
-              <w:t>src/list-feedback.test.ts</w:t>
-            </w:r>
-            <w:r>
-              <w:rPr>
-                <w:sz w:val="19"/>
-                <w:szCs w:val="19"/>
-              </w:rPr>
-              <w:t xml:space="preserve"> (3), TC-140</w:t>
+              <w:t>src/list-guide.test.ts</w:t>
+            </w:r>
+            <w:r>
+              <w:rPr>
+                <w:sz w:val="19"/>
+                <w:szCs w:val="19"/>
+              </w:rPr>
+              <w:t xml:space="preserve"> (4), TC-141</w:t>
             </w:r>
           </w:p>
         </w:tc>
@@ -9401,7 +9401,7 @@
         </w:trPr>
         <w:tc>
           <w:tcPr>
-            <w:tcW w:w="3682" w:type="dxa"/>
+            <w:tcW w:w="3876" w:type="dxa"/>
             <w:tcBorders>
               <w:top w:val="single" w:sz="4" w:space="0" w:color="C9D3D0"/>
               <w:left w:val="single" w:sz="4" w:space="0" w:color="C9D3D0"/>
@@ -9426,13 +9426,13 @@
                 <w:sz w:val="19"/>
                 <w:szCs w:val="19"/>
               </w:rPr>
-              <w:t>New test file</w:t>
-            </w:r>
-          </w:p>
-        </w:tc>
-        <w:tc>
-          <w:tcPr>
-            <w:tcW w:w="5956" w:type="dxa"/>
+              <w:t>Update of 23 October</w:t>
+            </w:r>
+          </w:p>
+        </w:tc>
+        <w:tc>
+          <w:tcPr>
+            <w:tcW w:w="5762" w:type="dxa"/>
             <w:tcBorders>
               <w:top w:val="single" w:sz="4" w:space="0" w:color="C9D3D0"/>
               <w:left w:val="single" w:sz="4" w:space="0" w:color="C9D3D0"/>
@@ -9452,6 +9452,29 @@
             <w:pPr>
               <w:spacing w:line="252" w:lineRule="auto"/>
             </w:pPr>
+            <w:r>
+              <w:rPr>
+                <w:sz w:val="19"/>
+                <w:szCs w:val="19"/>
+              </w:rPr>
+              <w:t xml:space="preserve">36 files (35 passed, 1 opt-in skipped); 560 tests: </w:t>
+            </w:r>
+            <w:r>
+              <w:rPr>
+                <w:b/>
+                <w:bCs/>
+                <w:sz w:val="19"/>
+                <w:szCs w:val="19"/>
+              </w:rPr>
+              <w:t>539 passed, 0 failed</w:t>
+            </w:r>
+            <w:r>
+              <w:rPr>
+                <w:sz w:val="19"/>
+                <w:szCs w:val="19"/>
+              </w:rPr>
+              <w:t xml:space="preserve">; new </w:t>
+            </w:r>
             <w:r>
               <w:rPr>
                 <w:rFonts w:ascii="Consolas" w:eastAsia="Consolas" w:hAnsi="Consolas" w:cs="Consolas"/>
@@ -9459,14 +9482,14 @@
                 <w:szCs w:val="17"/>
                 <w:shd w:val="clear" w:color="auto" w:fill="F2F4F3"/>
               </w:rPr>
-              <w:t>src/nav-pref.test.ts</w:t>
-            </w:r>
-            <w:r>
-              <w:rPr>
-                <w:sz w:val="19"/>
-                <w:szCs w:val="19"/>
-              </w:rPr>
-              <w:t xml:space="preserve"> (4): the desktop side menu is open by default, remembered per device, safe when storage is blocked, forgotten by "Clear this phone" (TC-139)</w:t>
+              <w:t>src/list-feedback.test.ts</w:t>
+            </w:r>
+            <w:r>
+              <w:rPr>
+                <w:sz w:val="19"/>
+                <w:szCs w:val="19"/>
+              </w:rPr>
+              <w:t xml:space="preserve"> (3), TC-140</w:t>
             </w:r>
           </w:p>
         </w:tc>
@@ -9483,7 +9506,37 @@
         </w:trPr>
         <w:tc>
           <w:tcPr>
-            <w:tcW w:w="3682" w:type="dxa"/>
+            <w:tcW w:w="3876" w:type="dxa"/>
+            <w:tcBorders>
+              <w:top w:val="single" w:sz="4" w:space="0" w:color="C9D3D0"/>
+              <w:left w:val="single" w:sz="4" w:space="0" w:color="C9D3D0"/>
+              <w:bottom w:val="single" w:sz="4" w:space="0" w:color="C9D3D0"/>
+              <w:right w:val="single" w:sz="4" w:space="0" w:color="C9D3D0"/>
+            </w:tcBorders>
+            <w:tcMar>
+              <w:top w:w="50" w:type="dxa"/>
+              <w:left w:w="100" w:type="dxa"/>
+              <w:bottom w:w="50" w:type="dxa"/>
+              <w:right w:w="100" w:type="dxa"/>
+            </w:tcMar>
+            <w:vAlign w:val="center"/>
+          </w:tcPr>
+          <w:p>
+            <w:pPr>
+              <w:spacing w:line="252" w:lineRule="auto"/>
+            </w:pPr>
+            <w:r>
+              <w:rPr>
+                <w:sz w:val="19"/>
+                <w:szCs w:val="19"/>
+              </w:rPr>
+              <w:t>New test file</w:t>
+            </w:r>
+          </w:p>
+        </w:tc>
+        <w:tc>
+          <w:tcPr>
+            <w:tcW w:w="5762" w:type="dxa"/>
             <w:tcBorders>
               <w:top w:val="single" w:sz="4" w:space="0" w:color="C9D3D0"/>
               <w:left w:val="single" w:sz="4" w:space="0" w:color="C9D3D0"/>
@@ -9509,37 +9562,14 @@
                 <w:szCs w:val="17"/>
                 <w:shd w:val="clear" w:color="auto" w:fill="F2F4F3"/>
               </w:rPr>
-              <w:t>npx tsc -b</w:t>
-            </w:r>
-          </w:p>
-        </w:tc>
-        <w:tc>
-          <w:tcPr>
-            <w:tcW w:w="5956" w:type="dxa"/>
-            <w:tcBorders>
-              <w:top w:val="single" w:sz="4" w:space="0" w:color="C9D3D0"/>
-              <w:left w:val="single" w:sz="4" w:space="0" w:color="C9D3D0"/>
-              <w:bottom w:val="single" w:sz="4" w:space="0" w:color="C9D3D0"/>
-              <w:right w:val="single" w:sz="4" w:space="0" w:color="C9D3D0"/>
-            </w:tcBorders>
-            <w:tcMar>
-              <w:top w:w="50" w:type="dxa"/>
-              <w:left w:w="100" w:type="dxa"/>
-              <w:bottom w:w="50" w:type="dxa"/>
-              <w:right w:w="100" w:type="dxa"/>
-            </w:tcMar>
-            <w:vAlign w:val="center"/>
-          </w:tcPr>
-          <w:p>
-            <w:pPr>
-              <w:spacing w:line="252" w:lineRule="auto"/>
-            </w:pPr>
-            <w:r>
-              <w:rPr>
-                <w:sz w:val="19"/>
-                <w:szCs w:val="19"/>
-              </w:rPr>
-              <w:t>Exit code 0</w:t>
+              <w:t>src/nav-pref.test.ts</w:t>
+            </w:r>
+            <w:r>
+              <w:rPr>
+                <w:sz w:val="19"/>
+                <w:szCs w:val="19"/>
+              </w:rPr>
+              <w:t xml:space="preserve"> (4): the desktop side menu is open by default, remembered per device, safe when storage is blocked, forgotten by "Clear this phone" (TC-139)</w:t>
             </w:r>
           </w:p>
         </w:tc>
@@ -9556,7 +9586,7 @@
         </w:trPr>
         <w:tc>
           <w:tcPr>
-            <w:tcW w:w="3682" w:type="dxa"/>
+            <w:tcW w:w="3876" w:type="dxa"/>
             <w:tcBorders>
               <w:top w:val="single" w:sz="4" w:space="0" w:color="C9D3D0"/>
               <w:left w:val="single" w:sz="4" w:space="0" w:color="C9D3D0"/>
@@ -9583,20 +9613,93 @@
                 <w:szCs w:val="17"/>
                 <w:shd w:val="clear" w:color="auto" w:fill="F2F4F3"/>
               </w:rPr>
+              <w:t>npx tsc -b</w:t>
+            </w:r>
+          </w:p>
+        </w:tc>
+        <w:tc>
+          <w:tcPr>
+            <w:tcW w:w="5762" w:type="dxa"/>
+            <w:tcBorders>
+              <w:top w:val="single" w:sz="4" w:space="0" w:color="C9D3D0"/>
+              <w:left w:val="single" w:sz="4" w:space="0" w:color="C9D3D0"/>
+              <w:bottom w:val="single" w:sz="4" w:space="0" w:color="C9D3D0"/>
+              <w:right w:val="single" w:sz="4" w:space="0" w:color="C9D3D0"/>
+            </w:tcBorders>
+            <w:shd w:val="clear" w:color="auto" w:fill="F3F8F6"/>
+            <w:tcMar>
+              <w:top w:w="50" w:type="dxa"/>
+              <w:left w:w="100" w:type="dxa"/>
+              <w:bottom w:w="50" w:type="dxa"/>
+              <w:right w:w="100" w:type="dxa"/>
+            </w:tcMar>
+            <w:vAlign w:val="center"/>
+          </w:tcPr>
+          <w:p>
+            <w:pPr>
+              <w:spacing w:line="252" w:lineRule="auto"/>
+            </w:pPr>
+            <w:r>
+              <w:rPr>
+                <w:sz w:val="19"/>
+                <w:szCs w:val="19"/>
+              </w:rPr>
+              <w:t>Exit code 0</w:t>
+            </w:r>
+          </w:p>
+        </w:tc>
+      </w:tr>
+      <w:tr>
+        <w:tblPrEx>
+          <w:tblCellMar>
+            <w:top w:w="0" w:type="dxa"/>
+            <w:bottom w:w="0" w:type="dxa"/>
+          </w:tblCellMar>
+        </w:tblPrEx>
+        <w:trPr>
+          <w:cantSplit/>
+        </w:trPr>
+        <w:tc>
+          <w:tcPr>
+            <w:tcW w:w="3876" w:type="dxa"/>
+            <w:tcBorders>
+              <w:top w:val="single" w:sz="4" w:space="0" w:color="C9D3D0"/>
+              <w:left w:val="single" w:sz="4" w:space="0" w:color="C9D3D0"/>
+              <w:bottom w:val="single" w:sz="4" w:space="0" w:color="C9D3D0"/>
+              <w:right w:val="single" w:sz="4" w:space="0" w:color="C9D3D0"/>
+            </w:tcBorders>
+            <w:tcMar>
+              <w:top w:w="50" w:type="dxa"/>
+              <w:left w:w="100" w:type="dxa"/>
+              <w:bottom w:w="50" w:type="dxa"/>
+              <w:right w:w="100" w:type="dxa"/>
+            </w:tcMar>
+            <w:vAlign w:val="center"/>
+          </w:tcPr>
+          <w:p>
+            <w:pPr>
+              <w:spacing w:line="252" w:lineRule="auto"/>
+            </w:pPr>
+            <w:r>
+              <w:rPr>
+                <w:rFonts w:ascii="Consolas" w:eastAsia="Consolas" w:hAnsi="Consolas" w:cs="Consolas"/>
+                <w:sz w:val="17"/>
+                <w:szCs w:val="17"/>
+                <w:shd w:val="clear" w:color="auto" w:fill="F2F4F3"/>
+              </w:rPr>
               <w:t>bash .claude/hooks/test-guard.sh</w:t>
             </w:r>
           </w:p>
         </w:tc>
         <w:tc>
           <w:tcPr>
-            <w:tcW w:w="5956" w:type="dxa"/>
-            <w:tcBorders>
-              <w:top w:val="single" w:sz="4" w:space="0" w:color="C9D3D0"/>
-              <w:left w:val="single" w:sz="4" w:space="0" w:color="C9D3D0"/>
-              <w:bottom w:val="single" w:sz="4" w:space="0" w:color="C9D3D0"/>
-              <w:right w:val="single" w:sz="4" w:space="0" w:color="C9D3D0"/>
-            </w:tcBorders>
-            <w:shd w:val="clear" w:color="auto" w:fill="F3F8F6"/>
+            <w:tcW w:w="5762" w:type="dxa"/>
+            <w:tcBorders>
+              <w:top w:val="single" w:sz="4" w:space="0" w:color="C9D3D0"/>
+              <w:left w:val="single" w:sz="4" w:space="0" w:color="C9D3D0"/>
+              <w:bottom w:val="single" w:sz="4" w:space="0" w:color="C9D3D0"/>
+              <w:right w:val="single" w:sz="4" w:space="0" w:color="C9D3D0"/>
+            </w:tcBorders>
             <w:tcMar>
               <w:top w:w="50" w:type="dxa"/>
               <w:left w:w="100" w:type="dxa"/>
@@ -9631,8 +9734,9 @@
         <w:keepNext/>
         <w:keepLines/>
       </w:pPr>
-      <w:bookmarkStart w:id="11" w:name="_Toc243666920"/>
+      <w:bookmarkStart w:id="11" w:name="_Toc243667036"/>
       <w:r>
+        <w:lastRenderedPageBreak/>
         <w:t>2.3 What the campaign proves</w:t>
       </w:r>
       <w:bookmarkEnd w:id="11"/>
@@ -9642,7 +9746,7 @@
         <w:pStyle w:val="Caption"/>
         <w:keepNext/>
       </w:pPr>
-      <w:bookmarkStart w:id="12" w:name="_Toc243666933"/>
+      <w:bookmarkStart w:id="12" w:name="_Toc243667049"/>
       <w:r>
         <w:t xml:space="preserve">Table </w:t>
       </w:r>
@@ -9684,7 +9788,7 @@
           <w:left w:w="10" w:type="dxa"/>
           <w:right w:w="10" w:type="dxa"/>
         </w:tblCellMar>
-        <w:tblLook w:val="04A0" w:firstRow="1" w:lastRow="0" w:firstColumn="1" w:lastColumn="0" w:noHBand="0" w:noVBand="1"/>
+        <w:tblLook w:val="0000" w:firstRow="0" w:lastRow="0" w:firstColumn="0" w:lastColumn="0" w:noHBand="0" w:noVBand="0"/>
       </w:tblPr>
       <w:tblGrid>
         <w:gridCol w:w="4819"/>
@@ -9878,7 +9982,6 @@
                 <w:sz w:val="19"/>
                 <w:szCs w:val="19"/>
               </w:rPr>
-              <w:lastRenderedPageBreak/>
               <w:t>Rules are enforced on the server, not only hidden in the UI</w:t>
             </w:r>
           </w:p>
@@ -10504,7 +10607,7 @@
         <w:keepLines/>
         <w:pageBreakBefore/>
       </w:pPr>
-      <w:bookmarkStart w:id="13" w:name="_Toc243666921"/>
+      <w:bookmarkStart w:id="13" w:name="_Toc243667037"/>
       <w:r>
         <w:lastRenderedPageBreak/>
         <w:t>3 Defects and findings</w:t>
@@ -10524,7 +10627,7 @@
         <w:pStyle w:val="Caption"/>
         <w:keepNext/>
       </w:pPr>
-      <w:bookmarkStart w:id="14" w:name="_Toc243666934"/>
+      <w:bookmarkStart w:id="14" w:name="_Toc243667050"/>
       <w:r>
         <w:t xml:space="preserve">Table </w:t>
       </w:r>
@@ -10566,7 +10669,7 @@
           <w:left w:w="10" w:type="dxa"/>
           <w:right w:w="10" w:type="dxa"/>
         </w:tblCellMar>
-        <w:tblLook w:val="04A0" w:firstRow="1" w:lastRow="0" w:firstColumn="1" w:lastColumn="0" w:noHBand="0" w:noVBand="1"/>
+        <w:tblLook w:val="0000" w:firstRow="0" w:lastRow="0" w:firstColumn="0" w:lastColumn="0" w:noHBand="0" w:noVBand="0"/>
       </w:tblPr>
       <w:tblGrid>
         <w:gridCol w:w="591"/>
@@ -13052,7 +13155,7 @@
         <w:keepNext/>
         <w:keepLines/>
       </w:pPr>
-      <w:bookmarkStart w:id="15" w:name="_Toc243666922"/>
+      <w:bookmarkStart w:id="15" w:name="_Toc243667038"/>
       <w:r>
         <w:t>3.1 Failures that are not application defects</w:t>
       </w:r>
@@ -13063,7 +13166,7 @@
         <w:pStyle w:val="Caption"/>
         <w:keepNext/>
       </w:pPr>
-      <w:bookmarkStart w:id="16" w:name="_Toc243666935"/>
+      <w:bookmarkStart w:id="16" w:name="_Toc243667051"/>
       <w:r>
         <w:t xml:space="preserve">Table </w:t>
       </w:r>
@@ -13105,7 +13208,7 @@
           <w:left w:w="10" w:type="dxa"/>
           <w:right w:w="10" w:type="dxa"/>
         </w:tblCellMar>
-        <w:tblLook w:val="04A0" w:firstRow="1" w:lastRow="0" w:firstColumn="1" w:lastColumn="0" w:noHBand="0" w:noVBand="1"/>
+        <w:tblLook w:val="0000" w:firstRow="0" w:lastRow="0" w:firstColumn="0" w:lastColumn="0" w:noHBand="0" w:noVBand="0"/>
       </w:tblPr>
       <w:tblGrid>
         <w:gridCol w:w="1342"/>
@@ -13444,7 +13547,7 @@
         <w:keepLines/>
         <w:pageBreakBefore/>
       </w:pPr>
-      <w:bookmarkStart w:id="17" w:name="_Toc243666923"/>
+      <w:bookmarkStart w:id="17" w:name="_Toc243667039"/>
       <w:r>
         <w:lastRenderedPageBreak/>
         <w:t>4 Security audit run-1</w:t>
@@ -13457,7 +13560,7 @@
         <w:keepNext/>
         <w:keepLines/>
       </w:pPr>
-      <w:bookmarkStart w:id="18" w:name="_Toc243666924"/>
+      <w:bookmarkStart w:id="18" w:name="_Toc243667040"/>
       <w:r>
         <w:t>4.1 Method</w:t>
       </w:r>
@@ -13500,7 +13603,7 @@
         <w:keepNext/>
         <w:keepLines/>
       </w:pPr>
-      <w:bookmarkStart w:id="19" w:name="_Toc243666925"/>
+      <w:bookmarkStart w:id="19" w:name="_Toc243667041"/>
       <w:r>
         <w:t>4.2 Results</w:t>
       </w:r>
@@ -13511,7 +13614,7 @@
         <w:pStyle w:val="Caption"/>
         <w:keepNext/>
       </w:pPr>
-      <w:bookmarkStart w:id="20" w:name="_Toc243666936"/>
+      <w:bookmarkStart w:id="20" w:name="_Toc243667052"/>
       <w:r>
         <w:t xml:space="preserve">Table </w:t>
       </w:r>
@@ -13553,7 +13656,7 @@
           <w:left w:w="10" w:type="dxa"/>
           <w:right w:w="10" w:type="dxa"/>
         </w:tblCellMar>
-        <w:tblLook w:val="04A0" w:firstRow="1" w:lastRow="0" w:firstColumn="1" w:lastColumn="0" w:noHBand="0" w:noVBand="1"/>
+        <w:tblLook w:val="0000" w:firstRow="0" w:lastRow="0" w:firstColumn="0" w:lastColumn="0" w:noHBand="0" w:noVBand="0"/>
       </w:tblPr>
       <w:tblGrid>
         <w:gridCol w:w="2966"/>
@@ -13865,7 +13968,7 @@
         <w:pStyle w:val="Caption"/>
         <w:keepNext/>
       </w:pPr>
-      <w:bookmarkStart w:id="21" w:name="_Toc243666937"/>
+      <w:bookmarkStart w:id="21" w:name="_Toc243667053"/>
       <w:r>
         <w:t xml:space="preserve">Table </w:t>
       </w:r>
@@ -13907,7 +14010,7 @@
           <w:left w:w="10" w:type="dxa"/>
           <w:right w:w="10" w:type="dxa"/>
         </w:tblCellMar>
-        <w:tblLook w:val="04A0" w:firstRow="1" w:lastRow="0" w:firstColumn="1" w:lastColumn="0" w:noHBand="0" w:noVBand="1"/>
+        <w:tblLook w:val="0000" w:firstRow="0" w:lastRow="0" w:firstColumn="0" w:lastColumn="0" w:noHBand="0" w:noVBand="0"/>
       </w:tblPr>
       <w:tblGrid>
         <w:gridCol w:w="746"/>
@@ -16455,7 +16558,7 @@
         <w:keepLines/>
         <w:pageBreakBefore/>
       </w:pPr>
-      <w:bookmarkStart w:id="22" w:name="_Toc243666926"/>
+      <w:bookmarkStart w:id="22" w:name="_Toc243667042"/>
       <w:r>
         <w:lastRenderedPageBreak/>
         <w:t>5 Limits of this campaign</w:t>
@@ -16545,7 +16648,7 @@
         <w:keepLines/>
         <w:pageBreakBefore/>
       </w:pPr>
-      <w:bookmarkStart w:id="23" w:name="_Toc243666927"/>
+      <w:bookmarkStart w:id="23" w:name="_Toc243667043"/>
       <w:r>
         <w:lastRenderedPageBreak/>
         <w:t>6 Conclusion</w:t>
@@ -16580,7 +16683,7 @@
         <w:keepLines/>
         <w:pageBreakBefore/>
       </w:pPr>
-      <w:bookmarkStart w:id="24" w:name="_Toc243666928"/>
+      <w:bookmarkStart w:id="24" w:name="_Toc243667044"/>
       <w:r>
         <w:lastRenderedPageBreak/>
         <w:t>7 Appendix A. Result files</w:t>
@@ -16851,72 +16954,10 @@
 <file path=word/numbering.xml><?xml version="1.0" encoding="utf-8"?>
 <w:numbering xmlns:wpc="http://schemas.microsoft.com/office/word/2010/wordprocessingCanvas" xmlns:cx="http://schemas.microsoft.com/office/drawing/2014/chartex" xmlns:cx1="http://schemas.microsoft.com/office/drawing/2015/9/8/chartex" xmlns:cx2="http://schemas.microsoft.com/office/drawing/2015/10/21/chartex" xmlns:cx3="http://schemas.microsoft.com/office/drawing/2016/5/9/chartex" xmlns:cx4="http://schemas.microsoft.com/office/drawing/2016/5/10/chartex" xmlns:cx5="http://schemas.microsoft.com/office/drawing/2016/5/11/chartex" xmlns:cx6="http://schemas.microsoft.com/office/drawing/2016/5/12/chartex" xmlns:cx7="http://schemas.microsoft.com/office/drawing/2016/5/13/chartex" xmlns:cx8="http://schemas.microsoft.com/office/drawing/2016/5/14/chartex" xmlns:mc="http://schemas.openxmlformats.org/markup-compatibility/2006" xmlns:aink="http://schemas.microsoft.com/office/drawing/2016/ink" xmlns:am3d="http://schemas.microsoft.com/office/drawing/2017/model3d" xmlns:o="urn:schemas-microsoft-com:office:office" xmlns:oel="http://schemas.microsoft.com/office/2019/extlst" xmlns:r="http://schemas.openxmlformats.org/officeDocument/2006/relationships" xmlns:m="http://schemas.openxmlformats.org/officeDocument/2006/math" xmlns:v="urn:schemas-microsoft-com:vml" xmlns:wp14="http://schemas.microsoft.com/office/word/2010/wordprocessingDrawing" xmlns:wp="http://schemas.openxmlformats.org/drawingml/2006/wordprocessingDrawing" xmlns:w10="urn:schemas-microsoft-com:office:word" xmlns:w="http://schemas.openxmlformats.org/wordprocessingml/2006/main" xmlns:w14="http://schemas.microsoft.com/office/word/2010/wordml" xmlns:w15="http://schemas.microsoft.com/office/word/2012/wordml" xmlns:w16cex="http://schemas.microsoft.com/office/word/2018/wordml/cex" xmlns:w16cid="http://schemas.microsoft.com/office/word/2016/wordml/cid" xmlns:w16="http://schemas.microsoft.com/office/word/2018/wordml" xmlns:w16du="http://schemas.microsoft.com/office/word/2023/wordml/word16du" xmlns:w16sdtdh="http://schemas.microsoft.com/office/word/2020/wordml/sdtdatahash" xmlns:w16sdtfl="http://schemas.microsoft.com/office/word/2024/wordml/sdtformatlock" xmlns:w16se="http://schemas.microsoft.com/office/word/2015/wordml/symex" xmlns:wpg="http://schemas.microsoft.com/office/word/2010/wordprocessingGroup" xmlns:wpi="http://schemas.microsoft.com/office/word/2010/wordprocessingInk" xmlns:wne="http://schemas.microsoft.com/office/word/2006/wordml" xmlns:wps="http://schemas.microsoft.com/office/word/2010/wordprocessingShape" mc:Ignorable="w14 w15 w16se w16cid w16 w16cex w16sdtdh w16sdtfl w16du wp14">
   <w:abstractNum w:abstractNumId="0" w15:restartNumberingAfterBreak="0">
-    <w:nsid w:val="15CD1DD9"/>
+    <w:nsid w:val="2E4C5DD0"/>
     <w:multiLevelType w:val="hybridMultilevel"/>
-    <w:tmpl w:val="66089BA2"/>
-    <w:lvl w:ilvl="0" w:tplc="303A6B96">
-      <w:start w:val="1"/>
-      <w:numFmt w:val="bullet"/>
-      <w:lvlText w:val="•"/>
-      <w:lvlJc w:val="left"/>
-      <w:pPr>
-        <w:ind w:left="720" w:hanging="280"/>
-      </w:pPr>
-    </w:lvl>
-    <w:lvl w:ilvl="1" w:tplc="B63C928E" w:tentative="1">
-      <w:start w:val="1"/>
-      <w:numFmt w:val="bullet"/>
-      <w:lvlText w:val="–"/>
-      <w:lvlJc w:val="left"/>
-      <w:pPr>
-        <w:ind w:left="1080" w:hanging="280"/>
-      </w:pPr>
-    </w:lvl>
-    <w:lvl w:ilvl="2" w:tplc="B87027A4" w:tentative="1">
-      <w:start w:val="1"/>
-      <w:numFmt w:val="bullet"/>
-      <w:lvlText w:val="▪"/>
-      <w:lvlJc w:val="left"/>
-      <w:pPr>
-        <w:ind w:left="1440" w:hanging="280"/>
-      </w:pPr>
-    </w:lvl>
-    <w:lvl w:ilvl="3" w:tplc="216CA7D2">
-      <w:numFmt w:val="decimal"/>
-      <w:lvlText w:val=""/>
-      <w:lvlJc w:val="left"/>
-    </w:lvl>
-    <w:lvl w:ilvl="4" w:tplc="A7FC020C">
-      <w:numFmt w:val="decimal"/>
-      <w:lvlText w:val=""/>
-      <w:lvlJc w:val="left"/>
-    </w:lvl>
-    <w:lvl w:ilvl="5" w:tplc="E2BAAAA4">
-      <w:numFmt w:val="decimal"/>
-      <w:lvlText w:val=""/>
-      <w:lvlJc w:val="left"/>
-    </w:lvl>
-    <w:lvl w:ilvl="6" w:tplc="E58CC924">
-      <w:numFmt w:val="decimal"/>
-      <w:lvlText w:val=""/>
-      <w:lvlJc w:val="left"/>
-    </w:lvl>
-    <w:lvl w:ilvl="7" w:tplc="E692FFFA">
-      <w:numFmt w:val="decimal"/>
-      <w:lvlText w:val=""/>
-      <w:lvlJc w:val="left"/>
-    </w:lvl>
-    <w:lvl w:ilvl="8" w:tplc="DDF6C788">
-      <w:numFmt w:val="decimal"/>
-      <w:lvlText w:val=""/>
-      <w:lvlJc w:val="left"/>
-    </w:lvl>
-  </w:abstractNum>
-  <w:abstractNum w:abstractNumId="1" w15:restartNumberingAfterBreak="0">
-    <w:nsid w:val="28951406"/>
-    <w:multiLevelType w:val="hybridMultilevel"/>
-    <w:tmpl w:val="AE16FFF8"/>
-    <w:lvl w:ilvl="0" w:tplc="72FEDBCA" w:tentative="1">
+    <w:tmpl w:val="77F8EF40"/>
+    <w:lvl w:ilvl="0" w:tplc="F7E47E80" w:tentative="1">
       <w:start w:val="1"/>
       <w:numFmt w:val="bullet"/>
       <w:lvlText w:val="●"/>
@@ -16925,7 +16966,7 @@
         <w:ind w:left="720" w:hanging="360"/>
       </w:pPr>
     </w:lvl>
-    <w:lvl w:ilvl="1" w:tplc="7562BB40" w:tentative="1">
+    <w:lvl w:ilvl="1" w:tplc="939060E8" w:tentative="1">
       <w:start w:val="1"/>
       <w:numFmt w:val="bullet"/>
       <w:lvlText w:val="○"/>
@@ -16934,7 +16975,7 @@
         <w:ind w:left="1440" w:hanging="360"/>
       </w:pPr>
     </w:lvl>
-    <w:lvl w:ilvl="2" w:tplc="F91A0588" w:tentative="1">
+    <w:lvl w:ilvl="2" w:tplc="04604408" w:tentative="1">
       <w:start w:val="1"/>
       <w:numFmt w:val="bullet"/>
       <w:lvlText w:val="■"/>
@@ -16943,7 +16984,7 @@
         <w:ind w:left="2160" w:hanging="360"/>
       </w:pPr>
     </w:lvl>
-    <w:lvl w:ilvl="3" w:tplc="7CF6609C" w:tentative="1">
+    <w:lvl w:ilvl="3" w:tplc="4ED6C656" w:tentative="1">
       <w:start w:val="1"/>
       <w:numFmt w:val="bullet"/>
       <w:lvlText w:val="●"/>
@@ -16952,7 +16993,7 @@
         <w:ind w:left="2880" w:hanging="360"/>
       </w:pPr>
     </w:lvl>
-    <w:lvl w:ilvl="4" w:tplc="AFACD85E" w:tentative="1">
+    <w:lvl w:ilvl="4" w:tplc="856E71BC" w:tentative="1">
       <w:start w:val="1"/>
       <w:numFmt w:val="bullet"/>
       <w:lvlText w:val="○"/>
@@ -16961,7 +17002,7 @@
         <w:ind w:left="3600" w:hanging="360"/>
       </w:pPr>
     </w:lvl>
-    <w:lvl w:ilvl="5" w:tplc="1E842DB2" w:tentative="1">
+    <w:lvl w:ilvl="5" w:tplc="DB8C0B2A" w:tentative="1">
       <w:start w:val="1"/>
       <w:numFmt w:val="bullet"/>
       <w:lvlText w:val="■"/>
@@ -16970,7 +17011,7 @@
         <w:ind w:left="4320" w:hanging="360"/>
       </w:pPr>
     </w:lvl>
-    <w:lvl w:ilvl="6" w:tplc="49AEF9E0" w:tentative="1">
+    <w:lvl w:ilvl="6" w:tplc="C1047118" w:tentative="1">
       <w:start w:val="1"/>
       <w:numFmt w:val="bullet"/>
       <w:lvlText w:val="●"/>
@@ -16979,7 +17020,7 @@
         <w:ind w:left="5040" w:hanging="360"/>
       </w:pPr>
     </w:lvl>
-    <w:lvl w:ilvl="7" w:tplc="C380BC22" w:tentative="1">
+    <w:lvl w:ilvl="7" w:tplc="18BC5C24" w:tentative="1">
       <w:start w:val="1"/>
       <w:numFmt w:val="bullet"/>
       <w:lvlText w:val="●"/>
@@ -16988,7 +17029,7 @@
         <w:ind w:left="5760" w:hanging="360"/>
       </w:pPr>
     </w:lvl>
-    <w:lvl w:ilvl="8" w:tplc="F7FE6F5A" w:tentative="1">
+    <w:lvl w:ilvl="8" w:tplc="446EA7FC" w:tentative="1">
       <w:start w:val="1"/>
       <w:numFmt w:val="bullet"/>
       <w:lvlText w:val="●"/>
@@ -16998,11 +17039,73 @@
       </w:pPr>
     </w:lvl>
   </w:abstractNum>
+  <w:abstractNum w:abstractNumId="1" w15:restartNumberingAfterBreak="0">
+    <w:nsid w:val="4B566EFA"/>
+    <w:multiLevelType w:val="hybridMultilevel"/>
+    <w:tmpl w:val="78C83544"/>
+    <w:lvl w:ilvl="0" w:tplc="C4325CE6">
+      <w:start w:val="1"/>
+      <w:numFmt w:val="bullet"/>
+      <w:lvlText w:val="•"/>
+      <w:lvlJc w:val="left"/>
+      <w:pPr>
+        <w:ind w:left="720" w:hanging="280"/>
+      </w:pPr>
+    </w:lvl>
+    <w:lvl w:ilvl="1" w:tplc="6DD2877A" w:tentative="1">
+      <w:start w:val="1"/>
+      <w:numFmt w:val="bullet"/>
+      <w:lvlText w:val="–"/>
+      <w:lvlJc w:val="left"/>
+      <w:pPr>
+        <w:ind w:left="1080" w:hanging="280"/>
+      </w:pPr>
+    </w:lvl>
+    <w:lvl w:ilvl="2" w:tplc="E188CABC" w:tentative="1">
+      <w:start w:val="1"/>
+      <w:numFmt w:val="bullet"/>
+      <w:lvlText w:val="▪"/>
+      <w:lvlJc w:val="left"/>
+      <w:pPr>
+        <w:ind w:left="1440" w:hanging="280"/>
+      </w:pPr>
+    </w:lvl>
+    <w:lvl w:ilvl="3" w:tplc="15302036">
+      <w:numFmt w:val="decimal"/>
+      <w:lvlText w:val=""/>
+      <w:lvlJc w:val="left"/>
+    </w:lvl>
+    <w:lvl w:ilvl="4" w:tplc="3F3EBAEE">
+      <w:numFmt w:val="decimal"/>
+      <w:lvlText w:val=""/>
+      <w:lvlJc w:val="left"/>
+    </w:lvl>
+    <w:lvl w:ilvl="5" w:tplc="C9D6C1FA">
+      <w:numFmt w:val="decimal"/>
+      <w:lvlText w:val=""/>
+      <w:lvlJc w:val="left"/>
+    </w:lvl>
+    <w:lvl w:ilvl="6" w:tplc="0DC0F724">
+      <w:numFmt w:val="decimal"/>
+      <w:lvlText w:val=""/>
+      <w:lvlJc w:val="left"/>
+    </w:lvl>
+    <w:lvl w:ilvl="7" w:tplc="DEBEE2B2">
+      <w:numFmt w:val="decimal"/>
+      <w:lvlText w:val=""/>
+      <w:lvlJc w:val="left"/>
+    </w:lvl>
+    <w:lvl w:ilvl="8" w:tplc="7228FB8C">
+      <w:numFmt w:val="decimal"/>
+      <w:lvlText w:val=""/>
+      <w:lvlJc w:val="left"/>
+    </w:lvl>
+  </w:abstractNum>
   <w:abstractNum w:abstractNumId="2" w15:restartNumberingAfterBreak="0">
-    <w:nsid w:val="6CE84F5B"/>
+    <w:nsid w:val="68526752"/>
     <w:multiLevelType w:val="hybridMultilevel"/>
-    <w:tmpl w:val="29A28E1E"/>
-    <w:lvl w:ilvl="0" w:tplc="8812B552" w:tentative="1">
+    <w:tmpl w:val="EC226BA8"/>
+    <w:lvl w:ilvl="0" w:tplc="78AE0BB0" w:tentative="1">
       <w:start w:val="1"/>
       <w:numFmt w:val="decimal"/>
       <w:lvlText w:val="%1."/>
@@ -17011,7 +17114,7 @@
         <w:ind w:left="720" w:hanging="360"/>
       </w:pPr>
     </w:lvl>
-    <w:lvl w:ilvl="1" w:tplc="B36486F2" w:tentative="1">
+    <w:lvl w:ilvl="1" w:tplc="A9000D6C" w:tentative="1">
       <w:start w:val="1"/>
       <w:numFmt w:val="lowerLetter"/>
       <w:lvlText w:val="%2."/>
@@ -17020,7 +17123,7 @@
         <w:ind w:left="1080" w:hanging="360"/>
       </w:pPr>
     </w:lvl>
-    <w:lvl w:ilvl="2" w:tplc="5C50D79C" w:tentative="1">
+    <w:lvl w:ilvl="2" w:tplc="3AF640A8" w:tentative="1">
       <w:start w:val="1"/>
       <w:numFmt w:val="lowerRoman"/>
       <w:lvlText w:val="%3."/>
@@ -17029,45 +17132,45 @@
         <w:ind w:left="1440" w:hanging="360"/>
       </w:pPr>
     </w:lvl>
-    <w:lvl w:ilvl="3" w:tplc="14009D8A">
+    <w:lvl w:ilvl="3" w:tplc="EC58788A">
       <w:numFmt w:val="decimal"/>
       <w:lvlText w:val=""/>
       <w:lvlJc w:val="left"/>
     </w:lvl>
-    <w:lvl w:ilvl="4" w:tplc="56DA7562">
+    <w:lvl w:ilvl="4" w:tplc="D1CE87EE">
       <w:numFmt w:val="decimal"/>
       <w:lvlText w:val=""/>
       <w:lvlJc w:val="left"/>
     </w:lvl>
-    <w:lvl w:ilvl="5" w:tplc="927AB930">
+    <w:lvl w:ilvl="5" w:tplc="4D2293F4">
       <w:numFmt w:val="decimal"/>
       <w:lvlText w:val=""/>
       <w:lvlJc w:val="left"/>
     </w:lvl>
-    <w:lvl w:ilvl="6" w:tplc="F3EAFFFC">
+    <w:lvl w:ilvl="6" w:tplc="88C0D67E">
       <w:numFmt w:val="decimal"/>
       <w:lvlText w:val=""/>
       <w:lvlJc w:val="left"/>
     </w:lvl>
-    <w:lvl w:ilvl="7" w:tplc="1ACECD50">
+    <w:lvl w:ilvl="7" w:tplc="1C08B406">
       <w:numFmt w:val="decimal"/>
       <w:lvlText w:val=""/>
       <w:lvlJc w:val="left"/>
     </w:lvl>
-    <w:lvl w:ilvl="8" w:tplc="1826D322">
+    <w:lvl w:ilvl="8" w:tplc="DE701B30">
       <w:numFmt w:val="decimal"/>
       <w:lvlText w:val=""/>
       <w:lvlJc w:val="left"/>
     </w:lvl>
   </w:abstractNum>
-  <w:num w:numId="1" w16cid:durableId="80684169">
-    <w:abstractNumId w:val="1"/>
+  <w:num w:numId="1" w16cid:durableId="970131583">
+    <w:abstractNumId w:val="0"/>
     <w:lvlOverride w:ilvl="0">
       <w:startOverride w:val="1"/>
     </w:lvlOverride>
   </w:num>
-  <w:num w:numId="2" w16cid:durableId="506410868">
-    <w:abstractNumId w:val="0"/>
+  <w:num w:numId="2" w16cid:durableId="1113092917">
+    <w:abstractNumId w:val="1"/>
     <w:lvlOverride w:ilvl="0">
       <w:startOverride w:val="1"/>
     </w:lvlOverride>
@@ -17771,7 +17874,7 @@
     <w:autoRedefine/>
     <w:uiPriority w:val="39"/>
     <w:unhideWhenUsed/>
-    <w:rsid w:val="002B17ED"/>
+    <w:rsid w:val="00D71AC0"/>
     <w:pPr>
       <w:spacing w:after="100"/>
     </w:pPr>
@@ -17783,7 +17886,7 @@
     <w:autoRedefine/>
     <w:uiPriority w:val="39"/>
     <w:unhideWhenUsed/>
-    <w:rsid w:val="002B17ED"/>
+    <w:rsid w:val="00D71AC0"/>
     <w:pPr>
       <w:spacing w:after="100"/>
       <w:ind w:left="210"/>
@@ -17795,7 +17898,7 @@
     <w:next w:val="Normal"/>
     <w:uiPriority w:val="99"/>
     <w:unhideWhenUsed/>
-    <w:rsid w:val="002B17ED"/>
+    <w:rsid w:val="00D71AC0"/>
   </w:style>
 </w:styles>
 </file>

--- a/docs/08-test-plan/ZP-DOC-08_Test-Summary-Report.docx
+++ b/docs/08-test-plan/ZP-DOC-08_Test-Summary-Report.docx
@@ -90,7 +90,7 @@
           <w:left w:w="10" w:type="dxa"/>
           <w:right w:w="10" w:type="dxa"/>
         </w:tblCellMar>
-        <w:tblLook w:val="0000" w:firstRow="0" w:lastRow="0" w:firstColumn="0" w:lastColumn="0" w:noHBand="0" w:noVBand="0"/>
+        <w:tblLook w:val="04A0" w:firstRow="1" w:lastRow="0" w:firstColumn="1" w:lastColumn="0" w:noHBand="0" w:noVBand="1"/>
       </w:tblPr>
       <w:tblGrid>
         <w:gridCol w:w="2600"/>
@@ -494,7 +494,7 @@
           <w:left w:w="10" w:type="dxa"/>
           <w:right w:w="10" w:type="dxa"/>
         </w:tblCellMar>
-        <w:tblLook w:val="0000" w:firstRow="0" w:lastRow="0" w:firstColumn="0" w:lastColumn="0" w:noHBand="0" w:noVBand="0"/>
+        <w:tblLook w:val="04A0" w:firstRow="1" w:lastRow="0" w:firstColumn="1" w:lastColumn="0" w:noHBand="0" w:noVBand="1"/>
       </w:tblPr>
       <w:tblGrid>
         <w:gridCol w:w="2600"/>
@@ -1189,7 +1189,7 @@
           <w:left w:w="10" w:type="dxa"/>
           <w:right w:w="10" w:type="dxa"/>
         </w:tblCellMar>
-        <w:tblLook w:val="0000" w:firstRow="0" w:lastRow="0" w:firstColumn="0" w:lastColumn="0" w:noHBand="0" w:noVBand="0"/>
+        <w:tblLook w:val="04A0" w:firstRow="1" w:lastRow="0" w:firstColumn="1" w:lastColumn="0" w:noHBand="0" w:noVBand="1"/>
       </w:tblPr>
       <w:tblGrid>
         <w:gridCol w:w="964"/>
@@ -2066,7 +2066,7 @@
           <w:left w:w="10" w:type="dxa"/>
           <w:right w:w="10" w:type="dxa"/>
         </w:tblCellMar>
-        <w:tblLook w:val="0000" w:firstRow="0" w:lastRow="0" w:firstColumn="0" w:lastColumn="0" w:noHBand="0" w:noVBand="0"/>
+        <w:tblLook w:val="04A0" w:firstRow="1" w:lastRow="0" w:firstColumn="1" w:lastColumn="0" w:noHBand="0" w:noVBand="1"/>
       </w:tblPr>
       <w:tblGrid>
         <w:gridCol w:w="2120"/>
@@ -2423,7 +2423,7 @@
     <w:sdt>
       <w:sdtPr>
         <w:alias w:val="Contents"/>
-        <w:id w:val="1493212270"/>
+        <w:id w:val="1554735857"/>
       </w:sdtPr>
       <w:sdtEndPr/>
       <w:sdtContent>
@@ -2452,7 +2452,7 @@
           <w:r>
             <w:fldChar w:fldCharType="separate"/>
           </w:r>
-          <w:hyperlink w:anchor="_Toc243667029" w:history="1">
+          <w:hyperlink w:anchor="_Toc243668395" w:history="1">
             <w:r>
               <w:rPr>
                 <w:rStyle w:val="Hyperlink"/>
@@ -2476,7 +2476,7 @@
               <w:rPr>
                 <w:noProof/>
               </w:rPr>
-              <w:instrText xml:space="preserve"> PAGEREF _Toc243667029 \h </w:instrText>
+              <w:instrText xml:space="preserve"> PAGEREF _Toc243668395 \h </w:instrText>
             </w:r>
             <w:r>
               <w:rPr>
@@ -2519,7 +2519,7 @@
               <w14:ligatures w14:val="standardContextual"/>
             </w:rPr>
           </w:pPr>
-          <w:hyperlink w:anchor="_Toc243667030" w:history="1">
+          <w:hyperlink w:anchor="_Toc243668396" w:history="1">
             <w:r>
               <w:rPr>
                 <w:rStyle w:val="Hyperlink"/>
@@ -2543,7 +2543,7 @@
               <w:rPr>
                 <w:noProof/>
               </w:rPr>
-              <w:instrText xml:space="preserve"> PAGEREF _Toc243667030 \h </w:instrText>
+              <w:instrText xml:space="preserve"> PAGEREF _Toc243668396 \h </w:instrText>
             </w:r>
             <w:r>
               <w:rPr>
@@ -2586,7 +2586,7 @@
               <w14:ligatures w14:val="standardContextual"/>
             </w:rPr>
           </w:pPr>
-          <w:hyperlink w:anchor="_Toc243667031" w:history="1">
+          <w:hyperlink w:anchor="_Toc243668397" w:history="1">
             <w:r>
               <w:rPr>
                 <w:rStyle w:val="Hyperlink"/>
@@ -2610,7 +2610,7 @@
               <w:rPr>
                 <w:noProof/>
               </w:rPr>
-              <w:instrText xml:space="preserve"> PAGEREF _Toc243667031 \h </w:instrText>
+              <w:instrText xml:space="preserve"> PAGEREF _Toc243668397 \h </w:instrText>
             </w:r>
             <w:r>
               <w:rPr>
@@ -2653,7 +2653,7 @@
               <w14:ligatures w14:val="standardContextual"/>
             </w:rPr>
           </w:pPr>
-          <w:hyperlink w:anchor="_Toc243667032" w:history="1">
+          <w:hyperlink w:anchor="_Toc243668398" w:history="1">
             <w:r>
               <w:rPr>
                 <w:rStyle w:val="Hyperlink"/>
@@ -2677,7 +2677,7 @@
               <w:rPr>
                 <w:noProof/>
               </w:rPr>
-              <w:instrText xml:space="preserve"> PAGEREF _Toc243667032 \h </w:instrText>
+              <w:instrText xml:space="preserve"> PAGEREF _Toc243668398 \h </w:instrText>
             </w:r>
             <w:r>
               <w:rPr>
@@ -2720,7 +2720,7 @@
               <w14:ligatures w14:val="standardContextual"/>
             </w:rPr>
           </w:pPr>
-          <w:hyperlink w:anchor="_Toc243667033" w:history="1">
+          <w:hyperlink w:anchor="_Toc243668399" w:history="1">
             <w:r>
               <w:rPr>
                 <w:rStyle w:val="Hyperlink"/>
@@ -2744,7 +2744,7 @@
               <w:rPr>
                 <w:noProof/>
               </w:rPr>
-              <w:instrText xml:space="preserve"> PAGEREF _Toc243667033 \h </w:instrText>
+              <w:instrText xml:space="preserve"> PAGEREF _Toc243668399 \h </w:instrText>
             </w:r>
             <w:r>
               <w:rPr>
@@ -2787,7 +2787,7 @@
               <w14:ligatures w14:val="standardContextual"/>
             </w:rPr>
           </w:pPr>
-          <w:hyperlink w:anchor="_Toc243667034" w:history="1">
+          <w:hyperlink w:anchor="_Toc243668400" w:history="1">
             <w:r>
               <w:rPr>
                 <w:rStyle w:val="Hyperlink"/>
@@ -2811,7 +2811,7 @@
               <w:rPr>
                 <w:noProof/>
               </w:rPr>
-              <w:instrText xml:space="preserve"> PAGEREF _Toc243667034 \h </w:instrText>
+              <w:instrText xml:space="preserve"> PAGEREF _Toc243668400 \h </w:instrText>
             </w:r>
             <w:r>
               <w:rPr>
@@ -2854,7 +2854,7 @@
               <w14:ligatures w14:val="standardContextual"/>
             </w:rPr>
           </w:pPr>
-          <w:hyperlink w:anchor="_Toc243667035" w:history="1">
+          <w:hyperlink w:anchor="_Toc243668401" w:history="1">
             <w:r>
               <w:rPr>
                 <w:rStyle w:val="Hyperlink"/>
@@ -2878,7 +2878,7 @@
               <w:rPr>
                 <w:noProof/>
               </w:rPr>
-              <w:instrText xml:space="preserve"> PAGEREF _Toc243667035 \h </w:instrText>
+              <w:instrText xml:space="preserve"> PAGEREF _Toc243668401 \h </w:instrText>
             </w:r>
             <w:r>
               <w:rPr>
@@ -2921,7 +2921,7 @@
               <w14:ligatures w14:val="standardContextual"/>
             </w:rPr>
           </w:pPr>
-          <w:hyperlink w:anchor="_Toc243667036" w:history="1">
+          <w:hyperlink w:anchor="_Toc243668402" w:history="1">
             <w:r>
               <w:rPr>
                 <w:rStyle w:val="Hyperlink"/>
@@ -2945,7 +2945,7 @@
               <w:rPr>
                 <w:noProof/>
               </w:rPr>
-              <w:instrText xml:space="preserve"> PAGEREF _Toc243667036 \h </w:instrText>
+              <w:instrText xml:space="preserve"> PAGEREF _Toc243668402 \h </w:instrText>
             </w:r>
             <w:r>
               <w:rPr>
@@ -2988,7 +2988,7 @@
               <w14:ligatures w14:val="standardContextual"/>
             </w:rPr>
           </w:pPr>
-          <w:hyperlink w:anchor="_Toc243667037" w:history="1">
+          <w:hyperlink w:anchor="_Toc243668403" w:history="1">
             <w:r>
               <w:rPr>
                 <w:rStyle w:val="Hyperlink"/>
@@ -3012,7 +3012,7 @@
               <w:rPr>
                 <w:noProof/>
               </w:rPr>
-              <w:instrText xml:space="preserve"> PAGEREF _Toc243667037 \h </w:instrText>
+              <w:instrText xml:space="preserve"> PAGEREF _Toc243668403 \h </w:instrText>
             </w:r>
             <w:r>
               <w:rPr>
@@ -3055,7 +3055,7 @@
               <w14:ligatures w14:val="standardContextual"/>
             </w:rPr>
           </w:pPr>
-          <w:hyperlink w:anchor="_Toc243667038" w:history="1">
+          <w:hyperlink w:anchor="_Toc243668404" w:history="1">
             <w:r>
               <w:rPr>
                 <w:rStyle w:val="Hyperlink"/>
@@ -3079,7 +3079,7 @@
               <w:rPr>
                 <w:noProof/>
               </w:rPr>
-              <w:instrText xml:space="preserve"> PAGEREF _Toc243667038 \h </w:instrText>
+              <w:instrText xml:space="preserve"> PAGEREF _Toc243668404 \h </w:instrText>
             </w:r>
             <w:r>
               <w:rPr>
@@ -3122,7 +3122,7 @@
               <w14:ligatures w14:val="standardContextual"/>
             </w:rPr>
           </w:pPr>
-          <w:hyperlink w:anchor="_Toc243667039" w:history="1">
+          <w:hyperlink w:anchor="_Toc243668405" w:history="1">
             <w:r>
               <w:rPr>
                 <w:rStyle w:val="Hyperlink"/>
@@ -3146,7 +3146,7 @@
               <w:rPr>
                 <w:noProof/>
               </w:rPr>
-              <w:instrText xml:space="preserve"> PAGEREF _Toc243667039 \h </w:instrText>
+              <w:instrText xml:space="preserve"> PAGEREF _Toc243668405 \h </w:instrText>
             </w:r>
             <w:r>
               <w:rPr>
@@ -3189,7 +3189,7 @@
               <w14:ligatures w14:val="standardContextual"/>
             </w:rPr>
           </w:pPr>
-          <w:hyperlink w:anchor="_Toc243667040" w:history="1">
+          <w:hyperlink w:anchor="_Toc243668406" w:history="1">
             <w:r>
               <w:rPr>
                 <w:rStyle w:val="Hyperlink"/>
@@ -3213,7 +3213,7 @@
               <w:rPr>
                 <w:noProof/>
               </w:rPr>
-              <w:instrText xml:space="preserve"> PAGEREF _Toc243667040 \h </w:instrText>
+              <w:instrText xml:space="preserve"> PAGEREF _Toc243668406 \h </w:instrText>
             </w:r>
             <w:r>
               <w:rPr>
@@ -3256,7 +3256,7 @@
               <w14:ligatures w14:val="standardContextual"/>
             </w:rPr>
           </w:pPr>
-          <w:hyperlink w:anchor="_Toc243667041" w:history="1">
+          <w:hyperlink w:anchor="_Toc243668407" w:history="1">
             <w:r>
               <w:rPr>
                 <w:rStyle w:val="Hyperlink"/>
@@ -3280,7 +3280,7 @@
               <w:rPr>
                 <w:noProof/>
               </w:rPr>
-              <w:instrText xml:space="preserve"> PAGEREF _Toc243667041 \h </w:instrText>
+              <w:instrText xml:space="preserve"> PAGEREF _Toc243668407 \h </w:instrText>
             </w:r>
             <w:r>
               <w:rPr>
@@ -3323,7 +3323,7 @@
               <w14:ligatures w14:val="standardContextual"/>
             </w:rPr>
           </w:pPr>
-          <w:hyperlink w:anchor="_Toc243667042" w:history="1">
+          <w:hyperlink w:anchor="_Toc243668408" w:history="1">
             <w:r>
               <w:rPr>
                 <w:rStyle w:val="Hyperlink"/>
@@ -3347,7 +3347,7 @@
               <w:rPr>
                 <w:noProof/>
               </w:rPr>
-              <w:instrText xml:space="preserve"> PAGEREF _Toc243667042 \h </w:instrText>
+              <w:instrText xml:space="preserve"> PAGEREF _Toc243668408 \h </w:instrText>
             </w:r>
             <w:r>
               <w:rPr>
@@ -3390,7 +3390,7 @@
               <w14:ligatures w14:val="standardContextual"/>
             </w:rPr>
           </w:pPr>
-          <w:hyperlink w:anchor="_Toc243667043" w:history="1">
+          <w:hyperlink w:anchor="_Toc243668409" w:history="1">
             <w:r>
               <w:rPr>
                 <w:rStyle w:val="Hyperlink"/>
@@ -3414,7 +3414,7 @@
               <w:rPr>
                 <w:noProof/>
               </w:rPr>
-              <w:instrText xml:space="preserve"> PAGEREF _Toc243667043 \h </w:instrText>
+              <w:instrText xml:space="preserve"> PAGEREF _Toc243668409 \h </w:instrText>
             </w:r>
             <w:r>
               <w:rPr>
@@ -3457,7 +3457,7 @@
               <w14:ligatures w14:val="standardContextual"/>
             </w:rPr>
           </w:pPr>
-          <w:hyperlink w:anchor="_Toc243667044" w:history="1">
+          <w:hyperlink w:anchor="_Toc243668410" w:history="1">
             <w:r>
               <w:rPr>
                 <w:rStyle w:val="Hyperlink"/>
@@ -3481,7 +3481,7 @@
               <w:rPr>
                 <w:noProof/>
               </w:rPr>
-              <w:instrText xml:space="preserve"> PAGEREF _Toc243667044 \h </w:instrText>
+              <w:instrText xml:space="preserve"> PAGEREF _Toc243668410 \h </w:instrText>
             </w:r>
             <w:r>
               <w:rPr>
@@ -3527,7 +3527,7 @@
     <w:sdt>
       <w:sdtPr>
         <w:alias w:val="Tables"/>
-        <w:id w:val="-1799061597"/>
+        <w:id w:val="523449114"/>
       </w:sdtPr>
       <w:sdtEndPr/>
       <w:sdtContent>
@@ -3556,7 +3556,7 @@
           <w:r>
             <w:fldChar w:fldCharType="separate"/>
           </w:r>
-          <w:hyperlink w:anchor="_Toc243667045" w:history="1">
+          <w:hyperlink w:anchor="_Toc243668411" w:history="1">
             <w:r>
               <w:rPr>
                 <w:rStyle w:val="Hyperlink"/>
@@ -3580,7 +3580,7 @@
               <w:rPr>
                 <w:noProof/>
               </w:rPr>
-              <w:instrText xml:space="preserve"> PAGEREF _Toc243667045 \h </w:instrText>
+              <w:instrText xml:space="preserve"> PAGEREF _Toc243668411 \h </w:instrText>
             </w:r>
             <w:r>
               <w:rPr>
@@ -3623,7 +3623,7 @@
               <w14:ligatures w14:val="standardContextual"/>
             </w:rPr>
           </w:pPr>
-          <w:hyperlink w:anchor="_Toc243667046" w:history="1">
+          <w:hyperlink w:anchor="_Toc243668412" w:history="1">
             <w:r>
               <w:rPr>
                 <w:rStyle w:val="Hyperlink"/>
@@ -3647,7 +3647,7 @@
               <w:rPr>
                 <w:noProof/>
               </w:rPr>
-              <w:instrText xml:space="preserve"> PAGEREF _Toc243667046 \h </w:instrText>
+              <w:instrText xml:space="preserve"> PAGEREF _Toc243668412 \h </w:instrText>
             </w:r>
             <w:r>
               <w:rPr>
@@ -3690,7 +3690,7 @@
               <w14:ligatures w14:val="standardContextual"/>
             </w:rPr>
           </w:pPr>
-          <w:hyperlink w:anchor="_Toc243667047" w:history="1">
+          <w:hyperlink w:anchor="_Toc243668413" w:history="1">
             <w:r>
               <w:rPr>
                 <w:rStyle w:val="Hyperlink"/>
@@ -3714,7 +3714,7 @@
               <w:rPr>
                 <w:noProof/>
               </w:rPr>
-              <w:instrText xml:space="preserve"> PAGEREF _Toc243667047 \h </w:instrText>
+              <w:instrText xml:space="preserve"> PAGEREF _Toc243668413 \h </w:instrText>
             </w:r>
             <w:r>
               <w:rPr>
@@ -3757,7 +3757,7 @@
               <w14:ligatures w14:val="standardContextual"/>
             </w:rPr>
           </w:pPr>
-          <w:hyperlink w:anchor="_Toc243667048" w:history="1">
+          <w:hyperlink w:anchor="_Toc243668414" w:history="1">
             <w:r>
               <w:rPr>
                 <w:rStyle w:val="Hyperlink"/>
@@ -3781,7 +3781,7 @@
               <w:rPr>
                 <w:noProof/>
               </w:rPr>
-              <w:instrText xml:space="preserve"> PAGEREF _Toc243667048 \h </w:instrText>
+              <w:instrText xml:space="preserve"> PAGEREF _Toc243668414 \h </w:instrText>
             </w:r>
             <w:r>
               <w:rPr>
@@ -3824,7 +3824,7 @@
               <w14:ligatures w14:val="standardContextual"/>
             </w:rPr>
           </w:pPr>
-          <w:hyperlink w:anchor="_Toc243667049" w:history="1">
+          <w:hyperlink w:anchor="_Toc243668415" w:history="1">
             <w:r>
               <w:rPr>
                 <w:rStyle w:val="Hyperlink"/>
@@ -3848,7 +3848,7 @@
               <w:rPr>
                 <w:noProof/>
               </w:rPr>
-              <w:instrText xml:space="preserve"> PAGEREF _Toc243667049 \h </w:instrText>
+              <w:instrText xml:space="preserve"> PAGEREF _Toc243668415 \h </w:instrText>
             </w:r>
             <w:r>
               <w:rPr>
@@ -3891,7 +3891,7 @@
               <w14:ligatures w14:val="standardContextual"/>
             </w:rPr>
           </w:pPr>
-          <w:hyperlink w:anchor="_Toc243667050" w:history="1">
+          <w:hyperlink w:anchor="_Toc243668416" w:history="1">
             <w:r>
               <w:rPr>
                 <w:rStyle w:val="Hyperlink"/>
@@ -3915,7 +3915,7 @@
               <w:rPr>
                 <w:noProof/>
               </w:rPr>
-              <w:instrText xml:space="preserve"> PAGEREF _Toc243667050 \h </w:instrText>
+              <w:instrText xml:space="preserve"> PAGEREF _Toc243668416 \h </w:instrText>
             </w:r>
             <w:r>
               <w:rPr>
@@ -3958,7 +3958,7 @@
               <w14:ligatures w14:val="standardContextual"/>
             </w:rPr>
           </w:pPr>
-          <w:hyperlink w:anchor="_Toc243667051" w:history="1">
+          <w:hyperlink w:anchor="_Toc243668417" w:history="1">
             <w:r>
               <w:rPr>
                 <w:rStyle w:val="Hyperlink"/>
@@ -3982,7 +3982,7 @@
               <w:rPr>
                 <w:noProof/>
               </w:rPr>
-              <w:instrText xml:space="preserve"> PAGEREF _Toc243667051 \h </w:instrText>
+              <w:instrText xml:space="preserve"> PAGEREF _Toc243668417 \h </w:instrText>
             </w:r>
             <w:r>
               <w:rPr>
@@ -4025,7 +4025,7 @@
               <w14:ligatures w14:val="standardContextual"/>
             </w:rPr>
           </w:pPr>
-          <w:hyperlink w:anchor="_Toc243667052" w:history="1">
+          <w:hyperlink w:anchor="_Toc243668418" w:history="1">
             <w:r>
               <w:rPr>
                 <w:rStyle w:val="Hyperlink"/>
@@ -4049,7 +4049,7 @@
               <w:rPr>
                 <w:noProof/>
               </w:rPr>
-              <w:instrText xml:space="preserve"> PAGEREF _Toc243667052 \h </w:instrText>
+              <w:instrText xml:space="preserve"> PAGEREF _Toc243668418 \h </w:instrText>
             </w:r>
             <w:r>
               <w:rPr>
@@ -4092,7 +4092,7 @@
               <w14:ligatures w14:val="standardContextual"/>
             </w:rPr>
           </w:pPr>
-          <w:hyperlink w:anchor="_Toc243667053" w:history="1">
+          <w:hyperlink w:anchor="_Toc243668419" w:history="1">
             <w:r>
               <w:rPr>
                 <w:rStyle w:val="Hyperlink"/>
@@ -4116,7 +4116,7 @@
               <w:rPr>
                 <w:noProof/>
               </w:rPr>
-              <w:instrText xml:space="preserve"> PAGEREF _Toc243667053 \h </w:instrText>
+              <w:instrText xml:space="preserve"> PAGEREF _Toc243668419 \h </w:instrText>
             </w:r>
             <w:r>
               <w:rPr>
@@ -4157,7 +4157,7 @@
         <w:keepLines/>
         <w:pageBreakBefore/>
       </w:pPr>
-      <w:bookmarkStart w:id="0" w:name="_Toc243667029"/>
+      <w:bookmarkStart w:id="0" w:name="_Toc243668395"/>
       <w:r>
         <w:lastRenderedPageBreak/>
         <w:t>1 Introduction</w:t>
@@ -4170,7 +4170,7 @@
         <w:keepNext/>
         <w:keepLines/>
       </w:pPr>
-      <w:bookmarkStart w:id="1" w:name="_Toc243667030"/>
+      <w:bookmarkStart w:id="1" w:name="_Toc243668396"/>
       <w:r>
         <w:t>1.1 Purpose</w:t>
       </w:r>
@@ -4193,7 +4193,7 @@
         <w:keepNext/>
         <w:keepLines/>
       </w:pPr>
-      <w:bookmarkStart w:id="2" w:name="_Toc243667031"/>
+      <w:bookmarkStart w:id="2" w:name="_Toc243668397"/>
       <w:r>
         <w:t>1.2 How the campaign was run</w:t>
       </w:r>
@@ -4237,7 +4237,7 @@
         <w:keepNext/>
         <w:keepLines/>
       </w:pPr>
-      <w:bookmarkStart w:id="3" w:name="_Toc243667032"/>
+      <w:bookmarkStart w:id="3" w:name="_Toc243668398"/>
       <w:r>
         <w:t>1.3 Test environments</w:t>
       </w:r>
@@ -4248,7 +4248,7 @@
         <w:pStyle w:val="Caption"/>
         <w:keepNext/>
       </w:pPr>
-      <w:bookmarkStart w:id="4" w:name="_Toc243667045"/>
+      <w:bookmarkStart w:id="4" w:name="_Toc243668411"/>
       <w:r>
         <w:t xml:space="preserve">Table </w:t>
       </w:r>
@@ -4290,7 +4290,7 @@
           <w:left w:w="10" w:type="dxa"/>
           <w:right w:w="10" w:type="dxa"/>
         </w:tblCellMar>
-        <w:tblLook w:val="0000" w:firstRow="0" w:lastRow="0" w:firstColumn="0" w:lastColumn="0" w:noHBand="0" w:noVBand="0"/>
+        <w:tblLook w:val="04A0" w:firstRow="1" w:lastRow="0" w:firstColumn="1" w:lastColumn="0" w:noHBand="0" w:noVBand="1"/>
       </w:tblPr>
       <w:tblGrid>
         <w:gridCol w:w="4819"/>
@@ -4677,7 +4677,7 @@
         <w:keepLines/>
         <w:pageBreakBefore/>
       </w:pPr>
-      <w:bookmarkStart w:id="5" w:name="_Toc243667033"/>
+      <w:bookmarkStart w:id="5" w:name="_Toc243668399"/>
       <w:r>
         <w:lastRenderedPageBreak/>
         <w:t>2 Results summary</w:t>
@@ -4690,7 +4690,7 @@
         <w:keepNext/>
         <w:keepLines/>
       </w:pPr>
-      <w:bookmarkStart w:id="6" w:name="_Toc243667034"/>
+      <w:bookmarkStart w:id="6" w:name="_Toc243668400"/>
       <w:r>
         <w:t>2.1 Totals</w:t>
       </w:r>
@@ -4701,7 +4701,7 @@
         <w:pStyle w:val="Caption"/>
         <w:keepNext/>
       </w:pPr>
-      <w:bookmarkStart w:id="7" w:name="_Toc243667046"/>
+      <w:bookmarkStart w:id="7" w:name="_Toc243668412"/>
       <w:r>
         <w:t xml:space="preserve">Table </w:t>
       </w:r>
@@ -4743,7 +4743,7 @@
           <w:left w:w="10" w:type="dxa"/>
           <w:right w:w="10" w:type="dxa"/>
         </w:tblCellMar>
-        <w:tblLook w:val="0000" w:firstRow="0" w:lastRow="0" w:firstColumn="0" w:lastColumn="0" w:noHBand="0" w:noVBand="0"/>
+        <w:tblLook w:val="04A0" w:firstRow="1" w:lastRow="0" w:firstColumn="1" w:lastColumn="0" w:noHBand="0" w:noVBand="1"/>
       </w:tblPr>
       <w:tblGrid>
         <w:gridCol w:w="2257"/>
@@ -7724,7 +7724,7 @@
         <w:keepNext/>
         <w:keepLines/>
       </w:pPr>
-      <w:bookmarkStart w:id="8" w:name="_Toc243667035"/>
+      <w:bookmarkStart w:id="8" w:name="_Toc243668401"/>
       <w:r>
         <w:t>2.2 Re-run of 15 October 2026</w:t>
       </w:r>
@@ -7735,7 +7735,7 @@
         <w:pStyle w:val="Caption"/>
         <w:keepNext/>
       </w:pPr>
-      <w:bookmarkStart w:id="9" w:name="_Toc243667047"/>
+      <w:bookmarkStart w:id="9" w:name="_Toc243668413"/>
       <w:r>
         <w:t xml:space="preserve">Table </w:t>
       </w:r>
@@ -7777,7 +7777,7 @@
           <w:left w:w="10" w:type="dxa"/>
           <w:right w:w="10" w:type="dxa"/>
         </w:tblCellMar>
-        <w:tblLook w:val="0000" w:firstRow="0" w:lastRow="0" w:firstColumn="0" w:lastColumn="0" w:noHBand="0" w:noVBand="0"/>
+        <w:tblLook w:val="04A0" w:firstRow="1" w:lastRow="0" w:firstColumn="1" w:lastColumn="0" w:noHBand="0" w:noVBand="1"/>
       </w:tblPr>
       <w:tblGrid>
         <w:gridCol w:w="3682"/>
@@ -8354,7 +8354,7 @@
         <w:pStyle w:val="Caption"/>
         <w:keepNext/>
       </w:pPr>
-      <w:bookmarkStart w:id="10" w:name="_Toc243667048"/>
+      <w:bookmarkStart w:id="10" w:name="_Toc243668414"/>
       <w:r>
         <w:t xml:space="preserve">Table </w:t>
       </w:r>
@@ -8396,7 +8396,7 @@
           <w:left w:w="10" w:type="dxa"/>
           <w:right w:w="10" w:type="dxa"/>
         </w:tblCellMar>
-        <w:tblLook w:val="0000" w:firstRow="0" w:lastRow="0" w:firstColumn="0" w:lastColumn="0" w:noHBand="0" w:noVBand="0"/>
+        <w:tblLook w:val="04A0" w:firstRow="1" w:lastRow="0" w:firstColumn="1" w:lastColumn="0" w:noHBand="0" w:noVBand="1"/>
       </w:tblPr>
       <w:tblGrid>
         <w:gridCol w:w="3876"/>
@@ -8601,7 +8601,7 @@
                 <w:sz w:val="19"/>
                 <w:szCs w:val="19"/>
               </w:rPr>
-              <w:t>Search inside other paths, 23 October</w:t>
+              <w:t>CR-013 career-first mode, 23 October</w:t>
             </w:r>
           </w:p>
         </w:tc>
@@ -8632,7 +8632,7 @@
                 <w:sz w:val="19"/>
                 <w:szCs w:val="19"/>
               </w:rPr>
-              <w:t xml:space="preserve">41 files; 591 tests: </w:t>
+              <w:t xml:space="preserve">42 files; 598 tests: </w:t>
             </w:r>
             <w:r>
               <w:rPr>
@@ -8641,7 +8641,7 @@
                 <w:sz w:val="19"/>
                 <w:szCs w:val="19"/>
               </w:rPr>
-              <w:t>570 passed, 0 failed</w:t>
+              <w:t>577 passed, 0 failed</w:t>
             </w:r>
             <w:r>
               <w:rPr>
@@ -8657,14 +8657,14 @@
                 <w:szCs w:val="17"/>
                 <w:shd w:val="clear" w:color="auto" w:fill="F2F4F3"/>
               </w:rPr>
-              <w:t>shared/route-search.test.ts</w:t>
-            </w:r>
-            <w:r>
-              <w:rPr>
-                <w:sz w:val="19"/>
-                <w:szCs w:val="19"/>
-              </w:rPr>
-              <w:t xml:space="preserve"> (6), TC-146</w:t>
+              <w:t>shared/careers.test.ts</w:t>
+            </w:r>
+            <w:r>
+              <w:rPr>
+                <w:sz w:val="19"/>
+                <w:szCs w:val="19"/>
+              </w:rPr>
+              <w:t xml:space="preserve"> (7), TC-147</w:t>
             </w:r>
           </w:p>
         </w:tc>
@@ -8705,7 +8705,7 @@
                 <w:sz w:val="19"/>
                 <w:szCs w:val="19"/>
               </w:rPr>
-              <w:t>Real costs, 23 October</w:t>
+              <w:t>Search inside other paths, 23 October</w:t>
             </w:r>
           </w:p>
         </w:tc>
@@ -8735,7 +8735,7 @@
                 <w:sz w:val="19"/>
                 <w:szCs w:val="19"/>
               </w:rPr>
-              <w:t xml:space="preserve">40 files; 585 tests: </w:t>
+              <w:t xml:space="preserve">41 files; 591 tests: </w:t>
             </w:r>
             <w:r>
               <w:rPr>
@@ -8744,14 +8744,14 @@
                 <w:sz w:val="19"/>
                 <w:szCs w:val="19"/>
               </w:rPr>
-              <w:t>564 passed, 0 failed</w:t>
-            </w:r>
-            <w:r>
-              <w:rPr>
-                <w:sz w:val="19"/>
-                <w:szCs w:val="19"/>
-              </w:rPr>
-              <w:t xml:space="preserve">; TC-145 (4) in </w:t>
+              <w:t>570 passed, 0 failed</w:t>
+            </w:r>
+            <w:r>
+              <w:rPr>
+                <w:sz w:val="19"/>
+                <w:szCs w:val="19"/>
+              </w:rPr>
+              <w:t xml:space="preserve">; new </w:t>
             </w:r>
             <w:r>
               <w:rPr>
@@ -8760,7 +8760,14 @@
                 <w:szCs w:val="17"/>
                 <w:shd w:val="clear" w:color="auto" w:fill="F2F4F3"/>
               </w:rPr>
-              <w:t>worker/routes-expansion.test.ts</w:t>
+              <w:t>shared/route-search.test.ts</w:t>
+            </w:r>
+            <w:r>
+              <w:rPr>
+                <w:sz w:val="19"/>
+                <w:szCs w:val="19"/>
+              </w:rPr>
+              <w:t xml:space="preserve"> (6), TC-146</w:t>
             </w:r>
           </w:p>
         </w:tc>
@@ -8802,7 +8809,7 @@
                 <w:sz w:val="19"/>
                 <w:szCs w:val="19"/>
               </w:rPr>
-              <w:t>Other paths expanded, 23 October</w:t>
+              <w:t>Real costs, 23 October</w:t>
             </w:r>
           </w:p>
         </w:tc>
@@ -8833,7 +8840,7 @@
                 <w:sz w:val="19"/>
                 <w:szCs w:val="19"/>
               </w:rPr>
-              <w:t xml:space="preserve">40 files; 581 tests: </w:t>
+              <w:t xml:space="preserve">40 files; 585 tests: </w:t>
             </w:r>
             <w:r>
               <w:rPr>
@@ -8842,14 +8849,14 @@
                 <w:sz w:val="19"/>
                 <w:szCs w:val="19"/>
               </w:rPr>
-              <w:t>560 passed, 0 failed</w:t>
-            </w:r>
-            <w:r>
-              <w:rPr>
-                <w:sz w:val="19"/>
-                <w:szCs w:val="19"/>
-              </w:rPr>
-              <w:t xml:space="preserve">; new </w:t>
+              <w:t>564 passed, 0 failed</w:t>
+            </w:r>
+            <w:r>
+              <w:rPr>
+                <w:sz w:val="19"/>
+                <w:szCs w:val="19"/>
+              </w:rPr>
+              <w:t xml:space="preserve">; TC-145 (4) in </w:t>
             </w:r>
             <w:r>
               <w:rPr>
@@ -8859,13 +8866,6 @@
                 <w:shd w:val="clear" w:color="auto" w:fill="F2F4F3"/>
               </w:rPr>
               <w:t>worker/routes-expansion.test.ts</w:t>
-            </w:r>
-            <w:r>
-              <w:rPr>
-                <w:sz w:val="19"/>
-                <w:szCs w:val="19"/>
-              </w:rPr>
-              <w:t xml:space="preserve"> (6), TC-144</w:t>
             </w:r>
           </w:p>
         </w:tc>
@@ -8906,7 +8906,7 @@
                 <w:sz w:val="19"/>
                 <w:szCs w:val="19"/>
               </w:rPr>
-              <w:t>Unknown cost fix, 23 October</w:t>
+              <w:t>Other paths expanded, 23 October</w:t>
             </w:r>
           </w:p>
         </w:tc>
@@ -8936,7 +8936,7 @@
                 <w:sz w:val="19"/>
                 <w:szCs w:val="19"/>
               </w:rPr>
-              <w:t xml:space="preserve">39 files; 575 tests: </w:t>
+              <w:t xml:space="preserve">40 files; 581 tests: </w:t>
             </w:r>
             <w:r>
               <w:rPr>
@@ -8945,14 +8945,14 @@
                 <w:sz w:val="19"/>
                 <w:szCs w:val="19"/>
               </w:rPr>
-              <w:t>554 passed, 0 failed</w:t>
-            </w:r>
-            <w:r>
-              <w:rPr>
-                <w:sz w:val="19"/>
-                <w:szCs w:val="19"/>
-              </w:rPr>
-              <w:t xml:space="preserve">; </w:t>
+              <w:t>560 passed, 0 failed</w:t>
+            </w:r>
+            <w:r>
+              <w:rPr>
+                <w:sz w:val="19"/>
+                <w:szCs w:val="19"/>
+              </w:rPr>
+              <w:t xml:space="preserve">; new </w:t>
             </w:r>
             <w:r>
               <w:rPr>
@@ -8961,14 +8961,14 @@
                 <w:szCs w:val="17"/>
                 <w:shd w:val="clear" w:color="auto" w:fill="F2F4F3"/>
               </w:rPr>
-              <w:t>worker/routes-free.test.ts</w:t>
-            </w:r>
-            <w:r>
-              <w:rPr>
-                <w:sz w:val="19"/>
-                <w:szCs w:val="19"/>
-              </w:rPr>
-              <w:t xml:space="preserve"> now 3 (Praveen: "why are all prof bodies free")</w:t>
+              <w:t>worker/routes-expansion.test.ts</w:t>
+            </w:r>
+            <w:r>
+              <w:rPr>
+                <w:sz w:val="19"/>
+                <w:szCs w:val="19"/>
+              </w:rPr>
+              <w:t xml:space="preserve"> (6), TC-144</w:t>
             </w:r>
           </w:p>
         </w:tc>
@@ -9010,7 +9010,7 @@
                 <w:sz w:val="19"/>
                 <w:szCs w:val="19"/>
               </w:rPr>
-              <w:t>Other paths refreshed, 23 October</w:t>
+              <w:t>Unknown cost fix, 23 October</w:t>
             </w:r>
           </w:p>
         </w:tc>
@@ -9041,7 +9041,7 @@
                 <w:sz w:val="19"/>
                 <w:szCs w:val="19"/>
               </w:rPr>
-              <w:t xml:space="preserve">39 files; 574 tests: </w:t>
+              <w:t xml:space="preserve">39 files; 575 tests: </w:t>
             </w:r>
             <w:r>
               <w:rPr>
@@ -9050,14 +9050,14 @@
                 <w:sz w:val="19"/>
                 <w:szCs w:val="19"/>
               </w:rPr>
-              <w:t>553 passed, 0 failed</w:t>
-            </w:r>
-            <w:r>
-              <w:rPr>
-                <w:sz w:val="19"/>
-                <w:szCs w:val="19"/>
-              </w:rPr>
-              <w:t>; TC-143 (</w:t>
+              <w:t>554 passed, 0 failed</w:t>
+            </w:r>
+            <w:r>
+              <w:rPr>
+                <w:sz w:val="19"/>
+                <w:szCs w:val="19"/>
+              </w:rPr>
+              <w:t xml:space="preserve">; </w:t>
             </w:r>
             <w:r>
               <w:rPr>
@@ -9073,7 +9073,7 @@
                 <w:sz w:val="19"/>
                 <w:szCs w:val="19"/>
               </w:rPr>
-              <w:t>, 2), OUSL alert (TC-106), blocked hosts never linked by Ask (ASK-047)</w:t>
+              <w:t xml:space="preserve"> now 3 (Praveen: "why are all prof bodies free")</w:t>
             </w:r>
           </w:p>
         </w:tc>
@@ -9114,7 +9114,7 @@
                 <w:sz w:val="19"/>
                 <w:szCs w:val="19"/>
               </w:rPr>
-              <w:t>CR-012 revised, 23 October</w:t>
+              <w:t>Other paths refreshed, 23 October</w:t>
             </w:r>
           </w:p>
         </w:tc>
@@ -9144,7 +9144,7 @@
                 <w:sz w:val="19"/>
                 <w:szCs w:val="19"/>
               </w:rPr>
-              <w:t xml:space="preserve">38 files; 570 tests: </w:t>
+              <w:t xml:space="preserve">39 files; 574 tests: </w:t>
             </w:r>
             <w:r>
               <w:rPr>
@@ -9153,14 +9153,14 @@
                 <w:sz w:val="19"/>
                 <w:szCs w:val="19"/>
               </w:rPr>
-              <w:t>549 passed, 0 failed</w:t>
-            </w:r>
-            <w:r>
-              <w:rPr>
-                <w:sz w:val="19"/>
-                <w:szCs w:val="19"/>
-              </w:rPr>
-              <w:t xml:space="preserve">; </w:t>
+              <w:t>553 passed, 0 failed</w:t>
+            </w:r>
+            <w:r>
+              <w:rPr>
+                <w:sz w:val="19"/>
+                <w:szCs w:val="19"/>
+              </w:rPr>
+              <w:t>; TC-143 (</w:t>
             </w:r>
             <w:r>
               <w:rPr>
@@ -9169,14 +9169,14 @@
                 <w:szCs w:val="17"/>
                 <w:shd w:val="clear" w:color="auto" w:fill="F2F4F3"/>
               </w:rPr>
-              <w:t>src/apply.test.ts</w:t>
-            </w:r>
-            <w:r>
-              <w:rPr>
-                <w:sz w:val="19"/>
-                <w:szCs w:val="19"/>
-              </w:rPr>
-              <w:t xml:space="preserve"> now 6</w:t>
+              <w:t>worker/routes-free.test.ts</w:t>
+            </w:r>
+            <w:r>
+              <w:rPr>
+                <w:sz w:val="19"/>
+                <w:szCs w:val="19"/>
+              </w:rPr>
+              <w:t>, 2), OUSL alert (TC-106), blocked hosts never linked by Ask (ASK-047)</w:t>
             </w:r>
           </w:p>
         </w:tc>
@@ -9218,7 +9218,7 @@
                 <w:sz w:val="19"/>
                 <w:szCs w:val="19"/>
               </w:rPr>
-              <w:t>CR-012, 23 October</w:t>
+              <w:t>CR-012 revised, 23 October</w:t>
             </w:r>
           </w:p>
         </w:tc>
@@ -9249,7 +9249,7 @@
                 <w:sz w:val="19"/>
                 <w:szCs w:val="19"/>
               </w:rPr>
-              <w:t xml:space="preserve">38 files (37 passed, 1 opt-in skipped); 568 tests: </w:t>
+              <w:t xml:space="preserve">38 files; 570 tests: </w:t>
             </w:r>
             <w:r>
               <w:rPr>
@@ -9258,14 +9258,14 @@
                 <w:sz w:val="19"/>
                 <w:szCs w:val="19"/>
               </w:rPr>
-              <w:t>547 passed, 0 failed</w:t>
-            </w:r>
-            <w:r>
-              <w:rPr>
-                <w:sz w:val="19"/>
-                <w:szCs w:val="19"/>
-              </w:rPr>
-              <w:t xml:space="preserve">; new </w:t>
+              <w:t>549 passed, 0 failed</w:t>
+            </w:r>
+            <w:r>
+              <w:rPr>
+                <w:sz w:val="19"/>
+                <w:szCs w:val="19"/>
+              </w:rPr>
+              <w:t xml:space="preserve">; </w:t>
             </w:r>
             <w:r>
               <w:rPr>
@@ -9281,7 +9281,7 @@
                 <w:sz w:val="19"/>
                 <w:szCs w:val="19"/>
               </w:rPr>
-              <w:t xml:space="preserve"> (4), TC-142</w:t>
+              <w:t xml:space="preserve"> now 6</w:t>
             </w:r>
           </w:p>
         </w:tc>
@@ -9322,7 +9322,7 @@
                 <w:sz w:val="19"/>
                 <w:szCs w:val="19"/>
               </w:rPr>
-              <w:t>CR-011, 23 October</w:t>
+              <w:t>CR-012, 23 October</w:t>
             </w:r>
           </w:p>
         </w:tc>
@@ -9352,7 +9352,7 @@
                 <w:sz w:val="19"/>
                 <w:szCs w:val="19"/>
               </w:rPr>
-              <w:t xml:space="preserve">37 files (36 passed, 1 opt-in skipped); 564 tests: </w:t>
+              <w:t xml:space="preserve">38 files (37 passed, 1 opt-in skipped); 568 tests: </w:t>
             </w:r>
             <w:r>
               <w:rPr>
@@ -9361,7 +9361,7 @@
                 <w:sz w:val="19"/>
                 <w:szCs w:val="19"/>
               </w:rPr>
-              <w:t>543 passed, 0 failed</w:t>
+              <w:t>547 passed, 0 failed</w:t>
             </w:r>
             <w:r>
               <w:rPr>
@@ -9377,14 +9377,14 @@
                 <w:szCs w:val="17"/>
                 <w:shd w:val="clear" w:color="auto" w:fill="F2F4F3"/>
               </w:rPr>
-              <w:t>src/list-guide.test.ts</w:t>
-            </w:r>
-            <w:r>
-              <w:rPr>
-                <w:sz w:val="19"/>
-                <w:szCs w:val="19"/>
-              </w:rPr>
-              <w:t xml:space="preserve"> (4), TC-141</w:t>
+              <w:t>src/apply.test.ts</w:t>
+            </w:r>
+            <w:r>
+              <w:rPr>
+                <w:sz w:val="19"/>
+                <w:szCs w:val="19"/>
+              </w:rPr>
+              <w:t xml:space="preserve"> (4), TC-142</w:t>
             </w:r>
           </w:p>
         </w:tc>
@@ -9426,7 +9426,7 @@
                 <w:sz w:val="19"/>
                 <w:szCs w:val="19"/>
               </w:rPr>
-              <w:t>Update of 23 October</w:t>
+              <w:t>CR-011, 23 October</w:t>
             </w:r>
           </w:p>
         </w:tc>
@@ -9457,7 +9457,7 @@
                 <w:sz w:val="19"/>
                 <w:szCs w:val="19"/>
               </w:rPr>
-              <w:t xml:space="preserve">36 files (35 passed, 1 opt-in skipped); 560 tests: </w:t>
+              <w:t xml:space="preserve">37 files (36 passed, 1 opt-in skipped); 564 tests: </w:t>
             </w:r>
             <w:r>
               <w:rPr>
@@ -9466,7 +9466,7 @@
                 <w:sz w:val="19"/>
                 <w:szCs w:val="19"/>
               </w:rPr>
-              <w:t>539 passed, 0 failed</w:t>
+              <w:t>543 passed, 0 failed</w:t>
             </w:r>
             <w:r>
               <w:rPr>
@@ -9482,14 +9482,14 @@
                 <w:szCs w:val="17"/>
                 <w:shd w:val="clear" w:color="auto" w:fill="F2F4F3"/>
               </w:rPr>
-              <w:t>src/list-feedback.test.ts</w:t>
-            </w:r>
-            <w:r>
-              <w:rPr>
-                <w:sz w:val="19"/>
-                <w:szCs w:val="19"/>
-              </w:rPr>
-              <w:t xml:space="preserve"> (3), TC-140</w:t>
+              <w:t>src/list-guide.test.ts</w:t>
+            </w:r>
+            <w:r>
+              <w:rPr>
+                <w:sz w:val="19"/>
+                <w:szCs w:val="19"/>
+              </w:rPr>
+              <w:t xml:space="preserve"> (4), TC-141</w:t>
             </w:r>
           </w:p>
         </w:tc>
@@ -9530,7 +9530,7 @@
                 <w:sz w:val="19"/>
                 <w:szCs w:val="19"/>
               </w:rPr>
-              <w:t>New test file</w:t>
+              <w:t>Update of 23 October</w:t>
             </w:r>
           </w:p>
         </w:tc>
@@ -9555,6 +9555,29 @@
             <w:pPr>
               <w:spacing w:line="252" w:lineRule="auto"/>
             </w:pPr>
+            <w:r>
+              <w:rPr>
+                <w:sz w:val="19"/>
+                <w:szCs w:val="19"/>
+              </w:rPr>
+              <w:t xml:space="preserve">36 files (35 passed, 1 opt-in skipped); 560 tests: </w:t>
+            </w:r>
+            <w:r>
+              <w:rPr>
+                <w:b/>
+                <w:bCs/>
+                <w:sz w:val="19"/>
+                <w:szCs w:val="19"/>
+              </w:rPr>
+              <w:t>539 passed, 0 failed</w:t>
+            </w:r>
+            <w:r>
+              <w:rPr>
+                <w:sz w:val="19"/>
+                <w:szCs w:val="19"/>
+              </w:rPr>
+              <w:t xml:space="preserve">; new </w:t>
+            </w:r>
             <w:r>
               <w:rPr>
                 <w:rFonts w:ascii="Consolas" w:eastAsia="Consolas" w:hAnsi="Consolas" w:cs="Consolas"/>
@@ -9562,14 +9585,14 @@
                 <w:szCs w:val="17"/>
                 <w:shd w:val="clear" w:color="auto" w:fill="F2F4F3"/>
               </w:rPr>
-              <w:t>src/nav-pref.test.ts</w:t>
-            </w:r>
-            <w:r>
-              <w:rPr>
-                <w:sz w:val="19"/>
-                <w:szCs w:val="19"/>
-              </w:rPr>
-              <w:t xml:space="preserve"> (4): the desktop side menu is open by default, remembered per device, safe when storage is blocked, forgotten by "Clear this phone" (TC-139)</w:t>
+              <w:t>src/list-feedback.test.ts</w:t>
+            </w:r>
+            <w:r>
+              <w:rPr>
+                <w:sz w:val="19"/>
+                <w:szCs w:val="19"/>
+              </w:rPr>
+              <w:t xml:space="preserve"> (3), TC-140</w:t>
             </w:r>
           </w:p>
         </w:tc>
@@ -9608,43 +9631,50 @@
             </w:pPr>
             <w:r>
               <w:rPr>
+                <w:sz w:val="19"/>
+                <w:szCs w:val="19"/>
+              </w:rPr>
+              <w:t>New test file</w:t>
+            </w:r>
+          </w:p>
+        </w:tc>
+        <w:tc>
+          <w:tcPr>
+            <w:tcW w:w="5762" w:type="dxa"/>
+            <w:tcBorders>
+              <w:top w:val="single" w:sz="4" w:space="0" w:color="C9D3D0"/>
+              <w:left w:val="single" w:sz="4" w:space="0" w:color="C9D3D0"/>
+              <w:bottom w:val="single" w:sz="4" w:space="0" w:color="C9D3D0"/>
+              <w:right w:val="single" w:sz="4" w:space="0" w:color="C9D3D0"/>
+            </w:tcBorders>
+            <w:shd w:val="clear" w:color="auto" w:fill="F3F8F6"/>
+            <w:tcMar>
+              <w:top w:w="50" w:type="dxa"/>
+              <w:left w:w="100" w:type="dxa"/>
+              <w:bottom w:w="50" w:type="dxa"/>
+              <w:right w:w="100" w:type="dxa"/>
+            </w:tcMar>
+            <w:vAlign w:val="center"/>
+          </w:tcPr>
+          <w:p>
+            <w:pPr>
+              <w:spacing w:line="252" w:lineRule="auto"/>
+            </w:pPr>
+            <w:r>
+              <w:rPr>
                 <w:rFonts w:ascii="Consolas" w:eastAsia="Consolas" w:hAnsi="Consolas" w:cs="Consolas"/>
                 <w:sz w:val="17"/>
                 <w:szCs w:val="17"/>
                 <w:shd w:val="clear" w:color="auto" w:fill="F2F4F3"/>
               </w:rPr>
-              <w:t>npx tsc -b</w:t>
-            </w:r>
-          </w:p>
-        </w:tc>
-        <w:tc>
-          <w:tcPr>
-            <w:tcW w:w="5762" w:type="dxa"/>
-            <w:tcBorders>
-              <w:top w:val="single" w:sz="4" w:space="0" w:color="C9D3D0"/>
-              <w:left w:val="single" w:sz="4" w:space="0" w:color="C9D3D0"/>
-              <w:bottom w:val="single" w:sz="4" w:space="0" w:color="C9D3D0"/>
-              <w:right w:val="single" w:sz="4" w:space="0" w:color="C9D3D0"/>
-            </w:tcBorders>
-            <w:shd w:val="clear" w:color="auto" w:fill="F3F8F6"/>
-            <w:tcMar>
-              <w:top w:w="50" w:type="dxa"/>
-              <w:left w:w="100" w:type="dxa"/>
-              <w:bottom w:w="50" w:type="dxa"/>
-              <w:right w:w="100" w:type="dxa"/>
-            </w:tcMar>
-            <w:vAlign w:val="center"/>
-          </w:tcPr>
-          <w:p>
-            <w:pPr>
-              <w:spacing w:line="252" w:lineRule="auto"/>
-            </w:pPr>
-            <w:r>
-              <w:rPr>
-                <w:sz w:val="19"/>
-                <w:szCs w:val="19"/>
-              </w:rPr>
-              <w:t>Exit code 0</w:t>
+              <w:t>src/nav-pref.test.ts</w:t>
+            </w:r>
+            <w:r>
+              <w:rPr>
+                <w:sz w:val="19"/>
+                <w:szCs w:val="19"/>
+              </w:rPr>
+              <w:t xml:space="preserve"> (4): the desktop side menu is open by default, remembered per device, safe when storage is blocked, forgotten by "Clear this phone" (TC-139)</w:t>
             </w:r>
           </w:p>
         </w:tc>
@@ -9687,6 +9717,80 @@
                 <w:szCs w:val="17"/>
                 <w:shd w:val="clear" w:color="auto" w:fill="F2F4F3"/>
               </w:rPr>
+              <w:t>npx tsc -b</w:t>
+            </w:r>
+          </w:p>
+        </w:tc>
+        <w:tc>
+          <w:tcPr>
+            <w:tcW w:w="5762" w:type="dxa"/>
+            <w:tcBorders>
+              <w:top w:val="single" w:sz="4" w:space="0" w:color="C9D3D0"/>
+              <w:left w:val="single" w:sz="4" w:space="0" w:color="C9D3D0"/>
+              <w:bottom w:val="single" w:sz="4" w:space="0" w:color="C9D3D0"/>
+              <w:right w:val="single" w:sz="4" w:space="0" w:color="C9D3D0"/>
+            </w:tcBorders>
+            <w:tcMar>
+              <w:top w:w="50" w:type="dxa"/>
+              <w:left w:w="100" w:type="dxa"/>
+              <w:bottom w:w="50" w:type="dxa"/>
+              <w:right w:w="100" w:type="dxa"/>
+            </w:tcMar>
+            <w:vAlign w:val="center"/>
+          </w:tcPr>
+          <w:p>
+            <w:pPr>
+              <w:spacing w:line="252" w:lineRule="auto"/>
+            </w:pPr>
+            <w:r>
+              <w:rPr>
+                <w:sz w:val="19"/>
+                <w:szCs w:val="19"/>
+              </w:rPr>
+              <w:t>Exit code 0</w:t>
+            </w:r>
+          </w:p>
+        </w:tc>
+      </w:tr>
+      <w:tr>
+        <w:tblPrEx>
+          <w:tblCellMar>
+            <w:top w:w="0" w:type="dxa"/>
+            <w:bottom w:w="0" w:type="dxa"/>
+          </w:tblCellMar>
+        </w:tblPrEx>
+        <w:trPr>
+          <w:cantSplit/>
+        </w:trPr>
+        <w:tc>
+          <w:tcPr>
+            <w:tcW w:w="3876" w:type="dxa"/>
+            <w:tcBorders>
+              <w:top w:val="single" w:sz="4" w:space="0" w:color="C9D3D0"/>
+              <w:left w:val="single" w:sz="4" w:space="0" w:color="C9D3D0"/>
+              <w:bottom w:val="single" w:sz="4" w:space="0" w:color="C9D3D0"/>
+              <w:right w:val="single" w:sz="4" w:space="0" w:color="C9D3D0"/>
+            </w:tcBorders>
+            <w:shd w:val="clear" w:color="auto" w:fill="F3F8F6"/>
+            <w:tcMar>
+              <w:top w:w="50" w:type="dxa"/>
+              <w:left w:w="100" w:type="dxa"/>
+              <w:bottom w:w="50" w:type="dxa"/>
+              <w:right w:w="100" w:type="dxa"/>
+            </w:tcMar>
+            <w:vAlign w:val="center"/>
+          </w:tcPr>
+          <w:p>
+            <w:pPr>
+              <w:spacing w:line="252" w:lineRule="auto"/>
+            </w:pPr>
+            <w:r>
+              <w:rPr>
+                <w:rFonts w:ascii="Consolas" w:eastAsia="Consolas" w:hAnsi="Consolas" w:cs="Consolas"/>
+                <w:sz w:val="17"/>
+                <w:szCs w:val="17"/>
+                <w:shd w:val="clear" w:color="auto" w:fill="F2F4F3"/>
+              </w:rPr>
               <w:t>bash .claude/hooks/test-guard.sh</w:t>
             </w:r>
           </w:p>
@@ -9700,6 +9804,7 @@
               <w:bottom w:val="single" w:sz="4" w:space="0" w:color="C9D3D0"/>
               <w:right w:val="single" w:sz="4" w:space="0" w:color="C9D3D0"/>
             </w:tcBorders>
+            <w:shd w:val="clear" w:color="auto" w:fill="F3F8F6"/>
             <w:tcMar>
               <w:top w:w="50" w:type="dxa"/>
               <w:left w:w="100" w:type="dxa"/>
@@ -9734,7 +9839,7 @@
         <w:keepNext/>
         <w:keepLines/>
       </w:pPr>
-      <w:bookmarkStart w:id="11" w:name="_Toc243667036"/>
+      <w:bookmarkStart w:id="11" w:name="_Toc243668402"/>
       <w:r>
         <w:lastRenderedPageBreak/>
         <w:t>2.3 What the campaign proves</w:t>
@@ -9746,7 +9851,7 @@
         <w:pStyle w:val="Caption"/>
         <w:keepNext/>
       </w:pPr>
-      <w:bookmarkStart w:id="12" w:name="_Toc243667049"/>
+      <w:bookmarkStart w:id="12" w:name="_Toc243668415"/>
       <w:r>
         <w:t xml:space="preserve">Table </w:t>
       </w:r>
@@ -9788,7 +9893,7 @@
           <w:left w:w="10" w:type="dxa"/>
           <w:right w:w="10" w:type="dxa"/>
         </w:tblCellMar>
-        <w:tblLook w:val="0000" w:firstRow="0" w:lastRow="0" w:firstColumn="0" w:lastColumn="0" w:noHBand="0" w:noVBand="0"/>
+        <w:tblLook w:val="04A0" w:firstRow="1" w:lastRow="0" w:firstColumn="1" w:lastColumn="0" w:noHBand="0" w:noVBand="1"/>
       </w:tblPr>
       <w:tblGrid>
         <w:gridCol w:w="4819"/>
@@ -10607,7 +10712,7 @@
         <w:keepLines/>
         <w:pageBreakBefore/>
       </w:pPr>
-      <w:bookmarkStart w:id="13" w:name="_Toc243667037"/>
+      <w:bookmarkStart w:id="13" w:name="_Toc243668403"/>
       <w:r>
         <w:lastRenderedPageBreak/>
         <w:t>3 Defects and findings</w:t>
@@ -10619,7 +10724,10 @@
         <w:spacing w:after="120"/>
       </w:pPr>
       <w:r>
-        <w:t>Severity: High = wrong result or data exposure; Medium = visible to students or a security weakness without data exposure; Low = cosmetic, performance or tooling. None of the findings exposes data or gives a wrong course result.</w:t>
+        <w:t xml:space="preserve">Severity: High = wrong result or data exposure; Medium = visible to students or a security weakness without data exposure; Low = cosmetic, performance or tooling. None of the findings exposes data or gives a wrong course </w:t>
+      </w:r>
+      <w:r>
+        <w:t>result.</w:t>
       </w:r>
     </w:p>
     <w:p>
@@ -10627,7 +10735,7 @@
         <w:pStyle w:val="Caption"/>
         <w:keepNext/>
       </w:pPr>
-      <w:bookmarkStart w:id="14" w:name="_Toc243667050"/>
+      <w:bookmarkStart w:id="14" w:name="_Toc243668416"/>
       <w:r>
         <w:t xml:space="preserve">Table </w:t>
       </w:r>
@@ -10669,7 +10777,7 @@
           <w:left w:w="10" w:type="dxa"/>
           <w:right w:w="10" w:type="dxa"/>
         </w:tblCellMar>
-        <w:tblLook w:val="0000" w:firstRow="0" w:lastRow="0" w:firstColumn="0" w:lastColumn="0" w:noHBand="0" w:noVBand="0"/>
+        <w:tblLook w:val="04A0" w:firstRow="1" w:lastRow="0" w:firstColumn="1" w:lastColumn="0" w:noHBand="0" w:noVBand="1"/>
       </w:tblPr>
       <w:tblGrid>
         <w:gridCol w:w="591"/>
@@ -13155,7 +13263,7 @@
         <w:keepNext/>
         <w:keepLines/>
       </w:pPr>
-      <w:bookmarkStart w:id="15" w:name="_Toc243667038"/>
+      <w:bookmarkStart w:id="15" w:name="_Toc243668404"/>
       <w:r>
         <w:t>3.1 Failures that are not application defects</w:t>
       </w:r>
@@ -13166,7 +13274,7 @@
         <w:pStyle w:val="Caption"/>
         <w:keepNext/>
       </w:pPr>
-      <w:bookmarkStart w:id="16" w:name="_Toc243667051"/>
+      <w:bookmarkStart w:id="16" w:name="_Toc243668417"/>
       <w:r>
         <w:t xml:space="preserve">Table </w:t>
       </w:r>
@@ -13208,7 +13316,7 @@
           <w:left w:w="10" w:type="dxa"/>
           <w:right w:w="10" w:type="dxa"/>
         </w:tblCellMar>
-        <w:tblLook w:val="0000" w:firstRow="0" w:lastRow="0" w:firstColumn="0" w:lastColumn="0" w:noHBand="0" w:noVBand="0"/>
+        <w:tblLook w:val="04A0" w:firstRow="1" w:lastRow="0" w:firstColumn="1" w:lastColumn="0" w:noHBand="0" w:noVBand="1"/>
       </w:tblPr>
       <w:tblGrid>
         <w:gridCol w:w="1342"/>
@@ -13547,7 +13655,7 @@
         <w:keepLines/>
         <w:pageBreakBefore/>
       </w:pPr>
-      <w:bookmarkStart w:id="17" w:name="_Toc243667039"/>
+      <w:bookmarkStart w:id="17" w:name="_Toc243668405"/>
       <w:r>
         <w:lastRenderedPageBreak/>
         <w:t>4 Security audit run-1</w:t>
@@ -13560,7 +13668,7 @@
         <w:keepNext/>
         <w:keepLines/>
       </w:pPr>
-      <w:bookmarkStart w:id="18" w:name="_Toc243667040"/>
+      <w:bookmarkStart w:id="18" w:name="_Toc243668406"/>
       <w:r>
         <w:t>4.1 Method</w:t>
       </w:r>
@@ -13603,7 +13711,7 @@
         <w:keepNext/>
         <w:keepLines/>
       </w:pPr>
-      <w:bookmarkStart w:id="19" w:name="_Toc243667041"/>
+      <w:bookmarkStart w:id="19" w:name="_Toc243668407"/>
       <w:r>
         <w:t>4.2 Results</w:t>
       </w:r>
@@ -13614,7 +13722,7 @@
         <w:pStyle w:val="Caption"/>
         <w:keepNext/>
       </w:pPr>
-      <w:bookmarkStart w:id="20" w:name="_Toc243667052"/>
+      <w:bookmarkStart w:id="20" w:name="_Toc243668418"/>
       <w:r>
         <w:t xml:space="preserve">Table </w:t>
       </w:r>
@@ -13656,7 +13764,7 @@
           <w:left w:w="10" w:type="dxa"/>
           <w:right w:w="10" w:type="dxa"/>
         </w:tblCellMar>
-        <w:tblLook w:val="0000" w:firstRow="0" w:lastRow="0" w:firstColumn="0" w:lastColumn="0" w:noHBand="0" w:noVBand="0"/>
+        <w:tblLook w:val="04A0" w:firstRow="1" w:lastRow="0" w:firstColumn="1" w:lastColumn="0" w:noHBand="0" w:noVBand="1"/>
       </w:tblPr>
       <w:tblGrid>
         <w:gridCol w:w="2966"/>
@@ -13968,7 +14076,7 @@
         <w:pStyle w:val="Caption"/>
         <w:keepNext/>
       </w:pPr>
-      <w:bookmarkStart w:id="21" w:name="_Toc243667053"/>
+      <w:bookmarkStart w:id="21" w:name="_Toc243668419"/>
       <w:r>
         <w:t xml:space="preserve">Table </w:t>
       </w:r>
@@ -14010,7 +14118,7 @@
           <w:left w:w="10" w:type="dxa"/>
           <w:right w:w="10" w:type="dxa"/>
         </w:tblCellMar>
-        <w:tblLook w:val="0000" w:firstRow="0" w:lastRow="0" w:firstColumn="0" w:lastColumn="0" w:noHBand="0" w:noVBand="0"/>
+        <w:tblLook w:val="04A0" w:firstRow="1" w:lastRow="0" w:firstColumn="1" w:lastColumn="0" w:noHBand="0" w:noVBand="1"/>
       </w:tblPr>
       <w:tblGrid>
         <w:gridCol w:w="746"/>
@@ -16558,7 +16666,7 @@
         <w:keepLines/>
         <w:pageBreakBefore/>
       </w:pPr>
-      <w:bookmarkStart w:id="22" w:name="_Toc243667042"/>
+      <w:bookmarkStart w:id="22" w:name="_Toc243668408"/>
       <w:r>
         <w:lastRenderedPageBreak/>
         <w:t>5 Limits of this campaign</w:t>
@@ -16648,7 +16756,7 @@
         <w:keepLines/>
         <w:pageBreakBefore/>
       </w:pPr>
-      <w:bookmarkStart w:id="23" w:name="_Toc243667043"/>
+      <w:bookmarkStart w:id="23" w:name="_Toc243668409"/>
       <w:r>
         <w:lastRenderedPageBreak/>
         <w:t>6 Conclusion</w:t>
@@ -16683,7 +16791,7 @@
         <w:keepLines/>
         <w:pageBreakBefore/>
       </w:pPr>
-      <w:bookmarkStart w:id="24" w:name="_Toc243667044"/>
+      <w:bookmarkStart w:id="24" w:name="_Toc243668410"/>
       <w:r>
         <w:lastRenderedPageBreak/>
         <w:t>7 Appendix A. Result files</w:t>
@@ -16954,10 +17062,72 @@
 <file path=word/numbering.xml><?xml version="1.0" encoding="utf-8"?>
 <w:numbering xmlns:wpc="http://schemas.microsoft.com/office/word/2010/wordprocessingCanvas" xmlns:cx="http://schemas.microsoft.com/office/drawing/2014/chartex" xmlns:cx1="http://schemas.microsoft.com/office/drawing/2015/9/8/chartex" xmlns:cx2="http://schemas.microsoft.com/office/drawing/2015/10/21/chartex" xmlns:cx3="http://schemas.microsoft.com/office/drawing/2016/5/9/chartex" xmlns:cx4="http://schemas.microsoft.com/office/drawing/2016/5/10/chartex" xmlns:cx5="http://schemas.microsoft.com/office/drawing/2016/5/11/chartex" xmlns:cx6="http://schemas.microsoft.com/office/drawing/2016/5/12/chartex" xmlns:cx7="http://schemas.microsoft.com/office/drawing/2016/5/13/chartex" xmlns:cx8="http://schemas.microsoft.com/office/drawing/2016/5/14/chartex" xmlns:mc="http://schemas.openxmlformats.org/markup-compatibility/2006" xmlns:aink="http://schemas.microsoft.com/office/drawing/2016/ink" xmlns:am3d="http://schemas.microsoft.com/office/drawing/2017/model3d" xmlns:o="urn:schemas-microsoft-com:office:office" xmlns:oel="http://schemas.microsoft.com/office/2019/extlst" xmlns:r="http://schemas.openxmlformats.org/officeDocument/2006/relationships" xmlns:m="http://schemas.openxmlformats.org/officeDocument/2006/math" xmlns:v="urn:schemas-microsoft-com:vml" xmlns:wp14="http://schemas.microsoft.com/office/word/2010/wordprocessingDrawing" xmlns:wp="http://schemas.openxmlformats.org/drawingml/2006/wordprocessingDrawing" xmlns:w10="urn:schemas-microsoft-com:office:word" xmlns:w="http://schemas.openxmlformats.org/wordprocessingml/2006/main" xmlns:w14="http://schemas.microsoft.com/office/word/2010/wordml" xmlns:w15="http://schemas.microsoft.com/office/word/2012/wordml" xmlns:w16cex="http://schemas.microsoft.com/office/word/2018/wordml/cex" xmlns:w16cid="http://schemas.microsoft.com/office/word/2016/wordml/cid" xmlns:w16="http://schemas.microsoft.com/office/word/2018/wordml" xmlns:w16du="http://schemas.microsoft.com/office/word/2023/wordml/word16du" xmlns:w16sdtdh="http://schemas.microsoft.com/office/word/2020/wordml/sdtdatahash" xmlns:w16sdtfl="http://schemas.microsoft.com/office/word/2024/wordml/sdtformatlock" xmlns:w16se="http://schemas.microsoft.com/office/word/2015/wordml/symex" xmlns:wpg="http://schemas.microsoft.com/office/word/2010/wordprocessingGroup" xmlns:wpi="http://schemas.microsoft.com/office/word/2010/wordprocessingInk" xmlns:wne="http://schemas.microsoft.com/office/word/2006/wordml" xmlns:wps="http://schemas.microsoft.com/office/word/2010/wordprocessingShape" mc:Ignorable="w14 w15 w16se w16cid w16 w16cex w16sdtdh w16sdtfl w16du wp14">
   <w:abstractNum w:abstractNumId="0" w15:restartNumberingAfterBreak="0">
-    <w:nsid w:val="2E4C5DD0"/>
+    <w:nsid w:val="0DFE6CF7"/>
     <w:multiLevelType w:val="hybridMultilevel"/>
-    <w:tmpl w:val="77F8EF40"/>
-    <w:lvl w:ilvl="0" w:tplc="F7E47E80" w:tentative="1">
+    <w:tmpl w:val="36C47AA0"/>
+    <w:lvl w:ilvl="0" w:tplc="BB9E428C">
+      <w:start w:val="1"/>
+      <w:numFmt w:val="bullet"/>
+      <w:lvlText w:val="•"/>
+      <w:lvlJc w:val="left"/>
+      <w:pPr>
+        <w:ind w:left="720" w:hanging="280"/>
+      </w:pPr>
+    </w:lvl>
+    <w:lvl w:ilvl="1" w:tplc="426A2E42" w:tentative="1">
+      <w:start w:val="1"/>
+      <w:numFmt w:val="bullet"/>
+      <w:lvlText w:val="–"/>
+      <w:lvlJc w:val="left"/>
+      <w:pPr>
+        <w:ind w:left="1080" w:hanging="280"/>
+      </w:pPr>
+    </w:lvl>
+    <w:lvl w:ilvl="2" w:tplc="0416146E" w:tentative="1">
+      <w:start w:val="1"/>
+      <w:numFmt w:val="bullet"/>
+      <w:lvlText w:val="▪"/>
+      <w:lvlJc w:val="left"/>
+      <w:pPr>
+        <w:ind w:left="1440" w:hanging="280"/>
+      </w:pPr>
+    </w:lvl>
+    <w:lvl w:ilvl="3" w:tplc="379E32C2">
+      <w:numFmt w:val="decimal"/>
+      <w:lvlText w:val=""/>
+      <w:lvlJc w:val="left"/>
+    </w:lvl>
+    <w:lvl w:ilvl="4" w:tplc="A1081D8C">
+      <w:numFmt w:val="decimal"/>
+      <w:lvlText w:val=""/>
+      <w:lvlJc w:val="left"/>
+    </w:lvl>
+    <w:lvl w:ilvl="5" w:tplc="0932FC82">
+      <w:numFmt w:val="decimal"/>
+      <w:lvlText w:val=""/>
+      <w:lvlJc w:val="left"/>
+    </w:lvl>
+    <w:lvl w:ilvl="6" w:tplc="B9A2EDAA">
+      <w:numFmt w:val="decimal"/>
+      <w:lvlText w:val=""/>
+      <w:lvlJc w:val="left"/>
+    </w:lvl>
+    <w:lvl w:ilvl="7" w:tplc="557CDF54">
+      <w:numFmt w:val="decimal"/>
+      <w:lvlText w:val=""/>
+      <w:lvlJc w:val="left"/>
+    </w:lvl>
+    <w:lvl w:ilvl="8" w:tplc="297AB780">
+      <w:numFmt w:val="decimal"/>
+      <w:lvlText w:val=""/>
+      <w:lvlJc w:val="left"/>
+    </w:lvl>
+  </w:abstractNum>
+  <w:abstractNum w:abstractNumId="1" w15:restartNumberingAfterBreak="0">
+    <w:nsid w:val="6D4A6D5C"/>
+    <w:multiLevelType w:val="hybridMultilevel"/>
+    <w:tmpl w:val="7B863528"/>
+    <w:lvl w:ilvl="0" w:tplc="A364CAC8" w:tentative="1">
       <w:start w:val="1"/>
       <w:numFmt w:val="bullet"/>
       <w:lvlText w:val="●"/>
@@ -16966,7 +17136,7 @@
         <w:ind w:left="720" w:hanging="360"/>
       </w:pPr>
     </w:lvl>
-    <w:lvl w:ilvl="1" w:tplc="939060E8" w:tentative="1">
+    <w:lvl w:ilvl="1" w:tplc="E8767A9E" w:tentative="1">
       <w:start w:val="1"/>
       <w:numFmt w:val="bullet"/>
       <w:lvlText w:val="○"/>
@@ -16975,7 +17145,7 @@
         <w:ind w:left="1440" w:hanging="360"/>
       </w:pPr>
     </w:lvl>
-    <w:lvl w:ilvl="2" w:tplc="04604408" w:tentative="1">
+    <w:lvl w:ilvl="2" w:tplc="A6162950" w:tentative="1">
       <w:start w:val="1"/>
       <w:numFmt w:val="bullet"/>
       <w:lvlText w:val="■"/>
@@ -16984,7 +17154,7 @@
         <w:ind w:left="2160" w:hanging="360"/>
       </w:pPr>
     </w:lvl>
-    <w:lvl w:ilvl="3" w:tplc="4ED6C656" w:tentative="1">
+    <w:lvl w:ilvl="3" w:tplc="4162B7F2" w:tentative="1">
       <w:start w:val="1"/>
       <w:numFmt w:val="bullet"/>
       <w:lvlText w:val="●"/>
@@ -16993,7 +17163,7 @@
         <w:ind w:left="2880" w:hanging="360"/>
       </w:pPr>
     </w:lvl>
-    <w:lvl w:ilvl="4" w:tplc="856E71BC" w:tentative="1">
+    <w:lvl w:ilvl="4" w:tplc="46A0D74A" w:tentative="1">
       <w:start w:val="1"/>
       <w:numFmt w:val="bullet"/>
       <w:lvlText w:val="○"/>
@@ -17002,7 +17172,7 @@
         <w:ind w:left="3600" w:hanging="360"/>
       </w:pPr>
     </w:lvl>
-    <w:lvl w:ilvl="5" w:tplc="DB8C0B2A" w:tentative="1">
+    <w:lvl w:ilvl="5" w:tplc="CE2CF246" w:tentative="1">
       <w:start w:val="1"/>
       <w:numFmt w:val="bullet"/>
       <w:lvlText w:val="■"/>
@@ -17011,7 +17181,7 @@
         <w:ind w:left="4320" w:hanging="360"/>
       </w:pPr>
     </w:lvl>
-    <w:lvl w:ilvl="6" w:tplc="C1047118" w:tentative="1">
+    <w:lvl w:ilvl="6" w:tplc="03FC3A9C" w:tentative="1">
       <w:start w:val="1"/>
       <w:numFmt w:val="bullet"/>
       <w:lvlText w:val="●"/>
@@ -17020,7 +17190,7 @@
         <w:ind w:left="5040" w:hanging="360"/>
       </w:pPr>
     </w:lvl>
-    <w:lvl w:ilvl="7" w:tplc="18BC5C24" w:tentative="1">
+    <w:lvl w:ilvl="7" w:tplc="D62C13EC" w:tentative="1">
       <w:start w:val="1"/>
       <w:numFmt w:val="bullet"/>
       <w:lvlText w:val="●"/>
@@ -17029,7 +17199,7 @@
         <w:ind w:left="5760" w:hanging="360"/>
       </w:pPr>
     </w:lvl>
-    <w:lvl w:ilvl="8" w:tplc="446EA7FC" w:tentative="1">
+    <w:lvl w:ilvl="8" w:tplc="C890B44A" w:tentative="1">
       <w:start w:val="1"/>
       <w:numFmt w:val="bullet"/>
       <w:lvlText w:val="●"/>
@@ -17039,73 +17209,11 @@
       </w:pPr>
     </w:lvl>
   </w:abstractNum>
-  <w:abstractNum w:abstractNumId="1" w15:restartNumberingAfterBreak="0">
-    <w:nsid w:val="4B566EFA"/>
+  <w:abstractNum w:abstractNumId="2" w15:restartNumberingAfterBreak="0">
+    <w:nsid w:val="7E26431B"/>
     <w:multiLevelType w:val="hybridMultilevel"/>
-    <w:tmpl w:val="78C83544"/>
-    <w:lvl w:ilvl="0" w:tplc="C4325CE6">
-      <w:start w:val="1"/>
-      <w:numFmt w:val="bullet"/>
-      <w:lvlText w:val="•"/>
-      <w:lvlJc w:val="left"/>
-      <w:pPr>
-        <w:ind w:left="720" w:hanging="280"/>
-      </w:pPr>
-    </w:lvl>
-    <w:lvl w:ilvl="1" w:tplc="6DD2877A" w:tentative="1">
-      <w:start w:val="1"/>
-      <w:numFmt w:val="bullet"/>
-      <w:lvlText w:val="–"/>
-      <w:lvlJc w:val="left"/>
-      <w:pPr>
-        <w:ind w:left="1080" w:hanging="280"/>
-      </w:pPr>
-    </w:lvl>
-    <w:lvl w:ilvl="2" w:tplc="E188CABC" w:tentative="1">
-      <w:start w:val="1"/>
-      <w:numFmt w:val="bullet"/>
-      <w:lvlText w:val="▪"/>
-      <w:lvlJc w:val="left"/>
-      <w:pPr>
-        <w:ind w:left="1440" w:hanging="280"/>
-      </w:pPr>
-    </w:lvl>
-    <w:lvl w:ilvl="3" w:tplc="15302036">
-      <w:numFmt w:val="decimal"/>
-      <w:lvlText w:val=""/>
-      <w:lvlJc w:val="left"/>
-    </w:lvl>
-    <w:lvl w:ilvl="4" w:tplc="3F3EBAEE">
-      <w:numFmt w:val="decimal"/>
-      <w:lvlText w:val=""/>
-      <w:lvlJc w:val="left"/>
-    </w:lvl>
-    <w:lvl w:ilvl="5" w:tplc="C9D6C1FA">
-      <w:numFmt w:val="decimal"/>
-      <w:lvlText w:val=""/>
-      <w:lvlJc w:val="left"/>
-    </w:lvl>
-    <w:lvl w:ilvl="6" w:tplc="0DC0F724">
-      <w:numFmt w:val="decimal"/>
-      <w:lvlText w:val=""/>
-      <w:lvlJc w:val="left"/>
-    </w:lvl>
-    <w:lvl w:ilvl="7" w:tplc="DEBEE2B2">
-      <w:numFmt w:val="decimal"/>
-      <w:lvlText w:val=""/>
-      <w:lvlJc w:val="left"/>
-    </w:lvl>
-    <w:lvl w:ilvl="8" w:tplc="7228FB8C">
-      <w:numFmt w:val="decimal"/>
-      <w:lvlText w:val=""/>
-      <w:lvlJc w:val="left"/>
-    </w:lvl>
-  </w:abstractNum>
-  <w:abstractNum w:abstractNumId="2" w15:restartNumberingAfterBreak="0">
-    <w:nsid w:val="68526752"/>
-    <w:multiLevelType w:val="hybridMultilevel"/>
-    <w:tmpl w:val="EC226BA8"/>
-    <w:lvl w:ilvl="0" w:tplc="78AE0BB0" w:tentative="1">
+    <w:tmpl w:val="2B7C93EA"/>
+    <w:lvl w:ilvl="0" w:tplc="F60E1C4E" w:tentative="1">
       <w:start w:val="1"/>
       <w:numFmt w:val="decimal"/>
       <w:lvlText w:val="%1."/>
@@ -17114,7 +17222,7 @@
         <w:ind w:left="720" w:hanging="360"/>
       </w:pPr>
     </w:lvl>
-    <w:lvl w:ilvl="1" w:tplc="A9000D6C" w:tentative="1">
+    <w:lvl w:ilvl="1" w:tplc="1FA8E808" w:tentative="1">
       <w:start w:val="1"/>
       <w:numFmt w:val="lowerLetter"/>
       <w:lvlText w:val="%2."/>
@@ -17123,7 +17231,7 @@
         <w:ind w:left="1080" w:hanging="360"/>
       </w:pPr>
     </w:lvl>
-    <w:lvl w:ilvl="2" w:tplc="3AF640A8" w:tentative="1">
+    <w:lvl w:ilvl="2" w:tplc="109EF222" w:tentative="1">
       <w:start w:val="1"/>
       <w:numFmt w:val="lowerRoman"/>
       <w:lvlText w:val="%3."/>
@@ -17132,45 +17240,45 @@
         <w:ind w:left="1440" w:hanging="360"/>
       </w:pPr>
     </w:lvl>
-    <w:lvl w:ilvl="3" w:tplc="EC58788A">
+    <w:lvl w:ilvl="3" w:tplc="BCAA4F08">
       <w:numFmt w:val="decimal"/>
       <w:lvlText w:val=""/>
       <w:lvlJc w:val="left"/>
     </w:lvl>
-    <w:lvl w:ilvl="4" w:tplc="D1CE87EE">
+    <w:lvl w:ilvl="4" w:tplc="703E9230">
       <w:numFmt w:val="decimal"/>
       <w:lvlText w:val=""/>
       <w:lvlJc w:val="left"/>
     </w:lvl>
-    <w:lvl w:ilvl="5" w:tplc="4D2293F4">
+    <w:lvl w:ilvl="5" w:tplc="B3A2DBE6">
       <w:numFmt w:val="decimal"/>
       <w:lvlText w:val=""/>
       <w:lvlJc w:val="left"/>
     </w:lvl>
-    <w:lvl w:ilvl="6" w:tplc="88C0D67E">
+    <w:lvl w:ilvl="6" w:tplc="B68E0298">
       <w:numFmt w:val="decimal"/>
       <w:lvlText w:val=""/>
       <w:lvlJc w:val="left"/>
     </w:lvl>
-    <w:lvl w:ilvl="7" w:tplc="1C08B406">
+    <w:lvl w:ilvl="7" w:tplc="C8167114">
       <w:numFmt w:val="decimal"/>
       <w:lvlText w:val=""/>
       <w:lvlJc w:val="left"/>
     </w:lvl>
-    <w:lvl w:ilvl="8" w:tplc="DE701B30">
+    <w:lvl w:ilvl="8" w:tplc="9AF8C6E0">
       <w:numFmt w:val="decimal"/>
       <w:lvlText w:val=""/>
       <w:lvlJc w:val="left"/>
     </w:lvl>
   </w:abstractNum>
-  <w:num w:numId="1" w16cid:durableId="970131583">
-    <w:abstractNumId w:val="0"/>
+  <w:num w:numId="1" w16cid:durableId="769858675">
+    <w:abstractNumId w:val="1"/>
     <w:lvlOverride w:ilvl="0">
       <w:startOverride w:val="1"/>
     </w:lvlOverride>
   </w:num>
-  <w:num w:numId="2" w16cid:durableId="1113092917">
-    <w:abstractNumId w:val="1"/>
+  <w:num w:numId="2" w16cid:durableId="664868648">
+    <w:abstractNumId w:val="0"/>
     <w:lvlOverride w:ilvl="0">
       <w:startOverride w:val="1"/>
     </w:lvlOverride>
@@ -17874,7 +17982,7 @@
     <w:autoRedefine/>
     <w:uiPriority w:val="39"/>
     <w:unhideWhenUsed/>
-    <w:rsid w:val="00D71AC0"/>
+    <w:rsid w:val="00CC3AF2"/>
     <w:pPr>
       <w:spacing w:after="100"/>
     </w:pPr>
@@ -17886,7 +17994,7 @@
     <w:autoRedefine/>
     <w:uiPriority w:val="39"/>
     <w:unhideWhenUsed/>
-    <w:rsid w:val="00D71AC0"/>
+    <w:rsid w:val="00CC3AF2"/>
     <w:pPr>
       <w:spacing w:after="100"/>
       <w:ind w:left="210"/>
@@ -17898,7 +18006,7 @@
     <w:next w:val="Normal"/>
     <w:uiPriority w:val="99"/>
     <w:unhideWhenUsed/>
-    <w:rsid w:val="00D71AC0"/>
+    <w:rsid w:val="00CC3AF2"/>
   </w:style>
 </w:styles>
 </file>

--- a/docs/08-test-plan/ZP-DOC-08_Test-Summary-Report.docx
+++ b/docs/08-test-plan/ZP-DOC-08_Test-Summary-Report.docx
@@ -2423,7 +2423,7 @@
     <w:sdt>
       <w:sdtPr>
         <w:alias w:val="Contents"/>
-        <w:id w:val="1554735857"/>
+        <w:id w:val="-2075032100"/>
       </w:sdtPr>
       <w:sdtEndPr/>
       <w:sdtContent>
@@ -2452,7 +2452,7 @@
           <w:r>
             <w:fldChar w:fldCharType="separate"/>
           </w:r>
-          <w:hyperlink w:anchor="_Toc243668395" w:history="1">
+          <w:hyperlink w:anchor="_Toc243669497" w:history="1">
             <w:r>
               <w:rPr>
                 <w:rStyle w:val="Hyperlink"/>
@@ -2476,7 +2476,7 @@
               <w:rPr>
                 <w:noProof/>
               </w:rPr>
-              <w:instrText xml:space="preserve"> PAGEREF _Toc243668395 \h </w:instrText>
+              <w:instrText xml:space="preserve"> PAGEREF _Toc243669497 \h </w:instrText>
             </w:r>
             <w:r>
               <w:rPr>
@@ -2519,7 +2519,7 @@
               <w14:ligatures w14:val="standardContextual"/>
             </w:rPr>
           </w:pPr>
-          <w:hyperlink w:anchor="_Toc243668396" w:history="1">
+          <w:hyperlink w:anchor="_Toc243669498" w:history="1">
             <w:r>
               <w:rPr>
                 <w:rStyle w:val="Hyperlink"/>
@@ -2543,7 +2543,7 @@
               <w:rPr>
                 <w:noProof/>
               </w:rPr>
-              <w:instrText xml:space="preserve"> PAGEREF _Toc243668396 \h </w:instrText>
+              <w:instrText xml:space="preserve"> PAGEREF _Toc243669498 \h </w:instrText>
             </w:r>
             <w:r>
               <w:rPr>
@@ -2586,7 +2586,7 @@
               <w14:ligatures w14:val="standardContextual"/>
             </w:rPr>
           </w:pPr>
-          <w:hyperlink w:anchor="_Toc243668397" w:history="1">
+          <w:hyperlink w:anchor="_Toc243669499" w:history="1">
             <w:r>
               <w:rPr>
                 <w:rStyle w:val="Hyperlink"/>
@@ -2610,7 +2610,7 @@
               <w:rPr>
                 <w:noProof/>
               </w:rPr>
-              <w:instrText xml:space="preserve"> PAGEREF _Toc243668397 \h </w:instrText>
+              <w:instrText xml:space="preserve"> PAGEREF _Toc243669499 \h </w:instrText>
             </w:r>
             <w:r>
               <w:rPr>
@@ -2653,7 +2653,7 @@
               <w14:ligatures w14:val="standardContextual"/>
             </w:rPr>
           </w:pPr>
-          <w:hyperlink w:anchor="_Toc243668398" w:history="1">
+          <w:hyperlink w:anchor="_Toc243669500" w:history="1">
             <w:r>
               <w:rPr>
                 <w:rStyle w:val="Hyperlink"/>
@@ -2677,7 +2677,7 @@
               <w:rPr>
                 <w:noProof/>
               </w:rPr>
-              <w:instrText xml:space="preserve"> PAGEREF _Toc243668398 \h </w:instrText>
+              <w:instrText xml:space="preserve"> PAGEREF _Toc243669500 \h </w:instrText>
             </w:r>
             <w:r>
               <w:rPr>
@@ -2720,7 +2720,7 @@
               <w14:ligatures w14:val="standardContextual"/>
             </w:rPr>
           </w:pPr>
-          <w:hyperlink w:anchor="_Toc243668399" w:history="1">
+          <w:hyperlink w:anchor="_Toc243669501" w:history="1">
             <w:r>
               <w:rPr>
                 <w:rStyle w:val="Hyperlink"/>
@@ -2744,7 +2744,7 @@
               <w:rPr>
                 <w:noProof/>
               </w:rPr>
-              <w:instrText xml:space="preserve"> PAGEREF _Toc243668399 \h </w:instrText>
+              <w:instrText xml:space="preserve"> PAGEREF _Toc243669501 \h </w:instrText>
             </w:r>
             <w:r>
               <w:rPr>
@@ -2787,7 +2787,7 @@
               <w14:ligatures w14:val="standardContextual"/>
             </w:rPr>
           </w:pPr>
-          <w:hyperlink w:anchor="_Toc243668400" w:history="1">
+          <w:hyperlink w:anchor="_Toc243669502" w:history="1">
             <w:r>
               <w:rPr>
                 <w:rStyle w:val="Hyperlink"/>
@@ -2811,7 +2811,7 @@
               <w:rPr>
                 <w:noProof/>
               </w:rPr>
-              <w:instrText xml:space="preserve"> PAGEREF _Toc243668400 \h </w:instrText>
+              <w:instrText xml:space="preserve"> PAGEREF _Toc243669502 \h </w:instrText>
             </w:r>
             <w:r>
               <w:rPr>
@@ -2854,7 +2854,7 @@
               <w14:ligatures w14:val="standardContextual"/>
             </w:rPr>
           </w:pPr>
-          <w:hyperlink w:anchor="_Toc243668401" w:history="1">
+          <w:hyperlink w:anchor="_Toc243669503" w:history="1">
             <w:r>
               <w:rPr>
                 <w:rStyle w:val="Hyperlink"/>
@@ -2878,7 +2878,7 @@
               <w:rPr>
                 <w:noProof/>
               </w:rPr>
-              <w:instrText xml:space="preserve"> PAGEREF _Toc243668401 \h </w:instrText>
+              <w:instrText xml:space="preserve"> PAGEREF _Toc243669503 \h </w:instrText>
             </w:r>
             <w:r>
               <w:rPr>
@@ -2921,7 +2921,7 @@
               <w14:ligatures w14:val="standardContextual"/>
             </w:rPr>
           </w:pPr>
-          <w:hyperlink w:anchor="_Toc243668402" w:history="1">
+          <w:hyperlink w:anchor="_Toc243669504" w:history="1">
             <w:r>
               <w:rPr>
                 <w:rStyle w:val="Hyperlink"/>
@@ -2945,7 +2945,7 @@
               <w:rPr>
                 <w:noProof/>
               </w:rPr>
-              <w:instrText xml:space="preserve"> PAGEREF _Toc243668402 \h </w:instrText>
+              <w:instrText xml:space="preserve"> PAGEREF _Toc243669504 \h </w:instrText>
             </w:r>
             <w:r>
               <w:rPr>
@@ -2988,7 +2988,7 @@
               <w14:ligatures w14:val="standardContextual"/>
             </w:rPr>
           </w:pPr>
-          <w:hyperlink w:anchor="_Toc243668403" w:history="1">
+          <w:hyperlink w:anchor="_Toc243669505" w:history="1">
             <w:r>
               <w:rPr>
                 <w:rStyle w:val="Hyperlink"/>
@@ -3012,7 +3012,7 @@
               <w:rPr>
                 <w:noProof/>
               </w:rPr>
-              <w:instrText xml:space="preserve"> PAGEREF _Toc243668403 \h </w:instrText>
+              <w:instrText xml:space="preserve"> PAGEREF _Toc243669505 \h </w:instrText>
             </w:r>
             <w:r>
               <w:rPr>
@@ -3055,7 +3055,7 @@
               <w14:ligatures w14:val="standardContextual"/>
             </w:rPr>
           </w:pPr>
-          <w:hyperlink w:anchor="_Toc243668404" w:history="1">
+          <w:hyperlink w:anchor="_Toc243669506" w:history="1">
             <w:r>
               <w:rPr>
                 <w:rStyle w:val="Hyperlink"/>
@@ -3079,7 +3079,7 @@
               <w:rPr>
                 <w:noProof/>
               </w:rPr>
-              <w:instrText xml:space="preserve"> PAGEREF _Toc243668404 \h </w:instrText>
+              <w:instrText xml:space="preserve"> PAGEREF _Toc243669506 \h </w:instrText>
             </w:r>
             <w:r>
               <w:rPr>
@@ -3122,7 +3122,7 @@
               <w14:ligatures w14:val="standardContextual"/>
             </w:rPr>
           </w:pPr>
-          <w:hyperlink w:anchor="_Toc243668405" w:history="1">
+          <w:hyperlink w:anchor="_Toc243669507" w:history="1">
             <w:r>
               <w:rPr>
                 <w:rStyle w:val="Hyperlink"/>
@@ -3146,7 +3146,7 @@
               <w:rPr>
                 <w:noProof/>
               </w:rPr>
-              <w:instrText xml:space="preserve"> PAGEREF _Toc243668405 \h </w:instrText>
+              <w:instrText xml:space="preserve"> PAGEREF _Toc243669507 \h </w:instrText>
             </w:r>
             <w:r>
               <w:rPr>
@@ -3189,7 +3189,7 @@
               <w14:ligatures w14:val="standardContextual"/>
             </w:rPr>
           </w:pPr>
-          <w:hyperlink w:anchor="_Toc243668406" w:history="1">
+          <w:hyperlink w:anchor="_Toc243669508" w:history="1">
             <w:r>
               <w:rPr>
                 <w:rStyle w:val="Hyperlink"/>
@@ -3213,7 +3213,7 @@
               <w:rPr>
                 <w:noProof/>
               </w:rPr>
-              <w:instrText xml:space="preserve"> PAGEREF _Toc243668406 \h </w:instrText>
+              <w:instrText xml:space="preserve"> PAGEREF _Toc243669508 \h </w:instrText>
             </w:r>
             <w:r>
               <w:rPr>
@@ -3256,7 +3256,7 @@
               <w14:ligatures w14:val="standardContextual"/>
             </w:rPr>
           </w:pPr>
-          <w:hyperlink w:anchor="_Toc243668407" w:history="1">
+          <w:hyperlink w:anchor="_Toc243669509" w:history="1">
             <w:r>
               <w:rPr>
                 <w:rStyle w:val="Hyperlink"/>
@@ -3280,7 +3280,7 @@
               <w:rPr>
                 <w:noProof/>
               </w:rPr>
-              <w:instrText xml:space="preserve"> PAGEREF _Toc243668407 \h </w:instrText>
+              <w:instrText xml:space="preserve"> PAGEREF _Toc243669509 \h </w:instrText>
             </w:r>
             <w:r>
               <w:rPr>
@@ -3323,7 +3323,7 @@
               <w14:ligatures w14:val="standardContextual"/>
             </w:rPr>
           </w:pPr>
-          <w:hyperlink w:anchor="_Toc243668408" w:history="1">
+          <w:hyperlink w:anchor="_Toc243669510" w:history="1">
             <w:r>
               <w:rPr>
                 <w:rStyle w:val="Hyperlink"/>
@@ -3347,7 +3347,7 @@
               <w:rPr>
                 <w:noProof/>
               </w:rPr>
-              <w:instrText xml:space="preserve"> PAGEREF _Toc243668408 \h </w:instrText>
+              <w:instrText xml:space="preserve"> PAGEREF _Toc243669510 \h </w:instrText>
             </w:r>
             <w:r>
               <w:rPr>
@@ -3390,7 +3390,7 @@
               <w14:ligatures w14:val="standardContextual"/>
             </w:rPr>
           </w:pPr>
-          <w:hyperlink w:anchor="_Toc243668409" w:history="1">
+          <w:hyperlink w:anchor="_Toc243669511" w:history="1">
             <w:r>
               <w:rPr>
                 <w:rStyle w:val="Hyperlink"/>
@@ -3414,7 +3414,7 @@
               <w:rPr>
                 <w:noProof/>
               </w:rPr>
-              <w:instrText xml:space="preserve"> PAGEREF _Toc243668409 \h </w:instrText>
+              <w:instrText xml:space="preserve"> PAGEREF _Toc243669511 \h </w:instrText>
             </w:r>
             <w:r>
               <w:rPr>
@@ -3457,7 +3457,7 @@
               <w14:ligatures w14:val="standardContextual"/>
             </w:rPr>
           </w:pPr>
-          <w:hyperlink w:anchor="_Toc243668410" w:history="1">
+          <w:hyperlink w:anchor="_Toc243669512" w:history="1">
             <w:r>
               <w:rPr>
                 <w:rStyle w:val="Hyperlink"/>
@@ -3481,7 +3481,7 @@
               <w:rPr>
                 <w:noProof/>
               </w:rPr>
-              <w:instrText xml:space="preserve"> PAGEREF _Toc243668410 \h </w:instrText>
+              <w:instrText xml:space="preserve"> PAGEREF _Toc243669512 \h </w:instrText>
             </w:r>
             <w:r>
               <w:rPr>
@@ -3527,7 +3527,7 @@
     <w:sdt>
       <w:sdtPr>
         <w:alias w:val="Tables"/>
-        <w:id w:val="523449114"/>
+        <w:id w:val="-1749881053"/>
       </w:sdtPr>
       <w:sdtEndPr/>
       <w:sdtContent>
@@ -3556,7 +3556,7 @@
           <w:r>
             <w:fldChar w:fldCharType="separate"/>
           </w:r>
-          <w:hyperlink w:anchor="_Toc243668411" w:history="1">
+          <w:hyperlink w:anchor="_Toc243669513" w:history="1">
             <w:r>
               <w:rPr>
                 <w:rStyle w:val="Hyperlink"/>
@@ -3580,7 +3580,7 @@
               <w:rPr>
                 <w:noProof/>
               </w:rPr>
-              <w:instrText xml:space="preserve"> PAGEREF _Toc243668411 \h </w:instrText>
+              <w:instrText xml:space="preserve"> PAGEREF _Toc243669513 \h </w:instrText>
             </w:r>
             <w:r>
               <w:rPr>
@@ -3623,7 +3623,7 @@
               <w14:ligatures w14:val="standardContextual"/>
             </w:rPr>
           </w:pPr>
-          <w:hyperlink w:anchor="_Toc243668412" w:history="1">
+          <w:hyperlink w:anchor="_Toc243669514" w:history="1">
             <w:r>
               <w:rPr>
                 <w:rStyle w:val="Hyperlink"/>
@@ -3647,7 +3647,7 @@
               <w:rPr>
                 <w:noProof/>
               </w:rPr>
-              <w:instrText xml:space="preserve"> PAGEREF _Toc243668412 \h </w:instrText>
+              <w:instrText xml:space="preserve"> PAGEREF _Toc243669514 \h </w:instrText>
             </w:r>
             <w:r>
               <w:rPr>
@@ -3690,7 +3690,7 @@
               <w14:ligatures w14:val="standardContextual"/>
             </w:rPr>
           </w:pPr>
-          <w:hyperlink w:anchor="_Toc243668413" w:history="1">
+          <w:hyperlink w:anchor="_Toc243669515" w:history="1">
             <w:r>
               <w:rPr>
                 <w:rStyle w:val="Hyperlink"/>
@@ -3714,7 +3714,7 @@
               <w:rPr>
                 <w:noProof/>
               </w:rPr>
-              <w:instrText xml:space="preserve"> PAGEREF _Toc243668413 \h </w:instrText>
+              <w:instrText xml:space="preserve"> PAGEREF _Toc243669515 \h </w:instrText>
             </w:r>
             <w:r>
               <w:rPr>
@@ -3757,7 +3757,7 @@
               <w14:ligatures w14:val="standardContextual"/>
             </w:rPr>
           </w:pPr>
-          <w:hyperlink w:anchor="_Toc243668414" w:history="1">
+          <w:hyperlink w:anchor="_Toc243669516" w:history="1">
             <w:r>
               <w:rPr>
                 <w:rStyle w:val="Hyperlink"/>
@@ -3781,7 +3781,7 @@
               <w:rPr>
                 <w:noProof/>
               </w:rPr>
-              <w:instrText xml:space="preserve"> PAGEREF _Toc243668414 \h </w:instrText>
+              <w:instrText xml:space="preserve"> PAGEREF _Toc243669516 \h </w:instrText>
             </w:r>
             <w:r>
               <w:rPr>
@@ -3824,7 +3824,7 @@
               <w14:ligatures w14:val="standardContextual"/>
             </w:rPr>
           </w:pPr>
-          <w:hyperlink w:anchor="_Toc243668415" w:history="1">
+          <w:hyperlink w:anchor="_Toc243669517" w:history="1">
             <w:r>
               <w:rPr>
                 <w:rStyle w:val="Hyperlink"/>
@@ -3848,7 +3848,7 @@
               <w:rPr>
                 <w:noProof/>
               </w:rPr>
-              <w:instrText xml:space="preserve"> PAGEREF _Toc243668415 \h </w:instrText>
+              <w:instrText xml:space="preserve"> PAGEREF _Toc243669517 \h </w:instrText>
             </w:r>
             <w:r>
               <w:rPr>
@@ -3891,7 +3891,7 @@
               <w14:ligatures w14:val="standardContextual"/>
             </w:rPr>
           </w:pPr>
-          <w:hyperlink w:anchor="_Toc243668416" w:history="1">
+          <w:hyperlink w:anchor="_Toc243669518" w:history="1">
             <w:r>
               <w:rPr>
                 <w:rStyle w:val="Hyperlink"/>
@@ -3915,7 +3915,7 @@
               <w:rPr>
                 <w:noProof/>
               </w:rPr>
-              <w:instrText xml:space="preserve"> PAGEREF _Toc243668416 \h </w:instrText>
+              <w:instrText xml:space="preserve"> PAGEREF _Toc243669518 \h </w:instrText>
             </w:r>
             <w:r>
               <w:rPr>
@@ -3958,7 +3958,7 @@
               <w14:ligatures w14:val="standardContextual"/>
             </w:rPr>
           </w:pPr>
-          <w:hyperlink w:anchor="_Toc243668417" w:history="1">
+          <w:hyperlink w:anchor="_Toc243669519" w:history="1">
             <w:r>
               <w:rPr>
                 <w:rStyle w:val="Hyperlink"/>
@@ -3982,7 +3982,7 @@
               <w:rPr>
                 <w:noProof/>
               </w:rPr>
-              <w:instrText xml:space="preserve"> PAGEREF _Toc243668417 \h </w:instrText>
+              <w:instrText xml:space="preserve"> PAGEREF _Toc243669519 \h </w:instrText>
             </w:r>
             <w:r>
               <w:rPr>
@@ -4025,7 +4025,7 @@
               <w14:ligatures w14:val="standardContextual"/>
             </w:rPr>
           </w:pPr>
-          <w:hyperlink w:anchor="_Toc243668418" w:history="1">
+          <w:hyperlink w:anchor="_Toc243669520" w:history="1">
             <w:r>
               <w:rPr>
                 <w:rStyle w:val="Hyperlink"/>
@@ -4049,7 +4049,7 @@
               <w:rPr>
                 <w:noProof/>
               </w:rPr>
-              <w:instrText xml:space="preserve"> PAGEREF _Toc243668418 \h </w:instrText>
+              <w:instrText xml:space="preserve"> PAGEREF _Toc243669520 \h </w:instrText>
             </w:r>
             <w:r>
               <w:rPr>
@@ -4092,7 +4092,7 @@
               <w14:ligatures w14:val="standardContextual"/>
             </w:rPr>
           </w:pPr>
-          <w:hyperlink w:anchor="_Toc243668419" w:history="1">
+          <w:hyperlink w:anchor="_Toc243669521" w:history="1">
             <w:r>
               <w:rPr>
                 <w:rStyle w:val="Hyperlink"/>
@@ -4116,7 +4116,7 @@
               <w:rPr>
                 <w:noProof/>
               </w:rPr>
-              <w:instrText xml:space="preserve"> PAGEREF _Toc243668419 \h </w:instrText>
+              <w:instrText xml:space="preserve"> PAGEREF _Toc243669521 \h </w:instrText>
             </w:r>
             <w:r>
               <w:rPr>
@@ -4157,7 +4157,7 @@
         <w:keepLines/>
         <w:pageBreakBefore/>
       </w:pPr>
-      <w:bookmarkStart w:id="0" w:name="_Toc243668395"/>
+      <w:bookmarkStart w:id="0" w:name="_Toc243669497"/>
       <w:r>
         <w:lastRenderedPageBreak/>
         <w:t>1 Introduction</w:t>
@@ -4170,7 +4170,7 @@
         <w:keepNext/>
         <w:keepLines/>
       </w:pPr>
-      <w:bookmarkStart w:id="1" w:name="_Toc243668396"/>
+      <w:bookmarkStart w:id="1" w:name="_Toc243669498"/>
       <w:r>
         <w:t>1.1 Purpose</w:t>
       </w:r>
@@ -4193,7 +4193,7 @@
         <w:keepNext/>
         <w:keepLines/>
       </w:pPr>
-      <w:bookmarkStart w:id="2" w:name="_Toc243668397"/>
+      <w:bookmarkStart w:id="2" w:name="_Toc243669499"/>
       <w:r>
         <w:t>1.2 How the campaign was run</w:t>
       </w:r>
@@ -4237,7 +4237,7 @@
         <w:keepNext/>
         <w:keepLines/>
       </w:pPr>
-      <w:bookmarkStart w:id="3" w:name="_Toc243668398"/>
+      <w:bookmarkStart w:id="3" w:name="_Toc243669500"/>
       <w:r>
         <w:t>1.3 Test environments</w:t>
       </w:r>
@@ -4248,7 +4248,7 @@
         <w:pStyle w:val="Caption"/>
         <w:keepNext/>
       </w:pPr>
-      <w:bookmarkStart w:id="4" w:name="_Toc243668411"/>
+      <w:bookmarkStart w:id="4" w:name="_Toc243669513"/>
       <w:r>
         <w:t xml:space="preserve">Table </w:t>
       </w:r>
@@ -4677,7 +4677,7 @@
         <w:keepLines/>
         <w:pageBreakBefore/>
       </w:pPr>
-      <w:bookmarkStart w:id="5" w:name="_Toc243668399"/>
+      <w:bookmarkStart w:id="5" w:name="_Toc243669501"/>
       <w:r>
         <w:lastRenderedPageBreak/>
         <w:t>2 Results summary</w:t>
@@ -4690,7 +4690,7 @@
         <w:keepNext/>
         <w:keepLines/>
       </w:pPr>
-      <w:bookmarkStart w:id="6" w:name="_Toc243668400"/>
+      <w:bookmarkStart w:id="6" w:name="_Toc243669502"/>
       <w:r>
         <w:t>2.1 Totals</w:t>
       </w:r>
@@ -4701,7 +4701,7 @@
         <w:pStyle w:val="Caption"/>
         <w:keepNext/>
       </w:pPr>
-      <w:bookmarkStart w:id="7" w:name="_Toc243668412"/>
+      <w:bookmarkStart w:id="7" w:name="_Toc243669514"/>
       <w:r>
         <w:t xml:space="preserve">Table </w:t>
       </w:r>
@@ -7724,7 +7724,7 @@
         <w:keepNext/>
         <w:keepLines/>
       </w:pPr>
-      <w:bookmarkStart w:id="8" w:name="_Toc243668401"/>
+      <w:bookmarkStart w:id="8" w:name="_Toc243669503"/>
       <w:r>
         <w:t>2.2 Re-run of 15 October 2026</w:t>
       </w:r>
@@ -7735,7 +7735,7 @@
         <w:pStyle w:val="Caption"/>
         <w:keepNext/>
       </w:pPr>
-      <w:bookmarkStart w:id="9" w:name="_Toc243668413"/>
+      <w:bookmarkStart w:id="9" w:name="_Toc243669515"/>
       <w:r>
         <w:t xml:space="preserve">Table </w:t>
       </w:r>
@@ -8354,7 +8354,7 @@
         <w:pStyle w:val="Caption"/>
         <w:keepNext/>
       </w:pPr>
-      <w:bookmarkStart w:id="10" w:name="_Toc243668414"/>
+      <w:bookmarkStart w:id="10" w:name="_Toc243669516"/>
       <w:r>
         <w:t xml:space="preserve">Table </w:t>
       </w:r>
@@ -8657,7 +8657,7 @@
                 <w:szCs w:val="17"/>
                 <w:shd w:val="clear" w:color="auto" w:fill="F2F4F3"/>
               </w:rPr>
-              <w:t>shared/careers.test.ts</w:t>
+              <w:t>worker/careers.test.ts</w:t>
             </w:r>
             <w:r>
               <w:rPr>
@@ -9839,7 +9839,7 @@
         <w:keepNext/>
         <w:keepLines/>
       </w:pPr>
-      <w:bookmarkStart w:id="11" w:name="_Toc243668402"/>
+      <w:bookmarkStart w:id="11" w:name="_Toc243669504"/>
       <w:r>
         <w:lastRenderedPageBreak/>
         <w:t>2.3 What the campaign proves</w:t>
@@ -9851,7 +9851,7 @@
         <w:pStyle w:val="Caption"/>
         <w:keepNext/>
       </w:pPr>
-      <w:bookmarkStart w:id="12" w:name="_Toc243668415"/>
+      <w:bookmarkStart w:id="12" w:name="_Toc243669517"/>
       <w:r>
         <w:t xml:space="preserve">Table </w:t>
       </w:r>
@@ -10712,7 +10712,7 @@
         <w:keepLines/>
         <w:pageBreakBefore/>
       </w:pPr>
-      <w:bookmarkStart w:id="13" w:name="_Toc243668403"/>
+      <w:bookmarkStart w:id="13" w:name="_Toc243669505"/>
       <w:r>
         <w:lastRenderedPageBreak/>
         <w:t>3 Defects and findings</w:t>
@@ -10735,7 +10735,7 @@
         <w:pStyle w:val="Caption"/>
         <w:keepNext/>
       </w:pPr>
-      <w:bookmarkStart w:id="14" w:name="_Toc243668416"/>
+      <w:bookmarkStart w:id="14" w:name="_Toc243669518"/>
       <w:r>
         <w:t xml:space="preserve">Table </w:t>
       </w:r>
@@ -13263,7 +13263,7 @@
         <w:keepNext/>
         <w:keepLines/>
       </w:pPr>
-      <w:bookmarkStart w:id="15" w:name="_Toc243668404"/>
+      <w:bookmarkStart w:id="15" w:name="_Toc243669506"/>
       <w:r>
         <w:t>3.1 Failures that are not application defects</w:t>
       </w:r>
@@ -13274,7 +13274,7 @@
         <w:pStyle w:val="Caption"/>
         <w:keepNext/>
       </w:pPr>
-      <w:bookmarkStart w:id="16" w:name="_Toc243668417"/>
+      <w:bookmarkStart w:id="16" w:name="_Toc243669519"/>
       <w:r>
         <w:t xml:space="preserve">Table </w:t>
       </w:r>
@@ -13655,7 +13655,7 @@
         <w:keepLines/>
         <w:pageBreakBefore/>
       </w:pPr>
-      <w:bookmarkStart w:id="17" w:name="_Toc243668405"/>
+      <w:bookmarkStart w:id="17" w:name="_Toc243669507"/>
       <w:r>
         <w:lastRenderedPageBreak/>
         <w:t>4 Security audit run-1</w:t>
@@ -13668,7 +13668,7 @@
         <w:keepNext/>
         <w:keepLines/>
       </w:pPr>
-      <w:bookmarkStart w:id="18" w:name="_Toc243668406"/>
+      <w:bookmarkStart w:id="18" w:name="_Toc243669508"/>
       <w:r>
         <w:t>4.1 Method</w:t>
       </w:r>
@@ -13711,7 +13711,7 @@
         <w:keepNext/>
         <w:keepLines/>
       </w:pPr>
-      <w:bookmarkStart w:id="19" w:name="_Toc243668407"/>
+      <w:bookmarkStart w:id="19" w:name="_Toc243669509"/>
       <w:r>
         <w:t>4.2 Results</w:t>
       </w:r>
@@ -13722,7 +13722,7 @@
         <w:pStyle w:val="Caption"/>
         <w:keepNext/>
       </w:pPr>
-      <w:bookmarkStart w:id="20" w:name="_Toc243668418"/>
+      <w:bookmarkStart w:id="20" w:name="_Toc243669520"/>
       <w:r>
         <w:t xml:space="preserve">Table </w:t>
       </w:r>
@@ -14076,7 +14076,7 @@
         <w:pStyle w:val="Caption"/>
         <w:keepNext/>
       </w:pPr>
-      <w:bookmarkStart w:id="21" w:name="_Toc243668419"/>
+      <w:bookmarkStart w:id="21" w:name="_Toc243669521"/>
       <w:r>
         <w:t xml:space="preserve">Table </w:t>
       </w:r>
@@ -16666,7 +16666,7 @@
         <w:keepLines/>
         <w:pageBreakBefore/>
       </w:pPr>
-      <w:bookmarkStart w:id="22" w:name="_Toc243668408"/>
+      <w:bookmarkStart w:id="22" w:name="_Toc243669510"/>
       <w:r>
         <w:lastRenderedPageBreak/>
         <w:t>5 Limits of this campaign</w:t>
@@ -16756,7 +16756,7 @@
         <w:keepLines/>
         <w:pageBreakBefore/>
       </w:pPr>
-      <w:bookmarkStart w:id="23" w:name="_Toc243668409"/>
+      <w:bookmarkStart w:id="23" w:name="_Toc243669511"/>
       <w:r>
         <w:lastRenderedPageBreak/>
         <w:t>6 Conclusion</w:t>
@@ -16791,7 +16791,7 @@
         <w:keepLines/>
         <w:pageBreakBefore/>
       </w:pPr>
-      <w:bookmarkStart w:id="24" w:name="_Toc243668410"/>
+      <w:bookmarkStart w:id="24" w:name="_Toc243669512"/>
       <w:r>
         <w:lastRenderedPageBreak/>
         <w:t>7 Appendix A. Result files</w:t>
@@ -17062,72 +17062,72 @@
 <file path=word/numbering.xml><?xml version="1.0" encoding="utf-8"?>
 <w:numbering xmlns:wpc="http://schemas.microsoft.com/office/word/2010/wordprocessingCanvas" xmlns:cx="http://schemas.microsoft.com/office/drawing/2014/chartex" xmlns:cx1="http://schemas.microsoft.com/office/drawing/2015/9/8/chartex" xmlns:cx2="http://schemas.microsoft.com/office/drawing/2015/10/21/chartex" xmlns:cx3="http://schemas.microsoft.com/office/drawing/2016/5/9/chartex" xmlns:cx4="http://schemas.microsoft.com/office/drawing/2016/5/10/chartex" xmlns:cx5="http://schemas.microsoft.com/office/drawing/2016/5/11/chartex" xmlns:cx6="http://schemas.microsoft.com/office/drawing/2016/5/12/chartex" xmlns:cx7="http://schemas.microsoft.com/office/drawing/2016/5/13/chartex" xmlns:cx8="http://schemas.microsoft.com/office/drawing/2016/5/14/chartex" xmlns:mc="http://schemas.openxmlformats.org/markup-compatibility/2006" xmlns:aink="http://schemas.microsoft.com/office/drawing/2016/ink" xmlns:am3d="http://schemas.microsoft.com/office/drawing/2017/model3d" xmlns:o="urn:schemas-microsoft-com:office:office" xmlns:oel="http://schemas.microsoft.com/office/2019/extlst" xmlns:r="http://schemas.openxmlformats.org/officeDocument/2006/relationships" xmlns:m="http://schemas.openxmlformats.org/officeDocument/2006/math" xmlns:v="urn:schemas-microsoft-com:vml" xmlns:wp14="http://schemas.microsoft.com/office/word/2010/wordprocessingDrawing" xmlns:wp="http://schemas.openxmlformats.org/drawingml/2006/wordprocessingDrawing" xmlns:w10="urn:schemas-microsoft-com:office:word" xmlns:w="http://schemas.openxmlformats.org/wordprocessingml/2006/main" xmlns:w14="http://schemas.microsoft.com/office/word/2010/wordml" xmlns:w15="http://schemas.microsoft.com/office/word/2012/wordml" xmlns:w16cex="http://schemas.microsoft.com/office/word/2018/wordml/cex" xmlns:w16cid="http://schemas.microsoft.com/office/word/2016/wordml/cid" xmlns:w16="http://schemas.microsoft.com/office/word/2018/wordml" xmlns:w16du="http://schemas.microsoft.com/office/word/2023/wordml/word16du" xmlns:w16sdtdh="http://schemas.microsoft.com/office/word/2020/wordml/sdtdatahash" xmlns:w16sdtfl="http://schemas.microsoft.com/office/word/2024/wordml/sdtformatlock" xmlns:w16se="http://schemas.microsoft.com/office/word/2015/wordml/symex" xmlns:wpg="http://schemas.microsoft.com/office/word/2010/wordprocessingGroup" xmlns:wpi="http://schemas.microsoft.com/office/word/2010/wordprocessingInk" xmlns:wne="http://schemas.microsoft.com/office/word/2006/wordml" xmlns:wps="http://schemas.microsoft.com/office/word/2010/wordprocessingShape" mc:Ignorable="w14 w15 w16se w16cid w16 w16cex w16sdtdh w16sdtfl w16du wp14">
   <w:abstractNum w:abstractNumId="0" w15:restartNumberingAfterBreak="0">
-    <w:nsid w:val="0DFE6CF7"/>
+    <w:nsid w:val="1CFD5ED9"/>
     <w:multiLevelType w:val="hybridMultilevel"/>
-    <w:tmpl w:val="36C47AA0"/>
-    <w:lvl w:ilvl="0" w:tplc="BB9E428C">
+    <w:tmpl w:val="E8C2FA5A"/>
+    <w:lvl w:ilvl="0" w:tplc="1B3E910E" w:tentative="1">
       <w:start w:val="1"/>
-      <w:numFmt w:val="bullet"/>
-      <w:lvlText w:val="•"/>
+      <w:numFmt w:val="decimal"/>
+      <w:lvlText w:val="%1."/>
       <w:lvlJc w:val="left"/>
       <w:pPr>
-        <w:ind w:left="720" w:hanging="280"/>
+        <w:ind w:left="720" w:hanging="360"/>
       </w:pPr>
     </w:lvl>
-    <w:lvl w:ilvl="1" w:tplc="426A2E42" w:tentative="1">
+    <w:lvl w:ilvl="1" w:tplc="2E0274C4" w:tentative="1">
       <w:start w:val="1"/>
-      <w:numFmt w:val="bullet"/>
-      <w:lvlText w:val="–"/>
+      <w:numFmt w:val="lowerLetter"/>
+      <w:lvlText w:val="%2."/>
       <w:lvlJc w:val="left"/>
       <w:pPr>
-        <w:ind w:left="1080" w:hanging="280"/>
+        <w:ind w:left="1080" w:hanging="360"/>
       </w:pPr>
     </w:lvl>
-    <w:lvl w:ilvl="2" w:tplc="0416146E" w:tentative="1">
+    <w:lvl w:ilvl="2" w:tplc="F05485DA" w:tentative="1">
       <w:start w:val="1"/>
-      <w:numFmt w:val="bullet"/>
-      <w:lvlText w:val="▪"/>
+      <w:numFmt w:val="lowerRoman"/>
+      <w:lvlText w:val="%3."/>
       <w:lvlJc w:val="left"/>
       <w:pPr>
-        <w:ind w:left="1440" w:hanging="280"/>
+        <w:ind w:left="1440" w:hanging="360"/>
       </w:pPr>
     </w:lvl>
-    <w:lvl w:ilvl="3" w:tplc="379E32C2">
+    <w:lvl w:ilvl="3" w:tplc="8F8EA4F8">
       <w:numFmt w:val="decimal"/>
       <w:lvlText w:val=""/>
       <w:lvlJc w:val="left"/>
     </w:lvl>
-    <w:lvl w:ilvl="4" w:tplc="A1081D8C">
+    <w:lvl w:ilvl="4" w:tplc="2C3ED242">
       <w:numFmt w:val="decimal"/>
       <w:lvlText w:val=""/>
       <w:lvlJc w:val="left"/>
     </w:lvl>
-    <w:lvl w:ilvl="5" w:tplc="0932FC82">
+    <w:lvl w:ilvl="5" w:tplc="E25A1A7A">
       <w:numFmt w:val="decimal"/>
       <w:lvlText w:val=""/>
       <w:lvlJc w:val="left"/>
     </w:lvl>
-    <w:lvl w:ilvl="6" w:tplc="B9A2EDAA">
+    <w:lvl w:ilvl="6" w:tplc="1EB0AC14">
       <w:numFmt w:val="decimal"/>
       <w:lvlText w:val=""/>
       <w:lvlJc w:val="left"/>
     </w:lvl>
-    <w:lvl w:ilvl="7" w:tplc="557CDF54">
+    <w:lvl w:ilvl="7" w:tplc="E6224848">
       <w:numFmt w:val="decimal"/>
       <w:lvlText w:val=""/>
       <w:lvlJc w:val="left"/>
     </w:lvl>
-    <w:lvl w:ilvl="8" w:tplc="297AB780">
+    <w:lvl w:ilvl="8" w:tplc="79F09286">
       <w:numFmt w:val="decimal"/>
       <w:lvlText w:val=""/>
       <w:lvlJc w:val="left"/>
     </w:lvl>
   </w:abstractNum>
   <w:abstractNum w:abstractNumId="1" w15:restartNumberingAfterBreak="0">
-    <w:nsid w:val="6D4A6D5C"/>
+    <w:nsid w:val="4B4E3E27"/>
     <w:multiLevelType w:val="hybridMultilevel"/>
-    <w:tmpl w:val="7B863528"/>
-    <w:lvl w:ilvl="0" w:tplc="A364CAC8" w:tentative="1">
+    <w:tmpl w:val="5D588100"/>
+    <w:lvl w:ilvl="0" w:tplc="430A34BE" w:tentative="1">
       <w:start w:val="1"/>
       <w:numFmt w:val="bullet"/>
       <w:lvlText w:val="●"/>
@@ -17136,7 +17136,7 @@
         <w:ind w:left="720" w:hanging="360"/>
       </w:pPr>
     </w:lvl>
-    <w:lvl w:ilvl="1" w:tplc="E8767A9E" w:tentative="1">
+    <w:lvl w:ilvl="1" w:tplc="E9DAD9E6" w:tentative="1">
       <w:start w:val="1"/>
       <w:numFmt w:val="bullet"/>
       <w:lvlText w:val="○"/>
@@ -17145,7 +17145,7 @@
         <w:ind w:left="1440" w:hanging="360"/>
       </w:pPr>
     </w:lvl>
-    <w:lvl w:ilvl="2" w:tplc="A6162950" w:tentative="1">
+    <w:lvl w:ilvl="2" w:tplc="E8EC4A0E" w:tentative="1">
       <w:start w:val="1"/>
       <w:numFmt w:val="bullet"/>
       <w:lvlText w:val="■"/>
@@ -17154,7 +17154,7 @@
         <w:ind w:left="2160" w:hanging="360"/>
       </w:pPr>
     </w:lvl>
-    <w:lvl w:ilvl="3" w:tplc="4162B7F2" w:tentative="1">
+    <w:lvl w:ilvl="3" w:tplc="4C6C33DA" w:tentative="1">
       <w:start w:val="1"/>
       <w:numFmt w:val="bullet"/>
       <w:lvlText w:val="●"/>
@@ -17163,7 +17163,7 @@
         <w:ind w:left="2880" w:hanging="360"/>
       </w:pPr>
     </w:lvl>
-    <w:lvl w:ilvl="4" w:tplc="46A0D74A" w:tentative="1">
+    <w:lvl w:ilvl="4" w:tplc="C108F5B2" w:tentative="1">
       <w:start w:val="1"/>
       <w:numFmt w:val="bullet"/>
       <w:lvlText w:val="○"/>
@@ -17172,7 +17172,7 @@
         <w:ind w:left="3600" w:hanging="360"/>
       </w:pPr>
     </w:lvl>
-    <w:lvl w:ilvl="5" w:tplc="CE2CF246" w:tentative="1">
+    <w:lvl w:ilvl="5" w:tplc="567EA890" w:tentative="1">
       <w:start w:val="1"/>
       <w:numFmt w:val="bullet"/>
       <w:lvlText w:val="■"/>
@@ -17181,7 +17181,7 @@
         <w:ind w:left="4320" w:hanging="360"/>
       </w:pPr>
     </w:lvl>
-    <w:lvl w:ilvl="6" w:tplc="03FC3A9C" w:tentative="1">
+    <w:lvl w:ilvl="6" w:tplc="4664CC1C" w:tentative="1">
       <w:start w:val="1"/>
       <w:numFmt w:val="bullet"/>
       <w:lvlText w:val="●"/>
@@ -17190,7 +17190,7 @@
         <w:ind w:left="5040" w:hanging="360"/>
       </w:pPr>
     </w:lvl>
-    <w:lvl w:ilvl="7" w:tplc="D62C13EC" w:tentative="1">
+    <w:lvl w:ilvl="7" w:tplc="EC32E232" w:tentative="1">
       <w:start w:val="1"/>
       <w:numFmt w:val="bullet"/>
       <w:lvlText w:val="●"/>
@@ -17199,7 +17199,7 @@
         <w:ind w:left="5760" w:hanging="360"/>
       </w:pPr>
     </w:lvl>
-    <w:lvl w:ilvl="8" w:tplc="C890B44A" w:tentative="1">
+    <w:lvl w:ilvl="8" w:tplc="53622D9A" w:tentative="1">
       <w:start w:val="1"/>
       <w:numFmt w:val="bullet"/>
       <w:lvlText w:val="●"/>
@@ -17210,75 +17210,75 @@
     </w:lvl>
   </w:abstractNum>
   <w:abstractNum w:abstractNumId="2" w15:restartNumberingAfterBreak="0">
-    <w:nsid w:val="7E26431B"/>
+    <w:nsid w:val="75F912BE"/>
     <w:multiLevelType w:val="hybridMultilevel"/>
-    <w:tmpl w:val="2B7C93EA"/>
-    <w:lvl w:ilvl="0" w:tplc="F60E1C4E" w:tentative="1">
+    <w:tmpl w:val="4E465928"/>
+    <w:lvl w:ilvl="0" w:tplc="B0F2B76E">
       <w:start w:val="1"/>
-      <w:numFmt w:val="decimal"/>
-      <w:lvlText w:val="%1."/>
+      <w:numFmt w:val="bullet"/>
+      <w:lvlText w:val="•"/>
       <w:lvlJc w:val="left"/>
       <w:pPr>
-        <w:ind w:left="720" w:hanging="360"/>
+        <w:ind w:left="720" w:hanging="280"/>
       </w:pPr>
     </w:lvl>
-    <w:lvl w:ilvl="1" w:tplc="1FA8E808" w:tentative="1">
+    <w:lvl w:ilvl="1" w:tplc="99746006" w:tentative="1">
       <w:start w:val="1"/>
-      <w:numFmt w:val="lowerLetter"/>
-      <w:lvlText w:val="%2."/>
+      <w:numFmt w:val="bullet"/>
+      <w:lvlText w:val="–"/>
       <w:lvlJc w:val="left"/>
       <w:pPr>
-        <w:ind w:left="1080" w:hanging="360"/>
+        <w:ind w:left="1080" w:hanging="280"/>
       </w:pPr>
     </w:lvl>
-    <w:lvl w:ilvl="2" w:tplc="109EF222" w:tentative="1">
+    <w:lvl w:ilvl="2" w:tplc="2384F8FE" w:tentative="1">
       <w:start w:val="1"/>
-      <w:numFmt w:val="lowerRoman"/>
-      <w:lvlText w:val="%3."/>
+      <w:numFmt w:val="bullet"/>
+      <w:lvlText w:val="▪"/>
       <w:lvlJc w:val="left"/>
       <w:pPr>
-        <w:ind w:left="1440" w:hanging="360"/>
+        <w:ind w:left="1440" w:hanging="280"/>
       </w:pPr>
     </w:lvl>
-    <w:lvl w:ilvl="3" w:tplc="BCAA4F08">
+    <w:lvl w:ilvl="3" w:tplc="C8B417FC">
       <w:numFmt w:val="decimal"/>
       <w:lvlText w:val=""/>
       <w:lvlJc w:val="left"/>
     </w:lvl>
-    <w:lvl w:ilvl="4" w:tplc="703E9230">
+    <w:lvl w:ilvl="4" w:tplc="70BA304A">
       <w:numFmt w:val="decimal"/>
       <w:lvlText w:val=""/>
       <w:lvlJc w:val="left"/>
     </w:lvl>
-    <w:lvl w:ilvl="5" w:tplc="B3A2DBE6">
+    <w:lvl w:ilvl="5" w:tplc="1250D30A">
       <w:numFmt w:val="decimal"/>
       <w:lvlText w:val=""/>
       <w:lvlJc w:val="left"/>
     </w:lvl>
-    <w:lvl w:ilvl="6" w:tplc="B68E0298">
+    <w:lvl w:ilvl="6" w:tplc="DD382B38">
       <w:numFmt w:val="decimal"/>
       <w:lvlText w:val=""/>
       <w:lvlJc w:val="left"/>
     </w:lvl>
-    <w:lvl w:ilvl="7" w:tplc="C8167114">
+    <w:lvl w:ilvl="7" w:tplc="7ED07ACC">
       <w:numFmt w:val="decimal"/>
       <w:lvlText w:val=""/>
       <w:lvlJc w:val="left"/>
     </w:lvl>
-    <w:lvl w:ilvl="8" w:tplc="9AF8C6E0">
+    <w:lvl w:ilvl="8" w:tplc="5DBEAA2E">
       <w:numFmt w:val="decimal"/>
       <w:lvlText w:val=""/>
       <w:lvlJc w:val="left"/>
     </w:lvl>
   </w:abstractNum>
-  <w:num w:numId="1" w16cid:durableId="769858675">
+  <w:num w:numId="1" w16cid:durableId="682240933">
     <w:abstractNumId w:val="1"/>
     <w:lvlOverride w:ilvl="0">
       <w:startOverride w:val="1"/>
     </w:lvlOverride>
   </w:num>
-  <w:num w:numId="2" w16cid:durableId="664868648">
-    <w:abstractNumId w:val="0"/>
+  <w:num w:numId="2" w16cid:durableId="2079933678">
+    <w:abstractNumId w:val="2"/>
     <w:lvlOverride w:ilvl="0">
       <w:startOverride w:val="1"/>
     </w:lvlOverride>
@@ -17982,7 +17982,7 @@
     <w:autoRedefine/>
     <w:uiPriority w:val="39"/>
     <w:unhideWhenUsed/>
-    <w:rsid w:val="00CC3AF2"/>
+    <w:rsid w:val="00E16248"/>
     <w:pPr>
       <w:spacing w:after="100"/>
     </w:pPr>
@@ -17994,7 +17994,7 @@
     <w:autoRedefine/>
     <w:uiPriority w:val="39"/>
     <w:unhideWhenUsed/>
-    <w:rsid w:val="00CC3AF2"/>
+    <w:rsid w:val="00E16248"/>
     <w:pPr>
       <w:spacing w:after="100"/>
       <w:ind w:left="210"/>
@@ -18006,7 +18006,7 @@
     <w:next w:val="Normal"/>
     <w:uiPriority w:val="99"/>
     <w:unhideWhenUsed/>
-    <w:rsid w:val="00CC3AF2"/>
+    <w:rsid w:val="00E16248"/>
   </w:style>
 </w:styles>
 </file>

--- a/docs/08-test-plan/ZP-DOC-08_Test-Summary-Report.docx
+++ b/docs/08-test-plan/ZP-DOC-08_Test-Summary-Report.docx
@@ -2423,7 +2423,7 @@
     <w:sdt>
       <w:sdtPr>
         <w:alias w:val="Contents"/>
-        <w:id w:val="-2075032100"/>
+        <w:id w:val="-413093629"/>
       </w:sdtPr>
       <w:sdtEndPr/>
       <w:sdtContent>
@@ -2452,7 +2452,7 @@
           <w:r>
             <w:fldChar w:fldCharType="separate"/>
           </w:r>
-          <w:hyperlink w:anchor="_Toc243669497" w:history="1">
+          <w:hyperlink w:anchor="_Toc243672262" w:history="1">
             <w:r>
               <w:rPr>
                 <w:rStyle w:val="Hyperlink"/>
@@ -2476,7 +2476,7 @@
               <w:rPr>
                 <w:noProof/>
               </w:rPr>
-              <w:instrText xml:space="preserve"> PAGEREF _Toc243669497 \h </w:instrText>
+              <w:instrText xml:space="preserve"> PAGEREF _Toc243672262 \h </w:instrText>
             </w:r>
             <w:r>
               <w:rPr>
@@ -2519,7 +2519,7 @@
               <w14:ligatures w14:val="standardContextual"/>
             </w:rPr>
           </w:pPr>
-          <w:hyperlink w:anchor="_Toc243669498" w:history="1">
+          <w:hyperlink w:anchor="_Toc243672263" w:history="1">
             <w:r>
               <w:rPr>
                 <w:rStyle w:val="Hyperlink"/>
@@ -2543,7 +2543,7 @@
               <w:rPr>
                 <w:noProof/>
               </w:rPr>
-              <w:instrText xml:space="preserve"> PAGEREF _Toc243669498 \h </w:instrText>
+              <w:instrText xml:space="preserve"> PAGEREF _Toc243672263 \h </w:instrText>
             </w:r>
             <w:r>
               <w:rPr>
@@ -2586,7 +2586,7 @@
               <w14:ligatures w14:val="standardContextual"/>
             </w:rPr>
           </w:pPr>
-          <w:hyperlink w:anchor="_Toc243669499" w:history="1">
+          <w:hyperlink w:anchor="_Toc243672264" w:history="1">
             <w:r>
               <w:rPr>
                 <w:rStyle w:val="Hyperlink"/>
@@ -2610,7 +2610,7 @@
               <w:rPr>
                 <w:noProof/>
               </w:rPr>
-              <w:instrText xml:space="preserve"> PAGEREF _Toc243669499 \h </w:instrText>
+              <w:instrText xml:space="preserve"> PAGEREF _Toc243672264 \h </w:instrText>
             </w:r>
             <w:r>
               <w:rPr>
@@ -2653,7 +2653,7 @@
               <w14:ligatures w14:val="standardContextual"/>
             </w:rPr>
           </w:pPr>
-          <w:hyperlink w:anchor="_Toc243669500" w:history="1">
+          <w:hyperlink w:anchor="_Toc243672265" w:history="1">
             <w:r>
               <w:rPr>
                 <w:rStyle w:val="Hyperlink"/>
@@ -2677,7 +2677,7 @@
               <w:rPr>
                 <w:noProof/>
               </w:rPr>
-              <w:instrText xml:space="preserve"> PAGEREF _Toc243669500 \h </w:instrText>
+              <w:instrText xml:space="preserve"> PAGEREF _Toc243672265 \h </w:instrText>
             </w:r>
             <w:r>
               <w:rPr>
@@ -2720,7 +2720,7 @@
               <w14:ligatures w14:val="standardContextual"/>
             </w:rPr>
           </w:pPr>
-          <w:hyperlink w:anchor="_Toc243669501" w:history="1">
+          <w:hyperlink w:anchor="_Toc243672266" w:history="1">
             <w:r>
               <w:rPr>
                 <w:rStyle w:val="Hyperlink"/>
@@ -2744,7 +2744,7 @@
               <w:rPr>
                 <w:noProof/>
               </w:rPr>
-              <w:instrText xml:space="preserve"> PAGEREF _Toc243669501 \h </w:instrText>
+              <w:instrText xml:space="preserve"> PAGEREF _Toc243672266 \h </w:instrText>
             </w:r>
             <w:r>
               <w:rPr>
@@ -2787,7 +2787,7 @@
               <w14:ligatures w14:val="standardContextual"/>
             </w:rPr>
           </w:pPr>
-          <w:hyperlink w:anchor="_Toc243669502" w:history="1">
+          <w:hyperlink w:anchor="_Toc243672267" w:history="1">
             <w:r>
               <w:rPr>
                 <w:rStyle w:val="Hyperlink"/>
@@ -2811,7 +2811,7 @@
               <w:rPr>
                 <w:noProof/>
               </w:rPr>
-              <w:instrText xml:space="preserve"> PAGEREF _Toc243669502 \h </w:instrText>
+              <w:instrText xml:space="preserve"> PAGEREF _Toc243672267 \h </w:instrText>
             </w:r>
             <w:r>
               <w:rPr>
@@ -2854,7 +2854,7 @@
               <w14:ligatures w14:val="standardContextual"/>
             </w:rPr>
           </w:pPr>
-          <w:hyperlink w:anchor="_Toc243669503" w:history="1">
+          <w:hyperlink w:anchor="_Toc243672268" w:history="1">
             <w:r>
               <w:rPr>
                 <w:rStyle w:val="Hyperlink"/>
@@ -2878,7 +2878,7 @@
               <w:rPr>
                 <w:noProof/>
               </w:rPr>
-              <w:instrText xml:space="preserve"> PAGEREF _Toc243669503 \h </w:instrText>
+              <w:instrText xml:space="preserve"> PAGEREF _Toc243672268 \h </w:instrText>
             </w:r>
             <w:r>
               <w:rPr>
@@ -2921,7 +2921,7 @@
               <w14:ligatures w14:val="standardContextual"/>
             </w:rPr>
           </w:pPr>
-          <w:hyperlink w:anchor="_Toc243669504" w:history="1">
+          <w:hyperlink w:anchor="_Toc243672269" w:history="1">
             <w:r>
               <w:rPr>
                 <w:rStyle w:val="Hyperlink"/>
@@ -2945,7 +2945,7 @@
               <w:rPr>
                 <w:noProof/>
               </w:rPr>
-              <w:instrText xml:space="preserve"> PAGEREF _Toc243669504 \h </w:instrText>
+              <w:instrText xml:space="preserve"> PAGEREF _Toc243672269 \h </w:instrText>
             </w:r>
             <w:r>
               <w:rPr>
@@ -2988,7 +2988,7 @@
               <w14:ligatures w14:val="standardContextual"/>
             </w:rPr>
           </w:pPr>
-          <w:hyperlink w:anchor="_Toc243669505" w:history="1">
+          <w:hyperlink w:anchor="_Toc243672270" w:history="1">
             <w:r>
               <w:rPr>
                 <w:rStyle w:val="Hyperlink"/>
@@ -3012,7 +3012,7 @@
               <w:rPr>
                 <w:noProof/>
               </w:rPr>
-              <w:instrText xml:space="preserve"> PAGEREF _Toc243669505 \h </w:instrText>
+              <w:instrText xml:space="preserve"> PAGEREF _Toc243672270 \h </w:instrText>
             </w:r>
             <w:r>
               <w:rPr>
@@ -3055,7 +3055,7 @@
               <w14:ligatures w14:val="standardContextual"/>
             </w:rPr>
           </w:pPr>
-          <w:hyperlink w:anchor="_Toc243669506" w:history="1">
+          <w:hyperlink w:anchor="_Toc243672271" w:history="1">
             <w:r>
               <w:rPr>
                 <w:rStyle w:val="Hyperlink"/>
@@ -3079,7 +3079,7 @@
               <w:rPr>
                 <w:noProof/>
               </w:rPr>
-              <w:instrText xml:space="preserve"> PAGEREF _Toc243669506 \h </w:instrText>
+              <w:instrText xml:space="preserve"> PAGEREF _Toc243672271 \h </w:instrText>
             </w:r>
             <w:r>
               <w:rPr>
@@ -3122,7 +3122,7 @@
               <w14:ligatures w14:val="standardContextual"/>
             </w:rPr>
           </w:pPr>
-          <w:hyperlink w:anchor="_Toc243669507" w:history="1">
+          <w:hyperlink w:anchor="_Toc243672272" w:history="1">
             <w:r>
               <w:rPr>
                 <w:rStyle w:val="Hyperlink"/>
@@ -3146,7 +3146,7 @@
               <w:rPr>
                 <w:noProof/>
               </w:rPr>
-              <w:instrText xml:space="preserve"> PAGEREF _Toc243669507 \h </w:instrText>
+              <w:instrText xml:space="preserve"> PAGEREF _Toc243672272 \h </w:instrText>
             </w:r>
             <w:r>
               <w:rPr>
@@ -3189,7 +3189,7 @@
               <w14:ligatures w14:val="standardContextual"/>
             </w:rPr>
           </w:pPr>
-          <w:hyperlink w:anchor="_Toc243669508" w:history="1">
+          <w:hyperlink w:anchor="_Toc243672273" w:history="1">
             <w:r>
               <w:rPr>
                 <w:rStyle w:val="Hyperlink"/>
@@ -3213,7 +3213,7 @@
               <w:rPr>
                 <w:noProof/>
               </w:rPr>
-              <w:instrText xml:space="preserve"> PAGEREF _Toc243669508 \h </w:instrText>
+              <w:instrText xml:space="preserve"> PAGEREF _Toc243672273 \h </w:instrText>
             </w:r>
             <w:r>
               <w:rPr>
@@ -3256,7 +3256,7 @@
               <w14:ligatures w14:val="standardContextual"/>
             </w:rPr>
           </w:pPr>
-          <w:hyperlink w:anchor="_Toc243669509" w:history="1">
+          <w:hyperlink w:anchor="_Toc243672274" w:history="1">
             <w:r>
               <w:rPr>
                 <w:rStyle w:val="Hyperlink"/>
@@ -3280,7 +3280,7 @@
               <w:rPr>
                 <w:noProof/>
               </w:rPr>
-              <w:instrText xml:space="preserve"> PAGEREF _Toc243669509 \h </w:instrText>
+              <w:instrText xml:space="preserve"> PAGEREF _Toc243672274 \h </w:instrText>
             </w:r>
             <w:r>
               <w:rPr>
@@ -3323,7 +3323,7 @@
               <w14:ligatures w14:val="standardContextual"/>
             </w:rPr>
           </w:pPr>
-          <w:hyperlink w:anchor="_Toc243669510" w:history="1">
+          <w:hyperlink w:anchor="_Toc243672275" w:history="1">
             <w:r>
               <w:rPr>
                 <w:rStyle w:val="Hyperlink"/>
@@ -3347,7 +3347,7 @@
               <w:rPr>
                 <w:noProof/>
               </w:rPr>
-              <w:instrText xml:space="preserve"> PAGEREF _Toc243669510 \h </w:instrText>
+              <w:instrText xml:space="preserve"> PAGEREF _Toc243672275 \h </w:instrText>
             </w:r>
             <w:r>
               <w:rPr>
@@ -3390,7 +3390,7 @@
               <w14:ligatures w14:val="standardContextual"/>
             </w:rPr>
           </w:pPr>
-          <w:hyperlink w:anchor="_Toc243669511" w:history="1">
+          <w:hyperlink w:anchor="_Toc243672276" w:history="1">
             <w:r>
               <w:rPr>
                 <w:rStyle w:val="Hyperlink"/>
@@ -3414,7 +3414,7 @@
               <w:rPr>
                 <w:noProof/>
               </w:rPr>
-              <w:instrText xml:space="preserve"> PAGEREF _Toc243669511 \h </w:instrText>
+              <w:instrText xml:space="preserve"> PAGEREF _Toc243672276 \h </w:instrText>
             </w:r>
             <w:r>
               <w:rPr>
@@ -3457,7 +3457,7 @@
               <w14:ligatures w14:val="standardContextual"/>
             </w:rPr>
           </w:pPr>
-          <w:hyperlink w:anchor="_Toc243669512" w:history="1">
+          <w:hyperlink w:anchor="_Toc243672277" w:history="1">
             <w:r>
               <w:rPr>
                 <w:rStyle w:val="Hyperlink"/>
@@ -3481,7 +3481,7 @@
               <w:rPr>
                 <w:noProof/>
               </w:rPr>
-              <w:instrText xml:space="preserve"> PAGEREF _Toc243669512 \h </w:instrText>
+              <w:instrText xml:space="preserve"> PAGEREF _Toc243672277 \h </w:instrText>
             </w:r>
             <w:r>
               <w:rPr>
@@ -3527,7 +3527,7 @@
     <w:sdt>
       <w:sdtPr>
         <w:alias w:val="Tables"/>
-        <w:id w:val="-1749881053"/>
+        <w:id w:val="818771246"/>
       </w:sdtPr>
       <w:sdtEndPr/>
       <w:sdtContent>
@@ -3556,7 +3556,7 @@
           <w:r>
             <w:fldChar w:fldCharType="separate"/>
           </w:r>
-          <w:hyperlink w:anchor="_Toc243669513" w:history="1">
+          <w:hyperlink w:anchor="_Toc243672278" w:history="1">
             <w:r>
               <w:rPr>
                 <w:rStyle w:val="Hyperlink"/>
@@ -3580,7 +3580,7 @@
               <w:rPr>
                 <w:noProof/>
               </w:rPr>
-              <w:instrText xml:space="preserve"> PAGEREF _Toc243669513 \h </w:instrText>
+              <w:instrText xml:space="preserve"> PAGEREF _Toc243672278 \h </w:instrText>
             </w:r>
             <w:r>
               <w:rPr>
@@ -3623,7 +3623,7 @@
               <w14:ligatures w14:val="standardContextual"/>
             </w:rPr>
           </w:pPr>
-          <w:hyperlink w:anchor="_Toc243669514" w:history="1">
+          <w:hyperlink w:anchor="_Toc243672279" w:history="1">
             <w:r>
               <w:rPr>
                 <w:rStyle w:val="Hyperlink"/>
@@ -3647,7 +3647,7 @@
               <w:rPr>
                 <w:noProof/>
               </w:rPr>
-              <w:instrText xml:space="preserve"> PAGEREF _Toc243669514 \h </w:instrText>
+              <w:instrText xml:space="preserve"> PAGEREF _Toc243672279 \h </w:instrText>
             </w:r>
             <w:r>
               <w:rPr>
@@ -3690,7 +3690,7 @@
               <w14:ligatures w14:val="standardContextual"/>
             </w:rPr>
           </w:pPr>
-          <w:hyperlink w:anchor="_Toc243669515" w:history="1">
+          <w:hyperlink w:anchor="_Toc243672280" w:history="1">
             <w:r>
               <w:rPr>
                 <w:rStyle w:val="Hyperlink"/>
@@ -3714,7 +3714,7 @@
               <w:rPr>
                 <w:noProof/>
               </w:rPr>
-              <w:instrText xml:space="preserve"> PAGEREF _Toc243669515 \h </w:instrText>
+              <w:instrText xml:space="preserve"> PAGEREF _Toc243672280 \h </w:instrText>
             </w:r>
             <w:r>
               <w:rPr>
@@ -3757,7 +3757,7 @@
               <w14:ligatures w14:val="standardContextual"/>
             </w:rPr>
           </w:pPr>
-          <w:hyperlink w:anchor="_Toc243669516" w:history="1">
+          <w:hyperlink w:anchor="_Toc243672281" w:history="1">
             <w:r>
               <w:rPr>
                 <w:rStyle w:val="Hyperlink"/>
@@ -3781,7 +3781,7 @@
               <w:rPr>
                 <w:noProof/>
               </w:rPr>
-              <w:instrText xml:space="preserve"> PAGEREF _Toc243669516 \h </w:instrText>
+              <w:instrText xml:space="preserve"> PAGEREF _Toc243672281 \h </w:instrText>
             </w:r>
             <w:r>
               <w:rPr>
@@ -3824,7 +3824,7 @@
               <w14:ligatures w14:val="standardContextual"/>
             </w:rPr>
           </w:pPr>
-          <w:hyperlink w:anchor="_Toc243669517" w:history="1">
+          <w:hyperlink w:anchor="_Toc243672282" w:history="1">
             <w:r>
               <w:rPr>
                 <w:rStyle w:val="Hyperlink"/>
@@ -3848,7 +3848,7 @@
               <w:rPr>
                 <w:noProof/>
               </w:rPr>
-              <w:instrText xml:space="preserve"> PAGEREF _Toc243669517 \h </w:instrText>
+              <w:instrText xml:space="preserve"> PAGEREF _Toc243672282 \h </w:instrText>
             </w:r>
             <w:r>
               <w:rPr>
@@ -3891,7 +3891,7 @@
               <w14:ligatures w14:val="standardContextual"/>
             </w:rPr>
           </w:pPr>
-          <w:hyperlink w:anchor="_Toc243669518" w:history="1">
+          <w:hyperlink w:anchor="_Toc243672283" w:history="1">
             <w:r>
               <w:rPr>
                 <w:rStyle w:val="Hyperlink"/>
@@ -3915,7 +3915,7 @@
               <w:rPr>
                 <w:noProof/>
               </w:rPr>
-              <w:instrText xml:space="preserve"> PAGEREF _Toc243669518 \h </w:instrText>
+              <w:instrText xml:space="preserve"> PAGEREF _Toc243672283 \h </w:instrText>
             </w:r>
             <w:r>
               <w:rPr>
@@ -3958,7 +3958,7 @@
               <w14:ligatures w14:val="standardContextual"/>
             </w:rPr>
           </w:pPr>
-          <w:hyperlink w:anchor="_Toc243669519" w:history="1">
+          <w:hyperlink w:anchor="_Toc243672284" w:history="1">
             <w:r>
               <w:rPr>
                 <w:rStyle w:val="Hyperlink"/>
@@ -3982,7 +3982,7 @@
               <w:rPr>
                 <w:noProof/>
               </w:rPr>
-              <w:instrText xml:space="preserve"> PAGEREF _Toc243669519 \h </w:instrText>
+              <w:instrText xml:space="preserve"> PAGEREF _Toc243672284 \h </w:instrText>
             </w:r>
             <w:r>
               <w:rPr>
@@ -4025,7 +4025,7 @@
               <w14:ligatures w14:val="standardContextual"/>
             </w:rPr>
           </w:pPr>
-          <w:hyperlink w:anchor="_Toc243669520" w:history="1">
+          <w:hyperlink w:anchor="_Toc243672285" w:history="1">
             <w:r>
               <w:rPr>
                 <w:rStyle w:val="Hyperlink"/>
@@ -4049,7 +4049,7 @@
               <w:rPr>
                 <w:noProof/>
               </w:rPr>
-              <w:instrText xml:space="preserve"> PAGEREF _Toc243669520 \h </w:instrText>
+              <w:instrText xml:space="preserve"> PAGEREF _Toc243672285 \h </w:instrText>
             </w:r>
             <w:r>
               <w:rPr>
@@ -4092,7 +4092,7 @@
               <w14:ligatures w14:val="standardContextual"/>
             </w:rPr>
           </w:pPr>
-          <w:hyperlink w:anchor="_Toc243669521" w:history="1">
+          <w:hyperlink w:anchor="_Toc243672286" w:history="1">
             <w:r>
               <w:rPr>
                 <w:rStyle w:val="Hyperlink"/>
@@ -4116,7 +4116,7 @@
               <w:rPr>
                 <w:noProof/>
               </w:rPr>
-              <w:instrText xml:space="preserve"> PAGEREF _Toc243669521 \h </w:instrText>
+              <w:instrText xml:space="preserve"> PAGEREF _Toc243672286 \h </w:instrText>
             </w:r>
             <w:r>
               <w:rPr>
@@ -4157,7 +4157,7 @@
         <w:keepLines/>
         <w:pageBreakBefore/>
       </w:pPr>
-      <w:bookmarkStart w:id="0" w:name="_Toc243669497"/>
+      <w:bookmarkStart w:id="0" w:name="_Toc243672262"/>
       <w:r>
         <w:lastRenderedPageBreak/>
         <w:t>1 Introduction</w:t>
@@ -4170,7 +4170,7 @@
         <w:keepNext/>
         <w:keepLines/>
       </w:pPr>
-      <w:bookmarkStart w:id="1" w:name="_Toc243669498"/>
+      <w:bookmarkStart w:id="1" w:name="_Toc243672263"/>
       <w:r>
         <w:t>1.1 Purpose</w:t>
       </w:r>
@@ -4193,7 +4193,7 @@
         <w:keepNext/>
         <w:keepLines/>
       </w:pPr>
-      <w:bookmarkStart w:id="2" w:name="_Toc243669499"/>
+      <w:bookmarkStart w:id="2" w:name="_Toc243672264"/>
       <w:r>
         <w:t>1.2 How the campaign was run</w:t>
       </w:r>
@@ -4237,7 +4237,7 @@
         <w:keepNext/>
         <w:keepLines/>
       </w:pPr>
-      <w:bookmarkStart w:id="3" w:name="_Toc243669500"/>
+      <w:bookmarkStart w:id="3" w:name="_Toc243672265"/>
       <w:r>
         <w:t>1.3 Test environments</w:t>
       </w:r>
@@ -4248,7 +4248,7 @@
         <w:pStyle w:val="Caption"/>
         <w:keepNext/>
       </w:pPr>
-      <w:bookmarkStart w:id="4" w:name="_Toc243669513"/>
+      <w:bookmarkStart w:id="4" w:name="_Toc243672278"/>
       <w:r>
         <w:t xml:space="preserve">Table </w:t>
       </w:r>
@@ -4677,7 +4677,7 @@
         <w:keepLines/>
         <w:pageBreakBefore/>
       </w:pPr>
-      <w:bookmarkStart w:id="5" w:name="_Toc243669501"/>
+      <w:bookmarkStart w:id="5" w:name="_Toc243672266"/>
       <w:r>
         <w:lastRenderedPageBreak/>
         <w:t>2 Results summary</w:t>
@@ -4690,7 +4690,7 @@
         <w:keepNext/>
         <w:keepLines/>
       </w:pPr>
-      <w:bookmarkStart w:id="6" w:name="_Toc243669502"/>
+      <w:bookmarkStart w:id="6" w:name="_Toc243672267"/>
       <w:r>
         <w:t>2.1 Totals</w:t>
       </w:r>
@@ -4701,7 +4701,7 @@
         <w:pStyle w:val="Caption"/>
         <w:keepNext/>
       </w:pPr>
-      <w:bookmarkStart w:id="7" w:name="_Toc243669514"/>
+      <w:bookmarkStart w:id="7" w:name="_Toc243672279"/>
       <w:r>
         <w:t xml:space="preserve">Table </w:t>
       </w:r>
@@ -7724,7 +7724,7 @@
         <w:keepNext/>
         <w:keepLines/>
       </w:pPr>
-      <w:bookmarkStart w:id="8" w:name="_Toc243669503"/>
+      <w:bookmarkStart w:id="8" w:name="_Toc243672268"/>
       <w:r>
         <w:t>2.2 Re-run of 15 October 2026</w:t>
       </w:r>
@@ -7735,7 +7735,7 @@
         <w:pStyle w:val="Caption"/>
         <w:keepNext/>
       </w:pPr>
-      <w:bookmarkStart w:id="9" w:name="_Toc243669515"/>
+      <w:bookmarkStart w:id="9" w:name="_Toc243672280"/>
       <w:r>
         <w:t xml:space="preserve">Table </w:t>
       </w:r>
@@ -8354,7 +8354,7 @@
         <w:pStyle w:val="Caption"/>
         <w:keepNext/>
       </w:pPr>
-      <w:bookmarkStart w:id="10" w:name="_Toc243669516"/>
+      <w:bookmarkStart w:id="10" w:name="_Toc243672281"/>
       <w:r>
         <w:t xml:space="preserve">Table </w:t>
       </w:r>
@@ -8399,8 +8399,8 @@
         <w:tblLook w:val="04A0" w:firstRow="1" w:lastRow="0" w:firstColumn="1" w:lastColumn="0" w:noHBand="0" w:noVBand="1"/>
       </w:tblPr>
       <w:tblGrid>
-        <w:gridCol w:w="3876"/>
-        <w:gridCol w:w="5762"/>
+        <w:gridCol w:w="4116"/>
+        <w:gridCol w:w="5522"/>
       </w:tblGrid>
       <w:tr>
         <w:tblPrEx>
@@ -8415,7 +8415,7 @@
         </w:trPr>
         <w:tc>
           <w:tcPr>
-            <w:tcW w:w="3876" w:type="dxa"/>
+            <w:tcW w:w="4116" w:type="dxa"/>
             <w:tcBorders>
               <w:top w:val="single" w:sz="4" w:space="0" w:color="C9D3D0"/>
               <w:left w:val="single" w:sz="4" w:space="0" w:color="C9D3D0"/>
@@ -8449,7 +8449,7 @@
         </w:tc>
         <w:tc>
           <w:tcPr>
-            <w:tcW w:w="5762" w:type="dxa"/>
+            <w:tcW w:w="5522" w:type="dxa"/>
             <w:tcBorders>
               <w:top w:val="single" w:sz="4" w:space="0" w:color="C9D3D0"/>
               <w:left w:val="single" w:sz="4" w:space="0" w:color="C9D3D0"/>
@@ -8494,7 +8494,7 @@
         </w:trPr>
         <w:tc>
           <w:tcPr>
-            <w:tcW w:w="3876" w:type="dxa"/>
+            <w:tcW w:w="4116" w:type="dxa"/>
             <w:tcBorders>
               <w:top w:val="single" w:sz="4" w:space="0" w:color="C9D3D0"/>
               <w:left w:val="single" w:sz="4" w:space="0" w:color="C9D3D0"/>
@@ -8526,7 +8526,7 @@
         </w:tc>
         <w:tc>
           <w:tcPr>
-            <w:tcW w:w="5762" w:type="dxa"/>
+            <w:tcW w:w="5522" w:type="dxa"/>
             <w:tcBorders>
               <w:top w:val="single" w:sz="4" w:space="0" w:color="C9D3D0"/>
               <w:left w:val="single" w:sz="4" w:space="0" w:color="C9D3D0"/>
@@ -8576,7 +8576,7 @@
         </w:trPr>
         <w:tc>
           <w:tcPr>
-            <w:tcW w:w="3876" w:type="dxa"/>
+            <w:tcW w:w="4116" w:type="dxa"/>
             <w:tcBorders>
               <w:top w:val="single" w:sz="4" w:space="0" w:color="C9D3D0"/>
               <w:left w:val="single" w:sz="4" w:space="0" w:color="C9D3D0"/>
@@ -8601,13 +8601,13 @@
                 <w:sz w:val="19"/>
                 <w:szCs w:val="19"/>
               </w:rPr>
-              <w:t>CR-013 career-first mode, 23 October</w:t>
-            </w:r>
-          </w:p>
-        </w:tc>
-        <w:tc>
-          <w:tcPr>
-            <w:tcW w:w="5762" w:type="dxa"/>
+              <w:t>CR-014 groups for other paths, 23 October</w:t>
+            </w:r>
+          </w:p>
+        </w:tc>
+        <w:tc>
+          <w:tcPr>
+            <w:tcW w:w="5522" w:type="dxa"/>
             <w:tcBorders>
               <w:top w:val="single" w:sz="4" w:space="0" w:color="C9D3D0"/>
               <w:left w:val="single" w:sz="4" w:space="0" w:color="C9D3D0"/>
@@ -8632,7 +8632,7 @@
                 <w:sz w:val="19"/>
                 <w:szCs w:val="19"/>
               </w:rPr>
-              <w:t xml:space="preserve">42 files; 598 tests: </w:t>
+              <w:t xml:space="preserve">42 files; 603 tests: </w:t>
             </w:r>
             <w:r>
               <w:rPr>
@@ -8641,30 +8641,14 @@
                 <w:sz w:val="19"/>
                 <w:szCs w:val="19"/>
               </w:rPr>
-              <w:t>577 passed, 0 failed</w:t>
-            </w:r>
-            <w:r>
-              <w:rPr>
-                <w:sz w:val="19"/>
-                <w:szCs w:val="19"/>
-              </w:rPr>
-              <w:t xml:space="preserve">; new </w:t>
-            </w:r>
-            <w:r>
-              <w:rPr>
-                <w:rFonts w:ascii="Consolas" w:eastAsia="Consolas" w:hAnsi="Consolas" w:cs="Consolas"/>
-                <w:sz w:val="17"/>
-                <w:szCs w:val="17"/>
-                <w:shd w:val="clear" w:color="auto" w:fill="F2F4F3"/>
-              </w:rPr>
-              <w:t>worker/careers.test.ts</w:t>
-            </w:r>
-            <w:r>
-              <w:rPr>
-                <w:sz w:val="19"/>
-                <w:szCs w:val="19"/>
-              </w:rPr>
-              <w:t xml:space="preserve"> (7), TC-147</w:t>
+              <w:t>582 passed, 0 failed</w:t>
+            </w:r>
+            <w:r>
+              <w:rPr>
+                <w:sz w:val="19"/>
+                <w:szCs w:val="19"/>
+              </w:rPr>
+              <w:t>; TC-148 (4) and MIG-030</w:t>
             </w:r>
           </w:p>
         </w:tc>
@@ -8681,61 +8665,61 @@
         </w:trPr>
         <w:tc>
           <w:tcPr>
-            <w:tcW w:w="3876" w:type="dxa"/>
-            <w:tcBorders>
-              <w:top w:val="single" w:sz="4" w:space="0" w:color="C9D3D0"/>
-              <w:left w:val="single" w:sz="4" w:space="0" w:color="C9D3D0"/>
-              <w:bottom w:val="single" w:sz="4" w:space="0" w:color="C9D3D0"/>
-              <w:right w:val="single" w:sz="4" w:space="0" w:color="C9D3D0"/>
-            </w:tcBorders>
-            <w:tcMar>
-              <w:top w:w="50" w:type="dxa"/>
-              <w:left w:w="100" w:type="dxa"/>
-              <w:bottom w:w="50" w:type="dxa"/>
-              <w:right w:w="100" w:type="dxa"/>
-            </w:tcMar>
-            <w:vAlign w:val="center"/>
-          </w:tcPr>
-          <w:p>
-            <w:pPr>
-              <w:spacing w:line="252" w:lineRule="auto"/>
-            </w:pPr>
-            <w:r>
-              <w:rPr>
-                <w:sz w:val="19"/>
-                <w:szCs w:val="19"/>
-              </w:rPr>
-              <w:t>Search inside other paths, 23 October</w:t>
-            </w:r>
-          </w:p>
-        </w:tc>
-        <w:tc>
-          <w:tcPr>
-            <w:tcW w:w="5762" w:type="dxa"/>
-            <w:tcBorders>
-              <w:top w:val="single" w:sz="4" w:space="0" w:color="C9D3D0"/>
-              <w:left w:val="single" w:sz="4" w:space="0" w:color="C9D3D0"/>
-              <w:bottom w:val="single" w:sz="4" w:space="0" w:color="C9D3D0"/>
-              <w:right w:val="single" w:sz="4" w:space="0" w:color="C9D3D0"/>
-            </w:tcBorders>
-            <w:tcMar>
-              <w:top w:w="50" w:type="dxa"/>
-              <w:left w:w="100" w:type="dxa"/>
-              <w:bottom w:w="50" w:type="dxa"/>
-              <w:right w:w="100" w:type="dxa"/>
-            </w:tcMar>
-            <w:vAlign w:val="center"/>
-          </w:tcPr>
-          <w:p>
-            <w:pPr>
-              <w:spacing w:line="252" w:lineRule="auto"/>
-            </w:pPr>
-            <w:r>
-              <w:rPr>
-                <w:sz w:val="19"/>
-                <w:szCs w:val="19"/>
-              </w:rPr>
-              <w:t xml:space="preserve">41 files; 591 tests: </w:t>
+            <w:tcW w:w="4116" w:type="dxa"/>
+            <w:tcBorders>
+              <w:top w:val="single" w:sz="4" w:space="0" w:color="C9D3D0"/>
+              <w:left w:val="single" w:sz="4" w:space="0" w:color="C9D3D0"/>
+              <w:bottom w:val="single" w:sz="4" w:space="0" w:color="C9D3D0"/>
+              <w:right w:val="single" w:sz="4" w:space="0" w:color="C9D3D0"/>
+            </w:tcBorders>
+            <w:tcMar>
+              <w:top w:w="50" w:type="dxa"/>
+              <w:left w:w="100" w:type="dxa"/>
+              <w:bottom w:w="50" w:type="dxa"/>
+              <w:right w:w="100" w:type="dxa"/>
+            </w:tcMar>
+            <w:vAlign w:val="center"/>
+          </w:tcPr>
+          <w:p>
+            <w:pPr>
+              <w:spacing w:line="252" w:lineRule="auto"/>
+            </w:pPr>
+            <w:r>
+              <w:rPr>
+                <w:sz w:val="19"/>
+                <w:szCs w:val="19"/>
+              </w:rPr>
+              <w:t>CR-013 career-first mode, 23 October</w:t>
+            </w:r>
+          </w:p>
+        </w:tc>
+        <w:tc>
+          <w:tcPr>
+            <w:tcW w:w="5522" w:type="dxa"/>
+            <w:tcBorders>
+              <w:top w:val="single" w:sz="4" w:space="0" w:color="C9D3D0"/>
+              <w:left w:val="single" w:sz="4" w:space="0" w:color="C9D3D0"/>
+              <w:bottom w:val="single" w:sz="4" w:space="0" w:color="C9D3D0"/>
+              <w:right w:val="single" w:sz="4" w:space="0" w:color="C9D3D0"/>
+            </w:tcBorders>
+            <w:tcMar>
+              <w:top w:w="50" w:type="dxa"/>
+              <w:left w:w="100" w:type="dxa"/>
+              <w:bottom w:w="50" w:type="dxa"/>
+              <w:right w:w="100" w:type="dxa"/>
+            </w:tcMar>
+            <w:vAlign w:val="center"/>
+          </w:tcPr>
+          <w:p>
+            <w:pPr>
+              <w:spacing w:line="252" w:lineRule="auto"/>
+            </w:pPr>
+            <w:r>
+              <w:rPr>
+                <w:sz w:val="19"/>
+                <w:szCs w:val="19"/>
+              </w:rPr>
+              <w:t xml:space="preserve">42 files; 598 tests: </w:t>
             </w:r>
             <w:r>
               <w:rPr>
@@ -8744,7 +8728,7 @@
                 <w:sz w:val="19"/>
                 <w:szCs w:val="19"/>
               </w:rPr>
-              <w:t>570 passed, 0 failed</w:t>
+              <w:t>577 passed, 0 failed</w:t>
             </w:r>
             <w:r>
               <w:rPr>
@@ -8760,14 +8744,14 @@
                 <w:szCs w:val="17"/>
                 <w:shd w:val="clear" w:color="auto" w:fill="F2F4F3"/>
               </w:rPr>
-              <w:t>shared/route-search.test.ts</w:t>
-            </w:r>
-            <w:r>
-              <w:rPr>
-                <w:sz w:val="19"/>
-                <w:szCs w:val="19"/>
-              </w:rPr>
-              <w:t xml:space="preserve"> (6), TC-146</w:t>
+              <w:t>worker/careers.test.ts</w:t>
+            </w:r>
+            <w:r>
+              <w:rPr>
+                <w:sz w:val="19"/>
+                <w:szCs w:val="19"/>
+              </w:rPr>
+              <w:t xml:space="preserve"> (7), TC-147</w:t>
             </w:r>
           </w:p>
         </w:tc>
@@ -8784,7 +8768,7 @@
         </w:trPr>
         <w:tc>
           <w:tcPr>
-            <w:tcW w:w="3876" w:type="dxa"/>
+            <w:tcW w:w="4116" w:type="dxa"/>
             <w:tcBorders>
               <w:top w:val="single" w:sz="4" w:space="0" w:color="C9D3D0"/>
               <w:left w:val="single" w:sz="4" w:space="0" w:color="C9D3D0"/>
@@ -8809,13 +8793,13 @@
                 <w:sz w:val="19"/>
                 <w:szCs w:val="19"/>
               </w:rPr>
-              <w:t>Real costs, 23 October</w:t>
-            </w:r>
-          </w:p>
-        </w:tc>
-        <w:tc>
-          <w:tcPr>
-            <w:tcW w:w="5762" w:type="dxa"/>
+              <w:t>Search inside other paths, 23 October</w:t>
+            </w:r>
+          </w:p>
+        </w:tc>
+        <w:tc>
+          <w:tcPr>
+            <w:tcW w:w="5522" w:type="dxa"/>
             <w:tcBorders>
               <w:top w:val="single" w:sz="4" w:space="0" w:color="C9D3D0"/>
               <w:left w:val="single" w:sz="4" w:space="0" w:color="C9D3D0"/>
@@ -8840,7 +8824,7 @@
                 <w:sz w:val="19"/>
                 <w:szCs w:val="19"/>
               </w:rPr>
-              <w:t xml:space="preserve">40 files; 585 tests: </w:t>
+              <w:t xml:space="preserve">41 files; 591 tests: </w:t>
             </w:r>
             <w:r>
               <w:rPr>
@@ -8849,14 +8833,14 @@
                 <w:sz w:val="19"/>
                 <w:szCs w:val="19"/>
               </w:rPr>
-              <w:t>564 passed, 0 failed</w:t>
-            </w:r>
-            <w:r>
-              <w:rPr>
-                <w:sz w:val="19"/>
-                <w:szCs w:val="19"/>
-              </w:rPr>
-              <w:t xml:space="preserve">; TC-145 (4) in </w:t>
+              <w:t>570 passed, 0 failed</w:t>
+            </w:r>
+            <w:r>
+              <w:rPr>
+                <w:sz w:val="19"/>
+                <w:szCs w:val="19"/>
+              </w:rPr>
+              <w:t xml:space="preserve">; new </w:t>
             </w:r>
             <w:r>
               <w:rPr>
@@ -8865,7 +8849,14 @@
                 <w:szCs w:val="17"/>
                 <w:shd w:val="clear" w:color="auto" w:fill="F2F4F3"/>
               </w:rPr>
-              <w:t>worker/routes-expansion.test.ts</w:t>
+              <w:t>shared/route-search.test.ts</w:t>
+            </w:r>
+            <w:r>
+              <w:rPr>
+                <w:sz w:val="19"/>
+                <w:szCs w:val="19"/>
+              </w:rPr>
+              <w:t xml:space="preserve"> (6), TC-146</w:t>
             </w:r>
           </w:p>
         </w:tc>
@@ -8882,61 +8873,61 @@
         </w:trPr>
         <w:tc>
           <w:tcPr>
-            <w:tcW w:w="3876" w:type="dxa"/>
-            <w:tcBorders>
-              <w:top w:val="single" w:sz="4" w:space="0" w:color="C9D3D0"/>
-              <w:left w:val="single" w:sz="4" w:space="0" w:color="C9D3D0"/>
-              <w:bottom w:val="single" w:sz="4" w:space="0" w:color="C9D3D0"/>
-              <w:right w:val="single" w:sz="4" w:space="0" w:color="C9D3D0"/>
-            </w:tcBorders>
-            <w:tcMar>
-              <w:top w:w="50" w:type="dxa"/>
-              <w:left w:w="100" w:type="dxa"/>
-              <w:bottom w:w="50" w:type="dxa"/>
-              <w:right w:w="100" w:type="dxa"/>
-            </w:tcMar>
-            <w:vAlign w:val="center"/>
-          </w:tcPr>
-          <w:p>
-            <w:pPr>
-              <w:spacing w:line="252" w:lineRule="auto"/>
-            </w:pPr>
-            <w:r>
-              <w:rPr>
-                <w:sz w:val="19"/>
-                <w:szCs w:val="19"/>
-              </w:rPr>
-              <w:t>Other paths expanded, 23 October</w:t>
-            </w:r>
-          </w:p>
-        </w:tc>
-        <w:tc>
-          <w:tcPr>
-            <w:tcW w:w="5762" w:type="dxa"/>
-            <w:tcBorders>
-              <w:top w:val="single" w:sz="4" w:space="0" w:color="C9D3D0"/>
-              <w:left w:val="single" w:sz="4" w:space="0" w:color="C9D3D0"/>
-              <w:bottom w:val="single" w:sz="4" w:space="0" w:color="C9D3D0"/>
-              <w:right w:val="single" w:sz="4" w:space="0" w:color="C9D3D0"/>
-            </w:tcBorders>
-            <w:tcMar>
-              <w:top w:w="50" w:type="dxa"/>
-              <w:left w:w="100" w:type="dxa"/>
-              <w:bottom w:w="50" w:type="dxa"/>
-              <w:right w:w="100" w:type="dxa"/>
-            </w:tcMar>
-            <w:vAlign w:val="center"/>
-          </w:tcPr>
-          <w:p>
-            <w:pPr>
-              <w:spacing w:line="252" w:lineRule="auto"/>
-            </w:pPr>
-            <w:r>
-              <w:rPr>
-                <w:sz w:val="19"/>
-                <w:szCs w:val="19"/>
-              </w:rPr>
-              <w:t xml:space="preserve">40 files; 581 tests: </w:t>
+            <w:tcW w:w="4116" w:type="dxa"/>
+            <w:tcBorders>
+              <w:top w:val="single" w:sz="4" w:space="0" w:color="C9D3D0"/>
+              <w:left w:val="single" w:sz="4" w:space="0" w:color="C9D3D0"/>
+              <w:bottom w:val="single" w:sz="4" w:space="0" w:color="C9D3D0"/>
+              <w:right w:val="single" w:sz="4" w:space="0" w:color="C9D3D0"/>
+            </w:tcBorders>
+            <w:tcMar>
+              <w:top w:w="50" w:type="dxa"/>
+              <w:left w:w="100" w:type="dxa"/>
+              <w:bottom w:w="50" w:type="dxa"/>
+              <w:right w:w="100" w:type="dxa"/>
+            </w:tcMar>
+            <w:vAlign w:val="center"/>
+          </w:tcPr>
+          <w:p>
+            <w:pPr>
+              <w:spacing w:line="252" w:lineRule="auto"/>
+            </w:pPr>
+            <w:r>
+              <w:rPr>
+                <w:sz w:val="19"/>
+                <w:szCs w:val="19"/>
+              </w:rPr>
+              <w:t>Real costs, 23 October</w:t>
+            </w:r>
+          </w:p>
+        </w:tc>
+        <w:tc>
+          <w:tcPr>
+            <w:tcW w:w="5522" w:type="dxa"/>
+            <w:tcBorders>
+              <w:top w:val="single" w:sz="4" w:space="0" w:color="C9D3D0"/>
+              <w:left w:val="single" w:sz="4" w:space="0" w:color="C9D3D0"/>
+              <w:bottom w:val="single" w:sz="4" w:space="0" w:color="C9D3D0"/>
+              <w:right w:val="single" w:sz="4" w:space="0" w:color="C9D3D0"/>
+            </w:tcBorders>
+            <w:tcMar>
+              <w:top w:w="50" w:type="dxa"/>
+              <w:left w:w="100" w:type="dxa"/>
+              <w:bottom w:w="50" w:type="dxa"/>
+              <w:right w:w="100" w:type="dxa"/>
+            </w:tcMar>
+            <w:vAlign w:val="center"/>
+          </w:tcPr>
+          <w:p>
+            <w:pPr>
+              <w:spacing w:line="252" w:lineRule="auto"/>
+            </w:pPr>
+            <w:r>
+              <w:rPr>
+                <w:sz w:val="19"/>
+                <w:szCs w:val="19"/>
+              </w:rPr>
+              <w:t xml:space="preserve">40 files; 585 tests: </w:t>
             </w:r>
             <w:r>
               <w:rPr>
@@ -8945,14 +8936,14 @@
                 <w:sz w:val="19"/>
                 <w:szCs w:val="19"/>
               </w:rPr>
-              <w:t>560 passed, 0 failed</w:t>
-            </w:r>
-            <w:r>
-              <w:rPr>
-                <w:sz w:val="19"/>
-                <w:szCs w:val="19"/>
-              </w:rPr>
-              <w:t xml:space="preserve">; new </w:t>
+              <w:t>564 passed, 0 failed</w:t>
+            </w:r>
+            <w:r>
+              <w:rPr>
+                <w:sz w:val="19"/>
+                <w:szCs w:val="19"/>
+              </w:rPr>
+              <w:t xml:space="preserve">; TC-145 (4) in </w:t>
             </w:r>
             <w:r>
               <w:rPr>
@@ -8962,13 +8953,6 @@
                 <w:shd w:val="clear" w:color="auto" w:fill="F2F4F3"/>
               </w:rPr>
               <w:t>worker/routes-expansion.test.ts</w:t>
-            </w:r>
-            <w:r>
-              <w:rPr>
-                <w:sz w:val="19"/>
-                <w:szCs w:val="19"/>
-              </w:rPr>
-              <w:t xml:space="preserve"> (6), TC-144</w:t>
             </w:r>
           </w:p>
         </w:tc>
@@ -8985,7 +8969,7 @@
         </w:trPr>
         <w:tc>
           <w:tcPr>
-            <w:tcW w:w="3876" w:type="dxa"/>
+            <w:tcW w:w="4116" w:type="dxa"/>
             <w:tcBorders>
               <w:top w:val="single" w:sz="4" w:space="0" w:color="C9D3D0"/>
               <w:left w:val="single" w:sz="4" w:space="0" w:color="C9D3D0"/>
@@ -9010,13 +8994,13 @@
                 <w:sz w:val="19"/>
                 <w:szCs w:val="19"/>
               </w:rPr>
-              <w:t>Unknown cost fix, 23 October</w:t>
-            </w:r>
-          </w:p>
-        </w:tc>
-        <w:tc>
-          <w:tcPr>
-            <w:tcW w:w="5762" w:type="dxa"/>
+              <w:t>Other paths expanded, 23 October</w:t>
+            </w:r>
+          </w:p>
+        </w:tc>
+        <w:tc>
+          <w:tcPr>
+            <w:tcW w:w="5522" w:type="dxa"/>
             <w:tcBorders>
               <w:top w:val="single" w:sz="4" w:space="0" w:color="C9D3D0"/>
               <w:left w:val="single" w:sz="4" w:space="0" w:color="C9D3D0"/>
@@ -9041,7 +9025,7 @@
                 <w:sz w:val="19"/>
                 <w:szCs w:val="19"/>
               </w:rPr>
-              <w:t xml:space="preserve">39 files; 575 tests: </w:t>
+              <w:t xml:space="preserve">40 files; 581 tests: </w:t>
             </w:r>
             <w:r>
               <w:rPr>
@@ -9050,14 +9034,14 @@
                 <w:sz w:val="19"/>
                 <w:szCs w:val="19"/>
               </w:rPr>
-              <w:t>554 passed, 0 failed</w:t>
-            </w:r>
-            <w:r>
-              <w:rPr>
-                <w:sz w:val="19"/>
-                <w:szCs w:val="19"/>
-              </w:rPr>
-              <w:t xml:space="preserve">; </w:t>
+              <w:t>560 passed, 0 failed</w:t>
+            </w:r>
+            <w:r>
+              <w:rPr>
+                <w:sz w:val="19"/>
+                <w:szCs w:val="19"/>
+              </w:rPr>
+              <w:t xml:space="preserve">; new </w:t>
             </w:r>
             <w:r>
               <w:rPr>
@@ -9066,14 +9050,14 @@
                 <w:szCs w:val="17"/>
                 <w:shd w:val="clear" w:color="auto" w:fill="F2F4F3"/>
               </w:rPr>
-              <w:t>worker/routes-free.test.ts</w:t>
-            </w:r>
-            <w:r>
-              <w:rPr>
-                <w:sz w:val="19"/>
-                <w:szCs w:val="19"/>
-              </w:rPr>
-              <w:t xml:space="preserve"> now 3 (Praveen: "why are all prof bodies free")</w:t>
+              <w:t>worker/routes-expansion.test.ts</w:t>
+            </w:r>
+            <w:r>
+              <w:rPr>
+                <w:sz w:val="19"/>
+                <w:szCs w:val="19"/>
+              </w:rPr>
+              <w:t xml:space="preserve"> (6), TC-144</w:t>
             </w:r>
           </w:p>
         </w:tc>
@@ -9090,61 +9074,61 @@
         </w:trPr>
         <w:tc>
           <w:tcPr>
-            <w:tcW w:w="3876" w:type="dxa"/>
-            <w:tcBorders>
-              <w:top w:val="single" w:sz="4" w:space="0" w:color="C9D3D0"/>
-              <w:left w:val="single" w:sz="4" w:space="0" w:color="C9D3D0"/>
-              <w:bottom w:val="single" w:sz="4" w:space="0" w:color="C9D3D0"/>
-              <w:right w:val="single" w:sz="4" w:space="0" w:color="C9D3D0"/>
-            </w:tcBorders>
-            <w:tcMar>
-              <w:top w:w="50" w:type="dxa"/>
-              <w:left w:w="100" w:type="dxa"/>
-              <w:bottom w:w="50" w:type="dxa"/>
-              <w:right w:w="100" w:type="dxa"/>
-            </w:tcMar>
-            <w:vAlign w:val="center"/>
-          </w:tcPr>
-          <w:p>
-            <w:pPr>
-              <w:spacing w:line="252" w:lineRule="auto"/>
-            </w:pPr>
-            <w:r>
-              <w:rPr>
-                <w:sz w:val="19"/>
-                <w:szCs w:val="19"/>
-              </w:rPr>
-              <w:t>Other paths refreshed, 23 October</w:t>
-            </w:r>
-          </w:p>
-        </w:tc>
-        <w:tc>
-          <w:tcPr>
-            <w:tcW w:w="5762" w:type="dxa"/>
-            <w:tcBorders>
-              <w:top w:val="single" w:sz="4" w:space="0" w:color="C9D3D0"/>
-              <w:left w:val="single" w:sz="4" w:space="0" w:color="C9D3D0"/>
-              <w:bottom w:val="single" w:sz="4" w:space="0" w:color="C9D3D0"/>
-              <w:right w:val="single" w:sz="4" w:space="0" w:color="C9D3D0"/>
-            </w:tcBorders>
-            <w:tcMar>
-              <w:top w:w="50" w:type="dxa"/>
-              <w:left w:w="100" w:type="dxa"/>
-              <w:bottom w:w="50" w:type="dxa"/>
-              <w:right w:w="100" w:type="dxa"/>
-            </w:tcMar>
-            <w:vAlign w:val="center"/>
-          </w:tcPr>
-          <w:p>
-            <w:pPr>
-              <w:spacing w:line="252" w:lineRule="auto"/>
-            </w:pPr>
-            <w:r>
-              <w:rPr>
-                <w:sz w:val="19"/>
-                <w:szCs w:val="19"/>
-              </w:rPr>
-              <w:t xml:space="preserve">39 files; 574 tests: </w:t>
+            <w:tcW w:w="4116" w:type="dxa"/>
+            <w:tcBorders>
+              <w:top w:val="single" w:sz="4" w:space="0" w:color="C9D3D0"/>
+              <w:left w:val="single" w:sz="4" w:space="0" w:color="C9D3D0"/>
+              <w:bottom w:val="single" w:sz="4" w:space="0" w:color="C9D3D0"/>
+              <w:right w:val="single" w:sz="4" w:space="0" w:color="C9D3D0"/>
+            </w:tcBorders>
+            <w:tcMar>
+              <w:top w:w="50" w:type="dxa"/>
+              <w:left w:w="100" w:type="dxa"/>
+              <w:bottom w:w="50" w:type="dxa"/>
+              <w:right w:w="100" w:type="dxa"/>
+            </w:tcMar>
+            <w:vAlign w:val="center"/>
+          </w:tcPr>
+          <w:p>
+            <w:pPr>
+              <w:spacing w:line="252" w:lineRule="auto"/>
+            </w:pPr>
+            <w:r>
+              <w:rPr>
+                <w:sz w:val="19"/>
+                <w:szCs w:val="19"/>
+              </w:rPr>
+              <w:t>Unknown cost fix, 23 October</w:t>
+            </w:r>
+          </w:p>
+        </w:tc>
+        <w:tc>
+          <w:tcPr>
+            <w:tcW w:w="5522" w:type="dxa"/>
+            <w:tcBorders>
+              <w:top w:val="single" w:sz="4" w:space="0" w:color="C9D3D0"/>
+              <w:left w:val="single" w:sz="4" w:space="0" w:color="C9D3D0"/>
+              <w:bottom w:val="single" w:sz="4" w:space="0" w:color="C9D3D0"/>
+              <w:right w:val="single" w:sz="4" w:space="0" w:color="C9D3D0"/>
+            </w:tcBorders>
+            <w:tcMar>
+              <w:top w:w="50" w:type="dxa"/>
+              <w:left w:w="100" w:type="dxa"/>
+              <w:bottom w:w="50" w:type="dxa"/>
+              <w:right w:w="100" w:type="dxa"/>
+            </w:tcMar>
+            <w:vAlign w:val="center"/>
+          </w:tcPr>
+          <w:p>
+            <w:pPr>
+              <w:spacing w:line="252" w:lineRule="auto"/>
+            </w:pPr>
+            <w:r>
+              <w:rPr>
+                <w:sz w:val="19"/>
+                <w:szCs w:val="19"/>
+              </w:rPr>
+              <w:t xml:space="preserve">39 files; 575 tests: </w:t>
             </w:r>
             <w:r>
               <w:rPr>
@@ -9153,14 +9137,14 @@
                 <w:sz w:val="19"/>
                 <w:szCs w:val="19"/>
               </w:rPr>
-              <w:t>553 passed, 0 failed</w:t>
-            </w:r>
-            <w:r>
-              <w:rPr>
-                <w:sz w:val="19"/>
-                <w:szCs w:val="19"/>
-              </w:rPr>
-              <w:t>; TC-143 (</w:t>
+              <w:t>554 passed, 0 failed</w:t>
+            </w:r>
+            <w:r>
+              <w:rPr>
+                <w:sz w:val="19"/>
+                <w:szCs w:val="19"/>
+              </w:rPr>
+              <w:t xml:space="preserve">; </w:t>
             </w:r>
             <w:r>
               <w:rPr>
@@ -9176,7 +9160,7 @@
                 <w:sz w:val="19"/>
                 <w:szCs w:val="19"/>
               </w:rPr>
-              <w:t>, 2), OUSL alert (TC-106), blocked hosts never linked by Ask (ASK-047)</w:t>
+              <w:t xml:space="preserve"> now 3 (Praveen: "why are all prof bodies free")</w:t>
             </w:r>
           </w:p>
         </w:tc>
@@ -9193,7 +9177,7 @@
         </w:trPr>
         <w:tc>
           <w:tcPr>
-            <w:tcW w:w="3876" w:type="dxa"/>
+            <w:tcW w:w="4116" w:type="dxa"/>
             <w:tcBorders>
               <w:top w:val="single" w:sz="4" w:space="0" w:color="C9D3D0"/>
               <w:left w:val="single" w:sz="4" w:space="0" w:color="C9D3D0"/>
@@ -9218,13 +9202,13 @@
                 <w:sz w:val="19"/>
                 <w:szCs w:val="19"/>
               </w:rPr>
-              <w:t>CR-012 revised, 23 October</w:t>
-            </w:r>
-          </w:p>
-        </w:tc>
-        <w:tc>
-          <w:tcPr>
-            <w:tcW w:w="5762" w:type="dxa"/>
+              <w:t>Other paths refreshed, 23 October</w:t>
+            </w:r>
+          </w:p>
+        </w:tc>
+        <w:tc>
+          <w:tcPr>
+            <w:tcW w:w="5522" w:type="dxa"/>
             <w:tcBorders>
               <w:top w:val="single" w:sz="4" w:space="0" w:color="C9D3D0"/>
               <w:left w:val="single" w:sz="4" w:space="0" w:color="C9D3D0"/>
@@ -9249,7 +9233,7 @@
                 <w:sz w:val="19"/>
                 <w:szCs w:val="19"/>
               </w:rPr>
-              <w:t xml:space="preserve">38 files; 570 tests: </w:t>
+              <w:t xml:space="preserve">39 files; 574 tests: </w:t>
             </w:r>
             <w:r>
               <w:rPr>
@@ -9258,14 +9242,14 @@
                 <w:sz w:val="19"/>
                 <w:szCs w:val="19"/>
               </w:rPr>
-              <w:t>549 passed, 0 failed</w:t>
-            </w:r>
-            <w:r>
-              <w:rPr>
-                <w:sz w:val="19"/>
-                <w:szCs w:val="19"/>
-              </w:rPr>
-              <w:t xml:space="preserve">; </w:t>
+              <w:t>553 passed, 0 failed</w:t>
+            </w:r>
+            <w:r>
+              <w:rPr>
+                <w:sz w:val="19"/>
+                <w:szCs w:val="19"/>
+              </w:rPr>
+              <w:t>; TC-143 (</w:t>
             </w:r>
             <w:r>
               <w:rPr>
@@ -9274,14 +9258,14 @@
                 <w:szCs w:val="17"/>
                 <w:shd w:val="clear" w:color="auto" w:fill="F2F4F3"/>
               </w:rPr>
-              <w:t>src/apply.test.ts</w:t>
-            </w:r>
-            <w:r>
-              <w:rPr>
-                <w:sz w:val="19"/>
-                <w:szCs w:val="19"/>
-              </w:rPr>
-              <w:t xml:space="preserve"> now 6</w:t>
+              <w:t>worker/routes-free.test.ts</w:t>
+            </w:r>
+            <w:r>
+              <w:rPr>
+                <w:sz w:val="19"/>
+                <w:szCs w:val="19"/>
+              </w:rPr>
+              <w:t>, 2), OUSL alert (TC-106), blocked hosts never linked by Ask (ASK-047)</w:t>
             </w:r>
           </w:p>
         </w:tc>
@@ -9298,61 +9282,61 @@
         </w:trPr>
         <w:tc>
           <w:tcPr>
-            <w:tcW w:w="3876" w:type="dxa"/>
-            <w:tcBorders>
-              <w:top w:val="single" w:sz="4" w:space="0" w:color="C9D3D0"/>
-              <w:left w:val="single" w:sz="4" w:space="0" w:color="C9D3D0"/>
-              <w:bottom w:val="single" w:sz="4" w:space="0" w:color="C9D3D0"/>
-              <w:right w:val="single" w:sz="4" w:space="0" w:color="C9D3D0"/>
-            </w:tcBorders>
-            <w:tcMar>
-              <w:top w:w="50" w:type="dxa"/>
-              <w:left w:w="100" w:type="dxa"/>
-              <w:bottom w:w="50" w:type="dxa"/>
-              <w:right w:w="100" w:type="dxa"/>
-            </w:tcMar>
-            <w:vAlign w:val="center"/>
-          </w:tcPr>
-          <w:p>
-            <w:pPr>
-              <w:spacing w:line="252" w:lineRule="auto"/>
-            </w:pPr>
-            <w:r>
-              <w:rPr>
-                <w:sz w:val="19"/>
-                <w:szCs w:val="19"/>
-              </w:rPr>
-              <w:t>CR-012, 23 October</w:t>
-            </w:r>
-          </w:p>
-        </w:tc>
-        <w:tc>
-          <w:tcPr>
-            <w:tcW w:w="5762" w:type="dxa"/>
-            <w:tcBorders>
-              <w:top w:val="single" w:sz="4" w:space="0" w:color="C9D3D0"/>
-              <w:left w:val="single" w:sz="4" w:space="0" w:color="C9D3D0"/>
-              <w:bottom w:val="single" w:sz="4" w:space="0" w:color="C9D3D0"/>
-              <w:right w:val="single" w:sz="4" w:space="0" w:color="C9D3D0"/>
-            </w:tcBorders>
-            <w:tcMar>
-              <w:top w:w="50" w:type="dxa"/>
-              <w:left w:w="100" w:type="dxa"/>
-              <w:bottom w:w="50" w:type="dxa"/>
-              <w:right w:w="100" w:type="dxa"/>
-            </w:tcMar>
-            <w:vAlign w:val="center"/>
-          </w:tcPr>
-          <w:p>
-            <w:pPr>
-              <w:spacing w:line="252" w:lineRule="auto"/>
-            </w:pPr>
-            <w:r>
-              <w:rPr>
-                <w:sz w:val="19"/>
-                <w:szCs w:val="19"/>
-              </w:rPr>
-              <w:t xml:space="preserve">38 files (37 passed, 1 opt-in skipped); 568 tests: </w:t>
+            <w:tcW w:w="4116" w:type="dxa"/>
+            <w:tcBorders>
+              <w:top w:val="single" w:sz="4" w:space="0" w:color="C9D3D0"/>
+              <w:left w:val="single" w:sz="4" w:space="0" w:color="C9D3D0"/>
+              <w:bottom w:val="single" w:sz="4" w:space="0" w:color="C9D3D0"/>
+              <w:right w:val="single" w:sz="4" w:space="0" w:color="C9D3D0"/>
+            </w:tcBorders>
+            <w:tcMar>
+              <w:top w:w="50" w:type="dxa"/>
+              <w:left w:w="100" w:type="dxa"/>
+              <w:bottom w:w="50" w:type="dxa"/>
+              <w:right w:w="100" w:type="dxa"/>
+            </w:tcMar>
+            <w:vAlign w:val="center"/>
+          </w:tcPr>
+          <w:p>
+            <w:pPr>
+              <w:spacing w:line="252" w:lineRule="auto"/>
+            </w:pPr>
+            <w:r>
+              <w:rPr>
+                <w:sz w:val="19"/>
+                <w:szCs w:val="19"/>
+              </w:rPr>
+              <w:t>CR-012 revised, 23 October</w:t>
+            </w:r>
+          </w:p>
+        </w:tc>
+        <w:tc>
+          <w:tcPr>
+            <w:tcW w:w="5522" w:type="dxa"/>
+            <w:tcBorders>
+              <w:top w:val="single" w:sz="4" w:space="0" w:color="C9D3D0"/>
+              <w:left w:val="single" w:sz="4" w:space="0" w:color="C9D3D0"/>
+              <w:bottom w:val="single" w:sz="4" w:space="0" w:color="C9D3D0"/>
+              <w:right w:val="single" w:sz="4" w:space="0" w:color="C9D3D0"/>
+            </w:tcBorders>
+            <w:tcMar>
+              <w:top w:w="50" w:type="dxa"/>
+              <w:left w:w="100" w:type="dxa"/>
+              <w:bottom w:w="50" w:type="dxa"/>
+              <w:right w:w="100" w:type="dxa"/>
+            </w:tcMar>
+            <w:vAlign w:val="center"/>
+          </w:tcPr>
+          <w:p>
+            <w:pPr>
+              <w:spacing w:line="252" w:lineRule="auto"/>
+            </w:pPr>
+            <w:r>
+              <w:rPr>
+                <w:sz w:val="19"/>
+                <w:szCs w:val="19"/>
+              </w:rPr>
+              <w:t xml:space="preserve">38 files; 570 tests: </w:t>
             </w:r>
             <w:r>
               <w:rPr>
@@ -9361,14 +9345,14 @@
                 <w:sz w:val="19"/>
                 <w:szCs w:val="19"/>
               </w:rPr>
-              <w:t>547 passed, 0 failed</w:t>
-            </w:r>
-            <w:r>
-              <w:rPr>
-                <w:sz w:val="19"/>
-                <w:szCs w:val="19"/>
-              </w:rPr>
-              <w:t xml:space="preserve">; new </w:t>
+              <w:t>549 passed, 0 failed</w:t>
+            </w:r>
+            <w:r>
+              <w:rPr>
+                <w:sz w:val="19"/>
+                <w:szCs w:val="19"/>
+              </w:rPr>
+              <w:t xml:space="preserve">; </w:t>
             </w:r>
             <w:r>
               <w:rPr>
@@ -9384,7 +9368,7 @@
                 <w:sz w:val="19"/>
                 <w:szCs w:val="19"/>
               </w:rPr>
-              <w:t xml:space="preserve"> (4), TC-142</w:t>
+              <w:t xml:space="preserve"> now 6</w:t>
             </w:r>
           </w:p>
         </w:tc>
@@ -9401,7 +9385,7 @@
         </w:trPr>
         <w:tc>
           <w:tcPr>
-            <w:tcW w:w="3876" w:type="dxa"/>
+            <w:tcW w:w="4116" w:type="dxa"/>
             <w:tcBorders>
               <w:top w:val="single" w:sz="4" w:space="0" w:color="C9D3D0"/>
               <w:left w:val="single" w:sz="4" w:space="0" w:color="C9D3D0"/>
@@ -9426,13 +9410,13 @@
                 <w:sz w:val="19"/>
                 <w:szCs w:val="19"/>
               </w:rPr>
-              <w:t>CR-011, 23 October</w:t>
-            </w:r>
-          </w:p>
-        </w:tc>
-        <w:tc>
-          <w:tcPr>
-            <w:tcW w:w="5762" w:type="dxa"/>
+              <w:t>CR-012, 23 October</w:t>
+            </w:r>
+          </w:p>
+        </w:tc>
+        <w:tc>
+          <w:tcPr>
+            <w:tcW w:w="5522" w:type="dxa"/>
             <w:tcBorders>
               <w:top w:val="single" w:sz="4" w:space="0" w:color="C9D3D0"/>
               <w:left w:val="single" w:sz="4" w:space="0" w:color="C9D3D0"/>
@@ -9457,7 +9441,7 @@
                 <w:sz w:val="19"/>
                 <w:szCs w:val="19"/>
               </w:rPr>
-              <w:t xml:space="preserve">37 files (36 passed, 1 opt-in skipped); 564 tests: </w:t>
+              <w:t xml:space="preserve">38 files (37 passed, 1 opt-in skipped); 568 tests: </w:t>
             </w:r>
             <w:r>
               <w:rPr>
@@ -9466,7 +9450,7 @@
                 <w:sz w:val="19"/>
                 <w:szCs w:val="19"/>
               </w:rPr>
-              <w:t>543 passed, 0 failed</w:t>
+              <w:t>547 passed, 0 failed</w:t>
             </w:r>
             <w:r>
               <w:rPr>
@@ -9482,14 +9466,14 @@
                 <w:szCs w:val="17"/>
                 <w:shd w:val="clear" w:color="auto" w:fill="F2F4F3"/>
               </w:rPr>
-              <w:t>src/list-guide.test.ts</w:t>
-            </w:r>
-            <w:r>
-              <w:rPr>
-                <w:sz w:val="19"/>
-                <w:szCs w:val="19"/>
-              </w:rPr>
-              <w:t xml:space="preserve"> (4), TC-141</w:t>
+              <w:t>src/apply.test.ts</w:t>
+            </w:r>
+            <w:r>
+              <w:rPr>
+                <w:sz w:val="19"/>
+                <w:szCs w:val="19"/>
+              </w:rPr>
+              <w:t xml:space="preserve"> (4), TC-142</w:t>
             </w:r>
           </w:p>
         </w:tc>
@@ -9506,61 +9490,61 @@
         </w:trPr>
         <w:tc>
           <w:tcPr>
-            <w:tcW w:w="3876" w:type="dxa"/>
-            <w:tcBorders>
-              <w:top w:val="single" w:sz="4" w:space="0" w:color="C9D3D0"/>
-              <w:left w:val="single" w:sz="4" w:space="0" w:color="C9D3D0"/>
-              <w:bottom w:val="single" w:sz="4" w:space="0" w:color="C9D3D0"/>
-              <w:right w:val="single" w:sz="4" w:space="0" w:color="C9D3D0"/>
-            </w:tcBorders>
-            <w:tcMar>
-              <w:top w:w="50" w:type="dxa"/>
-              <w:left w:w="100" w:type="dxa"/>
-              <w:bottom w:w="50" w:type="dxa"/>
-              <w:right w:w="100" w:type="dxa"/>
-            </w:tcMar>
-            <w:vAlign w:val="center"/>
-          </w:tcPr>
-          <w:p>
-            <w:pPr>
-              <w:spacing w:line="252" w:lineRule="auto"/>
-            </w:pPr>
-            <w:r>
-              <w:rPr>
-                <w:sz w:val="19"/>
-                <w:szCs w:val="19"/>
-              </w:rPr>
-              <w:t>Update of 23 October</w:t>
-            </w:r>
-          </w:p>
-        </w:tc>
-        <w:tc>
-          <w:tcPr>
-            <w:tcW w:w="5762" w:type="dxa"/>
-            <w:tcBorders>
-              <w:top w:val="single" w:sz="4" w:space="0" w:color="C9D3D0"/>
-              <w:left w:val="single" w:sz="4" w:space="0" w:color="C9D3D0"/>
-              <w:bottom w:val="single" w:sz="4" w:space="0" w:color="C9D3D0"/>
-              <w:right w:val="single" w:sz="4" w:space="0" w:color="C9D3D0"/>
-            </w:tcBorders>
-            <w:tcMar>
-              <w:top w:w="50" w:type="dxa"/>
-              <w:left w:w="100" w:type="dxa"/>
-              <w:bottom w:w="50" w:type="dxa"/>
-              <w:right w:w="100" w:type="dxa"/>
-            </w:tcMar>
-            <w:vAlign w:val="center"/>
-          </w:tcPr>
-          <w:p>
-            <w:pPr>
-              <w:spacing w:line="252" w:lineRule="auto"/>
-            </w:pPr>
-            <w:r>
-              <w:rPr>
-                <w:sz w:val="19"/>
-                <w:szCs w:val="19"/>
-              </w:rPr>
-              <w:t xml:space="preserve">36 files (35 passed, 1 opt-in skipped); 560 tests: </w:t>
+            <w:tcW w:w="4116" w:type="dxa"/>
+            <w:tcBorders>
+              <w:top w:val="single" w:sz="4" w:space="0" w:color="C9D3D0"/>
+              <w:left w:val="single" w:sz="4" w:space="0" w:color="C9D3D0"/>
+              <w:bottom w:val="single" w:sz="4" w:space="0" w:color="C9D3D0"/>
+              <w:right w:val="single" w:sz="4" w:space="0" w:color="C9D3D0"/>
+            </w:tcBorders>
+            <w:tcMar>
+              <w:top w:w="50" w:type="dxa"/>
+              <w:left w:w="100" w:type="dxa"/>
+              <w:bottom w:w="50" w:type="dxa"/>
+              <w:right w:w="100" w:type="dxa"/>
+            </w:tcMar>
+            <w:vAlign w:val="center"/>
+          </w:tcPr>
+          <w:p>
+            <w:pPr>
+              <w:spacing w:line="252" w:lineRule="auto"/>
+            </w:pPr>
+            <w:r>
+              <w:rPr>
+                <w:sz w:val="19"/>
+                <w:szCs w:val="19"/>
+              </w:rPr>
+              <w:t>CR-011, 23 October</w:t>
+            </w:r>
+          </w:p>
+        </w:tc>
+        <w:tc>
+          <w:tcPr>
+            <w:tcW w:w="5522" w:type="dxa"/>
+            <w:tcBorders>
+              <w:top w:val="single" w:sz="4" w:space="0" w:color="C9D3D0"/>
+              <w:left w:val="single" w:sz="4" w:space="0" w:color="C9D3D0"/>
+              <w:bottom w:val="single" w:sz="4" w:space="0" w:color="C9D3D0"/>
+              <w:right w:val="single" w:sz="4" w:space="0" w:color="C9D3D0"/>
+            </w:tcBorders>
+            <w:tcMar>
+              <w:top w:w="50" w:type="dxa"/>
+              <w:left w:w="100" w:type="dxa"/>
+              <w:bottom w:w="50" w:type="dxa"/>
+              <w:right w:w="100" w:type="dxa"/>
+            </w:tcMar>
+            <w:vAlign w:val="center"/>
+          </w:tcPr>
+          <w:p>
+            <w:pPr>
+              <w:spacing w:line="252" w:lineRule="auto"/>
+            </w:pPr>
+            <w:r>
+              <w:rPr>
+                <w:sz w:val="19"/>
+                <w:szCs w:val="19"/>
+              </w:rPr>
+              <w:t xml:space="preserve">37 files (36 passed, 1 opt-in skipped); 564 tests: </w:t>
             </w:r>
             <w:r>
               <w:rPr>
@@ -9569,7 +9553,7 @@
                 <w:sz w:val="19"/>
                 <w:szCs w:val="19"/>
               </w:rPr>
-              <w:t>539 passed, 0 failed</w:t>
+              <w:t>543 passed, 0 failed</w:t>
             </w:r>
             <w:r>
               <w:rPr>
@@ -9585,14 +9569,14 @@
                 <w:szCs w:val="17"/>
                 <w:shd w:val="clear" w:color="auto" w:fill="F2F4F3"/>
               </w:rPr>
-              <w:t>src/list-feedback.test.ts</w:t>
-            </w:r>
-            <w:r>
-              <w:rPr>
-                <w:sz w:val="19"/>
-                <w:szCs w:val="19"/>
-              </w:rPr>
-              <w:t xml:space="preserve"> (3), TC-140</w:t>
+              <w:t>src/list-guide.test.ts</w:t>
+            </w:r>
+            <w:r>
+              <w:rPr>
+                <w:sz w:val="19"/>
+                <w:szCs w:val="19"/>
+              </w:rPr>
+              <w:t xml:space="preserve"> (4), TC-141</w:t>
             </w:r>
           </w:p>
         </w:tc>
@@ -9609,7 +9593,7 @@
         </w:trPr>
         <w:tc>
           <w:tcPr>
-            <w:tcW w:w="3876" w:type="dxa"/>
+            <w:tcW w:w="4116" w:type="dxa"/>
             <w:tcBorders>
               <w:top w:val="single" w:sz="4" w:space="0" w:color="C9D3D0"/>
               <w:left w:val="single" w:sz="4" w:space="0" w:color="C9D3D0"/>
@@ -9634,13 +9618,13 @@
                 <w:sz w:val="19"/>
                 <w:szCs w:val="19"/>
               </w:rPr>
-              <w:t>New test file</w:t>
-            </w:r>
-          </w:p>
-        </w:tc>
-        <w:tc>
-          <w:tcPr>
-            <w:tcW w:w="5762" w:type="dxa"/>
+              <w:t>Update of 23 October</w:t>
+            </w:r>
+          </w:p>
+        </w:tc>
+        <w:tc>
+          <w:tcPr>
+            <w:tcW w:w="5522" w:type="dxa"/>
             <w:tcBorders>
               <w:top w:val="single" w:sz="4" w:space="0" w:color="C9D3D0"/>
               <w:left w:val="single" w:sz="4" w:space="0" w:color="C9D3D0"/>
@@ -9660,6 +9644,29 @@
             <w:pPr>
               <w:spacing w:line="252" w:lineRule="auto"/>
             </w:pPr>
+            <w:r>
+              <w:rPr>
+                <w:sz w:val="19"/>
+                <w:szCs w:val="19"/>
+              </w:rPr>
+              <w:t xml:space="preserve">36 files (35 passed, 1 opt-in skipped); 560 tests: </w:t>
+            </w:r>
+            <w:r>
+              <w:rPr>
+                <w:b/>
+                <w:bCs/>
+                <w:sz w:val="19"/>
+                <w:szCs w:val="19"/>
+              </w:rPr>
+              <w:t>539 passed, 0 failed</w:t>
+            </w:r>
+            <w:r>
+              <w:rPr>
+                <w:sz w:val="19"/>
+                <w:szCs w:val="19"/>
+              </w:rPr>
+              <w:t xml:space="preserve">; new </w:t>
+            </w:r>
             <w:r>
               <w:rPr>
                 <w:rFonts w:ascii="Consolas" w:eastAsia="Consolas" w:hAnsi="Consolas" w:cs="Consolas"/>
@@ -9667,14 +9674,14 @@
                 <w:szCs w:val="17"/>
                 <w:shd w:val="clear" w:color="auto" w:fill="F2F4F3"/>
               </w:rPr>
-              <w:t>src/nav-pref.test.ts</w:t>
-            </w:r>
-            <w:r>
-              <w:rPr>
-                <w:sz w:val="19"/>
-                <w:szCs w:val="19"/>
-              </w:rPr>
-              <w:t xml:space="preserve"> (4): the desktop side menu is open by default, remembered per device, safe when storage is blocked, forgotten by "Clear this phone" (TC-139)</w:t>
+              <w:t>src/list-feedback.test.ts</w:t>
+            </w:r>
+            <w:r>
+              <w:rPr>
+                <w:sz w:val="19"/>
+                <w:szCs w:val="19"/>
+              </w:rPr>
+              <w:t xml:space="preserve"> (3), TC-140</w:t>
             </w:r>
           </w:p>
         </w:tc>
@@ -9691,7 +9698,37 @@
         </w:trPr>
         <w:tc>
           <w:tcPr>
-            <w:tcW w:w="3876" w:type="dxa"/>
+            <w:tcW w:w="4116" w:type="dxa"/>
+            <w:tcBorders>
+              <w:top w:val="single" w:sz="4" w:space="0" w:color="C9D3D0"/>
+              <w:left w:val="single" w:sz="4" w:space="0" w:color="C9D3D0"/>
+              <w:bottom w:val="single" w:sz="4" w:space="0" w:color="C9D3D0"/>
+              <w:right w:val="single" w:sz="4" w:space="0" w:color="C9D3D0"/>
+            </w:tcBorders>
+            <w:tcMar>
+              <w:top w:w="50" w:type="dxa"/>
+              <w:left w:w="100" w:type="dxa"/>
+              <w:bottom w:w="50" w:type="dxa"/>
+              <w:right w:w="100" w:type="dxa"/>
+            </w:tcMar>
+            <w:vAlign w:val="center"/>
+          </w:tcPr>
+          <w:p>
+            <w:pPr>
+              <w:spacing w:line="252" w:lineRule="auto"/>
+            </w:pPr>
+            <w:r>
+              <w:rPr>
+                <w:sz w:val="19"/>
+                <w:szCs w:val="19"/>
+              </w:rPr>
+              <w:t>New test file</w:t>
+            </w:r>
+          </w:p>
+        </w:tc>
+        <w:tc>
+          <w:tcPr>
+            <w:tcW w:w="5522" w:type="dxa"/>
             <w:tcBorders>
               <w:top w:val="single" w:sz="4" w:space="0" w:color="C9D3D0"/>
               <w:left w:val="single" w:sz="4" w:space="0" w:color="C9D3D0"/>
@@ -9717,37 +9754,14 @@
                 <w:szCs w:val="17"/>
                 <w:shd w:val="clear" w:color="auto" w:fill="F2F4F3"/>
               </w:rPr>
-              <w:t>npx tsc -b</w:t>
-            </w:r>
-          </w:p>
-        </w:tc>
-        <w:tc>
-          <w:tcPr>
-            <w:tcW w:w="5762" w:type="dxa"/>
-            <w:tcBorders>
-              <w:top w:val="single" w:sz="4" w:space="0" w:color="C9D3D0"/>
-              <w:left w:val="single" w:sz="4" w:space="0" w:color="C9D3D0"/>
-              <w:bottom w:val="single" w:sz="4" w:space="0" w:color="C9D3D0"/>
-              <w:right w:val="single" w:sz="4" w:space="0" w:color="C9D3D0"/>
-            </w:tcBorders>
-            <w:tcMar>
-              <w:top w:w="50" w:type="dxa"/>
-              <w:left w:w="100" w:type="dxa"/>
-              <w:bottom w:w="50" w:type="dxa"/>
-              <w:right w:w="100" w:type="dxa"/>
-            </w:tcMar>
-            <w:vAlign w:val="center"/>
-          </w:tcPr>
-          <w:p>
-            <w:pPr>
-              <w:spacing w:line="252" w:lineRule="auto"/>
-            </w:pPr>
-            <w:r>
-              <w:rPr>
-                <w:sz w:val="19"/>
-                <w:szCs w:val="19"/>
-              </w:rPr>
-              <w:t>Exit code 0</w:t>
+              <w:t>src/nav-pref.test.ts</w:t>
+            </w:r>
+            <w:r>
+              <w:rPr>
+                <w:sz w:val="19"/>
+                <w:szCs w:val="19"/>
+              </w:rPr>
+              <w:t xml:space="preserve"> (4): the desktop side menu is open by default, remembered per device, safe when storage is blocked, forgotten by "Clear this phone" (TC-139)</w:t>
             </w:r>
           </w:p>
         </w:tc>
@@ -9764,7 +9778,7 @@
         </w:trPr>
         <w:tc>
           <w:tcPr>
-            <w:tcW w:w="3876" w:type="dxa"/>
+            <w:tcW w:w="4116" w:type="dxa"/>
             <w:tcBorders>
               <w:top w:val="single" w:sz="4" w:space="0" w:color="C9D3D0"/>
               <w:left w:val="single" w:sz="4" w:space="0" w:color="C9D3D0"/>
@@ -9791,20 +9805,93 @@
                 <w:szCs w:val="17"/>
                 <w:shd w:val="clear" w:color="auto" w:fill="F2F4F3"/>
               </w:rPr>
+              <w:t>npx tsc -b</w:t>
+            </w:r>
+          </w:p>
+        </w:tc>
+        <w:tc>
+          <w:tcPr>
+            <w:tcW w:w="5522" w:type="dxa"/>
+            <w:tcBorders>
+              <w:top w:val="single" w:sz="4" w:space="0" w:color="C9D3D0"/>
+              <w:left w:val="single" w:sz="4" w:space="0" w:color="C9D3D0"/>
+              <w:bottom w:val="single" w:sz="4" w:space="0" w:color="C9D3D0"/>
+              <w:right w:val="single" w:sz="4" w:space="0" w:color="C9D3D0"/>
+            </w:tcBorders>
+            <w:shd w:val="clear" w:color="auto" w:fill="F3F8F6"/>
+            <w:tcMar>
+              <w:top w:w="50" w:type="dxa"/>
+              <w:left w:w="100" w:type="dxa"/>
+              <w:bottom w:w="50" w:type="dxa"/>
+              <w:right w:w="100" w:type="dxa"/>
+            </w:tcMar>
+            <w:vAlign w:val="center"/>
+          </w:tcPr>
+          <w:p>
+            <w:pPr>
+              <w:spacing w:line="252" w:lineRule="auto"/>
+            </w:pPr>
+            <w:r>
+              <w:rPr>
+                <w:sz w:val="19"/>
+                <w:szCs w:val="19"/>
+              </w:rPr>
+              <w:t>Exit code 0</w:t>
+            </w:r>
+          </w:p>
+        </w:tc>
+      </w:tr>
+      <w:tr>
+        <w:tblPrEx>
+          <w:tblCellMar>
+            <w:top w:w="0" w:type="dxa"/>
+            <w:bottom w:w="0" w:type="dxa"/>
+          </w:tblCellMar>
+        </w:tblPrEx>
+        <w:trPr>
+          <w:cantSplit/>
+        </w:trPr>
+        <w:tc>
+          <w:tcPr>
+            <w:tcW w:w="4116" w:type="dxa"/>
+            <w:tcBorders>
+              <w:top w:val="single" w:sz="4" w:space="0" w:color="C9D3D0"/>
+              <w:left w:val="single" w:sz="4" w:space="0" w:color="C9D3D0"/>
+              <w:bottom w:val="single" w:sz="4" w:space="0" w:color="C9D3D0"/>
+              <w:right w:val="single" w:sz="4" w:space="0" w:color="C9D3D0"/>
+            </w:tcBorders>
+            <w:tcMar>
+              <w:top w:w="50" w:type="dxa"/>
+              <w:left w:w="100" w:type="dxa"/>
+              <w:bottom w:w="50" w:type="dxa"/>
+              <w:right w:w="100" w:type="dxa"/>
+            </w:tcMar>
+            <w:vAlign w:val="center"/>
+          </w:tcPr>
+          <w:p>
+            <w:pPr>
+              <w:spacing w:line="252" w:lineRule="auto"/>
+            </w:pPr>
+            <w:r>
+              <w:rPr>
+                <w:rFonts w:ascii="Consolas" w:eastAsia="Consolas" w:hAnsi="Consolas" w:cs="Consolas"/>
+                <w:sz w:val="17"/>
+                <w:szCs w:val="17"/>
+                <w:shd w:val="clear" w:color="auto" w:fill="F2F4F3"/>
+              </w:rPr>
               <w:t>bash .claude/hooks/test-guard.sh</w:t>
             </w:r>
           </w:p>
         </w:tc>
         <w:tc>
           <w:tcPr>
-            <w:tcW w:w="5762" w:type="dxa"/>
-            <w:tcBorders>
-              <w:top w:val="single" w:sz="4" w:space="0" w:color="C9D3D0"/>
-              <w:left w:val="single" w:sz="4" w:space="0" w:color="C9D3D0"/>
-              <w:bottom w:val="single" w:sz="4" w:space="0" w:color="C9D3D0"/>
-              <w:right w:val="single" w:sz="4" w:space="0" w:color="C9D3D0"/>
-            </w:tcBorders>
-            <w:shd w:val="clear" w:color="auto" w:fill="F3F8F6"/>
+            <w:tcW w:w="5522" w:type="dxa"/>
+            <w:tcBorders>
+              <w:top w:val="single" w:sz="4" w:space="0" w:color="C9D3D0"/>
+              <w:left w:val="single" w:sz="4" w:space="0" w:color="C9D3D0"/>
+              <w:bottom w:val="single" w:sz="4" w:space="0" w:color="C9D3D0"/>
+              <w:right w:val="single" w:sz="4" w:space="0" w:color="C9D3D0"/>
+            </w:tcBorders>
             <w:tcMar>
               <w:top w:w="50" w:type="dxa"/>
               <w:left w:w="100" w:type="dxa"/>
@@ -9839,7 +9926,7 @@
         <w:keepNext/>
         <w:keepLines/>
       </w:pPr>
-      <w:bookmarkStart w:id="11" w:name="_Toc243669504"/>
+      <w:bookmarkStart w:id="11" w:name="_Toc243672269"/>
       <w:r>
         <w:lastRenderedPageBreak/>
         <w:t>2.3 What the campaign proves</w:t>
@@ -9851,7 +9938,7 @@
         <w:pStyle w:val="Caption"/>
         <w:keepNext/>
       </w:pPr>
-      <w:bookmarkStart w:id="12" w:name="_Toc243669517"/>
+      <w:bookmarkStart w:id="12" w:name="_Toc243672282"/>
       <w:r>
         <w:t xml:space="preserve">Table </w:t>
       </w:r>
@@ -10712,7 +10799,7 @@
         <w:keepLines/>
         <w:pageBreakBefore/>
       </w:pPr>
-      <w:bookmarkStart w:id="13" w:name="_Toc243669505"/>
+      <w:bookmarkStart w:id="13" w:name="_Toc243672270"/>
       <w:r>
         <w:lastRenderedPageBreak/>
         <w:t>3 Defects and findings</w:t>
@@ -10735,7 +10822,7 @@
         <w:pStyle w:val="Caption"/>
         <w:keepNext/>
       </w:pPr>
-      <w:bookmarkStart w:id="14" w:name="_Toc243669518"/>
+      <w:bookmarkStart w:id="14" w:name="_Toc243672283"/>
       <w:r>
         <w:t xml:space="preserve">Table </w:t>
       </w:r>
@@ -13263,7 +13350,7 @@
         <w:keepNext/>
         <w:keepLines/>
       </w:pPr>
-      <w:bookmarkStart w:id="15" w:name="_Toc243669506"/>
+      <w:bookmarkStart w:id="15" w:name="_Toc243672271"/>
       <w:r>
         <w:t>3.1 Failures that are not application defects</w:t>
       </w:r>
@@ -13274,7 +13361,7 @@
         <w:pStyle w:val="Caption"/>
         <w:keepNext/>
       </w:pPr>
-      <w:bookmarkStart w:id="16" w:name="_Toc243669519"/>
+      <w:bookmarkStart w:id="16" w:name="_Toc243672284"/>
       <w:r>
         <w:t xml:space="preserve">Table </w:t>
       </w:r>
@@ -13655,7 +13742,7 @@
         <w:keepLines/>
         <w:pageBreakBefore/>
       </w:pPr>
-      <w:bookmarkStart w:id="17" w:name="_Toc243669507"/>
+      <w:bookmarkStart w:id="17" w:name="_Toc243672272"/>
       <w:r>
         <w:lastRenderedPageBreak/>
         <w:t>4 Security audit run-1</w:t>
@@ -13668,7 +13755,7 @@
         <w:keepNext/>
         <w:keepLines/>
       </w:pPr>
-      <w:bookmarkStart w:id="18" w:name="_Toc243669508"/>
+      <w:bookmarkStart w:id="18" w:name="_Toc243672273"/>
       <w:r>
         <w:t>4.1 Method</w:t>
       </w:r>
@@ -13711,7 +13798,7 @@
         <w:keepNext/>
         <w:keepLines/>
       </w:pPr>
-      <w:bookmarkStart w:id="19" w:name="_Toc243669509"/>
+      <w:bookmarkStart w:id="19" w:name="_Toc243672274"/>
       <w:r>
         <w:t>4.2 Results</w:t>
       </w:r>
@@ -13722,7 +13809,7 @@
         <w:pStyle w:val="Caption"/>
         <w:keepNext/>
       </w:pPr>
-      <w:bookmarkStart w:id="20" w:name="_Toc243669520"/>
+      <w:bookmarkStart w:id="20" w:name="_Toc243672285"/>
       <w:r>
         <w:t xml:space="preserve">Table </w:t>
       </w:r>
@@ -14076,7 +14163,7 @@
         <w:pStyle w:val="Caption"/>
         <w:keepNext/>
       </w:pPr>
-      <w:bookmarkStart w:id="21" w:name="_Toc243669521"/>
+      <w:bookmarkStart w:id="21" w:name="_Toc243672286"/>
       <w:r>
         <w:t xml:space="preserve">Table </w:t>
       </w:r>
@@ -16666,7 +16753,7 @@
         <w:keepLines/>
         <w:pageBreakBefore/>
       </w:pPr>
-      <w:bookmarkStart w:id="22" w:name="_Toc243669510"/>
+      <w:bookmarkStart w:id="22" w:name="_Toc243672275"/>
       <w:r>
         <w:lastRenderedPageBreak/>
         <w:t>5 Limits of this campaign</w:t>
@@ -16756,7 +16843,7 @@
         <w:keepLines/>
         <w:pageBreakBefore/>
       </w:pPr>
-      <w:bookmarkStart w:id="23" w:name="_Toc243669511"/>
+      <w:bookmarkStart w:id="23" w:name="_Toc243672276"/>
       <w:r>
         <w:lastRenderedPageBreak/>
         <w:t>6 Conclusion</w:t>
@@ -16791,7 +16878,7 @@
         <w:keepLines/>
         <w:pageBreakBefore/>
       </w:pPr>
-      <w:bookmarkStart w:id="24" w:name="_Toc243669512"/>
+      <w:bookmarkStart w:id="24" w:name="_Toc243672277"/>
       <w:r>
         <w:lastRenderedPageBreak/>
         <w:t>7 Appendix A. Result files</w:t>
@@ -17062,72 +17149,10 @@
 <file path=word/numbering.xml><?xml version="1.0" encoding="utf-8"?>
 <w:numbering xmlns:wpc="http://schemas.microsoft.com/office/word/2010/wordprocessingCanvas" xmlns:cx="http://schemas.microsoft.com/office/drawing/2014/chartex" xmlns:cx1="http://schemas.microsoft.com/office/drawing/2015/9/8/chartex" xmlns:cx2="http://schemas.microsoft.com/office/drawing/2015/10/21/chartex" xmlns:cx3="http://schemas.microsoft.com/office/drawing/2016/5/9/chartex" xmlns:cx4="http://schemas.microsoft.com/office/drawing/2016/5/10/chartex" xmlns:cx5="http://schemas.microsoft.com/office/drawing/2016/5/11/chartex" xmlns:cx6="http://schemas.microsoft.com/office/drawing/2016/5/12/chartex" xmlns:cx7="http://schemas.microsoft.com/office/drawing/2016/5/13/chartex" xmlns:cx8="http://schemas.microsoft.com/office/drawing/2016/5/14/chartex" xmlns:mc="http://schemas.openxmlformats.org/markup-compatibility/2006" xmlns:aink="http://schemas.microsoft.com/office/drawing/2016/ink" xmlns:am3d="http://schemas.microsoft.com/office/drawing/2017/model3d" xmlns:o="urn:schemas-microsoft-com:office:office" xmlns:oel="http://schemas.microsoft.com/office/2019/extlst" xmlns:r="http://schemas.openxmlformats.org/officeDocument/2006/relationships" xmlns:m="http://schemas.openxmlformats.org/officeDocument/2006/math" xmlns:v="urn:schemas-microsoft-com:vml" xmlns:wp14="http://schemas.microsoft.com/office/word/2010/wordprocessingDrawing" xmlns:wp="http://schemas.openxmlformats.org/drawingml/2006/wordprocessingDrawing" xmlns:w10="urn:schemas-microsoft-com:office:word" xmlns:w="http://schemas.openxmlformats.org/wordprocessingml/2006/main" xmlns:w14="http://schemas.microsoft.com/office/word/2010/wordml" xmlns:w15="http://schemas.microsoft.com/office/word/2012/wordml" xmlns:w16cex="http://schemas.microsoft.com/office/word/2018/wordml/cex" xmlns:w16cid="http://schemas.microsoft.com/office/word/2016/wordml/cid" xmlns:w16="http://schemas.microsoft.com/office/word/2018/wordml" xmlns:w16du="http://schemas.microsoft.com/office/word/2023/wordml/word16du" xmlns:w16sdtdh="http://schemas.microsoft.com/office/word/2020/wordml/sdtdatahash" xmlns:w16sdtfl="http://schemas.microsoft.com/office/word/2024/wordml/sdtformatlock" xmlns:w16se="http://schemas.microsoft.com/office/word/2015/wordml/symex" xmlns:wpg="http://schemas.microsoft.com/office/word/2010/wordprocessingGroup" xmlns:wpi="http://schemas.microsoft.com/office/word/2010/wordprocessingInk" xmlns:wne="http://schemas.microsoft.com/office/word/2006/wordml" xmlns:wps="http://schemas.microsoft.com/office/word/2010/wordprocessingShape" mc:Ignorable="w14 w15 w16se w16cid w16 w16cex w16sdtdh w16sdtfl w16du wp14">
   <w:abstractNum w:abstractNumId="0" w15:restartNumberingAfterBreak="0">
-    <w:nsid w:val="1CFD5ED9"/>
+    <w:nsid w:val="66C25BD0"/>
     <w:multiLevelType w:val="hybridMultilevel"/>
-    <w:tmpl w:val="E8C2FA5A"/>
-    <w:lvl w:ilvl="0" w:tplc="1B3E910E" w:tentative="1">
-      <w:start w:val="1"/>
-      <w:numFmt w:val="decimal"/>
-      <w:lvlText w:val="%1."/>
-      <w:lvlJc w:val="left"/>
-      <w:pPr>
-        <w:ind w:left="720" w:hanging="360"/>
-      </w:pPr>
-    </w:lvl>
-    <w:lvl w:ilvl="1" w:tplc="2E0274C4" w:tentative="1">
-      <w:start w:val="1"/>
-      <w:numFmt w:val="lowerLetter"/>
-      <w:lvlText w:val="%2."/>
-      <w:lvlJc w:val="left"/>
-      <w:pPr>
-        <w:ind w:left="1080" w:hanging="360"/>
-      </w:pPr>
-    </w:lvl>
-    <w:lvl w:ilvl="2" w:tplc="F05485DA" w:tentative="1">
-      <w:start w:val="1"/>
-      <w:numFmt w:val="lowerRoman"/>
-      <w:lvlText w:val="%3."/>
-      <w:lvlJc w:val="left"/>
-      <w:pPr>
-        <w:ind w:left="1440" w:hanging="360"/>
-      </w:pPr>
-    </w:lvl>
-    <w:lvl w:ilvl="3" w:tplc="8F8EA4F8">
-      <w:numFmt w:val="decimal"/>
-      <w:lvlText w:val=""/>
-      <w:lvlJc w:val="left"/>
-    </w:lvl>
-    <w:lvl w:ilvl="4" w:tplc="2C3ED242">
-      <w:numFmt w:val="decimal"/>
-      <w:lvlText w:val=""/>
-      <w:lvlJc w:val="left"/>
-    </w:lvl>
-    <w:lvl w:ilvl="5" w:tplc="E25A1A7A">
-      <w:numFmt w:val="decimal"/>
-      <w:lvlText w:val=""/>
-      <w:lvlJc w:val="left"/>
-    </w:lvl>
-    <w:lvl w:ilvl="6" w:tplc="1EB0AC14">
-      <w:numFmt w:val="decimal"/>
-      <w:lvlText w:val=""/>
-      <w:lvlJc w:val="left"/>
-    </w:lvl>
-    <w:lvl w:ilvl="7" w:tplc="E6224848">
-      <w:numFmt w:val="decimal"/>
-      <w:lvlText w:val=""/>
-      <w:lvlJc w:val="left"/>
-    </w:lvl>
-    <w:lvl w:ilvl="8" w:tplc="79F09286">
-      <w:numFmt w:val="decimal"/>
-      <w:lvlText w:val=""/>
-      <w:lvlJc w:val="left"/>
-    </w:lvl>
-  </w:abstractNum>
-  <w:abstractNum w:abstractNumId="1" w15:restartNumberingAfterBreak="0">
-    <w:nsid w:val="4B4E3E27"/>
-    <w:multiLevelType w:val="hybridMultilevel"/>
-    <w:tmpl w:val="5D588100"/>
-    <w:lvl w:ilvl="0" w:tplc="430A34BE" w:tentative="1">
+    <w:tmpl w:val="1484868E"/>
+    <w:lvl w:ilvl="0" w:tplc="9B884BC4" w:tentative="1">
       <w:start w:val="1"/>
       <w:numFmt w:val="bullet"/>
       <w:lvlText w:val="●"/>
@@ -17136,7 +17161,7 @@
         <w:ind w:left="720" w:hanging="360"/>
       </w:pPr>
     </w:lvl>
-    <w:lvl w:ilvl="1" w:tplc="E9DAD9E6" w:tentative="1">
+    <w:lvl w:ilvl="1" w:tplc="EFFEA86A" w:tentative="1">
       <w:start w:val="1"/>
       <w:numFmt w:val="bullet"/>
       <w:lvlText w:val="○"/>
@@ -17145,7 +17170,7 @@
         <w:ind w:left="1440" w:hanging="360"/>
       </w:pPr>
     </w:lvl>
-    <w:lvl w:ilvl="2" w:tplc="E8EC4A0E" w:tentative="1">
+    <w:lvl w:ilvl="2" w:tplc="9ACAAFF2" w:tentative="1">
       <w:start w:val="1"/>
       <w:numFmt w:val="bullet"/>
       <w:lvlText w:val="■"/>
@@ -17154,7 +17179,7 @@
         <w:ind w:left="2160" w:hanging="360"/>
       </w:pPr>
     </w:lvl>
-    <w:lvl w:ilvl="3" w:tplc="4C6C33DA" w:tentative="1">
+    <w:lvl w:ilvl="3" w:tplc="5BCC313A" w:tentative="1">
       <w:start w:val="1"/>
       <w:numFmt w:val="bullet"/>
       <w:lvlText w:val="●"/>
@@ -17163,7 +17188,7 @@
         <w:ind w:left="2880" w:hanging="360"/>
       </w:pPr>
     </w:lvl>
-    <w:lvl w:ilvl="4" w:tplc="C108F5B2" w:tentative="1">
+    <w:lvl w:ilvl="4" w:tplc="0C7A1A5A" w:tentative="1">
       <w:start w:val="1"/>
       <w:numFmt w:val="bullet"/>
       <w:lvlText w:val="○"/>
@@ -17172,7 +17197,7 @@
         <w:ind w:left="3600" w:hanging="360"/>
       </w:pPr>
     </w:lvl>
-    <w:lvl w:ilvl="5" w:tplc="567EA890" w:tentative="1">
+    <w:lvl w:ilvl="5" w:tplc="4B207E8C" w:tentative="1">
       <w:start w:val="1"/>
       <w:numFmt w:val="bullet"/>
       <w:lvlText w:val="■"/>
@@ -17181,7 +17206,7 @@
         <w:ind w:left="4320" w:hanging="360"/>
       </w:pPr>
     </w:lvl>
-    <w:lvl w:ilvl="6" w:tplc="4664CC1C" w:tentative="1">
+    <w:lvl w:ilvl="6" w:tplc="69321BCA" w:tentative="1">
       <w:start w:val="1"/>
       <w:numFmt w:val="bullet"/>
       <w:lvlText w:val="●"/>
@@ -17190,7 +17215,7 @@
         <w:ind w:left="5040" w:hanging="360"/>
       </w:pPr>
     </w:lvl>
-    <w:lvl w:ilvl="7" w:tplc="EC32E232" w:tentative="1">
+    <w:lvl w:ilvl="7" w:tplc="6652B520" w:tentative="1">
       <w:start w:val="1"/>
       <w:numFmt w:val="bullet"/>
       <w:lvlText w:val="●"/>
@@ -17199,7 +17224,7 @@
         <w:ind w:left="5760" w:hanging="360"/>
       </w:pPr>
     </w:lvl>
-    <w:lvl w:ilvl="8" w:tplc="53622D9A" w:tentative="1">
+    <w:lvl w:ilvl="8" w:tplc="367A775E" w:tentative="1">
       <w:start w:val="1"/>
       <w:numFmt w:val="bullet"/>
       <w:lvlText w:val="●"/>
@@ -17209,11 +17234,73 @@
       </w:pPr>
     </w:lvl>
   </w:abstractNum>
+  <w:abstractNum w:abstractNumId="1" w15:restartNumberingAfterBreak="0">
+    <w:nsid w:val="709F4D8C"/>
+    <w:multiLevelType w:val="hybridMultilevel"/>
+    <w:tmpl w:val="589CC6FA"/>
+    <w:lvl w:ilvl="0" w:tplc="E662E53C" w:tentative="1">
+      <w:start w:val="1"/>
+      <w:numFmt w:val="decimal"/>
+      <w:lvlText w:val="%1."/>
+      <w:lvlJc w:val="left"/>
+      <w:pPr>
+        <w:ind w:left="720" w:hanging="360"/>
+      </w:pPr>
+    </w:lvl>
+    <w:lvl w:ilvl="1" w:tplc="BEA8E072" w:tentative="1">
+      <w:start w:val="1"/>
+      <w:numFmt w:val="lowerLetter"/>
+      <w:lvlText w:val="%2."/>
+      <w:lvlJc w:val="left"/>
+      <w:pPr>
+        <w:ind w:left="1080" w:hanging="360"/>
+      </w:pPr>
+    </w:lvl>
+    <w:lvl w:ilvl="2" w:tplc="F5D8E55E" w:tentative="1">
+      <w:start w:val="1"/>
+      <w:numFmt w:val="lowerRoman"/>
+      <w:lvlText w:val="%3."/>
+      <w:lvlJc w:val="left"/>
+      <w:pPr>
+        <w:ind w:left="1440" w:hanging="360"/>
+      </w:pPr>
+    </w:lvl>
+    <w:lvl w:ilvl="3" w:tplc="092C1E8C">
+      <w:numFmt w:val="decimal"/>
+      <w:lvlText w:val=""/>
+      <w:lvlJc w:val="left"/>
+    </w:lvl>
+    <w:lvl w:ilvl="4" w:tplc="2C60E90C">
+      <w:numFmt w:val="decimal"/>
+      <w:lvlText w:val=""/>
+      <w:lvlJc w:val="left"/>
+    </w:lvl>
+    <w:lvl w:ilvl="5" w:tplc="125CB19A">
+      <w:numFmt w:val="decimal"/>
+      <w:lvlText w:val=""/>
+      <w:lvlJc w:val="left"/>
+    </w:lvl>
+    <w:lvl w:ilvl="6" w:tplc="FA2E61F0">
+      <w:numFmt w:val="decimal"/>
+      <w:lvlText w:val=""/>
+      <w:lvlJc w:val="left"/>
+    </w:lvl>
+    <w:lvl w:ilvl="7" w:tplc="B30C5E32">
+      <w:numFmt w:val="decimal"/>
+      <w:lvlText w:val=""/>
+      <w:lvlJc w:val="left"/>
+    </w:lvl>
+    <w:lvl w:ilvl="8" w:tplc="3B1ABD80">
+      <w:numFmt w:val="decimal"/>
+      <w:lvlText w:val=""/>
+      <w:lvlJc w:val="left"/>
+    </w:lvl>
+  </w:abstractNum>
   <w:abstractNum w:abstractNumId="2" w15:restartNumberingAfterBreak="0">
-    <w:nsid w:val="75F912BE"/>
+    <w:nsid w:val="7307198B"/>
     <w:multiLevelType w:val="hybridMultilevel"/>
-    <w:tmpl w:val="4E465928"/>
-    <w:lvl w:ilvl="0" w:tplc="B0F2B76E">
+    <w:tmpl w:val="5650B8AE"/>
+    <w:lvl w:ilvl="0" w:tplc="5C1AB9BA">
       <w:start w:val="1"/>
       <w:numFmt w:val="bullet"/>
       <w:lvlText w:val="•"/>
@@ -17222,7 +17309,7 @@
         <w:ind w:left="720" w:hanging="280"/>
       </w:pPr>
     </w:lvl>
-    <w:lvl w:ilvl="1" w:tplc="99746006" w:tentative="1">
+    <w:lvl w:ilvl="1" w:tplc="C6E27EEA" w:tentative="1">
       <w:start w:val="1"/>
       <w:numFmt w:val="bullet"/>
       <w:lvlText w:val="–"/>
@@ -17231,7 +17318,7 @@
         <w:ind w:left="1080" w:hanging="280"/>
       </w:pPr>
     </w:lvl>
-    <w:lvl w:ilvl="2" w:tplc="2384F8FE" w:tentative="1">
+    <w:lvl w:ilvl="2" w:tplc="69C40DF2" w:tentative="1">
       <w:start w:val="1"/>
       <w:numFmt w:val="bullet"/>
       <w:lvlText w:val="▪"/>
@@ -17240,44 +17327,44 @@
         <w:ind w:left="1440" w:hanging="280"/>
       </w:pPr>
     </w:lvl>
-    <w:lvl w:ilvl="3" w:tplc="C8B417FC">
+    <w:lvl w:ilvl="3" w:tplc="4094FE24">
       <w:numFmt w:val="decimal"/>
       <w:lvlText w:val=""/>
       <w:lvlJc w:val="left"/>
     </w:lvl>
-    <w:lvl w:ilvl="4" w:tplc="70BA304A">
+    <w:lvl w:ilvl="4" w:tplc="67C0A6E2">
       <w:numFmt w:val="decimal"/>
       <w:lvlText w:val=""/>
       <w:lvlJc w:val="left"/>
     </w:lvl>
-    <w:lvl w:ilvl="5" w:tplc="1250D30A">
+    <w:lvl w:ilvl="5" w:tplc="BAAE30D6">
       <w:numFmt w:val="decimal"/>
       <w:lvlText w:val=""/>
       <w:lvlJc w:val="left"/>
     </w:lvl>
-    <w:lvl w:ilvl="6" w:tplc="DD382B38">
+    <w:lvl w:ilvl="6" w:tplc="115EA970">
       <w:numFmt w:val="decimal"/>
       <w:lvlText w:val=""/>
       <w:lvlJc w:val="left"/>
     </w:lvl>
-    <w:lvl w:ilvl="7" w:tplc="7ED07ACC">
+    <w:lvl w:ilvl="7" w:tplc="D4D21C56">
       <w:numFmt w:val="decimal"/>
       <w:lvlText w:val=""/>
       <w:lvlJc w:val="left"/>
     </w:lvl>
-    <w:lvl w:ilvl="8" w:tplc="5DBEAA2E">
+    <w:lvl w:ilvl="8" w:tplc="645C88A8">
       <w:numFmt w:val="decimal"/>
       <w:lvlText w:val=""/>
       <w:lvlJc w:val="left"/>
     </w:lvl>
   </w:abstractNum>
-  <w:num w:numId="1" w16cid:durableId="682240933">
-    <w:abstractNumId w:val="1"/>
+  <w:num w:numId="1" w16cid:durableId="1494562736">
+    <w:abstractNumId w:val="0"/>
     <w:lvlOverride w:ilvl="0">
       <w:startOverride w:val="1"/>
     </w:lvlOverride>
   </w:num>
-  <w:num w:numId="2" w16cid:durableId="2079933678">
+  <w:num w:numId="2" w16cid:durableId="1351419715">
     <w:abstractNumId w:val="2"/>
     <w:lvlOverride w:ilvl="0">
       <w:startOverride w:val="1"/>
@@ -17982,7 +18069,7 @@
     <w:autoRedefine/>
     <w:uiPriority w:val="39"/>
     <w:unhideWhenUsed/>
-    <w:rsid w:val="00E16248"/>
+    <w:rsid w:val="0064322E"/>
     <w:pPr>
       <w:spacing w:after="100"/>
     </w:pPr>
@@ -17994,7 +18081,7 @@
     <w:autoRedefine/>
     <w:uiPriority w:val="39"/>
     <w:unhideWhenUsed/>
-    <w:rsid w:val="00E16248"/>
+    <w:rsid w:val="0064322E"/>
     <w:pPr>
       <w:spacing w:after="100"/>
       <w:ind w:left="210"/>
@@ -18006,7 +18093,7 @@
     <w:next w:val="Normal"/>
     <w:uiPriority w:val="99"/>
     <w:unhideWhenUsed/>
-    <w:rsid w:val="00E16248"/>
+    <w:rsid w:val="0064322E"/>
   </w:style>
 </w:styles>
 </file>

--- a/docs/08-test-plan/ZP-DOC-08_Test-Summary-Report.docx
+++ b/docs/08-test-plan/ZP-DOC-08_Test-Summary-Report.docx
@@ -90,7 +90,7 @@
           <w:left w:w="10" w:type="dxa"/>
           <w:right w:w="10" w:type="dxa"/>
         </w:tblCellMar>
-        <w:tblLook w:val="04A0" w:firstRow="1" w:lastRow="0" w:firstColumn="1" w:lastColumn="0" w:noHBand="0" w:noVBand="1"/>
+        <w:tblLook w:val="0000" w:firstRow="0" w:lastRow="0" w:firstColumn="0" w:lastColumn="0" w:noHBand="0" w:noVBand="0"/>
       </w:tblPr>
       <w:tblGrid>
         <w:gridCol w:w="2600"/>
@@ -494,7 +494,7 @@
           <w:left w:w="10" w:type="dxa"/>
           <w:right w:w="10" w:type="dxa"/>
         </w:tblCellMar>
-        <w:tblLook w:val="04A0" w:firstRow="1" w:lastRow="0" w:firstColumn="1" w:lastColumn="0" w:noHBand="0" w:noVBand="1"/>
+        <w:tblLook w:val="0000" w:firstRow="0" w:lastRow="0" w:firstColumn="0" w:lastColumn="0" w:noHBand="0" w:noVBand="0"/>
       </w:tblPr>
       <w:tblGrid>
         <w:gridCol w:w="2600"/>
@@ -1189,7 +1189,7 @@
           <w:left w:w="10" w:type="dxa"/>
           <w:right w:w="10" w:type="dxa"/>
         </w:tblCellMar>
-        <w:tblLook w:val="04A0" w:firstRow="1" w:lastRow="0" w:firstColumn="1" w:lastColumn="0" w:noHBand="0" w:noVBand="1"/>
+        <w:tblLook w:val="0000" w:firstRow="0" w:lastRow="0" w:firstColumn="0" w:lastColumn="0" w:noHBand="0" w:noVBand="0"/>
       </w:tblPr>
       <w:tblGrid>
         <w:gridCol w:w="964"/>
@@ -2066,7 +2066,7 @@
           <w:left w:w="10" w:type="dxa"/>
           <w:right w:w="10" w:type="dxa"/>
         </w:tblCellMar>
-        <w:tblLook w:val="04A0" w:firstRow="1" w:lastRow="0" w:firstColumn="1" w:lastColumn="0" w:noHBand="0" w:noVBand="1"/>
+        <w:tblLook w:val="0000" w:firstRow="0" w:lastRow="0" w:firstColumn="0" w:lastColumn="0" w:noHBand="0" w:noVBand="0"/>
       </w:tblPr>
       <w:tblGrid>
         <w:gridCol w:w="2120"/>
@@ -2423,7 +2423,7 @@
     <w:sdt>
       <w:sdtPr>
         <w:alias w:val="Contents"/>
-        <w:id w:val="-413093629"/>
+        <w:id w:val="-965351106"/>
       </w:sdtPr>
       <w:sdtEndPr/>
       <w:sdtContent>
@@ -2452,7 +2452,7 @@
           <w:r>
             <w:fldChar w:fldCharType="separate"/>
           </w:r>
-          <w:hyperlink w:anchor="_Toc243672262" w:history="1">
+          <w:hyperlink w:anchor="_Toc243678863" w:history="1">
             <w:r>
               <w:rPr>
                 <w:rStyle w:val="Hyperlink"/>
@@ -2476,7 +2476,7 @@
               <w:rPr>
                 <w:noProof/>
               </w:rPr>
-              <w:instrText xml:space="preserve"> PAGEREF _Toc243672262 \h </w:instrText>
+              <w:instrText xml:space="preserve"> PAGEREF _Toc243678863 \h </w:instrText>
             </w:r>
             <w:r>
               <w:rPr>
@@ -2519,7 +2519,7 @@
               <w14:ligatures w14:val="standardContextual"/>
             </w:rPr>
           </w:pPr>
-          <w:hyperlink w:anchor="_Toc243672263" w:history="1">
+          <w:hyperlink w:anchor="_Toc243678864" w:history="1">
             <w:r>
               <w:rPr>
                 <w:rStyle w:val="Hyperlink"/>
@@ -2543,7 +2543,7 @@
               <w:rPr>
                 <w:noProof/>
               </w:rPr>
-              <w:instrText xml:space="preserve"> PAGEREF _Toc243672263 \h </w:instrText>
+              <w:instrText xml:space="preserve"> PAGEREF _Toc243678864 \h </w:instrText>
             </w:r>
             <w:r>
               <w:rPr>
@@ -2586,7 +2586,7 @@
               <w14:ligatures w14:val="standardContextual"/>
             </w:rPr>
           </w:pPr>
-          <w:hyperlink w:anchor="_Toc243672264" w:history="1">
+          <w:hyperlink w:anchor="_Toc243678865" w:history="1">
             <w:r>
               <w:rPr>
                 <w:rStyle w:val="Hyperlink"/>
@@ -2610,7 +2610,7 @@
               <w:rPr>
                 <w:noProof/>
               </w:rPr>
-              <w:instrText xml:space="preserve"> PAGEREF _Toc243672264 \h </w:instrText>
+              <w:instrText xml:space="preserve"> PAGEREF _Toc243678865 \h </w:instrText>
             </w:r>
             <w:r>
               <w:rPr>
@@ -2653,7 +2653,7 @@
               <w14:ligatures w14:val="standardContextual"/>
             </w:rPr>
           </w:pPr>
-          <w:hyperlink w:anchor="_Toc243672265" w:history="1">
+          <w:hyperlink w:anchor="_Toc243678866" w:history="1">
             <w:r>
               <w:rPr>
                 <w:rStyle w:val="Hyperlink"/>
@@ -2677,7 +2677,7 @@
               <w:rPr>
                 <w:noProof/>
               </w:rPr>
-              <w:instrText xml:space="preserve"> PAGEREF _Toc243672265 \h </w:instrText>
+              <w:instrText xml:space="preserve"> PAGEREF _Toc243678866 \h </w:instrText>
             </w:r>
             <w:r>
               <w:rPr>
@@ -2720,7 +2720,7 @@
               <w14:ligatures w14:val="standardContextual"/>
             </w:rPr>
           </w:pPr>
-          <w:hyperlink w:anchor="_Toc243672266" w:history="1">
+          <w:hyperlink w:anchor="_Toc243678867" w:history="1">
             <w:r>
               <w:rPr>
                 <w:rStyle w:val="Hyperlink"/>
@@ -2744,7 +2744,7 @@
               <w:rPr>
                 <w:noProof/>
               </w:rPr>
-              <w:instrText xml:space="preserve"> PAGEREF _Toc243672266 \h </w:instrText>
+              <w:instrText xml:space="preserve"> PAGEREF _Toc243678867 \h </w:instrText>
             </w:r>
             <w:r>
               <w:rPr>
@@ -2787,7 +2787,7 @@
               <w14:ligatures w14:val="standardContextual"/>
             </w:rPr>
           </w:pPr>
-          <w:hyperlink w:anchor="_Toc243672267" w:history="1">
+          <w:hyperlink w:anchor="_Toc243678868" w:history="1">
             <w:r>
               <w:rPr>
                 <w:rStyle w:val="Hyperlink"/>
@@ -2811,7 +2811,7 @@
               <w:rPr>
                 <w:noProof/>
               </w:rPr>
-              <w:instrText xml:space="preserve"> PAGEREF _Toc243672267 \h </w:instrText>
+              <w:instrText xml:space="preserve"> PAGEREF _Toc243678868 \h </w:instrText>
             </w:r>
             <w:r>
               <w:rPr>
@@ -2854,7 +2854,7 @@
               <w14:ligatures w14:val="standardContextual"/>
             </w:rPr>
           </w:pPr>
-          <w:hyperlink w:anchor="_Toc243672268" w:history="1">
+          <w:hyperlink w:anchor="_Toc243678869" w:history="1">
             <w:r>
               <w:rPr>
                 <w:rStyle w:val="Hyperlink"/>
@@ -2878,7 +2878,7 @@
               <w:rPr>
                 <w:noProof/>
               </w:rPr>
-              <w:instrText xml:space="preserve"> PAGEREF _Toc243672268 \h </w:instrText>
+              <w:instrText xml:space="preserve"> PAGEREF _Toc243678869 \h </w:instrText>
             </w:r>
             <w:r>
               <w:rPr>
@@ -2921,7 +2921,7 @@
               <w14:ligatures w14:val="standardContextual"/>
             </w:rPr>
           </w:pPr>
-          <w:hyperlink w:anchor="_Toc243672269" w:history="1">
+          <w:hyperlink w:anchor="_Toc243678870" w:history="1">
             <w:r>
               <w:rPr>
                 <w:rStyle w:val="Hyperlink"/>
@@ -2945,7 +2945,7 @@
               <w:rPr>
                 <w:noProof/>
               </w:rPr>
-              <w:instrText xml:space="preserve"> PAGEREF _Toc243672269 \h </w:instrText>
+              <w:instrText xml:space="preserve"> PAGEREF _Toc243678870 \h </w:instrText>
             </w:r>
             <w:r>
               <w:rPr>
@@ -2988,7 +2988,7 @@
               <w14:ligatures w14:val="standardContextual"/>
             </w:rPr>
           </w:pPr>
-          <w:hyperlink w:anchor="_Toc243672270" w:history="1">
+          <w:hyperlink w:anchor="_Toc243678871" w:history="1">
             <w:r>
               <w:rPr>
                 <w:rStyle w:val="Hyperlink"/>
@@ -3012,7 +3012,7 @@
               <w:rPr>
                 <w:noProof/>
               </w:rPr>
-              <w:instrText xml:space="preserve"> PAGEREF _Toc243672270 \h </w:instrText>
+              <w:instrText xml:space="preserve"> PAGEREF _Toc243678871 \h </w:instrText>
             </w:r>
             <w:r>
               <w:rPr>
@@ -3055,7 +3055,7 @@
               <w14:ligatures w14:val="standardContextual"/>
             </w:rPr>
           </w:pPr>
-          <w:hyperlink w:anchor="_Toc243672271" w:history="1">
+          <w:hyperlink w:anchor="_Toc243678872" w:history="1">
             <w:r>
               <w:rPr>
                 <w:rStyle w:val="Hyperlink"/>
@@ -3079,7 +3079,7 @@
               <w:rPr>
                 <w:noProof/>
               </w:rPr>
-              <w:instrText xml:space="preserve"> PAGEREF _Toc243672271 \h </w:instrText>
+              <w:instrText xml:space="preserve"> PAGEREF _Toc243678872 \h </w:instrText>
             </w:r>
             <w:r>
               <w:rPr>
@@ -3122,7 +3122,7 @@
               <w14:ligatures w14:val="standardContextual"/>
             </w:rPr>
           </w:pPr>
-          <w:hyperlink w:anchor="_Toc243672272" w:history="1">
+          <w:hyperlink w:anchor="_Toc243678873" w:history="1">
             <w:r>
               <w:rPr>
                 <w:rStyle w:val="Hyperlink"/>
@@ -3146,7 +3146,7 @@
               <w:rPr>
                 <w:noProof/>
               </w:rPr>
-              <w:instrText xml:space="preserve"> PAGEREF _Toc243672272 \h </w:instrText>
+              <w:instrText xml:space="preserve"> PAGEREF _Toc243678873 \h </w:instrText>
             </w:r>
             <w:r>
               <w:rPr>
@@ -3189,7 +3189,7 @@
               <w14:ligatures w14:val="standardContextual"/>
             </w:rPr>
           </w:pPr>
-          <w:hyperlink w:anchor="_Toc243672273" w:history="1">
+          <w:hyperlink w:anchor="_Toc243678874" w:history="1">
             <w:r>
               <w:rPr>
                 <w:rStyle w:val="Hyperlink"/>
@@ -3213,7 +3213,7 @@
               <w:rPr>
                 <w:noProof/>
               </w:rPr>
-              <w:instrText xml:space="preserve"> PAGEREF _Toc243672273 \h </w:instrText>
+              <w:instrText xml:space="preserve"> PAGEREF _Toc243678874 \h </w:instrText>
             </w:r>
             <w:r>
               <w:rPr>
@@ -3256,7 +3256,7 @@
               <w14:ligatures w14:val="standardContextual"/>
             </w:rPr>
           </w:pPr>
-          <w:hyperlink w:anchor="_Toc243672274" w:history="1">
+          <w:hyperlink w:anchor="_Toc243678875" w:history="1">
             <w:r>
               <w:rPr>
                 <w:rStyle w:val="Hyperlink"/>
@@ -3280,7 +3280,7 @@
               <w:rPr>
                 <w:noProof/>
               </w:rPr>
-              <w:instrText xml:space="preserve"> PAGEREF _Toc243672274 \h </w:instrText>
+              <w:instrText xml:space="preserve"> PAGEREF _Toc243678875 \h </w:instrText>
             </w:r>
             <w:r>
               <w:rPr>
@@ -3323,7 +3323,7 @@
               <w14:ligatures w14:val="standardContextual"/>
             </w:rPr>
           </w:pPr>
-          <w:hyperlink w:anchor="_Toc243672275" w:history="1">
+          <w:hyperlink w:anchor="_Toc243678876" w:history="1">
             <w:r>
               <w:rPr>
                 <w:rStyle w:val="Hyperlink"/>
@@ -3347,7 +3347,7 @@
               <w:rPr>
                 <w:noProof/>
               </w:rPr>
-              <w:instrText xml:space="preserve"> PAGEREF _Toc243672275 \h </w:instrText>
+              <w:instrText xml:space="preserve"> PAGEREF _Toc243678876 \h </w:instrText>
             </w:r>
             <w:r>
               <w:rPr>
@@ -3390,7 +3390,7 @@
               <w14:ligatures w14:val="standardContextual"/>
             </w:rPr>
           </w:pPr>
-          <w:hyperlink w:anchor="_Toc243672276" w:history="1">
+          <w:hyperlink w:anchor="_Toc243678877" w:history="1">
             <w:r>
               <w:rPr>
                 <w:rStyle w:val="Hyperlink"/>
@@ -3414,7 +3414,7 @@
               <w:rPr>
                 <w:noProof/>
               </w:rPr>
-              <w:instrText xml:space="preserve"> PAGEREF _Toc243672276 \h </w:instrText>
+              <w:instrText xml:space="preserve"> PAGEREF _Toc243678877 \h </w:instrText>
             </w:r>
             <w:r>
               <w:rPr>
@@ -3457,7 +3457,7 @@
               <w14:ligatures w14:val="standardContextual"/>
             </w:rPr>
           </w:pPr>
-          <w:hyperlink w:anchor="_Toc243672277" w:history="1">
+          <w:hyperlink w:anchor="_Toc243678878" w:history="1">
             <w:r>
               <w:rPr>
                 <w:rStyle w:val="Hyperlink"/>
@@ -3481,7 +3481,7 @@
               <w:rPr>
                 <w:noProof/>
               </w:rPr>
-              <w:instrText xml:space="preserve"> PAGEREF _Toc243672277 \h </w:instrText>
+              <w:instrText xml:space="preserve"> PAGEREF _Toc243678878 \h </w:instrText>
             </w:r>
             <w:r>
               <w:rPr>
@@ -3527,7 +3527,7 @@
     <w:sdt>
       <w:sdtPr>
         <w:alias w:val="Tables"/>
-        <w:id w:val="818771246"/>
+        <w:id w:val="1669597891"/>
       </w:sdtPr>
       <w:sdtEndPr/>
       <w:sdtContent>
@@ -3556,7 +3556,7 @@
           <w:r>
             <w:fldChar w:fldCharType="separate"/>
           </w:r>
-          <w:hyperlink w:anchor="_Toc243672278" w:history="1">
+          <w:hyperlink w:anchor="_Toc243678879" w:history="1">
             <w:r>
               <w:rPr>
                 <w:rStyle w:val="Hyperlink"/>
@@ -3580,7 +3580,7 @@
               <w:rPr>
                 <w:noProof/>
               </w:rPr>
-              <w:instrText xml:space="preserve"> PAGEREF _Toc243672278 \h </w:instrText>
+              <w:instrText xml:space="preserve"> PAGEREF _Toc243678879 \h </w:instrText>
             </w:r>
             <w:r>
               <w:rPr>
@@ -3623,7 +3623,7 @@
               <w14:ligatures w14:val="standardContextual"/>
             </w:rPr>
           </w:pPr>
-          <w:hyperlink w:anchor="_Toc243672279" w:history="1">
+          <w:hyperlink w:anchor="_Toc243678880" w:history="1">
             <w:r>
               <w:rPr>
                 <w:rStyle w:val="Hyperlink"/>
@@ -3647,7 +3647,7 @@
               <w:rPr>
                 <w:noProof/>
               </w:rPr>
-              <w:instrText xml:space="preserve"> PAGEREF _Toc243672279 \h </w:instrText>
+              <w:instrText xml:space="preserve"> PAGEREF _Toc243678880 \h </w:instrText>
             </w:r>
             <w:r>
               <w:rPr>
@@ -3690,7 +3690,7 @@
               <w14:ligatures w14:val="standardContextual"/>
             </w:rPr>
           </w:pPr>
-          <w:hyperlink w:anchor="_Toc243672280" w:history="1">
+          <w:hyperlink w:anchor="_Toc243678881" w:history="1">
             <w:r>
               <w:rPr>
                 <w:rStyle w:val="Hyperlink"/>
@@ -3714,7 +3714,7 @@
               <w:rPr>
                 <w:noProof/>
               </w:rPr>
-              <w:instrText xml:space="preserve"> PAGEREF _Toc243672280 \h </w:instrText>
+              <w:instrText xml:space="preserve"> PAGEREF _Toc243678881 \h </w:instrText>
             </w:r>
             <w:r>
               <w:rPr>
@@ -3757,7 +3757,7 @@
               <w14:ligatures w14:val="standardContextual"/>
             </w:rPr>
           </w:pPr>
-          <w:hyperlink w:anchor="_Toc243672281" w:history="1">
+          <w:hyperlink w:anchor="_Toc243678882" w:history="1">
             <w:r>
               <w:rPr>
                 <w:rStyle w:val="Hyperlink"/>
@@ -3781,7 +3781,7 @@
               <w:rPr>
                 <w:noProof/>
               </w:rPr>
-              <w:instrText xml:space="preserve"> PAGEREF _Toc243672281 \h </w:instrText>
+              <w:instrText xml:space="preserve"> PAGEREF _Toc243678882 \h </w:instrText>
             </w:r>
             <w:r>
               <w:rPr>
@@ -3824,7 +3824,7 @@
               <w14:ligatures w14:val="standardContextual"/>
             </w:rPr>
           </w:pPr>
-          <w:hyperlink w:anchor="_Toc243672282" w:history="1">
+          <w:hyperlink w:anchor="_Toc243678883" w:history="1">
             <w:r>
               <w:rPr>
                 <w:rStyle w:val="Hyperlink"/>
@@ -3848,7 +3848,7 @@
               <w:rPr>
                 <w:noProof/>
               </w:rPr>
-              <w:instrText xml:space="preserve"> PAGEREF _Toc243672282 \h </w:instrText>
+              <w:instrText xml:space="preserve"> PAGEREF _Toc243678883 \h </w:instrText>
             </w:r>
             <w:r>
               <w:rPr>
@@ -3891,7 +3891,7 @@
               <w14:ligatures w14:val="standardContextual"/>
             </w:rPr>
           </w:pPr>
-          <w:hyperlink w:anchor="_Toc243672283" w:history="1">
+          <w:hyperlink w:anchor="_Toc243678884" w:history="1">
             <w:r>
               <w:rPr>
                 <w:rStyle w:val="Hyperlink"/>
@@ -3915,7 +3915,7 @@
               <w:rPr>
                 <w:noProof/>
               </w:rPr>
-              <w:instrText xml:space="preserve"> PAGEREF _Toc243672283 \h </w:instrText>
+              <w:instrText xml:space="preserve"> PAGEREF _Toc243678884 \h </w:instrText>
             </w:r>
             <w:r>
               <w:rPr>
@@ -3958,7 +3958,7 @@
               <w14:ligatures w14:val="standardContextual"/>
             </w:rPr>
           </w:pPr>
-          <w:hyperlink w:anchor="_Toc243672284" w:history="1">
+          <w:hyperlink w:anchor="_Toc243678885" w:history="1">
             <w:r>
               <w:rPr>
                 <w:rStyle w:val="Hyperlink"/>
@@ -3982,7 +3982,7 @@
               <w:rPr>
                 <w:noProof/>
               </w:rPr>
-              <w:instrText xml:space="preserve"> PAGEREF _Toc243672284 \h </w:instrText>
+              <w:instrText xml:space="preserve"> PAGEREF _Toc243678885 \h </w:instrText>
             </w:r>
             <w:r>
               <w:rPr>
@@ -4025,7 +4025,7 @@
               <w14:ligatures w14:val="standardContextual"/>
             </w:rPr>
           </w:pPr>
-          <w:hyperlink w:anchor="_Toc243672285" w:history="1">
+          <w:hyperlink w:anchor="_Toc243678886" w:history="1">
             <w:r>
               <w:rPr>
                 <w:rStyle w:val="Hyperlink"/>
@@ -4049,7 +4049,7 @@
               <w:rPr>
                 <w:noProof/>
               </w:rPr>
-              <w:instrText xml:space="preserve"> PAGEREF _Toc243672285 \h </w:instrText>
+              <w:instrText xml:space="preserve"> PAGEREF _Toc243678886 \h </w:instrText>
             </w:r>
             <w:r>
               <w:rPr>
@@ -4092,7 +4092,7 @@
               <w14:ligatures w14:val="standardContextual"/>
             </w:rPr>
           </w:pPr>
-          <w:hyperlink w:anchor="_Toc243672286" w:history="1">
+          <w:hyperlink w:anchor="_Toc243678887" w:history="1">
             <w:r>
               <w:rPr>
                 <w:rStyle w:val="Hyperlink"/>
@@ -4116,7 +4116,7 @@
               <w:rPr>
                 <w:noProof/>
               </w:rPr>
-              <w:instrText xml:space="preserve"> PAGEREF _Toc243672286 \h </w:instrText>
+              <w:instrText xml:space="preserve"> PAGEREF _Toc243678887 \h </w:instrText>
             </w:r>
             <w:r>
               <w:rPr>
@@ -4157,7 +4157,7 @@
         <w:keepLines/>
         <w:pageBreakBefore/>
       </w:pPr>
-      <w:bookmarkStart w:id="0" w:name="_Toc243672262"/>
+      <w:bookmarkStart w:id="0" w:name="_Toc243678863"/>
       <w:r>
         <w:lastRenderedPageBreak/>
         <w:t>1 Introduction</w:t>
@@ -4170,7 +4170,7 @@
         <w:keepNext/>
         <w:keepLines/>
       </w:pPr>
-      <w:bookmarkStart w:id="1" w:name="_Toc243672263"/>
+      <w:bookmarkStart w:id="1" w:name="_Toc243678864"/>
       <w:r>
         <w:t>1.1 Purpose</w:t>
       </w:r>
@@ -4193,7 +4193,7 @@
         <w:keepNext/>
         <w:keepLines/>
       </w:pPr>
-      <w:bookmarkStart w:id="2" w:name="_Toc243672264"/>
+      <w:bookmarkStart w:id="2" w:name="_Toc243678865"/>
       <w:r>
         <w:t>1.2 How the campaign was run</w:t>
       </w:r>
@@ -4237,7 +4237,7 @@
         <w:keepNext/>
         <w:keepLines/>
       </w:pPr>
-      <w:bookmarkStart w:id="3" w:name="_Toc243672265"/>
+      <w:bookmarkStart w:id="3" w:name="_Toc243678866"/>
       <w:r>
         <w:t>1.3 Test environments</w:t>
       </w:r>
@@ -4248,7 +4248,7 @@
         <w:pStyle w:val="Caption"/>
         <w:keepNext/>
       </w:pPr>
-      <w:bookmarkStart w:id="4" w:name="_Toc243672278"/>
+      <w:bookmarkStart w:id="4" w:name="_Toc243678879"/>
       <w:r>
         <w:t xml:space="preserve">Table </w:t>
       </w:r>
@@ -4290,7 +4290,7 @@
           <w:left w:w="10" w:type="dxa"/>
           <w:right w:w="10" w:type="dxa"/>
         </w:tblCellMar>
-        <w:tblLook w:val="04A0" w:firstRow="1" w:lastRow="0" w:firstColumn="1" w:lastColumn="0" w:noHBand="0" w:noVBand="1"/>
+        <w:tblLook w:val="0000" w:firstRow="0" w:lastRow="0" w:firstColumn="0" w:lastColumn="0" w:noHBand="0" w:noVBand="0"/>
       </w:tblPr>
       <w:tblGrid>
         <w:gridCol w:w="4819"/>
@@ -4677,7 +4677,7 @@
         <w:keepLines/>
         <w:pageBreakBefore/>
       </w:pPr>
-      <w:bookmarkStart w:id="5" w:name="_Toc243672266"/>
+      <w:bookmarkStart w:id="5" w:name="_Toc243678867"/>
       <w:r>
         <w:lastRenderedPageBreak/>
         <w:t>2 Results summary</w:t>
@@ -4690,7 +4690,7 @@
         <w:keepNext/>
         <w:keepLines/>
       </w:pPr>
-      <w:bookmarkStart w:id="6" w:name="_Toc243672267"/>
+      <w:bookmarkStart w:id="6" w:name="_Toc243678868"/>
       <w:r>
         <w:t>2.1 Totals</w:t>
       </w:r>
@@ -4701,7 +4701,7 @@
         <w:pStyle w:val="Caption"/>
         <w:keepNext/>
       </w:pPr>
-      <w:bookmarkStart w:id="7" w:name="_Toc243672279"/>
+      <w:bookmarkStart w:id="7" w:name="_Toc243678880"/>
       <w:r>
         <w:t xml:space="preserve">Table </w:t>
       </w:r>
@@ -4743,7 +4743,7 @@
           <w:left w:w="10" w:type="dxa"/>
           <w:right w:w="10" w:type="dxa"/>
         </w:tblCellMar>
-        <w:tblLook w:val="04A0" w:firstRow="1" w:lastRow="0" w:firstColumn="1" w:lastColumn="0" w:noHBand="0" w:noVBand="1"/>
+        <w:tblLook w:val="0000" w:firstRow="0" w:lastRow="0" w:firstColumn="0" w:lastColumn="0" w:noHBand="0" w:noVBand="0"/>
       </w:tblPr>
       <w:tblGrid>
         <w:gridCol w:w="2257"/>
@@ -7724,7 +7724,7 @@
         <w:keepNext/>
         <w:keepLines/>
       </w:pPr>
-      <w:bookmarkStart w:id="8" w:name="_Toc243672268"/>
+      <w:bookmarkStart w:id="8" w:name="_Toc243678869"/>
       <w:r>
         <w:t>2.2 Re-run of 15 October 2026</w:t>
       </w:r>
@@ -7735,7 +7735,7 @@
         <w:pStyle w:val="Caption"/>
         <w:keepNext/>
       </w:pPr>
-      <w:bookmarkStart w:id="9" w:name="_Toc243672280"/>
+      <w:bookmarkStart w:id="9" w:name="_Toc243678881"/>
       <w:r>
         <w:t xml:space="preserve">Table </w:t>
       </w:r>
@@ -7777,7 +7777,7 @@
           <w:left w:w="10" w:type="dxa"/>
           <w:right w:w="10" w:type="dxa"/>
         </w:tblCellMar>
-        <w:tblLook w:val="04A0" w:firstRow="1" w:lastRow="0" w:firstColumn="1" w:lastColumn="0" w:noHBand="0" w:noVBand="1"/>
+        <w:tblLook w:val="0000" w:firstRow="0" w:lastRow="0" w:firstColumn="0" w:lastColumn="0" w:noHBand="0" w:noVBand="0"/>
       </w:tblPr>
       <w:tblGrid>
         <w:gridCol w:w="3682"/>
@@ -8354,7 +8354,7 @@
         <w:pStyle w:val="Caption"/>
         <w:keepNext/>
       </w:pPr>
-      <w:bookmarkStart w:id="10" w:name="_Toc243672281"/>
+      <w:bookmarkStart w:id="10" w:name="_Toc243678882"/>
       <w:r>
         <w:t xml:space="preserve">Table </w:t>
       </w:r>
@@ -8396,7 +8396,7 @@
           <w:left w:w="10" w:type="dxa"/>
           <w:right w:w="10" w:type="dxa"/>
         </w:tblCellMar>
-        <w:tblLook w:val="04A0" w:firstRow="1" w:lastRow="0" w:firstColumn="1" w:lastColumn="0" w:noHBand="0" w:noVBand="1"/>
+        <w:tblLook w:val="0000" w:firstRow="0" w:lastRow="0" w:firstColumn="0" w:lastColumn="0" w:noHBand="0" w:noVBand="0"/>
       </w:tblPr>
       <w:tblGrid>
         <w:gridCol w:w="4116"/>
@@ -8689,7 +8689,7 @@
                 <w:sz w:val="19"/>
                 <w:szCs w:val="19"/>
               </w:rPr>
-              <w:t>CR-013 career-first mode, 23 October</w:t>
+              <w:t>CR-015 scholarships and loans, 23 October</w:t>
             </w:r>
           </w:p>
         </w:tc>
@@ -8719,7 +8719,7 @@
                 <w:sz w:val="19"/>
                 <w:szCs w:val="19"/>
               </w:rPr>
-              <w:t xml:space="preserve">42 files; 598 tests: </w:t>
+              <w:t xml:space="preserve">43 files; 625 tests: </w:t>
             </w:r>
             <w:r>
               <w:rPr>
@@ -8728,30 +8728,14 @@
                 <w:sz w:val="19"/>
                 <w:szCs w:val="19"/>
               </w:rPr>
-              <w:t>577 passed, 0 failed</w:t>
-            </w:r>
-            <w:r>
-              <w:rPr>
-                <w:sz w:val="19"/>
-                <w:szCs w:val="19"/>
-              </w:rPr>
-              <w:t xml:space="preserve">; new </w:t>
-            </w:r>
-            <w:r>
-              <w:rPr>
-                <w:rFonts w:ascii="Consolas" w:eastAsia="Consolas" w:hAnsi="Consolas" w:cs="Consolas"/>
-                <w:sz w:val="17"/>
-                <w:szCs w:val="17"/>
-                <w:shd w:val="clear" w:color="auto" w:fill="F2F4F3"/>
-              </w:rPr>
-              <w:t>worker/careers.test.ts</w:t>
-            </w:r>
-            <w:r>
-              <w:rPr>
-                <w:sz w:val="19"/>
-                <w:szCs w:val="19"/>
-              </w:rPr>
-              <w:t xml:space="preserve"> (7), TC-147</w:t>
+              <w:t>604 passed, 0 failed</w:t>
+            </w:r>
+            <w:r>
+              <w:rPr>
+                <w:sz w:val="19"/>
+                <w:szCs w:val="19"/>
+              </w:rPr>
+              <w:t>; TC-149 to TC-154 (21)</w:t>
             </w:r>
           </w:p>
         </w:tc>
@@ -8793,7 +8777,7 @@
                 <w:sz w:val="19"/>
                 <w:szCs w:val="19"/>
               </w:rPr>
-              <w:t>Search inside other paths, 23 October</w:t>
+              <w:t>CR-013 career-first mode, 23 October</w:t>
             </w:r>
           </w:p>
         </w:tc>
@@ -8824,7 +8808,7 @@
                 <w:sz w:val="19"/>
                 <w:szCs w:val="19"/>
               </w:rPr>
-              <w:t xml:space="preserve">41 files; 591 tests: </w:t>
+              <w:t xml:space="preserve">42 files; 598 tests: </w:t>
             </w:r>
             <w:r>
               <w:rPr>
@@ -8833,7 +8817,7 @@
                 <w:sz w:val="19"/>
                 <w:szCs w:val="19"/>
               </w:rPr>
-              <w:t>570 passed, 0 failed</w:t>
+              <w:t>577 passed, 0 failed</w:t>
             </w:r>
             <w:r>
               <w:rPr>
@@ -8849,14 +8833,14 @@
                 <w:szCs w:val="17"/>
                 <w:shd w:val="clear" w:color="auto" w:fill="F2F4F3"/>
               </w:rPr>
-              <w:t>shared/route-search.test.ts</w:t>
-            </w:r>
-            <w:r>
-              <w:rPr>
-                <w:sz w:val="19"/>
-                <w:szCs w:val="19"/>
-              </w:rPr>
-              <w:t xml:space="preserve"> (6), TC-146</w:t>
+              <w:t>worker/careers.test.ts</w:t>
+            </w:r>
+            <w:r>
+              <w:rPr>
+                <w:sz w:val="19"/>
+                <w:szCs w:val="19"/>
+              </w:rPr>
+              <w:t xml:space="preserve"> (7), TC-147</w:t>
             </w:r>
           </w:p>
         </w:tc>
@@ -8897,7 +8881,7 @@
                 <w:sz w:val="19"/>
                 <w:szCs w:val="19"/>
               </w:rPr>
-              <w:t>Real costs, 23 October</w:t>
+              <w:t>Search inside other paths, 23 October</w:t>
             </w:r>
           </w:p>
         </w:tc>
@@ -8927,7 +8911,7 @@
                 <w:sz w:val="19"/>
                 <w:szCs w:val="19"/>
               </w:rPr>
-              <w:t xml:space="preserve">40 files; 585 tests: </w:t>
+              <w:t xml:space="preserve">41 files; 591 tests: </w:t>
             </w:r>
             <w:r>
               <w:rPr>
@@ -8936,14 +8920,14 @@
                 <w:sz w:val="19"/>
                 <w:szCs w:val="19"/>
               </w:rPr>
-              <w:t>564 passed, 0 failed</w:t>
-            </w:r>
-            <w:r>
-              <w:rPr>
-                <w:sz w:val="19"/>
-                <w:szCs w:val="19"/>
-              </w:rPr>
-              <w:t xml:space="preserve">; TC-145 (4) in </w:t>
+              <w:t>570 passed, 0 failed</w:t>
+            </w:r>
+            <w:r>
+              <w:rPr>
+                <w:sz w:val="19"/>
+                <w:szCs w:val="19"/>
+              </w:rPr>
+              <w:t xml:space="preserve">; new </w:t>
             </w:r>
             <w:r>
               <w:rPr>
@@ -8952,7 +8936,14 @@
                 <w:szCs w:val="17"/>
                 <w:shd w:val="clear" w:color="auto" w:fill="F2F4F3"/>
               </w:rPr>
-              <w:t>worker/routes-expansion.test.ts</w:t>
+              <w:t>shared/route-search.test.ts</w:t>
+            </w:r>
+            <w:r>
+              <w:rPr>
+                <w:sz w:val="19"/>
+                <w:szCs w:val="19"/>
+              </w:rPr>
+              <w:t xml:space="preserve"> (6), TC-146</w:t>
             </w:r>
           </w:p>
         </w:tc>
@@ -8994,7 +8985,7 @@
                 <w:sz w:val="19"/>
                 <w:szCs w:val="19"/>
               </w:rPr>
-              <w:t>Other paths expanded, 23 October</w:t>
+              <w:t>Real costs, 23 October</w:t>
             </w:r>
           </w:p>
         </w:tc>
@@ -9025,7 +9016,7 @@
                 <w:sz w:val="19"/>
                 <w:szCs w:val="19"/>
               </w:rPr>
-              <w:t xml:space="preserve">40 files; 581 tests: </w:t>
+              <w:t xml:space="preserve">40 files; 585 tests: </w:t>
             </w:r>
             <w:r>
               <w:rPr>
@@ -9034,14 +9025,14 @@
                 <w:sz w:val="19"/>
                 <w:szCs w:val="19"/>
               </w:rPr>
-              <w:t>560 passed, 0 failed</w:t>
-            </w:r>
-            <w:r>
-              <w:rPr>
-                <w:sz w:val="19"/>
-                <w:szCs w:val="19"/>
-              </w:rPr>
-              <w:t xml:space="preserve">; new </w:t>
+              <w:t>564 passed, 0 failed</w:t>
+            </w:r>
+            <w:r>
+              <w:rPr>
+                <w:sz w:val="19"/>
+                <w:szCs w:val="19"/>
+              </w:rPr>
+              <w:t xml:space="preserve">; TC-145 (4) in </w:t>
             </w:r>
             <w:r>
               <w:rPr>
@@ -9051,13 +9042,6 @@
                 <w:shd w:val="clear" w:color="auto" w:fill="F2F4F3"/>
               </w:rPr>
               <w:t>worker/routes-expansion.test.ts</w:t>
-            </w:r>
-            <w:r>
-              <w:rPr>
-                <w:sz w:val="19"/>
-                <w:szCs w:val="19"/>
-              </w:rPr>
-              <w:t xml:space="preserve"> (6), TC-144</w:t>
             </w:r>
           </w:p>
         </w:tc>
@@ -9098,7 +9082,7 @@
                 <w:sz w:val="19"/>
                 <w:szCs w:val="19"/>
               </w:rPr>
-              <w:t>Unknown cost fix, 23 October</w:t>
+              <w:t>Other paths expanded, 23 October</w:t>
             </w:r>
           </w:p>
         </w:tc>
@@ -9128,7 +9112,7 @@
                 <w:sz w:val="19"/>
                 <w:szCs w:val="19"/>
               </w:rPr>
-              <w:t xml:space="preserve">39 files; 575 tests: </w:t>
+              <w:t xml:space="preserve">40 files; 581 tests: </w:t>
             </w:r>
             <w:r>
               <w:rPr>
@@ -9137,14 +9121,14 @@
                 <w:sz w:val="19"/>
                 <w:szCs w:val="19"/>
               </w:rPr>
-              <w:t>554 passed, 0 failed</w:t>
-            </w:r>
-            <w:r>
-              <w:rPr>
-                <w:sz w:val="19"/>
-                <w:szCs w:val="19"/>
-              </w:rPr>
-              <w:t xml:space="preserve">; </w:t>
+              <w:t>560 passed, 0 failed</w:t>
+            </w:r>
+            <w:r>
+              <w:rPr>
+                <w:sz w:val="19"/>
+                <w:szCs w:val="19"/>
+              </w:rPr>
+              <w:t xml:space="preserve">; new </w:t>
             </w:r>
             <w:r>
               <w:rPr>
@@ -9153,14 +9137,14 @@
                 <w:szCs w:val="17"/>
                 <w:shd w:val="clear" w:color="auto" w:fill="F2F4F3"/>
               </w:rPr>
-              <w:t>worker/routes-free.test.ts</w:t>
-            </w:r>
-            <w:r>
-              <w:rPr>
-                <w:sz w:val="19"/>
-                <w:szCs w:val="19"/>
-              </w:rPr>
-              <w:t xml:space="preserve"> now 3 (Praveen: "why are all prof bodies free")</w:t>
+              <w:t>worker/routes-expansion.test.ts</w:t>
+            </w:r>
+            <w:r>
+              <w:rPr>
+                <w:sz w:val="19"/>
+                <w:szCs w:val="19"/>
+              </w:rPr>
+              <w:t xml:space="preserve"> (6), TC-144</w:t>
             </w:r>
           </w:p>
         </w:tc>
@@ -9202,7 +9186,7 @@
                 <w:sz w:val="19"/>
                 <w:szCs w:val="19"/>
               </w:rPr>
-              <w:t>Other paths refreshed, 23 October</w:t>
+              <w:t>Unknown cost fix, 23 October</w:t>
             </w:r>
           </w:p>
         </w:tc>
@@ -9233,7 +9217,7 @@
                 <w:sz w:val="19"/>
                 <w:szCs w:val="19"/>
               </w:rPr>
-              <w:t xml:space="preserve">39 files; 574 tests: </w:t>
+              <w:t xml:space="preserve">39 files; 575 tests: </w:t>
             </w:r>
             <w:r>
               <w:rPr>
@@ -9242,14 +9226,14 @@
                 <w:sz w:val="19"/>
                 <w:szCs w:val="19"/>
               </w:rPr>
-              <w:t>553 passed, 0 failed</w:t>
-            </w:r>
-            <w:r>
-              <w:rPr>
-                <w:sz w:val="19"/>
-                <w:szCs w:val="19"/>
-              </w:rPr>
-              <w:t>; TC-143 (</w:t>
+              <w:t>554 passed, 0 failed</w:t>
+            </w:r>
+            <w:r>
+              <w:rPr>
+                <w:sz w:val="19"/>
+                <w:szCs w:val="19"/>
+              </w:rPr>
+              <w:t xml:space="preserve">; </w:t>
             </w:r>
             <w:r>
               <w:rPr>
@@ -9265,7 +9249,7 @@
                 <w:sz w:val="19"/>
                 <w:szCs w:val="19"/>
               </w:rPr>
-              <w:t>, 2), OUSL alert (TC-106), blocked hosts never linked by Ask (ASK-047)</w:t>
+              <w:t xml:space="preserve"> now 3 (Praveen: "why are all prof bodies free")</w:t>
             </w:r>
           </w:p>
         </w:tc>
@@ -9306,7 +9290,7 @@
                 <w:sz w:val="19"/>
                 <w:szCs w:val="19"/>
               </w:rPr>
-              <w:t>CR-012 revised, 23 October</w:t>
+              <w:t>Other paths refreshed, 23 October</w:t>
             </w:r>
           </w:p>
         </w:tc>
@@ -9336,7 +9320,7 @@
                 <w:sz w:val="19"/>
                 <w:szCs w:val="19"/>
               </w:rPr>
-              <w:t xml:space="preserve">38 files; 570 tests: </w:t>
+              <w:t xml:space="preserve">39 files; 574 tests: </w:t>
             </w:r>
             <w:r>
               <w:rPr>
@@ -9345,14 +9329,14 @@
                 <w:sz w:val="19"/>
                 <w:szCs w:val="19"/>
               </w:rPr>
-              <w:t>549 passed, 0 failed</w:t>
-            </w:r>
-            <w:r>
-              <w:rPr>
-                <w:sz w:val="19"/>
-                <w:szCs w:val="19"/>
-              </w:rPr>
-              <w:t xml:space="preserve">; </w:t>
+              <w:t>553 passed, 0 failed</w:t>
+            </w:r>
+            <w:r>
+              <w:rPr>
+                <w:sz w:val="19"/>
+                <w:szCs w:val="19"/>
+              </w:rPr>
+              <w:t>; TC-143 (</w:t>
             </w:r>
             <w:r>
               <w:rPr>
@@ -9361,14 +9345,14 @@
                 <w:szCs w:val="17"/>
                 <w:shd w:val="clear" w:color="auto" w:fill="F2F4F3"/>
               </w:rPr>
-              <w:t>src/apply.test.ts</w:t>
-            </w:r>
-            <w:r>
-              <w:rPr>
-                <w:sz w:val="19"/>
-                <w:szCs w:val="19"/>
-              </w:rPr>
-              <w:t xml:space="preserve"> now 6</w:t>
+              <w:t>worker/routes-free.test.ts</w:t>
+            </w:r>
+            <w:r>
+              <w:rPr>
+                <w:sz w:val="19"/>
+                <w:szCs w:val="19"/>
+              </w:rPr>
+              <w:t>, 2), OUSL alert (TC-106), blocked hosts never linked by Ask (ASK-047)</w:t>
             </w:r>
           </w:p>
         </w:tc>
@@ -9410,7 +9394,7 @@
                 <w:sz w:val="19"/>
                 <w:szCs w:val="19"/>
               </w:rPr>
-              <w:t>CR-012, 23 October</w:t>
+              <w:t>CR-012 revised, 23 October</w:t>
             </w:r>
           </w:p>
         </w:tc>
@@ -9441,7 +9425,7 @@
                 <w:sz w:val="19"/>
                 <w:szCs w:val="19"/>
               </w:rPr>
-              <w:t xml:space="preserve">38 files (37 passed, 1 opt-in skipped); 568 tests: </w:t>
+              <w:t xml:space="preserve">38 files; 570 tests: </w:t>
             </w:r>
             <w:r>
               <w:rPr>
@@ -9450,14 +9434,14 @@
                 <w:sz w:val="19"/>
                 <w:szCs w:val="19"/>
               </w:rPr>
-              <w:t>547 passed, 0 failed</w:t>
-            </w:r>
-            <w:r>
-              <w:rPr>
-                <w:sz w:val="19"/>
-                <w:szCs w:val="19"/>
-              </w:rPr>
-              <w:t xml:space="preserve">; new </w:t>
+              <w:t>549 passed, 0 failed</w:t>
+            </w:r>
+            <w:r>
+              <w:rPr>
+                <w:sz w:val="19"/>
+                <w:szCs w:val="19"/>
+              </w:rPr>
+              <w:t xml:space="preserve">; </w:t>
             </w:r>
             <w:r>
               <w:rPr>
@@ -9473,7 +9457,7 @@
                 <w:sz w:val="19"/>
                 <w:szCs w:val="19"/>
               </w:rPr>
-              <w:t xml:space="preserve"> (4), TC-142</w:t>
+              <w:t xml:space="preserve"> now 6</w:t>
             </w:r>
           </w:p>
         </w:tc>
@@ -9514,7 +9498,7 @@
                 <w:sz w:val="19"/>
                 <w:szCs w:val="19"/>
               </w:rPr>
-              <w:t>CR-011, 23 October</w:t>
+              <w:t>CR-012, 23 October</w:t>
             </w:r>
           </w:p>
         </w:tc>
@@ -9544,7 +9528,7 @@
                 <w:sz w:val="19"/>
                 <w:szCs w:val="19"/>
               </w:rPr>
-              <w:t xml:space="preserve">37 files (36 passed, 1 opt-in skipped); 564 tests: </w:t>
+              <w:t xml:space="preserve">38 files (37 passed, 1 opt-in skipped); 568 tests: </w:t>
             </w:r>
             <w:r>
               <w:rPr>
@@ -9553,7 +9537,7 @@
                 <w:sz w:val="19"/>
                 <w:szCs w:val="19"/>
               </w:rPr>
-              <w:t>543 passed, 0 failed</w:t>
+              <w:t>547 passed, 0 failed</w:t>
             </w:r>
             <w:r>
               <w:rPr>
@@ -9569,14 +9553,14 @@
                 <w:szCs w:val="17"/>
                 <w:shd w:val="clear" w:color="auto" w:fill="F2F4F3"/>
               </w:rPr>
-              <w:t>src/list-guide.test.ts</w:t>
-            </w:r>
-            <w:r>
-              <w:rPr>
-                <w:sz w:val="19"/>
-                <w:szCs w:val="19"/>
-              </w:rPr>
-              <w:t xml:space="preserve"> (4), TC-141</w:t>
+              <w:t>src/apply.test.ts</w:t>
+            </w:r>
+            <w:r>
+              <w:rPr>
+                <w:sz w:val="19"/>
+                <w:szCs w:val="19"/>
+              </w:rPr>
+              <w:t xml:space="preserve"> (4), TC-142</w:t>
             </w:r>
           </w:p>
         </w:tc>
@@ -9618,7 +9602,7 @@
                 <w:sz w:val="19"/>
                 <w:szCs w:val="19"/>
               </w:rPr>
-              <w:t>Update of 23 October</w:t>
+              <w:t>CR-011, 23 October</w:t>
             </w:r>
           </w:p>
         </w:tc>
@@ -9649,7 +9633,7 @@
                 <w:sz w:val="19"/>
                 <w:szCs w:val="19"/>
               </w:rPr>
-              <w:t xml:space="preserve">36 files (35 passed, 1 opt-in skipped); 560 tests: </w:t>
+              <w:t xml:space="preserve">37 files (36 passed, 1 opt-in skipped); 564 tests: </w:t>
             </w:r>
             <w:r>
               <w:rPr>
@@ -9658,7 +9642,7 @@
                 <w:sz w:val="19"/>
                 <w:szCs w:val="19"/>
               </w:rPr>
-              <w:t>539 passed, 0 failed</w:t>
+              <w:t>543 passed, 0 failed</w:t>
             </w:r>
             <w:r>
               <w:rPr>
@@ -9674,14 +9658,14 @@
                 <w:szCs w:val="17"/>
                 <w:shd w:val="clear" w:color="auto" w:fill="F2F4F3"/>
               </w:rPr>
-              <w:t>src/list-feedback.test.ts</w:t>
-            </w:r>
-            <w:r>
-              <w:rPr>
-                <w:sz w:val="19"/>
-                <w:szCs w:val="19"/>
-              </w:rPr>
-              <w:t xml:space="preserve"> (3), TC-140</w:t>
+              <w:t>src/list-guide.test.ts</w:t>
+            </w:r>
+            <w:r>
+              <w:rPr>
+                <w:sz w:val="19"/>
+                <w:szCs w:val="19"/>
+              </w:rPr>
+              <w:t xml:space="preserve"> (4), TC-141</w:t>
             </w:r>
           </w:p>
         </w:tc>
@@ -9722,7 +9706,7 @@
                 <w:sz w:val="19"/>
                 <w:szCs w:val="19"/>
               </w:rPr>
-              <w:t>New test file</w:t>
+              <w:t>Update of 23 October</w:t>
             </w:r>
           </w:p>
         </w:tc>
@@ -9747,6 +9731,29 @@
             <w:pPr>
               <w:spacing w:line="252" w:lineRule="auto"/>
             </w:pPr>
+            <w:r>
+              <w:rPr>
+                <w:sz w:val="19"/>
+                <w:szCs w:val="19"/>
+              </w:rPr>
+              <w:t xml:space="preserve">36 files (35 passed, 1 opt-in skipped); 560 tests: </w:t>
+            </w:r>
+            <w:r>
+              <w:rPr>
+                <w:b/>
+                <w:bCs/>
+                <w:sz w:val="19"/>
+                <w:szCs w:val="19"/>
+              </w:rPr>
+              <w:t>539 passed, 0 failed</w:t>
+            </w:r>
+            <w:r>
+              <w:rPr>
+                <w:sz w:val="19"/>
+                <w:szCs w:val="19"/>
+              </w:rPr>
+              <w:t xml:space="preserve">; new </w:t>
+            </w:r>
             <w:r>
               <w:rPr>
                 <w:rFonts w:ascii="Consolas" w:eastAsia="Consolas" w:hAnsi="Consolas" w:cs="Consolas"/>
@@ -9754,14 +9761,14 @@
                 <w:szCs w:val="17"/>
                 <w:shd w:val="clear" w:color="auto" w:fill="F2F4F3"/>
               </w:rPr>
-              <w:t>src/nav-pref.test.ts</w:t>
-            </w:r>
-            <w:r>
-              <w:rPr>
-                <w:sz w:val="19"/>
-                <w:szCs w:val="19"/>
-              </w:rPr>
-              <w:t xml:space="preserve"> (4): the desktop side menu is open by default, remembered per device, safe when storage is blocked, forgotten by "Clear this phone" (TC-139)</w:t>
+              <w:t>src/list-feedback.test.ts</w:t>
+            </w:r>
+            <w:r>
+              <w:rPr>
+                <w:sz w:val="19"/>
+                <w:szCs w:val="19"/>
+              </w:rPr>
+              <w:t xml:space="preserve"> (3), TC-140</w:t>
             </w:r>
           </w:p>
         </w:tc>
@@ -9800,43 +9807,50 @@
             </w:pPr>
             <w:r>
               <w:rPr>
+                <w:sz w:val="19"/>
+                <w:szCs w:val="19"/>
+              </w:rPr>
+              <w:t>New test file</w:t>
+            </w:r>
+          </w:p>
+        </w:tc>
+        <w:tc>
+          <w:tcPr>
+            <w:tcW w:w="5522" w:type="dxa"/>
+            <w:tcBorders>
+              <w:top w:val="single" w:sz="4" w:space="0" w:color="C9D3D0"/>
+              <w:left w:val="single" w:sz="4" w:space="0" w:color="C9D3D0"/>
+              <w:bottom w:val="single" w:sz="4" w:space="0" w:color="C9D3D0"/>
+              <w:right w:val="single" w:sz="4" w:space="0" w:color="C9D3D0"/>
+            </w:tcBorders>
+            <w:shd w:val="clear" w:color="auto" w:fill="F3F8F6"/>
+            <w:tcMar>
+              <w:top w:w="50" w:type="dxa"/>
+              <w:left w:w="100" w:type="dxa"/>
+              <w:bottom w:w="50" w:type="dxa"/>
+              <w:right w:w="100" w:type="dxa"/>
+            </w:tcMar>
+            <w:vAlign w:val="center"/>
+          </w:tcPr>
+          <w:p>
+            <w:pPr>
+              <w:spacing w:line="252" w:lineRule="auto"/>
+            </w:pPr>
+            <w:r>
+              <w:rPr>
                 <w:rFonts w:ascii="Consolas" w:eastAsia="Consolas" w:hAnsi="Consolas" w:cs="Consolas"/>
                 <w:sz w:val="17"/>
                 <w:szCs w:val="17"/>
                 <w:shd w:val="clear" w:color="auto" w:fill="F2F4F3"/>
               </w:rPr>
-              <w:t>npx tsc -b</w:t>
-            </w:r>
-          </w:p>
-        </w:tc>
-        <w:tc>
-          <w:tcPr>
-            <w:tcW w:w="5522" w:type="dxa"/>
-            <w:tcBorders>
-              <w:top w:val="single" w:sz="4" w:space="0" w:color="C9D3D0"/>
-              <w:left w:val="single" w:sz="4" w:space="0" w:color="C9D3D0"/>
-              <w:bottom w:val="single" w:sz="4" w:space="0" w:color="C9D3D0"/>
-              <w:right w:val="single" w:sz="4" w:space="0" w:color="C9D3D0"/>
-            </w:tcBorders>
-            <w:shd w:val="clear" w:color="auto" w:fill="F3F8F6"/>
-            <w:tcMar>
-              <w:top w:w="50" w:type="dxa"/>
-              <w:left w:w="100" w:type="dxa"/>
-              <w:bottom w:w="50" w:type="dxa"/>
-              <w:right w:w="100" w:type="dxa"/>
-            </w:tcMar>
-            <w:vAlign w:val="center"/>
-          </w:tcPr>
-          <w:p>
-            <w:pPr>
-              <w:spacing w:line="252" w:lineRule="auto"/>
-            </w:pPr>
-            <w:r>
-              <w:rPr>
-                <w:sz w:val="19"/>
-                <w:szCs w:val="19"/>
-              </w:rPr>
-              <w:t>Exit code 0</w:t>
+              <w:t>src/nav-pref.test.ts</w:t>
+            </w:r>
+            <w:r>
+              <w:rPr>
+                <w:sz w:val="19"/>
+                <w:szCs w:val="19"/>
+              </w:rPr>
+              <w:t xml:space="preserve"> (4): the desktop side menu is open by default, remembered per device, safe when storage is blocked, forgotten by "Clear this phone" (TC-139)</w:t>
             </w:r>
           </w:p>
         </w:tc>
@@ -9879,6 +9893,80 @@
                 <w:szCs w:val="17"/>
                 <w:shd w:val="clear" w:color="auto" w:fill="F2F4F3"/>
               </w:rPr>
+              <w:t>npx tsc -b</w:t>
+            </w:r>
+          </w:p>
+        </w:tc>
+        <w:tc>
+          <w:tcPr>
+            <w:tcW w:w="5522" w:type="dxa"/>
+            <w:tcBorders>
+              <w:top w:val="single" w:sz="4" w:space="0" w:color="C9D3D0"/>
+              <w:left w:val="single" w:sz="4" w:space="0" w:color="C9D3D0"/>
+              <w:bottom w:val="single" w:sz="4" w:space="0" w:color="C9D3D0"/>
+              <w:right w:val="single" w:sz="4" w:space="0" w:color="C9D3D0"/>
+            </w:tcBorders>
+            <w:tcMar>
+              <w:top w:w="50" w:type="dxa"/>
+              <w:left w:w="100" w:type="dxa"/>
+              <w:bottom w:w="50" w:type="dxa"/>
+              <w:right w:w="100" w:type="dxa"/>
+            </w:tcMar>
+            <w:vAlign w:val="center"/>
+          </w:tcPr>
+          <w:p>
+            <w:pPr>
+              <w:spacing w:line="252" w:lineRule="auto"/>
+            </w:pPr>
+            <w:r>
+              <w:rPr>
+                <w:sz w:val="19"/>
+                <w:szCs w:val="19"/>
+              </w:rPr>
+              <w:t>Exit code 0</w:t>
+            </w:r>
+          </w:p>
+        </w:tc>
+      </w:tr>
+      <w:tr>
+        <w:tblPrEx>
+          <w:tblCellMar>
+            <w:top w:w="0" w:type="dxa"/>
+            <w:bottom w:w="0" w:type="dxa"/>
+          </w:tblCellMar>
+        </w:tblPrEx>
+        <w:trPr>
+          <w:cantSplit/>
+        </w:trPr>
+        <w:tc>
+          <w:tcPr>
+            <w:tcW w:w="4116" w:type="dxa"/>
+            <w:tcBorders>
+              <w:top w:val="single" w:sz="4" w:space="0" w:color="C9D3D0"/>
+              <w:left w:val="single" w:sz="4" w:space="0" w:color="C9D3D0"/>
+              <w:bottom w:val="single" w:sz="4" w:space="0" w:color="C9D3D0"/>
+              <w:right w:val="single" w:sz="4" w:space="0" w:color="C9D3D0"/>
+            </w:tcBorders>
+            <w:shd w:val="clear" w:color="auto" w:fill="F3F8F6"/>
+            <w:tcMar>
+              <w:top w:w="50" w:type="dxa"/>
+              <w:left w:w="100" w:type="dxa"/>
+              <w:bottom w:w="50" w:type="dxa"/>
+              <w:right w:w="100" w:type="dxa"/>
+            </w:tcMar>
+            <w:vAlign w:val="center"/>
+          </w:tcPr>
+          <w:p>
+            <w:pPr>
+              <w:spacing w:line="252" w:lineRule="auto"/>
+            </w:pPr>
+            <w:r>
+              <w:rPr>
+                <w:rFonts w:ascii="Consolas" w:eastAsia="Consolas" w:hAnsi="Consolas" w:cs="Consolas"/>
+                <w:sz w:val="17"/>
+                <w:szCs w:val="17"/>
+                <w:shd w:val="clear" w:color="auto" w:fill="F2F4F3"/>
+              </w:rPr>
               <w:t>bash .claude/hooks/test-guard.sh</w:t>
             </w:r>
           </w:p>
@@ -9892,6 +9980,7 @@
               <w:bottom w:val="single" w:sz="4" w:space="0" w:color="C9D3D0"/>
               <w:right w:val="single" w:sz="4" w:space="0" w:color="C9D3D0"/>
             </w:tcBorders>
+            <w:shd w:val="clear" w:color="auto" w:fill="F3F8F6"/>
             <w:tcMar>
               <w:top w:w="50" w:type="dxa"/>
               <w:left w:w="100" w:type="dxa"/>
@@ -9926,7 +10015,7 @@
         <w:keepNext/>
         <w:keepLines/>
       </w:pPr>
-      <w:bookmarkStart w:id="11" w:name="_Toc243672269"/>
+      <w:bookmarkStart w:id="11" w:name="_Toc243678870"/>
       <w:r>
         <w:lastRenderedPageBreak/>
         <w:t>2.3 What the campaign proves</w:t>
@@ -9938,7 +10027,7 @@
         <w:pStyle w:val="Caption"/>
         <w:keepNext/>
       </w:pPr>
-      <w:bookmarkStart w:id="12" w:name="_Toc243672282"/>
+      <w:bookmarkStart w:id="12" w:name="_Toc243678883"/>
       <w:r>
         <w:t xml:space="preserve">Table </w:t>
       </w:r>
@@ -9980,7 +10069,7 @@
           <w:left w:w="10" w:type="dxa"/>
           <w:right w:w="10" w:type="dxa"/>
         </w:tblCellMar>
-        <w:tblLook w:val="04A0" w:firstRow="1" w:lastRow="0" w:firstColumn="1" w:lastColumn="0" w:noHBand="0" w:noVBand="1"/>
+        <w:tblLook w:val="0000" w:firstRow="0" w:lastRow="0" w:firstColumn="0" w:lastColumn="0" w:noHBand="0" w:noVBand="0"/>
       </w:tblPr>
       <w:tblGrid>
         <w:gridCol w:w="4819"/>
@@ -10799,7 +10888,7 @@
         <w:keepLines/>
         <w:pageBreakBefore/>
       </w:pPr>
-      <w:bookmarkStart w:id="13" w:name="_Toc243672270"/>
+      <w:bookmarkStart w:id="13" w:name="_Toc243678871"/>
       <w:r>
         <w:lastRenderedPageBreak/>
         <w:t>3 Defects and findings</w:t>
@@ -10811,10 +10900,7 @@
         <w:spacing w:after="120"/>
       </w:pPr>
       <w:r>
-        <w:t xml:space="preserve">Severity: High = wrong result or data exposure; Medium = visible to students or a security weakness without data exposure; Low = cosmetic, performance or tooling. None of the findings exposes data or gives a wrong course </w:t>
-      </w:r>
-      <w:r>
-        <w:t>result.</w:t>
+        <w:t>Severity: High = wrong result or data exposure; Medium = visible to students or a security weakness without data exposure; Low = cosmetic, performance or tooling. None of the findings exposes data or gives a wrong course result.</w:t>
       </w:r>
     </w:p>
     <w:p>
@@ -10822,7 +10908,7 @@
         <w:pStyle w:val="Caption"/>
         <w:keepNext/>
       </w:pPr>
-      <w:bookmarkStart w:id="14" w:name="_Toc243672283"/>
+      <w:bookmarkStart w:id="14" w:name="_Toc243678884"/>
       <w:r>
         <w:t xml:space="preserve">Table </w:t>
       </w:r>
@@ -10864,7 +10950,7 @@
           <w:left w:w="10" w:type="dxa"/>
           <w:right w:w="10" w:type="dxa"/>
         </w:tblCellMar>
-        <w:tblLook w:val="04A0" w:firstRow="1" w:lastRow="0" w:firstColumn="1" w:lastColumn="0" w:noHBand="0" w:noVBand="1"/>
+        <w:tblLook w:val="0000" w:firstRow="0" w:lastRow="0" w:firstColumn="0" w:lastColumn="0" w:noHBand="0" w:noVBand="0"/>
       </w:tblPr>
       <w:tblGrid>
         <w:gridCol w:w="591"/>
@@ -13350,7 +13436,7 @@
         <w:keepNext/>
         <w:keepLines/>
       </w:pPr>
-      <w:bookmarkStart w:id="15" w:name="_Toc243672271"/>
+      <w:bookmarkStart w:id="15" w:name="_Toc243678872"/>
       <w:r>
         <w:t>3.1 Failures that are not application defects</w:t>
       </w:r>
@@ -13361,7 +13447,7 @@
         <w:pStyle w:val="Caption"/>
         <w:keepNext/>
       </w:pPr>
-      <w:bookmarkStart w:id="16" w:name="_Toc243672284"/>
+      <w:bookmarkStart w:id="16" w:name="_Toc243678885"/>
       <w:r>
         <w:t xml:space="preserve">Table </w:t>
       </w:r>
@@ -13403,7 +13489,7 @@
           <w:left w:w="10" w:type="dxa"/>
           <w:right w:w="10" w:type="dxa"/>
         </w:tblCellMar>
-        <w:tblLook w:val="04A0" w:firstRow="1" w:lastRow="0" w:firstColumn="1" w:lastColumn="0" w:noHBand="0" w:noVBand="1"/>
+        <w:tblLook w:val="0000" w:firstRow="0" w:lastRow="0" w:firstColumn="0" w:lastColumn="0" w:noHBand="0" w:noVBand="0"/>
       </w:tblPr>
       <w:tblGrid>
         <w:gridCol w:w="1342"/>
@@ -13742,7 +13828,7 @@
         <w:keepLines/>
         <w:pageBreakBefore/>
       </w:pPr>
-      <w:bookmarkStart w:id="17" w:name="_Toc243672272"/>
+      <w:bookmarkStart w:id="17" w:name="_Toc243678873"/>
       <w:r>
         <w:lastRenderedPageBreak/>
         <w:t>4 Security audit run-1</w:t>
@@ -13755,7 +13841,7 @@
         <w:keepNext/>
         <w:keepLines/>
       </w:pPr>
-      <w:bookmarkStart w:id="18" w:name="_Toc243672273"/>
+      <w:bookmarkStart w:id="18" w:name="_Toc243678874"/>
       <w:r>
         <w:t>4.1 Method</w:t>
       </w:r>
@@ -13798,7 +13884,7 @@
         <w:keepNext/>
         <w:keepLines/>
       </w:pPr>
-      <w:bookmarkStart w:id="19" w:name="_Toc243672274"/>
+      <w:bookmarkStart w:id="19" w:name="_Toc243678875"/>
       <w:r>
         <w:t>4.2 Results</w:t>
       </w:r>
@@ -13809,7 +13895,7 @@
         <w:pStyle w:val="Caption"/>
         <w:keepNext/>
       </w:pPr>
-      <w:bookmarkStart w:id="20" w:name="_Toc243672285"/>
+      <w:bookmarkStart w:id="20" w:name="_Toc243678886"/>
       <w:r>
         <w:t xml:space="preserve">Table </w:t>
       </w:r>
@@ -13851,7 +13937,7 @@
           <w:left w:w="10" w:type="dxa"/>
           <w:right w:w="10" w:type="dxa"/>
         </w:tblCellMar>
-        <w:tblLook w:val="04A0" w:firstRow="1" w:lastRow="0" w:firstColumn="1" w:lastColumn="0" w:noHBand="0" w:noVBand="1"/>
+        <w:tblLook w:val="0000" w:firstRow="0" w:lastRow="0" w:firstColumn="0" w:lastColumn="0" w:noHBand="0" w:noVBand="0"/>
       </w:tblPr>
       <w:tblGrid>
         <w:gridCol w:w="2966"/>
@@ -14163,7 +14249,7 @@
         <w:pStyle w:val="Caption"/>
         <w:keepNext/>
       </w:pPr>
-      <w:bookmarkStart w:id="21" w:name="_Toc243672286"/>
+      <w:bookmarkStart w:id="21" w:name="_Toc243678887"/>
       <w:r>
         <w:t xml:space="preserve">Table </w:t>
       </w:r>
@@ -14205,7 +14291,7 @@
           <w:left w:w="10" w:type="dxa"/>
           <w:right w:w="10" w:type="dxa"/>
         </w:tblCellMar>
-        <w:tblLook w:val="04A0" w:firstRow="1" w:lastRow="0" w:firstColumn="1" w:lastColumn="0" w:noHBand="0" w:noVBand="1"/>
+        <w:tblLook w:val="0000" w:firstRow="0" w:lastRow="0" w:firstColumn="0" w:lastColumn="0" w:noHBand="0" w:noVBand="0"/>
       </w:tblPr>
       <w:tblGrid>
         <w:gridCol w:w="746"/>
@@ -16753,7 +16839,7 @@
         <w:keepLines/>
         <w:pageBreakBefore/>
       </w:pPr>
-      <w:bookmarkStart w:id="22" w:name="_Toc243672275"/>
+      <w:bookmarkStart w:id="22" w:name="_Toc243678876"/>
       <w:r>
         <w:lastRenderedPageBreak/>
         <w:t>5 Limits of this campaign</w:t>
@@ -16843,7 +16929,7 @@
         <w:keepLines/>
         <w:pageBreakBefore/>
       </w:pPr>
-      <w:bookmarkStart w:id="23" w:name="_Toc243672276"/>
+      <w:bookmarkStart w:id="23" w:name="_Toc243678877"/>
       <w:r>
         <w:lastRenderedPageBreak/>
         <w:t>6 Conclusion</w:t>
@@ -16878,7 +16964,7 @@
         <w:keepLines/>
         <w:pageBreakBefore/>
       </w:pPr>
-      <w:bookmarkStart w:id="24" w:name="_Toc243672277"/>
+      <w:bookmarkStart w:id="24" w:name="_Toc243678878"/>
       <w:r>
         <w:lastRenderedPageBreak/>
         <w:t>7 Appendix A. Result files</w:t>
@@ -17149,10 +17235,134 @@
 <file path=word/numbering.xml><?xml version="1.0" encoding="utf-8"?>
 <w:numbering xmlns:wpc="http://schemas.microsoft.com/office/word/2010/wordprocessingCanvas" xmlns:cx="http://schemas.microsoft.com/office/drawing/2014/chartex" xmlns:cx1="http://schemas.microsoft.com/office/drawing/2015/9/8/chartex" xmlns:cx2="http://schemas.microsoft.com/office/drawing/2015/10/21/chartex" xmlns:cx3="http://schemas.microsoft.com/office/drawing/2016/5/9/chartex" xmlns:cx4="http://schemas.microsoft.com/office/drawing/2016/5/10/chartex" xmlns:cx5="http://schemas.microsoft.com/office/drawing/2016/5/11/chartex" xmlns:cx6="http://schemas.microsoft.com/office/drawing/2016/5/12/chartex" xmlns:cx7="http://schemas.microsoft.com/office/drawing/2016/5/13/chartex" xmlns:cx8="http://schemas.microsoft.com/office/drawing/2016/5/14/chartex" xmlns:mc="http://schemas.openxmlformats.org/markup-compatibility/2006" xmlns:aink="http://schemas.microsoft.com/office/drawing/2016/ink" xmlns:am3d="http://schemas.microsoft.com/office/drawing/2017/model3d" xmlns:o="urn:schemas-microsoft-com:office:office" xmlns:oel="http://schemas.microsoft.com/office/2019/extlst" xmlns:r="http://schemas.openxmlformats.org/officeDocument/2006/relationships" xmlns:m="http://schemas.openxmlformats.org/officeDocument/2006/math" xmlns:v="urn:schemas-microsoft-com:vml" xmlns:wp14="http://schemas.microsoft.com/office/word/2010/wordprocessingDrawing" xmlns:wp="http://schemas.openxmlformats.org/drawingml/2006/wordprocessingDrawing" xmlns:w10="urn:schemas-microsoft-com:office:word" xmlns:w="http://schemas.openxmlformats.org/wordprocessingml/2006/main" xmlns:w14="http://schemas.microsoft.com/office/word/2010/wordml" xmlns:w15="http://schemas.microsoft.com/office/word/2012/wordml" xmlns:w16cex="http://schemas.microsoft.com/office/word/2018/wordml/cex" xmlns:w16cid="http://schemas.microsoft.com/office/word/2016/wordml/cid" xmlns:w16="http://schemas.microsoft.com/office/word/2018/wordml" xmlns:w16du="http://schemas.microsoft.com/office/word/2023/wordml/word16du" xmlns:w16sdtdh="http://schemas.microsoft.com/office/word/2020/wordml/sdtdatahash" xmlns:w16sdtfl="http://schemas.microsoft.com/office/word/2024/wordml/sdtformatlock" xmlns:w16se="http://schemas.microsoft.com/office/word/2015/wordml/symex" xmlns:wpg="http://schemas.microsoft.com/office/word/2010/wordprocessingGroup" xmlns:wpi="http://schemas.microsoft.com/office/word/2010/wordprocessingInk" xmlns:wne="http://schemas.microsoft.com/office/word/2006/wordml" xmlns:wps="http://schemas.microsoft.com/office/word/2010/wordprocessingShape" mc:Ignorable="w14 w15 w16se w16cid w16 w16cex w16sdtdh w16sdtfl w16du wp14">
   <w:abstractNum w:abstractNumId="0" w15:restartNumberingAfterBreak="0">
-    <w:nsid w:val="66C25BD0"/>
+    <w:nsid w:val="40791EC1"/>
     <w:multiLevelType w:val="hybridMultilevel"/>
-    <w:tmpl w:val="1484868E"/>
-    <w:lvl w:ilvl="0" w:tplc="9B884BC4" w:tentative="1">
+    <w:tmpl w:val="2C9CD6EA"/>
+    <w:lvl w:ilvl="0" w:tplc="79E48450">
+      <w:start w:val="1"/>
+      <w:numFmt w:val="bullet"/>
+      <w:lvlText w:val="•"/>
+      <w:lvlJc w:val="left"/>
+      <w:pPr>
+        <w:ind w:left="720" w:hanging="280"/>
+      </w:pPr>
+    </w:lvl>
+    <w:lvl w:ilvl="1" w:tplc="61F67B1E" w:tentative="1">
+      <w:start w:val="1"/>
+      <w:numFmt w:val="bullet"/>
+      <w:lvlText w:val="–"/>
+      <w:lvlJc w:val="left"/>
+      <w:pPr>
+        <w:ind w:left="1080" w:hanging="280"/>
+      </w:pPr>
+    </w:lvl>
+    <w:lvl w:ilvl="2" w:tplc="ABEE4F10" w:tentative="1">
+      <w:start w:val="1"/>
+      <w:numFmt w:val="bullet"/>
+      <w:lvlText w:val="▪"/>
+      <w:lvlJc w:val="left"/>
+      <w:pPr>
+        <w:ind w:left="1440" w:hanging="280"/>
+      </w:pPr>
+    </w:lvl>
+    <w:lvl w:ilvl="3" w:tplc="723E3E3A">
+      <w:numFmt w:val="decimal"/>
+      <w:lvlText w:val=""/>
+      <w:lvlJc w:val="left"/>
+    </w:lvl>
+    <w:lvl w:ilvl="4" w:tplc="8C587E58">
+      <w:numFmt w:val="decimal"/>
+      <w:lvlText w:val=""/>
+      <w:lvlJc w:val="left"/>
+    </w:lvl>
+    <w:lvl w:ilvl="5" w:tplc="71EE12F4">
+      <w:numFmt w:val="decimal"/>
+      <w:lvlText w:val=""/>
+      <w:lvlJc w:val="left"/>
+    </w:lvl>
+    <w:lvl w:ilvl="6" w:tplc="A1060800">
+      <w:numFmt w:val="decimal"/>
+      <w:lvlText w:val=""/>
+      <w:lvlJc w:val="left"/>
+    </w:lvl>
+    <w:lvl w:ilvl="7" w:tplc="5172EA8A">
+      <w:numFmt w:val="decimal"/>
+      <w:lvlText w:val=""/>
+      <w:lvlJc w:val="left"/>
+    </w:lvl>
+    <w:lvl w:ilvl="8" w:tplc="75CA2966">
+      <w:numFmt w:val="decimal"/>
+      <w:lvlText w:val=""/>
+      <w:lvlJc w:val="left"/>
+    </w:lvl>
+  </w:abstractNum>
+  <w:abstractNum w:abstractNumId="1" w15:restartNumberingAfterBreak="0">
+    <w:nsid w:val="5B3A112F"/>
+    <w:multiLevelType w:val="hybridMultilevel"/>
+    <w:tmpl w:val="E3469AE8"/>
+    <w:lvl w:ilvl="0" w:tplc="361085C8" w:tentative="1">
+      <w:start w:val="1"/>
+      <w:numFmt w:val="decimal"/>
+      <w:lvlText w:val="%1."/>
+      <w:lvlJc w:val="left"/>
+      <w:pPr>
+        <w:ind w:left="720" w:hanging="360"/>
+      </w:pPr>
+    </w:lvl>
+    <w:lvl w:ilvl="1" w:tplc="E30CCEE6" w:tentative="1">
+      <w:start w:val="1"/>
+      <w:numFmt w:val="lowerLetter"/>
+      <w:lvlText w:val="%2."/>
+      <w:lvlJc w:val="left"/>
+      <w:pPr>
+        <w:ind w:left="1080" w:hanging="360"/>
+      </w:pPr>
+    </w:lvl>
+    <w:lvl w:ilvl="2" w:tplc="D1A069EA" w:tentative="1">
+      <w:start w:val="1"/>
+      <w:numFmt w:val="lowerRoman"/>
+      <w:lvlText w:val="%3."/>
+      <w:lvlJc w:val="left"/>
+      <w:pPr>
+        <w:ind w:left="1440" w:hanging="360"/>
+      </w:pPr>
+    </w:lvl>
+    <w:lvl w:ilvl="3" w:tplc="B554C4E6">
+      <w:numFmt w:val="decimal"/>
+      <w:lvlText w:val=""/>
+      <w:lvlJc w:val="left"/>
+    </w:lvl>
+    <w:lvl w:ilvl="4" w:tplc="5BB805E8">
+      <w:numFmt w:val="decimal"/>
+      <w:lvlText w:val=""/>
+      <w:lvlJc w:val="left"/>
+    </w:lvl>
+    <w:lvl w:ilvl="5" w:tplc="FB904F9A">
+      <w:numFmt w:val="decimal"/>
+      <w:lvlText w:val=""/>
+      <w:lvlJc w:val="left"/>
+    </w:lvl>
+    <w:lvl w:ilvl="6" w:tplc="59F0C046">
+      <w:numFmt w:val="decimal"/>
+      <w:lvlText w:val=""/>
+      <w:lvlJc w:val="left"/>
+    </w:lvl>
+    <w:lvl w:ilvl="7" w:tplc="CA88582A">
+      <w:numFmt w:val="decimal"/>
+      <w:lvlText w:val=""/>
+      <w:lvlJc w:val="left"/>
+    </w:lvl>
+    <w:lvl w:ilvl="8" w:tplc="A386C54A">
+      <w:numFmt w:val="decimal"/>
+      <w:lvlText w:val=""/>
+      <w:lvlJc w:val="left"/>
+    </w:lvl>
+  </w:abstractNum>
+  <w:abstractNum w:abstractNumId="2" w15:restartNumberingAfterBreak="0">
+    <w:nsid w:val="5EE82998"/>
+    <w:multiLevelType w:val="hybridMultilevel"/>
+    <w:tmpl w:val="B23ACBFC"/>
+    <w:lvl w:ilvl="0" w:tplc="0A98D710" w:tentative="1">
       <w:start w:val="1"/>
       <w:numFmt w:val="bullet"/>
       <w:lvlText w:val="●"/>
@@ -17161,7 +17371,7 @@
         <w:ind w:left="720" w:hanging="360"/>
       </w:pPr>
     </w:lvl>
-    <w:lvl w:ilvl="1" w:tplc="EFFEA86A" w:tentative="1">
+    <w:lvl w:ilvl="1" w:tplc="1844410A" w:tentative="1">
       <w:start w:val="1"/>
       <w:numFmt w:val="bullet"/>
       <w:lvlText w:val="○"/>
@@ -17170,7 +17380,7 @@
         <w:ind w:left="1440" w:hanging="360"/>
       </w:pPr>
     </w:lvl>
-    <w:lvl w:ilvl="2" w:tplc="9ACAAFF2" w:tentative="1">
+    <w:lvl w:ilvl="2" w:tplc="93386910" w:tentative="1">
       <w:start w:val="1"/>
       <w:numFmt w:val="bullet"/>
       <w:lvlText w:val="■"/>
@@ -17179,7 +17389,7 @@
         <w:ind w:left="2160" w:hanging="360"/>
       </w:pPr>
     </w:lvl>
-    <w:lvl w:ilvl="3" w:tplc="5BCC313A" w:tentative="1">
+    <w:lvl w:ilvl="3" w:tplc="10D28CEC" w:tentative="1">
       <w:start w:val="1"/>
       <w:numFmt w:val="bullet"/>
       <w:lvlText w:val="●"/>
@@ -17188,7 +17398,7 @@
         <w:ind w:left="2880" w:hanging="360"/>
       </w:pPr>
     </w:lvl>
-    <w:lvl w:ilvl="4" w:tplc="0C7A1A5A" w:tentative="1">
+    <w:lvl w:ilvl="4" w:tplc="A4108346" w:tentative="1">
       <w:start w:val="1"/>
       <w:numFmt w:val="bullet"/>
       <w:lvlText w:val="○"/>
@@ -17197,7 +17407,7 @@
         <w:ind w:left="3600" w:hanging="360"/>
       </w:pPr>
     </w:lvl>
-    <w:lvl w:ilvl="5" w:tplc="4B207E8C" w:tentative="1">
+    <w:lvl w:ilvl="5" w:tplc="9DAEA868" w:tentative="1">
       <w:start w:val="1"/>
       <w:numFmt w:val="bullet"/>
       <w:lvlText w:val="■"/>
@@ -17206,7 +17416,7 @@
         <w:ind w:left="4320" w:hanging="360"/>
       </w:pPr>
     </w:lvl>
-    <w:lvl w:ilvl="6" w:tplc="69321BCA" w:tentative="1">
+    <w:lvl w:ilvl="6" w:tplc="364EA574" w:tentative="1">
       <w:start w:val="1"/>
       <w:numFmt w:val="bullet"/>
       <w:lvlText w:val="●"/>
@@ -17215,7 +17425,7 @@
         <w:ind w:left="5040" w:hanging="360"/>
       </w:pPr>
     </w:lvl>
-    <w:lvl w:ilvl="7" w:tplc="6652B520" w:tentative="1">
+    <w:lvl w:ilvl="7" w:tplc="CEC03134" w:tentative="1">
       <w:start w:val="1"/>
       <w:numFmt w:val="bullet"/>
       <w:lvlText w:val="●"/>
@@ -17224,7 +17434,7 @@
         <w:ind w:left="5760" w:hanging="360"/>
       </w:pPr>
     </w:lvl>
-    <w:lvl w:ilvl="8" w:tplc="367A775E" w:tentative="1">
+    <w:lvl w:ilvl="8" w:tplc="272C390E" w:tentative="1">
       <w:start w:val="1"/>
       <w:numFmt w:val="bullet"/>
       <w:lvlText w:val="●"/>
@@ -17234,138 +17444,14 @@
       </w:pPr>
     </w:lvl>
   </w:abstractNum>
-  <w:abstractNum w:abstractNumId="1" w15:restartNumberingAfterBreak="0">
-    <w:nsid w:val="709F4D8C"/>
-    <w:multiLevelType w:val="hybridMultilevel"/>
-    <w:tmpl w:val="589CC6FA"/>
-    <w:lvl w:ilvl="0" w:tplc="E662E53C" w:tentative="1">
-      <w:start w:val="1"/>
-      <w:numFmt w:val="decimal"/>
-      <w:lvlText w:val="%1."/>
-      <w:lvlJc w:val="left"/>
-      <w:pPr>
-        <w:ind w:left="720" w:hanging="360"/>
-      </w:pPr>
-    </w:lvl>
-    <w:lvl w:ilvl="1" w:tplc="BEA8E072" w:tentative="1">
-      <w:start w:val="1"/>
-      <w:numFmt w:val="lowerLetter"/>
-      <w:lvlText w:val="%2."/>
-      <w:lvlJc w:val="left"/>
-      <w:pPr>
-        <w:ind w:left="1080" w:hanging="360"/>
-      </w:pPr>
-    </w:lvl>
-    <w:lvl w:ilvl="2" w:tplc="F5D8E55E" w:tentative="1">
-      <w:start w:val="1"/>
-      <w:numFmt w:val="lowerRoman"/>
-      <w:lvlText w:val="%3."/>
-      <w:lvlJc w:val="left"/>
-      <w:pPr>
-        <w:ind w:left="1440" w:hanging="360"/>
-      </w:pPr>
-    </w:lvl>
-    <w:lvl w:ilvl="3" w:tplc="092C1E8C">
-      <w:numFmt w:val="decimal"/>
-      <w:lvlText w:val=""/>
-      <w:lvlJc w:val="left"/>
-    </w:lvl>
-    <w:lvl w:ilvl="4" w:tplc="2C60E90C">
-      <w:numFmt w:val="decimal"/>
-      <w:lvlText w:val=""/>
-      <w:lvlJc w:val="left"/>
-    </w:lvl>
-    <w:lvl w:ilvl="5" w:tplc="125CB19A">
-      <w:numFmt w:val="decimal"/>
-      <w:lvlText w:val=""/>
-      <w:lvlJc w:val="left"/>
-    </w:lvl>
-    <w:lvl w:ilvl="6" w:tplc="FA2E61F0">
-      <w:numFmt w:val="decimal"/>
-      <w:lvlText w:val=""/>
-      <w:lvlJc w:val="left"/>
-    </w:lvl>
-    <w:lvl w:ilvl="7" w:tplc="B30C5E32">
-      <w:numFmt w:val="decimal"/>
-      <w:lvlText w:val=""/>
-      <w:lvlJc w:val="left"/>
-    </w:lvl>
-    <w:lvl w:ilvl="8" w:tplc="3B1ABD80">
-      <w:numFmt w:val="decimal"/>
-      <w:lvlText w:val=""/>
-      <w:lvlJc w:val="left"/>
-    </w:lvl>
-  </w:abstractNum>
-  <w:abstractNum w:abstractNumId="2" w15:restartNumberingAfterBreak="0">
-    <w:nsid w:val="7307198B"/>
-    <w:multiLevelType w:val="hybridMultilevel"/>
-    <w:tmpl w:val="5650B8AE"/>
-    <w:lvl w:ilvl="0" w:tplc="5C1AB9BA">
-      <w:start w:val="1"/>
-      <w:numFmt w:val="bullet"/>
-      <w:lvlText w:val="•"/>
-      <w:lvlJc w:val="left"/>
-      <w:pPr>
-        <w:ind w:left="720" w:hanging="280"/>
-      </w:pPr>
-    </w:lvl>
-    <w:lvl w:ilvl="1" w:tplc="C6E27EEA" w:tentative="1">
-      <w:start w:val="1"/>
-      <w:numFmt w:val="bullet"/>
-      <w:lvlText w:val="–"/>
-      <w:lvlJc w:val="left"/>
-      <w:pPr>
-        <w:ind w:left="1080" w:hanging="280"/>
-      </w:pPr>
-    </w:lvl>
-    <w:lvl w:ilvl="2" w:tplc="69C40DF2" w:tentative="1">
-      <w:start w:val="1"/>
-      <w:numFmt w:val="bullet"/>
-      <w:lvlText w:val="▪"/>
-      <w:lvlJc w:val="left"/>
-      <w:pPr>
-        <w:ind w:left="1440" w:hanging="280"/>
-      </w:pPr>
-    </w:lvl>
-    <w:lvl w:ilvl="3" w:tplc="4094FE24">
-      <w:numFmt w:val="decimal"/>
-      <w:lvlText w:val=""/>
-      <w:lvlJc w:val="left"/>
-    </w:lvl>
-    <w:lvl w:ilvl="4" w:tplc="67C0A6E2">
-      <w:numFmt w:val="decimal"/>
-      <w:lvlText w:val=""/>
-      <w:lvlJc w:val="left"/>
-    </w:lvl>
-    <w:lvl w:ilvl="5" w:tplc="BAAE30D6">
-      <w:numFmt w:val="decimal"/>
-      <w:lvlText w:val=""/>
-      <w:lvlJc w:val="left"/>
-    </w:lvl>
-    <w:lvl w:ilvl="6" w:tplc="115EA970">
-      <w:numFmt w:val="decimal"/>
-      <w:lvlText w:val=""/>
-      <w:lvlJc w:val="left"/>
-    </w:lvl>
-    <w:lvl w:ilvl="7" w:tplc="D4D21C56">
-      <w:numFmt w:val="decimal"/>
-      <w:lvlText w:val=""/>
-      <w:lvlJc w:val="left"/>
-    </w:lvl>
-    <w:lvl w:ilvl="8" w:tplc="645C88A8">
-      <w:numFmt w:val="decimal"/>
-      <w:lvlText w:val=""/>
-      <w:lvlJc w:val="left"/>
-    </w:lvl>
-  </w:abstractNum>
-  <w:num w:numId="1" w16cid:durableId="1494562736">
-    <w:abstractNumId w:val="0"/>
+  <w:num w:numId="1" w16cid:durableId="1965573156">
+    <w:abstractNumId w:val="2"/>
     <w:lvlOverride w:ilvl="0">
       <w:startOverride w:val="1"/>
     </w:lvlOverride>
   </w:num>
-  <w:num w:numId="2" w16cid:durableId="1351419715">
-    <w:abstractNumId w:val="2"/>
+  <w:num w:numId="2" w16cid:durableId="1970043296">
+    <w:abstractNumId w:val="0"/>
     <w:lvlOverride w:ilvl="0">
       <w:startOverride w:val="1"/>
     </w:lvlOverride>
@@ -18069,7 +18155,7 @@
     <w:autoRedefine/>
     <w:uiPriority w:val="39"/>
     <w:unhideWhenUsed/>
-    <w:rsid w:val="0064322E"/>
+    <w:rsid w:val="000B2CE0"/>
     <w:pPr>
       <w:spacing w:after="100"/>
     </w:pPr>
@@ -18081,7 +18167,7 @@
     <w:autoRedefine/>
     <w:uiPriority w:val="39"/>
     <w:unhideWhenUsed/>
-    <w:rsid w:val="0064322E"/>
+    <w:rsid w:val="000B2CE0"/>
     <w:pPr>
       <w:spacing w:after="100"/>
       <w:ind w:left="210"/>
@@ -18093,7 +18179,7 @@
     <w:next w:val="Normal"/>
     <w:uiPriority w:val="99"/>
     <w:unhideWhenUsed/>
-    <w:rsid w:val="0064322E"/>
+    <w:rsid w:val="000B2CE0"/>
   </w:style>
 </w:styles>
 </file>
